--- a/Docs/CRUD_Execute_Modules_Reference.docx
+++ b/Docs/CRUD_Execute_Modules_Reference.docx
@@ -1661,7 +1661,7 @@
           <w:sz w:val="21"/>
           <w:szCs w:val="21"/>
         </w:rPr>
-        <w:t>record_count is checked against ctx-&gt;ini-&gt;query_max_record_count before the fetch loop starts; an over-limit query is not rejected outright - it returns the first N rows with &lt;truncated&gt;true&lt;/truncated&gt; set, and the underlying fetch SQL itself is bounded to match (not just the counted variable), so allocation and fetch stay in sync.</w:t>
+        <w:t>As of 2026-09-15, both the synchronous and asynchronous paths fetch through the same vendor-neutral driver interface (db_driver_t - db_driver.h/driver_oracle.c): select_open() (prepare, describe, first real execute), repeated select_fetch_batch() calls (one OCI round-trip's worth of rows per call), then select_close(). Before this, the vendor-specific OCI calls lived directly inline in this module; they now live behind the driver, chosen at startup via db_driver_get() - SQL Server or another vendor can be added as a second driver behind the same interface without this module changing.</w:t>
       </w:r>
     </w:p>
     <w:p>
@@ -1679,7 +1679,7 @@
           <w:sz w:val="21"/>
           <w:szCs w:val="21"/>
         </w:rPr>
-        <w:t>CLOB array-fetch restriction: OCI does not support array-fetch for CLOB columns, so fetch_count is forced to 1 whenever any CLOB column is present in the resultset.</w:t>
+        <w:t>record_count is checked against ctx-&gt;ini-&gt;query_max_record_count before the fetch loop starts; an over-limit query is not rejected outright - it returns the first N rows with &lt;truncated&gt;true&lt;/truncated&gt; set, and the underlying fetch SQL itself is bounded to match (not just the counted variable), so allocation and fetch stay in sync.</w:t>
       </w:r>
     </w:p>
     <w:p>
@@ -1697,7 +1697,7 @@
           <w:sz w:val="21"/>
           <w:szCs w:val="21"/>
         </w:rPr>
-        <w:t>BLOB/CLOB cells are written to disk during the fetch loop (not deferred), with file_name/file_path/file_url/file_size/mime_type carried in the resultset - not the raw bytes.</w:t>
+        <w:t>CLOB array-fetch restriction: OCI does not support array-fetch for CLOB columns, so fetch_count is forced to 1 whenever any CLOB column is present in the resultset.</w:t>
       </w:r>
     </w:p>
     <w:p>
@@ -1715,7 +1715,25 @@
           <w:sz w:val="21"/>
           <w:szCs w:val="21"/>
         </w:rPr>
-        <w:t>Column metadata comes from get_multi_metadata() (OCI_Table_Metadata_Module.c) for multi-table/JOIN queries; single-table SELECTs are the intended path for a future metadata_cache lookup.</w:t>
+        <w:t>BLOB/CLOB cells are written to disk during the fetch loop (not deferred), with file_name/file_path/file_url/file_size/mime_type carried in the resultset - not the raw bytes.</w:t>
+      </w:r>
+    </w:p>
+    <w:p>
+      <w:pPr>
+        <w:pStyle w:val="ListParagraph"/>
+        <w:numPr>
+          <w:ilvl w:val="0"/>
+          <w:numId w:val="1"/>
+        </w:numPr>
+        <w:spacing w:before="0" w:after="60"/>
+        <w:rPr/>
+      </w:pPr>
+      <w:r>
+        <w:rPr>
+          <w:sz w:val="21"/>
+          <w:szCs w:val="21"/>
+        </w:rPr>
+        <w:t>Column metadata comes from get_multi_metadata() (OCI_Table_Metadata_Module.c), called internally by the driver's select_open() - covers single-table and multi-table/JOIN queries alike, including SELECT * wildcard reconciliation against the SQL dependency parser's own column-name needs.</w:t>
       </w:r>
     </w:p>
     <w:p>
@@ -2254,6 +2272,1158 @@
         <w:t xml:space="preserve">    &lt;operation type="SELECT"&gt;</w:t>
         <w:br/>
         <w:t xml:space="preserve">      &lt;sql&gt;SELECT * FROM OCI_FIELD_TEST&lt;/sql&gt;</w:t>
+        <w:br/>
+        <w:t xml:space="preserve">    &lt;/operation&gt;</w:t>
+        <w:br/>
+        <w:t xml:space="preserve">  &lt;/transaction&gt;</w:t>
+        <w:br/>
+        <w:t>&lt;/request&gt;</w:t>
+      </w:r>
+    </w:p>
+    <w:p>
+      <w:pPr>
+        <w:pStyle w:val="Heading2"/>
+        <w:spacing w:before="240" w:after="100"/>
+        <w:rPr/>
+      </w:pPr>
+      <w:r>
+        <w:rPr/>
+        <w:t>Async Request Fields</w:t>
+      </w:r>
+    </w:p>
+    <w:p>
+      <w:pPr>
+        <w:pStyle w:val="Normal"/>
+        <w:spacing w:before="0" w:after="160"/>
+        <w:rPr/>
+      </w:pPr>
+      <w:r>
+        <w:rPr/>
+        <w:t>Implemented 2026-09-15 (previously deferred - see Stage Closure). Both fields live on the same &lt;operation type="SELECT"&gt; element as &lt;sql&gt;, not as a separate request type.</w:t>
+      </w:r>
+    </w:p>
+    <w:tbl>
+      <w:tblPr>
+        <w:tblW w:w="9700" w:type="dxa"/>
+        <w:jc w:val="left"/>
+        <w:tblInd w:w="0" w:type="dxa"/>
+        <w:tblLayout w:type="fixed"/>
+        <w:tblCellMar>
+          <w:top w:w="60" w:type="dxa"/>
+          <w:left w:w="100" w:type="dxa"/>
+          <w:bottom w:w="60" w:type="dxa"/>
+          <w:right w:w="100" w:type="dxa"/>
+        </w:tblCellMar>
+      </w:tblPr>
+      <w:tblGrid>
+        <w:gridCol w:w="2399"/>
+        <w:gridCol w:w="1801"/>
+        <w:gridCol w:w="5500"/>
+      </w:tblGrid>
+      <w:tr>
+        <w:trPr>
+          <w:tblHeader w:val="true"/>
+        </w:trPr>
+        <w:tc>
+          <w:tcPr>
+            <w:tcW w:w="2399" w:type="dxa"/>
+            <w:tcBorders>
+              <w:top w:val="single" w:sz="4" w:space="0" w:color="BFBFBF"/>
+              <w:left w:val="single" w:sz="4" w:space="0" w:color="BFBFBF"/>
+              <w:bottom w:val="single" w:sz="4" w:space="0" w:color="BFBFBF"/>
+              <w:right w:val="single" w:sz="4" w:space="0" w:color="BFBFBF"/>
+            </w:tcBorders>
+            <w:shd w:fill="E7E6E6" w:val="clear"/>
+          </w:tcPr>
+          <w:p>
+            <w:pPr>
+              <w:pStyle w:val="Normal"/>
+              <w:rPr/>
+            </w:pPr>
+            <w:r>
+              <w:rPr>
+                <w:b/>
+                <w:bCs/>
+                <w:sz w:val="19"/>
+                <w:szCs w:val="19"/>
+              </w:rPr>
+              <w:t>Field</w:t>
+            </w:r>
+          </w:p>
+        </w:tc>
+        <w:tc>
+          <w:tcPr>
+            <w:tcW w:w="1801" w:type="dxa"/>
+            <w:tcBorders>
+              <w:top w:val="single" w:sz="4" w:space="0" w:color="BFBFBF"/>
+              <w:left w:val="single" w:sz="4" w:space="0" w:color="BFBFBF"/>
+              <w:bottom w:val="single" w:sz="4" w:space="0" w:color="BFBFBF"/>
+              <w:right w:val="single" w:sz="4" w:space="0" w:color="BFBFBF"/>
+            </w:tcBorders>
+            <w:shd w:fill="E7E6E6" w:val="clear"/>
+          </w:tcPr>
+          <w:p>
+            <w:pPr>
+              <w:pStyle w:val="Normal"/>
+              <w:rPr/>
+            </w:pPr>
+            <w:r>
+              <w:rPr>
+                <w:b/>
+                <w:bCs/>
+                <w:sz w:val="19"/>
+                <w:szCs w:val="19"/>
+              </w:rPr>
+              <w:t>C Type</w:t>
+            </w:r>
+          </w:p>
+        </w:tc>
+        <w:tc>
+          <w:tcPr>
+            <w:tcW w:w="5500" w:type="dxa"/>
+            <w:tcBorders>
+              <w:top w:val="single" w:sz="4" w:space="0" w:color="BFBFBF"/>
+              <w:left w:val="single" w:sz="4" w:space="0" w:color="BFBFBF"/>
+              <w:bottom w:val="single" w:sz="4" w:space="0" w:color="BFBFBF"/>
+              <w:right w:val="single" w:sz="4" w:space="0" w:color="BFBFBF"/>
+            </w:tcBorders>
+            <w:shd w:fill="E7E6E6" w:val="clear"/>
+          </w:tcPr>
+          <w:p>
+            <w:pPr>
+              <w:pStyle w:val="Normal"/>
+              <w:rPr/>
+            </w:pPr>
+            <w:r>
+              <w:rPr>
+                <w:b/>
+                <w:bCs/>
+                <w:sz w:val="19"/>
+                <w:szCs w:val="19"/>
+              </w:rPr>
+              <w:t>Notes</w:t>
+            </w:r>
+          </w:p>
+        </w:tc>
+      </w:tr>
+      <w:tr>
+        <w:trPr/>
+        <w:tc>
+          <w:tcPr>
+            <w:tcW w:w="2399" w:type="dxa"/>
+            <w:tcBorders>
+              <w:top w:val="single" w:sz="4" w:space="0" w:color="BFBFBF"/>
+              <w:left w:val="single" w:sz="4" w:space="0" w:color="BFBFBF"/>
+              <w:bottom w:val="single" w:sz="4" w:space="0" w:color="BFBFBF"/>
+              <w:right w:val="single" w:sz="4" w:space="0" w:color="BFBFBF"/>
+            </w:tcBorders>
+          </w:tcPr>
+          <w:p>
+            <w:pPr>
+              <w:pStyle w:val="Normal"/>
+              <w:rPr/>
+            </w:pPr>
+            <w:r>
+              <w:rPr>
+                <w:rFonts w:eastAsia="Consolas" w:cs="Consolas" w:ascii="Consolas" w:hAnsi="Consolas"/>
+                <w:i w:val="false"/>
+                <w:iCs w:val="false"/>
+                <w:sz w:val="19"/>
+                <w:szCs w:val="19"/>
+              </w:rPr>
+              <w:t>execute_async</w:t>
+            </w:r>
+          </w:p>
+        </w:tc>
+        <w:tc>
+          <w:tcPr>
+            <w:tcW w:w="1801" w:type="dxa"/>
+            <w:tcBorders>
+              <w:top w:val="single" w:sz="4" w:space="0" w:color="BFBFBF"/>
+              <w:left w:val="single" w:sz="4" w:space="0" w:color="BFBFBF"/>
+              <w:bottom w:val="single" w:sz="4" w:space="0" w:color="BFBFBF"/>
+              <w:right w:val="single" w:sz="4" w:space="0" w:color="BFBFBF"/>
+            </w:tcBorders>
+          </w:tcPr>
+          <w:p>
+            <w:pPr>
+              <w:pStyle w:val="Normal"/>
+              <w:rPr/>
+            </w:pPr>
+            <w:r>
+              <w:rPr>
+                <w:i w:val="false"/>
+                <w:iCs w:val="false"/>
+                <w:sz w:val="19"/>
+                <w:szCs w:val="19"/>
+              </w:rPr>
+              <w:t>int (bool)</w:t>
+            </w:r>
+          </w:p>
+        </w:tc>
+        <w:tc>
+          <w:tcPr>
+            <w:tcW w:w="5500" w:type="dxa"/>
+            <w:tcBorders>
+              <w:top w:val="single" w:sz="4" w:space="0" w:color="BFBFBF"/>
+              <w:left w:val="single" w:sz="4" w:space="0" w:color="BFBFBF"/>
+              <w:bottom w:val="single" w:sz="4" w:space="0" w:color="BFBFBF"/>
+              <w:right w:val="single" w:sz="4" w:space="0" w:color="BFBFBF"/>
+            </w:tcBorders>
+          </w:tcPr>
+          <w:p>
+            <w:pPr>
+              <w:pStyle w:val="Normal"/>
+              <w:rPr/>
+            </w:pPr>
+            <w:r>
+              <w:rPr>
+                <w:i w:val="false"/>
+                <w:iCs w:val="false"/>
+                <w:sz w:val="19"/>
+                <w:szCs w:val="19"/>
+              </w:rPr>
+              <w:t>1 = deliver the response via async_call_back_url instead of the synchronous response body. Must be the sole operation in its transaction - Level 2 rejects a request combining execute_async with any other operation.</w:t>
+            </w:r>
+          </w:p>
+        </w:tc>
+      </w:tr>
+      <w:tr>
+        <w:trPr/>
+        <w:tc>
+          <w:tcPr>
+            <w:tcW w:w="2399" w:type="dxa"/>
+            <w:tcBorders>
+              <w:top w:val="single" w:sz="4" w:space="0" w:color="BFBFBF"/>
+              <w:left w:val="single" w:sz="4" w:space="0" w:color="BFBFBF"/>
+              <w:bottom w:val="single" w:sz="4" w:space="0" w:color="BFBFBF"/>
+              <w:right w:val="single" w:sz="4" w:space="0" w:color="BFBFBF"/>
+            </w:tcBorders>
+          </w:tcPr>
+          <w:p>
+            <w:pPr>
+              <w:pStyle w:val="Normal"/>
+              <w:rPr/>
+            </w:pPr>
+            <w:r>
+              <w:rPr>
+                <w:rFonts w:eastAsia="Consolas" w:cs="Consolas" w:ascii="Consolas" w:hAnsi="Consolas"/>
+                <w:i w:val="false"/>
+                <w:iCs w:val="false"/>
+                <w:sz w:val="19"/>
+                <w:szCs w:val="19"/>
+              </w:rPr>
+              <w:t>async_call_back_url</w:t>
+            </w:r>
+          </w:p>
+        </w:tc>
+        <w:tc>
+          <w:tcPr>
+            <w:tcW w:w="1801" w:type="dxa"/>
+            <w:tcBorders>
+              <w:top w:val="single" w:sz="4" w:space="0" w:color="BFBFBF"/>
+              <w:left w:val="single" w:sz="4" w:space="0" w:color="BFBFBF"/>
+              <w:bottom w:val="single" w:sz="4" w:space="0" w:color="BFBFBF"/>
+              <w:right w:val="single" w:sz="4" w:space="0" w:color="BFBFBF"/>
+            </w:tcBorders>
+          </w:tcPr>
+          <w:p>
+            <w:pPr>
+              <w:pStyle w:val="Normal"/>
+              <w:rPr/>
+            </w:pPr>
+            <w:r>
+              <w:rPr>
+                <w:i w:val="false"/>
+                <w:iCs w:val="false"/>
+                <w:sz w:val="19"/>
+                <w:szCs w:val="19"/>
+              </w:rPr>
+              <w:t>char[512]</w:t>
+            </w:r>
+          </w:p>
+        </w:tc>
+        <w:tc>
+          <w:tcPr>
+            <w:tcW w:w="5500" w:type="dxa"/>
+            <w:tcBorders>
+              <w:top w:val="single" w:sz="4" w:space="0" w:color="BFBFBF"/>
+              <w:left w:val="single" w:sz="4" w:space="0" w:color="BFBFBF"/>
+              <w:bottom w:val="single" w:sz="4" w:space="0" w:color="BFBFBF"/>
+              <w:right w:val="single" w:sz="4" w:space="0" w:color="BFBFBF"/>
+            </w:tcBorders>
+          </w:tcPr>
+          <w:p>
+            <w:pPr>
+              <w:pStyle w:val="Normal"/>
+              <w:rPr/>
+            </w:pPr>
+            <w:r>
+              <w:rPr>
+                <w:i w:val="false"/>
+                <w:iCs w:val="false"/>
+                <w:sz w:val="19"/>
+                <w:szCs w:val="19"/>
+              </w:rPr>
+              <w:t>Required when execute_async=1. Must be non-empty and https:// - Level 2 rejects the request outright otherwise.</w:t>
+            </w:r>
+          </w:p>
+        </w:tc>
+      </w:tr>
+    </w:tbl>
+    <w:p>
+      <w:pPr>
+        <w:pStyle w:val="Normal"/>
+        <w:spacing w:before="0" w:after="160"/>
+        <w:rPr/>
+      </w:pPr>
+      <w:r>
+        <w:rPr/>
+        <w:t>JSON uses the same two keys on the operation object: “execute_async”: true, “async_call_back_url”: “https://...”.</w:t>
+      </w:r>
+    </w:p>
+    <w:p>
+      <w:pPr>
+        <w:pStyle w:val="Heading2"/>
+        <w:spacing w:before="240" w:after="100"/>
+        <w:rPr/>
+      </w:pPr>
+      <w:r>
+        <w:rPr/>
+        <w:t>Async Response Shape</w:t>
+      </w:r>
+    </w:p>
+    <w:p>
+      <w:pPr>
+        <w:pStyle w:val="Normal"/>
+        <w:spacing w:before="0" w:after="160"/>
+        <w:rPr/>
+      </w:pPr>
+      <w:r>
+        <w:rPr/>
+        <w:t>Not dml_response_t. One HTTP callback per batch is POSTed to async_call_back_url, in the request's own format (XML or JSON, mirroring however the request itself arrived - see dispatcher.c). Each batch is self-contained; only the final batch carries the whole-query summary fields.</w:t>
+      </w:r>
+    </w:p>
+    <w:tbl>
+      <w:tblPr>
+        <w:tblW w:w="9700" w:type="dxa"/>
+        <w:jc w:val="left"/>
+        <w:tblInd w:w="0" w:type="dxa"/>
+        <w:tblLayout w:type="fixed"/>
+        <w:tblCellMar>
+          <w:top w:w="60" w:type="dxa"/>
+          <w:left w:w="100" w:type="dxa"/>
+          <w:bottom w:w="60" w:type="dxa"/>
+          <w:right w:w="100" w:type="dxa"/>
+        </w:tblCellMar>
+      </w:tblPr>
+      <w:tblGrid>
+        <w:gridCol w:w="2000"/>
+        <w:gridCol w:w="2000"/>
+        <w:gridCol w:w="5700"/>
+      </w:tblGrid>
+      <w:tr>
+        <w:trPr>
+          <w:tblHeader w:val="true"/>
+        </w:trPr>
+        <w:tc>
+          <w:tcPr>
+            <w:tcW w:w="2000" w:type="dxa"/>
+            <w:tcBorders>
+              <w:top w:val="single" w:sz="4" w:space="0" w:color="BFBFBF"/>
+              <w:left w:val="single" w:sz="4" w:space="0" w:color="BFBFBF"/>
+              <w:bottom w:val="single" w:sz="4" w:space="0" w:color="BFBFBF"/>
+              <w:right w:val="single" w:sz="4" w:space="0" w:color="BFBFBF"/>
+            </w:tcBorders>
+            <w:shd w:fill="E7E6E6" w:val="clear"/>
+          </w:tcPr>
+          <w:p>
+            <w:pPr>
+              <w:pStyle w:val="Normal"/>
+              <w:rPr/>
+            </w:pPr>
+            <w:r>
+              <w:rPr>
+                <w:b/>
+                <w:bCs/>
+                <w:sz w:val="19"/>
+                <w:szCs w:val="19"/>
+              </w:rPr>
+              <w:t>Field</w:t>
+            </w:r>
+          </w:p>
+        </w:tc>
+        <w:tc>
+          <w:tcPr>
+            <w:tcW w:w="2000" w:type="dxa"/>
+            <w:tcBorders>
+              <w:top w:val="single" w:sz="4" w:space="0" w:color="BFBFBF"/>
+              <w:left w:val="single" w:sz="4" w:space="0" w:color="BFBFBF"/>
+              <w:bottom w:val="single" w:sz="4" w:space="0" w:color="BFBFBF"/>
+              <w:right w:val="single" w:sz="4" w:space="0" w:color="BFBFBF"/>
+            </w:tcBorders>
+            <w:shd w:fill="E7E6E6" w:val="clear"/>
+          </w:tcPr>
+          <w:p>
+            <w:pPr>
+              <w:pStyle w:val="Normal"/>
+              <w:rPr/>
+            </w:pPr>
+            <w:r>
+              <w:rPr>
+                <w:b/>
+                <w:bCs/>
+                <w:sz w:val="19"/>
+                <w:szCs w:val="19"/>
+              </w:rPr>
+              <w:t>Present on</w:t>
+            </w:r>
+          </w:p>
+        </w:tc>
+        <w:tc>
+          <w:tcPr>
+            <w:tcW w:w="5700" w:type="dxa"/>
+            <w:tcBorders>
+              <w:top w:val="single" w:sz="4" w:space="0" w:color="BFBFBF"/>
+              <w:left w:val="single" w:sz="4" w:space="0" w:color="BFBFBF"/>
+              <w:bottom w:val="single" w:sz="4" w:space="0" w:color="BFBFBF"/>
+              <w:right w:val="single" w:sz="4" w:space="0" w:color="BFBFBF"/>
+            </w:tcBorders>
+            <w:shd w:fill="E7E6E6" w:val="clear"/>
+          </w:tcPr>
+          <w:p>
+            <w:pPr>
+              <w:pStyle w:val="Normal"/>
+              <w:rPr/>
+            </w:pPr>
+            <w:r>
+              <w:rPr>
+                <w:b/>
+                <w:bCs/>
+                <w:sz w:val="19"/>
+                <w:szCs w:val="19"/>
+              </w:rPr>
+              <w:t>Notes</w:t>
+            </w:r>
+          </w:p>
+        </w:tc>
+      </w:tr>
+      <w:tr>
+        <w:trPr/>
+        <w:tc>
+          <w:tcPr>
+            <w:tcW w:w="2000" w:type="dxa"/>
+            <w:tcBorders>
+              <w:top w:val="single" w:sz="4" w:space="0" w:color="BFBFBF"/>
+              <w:left w:val="single" w:sz="4" w:space="0" w:color="BFBFBF"/>
+              <w:bottom w:val="single" w:sz="4" w:space="0" w:color="BFBFBF"/>
+              <w:right w:val="single" w:sz="4" w:space="0" w:color="BFBFBF"/>
+            </w:tcBorders>
+          </w:tcPr>
+          <w:p>
+            <w:pPr>
+              <w:pStyle w:val="Normal"/>
+              <w:rPr/>
+            </w:pPr>
+            <w:r>
+              <w:rPr>
+                <w:rFonts w:eastAsia="Consolas" w:cs="Consolas" w:ascii="Consolas" w:hAnsi="Consolas"/>
+                <w:i w:val="false"/>
+                <w:iCs w:val="false"/>
+                <w:sz w:val="19"/>
+                <w:szCs w:val="19"/>
+              </w:rPr>
+              <w:t>batch_number</w:t>
+            </w:r>
+          </w:p>
+        </w:tc>
+        <w:tc>
+          <w:tcPr>
+            <w:tcW w:w="2000" w:type="dxa"/>
+            <w:tcBorders>
+              <w:top w:val="single" w:sz="4" w:space="0" w:color="BFBFBF"/>
+              <w:left w:val="single" w:sz="4" w:space="0" w:color="BFBFBF"/>
+              <w:bottom w:val="single" w:sz="4" w:space="0" w:color="BFBFBF"/>
+              <w:right w:val="single" w:sz="4" w:space="0" w:color="BFBFBF"/>
+            </w:tcBorders>
+          </w:tcPr>
+          <w:p>
+            <w:pPr>
+              <w:pStyle w:val="Normal"/>
+              <w:rPr/>
+            </w:pPr>
+            <w:r>
+              <w:rPr>
+                <w:i w:val="false"/>
+                <w:iCs w:val="false"/>
+                <w:sz w:val="19"/>
+                <w:szCs w:val="19"/>
+              </w:rPr>
+              <w:t>every batch</w:t>
+            </w:r>
+          </w:p>
+        </w:tc>
+        <w:tc>
+          <w:tcPr>
+            <w:tcW w:w="5700" w:type="dxa"/>
+            <w:tcBorders>
+              <w:top w:val="single" w:sz="4" w:space="0" w:color="BFBFBF"/>
+              <w:left w:val="single" w:sz="4" w:space="0" w:color="BFBFBF"/>
+              <w:bottom w:val="single" w:sz="4" w:space="0" w:color="BFBFBF"/>
+              <w:right w:val="single" w:sz="4" w:space="0" w:color="BFBFBF"/>
+            </w:tcBorders>
+          </w:tcPr>
+          <w:p>
+            <w:pPr>
+              <w:pStyle w:val="Normal"/>
+              <w:rPr/>
+            </w:pPr>
+            <w:r>
+              <w:rPr>
+                <w:i w:val="false"/>
+                <w:iCs w:val="false"/>
+                <w:sz w:val="19"/>
+                <w:szCs w:val="19"/>
+              </w:rPr>
+              <w:t>1-based, increments per callback.</w:t>
+            </w:r>
+          </w:p>
+        </w:tc>
+      </w:tr>
+      <w:tr>
+        <w:trPr/>
+        <w:tc>
+          <w:tcPr>
+            <w:tcW w:w="2000" w:type="dxa"/>
+            <w:tcBorders>
+              <w:top w:val="single" w:sz="4" w:space="0" w:color="BFBFBF"/>
+              <w:left w:val="single" w:sz="4" w:space="0" w:color="BFBFBF"/>
+              <w:bottom w:val="single" w:sz="4" w:space="0" w:color="BFBFBF"/>
+              <w:right w:val="single" w:sz="4" w:space="0" w:color="BFBFBF"/>
+            </w:tcBorders>
+          </w:tcPr>
+          <w:p>
+            <w:pPr>
+              <w:pStyle w:val="Normal"/>
+              <w:rPr/>
+            </w:pPr>
+            <w:r>
+              <w:rPr>
+                <w:rFonts w:eastAsia="Consolas" w:cs="Consolas" w:ascii="Consolas" w:hAnsi="Consolas"/>
+                <w:i w:val="false"/>
+                <w:iCs w:val="false"/>
+                <w:sz w:val="19"/>
+                <w:szCs w:val="19"/>
+              </w:rPr>
+              <w:t>final</w:t>
+            </w:r>
+          </w:p>
+        </w:tc>
+        <w:tc>
+          <w:tcPr>
+            <w:tcW w:w="2000" w:type="dxa"/>
+            <w:tcBorders>
+              <w:top w:val="single" w:sz="4" w:space="0" w:color="BFBFBF"/>
+              <w:left w:val="single" w:sz="4" w:space="0" w:color="BFBFBF"/>
+              <w:bottom w:val="single" w:sz="4" w:space="0" w:color="BFBFBF"/>
+              <w:right w:val="single" w:sz="4" w:space="0" w:color="BFBFBF"/>
+            </w:tcBorders>
+          </w:tcPr>
+          <w:p>
+            <w:pPr>
+              <w:pStyle w:val="Normal"/>
+              <w:rPr/>
+            </w:pPr>
+            <w:r>
+              <w:rPr>
+                <w:i w:val="false"/>
+                <w:iCs w:val="false"/>
+                <w:sz w:val="19"/>
+                <w:szCs w:val="19"/>
+              </w:rPr>
+              <w:t>every batch</w:t>
+            </w:r>
+          </w:p>
+        </w:tc>
+        <w:tc>
+          <w:tcPr>
+            <w:tcW w:w="5700" w:type="dxa"/>
+            <w:tcBorders>
+              <w:top w:val="single" w:sz="4" w:space="0" w:color="BFBFBF"/>
+              <w:left w:val="single" w:sz="4" w:space="0" w:color="BFBFBF"/>
+              <w:bottom w:val="single" w:sz="4" w:space="0" w:color="BFBFBF"/>
+              <w:right w:val="single" w:sz="4" w:space="0" w:color="BFBFBF"/>
+            </w:tcBorders>
+          </w:tcPr>
+          <w:p>
+            <w:pPr>
+              <w:pStyle w:val="Normal"/>
+              <w:rPr/>
+            </w:pPr>
+            <w:r>
+              <w:rPr>
+                <w:i w:val="false"/>
+                <w:iCs w:val="false"/>
+                <w:sz w:val="19"/>
+                <w:szCs w:val="19"/>
+              </w:rPr>
+              <w:t>true only on the last batch for this query.</w:t>
+            </w:r>
+          </w:p>
+        </w:tc>
+      </w:tr>
+      <w:tr>
+        <w:trPr/>
+        <w:tc>
+          <w:tcPr>
+            <w:tcW w:w="2000" w:type="dxa"/>
+            <w:tcBorders>
+              <w:top w:val="single" w:sz="4" w:space="0" w:color="BFBFBF"/>
+              <w:left w:val="single" w:sz="4" w:space="0" w:color="BFBFBF"/>
+              <w:bottom w:val="single" w:sz="4" w:space="0" w:color="BFBFBF"/>
+              <w:right w:val="single" w:sz="4" w:space="0" w:color="BFBFBF"/>
+            </w:tcBorders>
+          </w:tcPr>
+          <w:p>
+            <w:pPr>
+              <w:pStyle w:val="Normal"/>
+              <w:rPr/>
+            </w:pPr>
+            <w:r>
+              <w:rPr>
+                <w:rFonts w:eastAsia="Consolas" w:cs="Consolas" w:ascii="Consolas" w:hAnsi="Consolas"/>
+                <w:i w:val="false"/>
+                <w:iCs w:val="false"/>
+                <w:sz w:val="19"/>
+                <w:szCs w:val="19"/>
+              </w:rPr>
+              <w:t>blobs_extracted</w:t>
+            </w:r>
+          </w:p>
+        </w:tc>
+        <w:tc>
+          <w:tcPr>
+            <w:tcW w:w="2000" w:type="dxa"/>
+            <w:tcBorders>
+              <w:top w:val="single" w:sz="4" w:space="0" w:color="BFBFBF"/>
+              <w:left w:val="single" w:sz="4" w:space="0" w:color="BFBFBF"/>
+              <w:bottom w:val="single" w:sz="4" w:space="0" w:color="BFBFBF"/>
+              <w:right w:val="single" w:sz="4" w:space="0" w:color="BFBFBF"/>
+            </w:tcBorders>
+          </w:tcPr>
+          <w:p>
+            <w:pPr>
+              <w:pStyle w:val="Normal"/>
+              <w:rPr/>
+            </w:pPr>
+            <w:r>
+              <w:rPr>
+                <w:i w:val="false"/>
+                <w:iCs w:val="false"/>
+                <w:sz w:val="19"/>
+                <w:szCs w:val="19"/>
+              </w:rPr>
+              <w:t>every batch</w:t>
+            </w:r>
+          </w:p>
+        </w:tc>
+        <w:tc>
+          <w:tcPr>
+            <w:tcW w:w="5700" w:type="dxa"/>
+            <w:tcBorders>
+              <w:top w:val="single" w:sz="4" w:space="0" w:color="BFBFBF"/>
+              <w:left w:val="single" w:sz="4" w:space="0" w:color="BFBFBF"/>
+              <w:bottom w:val="single" w:sz="4" w:space="0" w:color="BFBFBF"/>
+              <w:right w:val="single" w:sz="4" w:space="0" w:color="BFBFBF"/>
+            </w:tcBorders>
+          </w:tcPr>
+          <w:p>
+            <w:pPr>
+              <w:pStyle w:val="Normal"/>
+              <w:rPr/>
+            </w:pPr>
+            <w:r>
+              <w:rPr>
+                <w:i w:val="false"/>
+                <w:iCs w:val="false"/>
+                <w:sz w:val="19"/>
+                <w:szCs w:val="19"/>
+              </w:rPr>
+              <w:t>This batch's count only, not a running total.</w:t>
+            </w:r>
+          </w:p>
+        </w:tc>
+      </w:tr>
+      <w:tr>
+        <w:trPr/>
+        <w:tc>
+          <w:tcPr>
+            <w:tcW w:w="2000" w:type="dxa"/>
+            <w:tcBorders>
+              <w:top w:val="single" w:sz="4" w:space="0" w:color="BFBFBF"/>
+              <w:left w:val="single" w:sz="4" w:space="0" w:color="BFBFBF"/>
+              <w:bottom w:val="single" w:sz="4" w:space="0" w:color="BFBFBF"/>
+              <w:right w:val="single" w:sz="4" w:space="0" w:color="BFBFBF"/>
+            </w:tcBorders>
+          </w:tcPr>
+          <w:p>
+            <w:pPr>
+              <w:pStyle w:val="Normal"/>
+              <w:rPr/>
+            </w:pPr>
+            <w:r>
+              <w:rPr>
+                <w:rFonts w:eastAsia="Consolas" w:cs="Consolas" w:ascii="Consolas" w:hAnsi="Consolas"/>
+                <w:i w:val="false"/>
+                <w:iCs w:val="false"/>
+                <w:sz w:val="19"/>
+                <w:szCs w:val="19"/>
+              </w:rPr>
+              <w:t>clobs_extracted</w:t>
+            </w:r>
+          </w:p>
+        </w:tc>
+        <w:tc>
+          <w:tcPr>
+            <w:tcW w:w="2000" w:type="dxa"/>
+            <w:tcBorders>
+              <w:top w:val="single" w:sz="4" w:space="0" w:color="BFBFBF"/>
+              <w:left w:val="single" w:sz="4" w:space="0" w:color="BFBFBF"/>
+              <w:bottom w:val="single" w:sz="4" w:space="0" w:color="BFBFBF"/>
+              <w:right w:val="single" w:sz="4" w:space="0" w:color="BFBFBF"/>
+            </w:tcBorders>
+          </w:tcPr>
+          <w:p>
+            <w:pPr>
+              <w:pStyle w:val="Normal"/>
+              <w:rPr/>
+            </w:pPr>
+            <w:r>
+              <w:rPr>
+                <w:i w:val="false"/>
+                <w:iCs w:val="false"/>
+                <w:sz w:val="19"/>
+                <w:szCs w:val="19"/>
+              </w:rPr>
+              <w:t>every batch</w:t>
+            </w:r>
+          </w:p>
+        </w:tc>
+        <w:tc>
+          <w:tcPr>
+            <w:tcW w:w="5700" w:type="dxa"/>
+            <w:tcBorders>
+              <w:top w:val="single" w:sz="4" w:space="0" w:color="BFBFBF"/>
+              <w:left w:val="single" w:sz="4" w:space="0" w:color="BFBFBF"/>
+              <w:bottom w:val="single" w:sz="4" w:space="0" w:color="BFBFBF"/>
+              <w:right w:val="single" w:sz="4" w:space="0" w:color="BFBFBF"/>
+            </w:tcBorders>
+          </w:tcPr>
+          <w:p>
+            <w:pPr>
+              <w:pStyle w:val="Normal"/>
+              <w:rPr/>
+            </w:pPr>
+            <w:r>
+              <w:rPr>
+                <w:i w:val="false"/>
+                <w:iCs w:val="false"/>
+                <w:sz w:val="19"/>
+                <w:szCs w:val="19"/>
+              </w:rPr>
+              <w:t>This batch's count only, not a running total.</w:t>
+            </w:r>
+          </w:p>
+        </w:tc>
+      </w:tr>
+      <w:tr>
+        <w:trPr/>
+        <w:tc>
+          <w:tcPr>
+            <w:tcW w:w="2000" w:type="dxa"/>
+            <w:tcBorders>
+              <w:top w:val="single" w:sz="4" w:space="0" w:color="BFBFBF"/>
+              <w:left w:val="single" w:sz="4" w:space="0" w:color="BFBFBF"/>
+              <w:bottom w:val="single" w:sz="4" w:space="0" w:color="BFBFBF"/>
+              <w:right w:val="single" w:sz="4" w:space="0" w:color="BFBFBF"/>
+            </w:tcBorders>
+          </w:tcPr>
+          <w:p>
+            <w:pPr>
+              <w:pStyle w:val="Normal"/>
+              <w:rPr/>
+            </w:pPr>
+            <w:r>
+              <w:rPr>
+                <w:rFonts w:eastAsia="Consolas" w:cs="Consolas" w:ascii="Consolas" w:hAnsi="Consolas"/>
+                <w:i w:val="false"/>
+                <w:iCs w:val="false"/>
+                <w:sz w:val="19"/>
+                <w:szCs w:val="19"/>
+              </w:rPr>
+              <w:t>num_rows</w:t>
+            </w:r>
+          </w:p>
+        </w:tc>
+        <w:tc>
+          <w:tcPr>
+            <w:tcW w:w="2000" w:type="dxa"/>
+            <w:tcBorders>
+              <w:top w:val="single" w:sz="4" w:space="0" w:color="BFBFBF"/>
+              <w:left w:val="single" w:sz="4" w:space="0" w:color="BFBFBF"/>
+              <w:bottom w:val="single" w:sz="4" w:space="0" w:color="BFBFBF"/>
+              <w:right w:val="single" w:sz="4" w:space="0" w:color="BFBFBF"/>
+            </w:tcBorders>
+          </w:tcPr>
+          <w:p>
+            <w:pPr>
+              <w:pStyle w:val="Normal"/>
+              <w:rPr/>
+            </w:pPr>
+            <w:r>
+              <w:rPr>
+                <w:i w:val="false"/>
+                <w:iCs w:val="false"/>
+                <w:sz w:val="19"/>
+                <w:szCs w:val="19"/>
+              </w:rPr>
+              <w:t>final batch only</w:t>
+            </w:r>
+          </w:p>
+        </w:tc>
+        <w:tc>
+          <w:tcPr>
+            <w:tcW w:w="5700" w:type="dxa"/>
+            <w:tcBorders>
+              <w:top w:val="single" w:sz="4" w:space="0" w:color="BFBFBF"/>
+              <w:left w:val="single" w:sz="4" w:space="0" w:color="BFBFBF"/>
+              <w:bottom w:val="single" w:sz="4" w:space="0" w:color="BFBFBF"/>
+              <w:right w:val="single" w:sz="4" w:space="0" w:color="BFBFBF"/>
+            </w:tcBorders>
+          </w:tcPr>
+          <w:p>
+            <w:pPr>
+              <w:pStyle w:val="Normal"/>
+              <w:rPr/>
+            </w:pPr>
+            <w:r>
+              <w:rPr>
+                <w:i w:val="false"/>
+                <w:iCs w:val="false"/>
+                <w:sz w:val="19"/>
+                <w:szCs w:val="19"/>
+              </w:rPr>
+              <w:t>Whole-query total, not this batch's row count.</w:t>
+            </w:r>
+          </w:p>
+        </w:tc>
+      </w:tr>
+      <w:tr>
+        <w:trPr/>
+        <w:tc>
+          <w:tcPr>
+            <w:tcW w:w="2000" w:type="dxa"/>
+            <w:tcBorders>
+              <w:top w:val="single" w:sz="4" w:space="0" w:color="BFBFBF"/>
+              <w:left w:val="single" w:sz="4" w:space="0" w:color="BFBFBF"/>
+              <w:bottom w:val="single" w:sz="4" w:space="0" w:color="BFBFBF"/>
+              <w:right w:val="single" w:sz="4" w:space="0" w:color="BFBFBF"/>
+            </w:tcBorders>
+          </w:tcPr>
+          <w:p>
+            <w:pPr>
+              <w:pStyle w:val="Normal"/>
+              <w:rPr/>
+            </w:pPr>
+            <w:r>
+              <w:rPr>
+                <w:rFonts w:eastAsia="Consolas" w:cs="Consolas" w:ascii="Consolas" w:hAnsi="Consolas"/>
+                <w:i w:val="false"/>
+                <w:iCs w:val="false"/>
+                <w:sz w:val="19"/>
+                <w:szCs w:val="19"/>
+              </w:rPr>
+              <w:t>execution_time_total</w:t>
+            </w:r>
+          </w:p>
+        </w:tc>
+        <w:tc>
+          <w:tcPr>
+            <w:tcW w:w="2000" w:type="dxa"/>
+            <w:tcBorders>
+              <w:top w:val="single" w:sz="4" w:space="0" w:color="BFBFBF"/>
+              <w:left w:val="single" w:sz="4" w:space="0" w:color="BFBFBF"/>
+              <w:bottom w:val="single" w:sz="4" w:space="0" w:color="BFBFBF"/>
+              <w:right w:val="single" w:sz="4" w:space="0" w:color="BFBFBF"/>
+            </w:tcBorders>
+          </w:tcPr>
+          <w:p>
+            <w:pPr>
+              <w:pStyle w:val="Normal"/>
+              <w:rPr/>
+            </w:pPr>
+            <w:r>
+              <w:rPr>
+                <w:i w:val="false"/>
+                <w:iCs w:val="false"/>
+                <w:sz w:val="19"/>
+                <w:szCs w:val="19"/>
+              </w:rPr>
+              <w:t>final batch only</w:t>
+            </w:r>
+          </w:p>
+        </w:tc>
+        <w:tc>
+          <w:tcPr>
+            <w:tcW w:w="5700" w:type="dxa"/>
+            <w:tcBorders>
+              <w:top w:val="single" w:sz="4" w:space="0" w:color="BFBFBF"/>
+              <w:left w:val="single" w:sz="4" w:space="0" w:color="BFBFBF"/>
+              <w:bottom w:val="single" w:sz="4" w:space="0" w:color="BFBFBF"/>
+              <w:right w:val="single" w:sz="4" w:space="0" w:color="BFBFBF"/>
+            </w:tcBorders>
+          </w:tcPr>
+          <w:p>
+            <w:pPr>
+              <w:pStyle w:val="Normal"/>
+              <w:rPr/>
+            </w:pPr>
+            <w:r>
+              <w:rPr>
+                <w:i w:val="false"/>
+                <w:iCs w:val="false"/>
+                <w:sz w:val="19"/>
+                <w:szCs w:val="19"/>
+              </w:rPr>
+              <w:t>Seconds, wall-clock from just before the first real execute to this final batch.</w:t>
+            </w:r>
+          </w:p>
+        </w:tc>
+      </w:tr>
+      <w:tr>
+        <w:trPr/>
+        <w:tc>
+          <w:tcPr>
+            <w:tcW w:w="2000" w:type="dxa"/>
+            <w:tcBorders>
+              <w:top w:val="single" w:sz="4" w:space="0" w:color="BFBFBF"/>
+              <w:left w:val="single" w:sz="4" w:space="0" w:color="BFBFBF"/>
+              <w:bottom w:val="single" w:sz="4" w:space="0" w:color="BFBFBF"/>
+              <w:right w:val="single" w:sz="4" w:space="0" w:color="BFBFBF"/>
+            </w:tcBorders>
+          </w:tcPr>
+          <w:p>
+            <w:pPr>
+              <w:pStyle w:val="Normal"/>
+              <w:rPr/>
+            </w:pPr>
+            <w:r>
+              <w:rPr>
+                <w:rFonts w:eastAsia="Consolas" w:cs="Consolas" w:ascii="Consolas" w:hAnsi="Consolas"/>
+                <w:i w:val="false"/>
+                <w:iCs w:val="false"/>
+                <w:sz w:val="19"/>
+                <w:szCs w:val="19"/>
+              </w:rPr>
+              <w:t>truncated</w:t>
+            </w:r>
+          </w:p>
+        </w:tc>
+        <w:tc>
+          <w:tcPr>
+            <w:tcW w:w="2000" w:type="dxa"/>
+            <w:tcBorders>
+              <w:top w:val="single" w:sz="4" w:space="0" w:color="BFBFBF"/>
+              <w:left w:val="single" w:sz="4" w:space="0" w:color="BFBFBF"/>
+              <w:bottom w:val="single" w:sz="4" w:space="0" w:color="BFBFBF"/>
+              <w:right w:val="single" w:sz="4" w:space="0" w:color="BFBFBF"/>
+            </w:tcBorders>
+          </w:tcPr>
+          <w:p>
+            <w:pPr>
+              <w:pStyle w:val="Normal"/>
+              <w:rPr/>
+            </w:pPr>
+            <w:r>
+              <w:rPr>
+                <w:i w:val="false"/>
+                <w:iCs w:val="false"/>
+                <w:sz w:val="19"/>
+                <w:szCs w:val="19"/>
+              </w:rPr>
+              <w:t>final batch only</w:t>
+            </w:r>
+          </w:p>
+        </w:tc>
+        <w:tc>
+          <w:tcPr>
+            <w:tcW w:w="5700" w:type="dxa"/>
+            <w:tcBorders>
+              <w:top w:val="single" w:sz="4" w:space="0" w:color="BFBFBF"/>
+              <w:left w:val="single" w:sz="4" w:space="0" w:color="BFBFBF"/>
+              <w:bottom w:val="single" w:sz="4" w:space="0" w:color="BFBFBF"/>
+              <w:right w:val="single" w:sz="4" w:space="0" w:color="BFBFBF"/>
+            </w:tcBorders>
+          </w:tcPr>
+          <w:p>
+            <w:pPr>
+              <w:pStyle w:val="Normal"/>
+              <w:rPr/>
+            </w:pPr>
+            <w:r>
+              <w:rPr>
+                <w:i w:val="false"/>
+                <w:iCs w:val="false"/>
+                <w:sz w:val="19"/>
+                <w:szCs w:val="19"/>
+              </w:rPr>
+              <w:t>Same meaning as the sync path's &lt;truncated&gt; - whether query_max_record_count capped the result.</w:t>
+            </w:r>
+          </w:p>
+        </w:tc>
+      </w:tr>
+      <w:tr>
+        <w:trPr/>
+        <w:tc>
+          <w:tcPr>
+            <w:tcW w:w="2000" w:type="dxa"/>
+            <w:tcBorders>
+              <w:top w:val="single" w:sz="4" w:space="0" w:color="BFBFBF"/>
+              <w:left w:val="single" w:sz="4" w:space="0" w:color="BFBFBF"/>
+              <w:bottom w:val="single" w:sz="4" w:space="0" w:color="BFBFBF"/>
+              <w:right w:val="single" w:sz="4" w:space="0" w:color="BFBFBF"/>
+            </w:tcBorders>
+          </w:tcPr>
+          <w:p>
+            <w:pPr>
+              <w:pStyle w:val="Normal"/>
+              <w:rPr/>
+            </w:pPr>
+            <w:r>
+              <w:rPr>
+                <w:rFonts w:eastAsia="Consolas" w:cs="Consolas" w:ascii="Consolas" w:hAnsi="Consolas"/>
+                <w:i w:val="false"/>
+                <w:iCs w:val="false"/>
+                <w:sz w:val="19"/>
+                <w:szCs w:val="19"/>
+              </w:rPr>
+              <w:t>resultset</w:t>
+            </w:r>
+          </w:p>
+        </w:tc>
+        <w:tc>
+          <w:tcPr>
+            <w:tcW w:w="2000" w:type="dxa"/>
+            <w:tcBorders>
+              <w:top w:val="single" w:sz="4" w:space="0" w:color="BFBFBF"/>
+              <w:left w:val="single" w:sz="4" w:space="0" w:color="BFBFBF"/>
+              <w:bottom w:val="single" w:sz="4" w:space="0" w:color="BFBFBF"/>
+              <w:right w:val="single" w:sz="4" w:space="0" w:color="BFBFBF"/>
+            </w:tcBorders>
+          </w:tcPr>
+          <w:p>
+            <w:pPr>
+              <w:pStyle w:val="Normal"/>
+              <w:rPr/>
+            </w:pPr>
+            <w:r>
+              <w:rPr>
+                <w:i w:val="false"/>
+                <w:iCs w:val="false"/>
+                <w:sz w:val="19"/>
+                <w:szCs w:val="19"/>
+              </w:rPr>
+              <w:t>every batch</w:t>
+            </w:r>
+          </w:p>
+        </w:tc>
+        <w:tc>
+          <w:tcPr>
+            <w:tcW w:w="5700" w:type="dxa"/>
+            <w:tcBorders>
+              <w:top w:val="single" w:sz="4" w:space="0" w:color="BFBFBF"/>
+              <w:left w:val="single" w:sz="4" w:space="0" w:color="BFBFBF"/>
+              <w:bottom w:val="single" w:sz="4" w:space="0" w:color="BFBFBF"/>
+              <w:right w:val="single" w:sz="4" w:space="0" w:color="BFBFBF"/>
+            </w:tcBorders>
+          </w:tcPr>
+          <w:p>
+            <w:pPr>
+              <w:pStyle w:val="Normal"/>
+              <w:rPr/>
+            </w:pPr>
+            <w:r>
+              <w:rPr>
+                <w:i w:val="false"/>
+                <w:iCs w:val="false"/>
+                <w:sz w:val="19"/>
+                <w:szCs w:val="19"/>
+              </w:rPr>
+              <w:t>This batch's rows only, batch-relative row numbering (restarts at 1 each batch) - same resultset_xml_fragment/response_write_json shape the sync path uses, just scoped to one batch.</w:t>
+            </w:r>
+          </w:p>
+        </w:tc>
+      </w:tr>
+    </w:tbl>
+    <w:p>
+      <w:pPr>
+        <w:pStyle w:val="Normal"/>
+        <w:spacing w:before="0" w:after="160"/>
+        <w:rPr/>
+      </w:pPr>
+      <w:r>
+        <w:rPr>
+          <w:i/>
+          <w:iCs/>
+        </w:rPr>
+        <w:t>A query returning zero rows under execute_async delivers no callback at all - the fetch loop's first call already reports zero rows fetched, so the per-batch delivery code is never reached. Not a bug - there is nothing to deliver.</w:t>
+      </w:r>
+    </w:p>
+    <w:p>
+      <w:pPr>
+        <w:pStyle w:val="Heading2"/>
+        <w:spacing w:before="240" w:after="100"/>
+        <w:rPr/>
+      </w:pPr>
+      <w:r>
+        <w:rPr/>
+        <w:t>Example Request (XML) - async</w:t>
+      </w:r>
+    </w:p>
+    <w:p>
+      <w:pPr>
+        <w:pStyle w:val="Normal"/>
+        <w:pBdr>
+          <w:top w:val="single" w:sz="4" w:space="0" w:color="BFBFBF"/>
+          <w:left w:val="single" w:sz="4" w:space="0" w:color="BFBFBF"/>
+          <w:bottom w:val="single" w:sz="4" w:space="0" w:color="BFBFBF"/>
+          <w:right w:val="single" w:sz="4" w:space="0" w:color="BFBFBF"/>
+        </w:pBdr>
+        <w:shd w:val="clear" w:fill="F2F2F2"/>
+        <w:spacing w:before="0" w:after="160"/>
+        <w:rPr/>
+      </w:pPr>
+      <w:r>
+        <w:rPr>
+          <w:rFonts w:eastAsia="Consolas" w:cs="Consolas" w:ascii="Consolas" w:hAnsi="Consolas"/>
+          <w:sz w:val="18"/>
+          <w:szCs w:val="18"/>
+        </w:rPr>
+        <w:t>&lt;request version="1.0"&gt;</w:t>
+        <w:br/>
+        <w:t xml:space="preserve">  &lt;external_audit_id&gt;audit_stub_select_async_1&lt;/external_audit_id&gt;</w:t>
+        <w:br/>
+        <w:t xml:space="preserve">  &lt;session_id&gt;-&lt;/session_id&gt;</w:t>
+        <w:br/>
+        <w:t xml:space="preserve">  &lt;transaction required="0"&gt;</w:t>
+        <w:br/>
+        <w:t xml:space="preserve">    &lt;operation type="SELECT"&gt;</w:t>
+        <w:br/>
+        <w:t xml:space="preserve">      &lt;sql&gt;SELECT NUMBER_COL, VARCHAR2_COL, BLOB_COL, CLOB_COL FROM OCI_FIELD_TEST WHERE NUMBER_COL IN (901, 902)&lt;/sql&gt;</w:t>
+        <w:br/>
+        <w:t xml:space="preserve">      &lt;execute_async&gt;1&lt;/execute_async&gt;</w:t>
+        <w:br/>
+        <w:t xml:space="preserve">      &lt;async_call_back_url&gt;https://webhook.example.com/callback&lt;/async_call_back_url&gt;</w:t>
         <w:br/>
         <w:t xml:space="preserve">    &lt;/operation&gt;</w:t>
         <w:br/>
@@ -7604,10 +8774,22 @@
       </w:pPr>
       <w:r>
         <w:rPr>
+          <w:strike/>
           <w:sz w:val="21"/>
           <w:szCs w:val="21"/>
         </w:rPr>
         <w:t>SELECT per-batch async response (&lt;execute_async&gt;) and per-batch callback URL (&lt;async_call_back_url&gt;) - deferred to be designed directly against the HTTP consumer, once a real callback target exists to test against, rather than simulated from File Consumer.</w:t>
+      </w:r>
+    </w:p>
+    <w:p>
+      <w:pPr>
+        <w:pStyle w:val="Normal"/>
+        <w:spacing w:before="0" w:after="160"/>
+        <w:rPr/>
+      </w:pPr>
+      <w:r>
+        <w:rPr/>
+        <w:t>Implemented 2026-09-15. SELECT's async per-batch response (execute_async / async_call_back_url) is now designed and proven against the real HTTP consumer, per the note it deferred in the original close-out above - see Async Request Fields and Async Response Shape under SELECT. Delivered alongside a wider internal change: SELECT's fetch path (both sync and async) now runs through a vendor-neutral driver interface (db_driver_t) rather than vendor-specific OCI calls inline in this module - see the Implementation Notes bullet under SELECT for what that means for this document specifically (nothing - the request/response contract is unchanged; this is why the field tables didn't need to move). Validated with a real crash history: three separate ASan-confirmed defects were found and fixed during this integration (an unguarded xml_create() return, a stale BLOB_list array read after its only populator was removed, and resultset/xml creation incorrectly made conditional on is_async when the design requires it unconditional) - each reproduced under real concurrent multi-operation load, fixed, and re-verified with a clean run and matching output against a known-good baseline.</w:t>
       </w:r>
     </w:p>
     <w:p>

--- a/Docs/CRUD_Execute_Modules_Reference.docx
+++ b/Docs/CRUD_Execute_Modules_Reference.docx
@@ -6117,7 +6117,7 @@
           <w:sz w:val="21"/>
           <w:szCs w:val="21"/>
         </w:rPr>
-        <w:t>WHERE key column types are resolved via metadata_cache, never trusted from the client - where_key_t carries no type information at all.</w:t>
+        <w:t>As of 2026-09-17, DELETE's execute path (prepare/bind/execute/rowcount/release, plus commit/rollback) runs through the same vendor-neutral driver interface SELECT itself uses (db_driver_t - dml_execute()/commit()/rollback(), db_driver.h/driver_oracle.c) rather than raw OCI calls inline in this module. dml_execute() is deliberately shaped to be reusable by UPDATE/INSERT's own scalar-bind case, not DELETE-specific - see db_driver.h's own doc comment. Validation, metadata_cache resolution, the audit trail block, and response writers are all untouched by this move - only the raw OCI calls (OCIStmtPrepare2/OCIBindByPos/OCIStmtExecute/OCIAttrGet/OCITransCommit/OCIStmtRelease) moved behind the driver boundary.</w:t>
       </w:r>
     </w:p>
     <w:p>
@@ -6135,7 +6135,25 @@
           <w:sz w:val="21"/>
           <w:szCs w:val="21"/>
         </w:rPr>
-        <w:t>Audit trail: a before-image SELECT (audit_trail_fetch_before_image(), reused from UPDATE) captures the WHERE-key columns before the DELETE executes, and audit_trail_insert_delete() writes one AUDIT_TRAIL row per matched row per WHERE-key column. This happens BEFORE the DELETE statement runs, so the attempt is captured even if Oracle rejects the DELETE for lack of privilege - many regulated environments never physically delete rows at all, so DATA_MANAGER's own account may have no DELETE privilege whatsoever.</w:t>
+        <w:t>WHERE key column types are resolved via metadata_cache, never trusted from the client - where_key_t carries no type information at all.</w:t>
+      </w:r>
+    </w:p>
+    <w:p>
+      <w:pPr>
+        <w:pStyle w:val="ListParagraph"/>
+        <w:numPr>
+          <w:ilvl w:val="0"/>
+          <w:numId w:val="1"/>
+        </w:numPr>
+        <w:spacing w:before="0" w:after="60"/>
+        <w:rPr/>
+      </w:pPr>
+      <w:r>
+        <w:rPr>
+          <w:sz w:val="21"/>
+          <w:szCs w:val="21"/>
+        </w:rPr>
+        <w:t>Audit trail: a before-image SELECT (audit_trail_fetch_before_image(), reused from UPDATE) captures the WHERE-key columns before the DELETE executes, and audit_trail_insert_delete() writes one AUDIT_TRAIL row per matched row per WHERE-key column. This happens BEFORE the DELETE statement runs, so the attempt is captured even if Oracle rejects the DELETE for lack of privilege - many regulated environments never physically delete rows at all, so a DATA_MANAGER-equivalent account may have no DELETE privilege whatsoever in some deployments. Confirmed 2026-09-17 in this deployment specifically: DATA_MANAGER owns the schema here, and DELETE succeeds with genuine row counts, verified via a real before/after driver-integration comparison - the privilege caveat above is about the GxP design reasoning for auditing before executing regardless of environment, not a claim about this environment's own grants.</w:t>
       </w:r>
     </w:p>
     <w:p>
@@ -8790,6 +8808,17 @@
       <w:r>
         <w:rPr/>
         <w:t>Implemented 2026-09-15. SELECT's async per-batch response (execute_async / async_call_back_url) is now designed and proven against the real HTTP consumer, per the note it deferred in the original close-out above - see Async Request Fields and Async Response Shape under SELECT. Delivered alongside a wider internal change: SELECT's fetch path (both sync and async) now runs through a vendor-neutral driver interface (db_driver_t) rather than vendor-specific OCI calls inline in this module - see the Implementation Notes bullet under SELECT for what that means for this document specifically (nothing - the request/response contract is unchanged; this is why the field tables didn't need to move). Validated with a real crash history: three separate ASan-confirmed defects were found and fixed during this integration (an unguarded xml_create() return, a stale BLOB_list array read after its only populator was removed, and resultset/xml creation incorrectly made conditional on is_async when the design requires it unconditional) - each reproduced under real concurrent multi-operation load, fixed, and re-verified with a clean run and matching output against a known-good baseline.</w:t>
+      </w:r>
+    </w:p>
+    <w:p>
+      <w:pPr>
+        <w:pStyle w:val="Normal"/>
+        <w:spacing w:before="0" w:after="160"/>
+        <w:rPr/>
+      </w:pPr>
+      <w:r>
+        <w:rPr/>
+        <w:t>DELETE's own driver abstraction pass completed 2026-09-17 - prepare/bind/execute/rowcount/release and commit/rollback now run through the same db_driver_t interface SELECT uses (dml_execute()/commit()/rollback()), see the Implementation Notes bullet under DELETE above. Proven in two stages: a standalone A/B harness (Driver_Delete_Test.c - single-key, multi-key, rollback, and zero-match cases, each checked against an independent direct-OCI query, not just the driver's own return code) before ever touching the real module, then a real before/after comparison of the integrated server against a live baseline. No code defects surfaced during this pass - what did surface were two build/link issues (missing source files once DELETE's own wider dependency web - audit trail, transaction manager, Level 2 validation, DDL validators - needed linking in for the first time, and a stale driver_oracle.c copy being linked in the real build, predating this work entirely) - both resolved and confirmed via a clean rebuild and re-run, not assumed fixed.</w:t>
       </w:r>
     </w:p>
     <w:p>

--- a/Docs/CRUD_Execute_Modules_Reference.docx
+++ b/Docs/CRUD_Execute_Modules_Reference.docx
@@ -4898,7 +4898,7 @@
           <w:sz w:val="21"/>
           <w:szCs w:val="21"/>
         </w:rPr>
-        <w:t>SQL is built as: UPDATE owner.table SET col1=:1, col2=:2, ... WHERE key1=:N, key2=:N+1, ...</w:t>
+        <w:t>As of 2026-09-19, UPDATE's execute path runs through the same vendor-neutral driver interface SELECT/DELETE use (db_driver_t - dml_execute_returning_rowids()/rowid_result_free()/lob_write_by_rowid(), db_driver.h/driver_oracle.c), not dml_execute() (DELETE's own simpler call) - confirmed directly against build_update_sql() that RETURNING ROWID INTO is unconditional in every UPDATE statement, not just when a LOB column is present, so every UPDATE genuinely goes through this one driver call; only whether the post-execute LOB-write loop runs afterward varies. dml_execute_returning_rowids()/lob_write_by_rowid() are themselves not UPDATE-specific - INSERT already uses the identical RETURNING ROWID + dynamic-collector pattern for its own LOB writes (same 2026-08-25 root cause), so both are designed to be reused as-is once INSERT gets its own driver pass, not rebuilt.</w:t>
       </w:r>
     </w:p>
     <w:p>
@@ -4916,7 +4916,43 @@
           <w:sz w:val="21"/>
           <w:szCs w:val="21"/>
         </w:rPr>
+        <w:t>SQL is built as: UPDATE owner.table SET col1=:1, col2=:2, ... WHERE key1=:N, key2=:N+1, ...</w:t>
+      </w:r>
+    </w:p>
+    <w:p>
+      <w:pPr>
+        <w:pStyle w:val="ListParagraph"/>
+        <w:numPr>
+          <w:ilvl w:val="0"/>
+          <w:numId w:val="1"/>
+        </w:numPr>
+        <w:spacing w:before="0" w:after="60"/>
+        <w:rPr/>
+      </w:pPr>
+      <w:r>
+        <w:rPr>
+          <w:sz w:val="21"/>
+          <w:szCs w:val="21"/>
+        </w:rPr>
         <w:t>BLOB/CLOB SET columns use the same EMPTY_BLOB()/EMPTY_CLOB() + SELECT FOR UPDATE pattern as INSERT; this only applies to SET columns, never to WHERE columns.</w:t>
+      </w:r>
+    </w:p>
+    <w:p>
+      <w:pPr>
+        <w:pStyle w:val="ListParagraph"/>
+        <w:numPr>
+          <w:ilvl w:val="0"/>
+          <w:numId w:val="1"/>
+        </w:numPr>
+        <w:spacing w:before="0" w:after="60"/>
+        <w:rPr/>
+      </w:pPr>
+      <w:r>
+        <w:rPr>
+          <w:sz w:val="21"/>
+          <w:szCs w:val="21"/>
+        </w:rPr>
+        <w:t>Bug fix (2026-09-19, found and closed during the driver abstraction pass): rows_affected in the response used to always report the bind-iteration count (always 1 for UPDATE - see build_update_ctx_from_request()'s own doc comment), not the real number of physical rows Oracle's own RETURNING clause reported as affected. Confirmed directly in this deployment's own data, both before and after the fix: a WHERE clause matching many rows (one confirmed case: 312 rows with a CLOB SET column, another: 244 rows with a scalar-only SET) used to report rows_affected=1 regardless; now reports the real count. The LOB-writing loop itself was never affected by this - it already used the correct count internally since 2026-08-27, genuinely writing LOB content to every matched row - only the value surfaced in the response and metrics.rows_affected was wrong.</w:t>
       </w:r>
     </w:p>
     <w:p>
@@ -8819,6 +8855,17 @@
       <w:r>
         <w:rPr/>
         <w:t>DELETE's own driver abstraction pass completed 2026-09-17 - prepare/bind/execute/rowcount/release and commit/rollback now run through the same db_driver_t interface SELECT uses (dml_execute()/commit()/rollback()), see the Implementation Notes bullet under DELETE above. Proven in two stages: a standalone A/B harness (Driver_Delete_Test.c - single-key, multi-key, rollback, and zero-match cases, each checked against an independent direct-OCI query, not just the driver's own return code) before ever touching the real module, then a real before/after comparison of the integrated server against a live baseline. No code defects surfaced during this pass - what did surface were two build/link issues (missing source files once DELETE's own wider dependency web - audit trail, transaction manager, Level 2 validation, DDL validators - needed linking in for the first time, and a stale driver_oracle.c copy being linked in the real build, predating this work entirely) - both resolved and confirmed via a clean rebuild and re-run, not assumed fixed.</w:t>
+      </w:r>
+    </w:p>
+    <w:p>
+      <w:pPr>
+        <w:pStyle w:val="Normal"/>
+        <w:spacing w:before="0" w:after="160"/>
+        <w:rPr/>
+      </w:pPr>
+      <w:r>
+        <w:rPr/>
+        <w:t>UPDATE's own driver abstraction pass completed 2026-09-19 - dml_execute_returning_rowids()/lob_write_by_rowid() now run through the same db_driver_t interface as SELECT/DELETE, see the Implementation Notes bullets under UPDATE above for both that and the rows_affected fix found and closed during the same pass. Proven in two stages, same discipline as DELETE: a standalone A/B harness (Driver_Update_Test.c - scalar update, multi-row match with no LOB, rollback, single-row BLOB and CLOB writes, and multi-row match combined with a LOB column together - the exact shape of the original 2026-08-27 fix this replaces) before ever touching the real module, then a real before/after comparison against a live baseline. Two real defects were found and fixed before integration, not during it: an OCI bind-lifetime bug in this pass's own first attempt at NULL-value binding (a loop-local indicator variable that would have gone out of scope before OCI ever read it - caught and corrected before it shipped), and the discovery that RETURNING ROWID INTO is unconditional in every UPDATE statement, not just when a LOB column is present - confirmed directly against build_update_sql() rather than assumed, which changed the integration shape itself (every UPDATE goes through dml_execute_returning_rowids(), not a separate simpler path). The rows_affected fix was confirmed in this deployment's own real data, both before and after: a 312-row CLOB update and a 244-row scalar-only update both used to report rows_affected=1 regardless of how many rows genuinely matched; both now report the real count.</w:t>
       </w:r>
     </w:p>
     <w:p>

--- a/Docs/CRUD_Execute_Modules_Reference.docx
+++ b/Docs/CRUD_Execute_Modules_Reference.docx
@@ -3559,7 +3559,25 @@
           <w:sz w:val="21"/>
           <w:szCs w:val="21"/>
         </w:rPr>
-        <w:t>OCI does not support OCIBindArrayOfStruct for CLOB/NCLOB columns - if any CLOB/NCLOB column is present, execute_count is forced to 1 for that batch. Array insert of BLOB columns works correctly, since each locator is individually allocated and strided.</w:t>
+        <w:t>As of 2026-09-20, INSERT's execute path runs through the same vendor-neutral driver interface SELECT/DELETE/UPDATE use (db_driver_t - dml_execute_returning_rowids()/rowid_result_free()/lob_write_by_rowid(), db_driver.h/driver_oracle.c). Unlike DELETE/UPDATE, row_count here can genuinely exceed 1 (a real batch, up to max_bulk_inserts) - db_dml_returning_request_t gained a row_count field specifically for this (added 2026-09-20), reading bind_values as a flat, row-major array of N distinct values per bind position rather than one value repeated across matched rows. The ROWID output itself uses a static array bind for row_count&gt;1, not the dynamic collector DELETE/UPDATE's own row_count&lt;=1 calls use - tried the dynamic mechanism here first, reasoning it should generalize to any row count; real testing showed it doesn't (the array insert itself always succeeded, but the dynamic callback only ever fired once), so this uses the same static-array approach OCI_Insert_Execute_Module.c's own real code already proved works for exactly this shape - see db_driver.h's own doc comment on db_dml_returning_request_t for the full account of what was tried and why it changed. lob_write_by_rowid() itself needed no changes at all - confirmed byte-for-byte identical against handle_blob_insert()/handle_clob_insert() before this pass ever started.</w:t>
+      </w:r>
+    </w:p>
+    <w:p>
+      <w:pPr>
+        <w:pStyle w:val="ListParagraph"/>
+        <w:numPr>
+          <w:ilvl w:val="0"/>
+          <w:numId w:val="1"/>
+        </w:numPr>
+        <w:spacing w:before="0" w:after="60"/>
+        <w:rPr/>
+      </w:pPr>
+      <w:r>
+        <w:rPr>
+          <w:sz w:val="21"/>
+          <w:szCs w:val="21"/>
+        </w:rPr>
+        <w:t>BLOB/CLOB/NCLOB columns use EMPTY_BLOB()/EMPTY_CLOB() literals in the SQL, not a bind placeholder at all, with content written post-execute via SELECT FOR UPDATE - so LOB presence has no effect on the array bind at all. Correction 2026-09-20: this note previously said CLOB/NCLOB presence forces execute_count to 1, describing a restriction that applied to an older, temporary-LOB-bind approach - the code's own comment at the point execute_count is set already said otherwise ("No temporary LOB binds so the array bind restriction no longer applies"), confirmed directly against real code rather than left standing. A genuine multi-row batch with LOB columns is proven correct end to end - see the driver-abstraction bullet above and, for the original bug this exact scenario was about, execute_insert_batch()'s own 2026-08-25 fix.</w:t>
       </w:r>
     </w:p>
     <w:p>
@@ -8866,6 +8884,17 @@
       <w:r>
         <w:rPr/>
         <w:t>UPDATE's own driver abstraction pass completed 2026-09-19 - dml_execute_returning_rowids()/lob_write_by_rowid() now run through the same db_driver_t interface as SELECT/DELETE, see the Implementation Notes bullets under UPDATE above for both that and the rows_affected fix found and closed during the same pass. Proven in two stages, same discipline as DELETE: a standalone A/B harness (Driver_Update_Test.c - scalar update, multi-row match with no LOB, rollback, single-row BLOB and CLOB writes, and multi-row match combined with a LOB column together - the exact shape of the original 2026-08-27 fix this replaces) before ever touching the real module, then a real before/after comparison against a live baseline. Two real defects were found and fixed before integration, not during it: an OCI bind-lifetime bug in this pass's own first attempt at NULL-value binding (a loop-local indicator variable that would have gone out of scope before OCI ever read it - caught and corrected before it shipped), and the discovery that RETURNING ROWID INTO is unconditional in every UPDATE statement, not just when a LOB column is present - confirmed directly against build_update_sql() rather than assumed, which changed the integration shape itself (every UPDATE goes through dml_execute_returning_rowids(), not a separate simpler path). The rows_affected fix was confirmed in this deployment's own real data, both before and after: a 312-row CLOB update and a 244-row scalar-only update both used to report rows_affected=1 regardless of how many rows genuinely matched; both now report the real count.</w:t>
+      </w:r>
+    </w:p>
+    <w:p>
+      <w:pPr>
+        <w:pStyle w:val="Normal"/>
+        <w:spacing w:before="0" w:after="160"/>
+        <w:rPr/>
+      </w:pPr>
+      <w:r>
+        <w:rPr/>
+        <w:t>INSERT's own driver abstraction pass completed 2026-09-20 - the last of the four CRUD execute modules to get one, and the one requiring the most genuine interface work: a real row_count field added to db_dml_returning_request_t for its own multi-row batch shape, see the Implementation Notes bullet under INSERT above for the full account, including a design decision tried, found wrong via real testing, and corrected before integration rather than after. dml_execute()/commit()/rollback() and lob_write_by_rowid() were all directly reusable as proven, unchanged - lob_write_by_rowid() confirmed byte-for-byte identical against this module's own handle_blob_insert()/handle_clob_insert() before the pass ever started. Proven in two stages, same discipline as DELETE and UPDATE: a standalone A/B harness (Driver_Insert_Test.c - single-row insert, a real 5-row batch, a batch with a NULL value, single-row BLOB/CLOB, and a 5-row batch combined with a LOB column - the exact shape of the original 2026-08-25 fix this integration replaces) before ever touching the real module, then a real before/after comparison against a live baseline - an exact structural match on the distribution of rows-per-operation across 101 execute_insert_batch calls, and direct confirmation that every row of every multi-row LOB batch received its own correct content, not just the first. A stale doc comment describing an old, no-longer-applicable CLOB array-bind restriction was also found and corrected during this pass - see that same Implementation Notes section.</w:t>
       </w:r>
     </w:p>
     <w:p>

--- a/Docs/CRUD_Execute_Modules_Reference.docx
+++ b/Docs/CRUD_Execute_Modules_Reference.docx
@@ -158,9 +158,9 @@
         </w:tblCellMar>
       </w:tblPr>
       <w:tblGrid>
-        <w:gridCol w:w="2599"/>
+        <w:gridCol w:w="2598"/>
         <w:gridCol w:w="4300"/>
-        <w:gridCol w:w="2801"/>
+        <w:gridCol w:w="2802"/>
       </w:tblGrid>
       <w:tr>
         <w:trPr>
@@ -168,7 +168,7 @@
         </w:trPr>
         <w:tc>
           <w:tcPr>
-            <w:tcW w:w="2599" w:type="dxa"/>
+            <w:tcW w:w="2598" w:type="dxa"/>
             <w:tcBorders>
               <w:top w:val="single" w:sz="4" w:space="0" w:color="BFBFBF"/>
               <w:left w:val="single" w:sz="4" w:space="0" w:color="BFBFBF"/>
@@ -222,7 +222,7 @@
         </w:tc>
         <w:tc>
           <w:tcPr>
-            <w:tcW w:w="2801" w:type="dxa"/>
+            <w:tcW w:w="2802" w:type="dxa"/>
             <w:tcBorders>
               <w:top w:val="single" w:sz="4" w:space="0" w:color="BFBFBF"/>
               <w:left w:val="single" w:sz="4" w:space="0" w:color="BFBFBF"/>
@@ -252,7 +252,7 @@
         <w:trPr/>
         <w:tc>
           <w:tcPr>
-            <w:tcW w:w="2599" w:type="dxa"/>
+            <w:tcW w:w="2598" w:type="dxa"/>
             <w:tcBorders>
               <w:top w:val="single" w:sz="4" w:space="0" w:color="BFBFBF"/>
               <w:left w:val="single" w:sz="4" w:space="0" w:color="BFBFBF"/>
@@ -305,7 +305,7 @@
         </w:tc>
         <w:tc>
           <w:tcPr>
-            <w:tcW w:w="2801" w:type="dxa"/>
+            <w:tcW w:w="2802" w:type="dxa"/>
             <w:tcBorders>
               <w:top w:val="single" w:sz="4" w:space="0" w:color="BFBFBF"/>
               <w:left w:val="single" w:sz="4" w:space="0" w:color="BFBFBF"/>
@@ -334,7 +334,7 @@
         <w:trPr/>
         <w:tc>
           <w:tcPr>
-            <w:tcW w:w="2599" w:type="dxa"/>
+            <w:tcW w:w="2598" w:type="dxa"/>
             <w:tcBorders>
               <w:top w:val="single" w:sz="4" w:space="0" w:color="BFBFBF"/>
               <w:left w:val="single" w:sz="4" w:space="0" w:color="BFBFBF"/>
@@ -387,7 +387,7 @@
         </w:tc>
         <w:tc>
           <w:tcPr>
-            <w:tcW w:w="2801" w:type="dxa"/>
+            <w:tcW w:w="2802" w:type="dxa"/>
             <w:tcBorders>
               <w:top w:val="single" w:sz="4" w:space="0" w:color="BFBFBF"/>
               <w:left w:val="single" w:sz="4" w:space="0" w:color="BFBFBF"/>
@@ -416,7 +416,7 @@
         <w:trPr/>
         <w:tc>
           <w:tcPr>
-            <w:tcW w:w="2599" w:type="dxa"/>
+            <w:tcW w:w="2598" w:type="dxa"/>
             <w:tcBorders>
               <w:top w:val="single" w:sz="4" w:space="0" w:color="BFBFBF"/>
               <w:left w:val="single" w:sz="4" w:space="0" w:color="BFBFBF"/>
@@ -469,7 +469,7 @@
         </w:tc>
         <w:tc>
           <w:tcPr>
-            <w:tcW w:w="2801" w:type="dxa"/>
+            <w:tcW w:w="2802" w:type="dxa"/>
             <w:tcBorders>
               <w:top w:val="single" w:sz="4" w:space="0" w:color="BFBFBF"/>
               <w:left w:val="single" w:sz="4" w:space="0" w:color="BFBFBF"/>
@@ -498,7 +498,7 @@
         <w:trPr/>
         <w:tc>
           <w:tcPr>
-            <w:tcW w:w="2599" w:type="dxa"/>
+            <w:tcW w:w="2598" w:type="dxa"/>
             <w:tcBorders>
               <w:top w:val="single" w:sz="4" w:space="0" w:color="BFBFBF"/>
               <w:left w:val="single" w:sz="4" w:space="0" w:color="BFBFBF"/>
@@ -551,7 +551,7 @@
         </w:tc>
         <w:tc>
           <w:tcPr>
-            <w:tcW w:w="2801" w:type="dxa"/>
+            <w:tcW w:w="2802" w:type="dxa"/>
             <w:tcBorders>
               <w:top w:val="single" w:sz="4" w:space="0" w:color="BFBFBF"/>
               <w:left w:val="single" w:sz="4" w:space="0" w:color="BFBFBF"/>
@@ -580,7 +580,7 @@
         <w:trPr/>
         <w:tc>
           <w:tcPr>
-            <w:tcW w:w="2599" w:type="dxa"/>
+            <w:tcW w:w="2598" w:type="dxa"/>
             <w:tcBorders>
               <w:top w:val="single" w:sz="4" w:space="0" w:color="BFBFBF"/>
               <w:left w:val="single" w:sz="4" w:space="0" w:color="BFBFBF"/>
@@ -633,7 +633,7 @@
         </w:tc>
         <w:tc>
           <w:tcPr>
-            <w:tcW w:w="2801" w:type="dxa"/>
+            <w:tcW w:w="2802" w:type="dxa"/>
             <w:tcBorders>
               <w:top w:val="single" w:sz="4" w:space="0" w:color="BFBFBF"/>
               <w:left w:val="single" w:sz="4" w:space="0" w:color="BFBFBF"/>
@@ -702,8 +702,8 @@
         </w:tblCellMar>
       </w:tblPr>
       <w:tblGrid>
-        <w:gridCol w:w="2399"/>
-        <w:gridCol w:w="1801"/>
+        <w:gridCol w:w="2398"/>
+        <w:gridCol w:w="1802"/>
         <w:gridCol w:w="5500"/>
       </w:tblGrid>
       <w:tr>
@@ -712,7 +712,7 @@
         </w:trPr>
         <w:tc>
           <w:tcPr>
-            <w:tcW w:w="2399" w:type="dxa"/>
+            <w:tcW w:w="2398" w:type="dxa"/>
             <w:tcBorders>
               <w:top w:val="single" w:sz="4" w:space="0" w:color="BFBFBF"/>
               <w:left w:val="single" w:sz="4" w:space="0" w:color="BFBFBF"/>
@@ -739,7 +739,7 @@
         </w:tc>
         <w:tc>
           <w:tcPr>
-            <w:tcW w:w="1801" w:type="dxa"/>
+            <w:tcW w:w="1802" w:type="dxa"/>
             <w:tcBorders>
               <w:top w:val="single" w:sz="4" w:space="0" w:color="BFBFBF"/>
               <w:left w:val="single" w:sz="4" w:space="0" w:color="BFBFBF"/>
@@ -796,7 +796,7 @@
         <w:trPr/>
         <w:tc>
           <w:tcPr>
-            <w:tcW w:w="2399" w:type="dxa"/>
+            <w:tcW w:w="2398" w:type="dxa"/>
             <w:tcBorders>
               <w:top w:val="single" w:sz="4" w:space="0" w:color="BFBFBF"/>
               <w:left w:val="single" w:sz="4" w:space="0" w:color="BFBFBF"/>
@@ -823,7 +823,7 @@
         </w:tc>
         <w:tc>
           <w:tcPr>
-            <w:tcW w:w="1801" w:type="dxa"/>
+            <w:tcW w:w="1802" w:type="dxa"/>
             <w:tcBorders>
               <w:top w:val="single" w:sz="4" w:space="0" w:color="BFBFBF"/>
               <w:left w:val="single" w:sz="4" w:space="0" w:color="BFBFBF"/>
@@ -879,7 +879,7 @@
         <w:trPr/>
         <w:tc>
           <w:tcPr>
-            <w:tcW w:w="2399" w:type="dxa"/>
+            <w:tcW w:w="2398" w:type="dxa"/>
             <w:tcBorders>
               <w:top w:val="single" w:sz="4" w:space="0" w:color="BFBFBF"/>
               <w:left w:val="single" w:sz="4" w:space="0" w:color="BFBFBF"/>
@@ -906,7 +906,7 @@
         </w:tc>
         <w:tc>
           <w:tcPr>
-            <w:tcW w:w="1801" w:type="dxa"/>
+            <w:tcW w:w="1802" w:type="dxa"/>
             <w:tcBorders>
               <w:top w:val="single" w:sz="4" w:space="0" w:color="BFBFBF"/>
               <w:left w:val="single" w:sz="4" w:space="0" w:color="BFBFBF"/>
@@ -962,7 +962,7 @@
         <w:trPr/>
         <w:tc>
           <w:tcPr>
-            <w:tcW w:w="2399" w:type="dxa"/>
+            <w:tcW w:w="2398" w:type="dxa"/>
             <w:tcBorders>
               <w:top w:val="single" w:sz="4" w:space="0" w:color="BFBFBF"/>
               <w:left w:val="single" w:sz="4" w:space="0" w:color="BFBFBF"/>
@@ -989,7 +989,7 @@
         </w:tc>
         <w:tc>
           <w:tcPr>
-            <w:tcW w:w="1801" w:type="dxa"/>
+            <w:tcW w:w="1802" w:type="dxa"/>
             <w:tcBorders>
               <w:top w:val="single" w:sz="4" w:space="0" w:color="BFBFBF"/>
               <w:left w:val="single" w:sz="4" w:space="0" w:color="BFBFBF"/>
@@ -1045,7 +1045,7 @@
         <w:trPr/>
         <w:tc>
           <w:tcPr>
-            <w:tcW w:w="2399" w:type="dxa"/>
+            <w:tcW w:w="2398" w:type="dxa"/>
             <w:tcBorders>
               <w:top w:val="single" w:sz="4" w:space="0" w:color="BFBFBF"/>
               <w:left w:val="single" w:sz="4" w:space="0" w:color="BFBFBF"/>
@@ -1072,7 +1072,7 @@
         </w:tc>
         <w:tc>
           <w:tcPr>
-            <w:tcW w:w="1801" w:type="dxa"/>
+            <w:tcW w:w="1802" w:type="dxa"/>
             <w:tcBorders>
               <w:top w:val="single" w:sz="4" w:space="0" w:color="BFBFBF"/>
               <w:left w:val="single" w:sz="4" w:space="0" w:color="BFBFBF"/>
@@ -1128,7 +1128,7 @@
         <w:trPr/>
         <w:tc>
           <w:tcPr>
-            <w:tcW w:w="2399" w:type="dxa"/>
+            <w:tcW w:w="2398" w:type="dxa"/>
             <w:tcBorders>
               <w:top w:val="single" w:sz="4" w:space="0" w:color="BFBFBF"/>
               <w:left w:val="single" w:sz="4" w:space="0" w:color="BFBFBF"/>
@@ -1155,7 +1155,7 @@
         </w:tc>
         <w:tc>
           <w:tcPr>
-            <w:tcW w:w="1801" w:type="dxa"/>
+            <w:tcW w:w="1802" w:type="dxa"/>
             <w:tcBorders>
               <w:top w:val="single" w:sz="4" w:space="0" w:color="BFBFBF"/>
               <w:left w:val="single" w:sz="4" w:space="0" w:color="BFBFBF"/>
@@ -1211,7 +1211,7 @@
         <w:trPr/>
         <w:tc>
           <w:tcPr>
-            <w:tcW w:w="2399" w:type="dxa"/>
+            <w:tcW w:w="2398" w:type="dxa"/>
             <w:tcBorders>
               <w:top w:val="single" w:sz="4" w:space="0" w:color="BFBFBF"/>
               <w:left w:val="single" w:sz="4" w:space="0" w:color="BFBFBF"/>
@@ -1238,7 +1238,7 @@
         </w:tc>
         <w:tc>
           <w:tcPr>
-            <w:tcW w:w="1801" w:type="dxa"/>
+            <w:tcW w:w="1802" w:type="dxa"/>
             <w:tcBorders>
               <w:top w:val="single" w:sz="4" w:space="0" w:color="BFBFBF"/>
               <w:left w:val="single" w:sz="4" w:space="0" w:color="BFBFBF"/>
@@ -1288,7 +1288,7 @@
         <w:trPr/>
         <w:tc>
           <w:tcPr>
-            <w:tcW w:w="2399" w:type="dxa"/>
+            <w:tcW w:w="2398" w:type="dxa"/>
             <w:tcBorders>
               <w:top w:val="single" w:sz="4" w:space="0" w:color="BFBFBF"/>
               <w:left w:val="single" w:sz="4" w:space="0" w:color="BFBFBF"/>
@@ -1315,7 +1315,7 @@
         </w:tc>
         <w:tc>
           <w:tcPr>
-            <w:tcW w:w="1801" w:type="dxa"/>
+            <w:tcW w:w="1802" w:type="dxa"/>
             <w:tcBorders>
               <w:top w:val="single" w:sz="4" w:space="0" w:color="BFBFBF"/>
               <w:left w:val="single" w:sz="4" w:space="0" w:color="BFBFBF"/>
@@ -1371,7 +1371,7 @@
         <w:trPr/>
         <w:tc>
           <w:tcPr>
-            <w:tcW w:w="2399" w:type="dxa"/>
+            <w:tcW w:w="2398" w:type="dxa"/>
             <w:tcBorders>
               <w:top w:val="single" w:sz="4" w:space="0" w:color="BFBFBF"/>
               <w:left w:val="single" w:sz="4" w:space="0" w:color="BFBFBF"/>
@@ -1398,7 +1398,7 @@
         </w:tc>
         <w:tc>
           <w:tcPr>
-            <w:tcW w:w="1801" w:type="dxa"/>
+            <w:tcW w:w="1802" w:type="dxa"/>
             <w:tcBorders>
               <w:top w:val="single" w:sz="4" w:space="0" w:color="BFBFBF"/>
               <w:left w:val="single" w:sz="4" w:space="0" w:color="BFBFBF"/>
@@ -1633,7 +1633,7 @@
         <w:pStyle w:val="ListParagraph"/>
         <w:numPr>
           <w:ilvl w:val="0"/>
-          <w:numId w:val="3"/>
+          <w:numId w:val="4"/>
         </w:numPr>
         <w:spacing w:before="0" w:after="60"/>
         <w:rPr/>
@@ -1651,7 +1651,7 @@
         <w:pStyle w:val="ListParagraph"/>
         <w:numPr>
           <w:ilvl w:val="0"/>
-          <w:numId w:val="1"/>
+          <w:numId w:val="5"/>
         </w:numPr>
         <w:spacing w:before="0" w:after="60"/>
         <w:rPr/>
@@ -1669,7 +1669,7 @@
         <w:pStyle w:val="ListParagraph"/>
         <w:numPr>
           <w:ilvl w:val="0"/>
-          <w:numId w:val="1"/>
+          <w:numId w:val="6"/>
         </w:numPr>
         <w:spacing w:before="0" w:after="60"/>
         <w:rPr/>
@@ -1687,7 +1687,7 @@
         <w:pStyle w:val="ListParagraph"/>
         <w:numPr>
           <w:ilvl w:val="0"/>
-          <w:numId w:val="1"/>
+          <w:numId w:val="7"/>
         </w:numPr>
         <w:spacing w:before="0" w:after="60"/>
         <w:rPr/>
@@ -1705,7 +1705,7 @@
         <w:pStyle w:val="ListParagraph"/>
         <w:numPr>
           <w:ilvl w:val="0"/>
-          <w:numId w:val="1"/>
+          <w:numId w:val="8"/>
         </w:numPr>
         <w:spacing w:before="0" w:after="60"/>
         <w:rPr/>
@@ -1723,7 +1723,7 @@
         <w:pStyle w:val="ListParagraph"/>
         <w:numPr>
           <w:ilvl w:val="0"/>
-          <w:numId w:val="1"/>
+          <w:numId w:val="9"/>
         </w:numPr>
         <w:spacing w:before="0" w:after="60"/>
         <w:rPr/>
@@ -1741,7 +1741,7 @@
         <w:pStyle w:val="ListParagraph"/>
         <w:numPr>
           <w:ilvl w:val="0"/>
-          <w:numId w:val="1"/>
+          <w:numId w:val="10"/>
         </w:numPr>
         <w:spacing w:before="0" w:after="60"/>
         <w:rPr/>
@@ -1779,8 +1779,8 @@
         </w:tblCellMar>
       </w:tblPr>
       <w:tblGrid>
-        <w:gridCol w:w="2399"/>
-        <w:gridCol w:w="1801"/>
+        <w:gridCol w:w="2398"/>
+        <w:gridCol w:w="1802"/>
         <w:gridCol w:w="5500"/>
       </w:tblGrid>
       <w:tr>
@@ -1789,7 +1789,7 @@
         </w:trPr>
         <w:tc>
           <w:tcPr>
-            <w:tcW w:w="2399" w:type="dxa"/>
+            <w:tcW w:w="2398" w:type="dxa"/>
             <w:tcBorders>
               <w:top w:val="single" w:sz="4" w:space="0" w:color="BFBFBF"/>
               <w:left w:val="single" w:sz="4" w:space="0" w:color="BFBFBF"/>
@@ -1816,7 +1816,7 @@
         </w:tc>
         <w:tc>
           <w:tcPr>
-            <w:tcW w:w="1801" w:type="dxa"/>
+            <w:tcW w:w="1802" w:type="dxa"/>
             <w:tcBorders>
               <w:top w:val="single" w:sz="4" w:space="0" w:color="BFBFBF"/>
               <w:left w:val="single" w:sz="4" w:space="0" w:color="BFBFBF"/>
@@ -1873,7 +1873,7 @@
         <w:trPr/>
         <w:tc>
           <w:tcPr>
-            <w:tcW w:w="2399" w:type="dxa"/>
+            <w:tcW w:w="2398" w:type="dxa"/>
             <w:tcBorders>
               <w:top w:val="single" w:sz="4" w:space="0" w:color="BFBFBF"/>
               <w:left w:val="single" w:sz="4" w:space="0" w:color="BFBFBF"/>
@@ -1900,7 +1900,7 @@
         </w:tc>
         <w:tc>
           <w:tcPr>
-            <w:tcW w:w="1801" w:type="dxa"/>
+            <w:tcW w:w="1802" w:type="dxa"/>
             <w:tcBorders>
               <w:top w:val="single" w:sz="4" w:space="0" w:color="BFBFBF"/>
               <w:left w:val="single" w:sz="4" w:space="0" w:color="BFBFBF"/>
@@ -1956,7 +1956,7 @@
         <w:trPr/>
         <w:tc>
           <w:tcPr>
-            <w:tcW w:w="2399" w:type="dxa"/>
+            <w:tcW w:w="2398" w:type="dxa"/>
             <w:tcBorders>
               <w:top w:val="single" w:sz="4" w:space="0" w:color="BFBFBF"/>
               <w:left w:val="single" w:sz="4" w:space="0" w:color="BFBFBF"/>
@@ -1983,7 +1983,7 @@
         </w:tc>
         <w:tc>
           <w:tcPr>
-            <w:tcW w:w="1801" w:type="dxa"/>
+            <w:tcW w:w="1802" w:type="dxa"/>
             <w:tcBorders>
               <w:top w:val="single" w:sz="4" w:space="0" w:color="BFBFBF"/>
               <w:left w:val="single" w:sz="4" w:space="0" w:color="BFBFBF"/>
@@ -2039,7 +2039,7 @@
         <w:trPr/>
         <w:tc>
           <w:tcPr>
-            <w:tcW w:w="2399" w:type="dxa"/>
+            <w:tcW w:w="2398" w:type="dxa"/>
             <w:tcBorders>
               <w:top w:val="single" w:sz="4" w:space="0" w:color="BFBFBF"/>
               <w:left w:val="single" w:sz="4" w:space="0" w:color="BFBFBF"/>
@@ -2066,7 +2066,7 @@
         </w:tc>
         <w:tc>
           <w:tcPr>
-            <w:tcW w:w="1801" w:type="dxa"/>
+            <w:tcW w:w="1802" w:type="dxa"/>
             <w:tcBorders>
               <w:top w:val="single" w:sz="4" w:space="0" w:color="BFBFBF"/>
               <w:left w:val="single" w:sz="4" w:space="0" w:color="BFBFBF"/>
@@ -2122,7 +2122,7 @@
         <w:trPr/>
         <w:tc>
           <w:tcPr>
-            <w:tcW w:w="2399" w:type="dxa"/>
+            <w:tcW w:w="2398" w:type="dxa"/>
             <w:tcBorders>
               <w:top w:val="single" w:sz="4" w:space="0" w:color="BFBFBF"/>
               <w:left w:val="single" w:sz="4" w:space="0" w:color="BFBFBF"/>
@@ -2149,7 +2149,7 @@
         </w:tc>
         <w:tc>
           <w:tcPr>
-            <w:tcW w:w="1801" w:type="dxa"/>
+            <w:tcW w:w="1802" w:type="dxa"/>
             <w:tcBorders>
               <w:top w:val="single" w:sz="4" w:space="0" w:color="BFBFBF"/>
               <w:left w:val="single" w:sz="4" w:space="0" w:color="BFBFBF"/>
@@ -2316,8 +2316,8 @@
         </w:tblCellMar>
       </w:tblPr>
       <w:tblGrid>
-        <w:gridCol w:w="2399"/>
-        <w:gridCol w:w="1801"/>
+        <w:gridCol w:w="2398"/>
+        <w:gridCol w:w="1802"/>
         <w:gridCol w:w="5500"/>
       </w:tblGrid>
       <w:tr>
@@ -2326,7 +2326,7 @@
         </w:trPr>
         <w:tc>
           <w:tcPr>
-            <w:tcW w:w="2399" w:type="dxa"/>
+            <w:tcW w:w="2398" w:type="dxa"/>
             <w:tcBorders>
               <w:top w:val="single" w:sz="4" w:space="0" w:color="BFBFBF"/>
               <w:left w:val="single" w:sz="4" w:space="0" w:color="BFBFBF"/>
@@ -2353,7 +2353,7 @@
         </w:tc>
         <w:tc>
           <w:tcPr>
-            <w:tcW w:w="1801" w:type="dxa"/>
+            <w:tcW w:w="1802" w:type="dxa"/>
             <w:tcBorders>
               <w:top w:val="single" w:sz="4" w:space="0" w:color="BFBFBF"/>
               <w:left w:val="single" w:sz="4" w:space="0" w:color="BFBFBF"/>
@@ -2410,7 +2410,7 @@
         <w:trPr/>
         <w:tc>
           <w:tcPr>
-            <w:tcW w:w="2399" w:type="dxa"/>
+            <w:tcW w:w="2398" w:type="dxa"/>
             <w:tcBorders>
               <w:top w:val="single" w:sz="4" w:space="0" w:color="BFBFBF"/>
               <w:left w:val="single" w:sz="4" w:space="0" w:color="BFBFBF"/>
@@ -2437,7 +2437,7 @@
         </w:tc>
         <w:tc>
           <w:tcPr>
-            <w:tcW w:w="1801" w:type="dxa"/>
+            <w:tcW w:w="1802" w:type="dxa"/>
             <w:tcBorders>
               <w:top w:val="single" w:sz="4" w:space="0" w:color="BFBFBF"/>
               <w:left w:val="single" w:sz="4" w:space="0" w:color="BFBFBF"/>
@@ -2492,7 +2492,7 @@
         <w:trPr/>
         <w:tc>
           <w:tcPr>
-            <w:tcW w:w="2399" w:type="dxa"/>
+            <w:tcW w:w="2398" w:type="dxa"/>
             <w:tcBorders>
               <w:top w:val="single" w:sz="4" w:space="0" w:color="BFBFBF"/>
               <w:left w:val="single" w:sz="4" w:space="0" w:color="BFBFBF"/>
@@ -2519,7 +2519,7 @@
         </w:tc>
         <w:tc>
           <w:tcPr>
-            <w:tcW w:w="1801" w:type="dxa"/>
+            <w:tcW w:w="1802" w:type="dxa"/>
             <w:tcBorders>
               <w:top w:val="single" w:sz="4" w:space="0" w:color="BFBFBF"/>
               <w:left w:val="single" w:sz="4" w:space="0" w:color="BFBFBF"/>
@@ -3531,7 +3531,7 @@
         <w:pStyle w:val="ListParagraph"/>
         <w:numPr>
           <w:ilvl w:val="0"/>
-          <w:numId w:val="1"/>
+          <w:numId w:val="11"/>
         </w:numPr>
         <w:spacing w:before="0" w:after="60"/>
         <w:rPr/>
@@ -3549,7 +3549,7 @@
         <w:pStyle w:val="ListParagraph"/>
         <w:numPr>
           <w:ilvl w:val="0"/>
-          <w:numId w:val="1"/>
+          <w:numId w:val="12"/>
         </w:numPr>
         <w:spacing w:before="0" w:after="60"/>
         <w:rPr/>
@@ -3567,7 +3567,7 @@
         <w:pStyle w:val="ListParagraph"/>
         <w:numPr>
           <w:ilvl w:val="0"/>
-          <w:numId w:val="1"/>
+          <w:numId w:val="13"/>
         </w:numPr>
         <w:spacing w:before="0" w:after="60"/>
         <w:rPr/>
@@ -3585,7 +3585,7 @@
         <w:pStyle w:val="ListParagraph"/>
         <w:numPr>
           <w:ilvl w:val="0"/>
-          <w:numId w:val="1"/>
+          <w:numId w:val="14"/>
         </w:numPr>
         <w:spacing w:before="0" w:after="60"/>
         <w:rPr/>
@@ -3603,7 +3603,7 @@
         <w:pStyle w:val="ListParagraph"/>
         <w:numPr>
           <w:ilvl w:val="0"/>
-          <w:numId w:val="1"/>
+          <w:numId w:val="15"/>
         </w:numPr>
         <w:spacing w:before="0" w:after="60"/>
         <w:rPr/>
@@ -3641,8 +3641,8 @@
         </w:tblCellMar>
       </w:tblPr>
       <w:tblGrid>
-        <w:gridCol w:w="2399"/>
-        <w:gridCol w:w="1801"/>
+        <w:gridCol w:w="2398"/>
+        <w:gridCol w:w="1802"/>
         <w:gridCol w:w="5500"/>
       </w:tblGrid>
       <w:tr>
@@ -3651,7 +3651,7 @@
         </w:trPr>
         <w:tc>
           <w:tcPr>
-            <w:tcW w:w="2399" w:type="dxa"/>
+            <w:tcW w:w="2398" w:type="dxa"/>
             <w:tcBorders>
               <w:top w:val="single" w:sz="4" w:space="0" w:color="BFBFBF"/>
               <w:left w:val="single" w:sz="4" w:space="0" w:color="BFBFBF"/>
@@ -3678,7 +3678,7 @@
         </w:tc>
         <w:tc>
           <w:tcPr>
-            <w:tcW w:w="1801" w:type="dxa"/>
+            <w:tcW w:w="1802" w:type="dxa"/>
             <w:tcBorders>
               <w:top w:val="single" w:sz="4" w:space="0" w:color="BFBFBF"/>
               <w:left w:val="single" w:sz="4" w:space="0" w:color="BFBFBF"/>
@@ -3735,7 +3735,7 @@
         <w:trPr/>
         <w:tc>
           <w:tcPr>
-            <w:tcW w:w="2399" w:type="dxa"/>
+            <w:tcW w:w="2398" w:type="dxa"/>
             <w:tcBorders>
               <w:top w:val="single" w:sz="4" w:space="0" w:color="BFBFBF"/>
               <w:left w:val="single" w:sz="4" w:space="0" w:color="BFBFBF"/>
@@ -3762,7 +3762,7 @@
         </w:tc>
         <w:tc>
           <w:tcPr>
-            <w:tcW w:w="1801" w:type="dxa"/>
+            <w:tcW w:w="1802" w:type="dxa"/>
             <w:tcBorders>
               <w:top w:val="single" w:sz="4" w:space="0" w:color="BFBFBF"/>
               <w:left w:val="single" w:sz="4" w:space="0" w:color="BFBFBF"/>
@@ -3812,7 +3812,7 @@
         <w:trPr/>
         <w:tc>
           <w:tcPr>
-            <w:tcW w:w="2399" w:type="dxa"/>
+            <w:tcW w:w="2398" w:type="dxa"/>
             <w:tcBorders>
               <w:top w:val="single" w:sz="4" w:space="0" w:color="BFBFBF"/>
               <w:left w:val="single" w:sz="4" w:space="0" w:color="BFBFBF"/>
@@ -3839,7 +3839,7 @@
         </w:tc>
         <w:tc>
           <w:tcPr>
-            <w:tcW w:w="1801" w:type="dxa"/>
+            <w:tcW w:w="1802" w:type="dxa"/>
             <w:tcBorders>
               <w:top w:val="single" w:sz="4" w:space="0" w:color="BFBFBF"/>
               <w:left w:val="single" w:sz="4" w:space="0" w:color="BFBFBF"/>
@@ -3889,7 +3889,7 @@
         <w:trPr/>
         <w:tc>
           <w:tcPr>
-            <w:tcW w:w="2399" w:type="dxa"/>
+            <w:tcW w:w="2398" w:type="dxa"/>
             <w:tcBorders>
               <w:top w:val="single" w:sz="4" w:space="0" w:color="BFBFBF"/>
               <w:left w:val="single" w:sz="4" w:space="0" w:color="BFBFBF"/>
@@ -3916,7 +3916,7 @@
         </w:tc>
         <w:tc>
           <w:tcPr>
-            <w:tcW w:w="1801" w:type="dxa"/>
+            <w:tcW w:w="1802" w:type="dxa"/>
             <w:tcBorders>
               <w:top w:val="single" w:sz="4" w:space="0" w:color="BFBFBF"/>
               <w:left w:val="single" w:sz="4" w:space="0" w:color="BFBFBF"/>
@@ -3972,7 +3972,7 @@
         <w:trPr/>
         <w:tc>
           <w:tcPr>
-            <w:tcW w:w="2399" w:type="dxa"/>
+            <w:tcW w:w="2398" w:type="dxa"/>
             <w:tcBorders>
               <w:top w:val="single" w:sz="4" w:space="0" w:color="BFBFBF"/>
               <w:left w:val="single" w:sz="4" w:space="0" w:color="BFBFBF"/>
@@ -3999,7 +3999,7 @@
         </w:tc>
         <w:tc>
           <w:tcPr>
-            <w:tcW w:w="1801" w:type="dxa"/>
+            <w:tcW w:w="1802" w:type="dxa"/>
             <w:tcBorders>
               <w:top w:val="single" w:sz="4" w:space="0" w:color="BFBFBF"/>
               <w:left w:val="single" w:sz="4" w:space="0" w:color="BFBFBF"/>
@@ -4077,8 +4077,8 @@
         </w:tblCellMar>
       </w:tblPr>
       <w:tblGrid>
-        <w:gridCol w:w="2399"/>
-        <w:gridCol w:w="1801"/>
+        <w:gridCol w:w="2398"/>
+        <w:gridCol w:w="1802"/>
         <w:gridCol w:w="5500"/>
       </w:tblGrid>
       <w:tr>
@@ -4087,7 +4087,7 @@
         </w:trPr>
         <w:tc>
           <w:tcPr>
-            <w:tcW w:w="2399" w:type="dxa"/>
+            <w:tcW w:w="2398" w:type="dxa"/>
             <w:tcBorders>
               <w:top w:val="single" w:sz="4" w:space="0" w:color="BFBFBF"/>
               <w:left w:val="single" w:sz="4" w:space="0" w:color="BFBFBF"/>
@@ -4114,7 +4114,7 @@
         </w:tc>
         <w:tc>
           <w:tcPr>
-            <w:tcW w:w="1801" w:type="dxa"/>
+            <w:tcW w:w="1802" w:type="dxa"/>
             <w:tcBorders>
               <w:top w:val="single" w:sz="4" w:space="0" w:color="BFBFBF"/>
               <w:left w:val="single" w:sz="4" w:space="0" w:color="BFBFBF"/>
@@ -4171,7 +4171,7 @@
         <w:trPr/>
         <w:tc>
           <w:tcPr>
-            <w:tcW w:w="2399" w:type="dxa"/>
+            <w:tcW w:w="2398" w:type="dxa"/>
             <w:tcBorders>
               <w:top w:val="single" w:sz="4" w:space="0" w:color="BFBFBF"/>
               <w:left w:val="single" w:sz="4" w:space="0" w:color="BFBFBF"/>
@@ -4198,7 +4198,7 @@
         </w:tc>
         <w:tc>
           <w:tcPr>
-            <w:tcW w:w="1801" w:type="dxa"/>
+            <w:tcW w:w="1802" w:type="dxa"/>
             <w:tcBorders>
               <w:top w:val="single" w:sz="4" w:space="0" w:color="BFBFBF"/>
               <w:left w:val="single" w:sz="4" w:space="0" w:color="BFBFBF"/>
@@ -4248,7 +4248,7 @@
         <w:trPr/>
         <w:tc>
           <w:tcPr>
-            <w:tcW w:w="2399" w:type="dxa"/>
+            <w:tcW w:w="2398" w:type="dxa"/>
             <w:tcBorders>
               <w:top w:val="single" w:sz="4" w:space="0" w:color="BFBFBF"/>
               <w:left w:val="single" w:sz="4" w:space="0" w:color="BFBFBF"/>
@@ -4275,7 +4275,7 @@
         </w:tc>
         <w:tc>
           <w:tcPr>
-            <w:tcW w:w="1801" w:type="dxa"/>
+            <w:tcW w:w="1802" w:type="dxa"/>
             <w:tcBorders>
               <w:top w:val="single" w:sz="4" w:space="0" w:color="BFBFBF"/>
               <w:left w:val="single" w:sz="4" w:space="0" w:color="BFBFBF"/>
@@ -4353,8 +4353,8 @@
         </w:tblCellMar>
       </w:tblPr>
       <w:tblGrid>
-        <w:gridCol w:w="2399"/>
-        <w:gridCol w:w="1801"/>
+        <w:gridCol w:w="2398"/>
+        <w:gridCol w:w="1802"/>
         <w:gridCol w:w="5500"/>
       </w:tblGrid>
       <w:tr>
@@ -4363,7 +4363,7 @@
         </w:trPr>
         <w:tc>
           <w:tcPr>
-            <w:tcW w:w="2399" w:type="dxa"/>
+            <w:tcW w:w="2398" w:type="dxa"/>
             <w:tcBorders>
               <w:top w:val="single" w:sz="4" w:space="0" w:color="BFBFBF"/>
               <w:left w:val="single" w:sz="4" w:space="0" w:color="BFBFBF"/>
@@ -4390,7 +4390,7 @@
         </w:tc>
         <w:tc>
           <w:tcPr>
-            <w:tcW w:w="1801" w:type="dxa"/>
+            <w:tcW w:w="1802" w:type="dxa"/>
             <w:tcBorders>
               <w:top w:val="single" w:sz="4" w:space="0" w:color="BFBFBF"/>
               <w:left w:val="single" w:sz="4" w:space="0" w:color="BFBFBF"/>
@@ -4447,7 +4447,7 @@
         <w:trPr/>
         <w:tc>
           <w:tcPr>
-            <w:tcW w:w="2399" w:type="dxa"/>
+            <w:tcW w:w="2398" w:type="dxa"/>
             <w:tcBorders>
               <w:top w:val="single" w:sz="4" w:space="0" w:color="BFBFBF"/>
               <w:left w:val="single" w:sz="4" w:space="0" w:color="BFBFBF"/>
@@ -4474,7 +4474,7 @@
         </w:tc>
         <w:tc>
           <w:tcPr>
-            <w:tcW w:w="1801" w:type="dxa"/>
+            <w:tcW w:w="1802" w:type="dxa"/>
             <w:tcBorders>
               <w:top w:val="single" w:sz="4" w:space="0" w:color="BFBFBF"/>
               <w:left w:val="single" w:sz="4" w:space="0" w:color="BFBFBF"/>
@@ -4524,7 +4524,7 @@
         <w:trPr/>
         <w:tc>
           <w:tcPr>
-            <w:tcW w:w="2399" w:type="dxa"/>
+            <w:tcW w:w="2398" w:type="dxa"/>
             <w:tcBorders>
               <w:top w:val="single" w:sz="4" w:space="0" w:color="BFBFBF"/>
               <w:left w:val="single" w:sz="4" w:space="0" w:color="BFBFBF"/>
@@ -4551,7 +4551,7 @@
         </w:tc>
         <w:tc>
           <w:tcPr>
-            <w:tcW w:w="1801" w:type="dxa"/>
+            <w:tcW w:w="1802" w:type="dxa"/>
             <w:tcBorders>
               <w:top w:val="single" w:sz="4" w:space="0" w:color="BFBFBF"/>
               <w:left w:val="single" w:sz="4" w:space="0" w:color="BFBFBF"/>
@@ -4601,7 +4601,7 @@
         <w:trPr/>
         <w:tc>
           <w:tcPr>
-            <w:tcW w:w="2399" w:type="dxa"/>
+            <w:tcW w:w="2398" w:type="dxa"/>
             <w:tcBorders>
               <w:top w:val="single" w:sz="4" w:space="0" w:color="BFBFBF"/>
               <w:left w:val="single" w:sz="4" w:space="0" w:color="BFBFBF"/>
@@ -4628,7 +4628,7 @@
         </w:tc>
         <w:tc>
           <w:tcPr>
-            <w:tcW w:w="1801" w:type="dxa"/>
+            <w:tcW w:w="1802" w:type="dxa"/>
             <w:tcBorders>
               <w:top w:val="single" w:sz="4" w:space="0" w:color="BFBFBF"/>
               <w:left w:val="single" w:sz="4" w:space="0" w:color="BFBFBF"/>
@@ -4888,7 +4888,7 @@
         <w:pStyle w:val="ListParagraph"/>
         <w:numPr>
           <w:ilvl w:val="0"/>
-          <w:numId w:val="1"/>
+          <w:numId w:val="16"/>
         </w:numPr>
         <w:spacing w:before="0" w:after="60"/>
         <w:rPr/>
@@ -4906,7 +4906,7 @@
         <w:pStyle w:val="ListParagraph"/>
         <w:numPr>
           <w:ilvl w:val="0"/>
-          <w:numId w:val="1"/>
+          <w:numId w:val="17"/>
         </w:numPr>
         <w:spacing w:before="0" w:after="60"/>
         <w:rPr/>
@@ -4924,7 +4924,7 @@
         <w:pStyle w:val="ListParagraph"/>
         <w:numPr>
           <w:ilvl w:val="0"/>
-          <w:numId w:val="1"/>
+          <w:numId w:val="18"/>
         </w:numPr>
         <w:spacing w:before="0" w:after="60"/>
         <w:rPr/>
@@ -4942,7 +4942,7 @@
         <w:pStyle w:val="ListParagraph"/>
         <w:numPr>
           <w:ilvl w:val="0"/>
-          <w:numId w:val="1"/>
+          <w:numId w:val="19"/>
         </w:numPr>
         <w:spacing w:before="0" w:after="60"/>
         <w:rPr/>
@@ -4960,7 +4960,7 @@
         <w:pStyle w:val="ListParagraph"/>
         <w:numPr>
           <w:ilvl w:val="0"/>
-          <w:numId w:val="1"/>
+          <w:numId w:val="20"/>
         </w:numPr>
         <w:spacing w:before="0" w:after="60"/>
         <w:rPr/>
@@ -4978,7 +4978,7 @@
         <w:pStyle w:val="ListParagraph"/>
         <w:numPr>
           <w:ilvl w:val="0"/>
-          <w:numId w:val="1"/>
+          <w:numId w:val="21"/>
         </w:numPr>
         <w:spacing w:before="0" w:after="60"/>
         <w:rPr/>
@@ -5016,8 +5016,8 @@
         </w:tblCellMar>
       </w:tblPr>
       <w:tblGrid>
-        <w:gridCol w:w="2399"/>
-        <w:gridCol w:w="1801"/>
+        <w:gridCol w:w="2398"/>
+        <w:gridCol w:w="1802"/>
         <w:gridCol w:w="5500"/>
       </w:tblGrid>
       <w:tr>
@@ -5026,7 +5026,7 @@
         </w:trPr>
         <w:tc>
           <w:tcPr>
-            <w:tcW w:w="2399" w:type="dxa"/>
+            <w:tcW w:w="2398" w:type="dxa"/>
             <w:tcBorders>
               <w:top w:val="single" w:sz="4" w:space="0" w:color="BFBFBF"/>
               <w:left w:val="single" w:sz="4" w:space="0" w:color="BFBFBF"/>
@@ -5053,7 +5053,7 @@
         </w:tc>
         <w:tc>
           <w:tcPr>
-            <w:tcW w:w="1801" w:type="dxa"/>
+            <w:tcW w:w="1802" w:type="dxa"/>
             <w:tcBorders>
               <w:top w:val="single" w:sz="4" w:space="0" w:color="BFBFBF"/>
               <w:left w:val="single" w:sz="4" w:space="0" w:color="BFBFBF"/>
@@ -5110,7 +5110,7 @@
         <w:trPr/>
         <w:tc>
           <w:tcPr>
-            <w:tcW w:w="2399" w:type="dxa"/>
+            <w:tcW w:w="2398" w:type="dxa"/>
             <w:tcBorders>
               <w:top w:val="single" w:sz="4" w:space="0" w:color="BFBFBF"/>
               <w:left w:val="single" w:sz="4" w:space="0" w:color="BFBFBF"/>
@@ -5137,7 +5137,7 @@
         </w:tc>
         <w:tc>
           <w:tcPr>
-            <w:tcW w:w="1801" w:type="dxa"/>
+            <w:tcW w:w="1802" w:type="dxa"/>
             <w:tcBorders>
               <w:top w:val="single" w:sz="4" w:space="0" w:color="BFBFBF"/>
               <w:left w:val="single" w:sz="4" w:space="0" w:color="BFBFBF"/>
@@ -5187,7 +5187,7 @@
         <w:trPr/>
         <w:tc>
           <w:tcPr>
-            <w:tcW w:w="2399" w:type="dxa"/>
+            <w:tcW w:w="2398" w:type="dxa"/>
             <w:tcBorders>
               <w:top w:val="single" w:sz="4" w:space="0" w:color="BFBFBF"/>
               <w:left w:val="single" w:sz="4" w:space="0" w:color="BFBFBF"/>
@@ -5214,7 +5214,7 @@
         </w:tc>
         <w:tc>
           <w:tcPr>
-            <w:tcW w:w="1801" w:type="dxa"/>
+            <w:tcW w:w="1802" w:type="dxa"/>
             <w:tcBorders>
               <w:top w:val="single" w:sz="4" w:space="0" w:color="BFBFBF"/>
               <w:left w:val="single" w:sz="4" w:space="0" w:color="BFBFBF"/>
@@ -5264,7 +5264,7 @@
         <w:trPr/>
         <w:tc>
           <w:tcPr>
-            <w:tcW w:w="2399" w:type="dxa"/>
+            <w:tcW w:w="2398" w:type="dxa"/>
             <w:tcBorders>
               <w:top w:val="single" w:sz="4" w:space="0" w:color="BFBFBF"/>
               <w:left w:val="single" w:sz="4" w:space="0" w:color="BFBFBF"/>
@@ -5291,7 +5291,7 @@
         </w:tc>
         <w:tc>
           <w:tcPr>
-            <w:tcW w:w="1801" w:type="dxa"/>
+            <w:tcW w:w="1802" w:type="dxa"/>
             <w:tcBorders>
               <w:top w:val="single" w:sz="4" w:space="0" w:color="BFBFBF"/>
               <w:left w:val="single" w:sz="4" w:space="0" w:color="BFBFBF"/>
@@ -5341,7 +5341,7 @@
         <w:trPr/>
         <w:tc>
           <w:tcPr>
-            <w:tcW w:w="2399" w:type="dxa"/>
+            <w:tcW w:w="2398" w:type="dxa"/>
             <w:tcBorders>
               <w:top w:val="single" w:sz="4" w:space="0" w:color="BFBFBF"/>
               <w:left w:val="single" w:sz="4" w:space="0" w:color="BFBFBF"/>
@@ -5368,7 +5368,7 @@
         </w:tc>
         <w:tc>
           <w:tcPr>
-            <w:tcW w:w="1801" w:type="dxa"/>
+            <w:tcW w:w="1802" w:type="dxa"/>
             <w:tcBorders>
               <w:top w:val="single" w:sz="4" w:space="0" w:color="BFBFBF"/>
               <w:left w:val="single" w:sz="4" w:space="0" w:color="BFBFBF"/>
@@ -5424,7 +5424,7 @@
         <w:trPr/>
         <w:tc>
           <w:tcPr>
-            <w:tcW w:w="2399" w:type="dxa"/>
+            <w:tcW w:w="2398" w:type="dxa"/>
             <w:tcBorders>
               <w:top w:val="single" w:sz="4" w:space="0" w:color="BFBFBF"/>
               <w:left w:val="single" w:sz="4" w:space="0" w:color="BFBFBF"/>
@@ -5451,7 +5451,7 @@
         </w:tc>
         <w:tc>
           <w:tcPr>
-            <w:tcW w:w="1801" w:type="dxa"/>
+            <w:tcW w:w="1802" w:type="dxa"/>
             <w:tcBorders>
               <w:top w:val="single" w:sz="4" w:space="0" w:color="BFBFBF"/>
               <w:left w:val="single" w:sz="4" w:space="0" w:color="BFBFBF"/>
@@ -5501,7 +5501,7 @@
         <w:trPr/>
         <w:tc>
           <w:tcPr>
-            <w:tcW w:w="2399" w:type="dxa"/>
+            <w:tcW w:w="2398" w:type="dxa"/>
             <w:tcBorders>
               <w:top w:val="single" w:sz="4" w:space="0" w:color="BFBFBF"/>
               <w:left w:val="single" w:sz="4" w:space="0" w:color="BFBFBF"/>
@@ -5528,7 +5528,7 @@
         </w:tc>
         <w:tc>
           <w:tcPr>
-            <w:tcW w:w="1801" w:type="dxa"/>
+            <w:tcW w:w="1802" w:type="dxa"/>
             <w:tcBorders>
               <w:top w:val="single" w:sz="4" w:space="0" w:color="BFBFBF"/>
               <w:left w:val="single" w:sz="4" w:space="0" w:color="BFBFBF"/>
@@ -5606,8 +5606,8 @@
         </w:tblCellMar>
       </w:tblPr>
       <w:tblGrid>
-        <w:gridCol w:w="2399"/>
-        <w:gridCol w:w="1801"/>
+        <w:gridCol w:w="2398"/>
+        <w:gridCol w:w="1802"/>
         <w:gridCol w:w="5500"/>
       </w:tblGrid>
       <w:tr>
@@ -5616,7 +5616,7 @@
         </w:trPr>
         <w:tc>
           <w:tcPr>
-            <w:tcW w:w="2399" w:type="dxa"/>
+            <w:tcW w:w="2398" w:type="dxa"/>
             <w:tcBorders>
               <w:top w:val="single" w:sz="4" w:space="0" w:color="BFBFBF"/>
               <w:left w:val="single" w:sz="4" w:space="0" w:color="BFBFBF"/>
@@ -5643,7 +5643,7 @@
         </w:tc>
         <w:tc>
           <w:tcPr>
-            <w:tcW w:w="1801" w:type="dxa"/>
+            <w:tcW w:w="1802" w:type="dxa"/>
             <w:tcBorders>
               <w:top w:val="single" w:sz="4" w:space="0" w:color="BFBFBF"/>
               <w:left w:val="single" w:sz="4" w:space="0" w:color="BFBFBF"/>
@@ -5700,7 +5700,7 @@
         <w:trPr/>
         <w:tc>
           <w:tcPr>
-            <w:tcW w:w="2399" w:type="dxa"/>
+            <w:tcW w:w="2398" w:type="dxa"/>
             <w:tcBorders>
               <w:top w:val="single" w:sz="4" w:space="0" w:color="BFBFBF"/>
               <w:left w:val="single" w:sz="4" w:space="0" w:color="BFBFBF"/>
@@ -5727,7 +5727,7 @@
         </w:tc>
         <w:tc>
           <w:tcPr>
-            <w:tcW w:w="1801" w:type="dxa"/>
+            <w:tcW w:w="1802" w:type="dxa"/>
             <w:tcBorders>
               <w:top w:val="single" w:sz="4" w:space="0" w:color="BFBFBF"/>
               <w:left w:val="single" w:sz="4" w:space="0" w:color="BFBFBF"/>
@@ -5777,7 +5777,7 @@
         <w:trPr/>
         <w:tc>
           <w:tcPr>
-            <w:tcW w:w="2399" w:type="dxa"/>
+            <w:tcW w:w="2398" w:type="dxa"/>
             <w:tcBorders>
               <w:top w:val="single" w:sz="4" w:space="0" w:color="BFBFBF"/>
               <w:left w:val="single" w:sz="4" w:space="0" w:color="BFBFBF"/>
@@ -5804,7 +5804,7 @@
         </w:tc>
         <w:tc>
           <w:tcPr>
-            <w:tcW w:w="1801" w:type="dxa"/>
+            <w:tcW w:w="1802" w:type="dxa"/>
             <w:tcBorders>
               <w:top w:val="single" w:sz="4" w:space="0" w:color="BFBFBF"/>
               <w:left w:val="single" w:sz="4" w:space="0" w:color="BFBFBF"/>
@@ -5854,7 +5854,7 @@
         <w:trPr/>
         <w:tc>
           <w:tcPr>
-            <w:tcW w:w="2399" w:type="dxa"/>
+            <w:tcW w:w="2398" w:type="dxa"/>
             <w:tcBorders>
               <w:top w:val="single" w:sz="4" w:space="0" w:color="BFBFBF"/>
               <w:left w:val="single" w:sz="4" w:space="0" w:color="BFBFBF"/>
@@ -5881,7 +5881,7 @@
         </w:tc>
         <w:tc>
           <w:tcPr>
-            <w:tcW w:w="1801" w:type="dxa"/>
+            <w:tcW w:w="1802" w:type="dxa"/>
             <w:tcBorders>
               <w:top w:val="single" w:sz="4" w:space="0" w:color="BFBFBF"/>
               <w:left w:val="single" w:sz="4" w:space="0" w:color="BFBFBF"/>
@@ -6143,7 +6143,7 @@
         <w:pStyle w:val="ListParagraph"/>
         <w:numPr>
           <w:ilvl w:val="0"/>
-          <w:numId w:val="1"/>
+          <w:numId w:val="22"/>
         </w:numPr>
         <w:spacing w:before="0" w:after="60"/>
         <w:rPr/>
@@ -6161,7 +6161,7 @@
         <w:pStyle w:val="ListParagraph"/>
         <w:numPr>
           <w:ilvl w:val="0"/>
-          <w:numId w:val="1"/>
+          <w:numId w:val="23"/>
         </w:numPr>
         <w:spacing w:before="0" w:after="60"/>
         <w:rPr/>
@@ -6179,7 +6179,7 @@
         <w:pStyle w:val="ListParagraph"/>
         <w:numPr>
           <w:ilvl w:val="0"/>
-          <w:numId w:val="1"/>
+          <w:numId w:val="24"/>
         </w:numPr>
         <w:spacing w:before="0" w:after="60"/>
         <w:rPr/>
@@ -6197,7 +6197,7 @@
         <w:pStyle w:val="ListParagraph"/>
         <w:numPr>
           <w:ilvl w:val="0"/>
-          <w:numId w:val="1"/>
+          <w:numId w:val="25"/>
         </w:numPr>
         <w:spacing w:before="0" w:after="60"/>
         <w:rPr/>
@@ -6215,7 +6215,7 @@
         <w:pStyle w:val="ListParagraph"/>
         <w:numPr>
           <w:ilvl w:val="0"/>
-          <w:numId w:val="1"/>
+          <w:numId w:val="26"/>
         </w:numPr>
         <w:spacing w:before="0" w:after="60"/>
         <w:rPr/>
@@ -6253,8 +6253,8 @@
         </w:tblCellMar>
       </w:tblPr>
       <w:tblGrid>
-        <w:gridCol w:w="2399"/>
-        <w:gridCol w:w="1801"/>
+        <w:gridCol w:w="2398"/>
+        <w:gridCol w:w="1802"/>
         <w:gridCol w:w="5500"/>
       </w:tblGrid>
       <w:tr>
@@ -6263,7 +6263,7 @@
         </w:trPr>
         <w:tc>
           <w:tcPr>
-            <w:tcW w:w="2399" w:type="dxa"/>
+            <w:tcW w:w="2398" w:type="dxa"/>
             <w:tcBorders>
               <w:top w:val="single" w:sz="4" w:space="0" w:color="BFBFBF"/>
               <w:left w:val="single" w:sz="4" w:space="0" w:color="BFBFBF"/>
@@ -6290,7 +6290,7 @@
         </w:tc>
         <w:tc>
           <w:tcPr>
-            <w:tcW w:w="1801" w:type="dxa"/>
+            <w:tcW w:w="1802" w:type="dxa"/>
             <w:tcBorders>
               <w:top w:val="single" w:sz="4" w:space="0" w:color="BFBFBF"/>
               <w:left w:val="single" w:sz="4" w:space="0" w:color="BFBFBF"/>
@@ -6347,7 +6347,7 @@
         <w:trPr/>
         <w:tc>
           <w:tcPr>
-            <w:tcW w:w="2399" w:type="dxa"/>
+            <w:tcW w:w="2398" w:type="dxa"/>
             <w:tcBorders>
               <w:top w:val="single" w:sz="4" w:space="0" w:color="BFBFBF"/>
               <w:left w:val="single" w:sz="4" w:space="0" w:color="BFBFBF"/>
@@ -6374,7 +6374,7 @@
         </w:tc>
         <w:tc>
           <w:tcPr>
-            <w:tcW w:w="1801" w:type="dxa"/>
+            <w:tcW w:w="1802" w:type="dxa"/>
             <w:tcBorders>
               <w:top w:val="single" w:sz="4" w:space="0" w:color="BFBFBF"/>
               <w:left w:val="single" w:sz="4" w:space="0" w:color="BFBFBF"/>
@@ -6424,7 +6424,7 @@
         <w:trPr/>
         <w:tc>
           <w:tcPr>
-            <w:tcW w:w="2399" w:type="dxa"/>
+            <w:tcW w:w="2398" w:type="dxa"/>
             <w:tcBorders>
               <w:top w:val="single" w:sz="4" w:space="0" w:color="BFBFBF"/>
               <w:left w:val="single" w:sz="4" w:space="0" w:color="BFBFBF"/>
@@ -6451,7 +6451,7 @@
         </w:tc>
         <w:tc>
           <w:tcPr>
-            <w:tcW w:w="1801" w:type="dxa"/>
+            <w:tcW w:w="1802" w:type="dxa"/>
             <w:tcBorders>
               <w:top w:val="single" w:sz="4" w:space="0" w:color="BFBFBF"/>
               <w:left w:val="single" w:sz="4" w:space="0" w:color="BFBFBF"/>
@@ -6501,7 +6501,7 @@
         <w:trPr/>
         <w:tc>
           <w:tcPr>
-            <w:tcW w:w="2399" w:type="dxa"/>
+            <w:tcW w:w="2398" w:type="dxa"/>
             <w:tcBorders>
               <w:top w:val="single" w:sz="4" w:space="0" w:color="BFBFBF"/>
               <w:left w:val="single" w:sz="4" w:space="0" w:color="BFBFBF"/>
@@ -6528,7 +6528,7 @@
         </w:tc>
         <w:tc>
           <w:tcPr>
-            <w:tcW w:w="1801" w:type="dxa"/>
+            <w:tcW w:w="1802" w:type="dxa"/>
             <w:tcBorders>
               <w:top w:val="single" w:sz="4" w:space="0" w:color="BFBFBF"/>
               <w:left w:val="single" w:sz="4" w:space="0" w:color="BFBFBF"/>
@@ -6578,7 +6578,7 @@
         <w:trPr/>
         <w:tc>
           <w:tcPr>
-            <w:tcW w:w="2399" w:type="dxa"/>
+            <w:tcW w:w="2398" w:type="dxa"/>
             <w:tcBorders>
               <w:top w:val="single" w:sz="4" w:space="0" w:color="BFBFBF"/>
               <w:left w:val="single" w:sz="4" w:space="0" w:color="BFBFBF"/>
@@ -6605,7 +6605,7 @@
         </w:tc>
         <w:tc>
           <w:tcPr>
-            <w:tcW w:w="1801" w:type="dxa"/>
+            <w:tcW w:w="1802" w:type="dxa"/>
             <w:tcBorders>
               <w:top w:val="single" w:sz="4" w:space="0" w:color="BFBFBF"/>
               <w:left w:val="single" w:sz="4" w:space="0" w:color="BFBFBF"/>
@@ -6843,7 +6843,7 @@
         <w:pStyle w:val="ListParagraph"/>
         <w:numPr>
           <w:ilvl w:val="0"/>
-          <w:numId w:val="1"/>
+          <w:numId w:val="27"/>
         </w:numPr>
         <w:spacing w:before="0" w:after="60"/>
         <w:rPr/>
@@ -6861,7 +6861,7 @@
         <w:pStyle w:val="ListParagraph"/>
         <w:numPr>
           <w:ilvl w:val="0"/>
-          <w:numId w:val="1"/>
+          <w:numId w:val="28"/>
         </w:numPr>
         <w:spacing w:before="0" w:after="60"/>
         <w:rPr/>
@@ -6879,7 +6879,7 @@
         <w:pStyle w:val="ListParagraph"/>
         <w:numPr>
           <w:ilvl w:val="0"/>
-          <w:numId w:val="1"/>
+          <w:numId w:val="29"/>
         </w:numPr>
         <w:spacing w:before="0" w:after="60"/>
         <w:rPr/>
@@ -6897,7 +6897,7 @@
         <w:pStyle w:val="ListParagraph"/>
         <w:numPr>
           <w:ilvl w:val="0"/>
-          <w:numId w:val="1"/>
+          <w:numId w:val="30"/>
         </w:numPr>
         <w:spacing w:before="0" w:after="60"/>
         <w:rPr/>
@@ -6915,7 +6915,7 @@
         <w:pStyle w:val="ListParagraph"/>
         <w:numPr>
           <w:ilvl w:val="0"/>
-          <w:numId w:val="1"/>
+          <w:numId w:val="31"/>
         </w:numPr>
         <w:spacing w:before="0" w:after="60"/>
         <w:rPr/>
@@ -6933,7 +6933,7 @@
         <w:pStyle w:val="ListParagraph"/>
         <w:numPr>
           <w:ilvl w:val="0"/>
-          <w:numId w:val="1"/>
+          <w:numId w:val="32"/>
         </w:numPr>
         <w:spacing w:before="0" w:after="60"/>
         <w:rPr/>
@@ -6971,8 +6971,8 @@
         </w:tblCellMar>
       </w:tblPr>
       <w:tblGrid>
-        <w:gridCol w:w="2399"/>
-        <w:gridCol w:w="1801"/>
+        <w:gridCol w:w="2398"/>
+        <w:gridCol w:w="1802"/>
         <w:gridCol w:w="5500"/>
       </w:tblGrid>
       <w:tr>
@@ -6981,7 +6981,7 @@
         </w:trPr>
         <w:tc>
           <w:tcPr>
-            <w:tcW w:w="2399" w:type="dxa"/>
+            <w:tcW w:w="2398" w:type="dxa"/>
             <w:tcBorders>
               <w:top w:val="single" w:sz="4" w:space="0" w:color="BFBFBF"/>
               <w:left w:val="single" w:sz="4" w:space="0" w:color="BFBFBF"/>
@@ -7008,7 +7008,7 @@
         </w:tc>
         <w:tc>
           <w:tcPr>
-            <w:tcW w:w="1801" w:type="dxa"/>
+            <w:tcW w:w="1802" w:type="dxa"/>
             <w:tcBorders>
               <w:top w:val="single" w:sz="4" w:space="0" w:color="BFBFBF"/>
               <w:left w:val="single" w:sz="4" w:space="0" w:color="BFBFBF"/>
@@ -7065,7 +7065,7 @@
         <w:trPr/>
         <w:tc>
           <w:tcPr>
-            <w:tcW w:w="2399" w:type="dxa"/>
+            <w:tcW w:w="2398" w:type="dxa"/>
             <w:tcBorders>
               <w:top w:val="single" w:sz="4" w:space="0" w:color="BFBFBF"/>
               <w:left w:val="single" w:sz="4" w:space="0" w:color="BFBFBF"/>
@@ -7092,7 +7092,7 @@
         </w:tc>
         <w:tc>
           <w:tcPr>
-            <w:tcW w:w="1801" w:type="dxa"/>
+            <w:tcW w:w="1802" w:type="dxa"/>
             <w:tcBorders>
               <w:top w:val="single" w:sz="4" w:space="0" w:color="BFBFBF"/>
               <w:left w:val="single" w:sz="4" w:space="0" w:color="BFBFBF"/>
@@ -7148,7 +7148,7 @@
         <w:trPr/>
         <w:tc>
           <w:tcPr>
-            <w:tcW w:w="2399" w:type="dxa"/>
+            <w:tcW w:w="2398" w:type="dxa"/>
             <w:tcBorders>
               <w:top w:val="single" w:sz="4" w:space="0" w:color="BFBFBF"/>
               <w:left w:val="single" w:sz="4" w:space="0" w:color="BFBFBF"/>
@@ -7175,7 +7175,7 @@
         </w:tc>
         <w:tc>
           <w:tcPr>
-            <w:tcW w:w="1801" w:type="dxa"/>
+            <w:tcW w:w="1802" w:type="dxa"/>
             <w:tcBorders>
               <w:top w:val="single" w:sz="4" w:space="0" w:color="BFBFBF"/>
               <w:left w:val="single" w:sz="4" w:space="0" w:color="BFBFBF"/>
@@ -7231,7 +7231,7 @@
         <w:trPr/>
         <w:tc>
           <w:tcPr>
-            <w:tcW w:w="2399" w:type="dxa"/>
+            <w:tcW w:w="2398" w:type="dxa"/>
             <w:tcBorders>
               <w:top w:val="single" w:sz="4" w:space="0" w:color="BFBFBF"/>
               <w:left w:val="single" w:sz="4" w:space="0" w:color="BFBFBF"/>
@@ -7258,7 +7258,7 @@
         </w:tc>
         <w:tc>
           <w:tcPr>
-            <w:tcW w:w="1801" w:type="dxa"/>
+            <w:tcW w:w="1802" w:type="dxa"/>
             <w:tcBorders>
               <w:top w:val="single" w:sz="4" w:space="0" w:color="BFBFBF"/>
               <w:left w:val="single" w:sz="4" w:space="0" w:color="BFBFBF"/>
@@ -7314,7 +7314,7 @@
         <w:trPr/>
         <w:tc>
           <w:tcPr>
-            <w:tcW w:w="2399" w:type="dxa"/>
+            <w:tcW w:w="2398" w:type="dxa"/>
             <w:tcBorders>
               <w:top w:val="single" w:sz="4" w:space="0" w:color="BFBFBF"/>
               <w:left w:val="single" w:sz="4" w:space="0" w:color="BFBFBF"/>
@@ -7341,7 +7341,7 @@
         </w:tc>
         <w:tc>
           <w:tcPr>
-            <w:tcW w:w="1801" w:type="dxa"/>
+            <w:tcW w:w="1802" w:type="dxa"/>
             <w:tcBorders>
               <w:top w:val="single" w:sz="4" w:space="0" w:color="BFBFBF"/>
               <w:left w:val="single" w:sz="4" w:space="0" w:color="BFBFBF"/>
@@ -7413,8 +7413,8 @@
         </w:tblCellMar>
       </w:tblPr>
       <w:tblGrid>
-        <w:gridCol w:w="2399"/>
-        <w:gridCol w:w="1801"/>
+        <w:gridCol w:w="2398"/>
+        <w:gridCol w:w="1802"/>
         <w:gridCol w:w="5500"/>
       </w:tblGrid>
       <w:tr>
@@ -7423,7 +7423,7 @@
         </w:trPr>
         <w:tc>
           <w:tcPr>
-            <w:tcW w:w="2399" w:type="dxa"/>
+            <w:tcW w:w="2398" w:type="dxa"/>
             <w:tcBorders>
               <w:top w:val="single" w:sz="4" w:space="0" w:color="BFBFBF"/>
               <w:left w:val="single" w:sz="4" w:space="0" w:color="BFBFBF"/>
@@ -7450,7 +7450,7 @@
         </w:tc>
         <w:tc>
           <w:tcPr>
-            <w:tcW w:w="1801" w:type="dxa"/>
+            <w:tcW w:w="1802" w:type="dxa"/>
             <w:tcBorders>
               <w:top w:val="single" w:sz="4" w:space="0" w:color="BFBFBF"/>
               <w:left w:val="single" w:sz="4" w:space="0" w:color="BFBFBF"/>
@@ -7507,7 +7507,7 @@
         <w:trPr/>
         <w:tc>
           <w:tcPr>
-            <w:tcW w:w="2399" w:type="dxa"/>
+            <w:tcW w:w="2398" w:type="dxa"/>
             <w:tcBorders>
               <w:top w:val="single" w:sz="4" w:space="0" w:color="BFBFBF"/>
               <w:left w:val="single" w:sz="4" w:space="0" w:color="BFBFBF"/>
@@ -7534,7 +7534,7 @@
         </w:tc>
         <w:tc>
           <w:tcPr>
-            <w:tcW w:w="1801" w:type="dxa"/>
+            <w:tcW w:w="1802" w:type="dxa"/>
             <w:tcBorders>
               <w:top w:val="single" w:sz="4" w:space="0" w:color="BFBFBF"/>
               <w:left w:val="single" w:sz="4" w:space="0" w:color="BFBFBF"/>
@@ -7584,7 +7584,7 @@
         <w:trPr/>
         <w:tc>
           <w:tcPr>
-            <w:tcW w:w="2399" w:type="dxa"/>
+            <w:tcW w:w="2398" w:type="dxa"/>
             <w:tcBorders>
               <w:top w:val="single" w:sz="4" w:space="0" w:color="BFBFBF"/>
               <w:left w:val="single" w:sz="4" w:space="0" w:color="BFBFBF"/>
@@ -7611,7 +7611,7 @@
         </w:tc>
         <w:tc>
           <w:tcPr>
-            <w:tcW w:w="1801" w:type="dxa"/>
+            <w:tcW w:w="1802" w:type="dxa"/>
             <w:tcBorders>
               <w:top w:val="single" w:sz="4" w:space="0" w:color="BFBFBF"/>
               <w:left w:val="single" w:sz="4" w:space="0" w:color="BFBFBF"/>
@@ -7667,7 +7667,7 @@
         <w:trPr/>
         <w:tc>
           <w:tcPr>
-            <w:tcW w:w="2399" w:type="dxa"/>
+            <w:tcW w:w="2398" w:type="dxa"/>
             <w:tcBorders>
               <w:top w:val="single" w:sz="4" w:space="0" w:color="BFBFBF"/>
               <w:left w:val="single" w:sz="4" w:space="0" w:color="BFBFBF"/>
@@ -7694,7 +7694,7 @@
         </w:tc>
         <w:tc>
           <w:tcPr>
-            <w:tcW w:w="1801" w:type="dxa"/>
+            <w:tcW w:w="1802" w:type="dxa"/>
             <w:tcBorders>
               <w:top w:val="single" w:sz="4" w:space="0" w:color="BFBFBF"/>
               <w:left w:val="single" w:sz="4" w:space="0" w:color="BFBFBF"/>
@@ -7750,7 +7750,7 @@
         <w:trPr/>
         <w:tc>
           <w:tcPr>
-            <w:tcW w:w="2399" w:type="dxa"/>
+            <w:tcW w:w="2398" w:type="dxa"/>
             <w:tcBorders>
               <w:top w:val="single" w:sz="4" w:space="0" w:color="BFBFBF"/>
               <w:left w:val="single" w:sz="4" w:space="0" w:color="BFBFBF"/>
@@ -7777,7 +7777,7 @@
         </w:tc>
         <w:tc>
           <w:tcPr>
-            <w:tcW w:w="1801" w:type="dxa"/>
+            <w:tcW w:w="1802" w:type="dxa"/>
             <w:tcBorders>
               <w:top w:val="single" w:sz="4" w:space="0" w:color="BFBFBF"/>
               <w:left w:val="single" w:sz="4" w:space="0" w:color="BFBFBF"/>
@@ -7855,8 +7855,8 @@
         </w:tblCellMar>
       </w:tblPr>
       <w:tblGrid>
-        <w:gridCol w:w="2399"/>
-        <w:gridCol w:w="1801"/>
+        <w:gridCol w:w="2398"/>
+        <w:gridCol w:w="1802"/>
         <w:gridCol w:w="5500"/>
       </w:tblGrid>
       <w:tr>
@@ -7865,7 +7865,7 @@
         </w:trPr>
         <w:tc>
           <w:tcPr>
-            <w:tcW w:w="2399" w:type="dxa"/>
+            <w:tcW w:w="2398" w:type="dxa"/>
             <w:tcBorders>
               <w:top w:val="single" w:sz="4" w:space="0" w:color="BFBFBF"/>
               <w:left w:val="single" w:sz="4" w:space="0" w:color="BFBFBF"/>
@@ -7892,7 +7892,7 @@
         </w:tc>
         <w:tc>
           <w:tcPr>
-            <w:tcW w:w="1801" w:type="dxa"/>
+            <w:tcW w:w="1802" w:type="dxa"/>
             <w:tcBorders>
               <w:top w:val="single" w:sz="4" w:space="0" w:color="BFBFBF"/>
               <w:left w:val="single" w:sz="4" w:space="0" w:color="BFBFBF"/>
@@ -7949,7 +7949,7 @@
         <w:trPr/>
         <w:tc>
           <w:tcPr>
-            <w:tcW w:w="2399" w:type="dxa"/>
+            <w:tcW w:w="2398" w:type="dxa"/>
             <w:tcBorders>
               <w:top w:val="single" w:sz="4" w:space="0" w:color="BFBFBF"/>
               <w:left w:val="single" w:sz="4" w:space="0" w:color="BFBFBF"/>
@@ -7976,7 +7976,7 @@
         </w:tc>
         <w:tc>
           <w:tcPr>
-            <w:tcW w:w="1801" w:type="dxa"/>
+            <w:tcW w:w="1802" w:type="dxa"/>
             <w:tcBorders>
               <w:top w:val="single" w:sz="4" w:space="0" w:color="BFBFBF"/>
               <w:left w:val="single" w:sz="4" w:space="0" w:color="BFBFBF"/>
@@ -8026,7 +8026,7 @@
         <w:trPr/>
         <w:tc>
           <w:tcPr>
-            <w:tcW w:w="2399" w:type="dxa"/>
+            <w:tcW w:w="2398" w:type="dxa"/>
             <w:tcBorders>
               <w:top w:val="single" w:sz="4" w:space="0" w:color="BFBFBF"/>
               <w:left w:val="single" w:sz="4" w:space="0" w:color="BFBFBF"/>
@@ -8053,7 +8053,7 @@
         </w:tc>
         <w:tc>
           <w:tcPr>
-            <w:tcW w:w="1801" w:type="dxa"/>
+            <w:tcW w:w="1802" w:type="dxa"/>
             <w:tcBorders>
               <w:top w:val="single" w:sz="4" w:space="0" w:color="BFBFBF"/>
               <w:left w:val="single" w:sz="4" w:space="0" w:color="BFBFBF"/>
@@ -8103,7 +8103,7 @@
         <w:trPr/>
         <w:tc>
           <w:tcPr>
-            <w:tcW w:w="2399" w:type="dxa"/>
+            <w:tcW w:w="2398" w:type="dxa"/>
             <w:tcBorders>
               <w:top w:val="single" w:sz="4" w:space="0" w:color="BFBFBF"/>
               <w:left w:val="single" w:sz="4" w:space="0" w:color="BFBFBF"/>
@@ -8130,7 +8130,7 @@
         </w:tc>
         <w:tc>
           <w:tcPr>
-            <w:tcW w:w="1801" w:type="dxa"/>
+            <w:tcW w:w="1802" w:type="dxa"/>
             <w:tcBorders>
               <w:top w:val="single" w:sz="4" w:space="0" w:color="BFBFBF"/>
               <w:left w:val="single" w:sz="4" w:space="0" w:color="BFBFBF"/>
@@ -8180,7 +8180,7 @@
         <w:trPr/>
         <w:tc>
           <w:tcPr>
-            <w:tcW w:w="2399" w:type="dxa"/>
+            <w:tcW w:w="2398" w:type="dxa"/>
             <w:tcBorders>
               <w:top w:val="single" w:sz="4" w:space="0" w:color="BFBFBF"/>
               <w:left w:val="single" w:sz="4" w:space="0" w:color="BFBFBF"/>
@@ -8207,7 +8207,7 @@
         </w:tc>
         <w:tc>
           <w:tcPr>
-            <w:tcW w:w="1801" w:type="dxa"/>
+            <w:tcW w:w="1802" w:type="dxa"/>
             <w:tcBorders>
               <w:top w:val="single" w:sz="4" w:space="0" w:color="BFBFBF"/>
               <w:left w:val="single" w:sz="4" w:space="0" w:color="BFBFBF"/>
@@ -8263,7 +8263,7 @@
         <w:trPr/>
         <w:tc>
           <w:tcPr>
-            <w:tcW w:w="2399" w:type="dxa"/>
+            <w:tcW w:w="2398" w:type="dxa"/>
             <w:tcBorders>
               <w:top w:val="single" w:sz="4" w:space="0" w:color="BFBFBF"/>
               <w:left w:val="single" w:sz="4" w:space="0" w:color="BFBFBF"/>
@@ -8290,7 +8290,7 @@
         </w:tc>
         <w:tc>
           <w:tcPr>
-            <w:tcW w:w="1801" w:type="dxa"/>
+            <w:tcW w:w="1802" w:type="dxa"/>
             <w:tcBorders>
               <w:top w:val="single" w:sz="4" w:space="0" w:color="BFBFBF"/>
               <w:left w:val="single" w:sz="4" w:space="0" w:color="BFBFBF"/>
@@ -8346,7 +8346,7 @@
         <w:trPr/>
         <w:tc>
           <w:tcPr>
-            <w:tcW w:w="2399" w:type="dxa"/>
+            <w:tcW w:w="2398" w:type="dxa"/>
             <w:tcBorders>
               <w:top w:val="single" w:sz="4" w:space="0" w:color="BFBFBF"/>
               <w:left w:val="single" w:sz="4" w:space="0" w:color="BFBFBF"/>
@@ -8373,7 +8373,7 @@
         </w:tc>
         <w:tc>
           <w:tcPr>
-            <w:tcW w:w="1801" w:type="dxa"/>
+            <w:tcW w:w="1802" w:type="dxa"/>
             <w:tcBorders>
               <w:top w:val="single" w:sz="4" w:space="0" w:color="BFBFBF"/>
               <w:left w:val="single" w:sz="4" w:space="0" w:color="BFBFBF"/>
@@ -8451,8 +8451,8 @@
         </w:tblCellMar>
       </w:tblPr>
       <w:tblGrid>
-        <w:gridCol w:w="2399"/>
-        <w:gridCol w:w="1801"/>
+        <w:gridCol w:w="2398"/>
+        <w:gridCol w:w="1802"/>
         <w:gridCol w:w="5500"/>
       </w:tblGrid>
       <w:tr>
@@ -8461,7 +8461,7 @@
         </w:trPr>
         <w:tc>
           <w:tcPr>
-            <w:tcW w:w="2399" w:type="dxa"/>
+            <w:tcW w:w="2398" w:type="dxa"/>
             <w:tcBorders>
               <w:top w:val="single" w:sz="4" w:space="0" w:color="BFBFBF"/>
               <w:left w:val="single" w:sz="4" w:space="0" w:color="BFBFBF"/>
@@ -8488,7 +8488,7 @@
         </w:tc>
         <w:tc>
           <w:tcPr>
-            <w:tcW w:w="1801" w:type="dxa"/>
+            <w:tcW w:w="1802" w:type="dxa"/>
             <w:tcBorders>
               <w:top w:val="single" w:sz="4" w:space="0" w:color="BFBFBF"/>
               <w:left w:val="single" w:sz="4" w:space="0" w:color="BFBFBF"/>
@@ -8545,7 +8545,7 @@
         <w:trPr/>
         <w:tc>
           <w:tcPr>
-            <w:tcW w:w="2399" w:type="dxa"/>
+            <w:tcW w:w="2398" w:type="dxa"/>
             <w:tcBorders>
               <w:top w:val="single" w:sz="4" w:space="0" w:color="BFBFBF"/>
               <w:left w:val="single" w:sz="4" w:space="0" w:color="BFBFBF"/>
@@ -8572,7 +8572,7 @@
         </w:tc>
         <w:tc>
           <w:tcPr>
-            <w:tcW w:w="1801" w:type="dxa"/>
+            <w:tcW w:w="1802" w:type="dxa"/>
             <w:tcBorders>
               <w:top w:val="single" w:sz="4" w:space="0" w:color="BFBFBF"/>
               <w:left w:val="single" w:sz="4" w:space="0" w:color="BFBFBF"/>
@@ -8628,7 +8628,7 @@
         <w:trPr/>
         <w:tc>
           <w:tcPr>
-            <w:tcW w:w="2399" w:type="dxa"/>
+            <w:tcW w:w="2398" w:type="dxa"/>
             <w:tcBorders>
               <w:top w:val="single" w:sz="4" w:space="0" w:color="BFBFBF"/>
               <w:left w:val="single" w:sz="4" w:space="0" w:color="BFBFBF"/>
@@ -8655,7 +8655,7 @@
         </w:tc>
         <w:tc>
           <w:tcPr>
-            <w:tcW w:w="1801" w:type="dxa"/>
+            <w:tcW w:w="1802" w:type="dxa"/>
             <w:tcBorders>
               <w:top w:val="single" w:sz="4" w:space="0" w:color="BFBFBF"/>
               <w:left w:val="single" w:sz="4" w:space="0" w:color="BFBFBF"/>
@@ -8723,7 +8723,7 @@
           <w:sz w:val="21"/>
           <w:szCs w:val="21"/>
         </w:rPr>
-        <w:t>JSON response note: in JSON mode, each resultset is embedded as a labelled XML string field ("resultset_xml"), not proper nested JSON - fetch_cursor_to_xml() only ever produces XML. Scalar out_parameters render as proper JSON either way; only the CURSOR resultset content has this limitation.</w:t>
+        <w:t>JSON response note: in JSON mode, each resultset is embedded as a labelled XML string field ("resultset_xml"), not proper nested JSON - the CURSOR OUT fetch path (select_open_from_cursor() + response_write_xml() as of the 2026-09-22 driver pass, formerly fetch_cursor_to_xml()) only ever produces XML. Scalar out_parameters render as proper JSON either way; only the CURSOR resultset content has this limitation.</w:t>
       </w:r>
     </w:p>
     <w:p>
@@ -8813,6 +8813,179 @@
       </w:pPr>
       <w:r>
         <w:rPr/>
+        <w:t>DDL (CREATE_TABLE / CREATE_VIEW / CREATE_USER / CREATE_PROCEDURE / DROP_TABLE / GRANT)</w:t>
+      </w:r>
+    </w:p>
+    <w:p>
+      <w:pPr>
+        <w:pStyle w:val="Normal"/>
+        <w:spacing w:before="0" w:after="160"/>
+        <w:rPr/>
+      </w:pPr>
+      <w:r>
+        <w:rPr>
+          <w:b/>
+          <w:bCs/>
+        </w:rPr>
+        <w:t>Status: Defined - implemented, proven</w:t>
+      </w:r>
+    </w:p>
+    <w:p>
+      <w:pPr>
+        <w:pStyle w:val="Heading2"/>
+        <w:spacing w:before="240" w:after="100"/>
+        <w:rPr/>
+      </w:pPr>
+      <w:r>
+        <w:rPr/>
+        <w:t>Module</w:t>
+      </w:r>
+    </w:p>
+    <w:p>
+      <w:pPr>
+        <w:pStyle w:val="Normal"/>
+        <w:spacing w:before="0" w:after="160"/>
+        <w:rPr/>
+      </w:pPr>
+      <w:r>
+        <w:rPr>
+          <w:i/>
+          <w:iCs/>
+        </w:rPr>
+        <w:t>execute_ddl_statement() - OCI_DDL_Execute_Module.c / .h - shared by all six DDL types listed above, each with its own dedicated parse + validate module (OCI_DDL_Create_Table_Module.c etc.) that builds the DDL text and hands it to this one function. Those six modules' own request/response field-level detail, and the full design history behind this shared executor, live in Independent_DDL_Module_Design_Specification.docx - out of scope for this document, which covers only the driver-abstraction work shared with SELECT/INSERT/UPDATE/DELETE/EXECUTE_PROCEDURE above.</w:t>
+      </w:r>
+    </w:p>
+    <w:p>
+      <w:pPr>
+        <w:pStyle w:val="Heading2"/>
+        <w:spacing w:before="240" w:after="100"/>
+        <w:rPr/>
+      </w:pPr>
+      <w:r>
+        <w:rPr/>
+        <w:t>Purpose</w:t>
+      </w:r>
+    </w:p>
+    <w:p>
+      <w:pPr>
+        <w:pStyle w:val="Normal"/>
+        <w:spacing w:before="0" w:after="160"/>
+        <w:rPr/>
+      </w:pPr>
+      <w:r>
+        <w:rPr/>
+        <w:t>Execute a single, complete DDL statement - genuinely different in shape from every CRUD operation above: no rows affected, no bind variables at all (none of the six types ever bind one), and no commit/rollback decision (Oracle auto-commits DDL unconditionally - this module never calls either).</w:t>
+      </w:r>
+    </w:p>
+    <w:p>
+      <w:pPr>
+        <w:pStyle w:val="Heading2"/>
+        <w:spacing w:before="240" w:after="100"/>
+        <w:rPr/>
+      </w:pPr>
+      <w:r>
+        <w:rPr/>
+        <w:t>Implementation Notes</w:t>
+      </w:r>
+    </w:p>
+    <w:p>
+      <w:pPr>
+        <w:pStyle w:val="ListParagraph"/>
+        <w:numPr>
+          <w:ilvl w:val="0"/>
+          <w:numId w:val="33"/>
+        </w:numPr>
+        <w:spacing w:before="0" w:after="60"/>
+        <w:rPr/>
+      </w:pPr>
+      <w:r>
+        <w:rPr>
+          <w:sz w:val="21"/>
+          <w:szCs w:val="21"/>
+        </w:rPr>
+        <w:t>As of 2026-09-22, DDL's execute path runs through the same vendor-neutral driver interface every CRUD module above uses (db_driver_t - dml_execute(), db_driver.h/driver_oracle.c) - the smallest, lowest-risk integration of the six: bind_count=0 always, since no DDL type ever binds a variable, confirmed directly against every build_*_ddl_text() function rather than assumed.</w:t>
+      </w:r>
+    </w:p>
+    <w:p>
+      <w:pPr>
+        <w:pStyle w:val="ListParagraph"/>
+        <w:numPr>
+          <w:ilvl w:val="0"/>
+          <w:numId w:val="34"/>
+        </w:numPr>
+        <w:spacing w:before="0" w:after="60"/>
+        <w:rPr/>
+      </w:pPr>
+      <w:r>
+        <w:rPr>
+          <w:sz w:val="21"/>
+          <w:szCs w:val="21"/>
+        </w:rPr>
+        <w:t>dml_execute() gained a genuinely new capability specifically for this module: optional out_error_message/out_error_message_size parameters (NULL-able - every existing DELETE/UPDATE/INSERT/PROCEDURE call site needed no changes). Unlike every other module, which only ever logs a failure, this module's own callers embed the real Oracle error text directly in the client-facing response (&lt;error_message&gt;ORA-00955: ...&lt;/error_message&gt;) - confirmed directly against ddl_execution_result_t's own real struct before this was built, not assumed. Proven with a real, deliberately-triggered ORA-00955 (duplicate view name) during this module's own before/after comparison - the real Oracle error text round-tripped correctly through the new parameter pair.</w:t>
+      </w:r>
+    </w:p>
+    <w:p>
+      <w:pPr>
+        <w:pStyle w:val="ListParagraph"/>
+        <w:numPr>
+          <w:ilvl w:val="0"/>
+          <w:numId w:val="35"/>
+        </w:numPr>
+        <w:spacing w:before="0" w:after="60"/>
+        <w:rPr/>
+      </w:pPr>
+      <w:r>
+        <w:rPr>
+          <w:sz w:val="21"/>
+          <w:szCs w:val="21"/>
+        </w:rPr>
+        <w:t>The ctx-&gt;active_tx safety guard (refusing to run under a managed transaction, since Oracle's own DDL auto-commit would silently commit that transaction's pending work), the is_plsql_block-conditional trailing-semicolon stripping (CREATE_PROCEDURE's own final ';' is syntactically mandatory, not an optional terminator - stripping it produces PLS-00103), and begin_standalone_tx_if_needed()/end_standalone_tx_if_owned() (metrics/audit correlation only, never a real commit boundary) are all pure core logic, with no OCI call involved - completely untouched by this pass.</w:t>
+      </w:r>
+    </w:p>
+    <w:p>
+      <w:pPr>
+        <w:pStyle w:val="ListParagraph"/>
+        <w:numPr>
+          <w:ilvl w:val="0"/>
+          <w:numId w:val="36"/>
+        </w:numPr>
+        <w:spacing w:before="0" w:after="60"/>
+        <w:rPr/>
+      </w:pPr>
+      <w:r>
+        <w:rPr>
+          <w:sz w:val="21"/>
+          <w:szCs w:val="21"/>
+        </w:rPr>
+        <w:t>CHECK_OCI_DDL (the module's own local error macro) was removed outright once dml_execute() replaced its only caller - its own error-message-into-result-&gt;error_message behaviour is now covered by dml_execute()'s own out_error_message parameter pair, pointed directly at the same buffer.</w:t>
+      </w:r>
+    </w:p>
+    <w:p>
+      <w:pPr>
+        <w:pStyle w:val="ListParagraph"/>
+        <w:numPr>
+          <w:ilvl w:val="0"/>
+          <w:numId w:val="37"/>
+        </w:numPr>
+        <w:spacing w:before="0" w:after="60"/>
+        <w:rPr/>
+      </w:pPr>
+      <w:r>
+        <w:rPr>
+          <w:sz w:val="21"/>
+          <w:szCs w:val="21"/>
+        </w:rPr>
+        <w:t>A real, if benign, side effect worth documenting rather than hiding: every DDL failure now logs its own error text twice in ddl_Data_Manager.log - once from oracle_dml_execute()'s own internal logging, once from execute_ddl_statement()'s own "FAILED" summary line, which now also carries the same text since out_error_message feeds directly into result-&gt;error_message. The old CHECK_OCI_DDL macro only ever did the latter. Confirmed via direct before/after comparison to be a pure logging-verbosity change - identical operation counts, identical success/failure outcomes, identical error codes - not a functional regression. Left as-is by deliberate choice, not fixed, since the redundancy is harmless and every other module already has some overlap between its own logging and the driver's.</w:t>
+      </w:r>
+    </w:p>
+    <w:p>
+      <w:pPr>
+        <w:pStyle w:val="Heading1"/>
+        <w:spacing w:before="320" w:after="120"/>
+        <w:rPr/>
+      </w:pPr>
+      <w:r>
+        <w:rPr/>
         <w:t>Stage Closure</w:t>
       </w:r>
     </w:p>
@@ -8831,7 +9004,7 @@
           <w:sz w:val="21"/>
           <w:szCs w:val="21"/>
         </w:rPr>
-        <w:t>All five CRUD execute modules (SELECT, INSERT, UPDATE, DELETE, EXECUTE_PROCEDURE) are implemented, share a consistent request/response architecture (Level 1 -&gt; Level 2 validate -&gt; execute -&gt; shared response shape), and are documented above against their current, working source. Two items were discussed and deliberately deferred rather than built into this stage:</w:t>
+        <w:t>All five CRUD execute modules (SELECT, INSERT, UPDATE, DELETE, EXECUTE_PROCEDURE) are implemented, share a consistent request/response architecture (Level 1 -&gt; Level 2 validate -&gt; execute -&gt; shared response shape), and are documented above against their current, working source. DDL is documented above too, as a sixth, deliberately differently-shaped module - no bind variables, no row-count concept, and its own ddl_execution_result_t response shape rather than the shared dml_response_t the five CRUD modules use - covered here only for its own driver-abstraction work; its full request/response field-level detail lives in its own dedicated design document (see the Module note under DDL above). Two items were discussed and deliberately deferred rather than built into this stage:</w:t>
       </w:r>
     </w:p>
     <w:p>
@@ -8839,7 +9012,7 @@
         <w:pStyle w:val="ListParagraph"/>
         <w:numPr>
           <w:ilvl w:val="0"/>
-          <w:numId w:val="1"/>
+          <w:numId w:val="38"/>
         </w:numPr>
         <w:spacing w:before="0" w:after="60"/>
         <w:rPr/>
@@ -8904,15 +9077,26 @@
         <w:rPr/>
       </w:pPr>
       <w:r>
+        <w:rPr/>
+        <w:t>DDL's own driver abstraction pass completed 2026-09-22 - the sixth and last module covered by this document, and the smallest, lowest-risk of them by a wide margin: no bind variables at all, no commit/rollback decision, and only one shared executor (execute_ddl_statement()) standing behind all six DDL types, not six separate integrations - see the Implementation Notes under DDL above for the full account. The one genuinely new piece of driver surface this pass required - dml_execute()'s own optional out_error_message/out_error_message_size parameters, letting real Oracle error text reach the client directly - was added as a backward-compatible extension, confirmed by re-checking and fixing every existing call site across the whole project (DELETE's own integration and both its and UPDATE's own standalone harnesses) before considering the change complete, not just the new one. Proven in two stages, same discipline as every module above: a standalone A/B harness (Driver_DDL_Test.c - a real CREATE VIEW success, a deliberate CREATE VIEW failure proving the new error-text round-trip with a genuine ORA-00955, and a DROP VIEW as both a second DDL type and cleanup) before ever touching the real module, then a real before/after comparison against a live instance - all six DDL types, 22 operations across five concurrent threads, exact structural match on outcomes and Oracle error codes both times. One apparent anomaly during this pass turned out to be external, not a code defect - a mid-test WiFi drop produced a single ORA-12609 (TNS receive timeout) that resolved on its own once connectivity was confirmed and the run repeated; the timing evidence itself (an 82.8ms failure against a 60-second configured timeout) already pointed away from a genuine timeout before the WiFi drop was even noticed, a useful diagnostic instinct worth keeping for next time this pattern shows up.</w:t>
+      </w:r>
+    </w:p>
+    <w:p>
+      <w:pPr>
+        <w:pStyle w:val="Normal"/>
+        <w:spacing w:before="0" w:after="160"/>
         <w:rPr>
           <w:b w:val="false"/>
           <w:bCs w:val="false"/>
+          <w:i w:val="false"/>
           <w:i w:val="false"/>
           <w:iCs w:val="false"/>
           <w:sz w:val="21"/>
           <w:szCs w:val="21"/>
         </w:rPr>
-        <w:t>With that noted, this stage is ready to close.</w:t>
+      </w:pPr>
+      <w:r>
+        <w:rPr/>
       </w:r>
     </w:p>
     <w:sectPr>
@@ -9070,6 +9254,143 @@
   <w:abstractNum w:abstractNumId="2">
     <w:lvl w:ilvl="0">
       <w:start w:val="1"/>
+      <w:numFmt w:val="bullet"/>
+      <w:lvlText w:val=""/>
+      <w:lvlJc w:val="left"/>
+      <w:pPr>
+        <w:tabs>
+          <w:tab w:val="num" w:pos="0"/>
+        </w:tabs>
+        <w:ind w:left="720" w:hanging="360"/>
+      </w:pPr>
+      <w:rPr>
+        <w:rFonts w:ascii="Wingdings" w:hAnsi="Wingdings" w:cs="Wingdings" w:hint="default"/>
+      </w:rPr>
+    </w:lvl>
+    <w:lvl w:ilvl="1">
+      <w:start w:val="1"/>
+      <w:numFmt w:val="bullet"/>
+      <w:lvlText w:val=""/>
+      <w:lvlJc w:val="left"/>
+      <w:pPr>
+        <w:tabs>
+          <w:tab w:val="num" w:pos="0"/>
+        </w:tabs>
+        <w:ind w:left="1440" w:hanging="360"/>
+      </w:pPr>
+      <w:rPr>
+        <w:rFonts w:ascii="Wingdings 2" w:hAnsi="Wingdings 2" w:cs="Wingdings 2" w:hint="default"/>
+      </w:rPr>
+    </w:lvl>
+    <w:lvl w:ilvl="2">
+      <w:start w:val="1"/>
+      <w:numFmt w:val="bullet"/>
+      <w:lvlText w:val="■"/>
+      <w:lvlJc w:val="left"/>
+      <w:pPr>
+        <w:tabs>
+          <w:tab w:val="num" w:pos="0"/>
+        </w:tabs>
+        <w:ind w:left="2160" w:hanging="360"/>
+      </w:pPr>
+      <w:rPr>
+        <w:rFonts w:ascii="OpenSymbol" w:hAnsi="OpenSymbol" w:cs="OpenSymbol" w:hint="default"/>
+      </w:rPr>
+    </w:lvl>
+    <w:lvl w:ilvl="3">
+      <w:start w:val="1"/>
+      <w:numFmt w:val="bullet"/>
+      <w:lvlText w:val=""/>
+      <w:lvlJc w:val="left"/>
+      <w:pPr>
+        <w:tabs>
+          <w:tab w:val="num" w:pos="0"/>
+        </w:tabs>
+        <w:ind w:left="2880" w:hanging="360"/>
+      </w:pPr>
+      <w:rPr>
+        <w:rFonts w:ascii="Wingdings" w:hAnsi="Wingdings" w:cs="Wingdings" w:hint="default"/>
+      </w:rPr>
+    </w:lvl>
+    <w:lvl w:ilvl="4">
+      <w:start w:val="1"/>
+      <w:numFmt w:val="bullet"/>
+      <w:lvlText w:val=""/>
+      <w:lvlJc w:val="left"/>
+      <w:pPr>
+        <w:tabs>
+          <w:tab w:val="num" w:pos="0"/>
+        </w:tabs>
+        <w:ind w:left="3600" w:hanging="360"/>
+      </w:pPr>
+      <w:rPr>
+        <w:rFonts w:ascii="Wingdings 2" w:hAnsi="Wingdings 2" w:cs="Wingdings 2" w:hint="default"/>
+      </w:rPr>
+    </w:lvl>
+    <w:lvl w:ilvl="5">
+      <w:start w:val="1"/>
+      <w:numFmt w:val="bullet"/>
+      <w:lvlText w:val="■"/>
+      <w:lvlJc w:val="left"/>
+      <w:pPr>
+        <w:tabs>
+          <w:tab w:val="num" w:pos="0"/>
+        </w:tabs>
+        <w:ind w:left="4320" w:hanging="360"/>
+      </w:pPr>
+      <w:rPr>
+        <w:rFonts w:ascii="OpenSymbol" w:hAnsi="OpenSymbol" w:cs="OpenSymbol" w:hint="default"/>
+      </w:rPr>
+    </w:lvl>
+    <w:lvl w:ilvl="6">
+      <w:start w:val="1"/>
+      <w:numFmt w:val="bullet"/>
+      <w:lvlText w:val=""/>
+      <w:lvlJc w:val="left"/>
+      <w:pPr>
+        <w:tabs>
+          <w:tab w:val="num" w:pos="0"/>
+        </w:tabs>
+        <w:ind w:left="5040" w:hanging="360"/>
+      </w:pPr>
+      <w:rPr>
+        <w:rFonts w:ascii="Wingdings" w:hAnsi="Wingdings" w:cs="Wingdings" w:hint="default"/>
+      </w:rPr>
+    </w:lvl>
+    <w:lvl w:ilvl="7">
+      <w:start w:val="1"/>
+      <w:numFmt w:val="bullet"/>
+      <w:lvlText w:val=""/>
+      <w:lvlJc w:val="left"/>
+      <w:pPr>
+        <w:tabs>
+          <w:tab w:val="num" w:pos="0"/>
+        </w:tabs>
+        <w:ind w:left="5760" w:hanging="360"/>
+      </w:pPr>
+      <w:rPr>
+        <w:rFonts w:ascii="Wingdings" w:hAnsi="Wingdings" w:cs="Wingdings" w:hint="default"/>
+      </w:rPr>
+    </w:lvl>
+    <w:lvl w:ilvl="8">
+      <w:start w:val="1"/>
+      <w:numFmt w:val="bullet"/>
+      <w:lvlText w:val=""/>
+      <w:lvlJc w:val="left"/>
+      <w:pPr>
+        <w:tabs>
+          <w:tab w:val="num" w:pos="0"/>
+        </w:tabs>
+        <w:ind w:left="6480" w:hanging="360"/>
+      </w:pPr>
+      <w:rPr>
+        <w:rFonts w:ascii="Wingdings" w:hAnsi="Wingdings" w:cs="Wingdings" w:hint="default"/>
+      </w:rPr>
+    </w:lvl>
+  </w:abstractNum>
+  <w:abstractNum w:abstractNumId="3">
+    <w:lvl w:ilvl="0">
+      <w:start w:val="1"/>
       <w:numFmt w:val="none"/>
       <w:suff w:val="nothing"/>
       <w:lvlText w:val=""/>
@@ -9193,10 +9514,115 @@
     <w:abstractNumId w:val="2"/>
   </w:num>
   <w:num w:numId="3">
-    <w:abstractNumId w:val="1"/>
+    <w:abstractNumId w:val="3"/>
+  </w:num>
+  <w:num w:numId="4">
+    <w:abstractNumId w:val="2"/>
     <w:lvlOverride w:ilvl="0">
       <w:startOverride w:val="1"/>
     </w:lvlOverride>
+  </w:num>
+  <w:num w:numId="5">
+    <w:abstractNumId w:val="2"/>
+  </w:num>
+  <w:num w:numId="6">
+    <w:abstractNumId w:val="2"/>
+  </w:num>
+  <w:num w:numId="7">
+    <w:abstractNumId w:val="2"/>
+  </w:num>
+  <w:num w:numId="8">
+    <w:abstractNumId w:val="2"/>
+  </w:num>
+  <w:num w:numId="9">
+    <w:abstractNumId w:val="2"/>
+  </w:num>
+  <w:num w:numId="10">
+    <w:abstractNumId w:val="2"/>
+  </w:num>
+  <w:num w:numId="11">
+    <w:abstractNumId w:val="2"/>
+  </w:num>
+  <w:num w:numId="12">
+    <w:abstractNumId w:val="2"/>
+  </w:num>
+  <w:num w:numId="13">
+    <w:abstractNumId w:val="2"/>
+  </w:num>
+  <w:num w:numId="14">
+    <w:abstractNumId w:val="2"/>
+  </w:num>
+  <w:num w:numId="15">
+    <w:abstractNumId w:val="2"/>
+  </w:num>
+  <w:num w:numId="16">
+    <w:abstractNumId w:val="2"/>
+  </w:num>
+  <w:num w:numId="17">
+    <w:abstractNumId w:val="2"/>
+  </w:num>
+  <w:num w:numId="18">
+    <w:abstractNumId w:val="2"/>
+  </w:num>
+  <w:num w:numId="19">
+    <w:abstractNumId w:val="2"/>
+  </w:num>
+  <w:num w:numId="20">
+    <w:abstractNumId w:val="2"/>
+  </w:num>
+  <w:num w:numId="21">
+    <w:abstractNumId w:val="2"/>
+  </w:num>
+  <w:num w:numId="22">
+    <w:abstractNumId w:val="2"/>
+  </w:num>
+  <w:num w:numId="23">
+    <w:abstractNumId w:val="2"/>
+  </w:num>
+  <w:num w:numId="24">
+    <w:abstractNumId w:val="2"/>
+  </w:num>
+  <w:num w:numId="25">
+    <w:abstractNumId w:val="2"/>
+  </w:num>
+  <w:num w:numId="26">
+    <w:abstractNumId w:val="2"/>
+  </w:num>
+  <w:num w:numId="27">
+    <w:abstractNumId w:val="2"/>
+  </w:num>
+  <w:num w:numId="28">
+    <w:abstractNumId w:val="2"/>
+  </w:num>
+  <w:num w:numId="29">
+    <w:abstractNumId w:val="2"/>
+  </w:num>
+  <w:num w:numId="30">
+    <w:abstractNumId w:val="2"/>
+  </w:num>
+  <w:num w:numId="31">
+    <w:abstractNumId w:val="2"/>
+  </w:num>
+  <w:num w:numId="32">
+    <w:abstractNumId w:val="2"/>
+  </w:num>
+  <w:num w:numId="33">
+    <w:abstractNumId w:val="2"/>
+  </w:num>
+  <w:num w:numId="34">
+    <w:abstractNumId w:val="2"/>
+  </w:num>
+  <w:num w:numId="35">
+    <w:abstractNumId w:val="2"/>
+  </w:num>
+  <w:num w:numId="36">
+    <w:abstractNumId w:val="2"/>
+  </w:num>
+  <w:num w:numId="37">
+    <w:abstractNumId w:val="2"/>
+  </w:num>
+  <w:num w:numId="38">
+    <w:abstractNumId w:val="2"/>
   </w:num>
 </w:numbering>
 </file>
@@ -9221,6 +9647,7 @@
     <w:qFormat/>
     <w:pPr>
       <w:widowControl/>
+      <w:suppressAutoHyphens w:val="true"/>
       <w:bidi w:val="0"/>
       <w:spacing w:before="0" w:after="0"/>
       <w:jc w:val="left"/>
@@ -9305,11 +9732,18 @@
       <w:u w:val="single"/>
     </w:rPr>
   </w:style>
-  <w:style w:type="character" w:styleId="FootnoteCharacters">
-    <w:name w:val="Footnote Characters"/>
+  <w:style w:type="character" w:styleId="FootnoteCharactersuser">
+    <w:name w:val="Footnote Characters (user)"/>
     <w:uiPriority w:val="99"/>
     <w:semiHidden/>
     <w:unhideWhenUsed/>
+    <w:qFormat/>
+    <w:rPr>
+      <w:vertAlign w:val="superscript"/>
+    </w:rPr>
+  </w:style>
+  <w:style w:type="character" w:styleId="FootnoteCharacters">
+    <w:name w:val="Footnote Characters"/>
     <w:qFormat/>
     <w:rPr>
       <w:vertAlign w:val="superscript"/>
@@ -9333,11 +9767,18 @@
       <w:szCs w:val="20"/>
     </w:rPr>
   </w:style>
-  <w:style w:type="character" w:styleId="EndnoteCharacters">
-    <w:name w:val="Endnote Characters"/>
+  <w:style w:type="character" w:styleId="EndnoteCharactersuser">
+    <w:name w:val="Endnote Characters (user)"/>
     <w:uiPriority w:val="99"/>
     <w:semiHidden/>
     <w:unhideWhenUsed/>
+    <w:qFormat/>
+    <w:rPr>
+      <w:vertAlign w:val="superscript"/>
+    </w:rPr>
+  </w:style>
+  <w:style w:type="character" w:styleId="EndnoteCharacters">
+    <w:name w:val="Endnote Characters"/>
     <w:qFormat/>
     <w:rPr>
       <w:vertAlign w:val="superscript"/>
@@ -9434,6 +9875,7 @@
     <w:qFormat/>
     <w:pPr>
       <w:widowControl/>
+      <w:suppressAutoHyphens w:val="true"/>
       <w:bidi w:val="0"/>
       <w:spacing w:before="0" w:after="0"/>
       <w:jc w:val="left"/>
@@ -9454,6 +9896,7 @@
     <w:qFormat/>
     <w:pPr>
       <w:widowControl/>
+      <w:suppressAutoHyphens w:val="true"/>
       <w:bidi w:val="0"/>
       <w:spacing w:before="0" w:after="0"/>
       <w:jc w:val="left"/>

--- a/Docs/CRUD_Execute_Modules_Reference.docx
+++ b/Docs/CRUD_Execute_Modules_Reference.docx
@@ -3613,7 +3613,7 @@
           <w:sz w:val="21"/>
           <w:szCs w:val="21"/>
         </w:rPr>
-        <w:t>On success, Oracle's OCITransCommit fires automatically when no managed transaction is active on the session - same atomicity model shared by every CRUD execute module.</w:t>
+        <w:t>On success, Oracle's OCITransCommit fires automatically when no managed transaction is active on the session - same atomicity model shared by every CRUD execute module. [Confirmed true as of 2026-09-23. Was silently false for standalone (transaction_required=0) Insert/Update/Delete calls from 2026-07-26 to 2026-09-23 - begin_standalone_tx_if_needed()'s side effect of setting ctx-&gt;active_tx for audit-ID purposes made these calls wrongly skip their own commit; see db_driver_Interface_and_New_Driver_Guide.docx's Section 6 for the full account.]</w:t>
       </w:r>
     </w:p>
     <w:p>
@@ -8852,7 +8852,7 @@
           <w:i/>
           <w:iCs/>
         </w:rPr>
-        <w:t>execute_ddl_statement() - OCI_DDL_Execute_Module.c / .h - shared by all six DDL types listed above, each with its own dedicated parse + validate module (OCI_DDL_Create_Table_Module.c etc.) that builds the DDL text and hands it to this one function. Those six modules' own request/response field-level detail, and the full design history behind this shared executor, live in Independent_DDL_Module_Design_Specification.docx - out of scope for this document, which covers only the driver-abstraction work shared with SELECT/INSERT/UPDATE/DELETE/EXECUTE_PROCEDURE above.</w:t>
+        <w:t>execute_ddl_statement() - OCI_DDL_Execute_Module.c / .h - shared by all six DDL types listed above, each originally with its own dedicated parse + validate module (now merged into OCI_DDL_Modules.c/.h, 2026-09-22/23 - see Independent_DDL_Module_Design_Specification.docx's file-organisation note) that builds the DDL text and hands it to this one function. Those six modules' own request/response field-level detail, and the full design history behind this shared executor, live in Independent_DDL_Module_Design_Specification.docx - out of scope for this document, which covers only the driver-abstraction work shared with SELECT/INSERT/UPDATE/DELETE/EXECUTE_PROCEDURE above.</w:t>
       </w:r>
     </w:p>
     <w:p>

--- a/Docs/CRUD_Execute_Modules_Reference.docx
+++ b/Docs/CRUD_Execute_Modules_Reference.docx
@@ -112,7 +112,7 @@
           <w:sz w:val="21"/>
           <w:szCs w:val="21"/>
         </w:rPr>
-        <w:t>This is a field-reference companion to Data_Manager_Request_Definitions.docx, scoped specifically to the five execute modules rather than the full request envelope (GET_TEMPLATE, CREATE_SESSION and END_SESSION are out of scope here - see that document). Field shapes below are anchored directly against the current header files (OCI_Insert_Execute_Module.h, OCI_Update_Execute_Module.h, OCI_Delete_Execute_Module.h, OCI_Execute_Query_Batch_Module.h/.c, OCI_Execute_Procedure_Module.h) and the working XML/JSON fixtures already in use.</w:t>
+        <w:t>This is a field-reference companion to Data_Manager_Request_Definitions.docx, scoped specifically to the five execute modules rather than the full request envelope (GET_TEMPLATE, CREATE_SESSION and END_SESSION are out of scope here - see that document). Field shapes below are anchored directly against the current header files (Insert_Execute_Module.h,Update_Execute_Module.h, Delete_Execute_Module.h, Execute_Query_Batch_Module.h/.c, Execute_Procedure_Module.h) and the working XML/JSON fixtures already in use.</w:t>
       </w:r>
     </w:p>
     <w:p>
@@ -158,9 +158,9 @@
         </w:tblCellMar>
       </w:tblPr>
       <w:tblGrid>
-        <w:gridCol w:w="2598"/>
+        <w:gridCol w:w="2597"/>
         <w:gridCol w:w="4300"/>
-        <w:gridCol w:w="2802"/>
+        <w:gridCol w:w="2803"/>
       </w:tblGrid>
       <w:tr>
         <w:trPr>
@@ -168,7 +168,7 @@
         </w:trPr>
         <w:tc>
           <w:tcPr>
-            <w:tcW w:w="2598" w:type="dxa"/>
+            <w:tcW w:w="2597" w:type="dxa"/>
             <w:tcBorders>
               <w:top w:val="single" w:sz="4" w:space="0" w:color="BFBFBF"/>
               <w:left w:val="single" w:sz="4" w:space="0" w:color="BFBFBF"/>
@@ -222,7 +222,7 @@
         </w:tc>
         <w:tc>
           <w:tcPr>
-            <w:tcW w:w="2802" w:type="dxa"/>
+            <w:tcW w:w="2803" w:type="dxa"/>
             <w:tcBorders>
               <w:top w:val="single" w:sz="4" w:space="0" w:color="BFBFBF"/>
               <w:left w:val="single" w:sz="4" w:space="0" w:color="BFBFBF"/>
@@ -252,7 +252,7 @@
         <w:trPr/>
         <w:tc>
           <w:tcPr>
-            <w:tcW w:w="2598" w:type="dxa"/>
+            <w:tcW w:w="2597" w:type="dxa"/>
             <w:tcBorders>
               <w:top w:val="single" w:sz="4" w:space="0" w:color="BFBFBF"/>
               <w:left w:val="single" w:sz="4" w:space="0" w:color="BFBFBF"/>
@@ -299,13 +299,13 @@
                 <w:sz w:val="19"/>
                 <w:szCs w:val="19"/>
               </w:rPr>
-              <w:t>OCI_Execute_Query_Batch_Module.c/.h</w:t>
-            </w:r>
-          </w:p>
-        </w:tc>
-        <w:tc>
-          <w:tcPr>
-            <w:tcW w:w="2802" w:type="dxa"/>
+              <w:t>Execute_Query_Batch_Module.c/.h</w:t>
+            </w:r>
+          </w:p>
+        </w:tc>
+        <w:tc>
+          <w:tcPr>
+            <w:tcW w:w="2803" w:type="dxa"/>
             <w:tcBorders>
               <w:top w:val="single" w:sz="4" w:space="0" w:color="BFBFBF"/>
               <w:left w:val="single" w:sz="4" w:space="0" w:color="BFBFBF"/>
@@ -334,7 +334,7 @@
         <w:trPr/>
         <w:tc>
           <w:tcPr>
-            <w:tcW w:w="2598" w:type="dxa"/>
+            <w:tcW w:w="2597" w:type="dxa"/>
             <w:tcBorders>
               <w:top w:val="single" w:sz="4" w:space="0" w:color="BFBFBF"/>
               <w:left w:val="single" w:sz="4" w:space="0" w:color="BFBFBF"/>
@@ -381,13 +381,13 @@
                 <w:sz w:val="19"/>
                 <w:szCs w:val="19"/>
               </w:rPr>
-              <w:t>OCI_Insert_Execute_Module.c/.h</w:t>
-            </w:r>
-          </w:p>
-        </w:tc>
-        <w:tc>
-          <w:tcPr>
-            <w:tcW w:w="2802" w:type="dxa"/>
+              <w:t>Insert_Execute_Module.c/.h</w:t>
+            </w:r>
+          </w:p>
+        </w:tc>
+        <w:tc>
+          <w:tcPr>
+            <w:tcW w:w="2803" w:type="dxa"/>
             <w:tcBorders>
               <w:top w:val="single" w:sz="4" w:space="0" w:color="BFBFBF"/>
               <w:left w:val="single" w:sz="4" w:space="0" w:color="BFBFBF"/>
@@ -416,7 +416,7 @@
         <w:trPr/>
         <w:tc>
           <w:tcPr>
-            <w:tcW w:w="2598" w:type="dxa"/>
+            <w:tcW w:w="2597" w:type="dxa"/>
             <w:tcBorders>
               <w:top w:val="single" w:sz="4" w:space="0" w:color="BFBFBF"/>
               <w:left w:val="single" w:sz="4" w:space="0" w:color="BFBFBF"/>
@@ -463,13 +463,13 @@
                 <w:sz w:val="19"/>
                 <w:szCs w:val="19"/>
               </w:rPr>
-              <w:t>OCI_Update_Execute_Module.c/.h</w:t>
-            </w:r>
-          </w:p>
-        </w:tc>
-        <w:tc>
-          <w:tcPr>
-            <w:tcW w:w="2802" w:type="dxa"/>
+              <w:t>Update_Execute_Module.c/.h</w:t>
+            </w:r>
+          </w:p>
+        </w:tc>
+        <w:tc>
+          <w:tcPr>
+            <w:tcW w:w="2803" w:type="dxa"/>
             <w:tcBorders>
               <w:top w:val="single" w:sz="4" w:space="0" w:color="BFBFBF"/>
               <w:left w:val="single" w:sz="4" w:space="0" w:color="BFBFBF"/>
@@ -498,7 +498,7 @@
         <w:trPr/>
         <w:tc>
           <w:tcPr>
-            <w:tcW w:w="2598" w:type="dxa"/>
+            <w:tcW w:w="2597" w:type="dxa"/>
             <w:tcBorders>
               <w:top w:val="single" w:sz="4" w:space="0" w:color="BFBFBF"/>
               <w:left w:val="single" w:sz="4" w:space="0" w:color="BFBFBF"/>
@@ -545,13 +545,13 @@
                 <w:sz w:val="19"/>
                 <w:szCs w:val="19"/>
               </w:rPr>
-              <w:t>OCI_Delete_Execute_Module.c/.h</w:t>
-            </w:r>
-          </w:p>
-        </w:tc>
-        <w:tc>
-          <w:tcPr>
-            <w:tcW w:w="2802" w:type="dxa"/>
+              <w:t>Delete_Execute_Module.c/.h</w:t>
+            </w:r>
+          </w:p>
+        </w:tc>
+        <w:tc>
+          <w:tcPr>
+            <w:tcW w:w="2803" w:type="dxa"/>
             <w:tcBorders>
               <w:top w:val="single" w:sz="4" w:space="0" w:color="BFBFBF"/>
               <w:left w:val="single" w:sz="4" w:space="0" w:color="BFBFBF"/>
@@ -580,7 +580,7 @@
         <w:trPr/>
         <w:tc>
           <w:tcPr>
-            <w:tcW w:w="2598" w:type="dxa"/>
+            <w:tcW w:w="2597" w:type="dxa"/>
             <w:tcBorders>
               <w:top w:val="single" w:sz="4" w:space="0" w:color="BFBFBF"/>
               <w:left w:val="single" w:sz="4" w:space="0" w:color="BFBFBF"/>
@@ -627,13 +627,13 @@
                 <w:sz w:val="19"/>
                 <w:szCs w:val="19"/>
               </w:rPr>
-              <w:t>OCI_Execute_Procedure_Module.c/.h</w:t>
-            </w:r>
-          </w:p>
-        </w:tc>
-        <w:tc>
-          <w:tcPr>
-            <w:tcW w:w="2802" w:type="dxa"/>
+              <w:t>Execute_Procedure_Module.c/.h</w:t>
+            </w:r>
+          </w:p>
+        </w:tc>
+        <w:tc>
+          <w:tcPr>
+            <w:tcW w:w="2803" w:type="dxa"/>
             <w:tcBorders>
               <w:top w:val="single" w:sz="4" w:space="0" w:color="BFBFBF"/>
               <w:left w:val="single" w:sz="4" w:space="0" w:color="BFBFBF"/>
@@ -702,8 +702,8 @@
         </w:tblCellMar>
       </w:tblPr>
       <w:tblGrid>
-        <w:gridCol w:w="2398"/>
-        <w:gridCol w:w="1802"/>
+        <w:gridCol w:w="2397"/>
+        <w:gridCol w:w="1803"/>
         <w:gridCol w:w="5500"/>
       </w:tblGrid>
       <w:tr>
@@ -712,7 +712,7 @@
         </w:trPr>
         <w:tc>
           <w:tcPr>
-            <w:tcW w:w="2398" w:type="dxa"/>
+            <w:tcW w:w="2397" w:type="dxa"/>
             <w:tcBorders>
               <w:top w:val="single" w:sz="4" w:space="0" w:color="BFBFBF"/>
               <w:left w:val="single" w:sz="4" w:space="0" w:color="BFBFBF"/>
@@ -739,7 +739,7 @@
         </w:tc>
         <w:tc>
           <w:tcPr>
-            <w:tcW w:w="1802" w:type="dxa"/>
+            <w:tcW w:w="1803" w:type="dxa"/>
             <w:tcBorders>
               <w:top w:val="single" w:sz="4" w:space="0" w:color="BFBFBF"/>
               <w:left w:val="single" w:sz="4" w:space="0" w:color="BFBFBF"/>
@@ -796,7 +796,7 @@
         <w:trPr/>
         <w:tc>
           <w:tcPr>
-            <w:tcW w:w="2398" w:type="dxa"/>
+            <w:tcW w:w="2397" w:type="dxa"/>
             <w:tcBorders>
               <w:top w:val="single" w:sz="4" w:space="0" w:color="BFBFBF"/>
               <w:left w:val="single" w:sz="4" w:space="0" w:color="BFBFBF"/>
@@ -823,7 +823,7 @@
         </w:tc>
         <w:tc>
           <w:tcPr>
-            <w:tcW w:w="1802" w:type="dxa"/>
+            <w:tcW w:w="1803" w:type="dxa"/>
             <w:tcBorders>
               <w:top w:val="single" w:sz="4" w:space="0" w:color="BFBFBF"/>
               <w:left w:val="single" w:sz="4" w:space="0" w:color="BFBFBF"/>
@@ -879,7 +879,7 @@
         <w:trPr/>
         <w:tc>
           <w:tcPr>
-            <w:tcW w:w="2398" w:type="dxa"/>
+            <w:tcW w:w="2397" w:type="dxa"/>
             <w:tcBorders>
               <w:top w:val="single" w:sz="4" w:space="0" w:color="BFBFBF"/>
               <w:left w:val="single" w:sz="4" w:space="0" w:color="BFBFBF"/>
@@ -906,7 +906,7 @@
         </w:tc>
         <w:tc>
           <w:tcPr>
-            <w:tcW w:w="1802" w:type="dxa"/>
+            <w:tcW w:w="1803" w:type="dxa"/>
             <w:tcBorders>
               <w:top w:val="single" w:sz="4" w:space="0" w:color="BFBFBF"/>
               <w:left w:val="single" w:sz="4" w:space="0" w:color="BFBFBF"/>
@@ -962,7 +962,7 @@
         <w:trPr/>
         <w:tc>
           <w:tcPr>
-            <w:tcW w:w="2398" w:type="dxa"/>
+            <w:tcW w:w="2397" w:type="dxa"/>
             <w:tcBorders>
               <w:top w:val="single" w:sz="4" w:space="0" w:color="BFBFBF"/>
               <w:left w:val="single" w:sz="4" w:space="0" w:color="BFBFBF"/>
@@ -989,7 +989,7 @@
         </w:tc>
         <w:tc>
           <w:tcPr>
-            <w:tcW w:w="1802" w:type="dxa"/>
+            <w:tcW w:w="1803" w:type="dxa"/>
             <w:tcBorders>
               <w:top w:val="single" w:sz="4" w:space="0" w:color="BFBFBF"/>
               <w:left w:val="single" w:sz="4" w:space="0" w:color="BFBFBF"/>
@@ -1045,7 +1045,7 @@
         <w:trPr/>
         <w:tc>
           <w:tcPr>
-            <w:tcW w:w="2398" w:type="dxa"/>
+            <w:tcW w:w="2397" w:type="dxa"/>
             <w:tcBorders>
               <w:top w:val="single" w:sz="4" w:space="0" w:color="BFBFBF"/>
               <w:left w:val="single" w:sz="4" w:space="0" w:color="BFBFBF"/>
@@ -1072,7 +1072,7 @@
         </w:tc>
         <w:tc>
           <w:tcPr>
-            <w:tcW w:w="1802" w:type="dxa"/>
+            <w:tcW w:w="1803" w:type="dxa"/>
             <w:tcBorders>
               <w:top w:val="single" w:sz="4" w:space="0" w:color="BFBFBF"/>
               <w:left w:val="single" w:sz="4" w:space="0" w:color="BFBFBF"/>
@@ -1128,7 +1128,7 @@
         <w:trPr/>
         <w:tc>
           <w:tcPr>
-            <w:tcW w:w="2398" w:type="dxa"/>
+            <w:tcW w:w="2397" w:type="dxa"/>
             <w:tcBorders>
               <w:top w:val="single" w:sz="4" w:space="0" w:color="BFBFBF"/>
               <w:left w:val="single" w:sz="4" w:space="0" w:color="BFBFBF"/>
@@ -1155,7 +1155,7 @@
         </w:tc>
         <w:tc>
           <w:tcPr>
-            <w:tcW w:w="1802" w:type="dxa"/>
+            <w:tcW w:w="1803" w:type="dxa"/>
             <w:tcBorders>
               <w:top w:val="single" w:sz="4" w:space="0" w:color="BFBFBF"/>
               <w:left w:val="single" w:sz="4" w:space="0" w:color="BFBFBF"/>
@@ -1211,7 +1211,7 @@
         <w:trPr/>
         <w:tc>
           <w:tcPr>
-            <w:tcW w:w="2398" w:type="dxa"/>
+            <w:tcW w:w="2397" w:type="dxa"/>
             <w:tcBorders>
               <w:top w:val="single" w:sz="4" w:space="0" w:color="BFBFBF"/>
               <w:left w:val="single" w:sz="4" w:space="0" w:color="BFBFBF"/>
@@ -1238,7 +1238,7 @@
         </w:tc>
         <w:tc>
           <w:tcPr>
-            <w:tcW w:w="1802" w:type="dxa"/>
+            <w:tcW w:w="1803" w:type="dxa"/>
             <w:tcBorders>
               <w:top w:val="single" w:sz="4" w:space="0" w:color="BFBFBF"/>
               <w:left w:val="single" w:sz="4" w:space="0" w:color="BFBFBF"/>
@@ -1288,7 +1288,7 @@
         <w:trPr/>
         <w:tc>
           <w:tcPr>
-            <w:tcW w:w="2398" w:type="dxa"/>
+            <w:tcW w:w="2397" w:type="dxa"/>
             <w:tcBorders>
               <w:top w:val="single" w:sz="4" w:space="0" w:color="BFBFBF"/>
               <w:left w:val="single" w:sz="4" w:space="0" w:color="BFBFBF"/>
@@ -1315,7 +1315,7 @@
         </w:tc>
         <w:tc>
           <w:tcPr>
-            <w:tcW w:w="1802" w:type="dxa"/>
+            <w:tcW w:w="1803" w:type="dxa"/>
             <w:tcBorders>
               <w:top w:val="single" w:sz="4" w:space="0" w:color="BFBFBF"/>
               <w:left w:val="single" w:sz="4" w:space="0" w:color="BFBFBF"/>
@@ -1371,7 +1371,7 @@
         <w:trPr/>
         <w:tc>
           <w:tcPr>
-            <w:tcW w:w="2398" w:type="dxa"/>
+            <w:tcW w:w="2397" w:type="dxa"/>
             <w:tcBorders>
               <w:top w:val="single" w:sz="4" w:space="0" w:color="BFBFBF"/>
               <w:left w:val="single" w:sz="4" w:space="0" w:color="BFBFBF"/>
@@ -1398,7 +1398,7 @@
         </w:tc>
         <w:tc>
           <w:tcPr>
-            <w:tcW w:w="1802" w:type="dxa"/>
+            <w:tcW w:w="1803" w:type="dxa"/>
             <w:tcBorders>
               <w:top w:val="single" w:sz="4" w:space="0" w:color="BFBFBF"/>
               <w:left w:val="single" w:sz="4" w:space="0" w:color="BFBFBF"/>
@@ -1633,7 +1633,7 @@
         <w:pStyle w:val="ListParagraph"/>
         <w:numPr>
           <w:ilvl w:val="0"/>
-          <w:numId w:val="4"/>
+          <w:numId w:val="37"/>
         </w:numPr>
         <w:spacing w:before="0" w:after="60"/>
         <w:rPr/>
@@ -1651,7 +1651,7 @@
         <w:pStyle w:val="ListParagraph"/>
         <w:numPr>
           <w:ilvl w:val="0"/>
-          <w:numId w:val="5"/>
+          <w:numId w:val="38"/>
         </w:numPr>
         <w:spacing w:before="0" w:after="60"/>
         <w:rPr/>
@@ -1669,7 +1669,7 @@
         <w:pStyle w:val="ListParagraph"/>
         <w:numPr>
           <w:ilvl w:val="0"/>
-          <w:numId w:val="6"/>
+          <w:numId w:val="39"/>
         </w:numPr>
         <w:spacing w:before="0" w:after="60"/>
         <w:rPr/>
@@ -1687,7 +1687,7 @@
         <w:pStyle w:val="ListParagraph"/>
         <w:numPr>
           <w:ilvl w:val="0"/>
-          <w:numId w:val="7"/>
+          <w:numId w:val="40"/>
         </w:numPr>
         <w:spacing w:before="0" w:after="60"/>
         <w:rPr/>
@@ -1705,7 +1705,7 @@
         <w:pStyle w:val="ListParagraph"/>
         <w:numPr>
           <w:ilvl w:val="0"/>
-          <w:numId w:val="8"/>
+          <w:numId w:val="41"/>
         </w:numPr>
         <w:spacing w:before="0" w:after="60"/>
         <w:rPr/>
@@ -1723,7 +1723,7 @@
         <w:pStyle w:val="ListParagraph"/>
         <w:numPr>
           <w:ilvl w:val="0"/>
-          <w:numId w:val="9"/>
+          <w:numId w:val="42"/>
         </w:numPr>
         <w:spacing w:before="0" w:after="60"/>
         <w:rPr/>
@@ -1733,7 +1733,7 @@
           <w:sz w:val="21"/>
           <w:szCs w:val="21"/>
         </w:rPr>
-        <w:t>Column metadata comes from get_multi_metadata() (OCI_Table_Metadata_Module.c), called internally by the driver's select_open() - covers single-table and multi-table/JOIN queries alike, including SELECT * wildcard reconciliation against the SQL dependency parser's own column-name needs.</w:t>
+        <w:t>Column metadata comes from get_multi_metadata() (Table_Metadata_Module.c), called internally by the driver's select_open() - covers single-table and multi-table/JOIN queries alike, including SELECT * wildcard reconciliation against the SQL dependency parser's own column-name needs.</w:t>
       </w:r>
     </w:p>
     <w:p>
@@ -1741,7 +1741,7 @@
         <w:pStyle w:val="ListParagraph"/>
         <w:numPr>
           <w:ilvl w:val="0"/>
-          <w:numId w:val="10"/>
+          <w:numId w:val="43"/>
         </w:numPr>
         <w:spacing w:before="0" w:after="60"/>
         <w:rPr/>
@@ -1779,8 +1779,8 @@
         </w:tblCellMar>
       </w:tblPr>
       <w:tblGrid>
-        <w:gridCol w:w="2398"/>
-        <w:gridCol w:w="1802"/>
+        <w:gridCol w:w="2397"/>
+        <w:gridCol w:w="1803"/>
         <w:gridCol w:w="5500"/>
       </w:tblGrid>
       <w:tr>
@@ -1789,7 +1789,7 @@
         </w:trPr>
         <w:tc>
           <w:tcPr>
-            <w:tcW w:w="2398" w:type="dxa"/>
+            <w:tcW w:w="2397" w:type="dxa"/>
             <w:tcBorders>
               <w:top w:val="single" w:sz="4" w:space="0" w:color="BFBFBF"/>
               <w:left w:val="single" w:sz="4" w:space="0" w:color="BFBFBF"/>
@@ -1816,7 +1816,7 @@
         </w:tc>
         <w:tc>
           <w:tcPr>
-            <w:tcW w:w="1802" w:type="dxa"/>
+            <w:tcW w:w="1803" w:type="dxa"/>
             <w:tcBorders>
               <w:top w:val="single" w:sz="4" w:space="0" w:color="BFBFBF"/>
               <w:left w:val="single" w:sz="4" w:space="0" w:color="BFBFBF"/>
@@ -1873,7 +1873,7 @@
         <w:trPr/>
         <w:tc>
           <w:tcPr>
-            <w:tcW w:w="2398" w:type="dxa"/>
+            <w:tcW w:w="2397" w:type="dxa"/>
             <w:tcBorders>
               <w:top w:val="single" w:sz="4" w:space="0" w:color="BFBFBF"/>
               <w:left w:val="single" w:sz="4" w:space="0" w:color="BFBFBF"/>
@@ -1900,7 +1900,7 @@
         </w:tc>
         <w:tc>
           <w:tcPr>
-            <w:tcW w:w="1802" w:type="dxa"/>
+            <w:tcW w:w="1803" w:type="dxa"/>
             <w:tcBorders>
               <w:top w:val="single" w:sz="4" w:space="0" w:color="BFBFBF"/>
               <w:left w:val="single" w:sz="4" w:space="0" w:color="BFBFBF"/>
@@ -1956,7 +1956,7 @@
         <w:trPr/>
         <w:tc>
           <w:tcPr>
-            <w:tcW w:w="2398" w:type="dxa"/>
+            <w:tcW w:w="2397" w:type="dxa"/>
             <w:tcBorders>
               <w:top w:val="single" w:sz="4" w:space="0" w:color="BFBFBF"/>
               <w:left w:val="single" w:sz="4" w:space="0" w:color="BFBFBF"/>
@@ -1983,7 +1983,7 @@
         </w:tc>
         <w:tc>
           <w:tcPr>
-            <w:tcW w:w="1802" w:type="dxa"/>
+            <w:tcW w:w="1803" w:type="dxa"/>
             <w:tcBorders>
               <w:top w:val="single" w:sz="4" w:space="0" w:color="BFBFBF"/>
               <w:left w:val="single" w:sz="4" w:space="0" w:color="BFBFBF"/>
@@ -2039,7 +2039,7 @@
         <w:trPr/>
         <w:tc>
           <w:tcPr>
-            <w:tcW w:w="2398" w:type="dxa"/>
+            <w:tcW w:w="2397" w:type="dxa"/>
             <w:tcBorders>
               <w:top w:val="single" w:sz="4" w:space="0" w:color="BFBFBF"/>
               <w:left w:val="single" w:sz="4" w:space="0" w:color="BFBFBF"/>
@@ -2066,7 +2066,7 @@
         </w:tc>
         <w:tc>
           <w:tcPr>
-            <w:tcW w:w="1802" w:type="dxa"/>
+            <w:tcW w:w="1803" w:type="dxa"/>
             <w:tcBorders>
               <w:top w:val="single" w:sz="4" w:space="0" w:color="BFBFBF"/>
               <w:left w:val="single" w:sz="4" w:space="0" w:color="BFBFBF"/>
@@ -2122,7 +2122,7 @@
         <w:trPr/>
         <w:tc>
           <w:tcPr>
-            <w:tcW w:w="2398" w:type="dxa"/>
+            <w:tcW w:w="2397" w:type="dxa"/>
             <w:tcBorders>
               <w:top w:val="single" w:sz="4" w:space="0" w:color="BFBFBF"/>
               <w:left w:val="single" w:sz="4" w:space="0" w:color="BFBFBF"/>
@@ -2149,7 +2149,7 @@
         </w:tc>
         <w:tc>
           <w:tcPr>
-            <w:tcW w:w="1802" w:type="dxa"/>
+            <w:tcW w:w="1803" w:type="dxa"/>
             <w:tcBorders>
               <w:top w:val="single" w:sz="4" w:space="0" w:color="BFBFBF"/>
               <w:left w:val="single" w:sz="4" w:space="0" w:color="BFBFBF"/>
@@ -2316,8 +2316,8 @@
         </w:tblCellMar>
       </w:tblPr>
       <w:tblGrid>
-        <w:gridCol w:w="2398"/>
-        <w:gridCol w:w="1802"/>
+        <w:gridCol w:w="2397"/>
+        <w:gridCol w:w="1803"/>
         <w:gridCol w:w="5500"/>
       </w:tblGrid>
       <w:tr>
@@ -2326,7 +2326,7 @@
         </w:trPr>
         <w:tc>
           <w:tcPr>
-            <w:tcW w:w="2398" w:type="dxa"/>
+            <w:tcW w:w="2397" w:type="dxa"/>
             <w:tcBorders>
               <w:top w:val="single" w:sz="4" w:space="0" w:color="BFBFBF"/>
               <w:left w:val="single" w:sz="4" w:space="0" w:color="BFBFBF"/>
@@ -2353,7 +2353,7 @@
         </w:tc>
         <w:tc>
           <w:tcPr>
-            <w:tcW w:w="1802" w:type="dxa"/>
+            <w:tcW w:w="1803" w:type="dxa"/>
             <w:tcBorders>
               <w:top w:val="single" w:sz="4" w:space="0" w:color="BFBFBF"/>
               <w:left w:val="single" w:sz="4" w:space="0" w:color="BFBFBF"/>
@@ -2410,7 +2410,7 @@
         <w:trPr/>
         <w:tc>
           <w:tcPr>
-            <w:tcW w:w="2398" w:type="dxa"/>
+            <w:tcW w:w="2397" w:type="dxa"/>
             <w:tcBorders>
               <w:top w:val="single" w:sz="4" w:space="0" w:color="BFBFBF"/>
               <w:left w:val="single" w:sz="4" w:space="0" w:color="BFBFBF"/>
@@ -2437,7 +2437,7 @@
         </w:tc>
         <w:tc>
           <w:tcPr>
-            <w:tcW w:w="1802" w:type="dxa"/>
+            <w:tcW w:w="1803" w:type="dxa"/>
             <w:tcBorders>
               <w:top w:val="single" w:sz="4" w:space="0" w:color="BFBFBF"/>
               <w:left w:val="single" w:sz="4" w:space="0" w:color="BFBFBF"/>
@@ -2492,7 +2492,7 @@
         <w:trPr/>
         <w:tc>
           <w:tcPr>
-            <w:tcW w:w="2398" w:type="dxa"/>
+            <w:tcW w:w="2397" w:type="dxa"/>
             <w:tcBorders>
               <w:top w:val="single" w:sz="4" w:space="0" w:color="BFBFBF"/>
               <w:left w:val="single" w:sz="4" w:space="0" w:color="BFBFBF"/>
@@ -2519,7 +2519,7 @@
         </w:tc>
         <w:tc>
           <w:tcPr>
-            <w:tcW w:w="1802" w:type="dxa"/>
+            <w:tcW w:w="1803" w:type="dxa"/>
             <w:tcBorders>
               <w:top w:val="single" w:sz="4" w:space="0" w:color="BFBFBF"/>
               <w:left w:val="single" w:sz="4" w:space="0" w:color="BFBFBF"/>
@@ -3531,7 +3531,7 @@
         <w:pStyle w:val="ListParagraph"/>
         <w:numPr>
           <w:ilvl w:val="0"/>
-          <w:numId w:val="11"/>
+          <w:numId w:val="44"/>
         </w:numPr>
         <w:spacing w:before="0" w:after="60"/>
         <w:rPr/>
@@ -3549,7 +3549,7 @@
         <w:pStyle w:val="ListParagraph"/>
         <w:numPr>
           <w:ilvl w:val="0"/>
-          <w:numId w:val="12"/>
+          <w:numId w:val="45"/>
         </w:numPr>
         <w:spacing w:before="0" w:after="60"/>
         <w:rPr/>
@@ -3567,7 +3567,7 @@
         <w:pStyle w:val="ListParagraph"/>
         <w:numPr>
           <w:ilvl w:val="0"/>
-          <w:numId w:val="13"/>
+          <w:numId w:val="46"/>
         </w:numPr>
         <w:spacing w:before="0" w:after="60"/>
         <w:rPr/>
@@ -3585,7 +3585,7 @@
         <w:pStyle w:val="ListParagraph"/>
         <w:numPr>
           <w:ilvl w:val="0"/>
-          <w:numId w:val="14"/>
+          <w:numId w:val="47"/>
         </w:numPr>
         <w:spacing w:before="0" w:after="60"/>
         <w:rPr/>
@@ -3603,7 +3603,7 @@
         <w:pStyle w:val="ListParagraph"/>
         <w:numPr>
           <w:ilvl w:val="0"/>
-          <w:numId w:val="15"/>
+          <w:numId w:val="48"/>
         </w:numPr>
         <w:spacing w:before="0" w:after="60"/>
         <w:rPr/>
@@ -3641,8 +3641,8 @@
         </w:tblCellMar>
       </w:tblPr>
       <w:tblGrid>
-        <w:gridCol w:w="2398"/>
-        <w:gridCol w:w="1802"/>
+        <w:gridCol w:w="2397"/>
+        <w:gridCol w:w="1803"/>
         <w:gridCol w:w="5500"/>
       </w:tblGrid>
       <w:tr>
@@ -3651,7 +3651,7 @@
         </w:trPr>
         <w:tc>
           <w:tcPr>
-            <w:tcW w:w="2398" w:type="dxa"/>
+            <w:tcW w:w="2397" w:type="dxa"/>
             <w:tcBorders>
               <w:top w:val="single" w:sz="4" w:space="0" w:color="BFBFBF"/>
               <w:left w:val="single" w:sz="4" w:space="0" w:color="BFBFBF"/>
@@ -3678,7 +3678,7 @@
         </w:tc>
         <w:tc>
           <w:tcPr>
-            <w:tcW w:w="1802" w:type="dxa"/>
+            <w:tcW w:w="1803" w:type="dxa"/>
             <w:tcBorders>
               <w:top w:val="single" w:sz="4" w:space="0" w:color="BFBFBF"/>
               <w:left w:val="single" w:sz="4" w:space="0" w:color="BFBFBF"/>
@@ -3735,7 +3735,7 @@
         <w:trPr/>
         <w:tc>
           <w:tcPr>
-            <w:tcW w:w="2398" w:type="dxa"/>
+            <w:tcW w:w="2397" w:type="dxa"/>
             <w:tcBorders>
               <w:top w:val="single" w:sz="4" w:space="0" w:color="BFBFBF"/>
               <w:left w:val="single" w:sz="4" w:space="0" w:color="BFBFBF"/>
@@ -3762,7 +3762,7 @@
         </w:tc>
         <w:tc>
           <w:tcPr>
-            <w:tcW w:w="1802" w:type="dxa"/>
+            <w:tcW w:w="1803" w:type="dxa"/>
             <w:tcBorders>
               <w:top w:val="single" w:sz="4" w:space="0" w:color="BFBFBF"/>
               <w:left w:val="single" w:sz="4" w:space="0" w:color="BFBFBF"/>
@@ -3812,7 +3812,7 @@
         <w:trPr/>
         <w:tc>
           <w:tcPr>
-            <w:tcW w:w="2398" w:type="dxa"/>
+            <w:tcW w:w="2397" w:type="dxa"/>
             <w:tcBorders>
               <w:top w:val="single" w:sz="4" w:space="0" w:color="BFBFBF"/>
               <w:left w:val="single" w:sz="4" w:space="0" w:color="BFBFBF"/>
@@ -3839,7 +3839,7 @@
         </w:tc>
         <w:tc>
           <w:tcPr>
-            <w:tcW w:w="1802" w:type="dxa"/>
+            <w:tcW w:w="1803" w:type="dxa"/>
             <w:tcBorders>
               <w:top w:val="single" w:sz="4" w:space="0" w:color="BFBFBF"/>
               <w:left w:val="single" w:sz="4" w:space="0" w:color="BFBFBF"/>
@@ -3889,7 +3889,7 @@
         <w:trPr/>
         <w:tc>
           <w:tcPr>
-            <w:tcW w:w="2398" w:type="dxa"/>
+            <w:tcW w:w="2397" w:type="dxa"/>
             <w:tcBorders>
               <w:top w:val="single" w:sz="4" w:space="0" w:color="BFBFBF"/>
               <w:left w:val="single" w:sz="4" w:space="0" w:color="BFBFBF"/>
@@ -3916,7 +3916,7 @@
         </w:tc>
         <w:tc>
           <w:tcPr>
-            <w:tcW w:w="1802" w:type="dxa"/>
+            <w:tcW w:w="1803" w:type="dxa"/>
             <w:tcBorders>
               <w:top w:val="single" w:sz="4" w:space="0" w:color="BFBFBF"/>
               <w:left w:val="single" w:sz="4" w:space="0" w:color="BFBFBF"/>
@@ -3972,7 +3972,7 @@
         <w:trPr/>
         <w:tc>
           <w:tcPr>
-            <w:tcW w:w="2398" w:type="dxa"/>
+            <w:tcW w:w="2397" w:type="dxa"/>
             <w:tcBorders>
               <w:top w:val="single" w:sz="4" w:space="0" w:color="BFBFBF"/>
               <w:left w:val="single" w:sz="4" w:space="0" w:color="BFBFBF"/>
@@ -3999,7 +3999,7 @@
         </w:tc>
         <w:tc>
           <w:tcPr>
-            <w:tcW w:w="1802" w:type="dxa"/>
+            <w:tcW w:w="1803" w:type="dxa"/>
             <w:tcBorders>
               <w:top w:val="single" w:sz="4" w:space="0" w:color="BFBFBF"/>
               <w:left w:val="single" w:sz="4" w:space="0" w:color="BFBFBF"/>
@@ -4077,8 +4077,8 @@
         </w:tblCellMar>
       </w:tblPr>
       <w:tblGrid>
-        <w:gridCol w:w="2398"/>
-        <w:gridCol w:w="1802"/>
+        <w:gridCol w:w="2397"/>
+        <w:gridCol w:w="1803"/>
         <w:gridCol w:w="5500"/>
       </w:tblGrid>
       <w:tr>
@@ -4087,7 +4087,7 @@
         </w:trPr>
         <w:tc>
           <w:tcPr>
-            <w:tcW w:w="2398" w:type="dxa"/>
+            <w:tcW w:w="2397" w:type="dxa"/>
             <w:tcBorders>
               <w:top w:val="single" w:sz="4" w:space="0" w:color="BFBFBF"/>
               <w:left w:val="single" w:sz="4" w:space="0" w:color="BFBFBF"/>
@@ -4114,7 +4114,7 @@
         </w:tc>
         <w:tc>
           <w:tcPr>
-            <w:tcW w:w="1802" w:type="dxa"/>
+            <w:tcW w:w="1803" w:type="dxa"/>
             <w:tcBorders>
               <w:top w:val="single" w:sz="4" w:space="0" w:color="BFBFBF"/>
               <w:left w:val="single" w:sz="4" w:space="0" w:color="BFBFBF"/>
@@ -4171,7 +4171,7 @@
         <w:trPr/>
         <w:tc>
           <w:tcPr>
-            <w:tcW w:w="2398" w:type="dxa"/>
+            <w:tcW w:w="2397" w:type="dxa"/>
             <w:tcBorders>
               <w:top w:val="single" w:sz="4" w:space="0" w:color="BFBFBF"/>
               <w:left w:val="single" w:sz="4" w:space="0" w:color="BFBFBF"/>
@@ -4198,7 +4198,7 @@
         </w:tc>
         <w:tc>
           <w:tcPr>
-            <w:tcW w:w="1802" w:type="dxa"/>
+            <w:tcW w:w="1803" w:type="dxa"/>
             <w:tcBorders>
               <w:top w:val="single" w:sz="4" w:space="0" w:color="BFBFBF"/>
               <w:left w:val="single" w:sz="4" w:space="0" w:color="BFBFBF"/>
@@ -4248,7 +4248,7 @@
         <w:trPr/>
         <w:tc>
           <w:tcPr>
-            <w:tcW w:w="2398" w:type="dxa"/>
+            <w:tcW w:w="2397" w:type="dxa"/>
             <w:tcBorders>
               <w:top w:val="single" w:sz="4" w:space="0" w:color="BFBFBF"/>
               <w:left w:val="single" w:sz="4" w:space="0" w:color="BFBFBF"/>
@@ -4275,7 +4275,7 @@
         </w:tc>
         <w:tc>
           <w:tcPr>
-            <w:tcW w:w="1802" w:type="dxa"/>
+            <w:tcW w:w="1803" w:type="dxa"/>
             <w:tcBorders>
               <w:top w:val="single" w:sz="4" w:space="0" w:color="BFBFBF"/>
               <w:left w:val="single" w:sz="4" w:space="0" w:color="BFBFBF"/>
@@ -4353,8 +4353,8 @@
         </w:tblCellMar>
       </w:tblPr>
       <w:tblGrid>
-        <w:gridCol w:w="2398"/>
-        <w:gridCol w:w="1802"/>
+        <w:gridCol w:w="2397"/>
+        <w:gridCol w:w="1803"/>
         <w:gridCol w:w="5500"/>
       </w:tblGrid>
       <w:tr>
@@ -4363,7 +4363,7 @@
         </w:trPr>
         <w:tc>
           <w:tcPr>
-            <w:tcW w:w="2398" w:type="dxa"/>
+            <w:tcW w:w="2397" w:type="dxa"/>
             <w:tcBorders>
               <w:top w:val="single" w:sz="4" w:space="0" w:color="BFBFBF"/>
               <w:left w:val="single" w:sz="4" w:space="0" w:color="BFBFBF"/>
@@ -4390,7 +4390,7 @@
         </w:tc>
         <w:tc>
           <w:tcPr>
-            <w:tcW w:w="1802" w:type="dxa"/>
+            <w:tcW w:w="1803" w:type="dxa"/>
             <w:tcBorders>
               <w:top w:val="single" w:sz="4" w:space="0" w:color="BFBFBF"/>
               <w:left w:val="single" w:sz="4" w:space="0" w:color="BFBFBF"/>
@@ -4447,7 +4447,7 @@
         <w:trPr/>
         <w:tc>
           <w:tcPr>
-            <w:tcW w:w="2398" w:type="dxa"/>
+            <w:tcW w:w="2397" w:type="dxa"/>
             <w:tcBorders>
               <w:top w:val="single" w:sz="4" w:space="0" w:color="BFBFBF"/>
               <w:left w:val="single" w:sz="4" w:space="0" w:color="BFBFBF"/>
@@ -4474,7 +4474,7 @@
         </w:tc>
         <w:tc>
           <w:tcPr>
-            <w:tcW w:w="1802" w:type="dxa"/>
+            <w:tcW w:w="1803" w:type="dxa"/>
             <w:tcBorders>
               <w:top w:val="single" w:sz="4" w:space="0" w:color="BFBFBF"/>
               <w:left w:val="single" w:sz="4" w:space="0" w:color="BFBFBF"/>
@@ -4524,7 +4524,7 @@
         <w:trPr/>
         <w:tc>
           <w:tcPr>
-            <w:tcW w:w="2398" w:type="dxa"/>
+            <w:tcW w:w="2397" w:type="dxa"/>
             <w:tcBorders>
               <w:top w:val="single" w:sz="4" w:space="0" w:color="BFBFBF"/>
               <w:left w:val="single" w:sz="4" w:space="0" w:color="BFBFBF"/>
@@ -4551,7 +4551,7 @@
         </w:tc>
         <w:tc>
           <w:tcPr>
-            <w:tcW w:w="1802" w:type="dxa"/>
+            <w:tcW w:w="1803" w:type="dxa"/>
             <w:tcBorders>
               <w:top w:val="single" w:sz="4" w:space="0" w:color="BFBFBF"/>
               <w:left w:val="single" w:sz="4" w:space="0" w:color="BFBFBF"/>
@@ -4601,7 +4601,7 @@
         <w:trPr/>
         <w:tc>
           <w:tcPr>
-            <w:tcW w:w="2398" w:type="dxa"/>
+            <w:tcW w:w="2397" w:type="dxa"/>
             <w:tcBorders>
               <w:top w:val="single" w:sz="4" w:space="0" w:color="BFBFBF"/>
               <w:left w:val="single" w:sz="4" w:space="0" w:color="BFBFBF"/>
@@ -4628,7 +4628,7 @@
         </w:tc>
         <w:tc>
           <w:tcPr>
-            <w:tcW w:w="1802" w:type="dxa"/>
+            <w:tcW w:w="1803" w:type="dxa"/>
             <w:tcBorders>
               <w:top w:val="single" w:sz="4" w:space="0" w:color="BFBFBF"/>
               <w:left w:val="single" w:sz="4" w:space="0" w:color="BFBFBF"/>
@@ -4888,7 +4888,7 @@
         <w:pStyle w:val="ListParagraph"/>
         <w:numPr>
           <w:ilvl w:val="0"/>
-          <w:numId w:val="16"/>
+          <w:numId w:val="49"/>
         </w:numPr>
         <w:spacing w:before="0" w:after="60"/>
         <w:rPr/>
@@ -4906,7 +4906,7 @@
         <w:pStyle w:val="ListParagraph"/>
         <w:numPr>
           <w:ilvl w:val="0"/>
-          <w:numId w:val="17"/>
+          <w:numId w:val="50"/>
         </w:numPr>
         <w:spacing w:before="0" w:after="60"/>
         <w:rPr/>
@@ -4924,7 +4924,7 @@
         <w:pStyle w:val="ListParagraph"/>
         <w:numPr>
           <w:ilvl w:val="0"/>
-          <w:numId w:val="18"/>
+          <w:numId w:val="51"/>
         </w:numPr>
         <w:spacing w:before="0" w:after="60"/>
         <w:rPr/>
@@ -4942,7 +4942,7 @@
         <w:pStyle w:val="ListParagraph"/>
         <w:numPr>
           <w:ilvl w:val="0"/>
-          <w:numId w:val="19"/>
+          <w:numId w:val="52"/>
         </w:numPr>
         <w:spacing w:before="0" w:after="60"/>
         <w:rPr/>
@@ -4960,7 +4960,7 @@
         <w:pStyle w:val="ListParagraph"/>
         <w:numPr>
           <w:ilvl w:val="0"/>
-          <w:numId w:val="20"/>
+          <w:numId w:val="53"/>
         </w:numPr>
         <w:spacing w:before="0" w:after="60"/>
         <w:rPr/>
@@ -4978,7 +4978,7 @@
         <w:pStyle w:val="ListParagraph"/>
         <w:numPr>
           <w:ilvl w:val="0"/>
-          <w:numId w:val="21"/>
+          <w:numId w:val="54"/>
         </w:numPr>
         <w:spacing w:before="0" w:after="60"/>
         <w:rPr/>
@@ -5016,8 +5016,8 @@
         </w:tblCellMar>
       </w:tblPr>
       <w:tblGrid>
-        <w:gridCol w:w="2398"/>
-        <w:gridCol w:w="1802"/>
+        <w:gridCol w:w="2397"/>
+        <w:gridCol w:w="1803"/>
         <w:gridCol w:w="5500"/>
       </w:tblGrid>
       <w:tr>
@@ -5026,7 +5026,7 @@
         </w:trPr>
         <w:tc>
           <w:tcPr>
-            <w:tcW w:w="2398" w:type="dxa"/>
+            <w:tcW w:w="2397" w:type="dxa"/>
             <w:tcBorders>
               <w:top w:val="single" w:sz="4" w:space="0" w:color="BFBFBF"/>
               <w:left w:val="single" w:sz="4" w:space="0" w:color="BFBFBF"/>
@@ -5053,7 +5053,7 @@
         </w:tc>
         <w:tc>
           <w:tcPr>
-            <w:tcW w:w="1802" w:type="dxa"/>
+            <w:tcW w:w="1803" w:type="dxa"/>
             <w:tcBorders>
               <w:top w:val="single" w:sz="4" w:space="0" w:color="BFBFBF"/>
               <w:left w:val="single" w:sz="4" w:space="0" w:color="BFBFBF"/>
@@ -5110,7 +5110,7 @@
         <w:trPr/>
         <w:tc>
           <w:tcPr>
-            <w:tcW w:w="2398" w:type="dxa"/>
+            <w:tcW w:w="2397" w:type="dxa"/>
             <w:tcBorders>
               <w:top w:val="single" w:sz="4" w:space="0" w:color="BFBFBF"/>
               <w:left w:val="single" w:sz="4" w:space="0" w:color="BFBFBF"/>
@@ -5137,7 +5137,7 @@
         </w:tc>
         <w:tc>
           <w:tcPr>
-            <w:tcW w:w="1802" w:type="dxa"/>
+            <w:tcW w:w="1803" w:type="dxa"/>
             <w:tcBorders>
               <w:top w:val="single" w:sz="4" w:space="0" w:color="BFBFBF"/>
               <w:left w:val="single" w:sz="4" w:space="0" w:color="BFBFBF"/>
@@ -5187,7 +5187,7 @@
         <w:trPr/>
         <w:tc>
           <w:tcPr>
-            <w:tcW w:w="2398" w:type="dxa"/>
+            <w:tcW w:w="2397" w:type="dxa"/>
             <w:tcBorders>
               <w:top w:val="single" w:sz="4" w:space="0" w:color="BFBFBF"/>
               <w:left w:val="single" w:sz="4" w:space="0" w:color="BFBFBF"/>
@@ -5214,7 +5214,7 @@
         </w:tc>
         <w:tc>
           <w:tcPr>
-            <w:tcW w:w="1802" w:type="dxa"/>
+            <w:tcW w:w="1803" w:type="dxa"/>
             <w:tcBorders>
               <w:top w:val="single" w:sz="4" w:space="0" w:color="BFBFBF"/>
               <w:left w:val="single" w:sz="4" w:space="0" w:color="BFBFBF"/>
@@ -5264,7 +5264,7 @@
         <w:trPr/>
         <w:tc>
           <w:tcPr>
-            <w:tcW w:w="2398" w:type="dxa"/>
+            <w:tcW w:w="2397" w:type="dxa"/>
             <w:tcBorders>
               <w:top w:val="single" w:sz="4" w:space="0" w:color="BFBFBF"/>
               <w:left w:val="single" w:sz="4" w:space="0" w:color="BFBFBF"/>
@@ -5291,7 +5291,7 @@
         </w:tc>
         <w:tc>
           <w:tcPr>
-            <w:tcW w:w="1802" w:type="dxa"/>
+            <w:tcW w:w="1803" w:type="dxa"/>
             <w:tcBorders>
               <w:top w:val="single" w:sz="4" w:space="0" w:color="BFBFBF"/>
               <w:left w:val="single" w:sz="4" w:space="0" w:color="BFBFBF"/>
@@ -5341,7 +5341,7 @@
         <w:trPr/>
         <w:tc>
           <w:tcPr>
-            <w:tcW w:w="2398" w:type="dxa"/>
+            <w:tcW w:w="2397" w:type="dxa"/>
             <w:tcBorders>
               <w:top w:val="single" w:sz="4" w:space="0" w:color="BFBFBF"/>
               <w:left w:val="single" w:sz="4" w:space="0" w:color="BFBFBF"/>
@@ -5368,7 +5368,7 @@
         </w:tc>
         <w:tc>
           <w:tcPr>
-            <w:tcW w:w="1802" w:type="dxa"/>
+            <w:tcW w:w="1803" w:type="dxa"/>
             <w:tcBorders>
               <w:top w:val="single" w:sz="4" w:space="0" w:color="BFBFBF"/>
               <w:left w:val="single" w:sz="4" w:space="0" w:color="BFBFBF"/>
@@ -5424,7 +5424,7 @@
         <w:trPr/>
         <w:tc>
           <w:tcPr>
-            <w:tcW w:w="2398" w:type="dxa"/>
+            <w:tcW w:w="2397" w:type="dxa"/>
             <w:tcBorders>
               <w:top w:val="single" w:sz="4" w:space="0" w:color="BFBFBF"/>
               <w:left w:val="single" w:sz="4" w:space="0" w:color="BFBFBF"/>
@@ -5451,7 +5451,7 @@
         </w:tc>
         <w:tc>
           <w:tcPr>
-            <w:tcW w:w="1802" w:type="dxa"/>
+            <w:tcW w:w="1803" w:type="dxa"/>
             <w:tcBorders>
               <w:top w:val="single" w:sz="4" w:space="0" w:color="BFBFBF"/>
               <w:left w:val="single" w:sz="4" w:space="0" w:color="BFBFBF"/>
@@ -5501,7 +5501,7 @@
         <w:trPr/>
         <w:tc>
           <w:tcPr>
-            <w:tcW w:w="2398" w:type="dxa"/>
+            <w:tcW w:w="2397" w:type="dxa"/>
             <w:tcBorders>
               <w:top w:val="single" w:sz="4" w:space="0" w:color="BFBFBF"/>
               <w:left w:val="single" w:sz="4" w:space="0" w:color="BFBFBF"/>
@@ -5528,7 +5528,7 @@
         </w:tc>
         <w:tc>
           <w:tcPr>
-            <w:tcW w:w="1802" w:type="dxa"/>
+            <w:tcW w:w="1803" w:type="dxa"/>
             <w:tcBorders>
               <w:top w:val="single" w:sz="4" w:space="0" w:color="BFBFBF"/>
               <w:left w:val="single" w:sz="4" w:space="0" w:color="BFBFBF"/>
@@ -5606,8 +5606,8 @@
         </w:tblCellMar>
       </w:tblPr>
       <w:tblGrid>
-        <w:gridCol w:w="2398"/>
-        <w:gridCol w:w="1802"/>
+        <w:gridCol w:w="2397"/>
+        <w:gridCol w:w="1803"/>
         <w:gridCol w:w="5500"/>
       </w:tblGrid>
       <w:tr>
@@ -5616,7 +5616,7 @@
         </w:trPr>
         <w:tc>
           <w:tcPr>
-            <w:tcW w:w="2398" w:type="dxa"/>
+            <w:tcW w:w="2397" w:type="dxa"/>
             <w:tcBorders>
               <w:top w:val="single" w:sz="4" w:space="0" w:color="BFBFBF"/>
               <w:left w:val="single" w:sz="4" w:space="0" w:color="BFBFBF"/>
@@ -5643,7 +5643,7 @@
         </w:tc>
         <w:tc>
           <w:tcPr>
-            <w:tcW w:w="1802" w:type="dxa"/>
+            <w:tcW w:w="1803" w:type="dxa"/>
             <w:tcBorders>
               <w:top w:val="single" w:sz="4" w:space="0" w:color="BFBFBF"/>
               <w:left w:val="single" w:sz="4" w:space="0" w:color="BFBFBF"/>
@@ -5700,7 +5700,7 @@
         <w:trPr/>
         <w:tc>
           <w:tcPr>
-            <w:tcW w:w="2398" w:type="dxa"/>
+            <w:tcW w:w="2397" w:type="dxa"/>
             <w:tcBorders>
               <w:top w:val="single" w:sz="4" w:space="0" w:color="BFBFBF"/>
               <w:left w:val="single" w:sz="4" w:space="0" w:color="BFBFBF"/>
@@ -5727,7 +5727,7 @@
         </w:tc>
         <w:tc>
           <w:tcPr>
-            <w:tcW w:w="1802" w:type="dxa"/>
+            <w:tcW w:w="1803" w:type="dxa"/>
             <w:tcBorders>
               <w:top w:val="single" w:sz="4" w:space="0" w:color="BFBFBF"/>
               <w:left w:val="single" w:sz="4" w:space="0" w:color="BFBFBF"/>
@@ -5777,7 +5777,7 @@
         <w:trPr/>
         <w:tc>
           <w:tcPr>
-            <w:tcW w:w="2398" w:type="dxa"/>
+            <w:tcW w:w="2397" w:type="dxa"/>
             <w:tcBorders>
               <w:top w:val="single" w:sz="4" w:space="0" w:color="BFBFBF"/>
               <w:left w:val="single" w:sz="4" w:space="0" w:color="BFBFBF"/>
@@ -5804,7 +5804,7 @@
         </w:tc>
         <w:tc>
           <w:tcPr>
-            <w:tcW w:w="1802" w:type="dxa"/>
+            <w:tcW w:w="1803" w:type="dxa"/>
             <w:tcBorders>
               <w:top w:val="single" w:sz="4" w:space="0" w:color="BFBFBF"/>
               <w:left w:val="single" w:sz="4" w:space="0" w:color="BFBFBF"/>
@@ -5854,7 +5854,7 @@
         <w:trPr/>
         <w:tc>
           <w:tcPr>
-            <w:tcW w:w="2398" w:type="dxa"/>
+            <w:tcW w:w="2397" w:type="dxa"/>
             <w:tcBorders>
               <w:top w:val="single" w:sz="4" w:space="0" w:color="BFBFBF"/>
               <w:left w:val="single" w:sz="4" w:space="0" w:color="BFBFBF"/>
@@ -5881,7 +5881,7 @@
         </w:tc>
         <w:tc>
           <w:tcPr>
-            <w:tcW w:w="1802" w:type="dxa"/>
+            <w:tcW w:w="1803" w:type="dxa"/>
             <w:tcBorders>
               <w:top w:val="single" w:sz="4" w:space="0" w:color="BFBFBF"/>
               <w:left w:val="single" w:sz="4" w:space="0" w:color="BFBFBF"/>
@@ -6143,7 +6143,7 @@
         <w:pStyle w:val="ListParagraph"/>
         <w:numPr>
           <w:ilvl w:val="0"/>
-          <w:numId w:val="22"/>
+          <w:numId w:val="55"/>
         </w:numPr>
         <w:spacing w:before="0" w:after="60"/>
         <w:rPr/>
@@ -6161,7 +6161,7 @@
         <w:pStyle w:val="ListParagraph"/>
         <w:numPr>
           <w:ilvl w:val="0"/>
-          <w:numId w:val="23"/>
+          <w:numId w:val="56"/>
         </w:numPr>
         <w:spacing w:before="0" w:after="60"/>
         <w:rPr/>
@@ -6179,7 +6179,7 @@
         <w:pStyle w:val="ListParagraph"/>
         <w:numPr>
           <w:ilvl w:val="0"/>
-          <w:numId w:val="24"/>
+          <w:numId w:val="57"/>
         </w:numPr>
         <w:spacing w:before="0" w:after="60"/>
         <w:rPr/>
@@ -6197,7 +6197,7 @@
         <w:pStyle w:val="ListParagraph"/>
         <w:numPr>
           <w:ilvl w:val="0"/>
-          <w:numId w:val="25"/>
+          <w:numId w:val="58"/>
         </w:numPr>
         <w:spacing w:before="0" w:after="60"/>
         <w:rPr/>
@@ -6215,7 +6215,7 @@
         <w:pStyle w:val="ListParagraph"/>
         <w:numPr>
           <w:ilvl w:val="0"/>
-          <w:numId w:val="26"/>
+          <w:numId w:val="59"/>
         </w:numPr>
         <w:spacing w:before="0" w:after="60"/>
         <w:rPr/>
@@ -6253,8 +6253,8 @@
         </w:tblCellMar>
       </w:tblPr>
       <w:tblGrid>
-        <w:gridCol w:w="2398"/>
-        <w:gridCol w:w="1802"/>
+        <w:gridCol w:w="2397"/>
+        <w:gridCol w:w="1803"/>
         <w:gridCol w:w="5500"/>
       </w:tblGrid>
       <w:tr>
@@ -6263,7 +6263,7 @@
         </w:trPr>
         <w:tc>
           <w:tcPr>
-            <w:tcW w:w="2398" w:type="dxa"/>
+            <w:tcW w:w="2397" w:type="dxa"/>
             <w:tcBorders>
               <w:top w:val="single" w:sz="4" w:space="0" w:color="BFBFBF"/>
               <w:left w:val="single" w:sz="4" w:space="0" w:color="BFBFBF"/>
@@ -6290,7 +6290,7 @@
         </w:tc>
         <w:tc>
           <w:tcPr>
-            <w:tcW w:w="1802" w:type="dxa"/>
+            <w:tcW w:w="1803" w:type="dxa"/>
             <w:tcBorders>
               <w:top w:val="single" w:sz="4" w:space="0" w:color="BFBFBF"/>
               <w:left w:val="single" w:sz="4" w:space="0" w:color="BFBFBF"/>
@@ -6347,7 +6347,7 @@
         <w:trPr/>
         <w:tc>
           <w:tcPr>
-            <w:tcW w:w="2398" w:type="dxa"/>
+            <w:tcW w:w="2397" w:type="dxa"/>
             <w:tcBorders>
               <w:top w:val="single" w:sz="4" w:space="0" w:color="BFBFBF"/>
               <w:left w:val="single" w:sz="4" w:space="0" w:color="BFBFBF"/>
@@ -6374,7 +6374,7 @@
         </w:tc>
         <w:tc>
           <w:tcPr>
-            <w:tcW w:w="1802" w:type="dxa"/>
+            <w:tcW w:w="1803" w:type="dxa"/>
             <w:tcBorders>
               <w:top w:val="single" w:sz="4" w:space="0" w:color="BFBFBF"/>
               <w:left w:val="single" w:sz="4" w:space="0" w:color="BFBFBF"/>
@@ -6424,7 +6424,7 @@
         <w:trPr/>
         <w:tc>
           <w:tcPr>
-            <w:tcW w:w="2398" w:type="dxa"/>
+            <w:tcW w:w="2397" w:type="dxa"/>
             <w:tcBorders>
               <w:top w:val="single" w:sz="4" w:space="0" w:color="BFBFBF"/>
               <w:left w:val="single" w:sz="4" w:space="0" w:color="BFBFBF"/>
@@ -6451,7 +6451,7 @@
         </w:tc>
         <w:tc>
           <w:tcPr>
-            <w:tcW w:w="1802" w:type="dxa"/>
+            <w:tcW w:w="1803" w:type="dxa"/>
             <w:tcBorders>
               <w:top w:val="single" w:sz="4" w:space="0" w:color="BFBFBF"/>
               <w:left w:val="single" w:sz="4" w:space="0" w:color="BFBFBF"/>
@@ -6501,7 +6501,7 @@
         <w:trPr/>
         <w:tc>
           <w:tcPr>
-            <w:tcW w:w="2398" w:type="dxa"/>
+            <w:tcW w:w="2397" w:type="dxa"/>
             <w:tcBorders>
               <w:top w:val="single" w:sz="4" w:space="0" w:color="BFBFBF"/>
               <w:left w:val="single" w:sz="4" w:space="0" w:color="BFBFBF"/>
@@ -6528,7 +6528,7 @@
         </w:tc>
         <w:tc>
           <w:tcPr>
-            <w:tcW w:w="1802" w:type="dxa"/>
+            <w:tcW w:w="1803" w:type="dxa"/>
             <w:tcBorders>
               <w:top w:val="single" w:sz="4" w:space="0" w:color="BFBFBF"/>
               <w:left w:val="single" w:sz="4" w:space="0" w:color="BFBFBF"/>
@@ -6578,7 +6578,7 @@
         <w:trPr/>
         <w:tc>
           <w:tcPr>
-            <w:tcW w:w="2398" w:type="dxa"/>
+            <w:tcW w:w="2397" w:type="dxa"/>
             <w:tcBorders>
               <w:top w:val="single" w:sz="4" w:space="0" w:color="BFBFBF"/>
               <w:left w:val="single" w:sz="4" w:space="0" w:color="BFBFBF"/>
@@ -6605,7 +6605,7 @@
         </w:tc>
         <w:tc>
           <w:tcPr>
-            <w:tcW w:w="1802" w:type="dxa"/>
+            <w:tcW w:w="1803" w:type="dxa"/>
             <w:tcBorders>
               <w:top w:val="single" w:sz="4" w:space="0" w:color="BFBFBF"/>
               <w:left w:val="single" w:sz="4" w:space="0" w:color="BFBFBF"/>
@@ -6843,7 +6843,7 @@
         <w:pStyle w:val="ListParagraph"/>
         <w:numPr>
           <w:ilvl w:val="0"/>
-          <w:numId w:val="27"/>
+          <w:numId w:val="60"/>
         </w:numPr>
         <w:spacing w:before="0" w:after="60"/>
         <w:rPr/>
@@ -6861,7 +6861,7 @@
         <w:pStyle w:val="ListParagraph"/>
         <w:numPr>
           <w:ilvl w:val="0"/>
-          <w:numId w:val="28"/>
+          <w:numId w:val="61"/>
         </w:numPr>
         <w:spacing w:before="0" w:after="60"/>
         <w:rPr/>
@@ -6879,7 +6879,7 @@
         <w:pStyle w:val="ListParagraph"/>
         <w:numPr>
           <w:ilvl w:val="0"/>
-          <w:numId w:val="29"/>
+          <w:numId w:val="62"/>
         </w:numPr>
         <w:spacing w:before="0" w:after="60"/>
         <w:rPr/>
@@ -6897,7 +6897,7 @@
         <w:pStyle w:val="ListParagraph"/>
         <w:numPr>
           <w:ilvl w:val="0"/>
-          <w:numId w:val="30"/>
+          <w:numId w:val="63"/>
         </w:numPr>
         <w:spacing w:before="0" w:after="60"/>
         <w:rPr/>
@@ -6915,7 +6915,7 @@
         <w:pStyle w:val="ListParagraph"/>
         <w:numPr>
           <w:ilvl w:val="0"/>
-          <w:numId w:val="31"/>
+          <w:numId w:val="64"/>
         </w:numPr>
         <w:spacing w:before="0" w:after="60"/>
         <w:rPr/>
@@ -6933,7 +6933,7 @@
         <w:pStyle w:val="ListParagraph"/>
         <w:numPr>
           <w:ilvl w:val="0"/>
-          <w:numId w:val="32"/>
+          <w:numId w:val="65"/>
         </w:numPr>
         <w:spacing w:before="0" w:after="60"/>
         <w:rPr/>
@@ -6971,8 +6971,8 @@
         </w:tblCellMar>
       </w:tblPr>
       <w:tblGrid>
-        <w:gridCol w:w="2398"/>
-        <w:gridCol w:w="1802"/>
+        <w:gridCol w:w="2397"/>
+        <w:gridCol w:w="1803"/>
         <w:gridCol w:w="5500"/>
       </w:tblGrid>
       <w:tr>
@@ -6981,7 +6981,7 @@
         </w:trPr>
         <w:tc>
           <w:tcPr>
-            <w:tcW w:w="2398" w:type="dxa"/>
+            <w:tcW w:w="2397" w:type="dxa"/>
             <w:tcBorders>
               <w:top w:val="single" w:sz="4" w:space="0" w:color="BFBFBF"/>
               <w:left w:val="single" w:sz="4" w:space="0" w:color="BFBFBF"/>
@@ -7008,7 +7008,7 @@
         </w:tc>
         <w:tc>
           <w:tcPr>
-            <w:tcW w:w="1802" w:type="dxa"/>
+            <w:tcW w:w="1803" w:type="dxa"/>
             <w:tcBorders>
               <w:top w:val="single" w:sz="4" w:space="0" w:color="BFBFBF"/>
               <w:left w:val="single" w:sz="4" w:space="0" w:color="BFBFBF"/>
@@ -7065,7 +7065,7 @@
         <w:trPr/>
         <w:tc>
           <w:tcPr>
-            <w:tcW w:w="2398" w:type="dxa"/>
+            <w:tcW w:w="2397" w:type="dxa"/>
             <w:tcBorders>
               <w:top w:val="single" w:sz="4" w:space="0" w:color="BFBFBF"/>
               <w:left w:val="single" w:sz="4" w:space="0" w:color="BFBFBF"/>
@@ -7092,7 +7092,7 @@
         </w:tc>
         <w:tc>
           <w:tcPr>
-            <w:tcW w:w="1802" w:type="dxa"/>
+            <w:tcW w:w="1803" w:type="dxa"/>
             <w:tcBorders>
               <w:top w:val="single" w:sz="4" w:space="0" w:color="BFBFBF"/>
               <w:left w:val="single" w:sz="4" w:space="0" w:color="BFBFBF"/>
@@ -7148,7 +7148,7 @@
         <w:trPr/>
         <w:tc>
           <w:tcPr>
-            <w:tcW w:w="2398" w:type="dxa"/>
+            <w:tcW w:w="2397" w:type="dxa"/>
             <w:tcBorders>
               <w:top w:val="single" w:sz="4" w:space="0" w:color="BFBFBF"/>
               <w:left w:val="single" w:sz="4" w:space="0" w:color="BFBFBF"/>
@@ -7175,7 +7175,7 @@
         </w:tc>
         <w:tc>
           <w:tcPr>
-            <w:tcW w:w="1802" w:type="dxa"/>
+            <w:tcW w:w="1803" w:type="dxa"/>
             <w:tcBorders>
               <w:top w:val="single" w:sz="4" w:space="0" w:color="BFBFBF"/>
               <w:left w:val="single" w:sz="4" w:space="0" w:color="BFBFBF"/>
@@ -7231,7 +7231,7 @@
         <w:trPr/>
         <w:tc>
           <w:tcPr>
-            <w:tcW w:w="2398" w:type="dxa"/>
+            <w:tcW w:w="2397" w:type="dxa"/>
             <w:tcBorders>
               <w:top w:val="single" w:sz="4" w:space="0" w:color="BFBFBF"/>
               <w:left w:val="single" w:sz="4" w:space="0" w:color="BFBFBF"/>
@@ -7258,7 +7258,7 @@
         </w:tc>
         <w:tc>
           <w:tcPr>
-            <w:tcW w:w="1802" w:type="dxa"/>
+            <w:tcW w:w="1803" w:type="dxa"/>
             <w:tcBorders>
               <w:top w:val="single" w:sz="4" w:space="0" w:color="BFBFBF"/>
               <w:left w:val="single" w:sz="4" w:space="0" w:color="BFBFBF"/>
@@ -7314,7 +7314,7 @@
         <w:trPr/>
         <w:tc>
           <w:tcPr>
-            <w:tcW w:w="2398" w:type="dxa"/>
+            <w:tcW w:w="2397" w:type="dxa"/>
             <w:tcBorders>
               <w:top w:val="single" w:sz="4" w:space="0" w:color="BFBFBF"/>
               <w:left w:val="single" w:sz="4" w:space="0" w:color="BFBFBF"/>
@@ -7341,7 +7341,7 @@
         </w:tc>
         <w:tc>
           <w:tcPr>
-            <w:tcW w:w="1802" w:type="dxa"/>
+            <w:tcW w:w="1803" w:type="dxa"/>
             <w:tcBorders>
               <w:top w:val="single" w:sz="4" w:space="0" w:color="BFBFBF"/>
               <w:left w:val="single" w:sz="4" w:space="0" w:color="BFBFBF"/>
@@ -7413,8 +7413,8 @@
         </w:tblCellMar>
       </w:tblPr>
       <w:tblGrid>
-        <w:gridCol w:w="2398"/>
-        <w:gridCol w:w="1802"/>
+        <w:gridCol w:w="2397"/>
+        <w:gridCol w:w="1803"/>
         <w:gridCol w:w="5500"/>
       </w:tblGrid>
       <w:tr>
@@ -7423,7 +7423,7 @@
         </w:trPr>
         <w:tc>
           <w:tcPr>
-            <w:tcW w:w="2398" w:type="dxa"/>
+            <w:tcW w:w="2397" w:type="dxa"/>
             <w:tcBorders>
               <w:top w:val="single" w:sz="4" w:space="0" w:color="BFBFBF"/>
               <w:left w:val="single" w:sz="4" w:space="0" w:color="BFBFBF"/>
@@ -7450,7 +7450,7 @@
         </w:tc>
         <w:tc>
           <w:tcPr>
-            <w:tcW w:w="1802" w:type="dxa"/>
+            <w:tcW w:w="1803" w:type="dxa"/>
             <w:tcBorders>
               <w:top w:val="single" w:sz="4" w:space="0" w:color="BFBFBF"/>
               <w:left w:val="single" w:sz="4" w:space="0" w:color="BFBFBF"/>
@@ -7507,7 +7507,7 @@
         <w:trPr/>
         <w:tc>
           <w:tcPr>
-            <w:tcW w:w="2398" w:type="dxa"/>
+            <w:tcW w:w="2397" w:type="dxa"/>
             <w:tcBorders>
               <w:top w:val="single" w:sz="4" w:space="0" w:color="BFBFBF"/>
               <w:left w:val="single" w:sz="4" w:space="0" w:color="BFBFBF"/>
@@ -7534,7 +7534,7 @@
         </w:tc>
         <w:tc>
           <w:tcPr>
-            <w:tcW w:w="1802" w:type="dxa"/>
+            <w:tcW w:w="1803" w:type="dxa"/>
             <w:tcBorders>
               <w:top w:val="single" w:sz="4" w:space="0" w:color="BFBFBF"/>
               <w:left w:val="single" w:sz="4" w:space="0" w:color="BFBFBF"/>
@@ -7584,7 +7584,7 @@
         <w:trPr/>
         <w:tc>
           <w:tcPr>
-            <w:tcW w:w="2398" w:type="dxa"/>
+            <w:tcW w:w="2397" w:type="dxa"/>
             <w:tcBorders>
               <w:top w:val="single" w:sz="4" w:space="0" w:color="BFBFBF"/>
               <w:left w:val="single" w:sz="4" w:space="0" w:color="BFBFBF"/>
@@ -7611,7 +7611,7 @@
         </w:tc>
         <w:tc>
           <w:tcPr>
-            <w:tcW w:w="1802" w:type="dxa"/>
+            <w:tcW w:w="1803" w:type="dxa"/>
             <w:tcBorders>
               <w:top w:val="single" w:sz="4" w:space="0" w:color="BFBFBF"/>
               <w:left w:val="single" w:sz="4" w:space="0" w:color="BFBFBF"/>
@@ -7667,7 +7667,7 @@
         <w:trPr/>
         <w:tc>
           <w:tcPr>
-            <w:tcW w:w="2398" w:type="dxa"/>
+            <w:tcW w:w="2397" w:type="dxa"/>
             <w:tcBorders>
               <w:top w:val="single" w:sz="4" w:space="0" w:color="BFBFBF"/>
               <w:left w:val="single" w:sz="4" w:space="0" w:color="BFBFBF"/>
@@ -7694,7 +7694,7 @@
         </w:tc>
         <w:tc>
           <w:tcPr>
-            <w:tcW w:w="1802" w:type="dxa"/>
+            <w:tcW w:w="1803" w:type="dxa"/>
             <w:tcBorders>
               <w:top w:val="single" w:sz="4" w:space="0" w:color="BFBFBF"/>
               <w:left w:val="single" w:sz="4" w:space="0" w:color="BFBFBF"/>
@@ -7750,7 +7750,7 @@
         <w:trPr/>
         <w:tc>
           <w:tcPr>
-            <w:tcW w:w="2398" w:type="dxa"/>
+            <w:tcW w:w="2397" w:type="dxa"/>
             <w:tcBorders>
               <w:top w:val="single" w:sz="4" w:space="0" w:color="BFBFBF"/>
               <w:left w:val="single" w:sz="4" w:space="0" w:color="BFBFBF"/>
@@ -7777,7 +7777,7 @@
         </w:tc>
         <w:tc>
           <w:tcPr>
-            <w:tcW w:w="1802" w:type="dxa"/>
+            <w:tcW w:w="1803" w:type="dxa"/>
             <w:tcBorders>
               <w:top w:val="single" w:sz="4" w:space="0" w:color="BFBFBF"/>
               <w:left w:val="single" w:sz="4" w:space="0" w:color="BFBFBF"/>
@@ -7855,8 +7855,8 @@
         </w:tblCellMar>
       </w:tblPr>
       <w:tblGrid>
-        <w:gridCol w:w="2398"/>
-        <w:gridCol w:w="1802"/>
+        <w:gridCol w:w="2397"/>
+        <w:gridCol w:w="1803"/>
         <w:gridCol w:w="5500"/>
       </w:tblGrid>
       <w:tr>
@@ -7865,7 +7865,7 @@
         </w:trPr>
         <w:tc>
           <w:tcPr>
-            <w:tcW w:w="2398" w:type="dxa"/>
+            <w:tcW w:w="2397" w:type="dxa"/>
             <w:tcBorders>
               <w:top w:val="single" w:sz="4" w:space="0" w:color="BFBFBF"/>
               <w:left w:val="single" w:sz="4" w:space="0" w:color="BFBFBF"/>
@@ -7892,7 +7892,7 @@
         </w:tc>
         <w:tc>
           <w:tcPr>
-            <w:tcW w:w="1802" w:type="dxa"/>
+            <w:tcW w:w="1803" w:type="dxa"/>
             <w:tcBorders>
               <w:top w:val="single" w:sz="4" w:space="0" w:color="BFBFBF"/>
               <w:left w:val="single" w:sz="4" w:space="0" w:color="BFBFBF"/>
@@ -7949,7 +7949,7 @@
         <w:trPr/>
         <w:tc>
           <w:tcPr>
-            <w:tcW w:w="2398" w:type="dxa"/>
+            <w:tcW w:w="2397" w:type="dxa"/>
             <w:tcBorders>
               <w:top w:val="single" w:sz="4" w:space="0" w:color="BFBFBF"/>
               <w:left w:val="single" w:sz="4" w:space="0" w:color="BFBFBF"/>
@@ -7976,7 +7976,7 @@
         </w:tc>
         <w:tc>
           <w:tcPr>
-            <w:tcW w:w="1802" w:type="dxa"/>
+            <w:tcW w:w="1803" w:type="dxa"/>
             <w:tcBorders>
               <w:top w:val="single" w:sz="4" w:space="0" w:color="BFBFBF"/>
               <w:left w:val="single" w:sz="4" w:space="0" w:color="BFBFBF"/>
@@ -8026,7 +8026,7 @@
         <w:trPr/>
         <w:tc>
           <w:tcPr>
-            <w:tcW w:w="2398" w:type="dxa"/>
+            <w:tcW w:w="2397" w:type="dxa"/>
             <w:tcBorders>
               <w:top w:val="single" w:sz="4" w:space="0" w:color="BFBFBF"/>
               <w:left w:val="single" w:sz="4" w:space="0" w:color="BFBFBF"/>
@@ -8053,7 +8053,7 @@
         </w:tc>
         <w:tc>
           <w:tcPr>
-            <w:tcW w:w="1802" w:type="dxa"/>
+            <w:tcW w:w="1803" w:type="dxa"/>
             <w:tcBorders>
               <w:top w:val="single" w:sz="4" w:space="0" w:color="BFBFBF"/>
               <w:left w:val="single" w:sz="4" w:space="0" w:color="BFBFBF"/>
@@ -8103,7 +8103,7 @@
         <w:trPr/>
         <w:tc>
           <w:tcPr>
-            <w:tcW w:w="2398" w:type="dxa"/>
+            <w:tcW w:w="2397" w:type="dxa"/>
             <w:tcBorders>
               <w:top w:val="single" w:sz="4" w:space="0" w:color="BFBFBF"/>
               <w:left w:val="single" w:sz="4" w:space="0" w:color="BFBFBF"/>
@@ -8130,7 +8130,7 @@
         </w:tc>
         <w:tc>
           <w:tcPr>
-            <w:tcW w:w="1802" w:type="dxa"/>
+            <w:tcW w:w="1803" w:type="dxa"/>
             <w:tcBorders>
               <w:top w:val="single" w:sz="4" w:space="0" w:color="BFBFBF"/>
               <w:left w:val="single" w:sz="4" w:space="0" w:color="BFBFBF"/>
@@ -8180,7 +8180,7 @@
         <w:trPr/>
         <w:tc>
           <w:tcPr>
-            <w:tcW w:w="2398" w:type="dxa"/>
+            <w:tcW w:w="2397" w:type="dxa"/>
             <w:tcBorders>
               <w:top w:val="single" w:sz="4" w:space="0" w:color="BFBFBF"/>
               <w:left w:val="single" w:sz="4" w:space="0" w:color="BFBFBF"/>
@@ -8207,7 +8207,7 @@
         </w:tc>
         <w:tc>
           <w:tcPr>
-            <w:tcW w:w="1802" w:type="dxa"/>
+            <w:tcW w:w="1803" w:type="dxa"/>
             <w:tcBorders>
               <w:top w:val="single" w:sz="4" w:space="0" w:color="BFBFBF"/>
               <w:left w:val="single" w:sz="4" w:space="0" w:color="BFBFBF"/>
@@ -8263,7 +8263,7 @@
         <w:trPr/>
         <w:tc>
           <w:tcPr>
-            <w:tcW w:w="2398" w:type="dxa"/>
+            <w:tcW w:w="2397" w:type="dxa"/>
             <w:tcBorders>
               <w:top w:val="single" w:sz="4" w:space="0" w:color="BFBFBF"/>
               <w:left w:val="single" w:sz="4" w:space="0" w:color="BFBFBF"/>
@@ -8290,7 +8290,7 @@
         </w:tc>
         <w:tc>
           <w:tcPr>
-            <w:tcW w:w="1802" w:type="dxa"/>
+            <w:tcW w:w="1803" w:type="dxa"/>
             <w:tcBorders>
               <w:top w:val="single" w:sz="4" w:space="0" w:color="BFBFBF"/>
               <w:left w:val="single" w:sz="4" w:space="0" w:color="BFBFBF"/>
@@ -8346,7 +8346,7 @@
         <w:trPr/>
         <w:tc>
           <w:tcPr>
-            <w:tcW w:w="2398" w:type="dxa"/>
+            <w:tcW w:w="2397" w:type="dxa"/>
             <w:tcBorders>
               <w:top w:val="single" w:sz="4" w:space="0" w:color="BFBFBF"/>
               <w:left w:val="single" w:sz="4" w:space="0" w:color="BFBFBF"/>
@@ -8373,7 +8373,7 @@
         </w:tc>
         <w:tc>
           <w:tcPr>
-            <w:tcW w:w="1802" w:type="dxa"/>
+            <w:tcW w:w="1803" w:type="dxa"/>
             <w:tcBorders>
               <w:top w:val="single" w:sz="4" w:space="0" w:color="BFBFBF"/>
               <w:left w:val="single" w:sz="4" w:space="0" w:color="BFBFBF"/>
@@ -8451,8 +8451,8 @@
         </w:tblCellMar>
       </w:tblPr>
       <w:tblGrid>
-        <w:gridCol w:w="2398"/>
-        <w:gridCol w:w="1802"/>
+        <w:gridCol w:w="2397"/>
+        <w:gridCol w:w="1803"/>
         <w:gridCol w:w="5500"/>
       </w:tblGrid>
       <w:tr>
@@ -8461,7 +8461,7 @@
         </w:trPr>
         <w:tc>
           <w:tcPr>
-            <w:tcW w:w="2398" w:type="dxa"/>
+            <w:tcW w:w="2397" w:type="dxa"/>
             <w:tcBorders>
               <w:top w:val="single" w:sz="4" w:space="0" w:color="BFBFBF"/>
               <w:left w:val="single" w:sz="4" w:space="0" w:color="BFBFBF"/>
@@ -8488,7 +8488,7 @@
         </w:tc>
         <w:tc>
           <w:tcPr>
-            <w:tcW w:w="1802" w:type="dxa"/>
+            <w:tcW w:w="1803" w:type="dxa"/>
             <w:tcBorders>
               <w:top w:val="single" w:sz="4" w:space="0" w:color="BFBFBF"/>
               <w:left w:val="single" w:sz="4" w:space="0" w:color="BFBFBF"/>
@@ -8545,7 +8545,7 @@
         <w:trPr/>
         <w:tc>
           <w:tcPr>
-            <w:tcW w:w="2398" w:type="dxa"/>
+            <w:tcW w:w="2397" w:type="dxa"/>
             <w:tcBorders>
               <w:top w:val="single" w:sz="4" w:space="0" w:color="BFBFBF"/>
               <w:left w:val="single" w:sz="4" w:space="0" w:color="BFBFBF"/>
@@ -8572,7 +8572,7 @@
         </w:tc>
         <w:tc>
           <w:tcPr>
-            <w:tcW w:w="1802" w:type="dxa"/>
+            <w:tcW w:w="1803" w:type="dxa"/>
             <w:tcBorders>
               <w:top w:val="single" w:sz="4" w:space="0" w:color="BFBFBF"/>
               <w:left w:val="single" w:sz="4" w:space="0" w:color="BFBFBF"/>
@@ -8628,7 +8628,7 @@
         <w:trPr/>
         <w:tc>
           <w:tcPr>
-            <w:tcW w:w="2398" w:type="dxa"/>
+            <w:tcW w:w="2397" w:type="dxa"/>
             <w:tcBorders>
               <w:top w:val="single" w:sz="4" w:space="0" w:color="BFBFBF"/>
               <w:left w:val="single" w:sz="4" w:space="0" w:color="BFBFBF"/>
@@ -8655,7 +8655,7 @@
         </w:tc>
         <w:tc>
           <w:tcPr>
-            <w:tcW w:w="1802" w:type="dxa"/>
+            <w:tcW w:w="1803" w:type="dxa"/>
             <w:tcBorders>
               <w:top w:val="single" w:sz="4" w:space="0" w:color="BFBFBF"/>
               <w:left w:val="single" w:sz="4" w:space="0" w:color="BFBFBF"/>
@@ -8893,7 +8893,7 @@
         <w:pStyle w:val="ListParagraph"/>
         <w:numPr>
           <w:ilvl w:val="0"/>
-          <w:numId w:val="33"/>
+          <w:numId w:val="66"/>
         </w:numPr>
         <w:spacing w:before="0" w:after="60"/>
         <w:rPr/>
@@ -8911,7 +8911,7 @@
         <w:pStyle w:val="ListParagraph"/>
         <w:numPr>
           <w:ilvl w:val="0"/>
-          <w:numId w:val="34"/>
+          <w:numId w:val="67"/>
         </w:numPr>
         <w:spacing w:before="0" w:after="60"/>
         <w:rPr/>
@@ -8929,7 +8929,7 @@
         <w:pStyle w:val="ListParagraph"/>
         <w:numPr>
           <w:ilvl w:val="0"/>
-          <w:numId w:val="35"/>
+          <w:numId w:val="68"/>
         </w:numPr>
         <w:spacing w:before="0" w:after="60"/>
         <w:rPr/>
@@ -8947,7 +8947,7 @@
         <w:pStyle w:val="ListParagraph"/>
         <w:numPr>
           <w:ilvl w:val="0"/>
-          <w:numId w:val="36"/>
+          <w:numId w:val="69"/>
         </w:numPr>
         <w:spacing w:before="0" w:after="60"/>
         <w:rPr/>
@@ -8965,7 +8965,7 @@
         <w:pStyle w:val="ListParagraph"/>
         <w:numPr>
           <w:ilvl w:val="0"/>
-          <w:numId w:val="37"/>
+          <w:numId w:val="70"/>
         </w:numPr>
         <w:spacing w:before="0" w:after="60"/>
         <w:rPr/>
@@ -9012,7 +9012,7 @@
         <w:pStyle w:val="ListParagraph"/>
         <w:numPr>
           <w:ilvl w:val="0"/>
-          <w:numId w:val="38"/>
+          <w:numId w:val="71"/>
         </w:numPr>
         <w:spacing w:before="0" w:after="60"/>
         <w:rPr/>
@@ -9096,7 +9096,14 @@
         </w:rPr>
       </w:pPr>
       <w:r>
-        <w:rPr/>
+        <w:rPr>
+          <w:b w:val="false"/>
+          <w:bCs w:val="false"/>
+          <w:i w:val="false"/>
+          <w:iCs w:val="false"/>
+          <w:sz w:val="21"/>
+          <w:szCs w:val="21"/>
+        </w:rPr>
       </w:r>
     </w:p>
     <w:sectPr>
@@ -9391,6 +9398,4527 @@
   <w:abstractNum w:abstractNumId="3">
     <w:lvl w:ilvl="0">
       <w:start w:val="1"/>
+      <w:numFmt w:val="bullet"/>
+      <w:lvlText w:val=""/>
+      <w:lvlJc w:val="left"/>
+      <w:pPr>
+        <w:tabs>
+          <w:tab w:val="num" w:pos="0"/>
+        </w:tabs>
+        <w:ind w:left="720" w:hanging="360"/>
+      </w:pPr>
+      <w:rPr>
+        <w:rFonts w:ascii="Wingdings" w:hAnsi="Wingdings" w:cs="Wingdings" w:hint="default"/>
+      </w:rPr>
+    </w:lvl>
+    <w:lvl w:ilvl="1">
+      <w:start w:val="1"/>
+      <w:numFmt w:val="bullet"/>
+      <w:lvlText w:val=""/>
+      <w:lvlJc w:val="left"/>
+      <w:pPr>
+        <w:tabs>
+          <w:tab w:val="num" w:pos="0"/>
+        </w:tabs>
+        <w:ind w:left="1440" w:hanging="360"/>
+      </w:pPr>
+      <w:rPr>
+        <w:rFonts w:ascii="Wingdings 2" w:hAnsi="Wingdings 2" w:cs="Wingdings 2" w:hint="default"/>
+      </w:rPr>
+    </w:lvl>
+    <w:lvl w:ilvl="2">
+      <w:start w:val="1"/>
+      <w:numFmt w:val="bullet"/>
+      <w:lvlText w:val="■"/>
+      <w:lvlJc w:val="left"/>
+      <w:pPr>
+        <w:tabs>
+          <w:tab w:val="num" w:pos="0"/>
+        </w:tabs>
+        <w:ind w:left="2160" w:hanging="360"/>
+      </w:pPr>
+      <w:rPr>
+        <w:rFonts w:ascii="OpenSymbol" w:hAnsi="OpenSymbol" w:cs="OpenSymbol" w:hint="default"/>
+      </w:rPr>
+    </w:lvl>
+    <w:lvl w:ilvl="3">
+      <w:start w:val="1"/>
+      <w:numFmt w:val="bullet"/>
+      <w:lvlText w:val=""/>
+      <w:lvlJc w:val="left"/>
+      <w:pPr>
+        <w:tabs>
+          <w:tab w:val="num" w:pos="0"/>
+        </w:tabs>
+        <w:ind w:left="2880" w:hanging="360"/>
+      </w:pPr>
+      <w:rPr>
+        <w:rFonts w:ascii="Wingdings" w:hAnsi="Wingdings" w:cs="Wingdings" w:hint="default"/>
+      </w:rPr>
+    </w:lvl>
+    <w:lvl w:ilvl="4">
+      <w:start w:val="1"/>
+      <w:numFmt w:val="bullet"/>
+      <w:lvlText w:val=""/>
+      <w:lvlJc w:val="left"/>
+      <w:pPr>
+        <w:tabs>
+          <w:tab w:val="num" w:pos="0"/>
+        </w:tabs>
+        <w:ind w:left="3600" w:hanging="360"/>
+      </w:pPr>
+      <w:rPr>
+        <w:rFonts w:ascii="Wingdings 2" w:hAnsi="Wingdings 2" w:cs="Wingdings 2" w:hint="default"/>
+      </w:rPr>
+    </w:lvl>
+    <w:lvl w:ilvl="5">
+      <w:start w:val="1"/>
+      <w:numFmt w:val="bullet"/>
+      <w:lvlText w:val="■"/>
+      <w:lvlJc w:val="left"/>
+      <w:pPr>
+        <w:tabs>
+          <w:tab w:val="num" w:pos="0"/>
+        </w:tabs>
+        <w:ind w:left="4320" w:hanging="360"/>
+      </w:pPr>
+      <w:rPr>
+        <w:rFonts w:ascii="OpenSymbol" w:hAnsi="OpenSymbol" w:cs="OpenSymbol" w:hint="default"/>
+      </w:rPr>
+    </w:lvl>
+    <w:lvl w:ilvl="6">
+      <w:start w:val="1"/>
+      <w:numFmt w:val="bullet"/>
+      <w:lvlText w:val=""/>
+      <w:lvlJc w:val="left"/>
+      <w:pPr>
+        <w:tabs>
+          <w:tab w:val="num" w:pos="0"/>
+        </w:tabs>
+        <w:ind w:left="5040" w:hanging="360"/>
+      </w:pPr>
+      <w:rPr>
+        <w:rFonts w:ascii="Wingdings" w:hAnsi="Wingdings" w:cs="Wingdings" w:hint="default"/>
+      </w:rPr>
+    </w:lvl>
+    <w:lvl w:ilvl="7">
+      <w:start w:val="1"/>
+      <w:numFmt w:val="bullet"/>
+      <w:lvlText w:val=""/>
+      <w:lvlJc w:val="left"/>
+      <w:pPr>
+        <w:tabs>
+          <w:tab w:val="num" w:pos="0"/>
+        </w:tabs>
+        <w:ind w:left="5760" w:hanging="360"/>
+      </w:pPr>
+      <w:rPr>
+        <w:rFonts w:ascii="Wingdings" w:hAnsi="Wingdings" w:cs="Wingdings" w:hint="default"/>
+      </w:rPr>
+    </w:lvl>
+    <w:lvl w:ilvl="8">
+      <w:start w:val="1"/>
+      <w:numFmt w:val="bullet"/>
+      <w:lvlText w:val=""/>
+      <w:lvlJc w:val="left"/>
+      <w:pPr>
+        <w:tabs>
+          <w:tab w:val="num" w:pos="0"/>
+        </w:tabs>
+        <w:ind w:left="6480" w:hanging="360"/>
+      </w:pPr>
+      <w:rPr>
+        <w:rFonts w:ascii="Wingdings" w:hAnsi="Wingdings" w:cs="Wingdings" w:hint="default"/>
+      </w:rPr>
+    </w:lvl>
+  </w:abstractNum>
+  <w:abstractNum w:abstractNumId="4">
+    <w:lvl w:ilvl="0">
+      <w:start w:val="1"/>
+      <w:numFmt w:val="bullet"/>
+      <w:lvlText w:val=""/>
+      <w:lvlJc w:val="left"/>
+      <w:pPr>
+        <w:tabs>
+          <w:tab w:val="num" w:pos="0"/>
+        </w:tabs>
+        <w:ind w:left="720" w:hanging="360"/>
+      </w:pPr>
+      <w:rPr>
+        <w:rFonts w:ascii="Wingdings" w:hAnsi="Wingdings" w:cs="Wingdings" w:hint="default"/>
+      </w:rPr>
+    </w:lvl>
+    <w:lvl w:ilvl="1">
+      <w:start w:val="1"/>
+      <w:numFmt w:val="bullet"/>
+      <w:lvlText w:val=""/>
+      <w:lvlJc w:val="left"/>
+      <w:pPr>
+        <w:tabs>
+          <w:tab w:val="num" w:pos="0"/>
+        </w:tabs>
+        <w:ind w:left="1440" w:hanging="360"/>
+      </w:pPr>
+      <w:rPr>
+        <w:rFonts w:ascii="Wingdings 2" w:hAnsi="Wingdings 2" w:cs="Wingdings 2" w:hint="default"/>
+      </w:rPr>
+    </w:lvl>
+    <w:lvl w:ilvl="2">
+      <w:start w:val="1"/>
+      <w:numFmt w:val="bullet"/>
+      <w:lvlText w:val="■"/>
+      <w:lvlJc w:val="left"/>
+      <w:pPr>
+        <w:tabs>
+          <w:tab w:val="num" w:pos="0"/>
+        </w:tabs>
+        <w:ind w:left="2160" w:hanging="360"/>
+      </w:pPr>
+      <w:rPr>
+        <w:rFonts w:ascii="OpenSymbol" w:hAnsi="OpenSymbol" w:cs="OpenSymbol" w:hint="default"/>
+      </w:rPr>
+    </w:lvl>
+    <w:lvl w:ilvl="3">
+      <w:start w:val="1"/>
+      <w:numFmt w:val="bullet"/>
+      <w:lvlText w:val=""/>
+      <w:lvlJc w:val="left"/>
+      <w:pPr>
+        <w:tabs>
+          <w:tab w:val="num" w:pos="0"/>
+        </w:tabs>
+        <w:ind w:left="2880" w:hanging="360"/>
+      </w:pPr>
+      <w:rPr>
+        <w:rFonts w:ascii="Wingdings" w:hAnsi="Wingdings" w:cs="Wingdings" w:hint="default"/>
+      </w:rPr>
+    </w:lvl>
+    <w:lvl w:ilvl="4">
+      <w:start w:val="1"/>
+      <w:numFmt w:val="bullet"/>
+      <w:lvlText w:val=""/>
+      <w:lvlJc w:val="left"/>
+      <w:pPr>
+        <w:tabs>
+          <w:tab w:val="num" w:pos="0"/>
+        </w:tabs>
+        <w:ind w:left="3600" w:hanging="360"/>
+      </w:pPr>
+      <w:rPr>
+        <w:rFonts w:ascii="Wingdings 2" w:hAnsi="Wingdings 2" w:cs="Wingdings 2" w:hint="default"/>
+      </w:rPr>
+    </w:lvl>
+    <w:lvl w:ilvl="5">
+      <w:start w:val="1"/>
+      <w:numFmt w:val="bullet"/>
+      <w:lvlText w:val="■"/>
+      <w:lvlJc w:val="left"/>
+      <w:pPr>
+        <w:tabs>
+          <w:tab w:val="num" w:pos="0"/>
+        </w:tabs>
+        <w:ind w:left="4320" w:hanging="360"/>
+      </w:pPr>
+      <w:rPr>
+        <w:rFonts w:ascii="OpenSymbol" w:hAnsi="OpenSymbol" w:cs="OpenSymbol" w:hint="default"/>
+      </w:rPr>
+    </w:lvl>
+    <w:lvl w:ilvl="6">
+      <w:start w:val="1"/>
+      <w:numFmt w:val="bullet"/>
+      <w:lvlText w:val=""/>
+      <w:lvlJc w:val="left"/>
+      <w:pPr>
+        <w:tabs>
+          <w:tab w:val="num" w:pos="0"/>
+        </w:tabs>
+        <w:ind w:left="5040" w:hanging="360"/>
+      </w:pPr>
+      <w:rPr>
+        <w:rFonts w:ascii="Wingdings" w:hAnsi="Wingdings" w:cs="Wingdings" w:hint="default"/>
+      </w:rPr>
+    </w:lvl>
+    <w:lvl w:ilvl="7">
+      <w:start w:val="1"/>
+      <w:numFmt w:val="bullet"/>
+      <w:lvlText w:val=""/>
+      <w:lvlJc w:val="left"/>
+      <w:pPr>
+        <w:tabs>
+          <w:tab w:val="num" w:pos="0"/>
+        </w:tabs>
+        <w:ind w:left="5760" w:hanging="360"/>
+      </w:pPr>
+      <w:rPr>
+        <w:rFonts w:ascii="Wingdings" w:hAnsi="Wingdings" w:cs="Wingdings" w:hint="default"/>
+      </w:rPr>
+    </w:lvl>
+    <w:lvl w:ilvl="8">
+      <w:start w:val="1"/>
+      <w:numFmt w:val="bullet"/>
+      <w:lvlText w:val=""/>
+      <w:lvlJc w:val="left"/>
+      <w:pPr>
+        <w:tabs>
+          <w:tab w:val="num" w:pos="0"/>
+        </w:tabs>
+        <w:ind w:left="6480" w:hanging="360"/>
+      </w:pPr>
+      <w:rPr>
+        <w:rFonts w:ascii="Wingdings" w:hAnsi="Wingdings" w:cs="Wingdings" w:hint="default"/>
+      </w:rPr>
+    </w:lvl>
+  </w:abstractNum>
+  <w:abstractNum w:abstractNumId="5">
+    <w:lvl w:ilvl="0">
+      <w:start w:val="1"/>
+      <w:numFmt w:val="bullet"/>
+      <w:lvlText w:val=""/>
+      <w:lvlJc w:val="left"/>
+      <w:pPr>
+        <w:tabs>
+          <w:tab w:val="num" w:pos="0"/>
+        </w:tabs>
+        <w:ind w:left="720" w:hanging="360"/>
+      </w:pPr>
+      <w:rPr>
+        <w:rFonts w:ascii="Wingdings" w:hAnsi="Wingdings" w:cs="Wingdings" w:hint="default"/>
+      </w:rPr>
+    </w:lvl>
+    <w:lvl w:ilvl="1">
+      <w:start w:val="1"/>
+      <w:numFmt w:val="bullet"/>
+      <w:lvlText w:val=""/>
+      <w:lvlJc w:val="left"/>
+      <w:pPr>
+        <w:tabs>
+          <w:tab w:val="num" w:pos="0"/>
+        </w:tabs>
+        <w:ind w:left="1440" w:hanging="360"/>
+      </w:pPr>
+      <w:rPr>
+        <w:rFonts w:ascii="Wingdings 2" w:hAnsi="Wingdings 2" w:cs="Wingdings 2" w:hint="default"/>
+      </w:rPr>
+    </w:lvl>
+    <w:lvl w:ilvl="2">
+      <w:start w:val="1"/>
+      <w:numFmt w:val="bullet"/>
+      <w:lvlText w:val="■"/>
+      <w:lvlJc w:val="left"/>
+      <w:pPr>
+        <w:tabs>
+          <w:tab w:val="num" w:pos="0"/>
+        </w:tabs>
+        <w:ind w:left="2160" w:hanging="360"/>
+      </w:pPr>
+      <w:rPr>
+        <w:rFonts w:ascii="OpenSymbol" w:hAnsi="OpenSymbol" w:cs="OpenSymbol" w:hint="default"/>
+      </w:rPr>
+    </w:lvl>
+    <w:lvl w:ilvl="3">
+      <w:start w:val="1"/>
+      <w:numFmt w:val="bullet"/>
+      <w:lvlText w:val=""/>
+      <w:lvlJc w:val="left"/>
+      <w:pPr>
+        <w:tabs>
+          <w:tab w:val="num" w:pos="0"/>
+        </w:tabs>
+        <w:ind w:left="2880" w:hanging="360"/>
+      </w:pPr>
+      <w:rPr>
+        <w:rFonts w:ascii="Wingdings" w:hAnsi="Wingdings" w:cs="Wingdings" w:hint="default"/>
+      </w:rPr>
+    </w:lvl>
+    <w:lvl w:ilvl="4">
+      <w:start w:val="1"/>
+      <w:numFmt w:val="bullet"/>
+      <w:lvlText w:val=""/>
+      <w:lvlJc w:val="left"/>
+      <w:pPr>
+        <w:tabs>
+          <w:tab w:val="num" w:pos="0"/>
+        </w:tabs>
+        <w:ind w:left="3600" w:hanging="360"/>
+      </w:pPr>
+      <w:rPr>
+        <w:rFonts w:ascii="Wingdings 2" w:hAnsi="Wingdings 2" w:cs="Wingdings 2" w:hint="default"/>
+      </w:rPr>
+    </w:lvl>
+    <w:lvl w:ilvl="5">
+      <w:start w:val="1"/>
+      <w:numFmt w:val="bullet"/>
+      <w:lvlText w:val="■"/>
+      <w:lvlJc w:val="left"/>
+      <w:pPr>
+        <w:tabs>
+          <w:tab w:val="num" w:pos="0"/>
+        </w:tabs>
+        <w:ind w:left="4320" w:hanging="360"/>
+      </w:pPr>
+      <w:rPr>
+        <w:rFonts w:ascii="OpenSymbol" w:hAnsi="OpenSymbol" w:cs="OpenSymbol" w:hint="default"/>
+      </w:rPr>
+    </w:lvl>
+    <w:lvl w:ilvl="6">
+      <w:start w:val="1"/>
+      <w:numFmt w:val="bullet"/>
+      <w:lvlText w:val=""/>
+      <w:lvlJc w:val="left"/>
+      <w:pPr>
+        <w:tabs>
+          <w:tab w:val="num" w:pos="0"/>
+        </w:tabs>
+        <w:ind w:left="5040" w:hanging="360"/>
+      </w:pPr>
+      <w:rPr>
+        <w:rFonts w:ascii="Wingdings" w:hAnsi="Wingdings" w:cs="Wingdings" w:hint="default"/>
+      </w:rPr>
+    </w:lvl>
+    <w:lvl w:ilvl="7">
+      <w:start w:val="1"/>
+      <w:numFmt w:val="bullet"/>
+      <w:lvlText w:val=""/>
+      <w:lvlJc w:val="left"/>
+      <w:pPr>
+        <w:tabs>
+          <w:tab w:val="num" w:pos="0"/>
+        </w:tabs>
+        <w:ind w:left="5760" w:hanging="360"/>
+      </w:pPr>
+      <w:rPr>
+        <w:rFonts w:ascii="Wingdings" w:hAnsi="Wingdings" w:cs="Wingdings" w:hint="default"/>
+      </w:rPr>
+    </w:lvl>
+    <w:lvl w:ilvl="8">
+      <w:start w:val="1"/>
+      <w:numFmt w:val="bullet"/>
+      <w:lvlText w:val=""/>
+      <w:lvlJc w:val="left"/>
+      <w:pPr>
+        <w:tabs>
+          <w:tab w:val="num" w:pos="0"/>
+        </w:tabs>
+        <w:ind w:left="6480" w:hanging="360"/>
+      </w:pPr>
+      <w:rPr>
+        <w:rFonts w:ascii="Wingdings" w:hAnsi="Wingdings" w:cs="Wingdings" w:hint="default"/>
+      </w:rPr>
+    </w:lvl>
+  </w:abstractNum>
+  <w:abstractNum w:abstractNumId="6">
+    <w:lvl w:ilvl="0">
+      <w:start w:val="1"/>
+      <w:numFmt w:val="bullet"/>
+      <w:lvlText w:val=""/>
+      <w:lvlJc w:val="left"/>
+      <w:pPr>
+        <w:tabs>
+          <w:tab w:val="num" w:pos="0"/>
+        </w:tabs>
+        <w:ind w:left="720" w:hanging="360"/>
+      </w:pPr>
+      <w:rPr>
+        <w:rFonts w:ascii="Wingdings" w:hAnsi="Wingdings" w:cs="Wingdings" w:hint="default"/>
+      </w:rPr>
+    </w:lvl>
+    <w:lvl w:ilvl="1">
+      <w:start w:val="1"/>
+      <w:numFmt w:val="bullet"/>
+      <w:lvlText w:val=""/>
+      <w:lvlJc w:val="left"/>
+      <w:pPr>
+        <w:tabs>
+          <w:tab w:val="num" w:pos="0"/>
+        </w:tabs>
+        <w:ind w:left="1440" w:hanging="360"/>
+      </w:pPr>
+      <w:rPr>
+        <w:rFonts w:ascii="Wingdings 2" w:hAnsi="Wingdings 2" w:cs="Wingdings 2" w:hint="default"/>
+      </w:rPr>
+    </w:lvl>
+    <w:lvl w:ilvl="2">
+      <w:start w:val="1"/>
+      <w:numFmt w:val="bullet"/>
+      <w:lvlText w:val="■"/>
+      <w:lvlJc w:val="left"/>
+      <w:pPr>
+        <w:tabs>
+          <w:tab w:val="num" w:pos="0"/>
+        </w:tabs>
+        <w:ind w:left="2160" w:hanging="360"/>
+      </w:pPr>
+      <w:rPr>
+        <w:rFonts w:ascii="OpenSymbol" w:hAnsi="OpenSymbol" w:cs="OpenSymbol" w:hint="default"/>
+      </w:rPr>
+    </w:lvl>
+    <w:lvl w:ilvl="3">
+      <w:start w:val="1"/>
+      <w:numFmt w:val="bullet"/>
+      <w:lvlText w:val=""/>
+      <w:lvlJc w:val="left"/>
+      <w:pPr>
+        <w:tabs>
+          <w:tab w:val="num" w:pos="0"/>
+        </w:tabs>
+        <w:ind w:left="2880" w:hanging="360"/>
+      </w:pPr>
+      <w:rPr>
+        <w:rFonts w:ascii="Wingdings" w:hAnsi="Wingdings" w:cs="Wingdings" w:hint="default"/>
+      </w:rPr>
+    </w:lvl>
+    <w:lvl w:ilvl="4">
+      <w:start w:val="1"/>
+      <w:numFmt w:val="bullet"/>
+      <w:lvlText w:val=""/>
+      <w:lvlJc w:val="left"/>
+      <w:pPr>
+        <w:tabs>
+          <w:tab w:val="num" w:pos="0"/>
+        </w:tabs>
+        <w:ind w:left="3600" w:hanging="360"/>
+      </w:pPr>
+      <w:rPr>
+        <w:rFonts w:ascii="Wingdings 2" w:hAnsi="Wingdings 2" w:cs="Wingdings 2" w:hint="default"/>
+      </w:rPr>
+    </w:lvl>
+    <w:lvl w:ilvl="5">
+      <w:start w:val="1"/>
+      <w:numFmt w:val="bullet"/>
+      <w:lvlText w:val="■"/>
+      <w:lvlJc w:val="left"/>
+      <w:pPr>
+        <w:tabs>
+          <w:tab w:val="num" w:pos="0"/>
+        </w:tabs>
+        <w:ind w:left="4320" w:hanging="360"/>
+      </w:pPr>
+      <w:rPr>
+        <w:rFonts w:ascii="OpenSymbol" w:hAnsi="OpenSymbol" w:cs="OpenSymbol" w:hint="default"/>
+      </w:rPr>
+    </w:lvl>
+    <w:lvl w:ilvl="6">
+      <w:start w:val="1"/>
+      <w:numFmt w:val="bullet"/>
+      <w:lvlText w:val=""/>
+      <w:lvlJc w:val="left"/>
+      <w:pPr>
+        <w:tabs>
+          <w:tab w:val="num" w:pos="0"/>
+        </w:tabs>
+        <w:ind w:left="5040" w:hanging="360"/>
+      </w:pPr>
+      <w:rPr>
+        <w:rFonts w:ascii="Wingdings" w:hAnsi="Wingdings" w:cs="Wingdings" w:hint="default"/>
+      </w:rPr>
+    </w:lvl>
+    <w:lvl w:ilvl="7">
+      <w:start w:val="1"/>
+      <w:numFmt w:val="bullet"/>
+      <w:lvlText w:val=""/>
+      <w:lvlJc w:val="left"/>
+      <w:pPr>
+        <w:tabs>
+          <w:tab w:val="num" w:pos="0"/>
+        </w:tabs>
+        <w:ind w:left="5760" w:hanging="360"/>
+      </w:pPr>
+      <w:rPr>
+        <w:rFonts w:ascii="Wingdings" w:hAnsi="Wingdings" w:cs="Wingdings" w:hint="default"/>
+      </w:rPr>
+    </w:lvl>
+    <w:lvl w:ilvl="8">
+      <w:start w:val="1"/>
+      <w:numFmt w:val="bullet"/>
+      <w:lvlText w:val=""/>
+      <w:lvlJc w:val="left"/>
+      <w:pPr>
+        <w:tabs>
+          <w:tab w:val="num" w:pos="0"/>
+        </w:tabs>
+        <w:ind w:left="6480" w:hanging="360"/>
+      </w:pPr>
+      <w:rPr>
+        <w:rFonts w:ascii="Wingdings" w:hAnsi="Wingdings" w:cs="Wingdings" w:hint="default"/>
+      </w:rPr>
+    </w:lvl>
+  </w:abstractNum>
+  <w:abstractNum w:abstractNumId="7">
+    <w:lvl w:ilvl="0">
+      <w:start w:val="1"/>
+      <w:numFmt w:val="bullet"/>
+      <w:lvlText w:val=""/>
+      <w:lvlJc w:val="left"/>
+      <w:pPr>
+        <w:tabs>
+          <w:tab w:val="num" w:pos="0"/>
+        </w:tabs>
+        <w:ind w:left="720" w:hanging="360"/>
+      </w:pPr>
+      <w:rPr>
+        <w:rFonts w:ascii="Wingdings" w:hAnsi="Wingdings" w:cs="Wingdings" w:hint="default"/>
+      </w:rPr>
+    </w:lvl>
+    <w:lvl w:ilvl="1">
+      <w:start w:val="1"/>
+      <w:numFmt w:val="bullet"/>
+      <w:lvlText w:val=""/>
+      <w:lvlJc w:val="left"/>
+      <w:pPr>
+        <w:tabs>
+          <w:tab w:val="num" w:pos="0"/>
+        </w:tabs>
+        <w:ind w:left="1440" w:hanging="360"/>
+      </w:pPr>
+      <w:rPr>
+        <w:rFonts w:ascii="Wingdings 2" w:hAnsi="Wingdings 2" w:cs="Wingdings 2" w:hint="default"/>
+      </w:rPr>
+    </w:lvl>
+    <w:lvl w:ilvl="2">
+      <w:start w:val="1"/>
+      <w:numFmt w:val="bullet"/>
+      <w:lvlText w:val="■"/>
+      <w:lvlJc w:val="left"/>
+      <w:pPr>
+        <w:tabs>
+          <w:tab w:val="num" w:pos="0"/>
+        </w:tabs>
+        <w:ind w:left="2160" w:hanging="360"/>
+      </w:pPr>
+      <w:rPr>
+        <w:rFonts w:ascii="OpenSymbol" w:hAnsi="OpenSymbol" w:cs="OpenSymbol" w:hint="default"/>
+      </w:rPr>
+    </w:lvl>
+    <w:lvl w:ilvl="3">
+      <w:start w:val="1"/>
+      <w:numFmt w:val="bullet"/>
+      <w:lvlText w:val=""/>
+      <w:lvlJc w:val="left"/>
+      <w:pPr>
+        <w:tabs>
+          <w:tab w:val="num" w:pos="0"/>
+        </w:tabs>
+        <w:ind w:left="2880" w:hanging="360"/>
+      </w:pPr>
+      <w:rPr>
+        <w:rFonts w:ascii="Wingdings" w:hAnsi="Wingdings" w:cs="Wingdings" w:hint="default"/>
+      </w:rPr>
+    </w:lvl>
+    <w:lvl w:ilvl="4">
+      <w:start w:val="1"/>
+      <w:numFmt w:val="bullet"/>
+      <w:lvlText w:val=""/>
+      <w:lvlJc w:val="left"/>
+      <w:pPr>
+        <w:tabs>
+          <w:tab w:val="num" w:pos="0"/>
+        </w:tabs>
+        <w:ind w:left="3600" w:hanging="360"/>
+      </w:pPr>
+      <w:rPr>
+        <w:rFonts w:ascii="Wingdings 2" w:hAnsi="Wingdings 2" w:cs="Wingdings 2" w:hint="default"/>
+      </w:rPr>
+    </w:lvl>
+    <w:lvl w:ilvl="5">
+      <w:start w:val="1"/>
+      <w:numFmt w:val="bullet"/>
+      <w:lvlText w:val="■"/>
+      <w:lvlJc w:val="left"/>
+      <w:pPr>
+        <w:tabs>
+          <w:tab w:val="num" w:pos="0"/>
+        </w:tabs>
+        <w:ind w:left="4320" w:hanging="360"/>
+      </w:pPr>
+      <w:rPr>
+        <w:rFonts w:ascii="OpenSymbol" w:hAnsi="OpenSymbol" w:cs="OpenSymbol" w:hint="default"/>
+      </w:rPr>
+    </w:lvl>
+    <w:lvl w:ilvl="6">
+      <w:start w:val="1"/>
+      <w:numFmt w:val="bullet"/>
+      <w:lvlText w:val=""/>
+      <w:lvlJc w:val="left"/>
+      <w:pPr>
+        <w:tabs>
+          <w:tab w:val="num" w:pos="0"/>
+        </w:tabs>
+        <w:ind w:left="5040" w:hanging="360"/>
+      </w:pPr>
+      <w:rPr>
+        <w:rFonts w:ascii="Wingdings" w:hAnsi="Wingdings" w:cs="Wingdings" w:hint="default"/>
+      </w:rPr>
+    </w:lvl>
+    <w:lvl w:ilvl="7">
+      <w:start w:val="1"/>
+      <w:numFmt w:val="bullet"/>
+      <w:lvlText w:val=""/>
+      <w:lvlJc w:val="left"/>
+      <w:pPr>
+        <w:tabs>
+          <w:tab w:val="num" w:pos="0"/>
+        </w:tabs>
+        <w:ind w:left="5760" w:hanging="360"/>
+      </w:pPr>
+      <w:rPr>
+        <w:rFonts w:ascii="Wingdings" w:hAnsi="Wingdings" w:cs="Wingdings" w:hint="default"/>
+      </w:rPr>
+    </w:lvl>
+    <w:lvl w:ilvl="8">
+      <w:start w:val="1"/>
+      <w:numFmt w:val="bullet"/>
+      <w:lvlText w:val=""/>
+      <w:lvlJc w:val="left"/>
+      <w:pPr>
+        <w:tabs>
+          <w:tab w:val="num" w:pos="0"/>
+        </w:tabs>
+        <w:ind w:left="6480" w:hanging="360"/>
+      </w:pPr>
+      <w:rPr>
+        <w:rFonts w:ascii="Wingdings" w:hAnsi="Wingdings" w:cs="Wingdings" w:hint="default"/>
+      </w:rPr>
+    </w:lvl>
+  </w:abstractNum>
+  <w:abstractNum w:abstractNumId="8">
+    <w:lvl w:ilvl="0">
+      <w:start w:val="1"/>
+      <w:numFmt w:val="bullet"/>
+      <w:lvlText w:val=""/>
+      <w:lvlJc w:val="left"/>
+      <w:pPr>
+        <w:tabs>
+          <w:tab w:val="num" w:pos="0"/>
+        </w:tabs>
+        <w:ind w:left="720" w:hanging="360"/>
+      </w:pPr>
+      <w:rPr>
+        <w:rFonts w:ascii="Wingdings" w:hAnsi="Wingdings" w:cs="Wingdings" w:hint="default"/>
+      </w:rPr>
+    </w:lvl>
+    <w:lvl w:ilvl="1">
+      <w:start w:val="1"/>
+      <w:numFmt w:val="bullet"/>
+      <w:lvlText w:val=""/>
+      <w:lvlJc w:val="left"/>
+      <w:pPr>
+        <w:tabs>
+          <w:tab w:val="num" w:pos="0"/>
+        </w:tabs>
+        <w:ind w:left="1440" w:hanging="360"/>
+      </w:pPr>
+      <w:rPr>
+        <w:rFonts w:ascii="Wingdings 2" w:hAnsi="Wingdings 2" w:cs="Wingdings 2" w:hint="default"/>
+      </w:rPr>
+    </w:lvl>
+    <w:lvl w:ilvl="2">
+      <w:start w:val="1"/>
+      <w:numFmt w:val="bullet"/>
+      <w:lvlText w:val="■"/>
+      <w:lvlJc w:val="left"/>
+      <w:pPr>
+        <w:tabs>
+          <w:tab w:val="num" w:pos="0"/>
+        </w:tabs>
+        <w:ind w:left="2160" w:hanging="360"/>
+      </w:pPr>
+      <w:rPr>
+        <w:rFonts w:ascii="OpenSymbol" w:hAnsi="OpenSymbol" w:cs="OpenSymbol" w:hint="default"/>
+      </w:rPr>
+    </w:lvl>
+    <w:lvl w:ilvl="3">
+      <w:start w:val="1"/>
+      <w:numFmt w:val="bullet"/>
+      <w:lvlText w:val=""/>
+      <w:lvlJc w:val="left"/>
+      <w:pPr>
+        <w:tabs>
+          <w:tab w:val="num" w:pos="0"/>
+        </w:tabs>
+        <w:ind w:left="2880" w:hanging="360"/>
+      </w:pPr>
+      <w:rPr>
+        <w:rFonts w:ascii="Wingdings" w:hAnsi="Wingdings" w:cs="Wingdings" w:hint="default"/>
+      </w:rPr>
+    </w:lvl>
+    <w:lvl w:ilvl="4">
+      <w:start w:val="1"/>
+      <w:numFmt w:val="bullet"/>
+      <w:lvlText w:val=""/>
+      <w:lvlJc w:val="left"/>
+      <w:pPr>
+        <w:tabs>
+          <w:tab w:val="num" w:pos="0"/>
+        </w:tabs>
+        <w:ind w:left="3600" w:hanging="360"/>
+      </w:pPr>
+      <w:rPr>
+        <w:rFonts w:ascii="Wingdings 2" w:hAnsi="Wingdings 2" w:cs="Wingdings 2" w:hint="default"/>
+      </w:rPr>
+    </w:lvl>
+    <w:lvl w:ilvl="5">
+      <w:start w:val="1"/>
+      <w:numFmt w:val="bullet"/>
+      <w:lvlText w:val="■"/>
+      <w:lvlJc w:val="left"/>
+      <w:pPr>
+        <w:tabs>
+          <w:tab w:val="num" w:pos="0"/>
+        </w:tabs>
+        <w:ind w:left="4320" w:hanging="360"/>
+      </w:pPr>
+      <w:rPr>
+        <w:rFonts w:ascii="OpenSymbol" w:hAnsi="OpenSymbol" w:cs="OpenSymbol" w:hint="default"/>
+      </w:rPr>
+    </w:lvl>
+    <w:lvl w:ilvl="6">
+      <w:start w:val="1"/>
+      <w:numFmt w:val="bullet"/>
+      <w:lvlText w:val=""/>
+      <w:lvlJc w:val="left"/>
+      <w:pPr>
+        <w:tabs>
+          <w:tab w:val="num" w:pos="0"/>
+        </w:tabs>
+        <w:ind w:left="5040" w:hanging="360"/>
+      </w:pPr>
+      <w:rPr>
+        <w:rFonts w:ascii="Wingdings" w:hAnsi="Wingdings" w:cs="Wingdings" w:hint="default"/>
+      </w:rPr>
+    </w:lvl>
+    <w:lvl w:ilvl="7">
+      <w:start w:val="1"/>
+      <w:numFmt w:val="bullet"/>
+      <w:lvlText w:val=""/>
+      <w:lvlJc w:val="left"/>
+      <w:pPr>
+        <w:tabs>
+          <w:tab w:val="num" w:pos="0"/>
+        </w:tabs>
+        <w:ind w:left="5760" w:hanging="360"/>
+      </w:pPr>
+      <w:rPr>
+        <w:rFonts w:ascii="Wingdings" w:hAnsi="Wingdings" w:cs="Wingdings" w:hint="default"/>
+      </w:rPr>
+    </w:lvl>
+    <w:lvl w:ilvl="8">
+      <w:start w:val="1"/>
+      <w:numFmt w:val="bullet"/>
+      <w:lvlText w:val=""/>
+      <w:lvlJc w:val="left"/>
+      <w:pPr>
+        <w:tabs>
+          <w:tab w:val="num" w:pos="0"/>
+        </w:tabs>
+        <w:ind w:left="6480" w:hanging="360"/>
+      </w:pPr>
+      <w:rPr>
+        <w:rFonts w:ascii="Wingdings" w:hAnsi="Wingdings" w:cs="Wingdings" w:hint="default"/>
+      </w:rPr>
+    </w:lvl>
+  </w:abstractNum>
+  <w:abstractNum w:abstractNumId="9">
+    <w:lvl w:ilvl="0">
+      <w:start w:val="1"/>
+      <w:numFmt w:val="bullet"/>
+      <w:lvlText w:val=""/>
+      <w:lvlJc w:val="left"/>
+      <w:pPr>
+        <w:tabs>
+          <w:tab w:val="num" w:pos="0"/>
+        </w:tabs>
+        <w:ind w:left="720" w:hanging="360"/>
+      </w:pPr>
+      <w:rPr>
+        <w:rFonts w:ascii="Wingdings" w:hAnsi="Wingdings" w:cs="Wingdings" w:hint="default"/>
+      </w:rPr>
+    </w:lvl>
+    <w:lvl w:ilvl="1">
+      <w:start w:val="1"/>
+      <w:numFmt w:val="bullet"/>
+      <w:lvlText w:val=""/>
+      <w:lvlJc w:val="left"/>
+      <w:pPr>
+        <w:tabs>
+          <w:tab w:val="num" w:pos="0"/>
+        </w:tabs>
+        <w:ind w:left="1440" w:hanging="360"/>
+      </w:pPr>
+      <w:rPr>
+        <w:rFonts w:ascii="Wingdings 2" w:hAnsi="Wingdings 2" w:cs="Wingdings 2" w:hint="default"/>
+      </w:rPr>
+    </w:lvl>
+    <w:lvl w:ilvl="2">
+      <w:start w:val="1"/>
+      <w:numFmt w:val="bullet"/>
+      <w:lvlText w:val="■"/>
+      <w:lvlJc w:val="left"/>
+      <w:pPr>
+        <w:tabs>
+          <w:tab w:val="num" w:pos="0"/>
+        </w:tabs>
+        <w:ind w:left="2160" w:hanging="360"/>
+      </w:pPr>
+      <w:rPr>
+        <w:rFonts w:ascii="OpenSymbol" w:hAnsi="OpenSymbol" w:cs="OpenSymbol" w:hint="default"/>
+      </w:rPr>
+    </w:lvl>
+    <w:lvl w:ilvl="3">
+      <w:start w:val="1"/>
+      <w:numFmt w:val="bullet"/>
+      <w:lvlText w:val=""/>
+      <w:lvlJc w:val="left"/>
+      <w:pPr>
+        <w:tabs>
+          <w:tab w:val="num" w:pos="0"/>
+        </w:tabs>
+        <w:ind w:left="2880" w:hanging="360"/>
+      </w:pPr>
+      <w:rPr>
+        <w:rFonts w:ascii="Wingdings" w:hAnsi="Wingdings" w:cs="Wingdings" w:hint="default"/>
+      </w:rPr>
+    </w:lvl>
+    <w:lvl w:ilvl="4">
+      <w:start w:val="1"/>
+      <w:numFmt w:val="bullet"/>
+      <w:lvlText w:val=""/>
+      <w:lvlJc w:val="left"/>
+      <w:pPr>
+        <w:tabs>
+          <w:tab w:val="num" w:pos="0"/>
+        </w:tabs>
+        <w:ind w:left="3600" w:hanging="360"/>
+      </w:pPr>
+      <w:rPr>
+        <w:rFonts w:ascii="Wingdings 2" w:hAnsi="Wingdings 2" w:cs="Wingdings 2" w:hint="default"/>
+      </w:rPr>
+    </w:lvl>
+    <w:lvl w:ilvl="5">
+      <w:start w:val="1"/>
+      <w:numFmt w:val="bullet"/>
+      <w:lvlText w:val="■"/>
+      <w:lvlJc w:val="left"/>
+      <w:pPr>
+        <w:tabs>
+          <w:tab w:val="num" w:pos="0"/>
+        </w:tabs>
+        <w:ind w:left="4320" w:hanging="360"/>
+      </w:pPr>
+      <w:rPr>
+        <w:rFonts w:ascii="OpenSymbol" w:hAnsi="OpenSymbol" w:cs="OpenSymbol" w:hint="default"/>
+      </w:rPr>
+    </w:lvl>
+    <w:lvl w:ilvl="6">
+      <w:start w:val="1"/>
+      <w:numFmt w:val="bullet"/>
+      <w:lvlText w:val=""/>
+      <w:lvlJc w:val="left"/>
+      <w:pPr>
+        <w:tabs>
+          <w:tab w:val="num" w:pos="0"/>
+        </w:tabs>
+        <w:ind w:left="5040" w:hanging="360"/>
+      </w:pPr>
+      <w:rPr>
+        <w:rFonts w:ascii="Wingdings" w:hAnsi="Wingdings" w:cs="Wingdings" w:hint="default"/>
+      </w:rPr>
+    </w:lvl>
+    <w:lvl w:ilvl="7">
+      <w:start w:val="1"/>
+      <w:numFmt w:val="bullet"/>
+      <w:lvlText w:val=""/>
+      <w:lvlJc w:val="left"/>
+      <w:pPr>
+        <w:tabs>
+          <w:tab w:val="num" w:pos="0"/>
+        </w:tabs>
+        <w:ind w:left="5760" w:hanging="360"/>
+      </w:pPr>
+      <w:rPr>
+        <w:rFonts w:ascii="Wingdings" w:hAnsi="Wingdings" w:cs="Wingdings" w:hint="default"/>
+      </w:rPr>
+    </w:lvl>
+    <w:lvl w:ilvl="8">
+      <w:start w:val="1"/>
+      <w:numFmt w:val="bullet"/>
+      <w:lvlText w:val=""/>
+      <w:lvlJc w:val="left"/>
+      <w:pPr>
+        <w:tabs>
+          <w:tab w:val="num" w:pos="0"/>
+        </w:tabs>
+        <w:ind w:left="6480" w:hanging="360"/>
+      </w:pPr>
+      <w:rPr>
+        <w:rFonts w:ascii="Wingdings" w:hAnsi="Wingdings" w:cs="Wingdings" w:hint="default"/>
+      </w:rPr>
+    </w:lvl>
+  </w:abstractNum>
+  <w:abstractNum w:abstractNumId="10">
+    <w:lvl w:ilvl="0">
+      <w:start w:val="1"/>
+      <w:numFmt w:val="bullet"/>
+      <w:lvlText w:val=""/>
+      <w:lvlJc w:val="left"/>
+      <w:pPr>
+        <w:tabs>
+          <w:tab w:val="num" w:pos="0"/>
+        </w:tabs>
+        <w:ind w:left="720" w:hanging="360"/>
+      </w:pPr>
+      <w:rPr>
+        <w:rFonts w:ascii="Wingdings" w:hAnsi="Wingdings" w:cs="Wingdings" w:hint="default"/>
+      </w:rPr>
+    </w:lvl>
+    <w:lvl w:ilvl="1">
+      <w:start w:val="1"/>
+      <w:numFmt w:val="bullet"/>
+      <w:lvlText w:val=""/>
+      <w:lvlJc w:val="left"/>
+      <w:pPr>
+        <w:tabs>
+          <w:tab w:val="num" w:pos="0"/>
+        </w:tabs>
+        <w:ind w:left="1440" w:hanging="360"/>
+      </w:pPr>
+      <w:rPr>
+        <w:rFonts w:ascii="Wingdings 2" w:hAnsi="Wingdings 2" w:cs="Wingdings 2" w:hint="default"/>
+      </w:rPr>
+    </w:lvl>
+    <w:lvl w:ilvl="2">
+      <w:start w:val="1"/>
+      <w:numFmt w:val="bullet"/>
+      <w:lvlText w:val="■"/>
+      <w:lvlJc w:val="left"/>
+      <w:pPr>
+        <w:tabs>
+          <w:tab w:val="num" w:pos="0"/>
+        </w:tabs>
+        <w:ind w:left="2160" w:hanging="360"/>
+      </w:pPr>
+      <w:rPr>
+        <w:rFonts w:ascii="OpenSymbol" w:hAnsi="OpenSymbol" w:cs="OpenSymbol" w:hint="default"/>
+      </w:rPr>
+    </w:lvl>
+    <w:lvl w:ilvl="3">
+      <w:start w:val="1"/>
+      <w:numFmt w:val="bullet"/>
+      <w:lvlText w:val=""/>
+      <w:lvlJc w:val="left"/>
+      <w:pPr>
+        <w:tabs>
+          <w:tab w:val="num" w:pos="0"/>
+        </w:tabs>
+        <w:ind w:left="2880" w:hanging="360"/>
+      </w:pPr>
+      <w:rPr>
+        <w:rFonts w:ascii="Wingdings" w:hAnsi="Wingdings" w:cs="Wingdings" w:hint="default"/>
+      </w:rPr>
+    </w:lvl>
+    <w:lvl w:ilvl="4">
+      <w:start w:val="1"/>
+      <w:numFmt w:val="bullet"/>
+      <w:lvlText w:val=""/>
+      <w:lvlJc w:val="left"/>
+      <w:pPr>
+        <w:tabs>
+          <w:tab w:val="num" w:pos="0"/>
+        </w:tabs>
+        <w:ind w:left="3600" w:hanging="360"/>
+      </w:pPr>
+      <w:rPr>
+        <w:rFonts w:ascii="Wingdings 2" w:hAnsi="Wingdings 2" w:cs="Wingdings 2" w:hint="default"/>
+      </w:rPr>
+    </w:lvl>
+    <w:lvl w:ilvl="5">
+      <w:start w:val="1"/>
+      <w:numFmt w:val="bullet"/>
+      <w:lvlText w:val="■"/>
+      <w:lvlJc w:val="left"/>
+      <w:pPr>
+        <w:tabs>
+          <w:tab w:val="num" w:pos="0"/>
+        </w:tabs>
+        <w:ind w:left="4320" w:hanging="360"/>
+      </w:pPr>
+      <w:rPr>
+        <w:rFonts w:ascii="OpenSymbol" w:hAnsi="OpenSymbol" w:cs="OpenSymbol" w:hint="default"/>
+      </w:rPr>
+    </w:lvl>
+    <w:lvl w:ilvl="6">
+      <w:start w:val="1"/>
+      <w:numFmt w:val="bullet"/>
+      <w:lvlText w:val=""/>
+      <w:lvlJc w:val="left"/>
+      <w:pPr>
+        <w:tabs>
+          <w:tab w:val="num" w:pos="0"/>
+        </w:tabs>
+        <w:ind w:left="5040" w:hanging="360"/>
+      </w:pPr>
+      <w:rPr>
+        <w:rFonts w:ascii="Wingdings" w:hAnsi="Wingdings" w:cs="Wingdings" w:hint="default"/>
+      </w:rPr>
+    </w:lvl>
+    <w:lvl w:ilvl="7">
+      <w:start w:val="1"/>
+      <w:numFmt w:val="bullet"/>
+      <w:lvlText w:val=""/>
+      <w:lvlJc w:val="left"/>
+      <w:pPr>
+        <w:tabs>
+          <w:tab w:val="num" w:pos="0"/>
+        </w:tabs>
+        <w:ind w:left="5760" w:hanging="360"/>
+      </w:pPr>
+      <w:rPr>
+        <w:rFonts w:ascii="Wingdings" w:hAnsi="Wingdings" w:cs="Wingdings" w:hint="default"/>
+      </w:rPr>
+    </w:lvl>
+    <w:lvl w:ilvl="8">
+      <w:start w:val="1"/>
+      <w:numFmt w:val="bullet"/>
+      <w:lvlText w:val=""/>
+      <w:lvlJc w:val="left"/>
+      <w:pPr>
+        <w:tabs>
+          <w:tab w:val="num" w:pos="0"/>
+        </w:tabs>
+        <w:ind w:left="6480" w:hanging="360"/>
+      </w:pPr>
+      <w:rPr>
+        <w:rFonts w:ascii="Wingdings" w:hAnsi="Wingdings" w:cs="Wingdings" w:hint="default"/>
+      </w:rPr>
+    </w:lvl>
+  </w:abstractNum>
+  <w:abstractNum w:abstractNumId="11">
+    <w:lvl w:ilvl="0">
+      <w:start w:val="1"/>
+      <w:numFmt w:val="bullet"/>
+      <w:lvlText w:val=""/>
+      <w:lvlJc w:val="left"/>
+      <w:pPr>
+        <w:tabs>
+          <w:tab w:val="num" w:pos="0"/>
+        </w:tabs>
+        <w:ind w:left="720" w:hanging="360"/>
+      </w:pPr>
+      <w:rPr>
+        <w:rFonts w:ascii="Wingdings" w:hAnsi="Wingdings" w:cs="Wingdings" w:hint="default"/>
+      </w:rPr>
+    </w:lvl>
+    <w:lvl w:ilvl="1">
+      <w:start w:val="1"/>
+      <w:numFmt w:val="bullet"/>
+      <w:lvlText w:val=""/>
+      <w:lvlJc w:val="left"/>
+      <w:pPr>
+        <w:tabs>
+          <w:tab w:val="num" w:pos="0"/>
+        </w:tabs>
+        <w:ind w:left="1440" w:hanging="360"/>
+      </w:pPr>
+      <w:rPr>
+        <w:rFonts w:ascii="Wingdings 2" w:hAnsi="Wingdings 2" w:cs="Wingdings 2" w:hint="default"/>
+      </w:rPr>
+    </w:lvl>
+    <w:lvl w:ilvl="2">
+      <w:start w:val="1"/>
+      <w:numFmt w:val="bullet"/>
+      <w:lvlText w:val="■"/>
+      <w:lvlJc w:val="left"/>
+      <w:pPr>
+        <w:tabs>
+          <w:tab w:val="num" w:pos="0"/>
+        </w:tabs>
+        <w:ind w:left="2160" w:hanging="360"/>
+      </w:pPr>
+      <w:rPr>
+        <w:rFonts w:ascii="OpenSymbol" w:hAnsi="OpenSymbol" w:cs="OpenSymbol" w:hint="default"/>
+      </w:rPr>
+    </w:lvl>
+    <w:lvl w:ilvl="3">
+      <w:start w:val="1"/>
+      <w:numFmt w:val="bullet"/>
+      <w:lvlText w:val=""/>
+      <w:lvlJc w:val="left"/>
+      <w:pPr>
+        <w:tabs>
+          <w:tab w:val="num" w:pos="0"/>
+        </w:tabs>
+        <w:ind w:left="2880" w:hanging="360"/>
+      </w:pPr>
+      <w:rPr>
+        <w:rFonts w:ascii="Wingdings" w:hAnsi="Wingdings" w:cs="Wingdings" w:hint="default"/>
+      </w:rPr>
+    </w:lvl>
+    <w:lvl w:ilvl="4">
+      <w:start w:val="1"/>
+      <w:numFmt w:val="bullet"/>
+      <w:lvlText w:val=""/>
+      <w:lvlJc w:val="left"/>
+      <w:pPr>
+        <w:tabs>
+          <w:tab w:val="num" w:pos="0"/>
+        </w:tabs>
+        <w:ind w:left="3600" w:hanging="360"/>
+      </w:pPr>
+      <w:rPr>
+        <w:rFonts w:ascii="Wingdings 2" w:hAnsi="Wingdings 2" w:cs="Wingdings 2" w:hint="default"/>
+      </w:rPr>
+    </w:lvl>
+    <w:lvl w:ilvl="5">
+      <w:start w:val="1"/>
+      <w:numFmt w:val="bullet"/>
+      <w:lvlText w:val="■"/>
+      <w:lvlJc w:val="left"/>
+      <w:pPr>
+        <w:tabs>
+          <w:tab w:val="num" w:pos="0"/>
+        </w:tabs>
+        <w:ind w:left="4320" w:hanging="360"/>
+      </w:pPr>
+      <w:rPr>
+        <w:rFonts w:ascii="OpenSymbol" w:hAnsi="OpenSymbol" w:cs="OpenSymbol" w:hint="default"/>
+      </w:rPr>
+    </w:lvl>
+    <w:lvl w:ilvl="6">
+      <w:start w:val="1"/>
+      <w:numFmt w:val="bullet"/>
+      <w:lvlText w:val=""/>
+      <w:lvlJc w:val="left"/>
+      <w:pPr>
+        <w:tabs>
+          <w:tab w:val="num" w:pos="0"/>
+        </w:tabs>
+        <w:ind w:left="5040" w:hanging="360"/>
+      </w:pPr>
+      <w:rPr>
+        <w:rFonts w:ascii="Wingdings" w:hAnsi="Wingdings" w:cs="Wingdings" w:hint="default"/>
+      </w:rPr>
+    </w:lvl>
+    <w:lvl w:ilvl="7">
+      <w:start w:val="1"/>
+      <w:numFmt w:val="bullet"/>
+      <w:lvlText w:val=""/>
+      <w:lvlJc w:val="left"/>
+      <w:pPr>
+        <w:tabs>
+          <w:tab w:val="num" w:pos="0"/>
+        </w:tabs>
+        <w:ind w:left="5760" w:hanging="360"/>
+      </w:pPr>
+      <w:rPr>
+        <w:rFonts w:ascii="Wingdings" w:hAnsi="Wingdings" w:cs="Wingdings" w:hint="default"/>
+      </w:rPr>
+    </w:lvl>
+    <w:lvl w:ilvl="8">
+      <w:start w:val="1"/>
+      <w:numFmt w:val="bullet"/>
+      <w:lvlText w:val=""/>
+      <w:lvlJc w:val="left"/>
+      <w:pPr>
+        <w:tabs>
+          <w:tab w:val="num" w:pos="0"/>
+        </w:tabs>
+        <w:ind w:left="6480" w:hanging="360"/>
+      </w:pPr>
+      <w:rPr>
+        <w:rFonts w:ascii="Wingdings" w:hAnsi="Wingdings" w:cs="Wingdings" w:hint="default"/>
+      </w:rPr>
+    </w:lvl>
+  </w:abstractNum>
+  <w:abstractNum w:abstractNumId="12">
+    <w:lvl w:ilvl="0">
+      <w:start w:val="1"/>
+      <w:numFmt w:val="bullet"/>
+      <w:lvlText w:val=""/>
+      <w:lvlJc w:val="left"/>
+      <w:pPr>
+        <w:tabs>
+          <w:tab w:val="num" w:pos="0"/>
+        </w:tabs>
+        <w:ind w:left="720" w:hanging="360"/>
+      </w:pPr>
+      <w:rPr>
+        <w:rFonts w:ascii="Wingdings" w:hAnsi="Wingdings" w:cs="Wingdings" w:hint="default"/>
+      </w:rPr>
+    </w:lvl>
+    <w:lvl w:ilvl="1">
+      <w:start w:val="1"/>
+      <w:numFmt w:val="bullet"/>
+      <w:lvlText w:val=""/>
+      <w:lvlJc w:val="left"/>
+      <w:pPr>
+        <w:tabs>
+          <w:tab w:val="num" w:pos="0"/>
+        </w:tabs>
+        <w:ind w:left="1440" w:hanging="360"/>
+      </w:pPr>
+      <w:rPr>
+        <w:rFonts w:ascii="Wingdings 2" w:hAnsi="Wingdings 2" w:cs="Wingdings 2" w:hint="default"/>
+      </w:rPr>
+    </w:lvl>
+    <w:lvl w:ilvl="2">
+      <w:start w:val="1"/>
+      <w:numFmt w:val="bullet"/>
+      <w:lvlText w:val="■"/>
+      <w:lvlJc w:val="left"/>
+      <w:pPr>
+        <w:tabs>
+          <w:tab w:val="num" w:pos="0"/>
+        </w:tabs>
+        <w:ind w:left="2160" w:hanging="360"/>
+      </w:pPr>
+      <w:rPr>
+        <w:rFonts w:ascii="OpenSymbol" w:hAnsi="OpenSymbol" w:cs="OpenSymbol" w:hint="default"/>
+      </w:rPr>
+    </w:lvl>
+    <w:lvl w:ilvl="3">
+      <w:start w:val="1"/>
+      <w:numFmt w:val="bullet"/>
+      <w:lvlText w:val=""/>
+      <w:lvlJc w:val="left"/>
+      <w:pPr>
+        <w:tabs>
+          <w:tab w:val="num" w:pos="0"/>
+        </w:tabs>
+        <w:ind w:left="2880" w:hanging="360"/>
+      </w:pPr>
+      <w:rPr>
+        <w:rFonts w:ascii="Wingdings" w:hAnsi="Wingdings" w:cs="Wingdings" w:hint="default"/>
+      </w:rPr>
+    </w:lvl>
+    <w:lvl w:ilvl="4">
+      <w:start w:val="1"/>
+      <w:numFmt w:val="bullet"/>
+      <w:lvlText w:val=""/>
+      <w:lvlJc w:val="left"/>
+      <w:pPr>
+        <w:tabs>
+          <w:tab w:val="num" w:pos="0"/>
+        </w:tabs>
+        <w:ind w:left="3600" w:hanging="360"/>
+      </w:pPr>
+      <w:rPr>
+        <w:rFonts w:ascii="Wingdings 2" w:hAnsi="Wingdings 2" w:cs="Wingdings 2" w:hint="default"/>
+      </w:rPr>
+    </w:lvl>
+    <w:lvl w:ilvl="5">
+      <w:start w:val="1"/>
+      <w:numFmt w:val="bullet"/>
+      <w:lvlText w:val="■"/>
+      <w:lvlJc w:val="left"/>
+      <w:pPr>
+        <w:tabs>
+          <w:tab w:val="num" w:pos="0"/>
+        </w:tabs>
+        <w:ind w:left="4320" w:hanging="360"/>
+      </w:pPr>
+      <w:rPr>
+        <w:rFonts w:ascii="OpenSymbol" w:hAnsi="OpenSymbol" w:cs="OpenSymbol" w:hint="default"/>
+      </w:rPr>
+    </w:lvl>
+    <w:lvl w:ilvl="6">
+      <w:start w:val="1"/>
+      <w:numFmt w:val="bullet"/>
+      <w:lvlText w:val=""/>
+      <w:lvlJc w:val="left"/>
+      <w:pPr>
+        <w:tabs>
+          <w:tab w:val="num" w:pos="0"/>
+        </w:tabs>
+        <w:ind w:left="5040" w:hanging="360"/>
+      </w:pPr>
+      <w:rPr>
+        <w:rFonts w:ascii="Wingdings" w:hAnsi="Wingdings" w:cs="Wingdings" w:hint="default"/>
+      </w:rPr>
+    </w:lvl>
+    <w:lvl w:ilvl="7">
+      <w:start w:val="1"/>
+      <w:numFmt w:val="bullet"/>
+      <w:lvlText w:val=""/>
+      <w:lvlJc w:val="left"/>
+      <w:pPr>
+        <w:tabs>
+          <w:tab w:val="num" w:pos="0"/>
+        </w:tabs>
+        <w:ind w:left="5760" w:hanging="360"/>
+      </w:pPr>
+      <w:rPr>
+        <w:rFonts w:ascii="Wingdings" w:hAnsi="Wingdings" w:cs="Wingdings" w:hint="default"/>
+      </w:rPr>
+    </w:lvl>
+    <w:lvl w:ilvl="8">
+      <w:start w:val="1"/>
+      <w:numFmt w:val="bullet"/>
+      <w:lvlText w:val=""/>
+      <w:lvlJc w:val="left"/>
+      <w:pPr>
+        <w:tabs>
+          <w:tab w:val="num" w:pos="0"/>
+        </w:tabs>
+        <w:ind w:left="6480" w:hanging="360"/>
+      </w:pPr>
+      <w:rPr>
+        <w:rFonts w:ascii="Wingdings" w:hAnsi="Wingdings" w:cs="Wingdings" w:hint="default"/>
+      </w:rPr>
+    </w:lvl>
+  </w:abstractNum>
+  <w:abstractNum w:abstractNumId="13">
+    <w:lvl w:ilvl="0">
+      <w:start w:val="1"/>
+      <w:numFmt w:val="bullet"/>
+      <w:lvlText w:val=""/>
+      <w:lvlJc w:val="left"/>
+      <w:pPr>
+        <w:tabs>
+          <w:tab w:val="num" w:pos="0"/>
+        </w:tabs>
+        <w:ind w:left="720" w:hanging="360"/>
+      </w:pPr>
+      <w:rPr>
+        <w:rFonts w:ascii="Wingdings" w:hAnsi="Wingdings" w:cs="Wingdings" w:hint="default"/>
+      </w:rPr>
+    </w:lvl>
+    <w:lvl w:ilvl="1">
+      <w:start w:val="1"/>
+      <w:numFmt w:val="bullet"/>
+      <w:lvlText w:val=""/>
+      <w:lvlJc w:val="left"/>
+      <w:pPr>
+        <w:tabs>
+          <w:tab w:val="num" w:pos="0"/>
+        </w:tabs>
+        <w:ind w:left="1440" w:hanging="360"/>
+      </w:pPr>
+      <w:rPr>
+        <w:rFonts w:ascii="Wingdings 2" w:hAnsi="Wingdings 2" w:cs="Wingdings 2" w:hint="default"/>
+      </w:rPr>
+    </w:lvl>
+    <w:lvl w:ilvl="2">
+      <w:start w:val="1"/>
+      <w:numFmt w:val="bullet"/>
+      <w:lvlText w:val="■"/>
+      <w:lvlJc w:val="left"/>
+      <w:pPr>
+        <w:tabs>
+          <w:tab w:val="num" w:pos="0"/>
+        </w:tabs>
+        <w:ind w:left="2160" w:hanging="360"/>
+      </w:pPr>
+      <w:rPr>
+        <w:rFonts w:ascii="OpenSymbol" w:hAnsi="OpenSymbol" w:cs="OpenSymbol" w:hint="default"/>
+      </w:rPr>
+    </w:lvl>
+    <w:lvl w:ilvl="3">
+      <w:start w:val="1"/>
+      <w:numFmt w:val="bullet"/>
+      <w:lvlText w:val=""/>
+      <w:lvlJc w:val="left"/>
+      <w:pPr>
+        <w:tabs>
+          <w:tab w:val="num" w:pos="0"/>
+        </w:tabs>
+        <w:ind w:left="2880" w:hanging="360"/>
+      </w:pPr>
+      <w:rPr>
+        <w:rFonts w:ascii="Wingdings" w:hAnsi="Wingdings" w:cs="Wingdings" w:hint="default"/>
+      </w:rPr>
+    </w:lvl>
+    <w:lvl w:ilvl="4">
+      <w:start w:val="1"/>
+      <w:numFmt w:val="bullet"/>
+      <w:lvlText w:val=""/>
+      <w:lvlJc w:val="left"/>
+      <w:pPr>
+        <w:tabs>
+          <w:tab w:val="num" w:pos="0"/>
+        </w:tabs>
+        <w:ind w:left="3600" w:hanging="360"/>
+      </w:pPr>
+      <w:rPr>
+        <w:rFonts w:ascii="Wingdings 2" w:hAnsi="Wingdings 2" w:cs="Wingdings 2" w:hint="default"/>
+      </w:rPr>
+    </w:lvl>
+    <w:lvl w:ilvl="5">
+      <w:start w:val="1"/>
+      <w:numFmt w:val="bullet"/>
+      <w:lvlText w:val="■"/>
+      <w:lvlJc w:val="left"/>
+      <w:pPr>
+        <w:tabs>
+          <w:tab w:val="num" w:pos="0"/>
+        </w:tabs>
+        <w:ind w:left="4320" w:hanging="360"/>
+      </w:pPr>
+      <w:rPr>
+        <w:rFonts w:ascii="OpenSymbol" w:hAnsi="OpenSymbol" w:cs="OpenSymbol" w:hint="default"/>
+      </w:rPr>
+    </w:lvl>
+    <w:lvl w:ilvl="6">
+      <w:start w:val="1"/>
+      <w:numFmt w:val="bullet"/>
+      <w:lvlText w:val=""/>
+      <w:lvlJc w:val="left"/>
+      <w:pPr>
+        <w:tabs>
+          <w:tab w:val="num" w:pos="0"/>
+        </w:tabs>
+        <w:ind w:left="5040" w:hanging="360"/>
+      </w:pPr>
+      <w:rPr>
+        <w:rFonts w:ascii="Wingdings" w:hAnsi="Wingdings" w:cs="Wingdings" w:hint="default"/>
+      </w:rPr>
+    </w:lvl>
+    <w:lvl w:ilvl="7">
+      <w:start w:val="1"/>
+      <w:numFmt w:val="bullet"/>
+      <w:lvlText w:val=""/>
+      <w:lvlJc w:val="left"/>
+      <w:pPr>
+        <w:tabs>
+          <w:tab w:val="num" w:pos="0"/>
+        </w:tabs>
+        <w:ind w:left="5760" w:hanging="360"/>
+      </w:pPr>
+      <w:rPr>
+        <w:rFonts w:ascii="Wingdings" w:hAnsi="Wingdings" w:cs="Wingdings" w:hint="default"/>
+      </w:rPr>
+    </w:lvl>
+    <w:lvl w:ilvl="8">
+      <w:start w:val="1"/>
+      <w:numFmt w:val="bullet"/>
+      <w:lvlText w:val=""/>
+      <w:lvlJc w:val="left"/>
+      <w:pPr>
+        <w:tabs>
+          <w:tab w:val="num" w:pos="0"/>
+        </w:tabs>
+        <w:ind w:left="6480" w:hanging="360"/>
+      </w:pPr>
+      <w:rPr>
+        <w:rFonts w:ascii="Wingdings" w:hAnsi="Wingdings" w:cs="Wingdings" w:hint="default"/>
+      </w:rPr>
+    </w:lvl>
+  </w:abstractNum>
+  <w:abstractNum w:abstractNumId="14">
+    <w:lvl w:ilvl="0">
+      <w:start w:val="1"/>
+      <w:numFmt w:val="bullet"/>
+      <w:lvlText w:val=""/>
+      <w:lvlJc w:val="left"/>
+      <w:pPr>
+        <w:tabs>
+          <w:tab w:val="num" w:pos="0"/>
+        </w:tabs>
+        <w:ind w:left="720" w:hanging="360"/>
+      </w:pPr>
+      <w:rPr>
+        <w:rFonts w:ascii="Wingdings" w:hAnsi="Wingdings" w:cs="Wingdings" w:hint="default"/>
+      </w:rPr>
+    </w:lvl>
+    <w:lvl w:ilvl="1">
+      <w:start w:val="1"/>
+      <w:numFmt w:val="bullet"/>
+      <w:lvlText w:val=""/>
+      <w:lvlJc w:val="left"/>
+      <w:pPr>
+        <w:tabs>
+          <w:tab w:val="num" w:pos="0"/>
+        </w:tabs>
+        <w:ind w:left="1440" w:hanging="360"/>
+      </w:pPr>
+      <w:rPr>
+        <w:rFonts w:ascii="Wingdings 2" w:hAnsi="Wingdings 2" w:cs="Wingdings 2" w:hint="default"/>
+      </w:rPr>
+    </w:lvl>
+    <w:lvl w:ilvl="2">
+      <w:start w:val="1"/>
+      <w:numFmt w:val="bullet"/>
+      <w:lvlText w:val="■"/>
+      <w:lvlJc w:val="left"/>
+      <w:pPr>
+        <w:tabs>
+          <w:tab w:val="num" w:pos="0"/>
+        </w:tabs>
+        <w:ind w:left="2160" w:hanging="360"/>
+      </w:pPr>
+      <w:rPr>
+        <w:rFonts w:ascii="OpenSymbol" w:hAnsi="OpenSymbol" w:cs="OpenSymbol" w:hint="default"/>
+      </w:rPr>
+    </w:lvl>
+    <w:lvl w:ilvl="3">
+      <w:start w:val="1"/>
+      <w:numFmt w:val="bullet"/>
+      <w:lvlText w:val=""/>
+      <w:lvlJc w:val="left"/>
+      <w:pPr>
+        <w:tabs>
+          <w:tab w:val="num" w:pos="0"/>
+        </w:tabs>
+        <w:ind w:left="2880" w:hanging="360"/>
+      </w:pPr>
+      <w:rPr>
+        <w:rFonts w:ascii="Wingdings" w:hAnsi="Wingdings" w:cs="Wingdings" w:hint="default"/>
+      </w:rPr>
+    </w:lvl>
+    <w:lvl w:ilvl="4">
+      <w:start w:val="1"/>
+      <w:numFmt w:val="bullet"/>
+      <w:lvlText w:val=""/>
+      <w:lvlJc w:val="left"/>
+      <w:pPr>
+        <w:tabs>
+          <w:tab w:val="num" w:pos="0"/>
+        </w:tabs>
+        <w:ind w:left="3600" w:hanging="360"/>
+      </w:pPr>
+      <w:rPr>
+        <w:rFonts w:ascii="Wingdings 2" w:hAnsi="Wingdings 2" w:cs="Wingdings 2" w:hint="default"/>
+      </w:rPr>
+    </w:lvl>
+    <w:lvl w:ilvl="5">
+      <w:start w:val="1"/>
+      <w:numFmt w:val="bullet"/>
+      <w:lvlText w:val="■"/>
+      <w:lvlJc w:val="left"/>
+      <w:pPr>
+        <w:tabs>
+          <w:tab w:val="num" w:pos="0"/>
+        </w:tabs>
+        <w:ind w:left="4320" w:hanging="360"/>
+      </w:pPr>
+      <w:rPr>
+        <w:rFonts w:ascii="OpenSymbol" w:hAnsi="OpenSymbol" w:cs="OpenSymbol" w:hint="default"/>
+      </w:rPr>
+    </w:lvl>
+    <w:lvl w:ilvl="6">
+      <w:start w:val="1"/>
+      <w:numFmt w:val="bullet"/>
+      <w:lvlText w:val=""/>
+      <w:lvlJc w:val="left"/>
+      <w:pPr>
+        <w:tabs>
+          <w:tab w:val="num" w:pos="0"/>
+        </w:tabs>
+        <w:ind w:left="5040" w:hanging="360"/>
+      </w:pPr>
+      <w:rPr>
+        <w:rFonts w:ascii="Wingdings" w:hAnsi="Wingdings" w:cs="Wingdings" w:hint="default"/>
+      </w:rPr>
+    </w:lvl>
+    <w:lvl w:ilvl="7">
+      <w:start w:val="1"/>
+      <w:numFmt w:val="bullet"/>
+      <w:lvlText w:val=""/>
+      <w:lvlJc w:val="left"/>
+      <w:pPr>
+        <w:tabs>
+          <w:tab w:val="num" w:pos="0"/>
+        </w:tabs>
+        <w:ind w:left="5760" w:hanging="360"/>
+      </w:pPr>
+      <w:rPr>
+        <w:rFonts w:ascii="Wingdings" w:hAnsi="Wingdings" w:cs="Wingdings" w:hint="default"/>
+      </w:rPr>
+    </w:lvl>
+    <w:lvl w:ilvl="8">
+      <w:start w:val="1"/>
+      <w:numFmt w:val="bullet"/>
+      <w:lvlText w:val=""/>
+      <w:lvlJc w:val="left"/>
+      <w:pPr>
+        <w:tabs>
+          <w:tab w:val="num" w:pos="0"/>
+        </w:tabs>
+        <w:ind w:left="6480" w:hanging="360"/>
+      </w:pPr>
+      <w:rPr>
+        <w:rFonts w:ascii="Wingdings" w:hAnsi="Wingdings" w:cs="Wingdings" w:hint="default"/>
+      </w:rPr>
+    </w:lvl>
+  </w:abstractNum>
+  <w:abstractNum w:abstractNumId="15">
+    <w:lvl w:ilvl="0">
+      <w:start w:val="1"/>
+      <w:numFmt w:val="bullet"/>
+      <w:lvlText w:val=""/>
+      <w:lvlJc w:val="left"/>
+      <w:pPr>
+        <w:tabs>
+          <w:tab w:val="num" w:pos="0"/>
+        </w:tabs>
+        <w:ind w:left="720" w:hanging="360"/>
+      </w:pPr>
+      <w:rPr>
+        <w:rFonts w:ascii="Wingdings" w:hAnsi="Wingdings" w:cs="Wingdings" w:hint="default"/>
+      </w:rPr>
+    </w:lvl>
+    <w:lvl w:ilvl="1">
+      <w:start w:val="1"/>
+      <w:numFmt w:val="bullet"/>
+      <w:lvlText w:val=""/>
+      <w:lvlJc w:val="left"/>
+      <w:pPr>
+        <w:tabs>
+          <w:tab w:val="num" w:pos="0"/>
+        </w:tabs>
+        <w:ind w:left="1440" w:hanging="360"/>
+      </w:pPr>
+      <w:rPr>
+        <w:rFonts w:ascii="Wingdings 2" w:hAnsi="Wingdings 2" w:cs="Wingdings 2" w:hint="default"/>
+      </w:rPr>
+    </w:lvl>
+    <w:lvl w:ilvl="2">
+      <w:start w:val="1"/>
+      <w:numFmt w:val="bullet"/>
+      <w:lvlText w:val="■"/>
+      <w:lvlJc w:val="left"/>
+      <w:pPr>
+        <w:tabs>
+          <w:tab w:val="num" w:pos="0"/>
+        </w:tabs>
+        <w:ind w:left="2160" w:hanging="360"/>
+      </w:pPr>
+      <w:rPr>
+        <w:rFonts w:ascii="OpenSymbol" w:hAnsi="OpenSymbol" w:cs="OpenSymbol" w:hint="default"/>
+      </w:rPr>
+    </w:lvl>
+    <w:lvl w:ilvl="3">
+      <w:start w:val="1"/>
+      <w:numFmt w:val="bullet"/>
+      <w:lvlText w:val=""/>
+      <w:lvlJc w:val="left"/>
+      <w:pPr>
+        <w:tabs>
+          <w:tab w:val="num" w:pos="0"/>
+        </w:tabs>
+        <w:ind w:left="2880" w:hanging="360"/>
+      </w:pPr>
+      <w:rPr>
+        <w:rFonts w:ascii="Wingdings" w:hAnsi="Wingdings" w:cs="Wingdings" w:hint="default"/>
+      </w:rPr>
+    </w:lvl>
+    <w:lvl w:ilvl="4">
+      <w:start w:val="1"/>
+      <w:numFmt w:val="bullet"/>
+      <w:lvlText w:val=""/>
+      <w:lvlJc w:val="left"/>
+      <w:pPr>
+        <w:tabs>
+          <w:tab w:val="num" w:pos="0"/>
+        </w:tabs>
+        <w:ind w:left="3600" w:hanging="360"/>
+      </w:pPr>
+      <w:rPr>
+        <w:rFonts w:ascii="Wingdings 2" w:hAnsi="Wingdings 2" w:cs="Wingdings 2" w:hint="default"/>
+      </w:rPr>
+    </w:lvl>
+    <w:lvl w:ilvl="5">
+      <w:start w:val="1"/>
+      <w:numFmt w:val="bullet"/>
+      <w:lvlText w:val="■"/>
+      <w:lvlJc w:val="left"/>
+      <w:pPr>
+        <w:tabs>
+          <w:tab w:val="num" w:pos="0"/>
+        </w:tabs>
+        <w:ind w:left="4320" w:hanging="360"/>
+      </w:pPr>
+      <w:rPr>
+        <w:rFonts w:ascii="OpenSymbol" w:hAnsi="OpenSymbol" w:cs="OpenSymbol" w:hint="default"/>
+      </w:rPr>
+    </w:lvl>
+    <w:lvl w:ilvl="6">
+      <w:start w:val="1"/>
+      <w:numFmt w:val="bullet"/>
+      <w:lvlText w:val=""/>
+      <w:lvlJc w:val="left"/>
+      <w:pPr>
+        <w:tabs>
+          <w:tab w:val="num" w:pos="0"/>
+        </w:tabs>
+        <w:ind w:left="5040" w:hanging="360"/>
+      </w:pPr>
+      <w:rPr>
+        <w:rFonts w:ascii="Wingdings" w:hAnsi="Wingdings" w:cs="Wingdings" w:hint="default"/>
+      </w:rPr>
+    </w:lvl>
+    <w:lvl w:ilvl="7">
+      <w:start w:val="1"/>
+      <w:numFmt w:val="bullet"/>
+      <w:lvlText w:val=""/>
+      <w:lvlJc w:val="left"/>
+      <w:pPr>
+        <w:tabs>
+          <w:tab w:val="num" w:pos="0"/>
+        </w:tabs>
+        <w:ind w:left="5760" w:hanging="360"/>
+      </w:pPr>
+      <w:rPr>
+        <w:rFonts w:ascii="Wingdings" w:hAnsi="Wingdings" w:cs="Wingdings" w:hint="default"/>
+      </w:rPr>
+    </w:lvl>
+    <w:lvl w:ilvl="8">
+      <w:start w:val="1"/>
+      <w:numFmt w:val="bullet"/>
+      <w:lvlText w:val=""/>
+      <w:lvlJc w:val="left"/>
+      <w:pPr>
+        <w:tabs>
+          <w:tab w:val="num" w:pos="0"/>
+        </w:tabs>
+        <w:ind w:left="6480" w:hanging="360"/>
+      </w:pPr>
+      <w:rPr>
+        <w:rFonts w:ascii="Wingdings" w:hAnsi="Wingdings" w:cs="Wingdings" w:hint="default"/>
+      </w:rPr>
+    </w:lvl>
+  </w:abstractNum>
+  <w:abstractNum w:abstractNumId="16">
+    <w:lvl w:ilvl="0">
+      <w:start w:val="1"/>
+      <w:numFmt w:val="bullet"/>
+      <w:lvlText w:val=""/>
+      <w:lvlJc w:val="left"/>
+      <w:pPr>
+        <w:tabs>
+          <w:tab w:val="num" w:pos="0"/>
+        </w:tabs>
+        <w:ind w:left="720" w:hanging="360"/>
+      </w:pPr>
+      <w:rPr>
+        <w:rFonts w:ascii="Wingdings" w:hAnsi="Wingdings" w:cs="Wingdings" w:hint="default"/>
+      </w:rPr>
+    </w:lvl>
+    <w:lvl w:ilvl="1">
+      <w:start w:val="1"/>
+      <w:numFmt w:val="bullet"/>
+      <w:lvlText w:val=""/>
+      <w:lvlJc w:val="left"/>
+      <w:pPr>
+        <w:tabs>
+          <w:tab w:val="num" w:pos="0"/>
+        </w:tabs>
+        <w:ind w:left="1440" w:hanging="360"/>
+      </w:pPr>
+      <w:rPr>
+        <w:rFonts w:ascii="Wingdings 2" w:hAnsi="Wingdings 2" w:cs="Wingdings 2" w:hint="default"/>
+      </w:rPr>
+    </w:lvl>
+    <w:lvl w:ilvl="2">
+      <w:start w:val="1"/>
+      <w:numFmt w:val="bullet"/>
+      <w:lvlText w:val="■"/>
+      <w:lvlJc w:val="left"/>
+      <w:pPr>
+        <w:tabs>
+          <w:tab w:val="num" w:pos="0"/>
+        </w:tabs>
+        <w:ind w:left="2160" w:hanging="360"/>
+      </w:pPr>
+      <w:rPr>
+        <w:rFonts w:ascii="OpenSymbol" w:hAnsi="OpenSymbol" w:cs="OpenSymbol" w:hint="default"/>
+      </w:rPr>
+    </w:lvl>
+    <w:lvl w:ilvl="3">
+      <w:start w:val="1"/>
+      <w:numFmt w:val="bullet"/>
+      <w:lvlText w:val=""/>
+      <w:lvlJc w:val="left"/>
+      <w:pPr>
+        <w:tabs>
+          <w:tab w:val="num" w:pos="0"/>
+        </w:tabs>
+        <w:ind w:left="2880" w:hanging="360"/>
+      </w:pPr>
+      <w:rPr>
+        <w:rFonts w:ascii="Wingdings" w:hAnsi="Wingdings" w:cs="Wingdings" w:hint="default"/>
+      </w:rPr>
+    </w:lvl>
+    <w:lvl w:ilvl="4">
+      <w:start w:val="1"/>
+      <w:numFmt w:val="bullet"/>
+      <w:lvlText w:val=""/>
+      <w:lvlJc w:val="left"/>
+      <w:pPr>
+        <w:tabs>
+          <w:tab w:val="num" w:pos="0"/>
+        </w:tabs>
+        <w:ind w:left="3600" w:hanging="360"/>
+      </w:pPr>
+      <w:rPr>
+        <w:rFonts w:ascii="Wingdings 2" w:hAnsi="Wingdings 2" w:cs="Wingdings 2" w:hint="default"/>
+      </w:rPr>
+    </w:lvl>
+    <w:lvl w:ilvl="5">
+      <w:start w:val="1"/>
+      <w:numFmt w:val="bullet"/>
+      <w:lvlText w:val="■"/>
+      <w:lvlJc w:val="left"/>
+      <w:pPr>
+        <w:tabs>
+          <w:tab w:val="num" w:pos="0"/>
+        </w:tabs>
+        <w:ind w:left="4320" w:hanging="360"/>
+      </w:pPr>
+      <w:rPr>
+        <w:rFonts w:ascii="OpenSymbol" w:hAnsi="OpenSymbol" w:cs="OpenSymbol" w:hint="default"/>
+      </w:rPr>
+    </w:lvl>
+    <w:lvl w:ilvl="6">
+      <w:start w:val="1"/>
+      <w:numFmt w:val="bullet"/>
+      <w:lvlText w:val=""/>
+      <w:lvlJc w:val="left"/>
+      <w:pPr>
+        <w:tabs>
+          <w:tab w:val="num" w:pos="0"/>
+        </w:tabs>
+        <w:ind w:left="5040" w:hanging="360"/>
+      </w:pPr>
+      <w:rPr>
+        <w:rFonts w:ascii="Wingdings" w:hAnsi="Wingdings" w:cs="Wingdings" w:hint="default"/>
+      </w:rPr>
+    </w:lvl>
+    <w:lvl w:ilvl="7">
+      <w:start w:val="1"/>
+      <w:numFmt w:val="bullet"/>
+      <w:lvlText w:val=""/>
+      <w:lvlJc w:val="left"/>
+      <w:pPr>
+        <w:tabs>
+          <w:tab w:val="num" w:pos="0"/>
+        </w:tabs>
+        <w:ind w:left="5760" w:hanging="360"/>
+      </w:pPr>
+      <w:rPr>
+        <w:rFonts w:ascii="Wingdings" w:hAnsi="Wingdings" w:cs="Wingdings" w:hint="default"/>
+      </w:rPr>
+    </w:lvl>
+    <w:lvl w:ilvl="8">
+      <w:start w:val="1"/>
+      <w:numFmt w:val="bullet"/>
+      <w:lvlText w:val=""/>
+      <w:lvlJc w:val="left"/>
+      <w:pPr>
+        <w:tabs>
+          <w:tab w:val="num" w:pos="0"/>
+        </w:tabs>
+        <w:ind w:left="6480" w:hanging="360"/>
+      </w:pPr>
+      <w:rPr>
+        <w:rFonts w:ascii="Wingdings" w:hAnsi="Wingdings" w:cs="Wingdings" w:hint="default"/>
+      </w:rPr>
+    </w:lvl>
+  </w:abstractNum>
+  <w:abstractNum w:abstractNumId="17">
+    <w:lvl w:ilvl="0">
+      <w:start w:val="1"/>
+      <w:numFmt w:val="bullet"/>
+      <w:lvlText w:val=""/>
+      <w:lvlJc w:val="left"/>
+      <w:pPr>
+        <w:tabs>
+          <w:tab w:val="num" w:pos="0"/>
+        </w:tabs>
+        <w:ind w:left="720" w:hanging="360"/>
+      </w:pPr>
+      <w:rPr>
+        <w:rFonts w:ascii="Wingdings" w:hAnsi="Wingdings" w:cs="Wingdings" w:hint="default"/>
+      </w:rPr>
+    </w:lvl>
+    <w:lvl w:ilvl="1">
+      <w:start w:val="1"/>
+      <w:numFmt w:val="bullet"/>
+      <w:lvlText w:val=""/>
+      <w:lvlJc w:val="left"/>
+      <w:pPr>
+        <w:tabs>
+          <w:tab w:val="num" w:pos="0"/>
+        </w:tabs>
+        <w:ind w:left="1440" w:hanging="360"/>
+      </w:pPr>
+      <w:rPr>
+        <w:rFonts w:ascii="Wingdings 2" w:hAnsi="Wingdings 2" w:cs="Wingdings 2" w:hint="default"/>
+      </w:rPr>
+    </w:lvl>
+    <w:lvl w:ilvl="2">
+      <w:start w:val="1"/>
+      <w:numFmt w:val="bullet"/>
+      <w:lvlText w:val="■"/>
+      <w:lvlJc w:val="left"/>
+      <w:pPr>
+        <w:tabs>
+          <w:tab w:val="num" w:pos="0"/>
+        </w:tabs>
+        <w:ind w:left="2160" w:hanging="360"/>
+      </w:pPr>
+      <w:rPr>
+        <w:rFonts w:ascii="OpenSymbol" w:hAnsi="OpenSymbol" w:cs="OpenSymbol" w:hint="default"/>
+      </w:rPr>
+    </w:lvl>
+    <w:lvl w:ilvl="3">
+      <w:start w:val="1"/>
+      <w:numFmt w:val="bullet"/>
+      <w:lvlText w:val=""/>
+      <w:lvlJc w:val="left"/>
+      <w:pPr>
+        <w:tabs>
+          <w:tab w:val="num" w:pos="0"/>
+        </w:tabs>
+        <w:ind w:left="2880" w:hanging="360"/>
+      </w:pPr>
+      <w:rPr>
+        <w:rFonts w:ascii="Wingdings" w:hAnsi="Wingdings" w:cs="Wingdings" w:hint="default"/>
+      </w:rPr>
+    </w:lvl>
+    <w:lvl w:ilvl="4">
+      <w:start w:val="1"/>
+      <w:numFmt w:val="bullet"/>
+      <w:lvlText w:val=""/>
+      <w:lvlJc w:val="left"/>
+      <w:pPr>
+        <w:tabs>
+          <w:tab w:val="num" w:pos="0"/>
+        </w:tabs>
+        <w:ind w:left="3600" w:hanging="360"/>
+      </w:pPr>
+      <w:rPr>
+        <w:rFonts w:ascii="Wingdings 2" w:hAnsi="Wingdings 2" w:cs="Wingdings 2" w:hint="default"/>
+      </w:rPr>
+    </w:lvl>
+    <w:lvl w:ilvl="5">
+      <w:start w:val="1"/>
+      <w:numFmt w:val="bullet"/>
+      <w:lvlText w:val="■"/>
+      <w:lvlJc w:val="left"/>
+      <w:pPr>
+        <w:tabs>
+          <w:tab w:val="num" w:pos="0"/>
+        </w:tabs>
+        <w:ind w:left="4320" w:hanging="360"/>
+      </w:pPr>
+      <w:rPr>
+        <w:rFonts w:ascii="OpenSymbol" w:hAnsi="OpenSymbol" w:cs="OpenSymbol" w:hint="default"/>
+      </w:rPr>
+    </w:lvl>
+    <w:lvl w:ilvl="6">
+      <w:start w:val="1"/>
+      <w:numFmt w:val="bullet"/>
+      <w:lvlText w:val=""/>
+      <w:lvlJc w:val="left"/>
+      <w:pPr>
+        <w:tabs>
+          <w:tab w:val="num" w:pos="0"/>
+        </w:tabs>
+        <w:ind w:left="5040" w:hanging="360"/>
+      </w:pPr>
+      <w:rPr>
+        <w:rFonts w:ascii="Wingdings" w:hAnsi="Wingdings" w:cs="Wingdings" w:hint="default"/>
+      </w:rPr>
+    </w:lvl>
+    <w:lvl w:ilvl="7">
+      <w:start w:val="1"/>
+      <w:numFmt w:val="bullet"/>
+      <w:lvlText w:val=""/>
+      <w:lvlJc w:val="left"/>
+      <w:pPr>
+        <w:tabs>
+          <w:tab w:val="num" w:pos="0"/>
+        </w:tabs>
+        <w:ind w:left="5760" w:hanging="360"/>
+      </w:pPr>
+      <w:rPr>
+        <w:rFonts w:ascii="Wingdings" w:hAnsi="Wingdings" w:cs="Wingdings" w:hint="default"/>
+      </w:rPr>
+    </w:lvl>
+    <w:lvl w:ilvl="8">
+      <w:start w:val="1"/>
+      <w:numFmt w:val="bullet"/>
+      <w:lvlText w:val=""/>
+      <w:lvlJc w:val="left"/>
+      <w:pPr>
+        <w:tabs>
+          <w:tab w:val="num" w:pos="0"/>
+        </w:tabs>
+        <w:ind w:left="6480" w:hanging="360"/>
+      </w:pPr>
+      <w:rPr>
+        <w:rFonts w:ascii="Wingdings" w:hAnsi="Wingdings" w:cs="Wingdings" w:hint="default"/>
+      </w:rPr>
+    </w:lvl>
+  </w:abstractNum>
+  <w:abstractNum w:abstractNumId="18">
+    <w:lvl w:ilvl="0">
+      <w:start w:val="1"/>
+      <w:numFmt w:val="bullet"/>
+      <w:lvlText w:val=""/>
+      <w:lvlJc w:val="left"/>
+      <w:pPr>
+        <w:tabs>
+          <w:tab w:val="num" w:pos="0"/>
+        </w:tabs>
+        <w:ind w:left="720" w:hanging="360"/>
+      </w:pPr>
+      <w:rPr>
+        <w:rFonts w:ascii="Wingdings" w:hAnsi="Wingdings" w:cs="Wingdings" w:hint="default"/>
+      </w:rPr>
+    </w:lvl>
+    <w:lvl w:ilvl="1">
+      <w:start w:val="1"/>
+      <w:numFmt w:val="bullet"/>
+      <w:lvlText w:val=""/>
+      <w:lvlJc w:val="left"/>
+      <w:pPr>
+        <w:tabs>
+          <w:tab w:val="num" w:pos="0"/>
+        </w:tabs>
+        <w:ind w:left="1440" w:hanging="360"/>
+      </w:pPr>
+      <w:rPr>
+        <w:rFonts w:ascii="Wingdings 2" w:hAnsi="Wingdings 2" w:cs="Wingdings 2" w:hint="default"/>
+      </w:rPr>
+    </w:lvl>
+    <w:lvl w:ilvl="2">
+      <w:start w:val="1"/>
+      <w:numFmt w:val="bullet"/>
+      <w:lvlText w:val="■"/>
+      <w:lvlJc w:val="left"/>
+      <w:pPr>
+        <w:tabs>
+          <w:tab w:val="num" w:pos="0"/>
+        </w:tabs>
+        <w:ind w:left="2160" w:hanging="360"/>
+      </w:pPr>
+      <w:rPr>
+        <w:rFonts w:ascii="OpenSymbol" w:hAnsi="OpenSymbol" w:cs="OpenSymbol" w:hint="default"/>
+      </w:rPr>
+    </w:lvl>
+    <w:lvl w:ilvl="3">
+      <w:start w:val="1"/>
+      <w:numFmt w:val="bullet"/>
+      <w:lvlText w:val=""/>
+      <w:lvlJc w:val="left"/>
+      <w:pPr>
+        <w:tabs>
+          <w:tab w:val="num" w:pos="0"/>
+        </w:tabs>
+        <w:ind w:left="2880" w:hanging="360"/>
+      </w:pPr>
+      <w:rPr>
+        <w:rFonts w:ascii="Wingdings" w:hAnsi="Wingdings" w:cs="Wingdings" w:hint="default"/>
+      </w:rPr>
+    </w:lvl>
+    <w:lvl w:ilvl="4">
+      <w:start w:val="1"/>
+      <w:numFmt w:val="bullet"/>
+      <w:lvlText w:val=""/>
+      <w:lvlJc w:val="left"/>
+      <w:pPr>
+        <w:tabs>
+          <w:tab w:val="num" w:pos="0"/>
+        </w:tabs>
+        <w:ind w:left="3600" w:hanging="360"/>
+      </w:pPr>
+      <w:rPr>
+        <w:rFonts w:ascii="Wingdings 2" w:hAnsi="Wingdings 2" w:cs="Wingdings 2" w:hint="default"/>
+      </w:rPr>
+    </w:lvl>
+    <w:lvl w:ilvl="5">
+      <w:start w:val="1"/>
+      <w:numFmt w:val="bullet"/>
+      <w:lvlText w:val="■"/>
+      <w:lvlJc w:val="left"/>
+      <w:pPr>
+        <w:tabs>
+          <w:tab w:val="num" w:pos="0"/>
+        </w:tabs>
+        <w:ind w:left="4320" w:hanging="360"/>
+      </w:pPr>
+      <w:rPr>
+        <w:rFonts w:ascii="OpenSymbol" w:hAnsi="OpenSymbol" w:cs="OpenSymbol" w:hint="default"/>
+      </w:rPr>
+    </w:lvl>
+    <w:lvl w:ilvl="6">
+      <w:start w:val="1"/>
+      <w:numFmt w:val="bullet"/>
+      <w:lvlText w:val=""/>
+      <w:lvlJc w:val="left"/>
+      <w:pPr>
+        <w:tabs>
+          <w:tab w:val="num" w:pos="0"/>
+        </w:tabs>
+        <w:ind w:left="5040" w:hanging="360"/>
+      </w:pPr>
+      <w:rPr>
+        <w:rFonts w:ascii="Wingdings" w:hAnsi="Wingdings" w:cs="Wingdings" w:hint="default"/>
+      </w:rPr>
+    </w:lvl>
+    <w:lvl w:ilvl="7">
+      <w:start w:val="1"/>
+      <w:numFmt w:val="bullet"/>
+      <w:lvlText w:val=""/>
+      <w:lvlJc w:val="left"/>
+      <w:pPr>
+        <w:tabs>
+          <w:tab w:val="num" w:pos="0"/>
+        </w:tabs>
+        <w:ind w:left="5760" w:hanging="360"/>
+      </w:pPr>
+      <w:rPr>
+        <w:rFonts w:ascii="Wingdings" w:hAnsi="Wingdings" w:cs="Wingdings" w:hint="default"/>
+      </w:rPr>
+    </w:lvl>
+    <w:lvl w:ilvl="8">
+      <w:start w:val="1"/>
+      <w:numFmt w:val="bullet"/>
+      <w:lvlText w:val=""/>
+      <w:lvlJc w:val="left"/>
+      <w:pPr>
+        <w:tabs>
+          <w:tab w:val="num" w:pos="0"/>
+        </w:tabs>
+        <w:ind w:left="6480" w:hanging="360"/>
+      </w:pPr>
+      <w:rPr>
+        <w:rFonts w:ascii="Wingdings" w:hAnsi="Wingdings" w:cs="Wingdings" w:hint="default"/>
+      </w:rPr>
+    </w:lvl>
+  </w:abstractNum>
+  <w:abstractNum w:abstractNumId="19">
+    <w:lvl w:ilvl="0">
+      <w:start w:val="1"/>
+      <w:numFmt w:val="bullet"/>
+      <w:lvlText w:val=""/>
+      <w:lvlJc w:val="left"/>
+      <w:pPr>
+        <w:tabs>
+          <w:tab w:val="num" w:pos="0"/>
+        </w:tabs>
+        <w:ind w:left="720" w:hanging="360"/>
+      </w:pPr>
+      <w:rPr>
+        <w:rFonts w:ascii="Wingdings" w:hAnsi="Wingdings" w:cs="Wingdings" w:hint="default"/>
+      </w:rPr>
+    </w:lvl>
+    <w:lvl w:ilvl="1">
+      <w:start w:val="1"/>
+      <w:numFmt w:val="bullet"/>
+      <w:lvlText w:val=""/>
+      <w:lvlJc w:val="left"/>
+      <w:pPr>
+        <w:tabs>
+          <w:tab w:val="num" w:pos="0"/>
+        </w:tabs>
+        <w:ind w:left="1440" w:hanging="360"/>
+      </w:pPr>
+      <w:rPr>
+        <w:rFonts w:ascii="Wingdings 2" w:hAnsi="Wingdings 2" w:cs="Wingdings 2" w:hint="default"/>
+      </w:rPr>
+    </w:lvl>
+    <w:lvl w:ilvl="2">
+      <w:start w:val="1"/>
+      <w:numFmt w:val="bullet"/>
+      <w:lvlText w:val="■"/>
+      <w:lvlJc w:val="left"/>
+      <w:pPr>
+        <w:tabs>
+          <w:tab w:val="num" w:pos="0"/>
+        </w:tabs>
+        <w:ind w:left="2160" w:hanging="360"/>
+      </w:pPr>
+      <w:rPr>
+        <w:rFonts w:ascii="OpenSymbol" w:hAnsi="OpenSymbol" w:cs="OpenSymbol" w:hint="default"/>
+      </w:rPr>
+    </w:lvl>
+    <w:lvl w:ilvl="3">
+      <w:start w:val="1"/>
+      <w:numFmt w:val="bullet"/>
+      <w:lvlText w:val=""/>
+      <w:lvlJc w:val="left"/>
+      <w:pPr>
+        <w:tabs>
+          <w:tab w:val="num" w:pos="0"/>
+        </w:tabs>
+        <w:ind w:left="2880" w:hanging="360"/>
+      </w:pPr>
+      <w:rPr>
+        <w:rFonts w:ascii="Wingdings" w:hAnsi="Wingdings" w:cs="Wingdings" w:hint="default"/>
+      </w:rPr>
+    </w:lvl>
+    <w:lvl w:ilvl="4">
+      <w:start w:val="1"/>
+      <w:numFmt w:val="bullet"/>
+      <w:lvlText w:val=""/>
+      <w:lvlJc w:val="left"/>
+      <w:pPr>
+        <w:tabs>
+          <w:tab w:val="num" w:pos="0"/>
+        </w:tabs>
+        <w:ind w:left="3600" w:hanging="360"/>
+      </w:pPr>
+      <w:rPr>
+        <w:rFonts w:ascii="Wingdings 2" w:hAnsi="Wingdings 2" w:cs="Wingdings 2" w:hint="default"/>
+      </w:rPr>
+    </w:lvl>
+    <w:lvl w:ilvl="5">
+      <w:start w:val="1"/>
+      <w:numFmt w:val="bullet"/>
+      <w:lvlText w:val="■"/>
+      <w:lvlJc w:val="left"/>
+      <w:pPr>
+        <w:tabs>
+          <w:tab w:val="num" w:pos="0"/>
+        </w:tabs>
+        <w:ind w:left="4320" w:hanging="360"/>
+      </w:pPr>
+      <w:rPr>
+        <w:rFonts w:ascii="OpenSymbol" w:hAnsi="OpenSymbol" w:cs="OpenSymbol" w:hint="default"/>
+      </w:rPr>
+    </w:lvl>
+    <w:lvl w:ilvl="6">
+      <w:start w:val="1"/>
+      <w:numFmt w:val="bullet"/>
+      <w:lvlText w:val=""/>
+      <w:lvlJc w:val="left"/>
+      <w:pPr>
+        <w:tabs>
+          <w:tab w:val="num" w:pos="0"/>
+        </w:tabs>
+        <w:ind w:left="5040" w:hanging="360"/>
+      </w:pPr>
+      <w:rPr>
+        <w:rFonts w:ascii="Wingdings" w:hAnsi="Wingdings" w:cs="Wingdings" w:hint="default"/>
+      </w:rPr>
+    </w:lvl>
+    <w:lvl w:ilvl="7">
+      <w:start w:val="1"/>
+      <w:numFmt w:val="bullet"/>
+      <w:lvlText w:val=""/>
+      <w:lvlJc w:val="left"/>
+      <w:pPr>
+        <w:tabs>
+          <w:tab w:val="num" w:pos="0"/>
+        </w:tabs>
+        <w:ind w:left="5760" w:hanging="360"/>
+      </w:pPr>
+      <w:rPr>
+        <w:rFonts w:ascii="Wingdings" w:hAnsi="Wingdings" w:cs="Wingdings" w:hint="default"/>
+      </w:rPr>
+    </w:lvl>
+    <w:lvl w:ilvl="8">
+      <w:start w:val="1"/>
+      <w:numFmt w:val="bullet"/>
+      <w:lvlText w:val=""/>
+      <w:lvlJc w:val="left"/>
+      <w:pPr>
+        <w:tabs>
+          <w:tab w:val="num" w:pos="0"/>
+        </w:tabs>
+        <w:ind w:left="6480" w:hanging="360"/>
+      </w:pPr>
+      <w:rPr>
+        <w:rFonts w:ascii="Wingdings" w:hAnsi="Wingdings" w:cs="Wingdings" w:hint="default"/>
+      </w:rPr>
+    </w:lvl>
+  </w:abstractNum>
+  <w:abstractNum w:abstractNumId="20">
+    <w:lvl w:ilvl="0">
+      <w:start w:val="1"/>
+      <w:numFmt w:val="bullet"/>
+      <w:lvlText w:val=""/>
+      <w:lvlJc w:val="left"/>
+      <w:pPr>
+        <w:tabs>
+          <w:tab w:val="num" w:pos="0"/>
+        </w:tabs>
+        <w:ind w:left="720" w:hanging="360"/>
+      </w:pPr>
+      <w:rPr>
+        <w:rFonts w:ascii="Wingdings" w:hAnsi="Wingdings" w:cs="Wingdings" w:hint="default"/>
+      </w:rPr>
+    </w:lvl>
+    <w:lvl w:ilvl="1">
+      <w:start w:val="1"/>
+      <w:numFmt w:val="bullet"/>
+      <w:lvlText w:val=""/>
+      <w:lvlJc w:val="left"/>
+      <w:pPr>
+        <w:tabs>
+          <w:tab w:val="num" w:pos="0"/>
+        </w:tabs>
+        <w:ind w:left="1440" w:hanging="360"/>
+      </w:pPr>
+      <w:rPr>
+        <w:rFonts w:ascii="Wingdings 2" w:hAnsi="Wingdings 2" w:cs="Wingdings 2" w:hint="default"/>
+      </w:rPr>
+    </w:lvl>
+    <w:lvl w:ilvl="2">
+      <w:start w:val="1"/>
+      <w:numFmt w:val="bullet"/>
+      <w:lvlText w:val="■"/>
+      <w:lvlJc w:val="left"/>
+      <w:pPr>
+        <w:tabs>
+          <w:tab w:val="num" w:pos="0"/>
+        </w:tabs>
+        <w:ind w:left="2160" w:hanging="360"/>
+      </w:pPr>
+      <w:rPr>
+        <w:rFonts w:ascii="OpenSymbol" w:hAnsi="OpenSymbol" w:cs="OpenSymbol" w:hint="default"/>
+      </w:rPr>
+    </w:lvl>
+    <w:lvl w:ilvl="3">
+      <w:start w:val="1"/>
+      <w:numFmt w:val="bullet"/>
+      <w:lvlText w:val=""/>
+      <w:lvlJc w:val="left"/>
+      <w:pPr>
+        <w:tabs>
+          <w:tab w:val="num" w:pos="0"/>
+        </w:tabs>
+        <w:ind w:left="2880" w:hanging="360"/>
+      </w:pPr>
+      <w:rPr>
+        <w:rFonts w:ascii="Wingdings" w:hAnsi="Wingdings" w:cs="Wingdings" w:hint="default"/>
+      </w:rPr>
+    </w:lvl>
+    <w:lvl w:ilvl="4">
+      <w:start w:val="1"/>
+      <w:numFmt w:val="bullet"/>
+      <w:lvlText w:val=""/>
+      <w:lvlJc w:val="left"/>
+      <w:pPr>
+        <w:tabs>
+          <w:tab w:val="num" w:pos="0"/>
+        </w:tabs>
+        <w:ind w:left="3600" w:hanging="360"/>
+      </w:pPr>
+      <w:rPr>
+        <w:rFonts w:ascii="Wingdings 2" w:hAnsi="Wingdings 2" w:cs="Wingdings 2" w:hint="default"/>
+      </w:rPr>
+    </w:lvl>
+    <w:lvl w:ilvl="5">
+      <w:start w:val="1"/>
+      <w:numFmt w:val="bullet"/>
+      <w:lvlText w:val="■"/>
+      <w:lvlJc w:val="left"/>
+      <w:pPr>
+        <w:tabs>
+          <w:tab w:val="num" w:pos="0"/>
+        </w:tabs>
+        <w:ind w:left="4320" w:hanging="360"/>
+      </w:pPr>
+      <w:rPr>
+        <w:rFonts w:ascii="OpenSymbol" w:hAnsi="OpenSymbol" w:cs="OpenSymbol" w:hint="default"/>
+      </w:rPr>
+    </w:lvl>
+    <w:lvl w:ilvl="6">
+      <w:start w:val="1"/>
+      <w:numFmt w:val="bullet"/>
+      <w:lvlText w:val=""/>
+      <w:lvlJc w:val="left"/>
+      <w:pPr>
+        <w:tabs>
+          <w:tab w:val="num" w:pos="0"/>
+        </w:tabs>
+        <w:ind w:left="5040" w:hanging="360"/>
+      </w:pPr>
+      <w:rPr>
+        <w:rFonts w:ascii="Wingdings" w:hAnsi="Wingdings" w:cs="Wingdings" w:hint="default"/>
+      </w:rPr>
+    </w:lvl>
+    <w:lvl w:ilvl="7">
+      <w:start w:val="1"/>
+      <w:numFmt w:val="bullet"/>
+      <w:lvlText w:val=""/>
+      <w:lvlJc w:val="left"/>
+      <w:pPr>
+        <w:tabs>
+          <w:tab w:val="num" w:pos="0"/>
+        </w:tabs>
+        <w:ind w:left="5760" w:hanging="360"/>
+      </w:pPr>
+      <w:rPr>
+        <w:rFonts w:ascii="Wingdings" w:hAnsi="Wingdings" w:cs="Wingdings" w:hint="default"/>
+      </w:rPr>
+    </w:lvl>
+    <w:lvl w:ilvl="8">
+      <w:start w:val="1"/>
+      <w:numFmt w:val="bullet"/>
+      <w:lvlText w:val=""/>
+      <w:lvlJc w:val="left"/>
+      <w:pPr>
+        <w:tabs>
+          <w:tab w:val="num" w:pos="0"/>
+        </w:tabs>
+        <w:ind w:left="6480" w:hanging="360"/>
+      </w:pPr>
+      <w:rPr>
+        <w:rFonts w:ascii="Wingdings" w:hAnsi="Wingdings" w:cs="Wingdings" w:hint="default"/>
+      </w:rPr>
+    </w:lvl>
+  </w:abstractNum>
+  <w:abstractNum w:abstractNumId="21">
+    <w:lvl w:ilvl="0">
+      <w:start w:val="1"/>
+      <w:numFmt w:val="bullet"/>
+      <w:lvlText w:val=""/>
+      <w:lvlJc w:val="left"/>
+      <w:pPr>
+        <w:tabs>
+          <w:tab w:val="num" w:pos="0"/>
+        </w:tabs>
+        <w:ind w:left="720" w:hanging="360"/>
+      </w:pPr>
+      <w:rPr>
+        <w:rFonts w:ascii="Wingdings" w:hAnsi="Wingdings" w:cs="Wingdings" w:hint="default"/>
+      </w:rPr>
+    </w:lvl>
+    <w:lvl w:ilvl="1">
+      <w:start w:val="1"/>
+      <w:numFmt w:val="bullet"/>
+      <w:lvlText w:val=""/>
+      <w:lvlJc w:val="left"/>
+      <w:pPr>
+        <w:tabs>
+          <w:tab w:val="num" w:pos="0"/>
+        </w:tabs>
+        <w:ind w:left="1440" w:hanging="360"/>
+      </w:pPr>
+      <w:rPr>
+        <w:rFonts w:ascii="Wingdings 2" w:hAnsi="Wingdings 2" w:cs="Wingdings 2" w:hint="default"/>
+      </w:rPr>
+    </w:lvl>
+    <w:lvl w:ilvl="2">
+      <w:start w:val="1"/>
+      <w:numFmt w:val="bullet"/>
+      <w:lvlText w:val="■"/>
+      <w:lvlJc w:val="left"/>
+      <w:pPr>
+        <w:tabs>
+          <w:tab w:val="num" w:pos="0"/>
+        </w:tabs>
+        <w:ind w:left="2160" w:hanging="360"/>
+      </w:pPr>
+      <w:rPr>
+        <w:rFonts w:ascii="OpenSymbol" w:hAnsi="OpenSymbol" w:cs="OpenSymbol" w:hint="default"/>
+      </w:rPr>
+    </w:lvl>
+    <w:lvl w:ilvl="3">
+      <w:start w:val="1"/>
+      <w:numFmt w:val="bullet"/>
+      <w:lvlText w:val=""/>
+      <w:lvlJc w:val="left"/>
+      <w:pPr>
+        <w:tabs>
+          <w:tab w:val="num" w:pos="0"/>
+        </w:tabs>
+        <w:ind w:left="2880" w:hanging="360"/>
+      </w:pPr>
+      <w:rPr>
+        <w:rFonts w:ascii="Wingdings" w:hAnsi="Wingdings" w:cs="Wingdings" w:hint="default"/>
+      </w:rPr>
+    </w:lvl>
+    <w:lvl w:ilvl="4">
+      <w:start w:val="1"/>
+      <w:numFmt w:val="bullet"/>
+      <w:lvlText w:val=""/>
+      <w:lvlJc w:val="left"/>
+      <w:pPr>
+        <w:tabs>
+          <w:tab w:val="num" w:pos="0"/>
+        </w:tabs>
+        <w:ind w:left="3600" w:hanging="360"/>
+      </w:pPr>
+      <w:rPr>
+        <w:rFonts w:ascii="Wingdings 2" w:hAnsi="Wingdings 2" w:cs="Wingdings 2" w:hint="default"/>
+      </w:rPr>
+    </w:lvl>
+    <w:lvl w:ilvl="5">
+      <w:start w:val="1"/>
+      <w:numFmt w:val="bullet"/>
+      <w:lvlText w:val="■"/>
+      <w:lvlJc w:val="left"/>
+      <w:pPr>
+        <w:tabs>
+          <w:tab w:val="num" w:pos="0"/>
+        </w:tabs>
+        <w:ind w:left="4320" w:hanging="360"/>
+      </w:pPr>
+      <w:rPr>
+        <w:rFonts w:ascii="OpenSymbol" w:hAnsi="OpenSymbol" w:cs="OpenSymbol" w:hint="default"/>
+      </w:rPr>
+    </w:lvl>
+    <w:lvl w:ilvl="6">
+      <w:start w:val="1"/>
+      <w:numFmt w:val="bullet"/>
+      <w:lvlText w:val=""/>
+      <w:lvlJc w:val="left"/>
+      <w:pPr>
+        <w:tabs>
+          <w:tab w:val="num" w:pos="0"/>
+        </w:tabs>
+        <w:ind w:left="5040" w:hanging="360"/>
+      </w:pPr>
+      <w:rPr>
+        <w:rFonts w:ascii="Wingdings" w:hAnsi="Wingdings" w:cs="Wingdings" w:hint="default"/>
+      </w:rPr>
+    </w:lvl>
+    <w:lvl w:ilvl="7">
+      <w:start w:val="1"/>
+      <w:numFmt w:val="bullet"/>
+      <w:lvlText w:val=""/>
+      <w:lvlJc w:val="left"/>
+      <w:pPr>
+        <w:tabs>
+          <w:tab w:val="num" w:pos="0"/>
+        </w:tabs>
+        <w:ind w:left="5760" w:hanging="360"/>
+      </w:pPr>
+      <w:rPr>
+        <w:rFonts w:ascii="Wingdings" w:hAnsi="Wingdings" w:cs="Wingdings" w:hint="default"/>
+      </w:rPr>
+    </w:lvl>
+    <w:lvl w:ilvl="8">
+      <w:start w:val="1"/>
+      <w:numFmt w:val="bullet"/>
+      <w:lvlText w:val=""/>
+      <w:lvlJc w:val="left"/>
+      <w:pPr>
+        <w:tabs>
+          <w:tab w:val="num" w:pos="0"/>
+        </w:tabs>
+        <w:ind w:left="6480" w:hanging="360"/>
+      </w:pPr>
+      <w:rPr>
+        <w:rFonts w:ascii="Wingdings" w:hAnsi="Wingdings" w:cs="Wingdings" w:hint="default"/>
+      </w:rPr>
+    </w:lvl>
+  </w:abstractNum>
+  <w:abstractNum w:abstractNumId="22">
+    <w:lvl w:ilvl="0">
+      <w:start w:val="1"/>
+      <w:numFmt w:val="bullet"/>
+      <w:lvlText w:val=""/>
+      <w:lvlJc w:val="left"/>
+      <w:pPr>
+        <w:tabs>
+          <w:tab w:val="num" w:pos="0"/>
+        </w:tabs>
+        <w:ind w:left="720" w:hanging="360"/>
+      </w:pPr>
+      <w:rPr>
+        <w:rFonts w:ascii="Wingdings" w:hAnsi="Wingdings" w:cs="Wingdings" w:hint="default"/>
+      </w:rPr>
+    </w:lvl>
+    <w:lvl w:ilvl="1">
+      <w:start w:val="1"/>
+      <w:numFmt w:val="bullet"/>
+      <w:lvlText w:val=""/>
+      <w:lvlJc w:val="left"/>
+      <w:pPr>
+        <w:tabs>
+          <w:tab w:val="num" w:pos="0"/>
+        </w:tabs>
+        <w:ind w:left="1440" w:hanging="360"/>
+      </w:pPr>
+      <w:rPr>
+        <w:rFonts w:ascii="Wingdings 2" w:hAnsi="Wingdings 2" w:cs="Wingdings 2" w:hint="default"/>
+      </w:rPr>
+    </w:lvl>
+    <w:lvl w:ilvl="2">
+      <w:start w:val="1"/>
+      <w:numFmt w:val="bullet"/>
+      <w:lvlText w:val="■"/>
+      <w:lvlJc w:val="left"/>
+      <w:pPr>
+        <w:tabs>
+          <w:tab w:val="num" w:pos="0"/>
+        </w:tabs>
+        <w:ind w:left="2160" w:hanging="360"/>
+      </w:pPr>
+      <w:rPr>
+        <w:rFonts w:ascii="OpenSymbol" w:hAnsi="OpenSymbol" w:cs="OpenSymbol" w:hint="default"/>
+      </w:rPr>
+    </w:lvl>
+    <w:lvl w:ilvl="3">
+      <w:start w:val="1"/>
+      <w:numFmt w:val="bullet"/>
+      <w:lvlText w:val=""/>
+      <w:lvlJc w:val="left"/>
+      <w:pPr>
+        <w:tabs>
+          <w:tab w:val="num" w:pos="0"/>
+        </w:tabs>
+        <w:ind w:left="2880" w:hanging="360"/>
+      </w:pPr>
+      <w:rPr>
+        <w:rFonts w:ascii="Wingdings" w:hAnsi="Wingdings" w:cs="Wingdings" w:hint="default"/>
+      </w:rPr>
+    </w:lvl>
+    <w:lvl w:ilvl="4">
+      <w:start w:val="1"/>
+      <w:numFmt w:val="bullet"/>
+      <w:lvlText w:val=""/>
+      <w:lvlJc w:val="left"/>
+      <w:pPr>
+        <w:tabs>
+          <w:tab w:val="num" w:pos="0"/>
+        </w:tabs>
+        <w:ind w:left="3600" w:hanging="360"/>
+      </w:pPr>
+      <w:rPr>
+        <w:rFonts w:ascii="Wingdings 2" w:hAnsi="Wingdings 2" w:cs="Wingdings 2" w:hint="default"/>
+      </w:rPr>
+    </w:lvl>
+    <w:lvl w:ilvl="5">
+      <w:start w:val="1"/>
+      <w:numFmt w:val="bullet"/>
+      <w:lvlText w:val="■"/>
+      <w:lvlJc w:val="left"/>
+      <w:pPr>
+        <w:tabs>
+          <w:tab w:val="num" w:pos="0"/>
+        </w:tabs>
+        <w:ind w:left="4320" w:hanging="360"/>
+      </w:pPr>
+      <w:rPr>
+        <w:rFonts w:ascii="OpenSymbol" w:hAnsi="OpenSymbol" w:cs="OpenSymbol" w:hint="default"/>
+      </w:rPr>
+    </w:lvl>
+    <w:lvl w:ilvl="6">
+      <w:start w:val="1"/>
+      <w:numFmt w:val="bullet"/>
+      <w:lvlText w:val=""/>
+      <w:lvlJc w:val="left"/>
+      <w:pPr>
+        <w:tabs>
+          <w:tab w:val="num" w:pos="0"/>
+        </w:tabs>
+        <w:ind w:left="5040" w:hanging="360"/>
+      </w:pPr>
+      <w:rPr>
+        <w:rFonts w:ascii="Wingdings" w:hAnsi="Wingdings" w:cs="Wingdings" w:hint="default"/>
+      </w:rPr>
+    </w:lvl>
+    <w:lvl w:ilvl="7">
+      <w:start w:val="1"/>
+      <w:numFmt w:val="bullet"/>
+      <w:lvlText w:val=""/>
+      <w:lvlJc w:val="left"/>
+      <w:pPr>
+        <w:tabs>
+          <w:tab w:val="num" w:pos="0"/>
+        </w:tabs>
+        <w:ind w:left="5760" w:hanging="360"/>
+      </w:pPr>
+      <w:rPr>
+        <w:rFonts w:ascii="Wingdings" w:hAnsi="Wingdings" w:cs="Wingdings" w:hint="default"/>
+      </w:rPr>
+    </w:lvl>
+    <w:lvl w:ilvl="8">
+      <w:start w:val="1"/>
+      <w:numFmt w:val="bullet"/>
+      <w:lvlText w:val=""/>
+      <w:lvlJc w:val="left"/>
+      <w:pPr>
+        <w:tabs>
+          <w:tab w:val="num" w:pos="0"/>
+        </w:tabs>
+        <w:ind w:left="6480" w:hanging="360"/>
+      </w:pPr>
+      <w:rPr>
+        <w:rFonts w:ascii="Wingdings" w:hAnsi="Wingdings" w:cs="Wingdings" w:hint="default"/>
+      </w:rPr>
+    </w:lvl>
+  </w:abstractNum>
+  <w:abstractNum w:abstractNumId="23">
+    <w:lvl w:ilvl="0">
+      <w:start w:val="1"/>
+      <w:numFmt w:val="bullet"/>
+      <w:lvlText w:val=""/>
+      <w:lvlJc w:val="left"/>
+      <w:pPr>
+        <w:tabs>
+          <w:tab w:val="num" w:pos="0"/>
+        </w:tabs>
+        <w:ind w:left="720" w:hanging="360"/>
+      </w:pPr>
+      <w:rPr>
+        <w:rFonts w:ascii="Wingdings" w:hAnsi="Wingdings" w:cs="Wingdings" w:hint="default"/>
+      </w:rPr>
+    </w:lvl>
+    <w:lvl w:ilvl="1">
+      <w:start w:val="1"/>
+      <w:numFmt w:val="bullet"/>
+      <w:lvlText w:val=""/>
+      <w:lvlJc w:val="left"/>
+      <w:pPr>
+        <w:tabs>
+          <w:tab w:val="num" w:pos="0"/>
+        </w:tabs>
+        <w:ind w:left="1440" w:hanging="360"/>
+      </w:pPr>
+      <w:rPr>
+        <w:rFonts w:ascii="Wingdings 2" w:hAnsi="Wingdings 2" w:cs="Wingdings 2" w:hint="default"/>
+      </w:rPr>
+    </w:lvl>
+    <w:lvl w:ilvl="2">
+      <w:start w:val="1"/>
+      <w:numFmt w:val="bullet"/>
+      <w:lvlText w:val="■"/>
+      <w:lvlJc w:val="left"/>
+      <w:pPr>
+        <w:tabs>
+          <w:tab w:val="num" w:pos="0"/>
+        </w:tabs>
+        <w:ind w:left="2160" w:hanging="360"/>
+      </w:pPr>
+      <w:rPr>
+        <w:rFonts w:ascii="OpenSymbol" w:hAnsi="OpenSymbol" w:cs="OpenSymbol" w:hint="default"/>
+      </w:rPr>
+    </w:lvl>
+    <w:lvl w:ilvl="3">
+      <w:start w:val="1"/>
+      <w:numFmt w:val="bullet"/>
+      <w:lvlText w:val=""/>
+      <w:lvlJc w:val="left"/>
+      <w:pPr>
+        <w:tabs>
+          <w:tab w:val="num" w:pos="0"/>
+        </w:tabs>
+        <w:ind w:left="2880" w:hanging="360"/>
+      </w:pPr>
+      <w:rPr>
+        <w:rFonts w:ascii="Wingdings" w:hAnsi="Wingdings" w:cs="Wingdings" w:hint="default"/>
+      </w:rPr>
+    </w:lvl>
+    <w:lvl w:ilvl="4">
+      <w:start w:val="1"/>
+      <w:numFmt w:val="bullet"/>
+      <w:lvlText w:val=""/>
+      <w:lvlJc w:val="left"/>
+      <w:pPr>
+        <w:tabs>
+          <w:tab w:val="num" w:pos="0"/>
+        </w:tabs>
+        <w:ind w:left="3600" w:hanging="360"/>
+      </w:pPr>
+      <w:rPr>
+        <w:rFonts w:ascii="Wingdings 2" w:hAnsi="Wingdings 2" w:cs="Wingdings 2" w:hint="default"/>
+      </w:rPr>
+    </w:lvl>
+    <w:lvl w:ilvl="5">
+      <w:start w:val="1"/>
+      <w:numFmt w:val="bullet"/>
+      <w:lvlText w:val="■"/>
+      <w:lvlJc w:val="left"/>
+      <w:pPr>
+        <w:tabs>
+          <w:tab w:val="num" w:pos="0"/>
+        </w:tabs>
+        <w:ind w:left="4320" w:hanging="360"/>
+      </w:pPr>
+      <w:rPr>
+        <w:rFonts w:ascii="OpenSymbol" w:hAnsi="OpenSymbol" w:cs="OpenSymbol" w:hint="default"/>
+      </w:rPr>
+    </w:lvl>
+    <w:lvl w:ilvl="6">
+      <w:start w:val="1"/>
+      <w:numFmt w:val="bullet"/>
+      <w:lvlText w:val=""/>
+      <w:lvlJc w:val="left"/>
+      <w:pPr>
+        <w:tabs>
+          <w:tab w:val="num" w:pos="0"/>
+        </w:tabs>
+        <w:ind w:left="5040" w:hanging="360"/>
+      </w:pPr>
+      <w:rPr>
+        <w:rFonts w:ascii="Wingdings" w:hAnsi="Wingdings" w:cs="Wingdings" w:hint="default"/>
+      </w:rPr>
+    </w:lvl>
+    <w:lvl w:ilvl="7">
+      <w:start w:val="1"/>
+      <w:numFmt w:val="bullet"/>
+      <w:lvlText w:val=""/>
+      <w:lvlJc w:val="left"/>
+      <w:pPr>
+        <w:tabs>
+          <w:tab w:val="num" w:pos="0"/>
+        </w:tabs>
+        <w:ind w:left="5760" w:hanging="360"/>
+      </w:pPr>
+      <w:rPr>
+        <w:rFonts w:ascii="Wingdings" w:hAnsi="Wingdings" w:cs="Wingdings" w:hint="default"/>
+      </w:rPr>
+    </w:lvl>
+    <w:lvl w:ilvl="8">
+      <w:start w:val="1"/>
+      <w:numFmt w:val="bullet"/>
+      <w:lvlText w:val=""/>
+      <w:lvlJc w:val="left"/>
+      <w:pPr>
+        <w:tabs>
+          <w:tab w:val="num" w:pos="0"/>
+        </w:tabs>
+        <w:ind w:left="6480" w:hanging="360"/>
+      </w:pPr>
+      <w:rPr>
+        <w:rFonts w:ascii="Wingdings" w:hAnsi="Wingdings" w:cs="Wingdings" w:hint="default"/>
+      </w:rPr>
+    </w:lvl>
+  </w:abstractNum>
+  <w:abstractNum w:abstractNumId="24">
+    <w:lvl w:ilvl="0">
+      <w:start w:val="1"/>
+      <w:numFmt w:val="bullet"/>
+      <w:lvlText w:val=""/>
+      <w:lvlJc w:val="left"/>
+      <w:pPr>
+        <w:tabs>
+          <w:tab w:val="num" w:pos="0"/>
+        </w:tabs>
+        <w:ind w:left="720" w:hanging="360"/>
+      </w:pPr>
+      <w:rPr>
+        <w:rFonts w:ascii="Wingdings" w:hAnsi="Wingdings" w:cs="Wingdings" w:hint="default"/>
+      </w:rPr>
+    </w:lvl>
+    <w:lvl w:ilvl="1">
+      <w:start w:val="1"/>
+      <w:numFmt w:val="bullet"/>
+      <w:lvlText w:val=""/>
+      <w:lvlJc w:val="left"/>
+      <w:pPr>
+        <w:tabs>
+          <w:tab w:val="num" w:pos="0"/>
+        </w:tabs>
+        <w:ind w:left="1440" w:hanging="360"/>
+      </w:pPr>
+      <w:rPr>
+        <w:rFonts w:ascii="Wingdings 2" w:hAnsi="Wingdings 2" w:cs="Wingdings 2" w:hint="default"/>
+      </w:rPr>
+    </w:lvl>
+    <w:lvl w:ilvl="2">
+      <w:start w:val="1"/>
+      <w:numFmt w:val="bullet"/>
+      <w:lvlText w:val="■"/>
+      <w:lvlJc w:val="left"/>
+      <w:pPr>
+        <w:tabs>
+          <w:tab w:val="num" w:pos="0"/>
+        </w:tabs>
+        <w:ind w:left="2160" w:hanging="360"/>
+      </w:pPr>
+      <w:rPr>
+        <w:rFonts w:ascii="OpenSymbol" w:hAnsi="OpenSymbol" w:cs="OpenSymbol" w:hint="default"/>
+      </w:rPr>
+    </w:lvl>
+    <w:lvl w:ilvl="3">
+      <w:start w:val="1"/>
+      <w:numFmt w:val="bullet"/>
+      <w:lvlText w:val=""/>
+      <w:lvlJc w:val="left"/>
+      <w:pPr>
+        <w:tabs>
+          <w:tab w:val="num" w:pos="0"/>
+        </w:tabs>
+        <w:ind w:left="2880" w:hanging="360"/>
+      </w:pPr>
+      <w:rPr>
+        <w:rFonts w:ascii="Wingdings" w:hAnsi="Wingdings" w:cs="Wingdings" w:hint="default"/>
+      </w:rPr>
+    </w:lvl>
+    <w:lvl w:ilvl="4">
+      <w:start w:val="1"/>
+      <w:numFmt w:val="bullet"/>
+      <w:lvlText w:val=""/>
+      <w:lvlJc w:val="left"/>
+      <w:pPr>
+        <w:tabs>
+          <w:tab w:val="num" w:pos="0"/>
+        </w:tabs>
+        <w:ind w:left="3600" w:hanging="360"/>
+      </w:pPr>
+      <w:rPr>
+        <w:rFonts w:ascii="Wingdings 2" w:hAnsi="Wingdings 2" w:cs="Wingdings 2" w:hint="default"/>
+      </w:rPr>
+    </w:lvl>
+    <w:lvl w:ilvl="5">
+      <w:start w:val="1"/>
+      <w:numFmt w:val="bullet"/>
+      <w:lvlText w:val="■"/>
+      <w:lvlJc w:val="left"/>
+      <w:pPr>
+        <w:tabs>
+          <w:tab w:val="num" w:pos="0"/>
+        </w:tabs>
+        <w:ind w:left="4320" w:hanging="360"/>
+      </w:pPr>
+      <w:rPr>
+        <w:rFonts w:ascii="OpenSymbol" w:hAnsi="OpenSymbol" w:cs="OpenSymbol" w:hint="default"/>
+      </w:rPr>
+    </w:lvl>
+    <w:lvl w:ilvl="6">
+      <w:start w:val="1"/>
+      <w:numFmt w:val="bullet"/>
+      <w:lvlText w:val=""/>
+      <w:lvlJc w:val="left"/>
+      <w:pPr>
+        <w:tabs>
+          <w:tab w:val="num" w:pos="0"/>
+        </w:tabs>
+        <w:ind w:left="5040" w:hanging="360"/>
+      </w:pPr>
+      <w:rPr>
+        <w:rFonts w:ascii="Wingdings" w:hAnsi="Wingdings" w:cs="Wingdings" w:hint="default"/>
+      </w:rPr>
+    </w:lvl>
+    <w:lvl w:ilvl="7">
+      <w:start w:val="1"/>
+      <w:numFmt w:val="bullet"/>
+      <w:lvlText w:val=""/>
+      <w:lvlJc w:val="left"/>
+      <w:pPr>
+        <w:tabs>
+          <w:tab w:val="num" w:pos="0"/>
+        </w:tabs>
+        <w:ind w:left="5760" w:hanging="360"/>
+      </w:pPr>
+      <w:rPr>
+        <w:rFonts w:ascii="Wingdings" w:hAnsi="Wingdings" w:cs="Wingdings" w:hint="default"/>
+      </w:rPr>
+    </w:lvl>
+    <w:lvl w:ilvl="8">
+      <w:start w:val="1"/>
+      <w:numFmt w:val="bullet"/>
+      <w:lvlText w:val=""/>
+      <w:lvlJc w:val="left"/>
+      <w:pPr>
+        <w:tabs>
+          <w:tab w:val="num" w:pos="0"/>
+        </w:tabs>
+        <w:ind w:left="6480" w:hanging="360"/>
+      </w:pPr>
+      <w:rPr>
+        <w:rFonts w:ascii="Wingdings" w:hAnsi="Wingdings" w:cs="Wingdings" w:hint="default"/>
+      </w:rPr>
+    </w:lvl>
+  </w:abstractNum>
+  <w:abstractNum w:abstractNumId="25">
+    <w:lvl w:ilvl="0">
+      <w:start w:val="1"/>
+      <w:numFmt w:val="bullet"/>
+      <w:lvlText w:val=""/>
+      <w:lvlJc w:val="left"/>
+      <w:pPr>
+        <w:tabs>
+          <w:tab w:val="num" w:pos="0"/>
+        </w:tabs>
+        <w:ind w:left="720" w:hanging="360"/>
+      </w:pPr>
+      <w:rPr>
+        <w:rFonts w:ascii="Wingdings" w:hAnsi="Wingdings" w:cs="Wingdings" w:hint="default"/>
+      </w:rPr>
+    </w:lvl>
+    <w:lvl w:ilvl="1">
+      <w:start w:val="1"/>
+      <w:numFmt w:val="bullet"/>
+      <w:lvlText w:val=""/>
+      <w:lvlJc w:val="left"/>
+      <w:pPr>
+        <w:tabs>
+          <w:tab w:val="num" w:pos="0"/>
+        </w:tabs>
+        <w:ind w:left="1440" w:hanging="360"/>
+      </w:pPr>
+      <w:rPr>
+        <w:rFonts w:ascii="Wingdings 2" w:hAnsi="Wingdings 2" w:cs="Wingdings 2" w:hint="default"/>
+      </w:rPr>
+    </w:lvl>
+    <w:lvl w:ilvl="2">
+      <w:start w:val="1"/>
+      <w:numFmt w:val="bullet"/>
+      <w:lvlText w:val="■"/>
+      <w:lvlJc w:val="left"/>
+      <w:pPr>
+        <w:tabs>
+          <w:tab w:val="num" w:pos="0"/>
+        </w:tabs>
+        <w:ind w:left="2160" w:hanging="360"/>
+      </w:pPr>
+      <w:rPr>
+        <w:rFonts w:ascii="OpenSymbol" w:hAnsi="OpenSymbol" w:cs="OpenSymbol" w:hint="default"/>
+      </w:rPr>
+    </w:lvl>
+    <w:lvl w:ilvl="3">
+      <w:start w:val="1"/>
+      <w:numFmt w:val="bullet"/>
+      <w:lvlText w:val=""/>
+      <w:lvlJc w:val="left"/>
+      <w:pPr>
+        <w:tabs>
+          <w:tab w:val="num" w:pos="0"/>
+        </w:tabs>
+        <w:ind w:left="2880" w:hanging="360"/>
+      </w:pPr>
+      <w:rPr>
+        <w:rFonts w:ascii="Wingdings" w:hAnsi="Wingdings" w:cs="Wingdings" w:hint="default"/>
+      </w:rPr>
+    </w:lvl>
+    <w:lvl w:ilvl="4">
+      <w:start w:val="1"/>
+      <w:numFmt w:val="bullet"/>
+      <w:lvlText w:val=""/>
+      <w:lvlJc w:val="left"/>
+      <w:pPr>
+        <w:tabs>
+          <w:tab w:val="num" w:pos="0"/>
+        </w:tabs>
+        <w:ind w:left="3600" w:hanging="360"/>
+      </w:pPr>
+      <w:rPr>
+        <w:rFonts w:ascii="Wingdings 2" w:hAnsi="Wingdings 2" w:cs="Wingdings 2" w:hint="default"/>
+      </w:rPr>
+    </w:lvl>
+    <w:lvl w:ilvl="5">
+      <w:start w:val="1"/>
+      <w:numFmt w:val="bullet"/>
+      <w:lvlText w:val="■"/>
+      <w:lvlJc w:val="left"/>
+      <w:pPr>
+        <w:tabs>
+          <w:tab w:val="num" w:pos="0"/>
+        </w:tabs>
+        <w:ind w:left="4320" w:hanging="360"/>
+      </w:pPr>
+      <w:rPr>
+        <w:rFonts w:ascii="OpenSymbol" w:hAnsi="OpenSymbol" w:cs="OpenSymbol" w:hint="default"/>
+      </w:rPr>
+    </w:lvl>
+    <w:lvl w:ilvl="6">
+      <w:start w:val="1"/>
+      <w:numFmt w:val="bullet"/>
+      <w:lvlText w:val=""/>
+      <w:lvlJc w:val="left"/>
+      <w:pPr>
+        <w:tabs>
+          <w:tab w:val="num" w:pos="0"/>
+        </w:tabs>
+        <w:ind w:left="5040" w:hanging="360"/>
+      </w:pPr>
+      <w:rPr>
+        <w:rFonts w:ascii="Wingdings" w:hAnsi="Wingdings" w:cs="Wingdings" w:hint="default"/>
+      </w:rPr>
+    </w:lvl>
+    <w:lvl w:ilvl="7">
+      <w:start w:val="1"/>
+      <w:numFmt w:val="bullet"/>
+      <w:lvlText w:val=""/>
+      <w:lvlJc w:val="left"/>
+      <w:pPr>
+        <w:tabs>
+          <w:tab w:val="num" w:pos="0"/>
+        </w:tabs>
+        <w:ind w:left="5760" w:hanging="360"/>
+      </w:pPr>
+      <w:rPr>
+        <w:rFonts w:ascii="Wingdings" w:hAnsi="Wingdings" w:cs="Wingdings" w:hint="default"/>
+      </w:rPr>
+    </w:lvl>
+    <w:lvl w:ilvl="8">
+      <w:start w:val="1"/>
+      <w:numFmt w:val="bullet"/>
+      <w:lvlText w:val=""/>
+      <w:lvlJc w:val="left"/>
+      <w:pPr>
+        <w:tabs>
+          <w:tab w:val="num" w:pos="0"/>
+        </w:tabs>
+        <w:ind w:left="6480" w:hanging="360"/>
+      </w:pPr>
+      <w:rPr>
+        <w:rFonts w:ascii="Wingdings" w:hAnsi="Wingdings" w:cs="Wingdings" w:hint="default"/>
+      </w:rPr>
+    </w:lvl>
+  </w:abstractNum>
+  <w:abstractNum w:abstractNumId="26">
+    <w:lvl w:ilvl="0">
+      <w:start w:val="1"/>
+      <w:numFmt w:val="bullet"/>
+      <w:lvlText w:val=""/>
+      <w:lvlJc w:val="left"/>
+      <w:pPr>
+        <w:tabs>
+          <w:tab w:val="num" w:pos="0"/>
+        </w:tabs>
+        <w:ind w:left="720" w:hanging="360"/>
+      </w:pPr>
+      <w:rPr>
+        <w:rFonts w:ascii="Wingdings" w:hAnsi="Wingdings" w:cs="Wingdings" w:hint="default"/>
+      </w:rPr>
+    </w:lvl>
+    <w:lvl w:ilvl="1">
+      <w:start w:val="1"/>
+      <w:numFmt w:val="bullet"/>
+      <w:lvlText w:val=""/>
+      <w:lvlJc w:val="left"/>
+      <w:pPr>
+        <w:tabs>
+          <w:tab w:val="num" w:pos="0"/>
+        </w:tabs>
+        <w:ind w:left="1440" w:hanging="360"/>
+      </w:pPr>
+      <w:rPr>
+        <w:rFonts w:ascii="Wingdings 2" w:hAnsi="Wingdings 2" w:cs="Wingdings 2" w:hint="default"/>
+      </w:rPr>
+    </w:lvl>
+    <w:lvl w:ilvl="2">
+      <w:start w:val="1"/>
+      <w:numFmt w:val="bullet"/>
+      <w:lvlText w:val="■"/>
+      <w:lvlJc w:val="left"/>
+      <w:pPr>
+        <w:tabs>
+          <w:tab w:val="num" w:pos="0"/>
+        </w:tabs>
+        <w:ind w:left="2160" w:hanging="360"/>
+      </w:pPr>
+      <w:rPr>
+        <w:rFonts w:ascii="OpenSymbol" w:hAnsi="OpenSymbol" w:cs="OpenSymbol" w:hint="default"/>
+      </w:rPr>
+    </w:lvl>
+    <w:lvl w:ilvl="3">
+      <w:start w:val="1"/>
+      <w:numFmt w:val="bullet"/>
+      <w:lvlText w:val=""/>
+      <w:lvlJc w:val="left"/>
+      <w:pPr>
+        <w:tabs>
+          <w:tab w:val="num" w:pos="0"/>
+        </w:tabs>
+        <w:ind w:left="2880" w:hanging="360"/>
+      </w:pPr>
+      <w:rPr>
+        <w:rFonts w:ascii="Wingdings" w:hAnsi="Wingdings" w:cs="Wingdings" w:hint="default"/>
+      </w:rPr>
+    </w:lvl>
+    <w:lvl w:ilvl="4">
+      <w:start w:val="1"/>
+      <w:numFmt w:val="bullet"/>
+      <w:lvlText w:val=""/>
+      <w:lvlJc w:val="left"/>
+      <w:pPr>
+        <w:tabs>
+          <w:tab w:val="num" w:pos="0"/>
+        </w:tabs>
+        <w:ind w:left="3600" w:hanging="360"/>
+      </w:pPr>
+      <w:rPr>
+        <w:rFonts w:ascii="Wingdings 2" w:hAnsi="Wingdings 2" w:cs="Wingdings 2" w:hint="default"/>
+      </w:rPr>
+    </w:lvl>
+    <w:lvl w:ilvl="5">
+      <w:start w:val="1"/>
+      <w:numFmt w:val="bullet"/>
+      <w:lvlText w:val="■"/>
+      <w:lvlJc w:val="left"/>
+      <w:pPr>
+        <w:tabs>
+          <w:tab w:val="num" w:pos="0"/>
+        </w:tabs>
+        <w:ind w:left="4320" w:hanging="360"/>
+      </w:pPr>
+      <w:rPr>
+        <w:rFonts w:ascii="OpenSymbol" w:hAnsi="OpenSymbol" w:cs="OpenSymbol" w:hint="default"/>
+      </w:rPr>
+    </w:lvl>
+    <w:lvl w:ilvl="6">
+      <w:start w:val="1"/>
+      <w:numFmt w:val="bullet"/>
+      <w:lvlText w:val=""/>
+      <w:lvlJc w:val="left"/>
+      <w:pPr>
+        <w:tabs>
+          <w:tab w:val="num" w:pos="0"/>
+        </w:tabs>
+        <w:ind w:left="5040" w:hanging="360"/>
+      </w:pPr>
+      <w:rPr>
+        <w:rFonts w:ascii="Wingdings" w:hAnsi="Wingdings" w:cs="Wingdings" w:hint="default"/>
+      </w:rPr>
+    </w:lvl>
+    <w:lvl w:ilvl="7">
+      <w:start w:val="1"/>
+      <w:numFmt w:val="bullet"/>
+      <w:lvlText w:val=""/>
+      <w:lvlJc w:val="left"/>
+      <w:pPr>
+        <w:tabs>
+          <w:tab w:val="num" w:pos="0"/>
+        </w:tabs>
+        <w:ind w:left="5760" w:hanging="360"/>
+      </w:pPr>
+      <w:rPr>
+        <w:rFonts w:ascii="Wingdings" w:hAnsi="Wingdings" w:cs="Wingdings" w:hint="default"/>
+      </w:rPr>
+    </w:lvl>
+    <w:lvl w:ilvl="8">
+      <w:start w:val="1"/>
+      <w:numFmt w:val="bullet"/>
+      <w:lvlText w:val=""/>
+      <w:lvlJc w:val="left"/>
+      <w:pPr>
+        <w:tabs>
+          <w:tab w:val="num" w:pos="0"/>
+        </w:tabs>
+        <w:ind w:left="6480" w:hanging="360"/>
+      </w:pPr>
+      <w:rPr>
+        <w:rFonts w:ascii="Wingdings" w:hAnsi="Wingdings" w:cs="Wingdings" w:hint="default"/>
+      </w:rPr>
+    </w:lvl>
+  </w:abstractNum>
+  <w:abstractNum w:abstractNumId="27">
+    <w:lvl w:ilvl="0">
+      <w:start w:val="1"/>
+      <w:numFmt w:val="bullet"/>
+      <w:lvlText w:val=""/>
+      <w:lvlJc w:val="left"/>
+      <w:pPr>
+        <w:tabs>
+          <w:tab w:val="num" w:pos="0"/>
+        </w:tabs>
+        <w:ind w:left="720" w:hanging="360"/>
+      </w:pPr>
+      <w:rPr>
+        <w:rFonts w:ascii="Wingdings" w:hAnsi="Wingdings" w:cs="Wingdings" w:hint="default"/>
+      </w:rPr>
+    </w:lvl>
+    <w:lvl w:ilvl="1">
+      <w:start w:val="1"/>
+      <w:numFmt w:val="bullet"/>
+      <w:lvlText w:val=""/>
+      <w:lvlJc w:val="left"/>
+      <w:pPr>
+        <w:tabs>
+          <w:tab w:val="num" w:pos="0"/>
+        </w:tabs>
+        <w:ind w:left="1440" w:hanging="360"/>
+      </w:pPr>
+      <w:rPr>
+        <w:rFonts w:ascii="Wingdings 2" w:hAnsi="Wingdings 2" w:cs="Wingdings 2" w:hint="default"/>
+      </w:rPr>
+    </w:lvl>
+    <w:lvl w:ilvl="2">
+      <w:start w:val="1"/>
+      <w:numFmt w:val="bullet"/>
+      <w:lvlText w:val="■"/>
+      <w:lvlJc w:val="left"/>
+      <w:pPr>
+        <w:tabs>
+          <w:tab w:val="num" w:pos="0"/>
+        </w:tabs>
+        <w:ind w:left="2160" w:hanging="360"/>
+      </w:pPr>
+      <w:rPr>
+        <w:rFonts w:ascii="OpenSymbol" w:hAnsi="OpenSymbol" w:cs="OpenSymbol" w:hint="default"/>
+      </w:rPr>
+    </w:lvl>
+    <w:lvl w:ilvl="3">
+      <w:start w:val="1"/>
+      <w:numFmt w:val="bullet"/>
+      <w:lvlText w:val=""/>
+      <w:lvlJc w:val="left"/>
+      <w:pPr>
+        <w:tabs>
+          <w:tab w:val="num" w:pos="0"/>
+        </w:tabs>
+        <w:ind w:left="2880" w:hanging="360"/>
+      </w:pPr>
+      <w:rPr>
+        <w:rFonts w:ascii="Wingdings" w:hAnsi="Wingdings" w:cs="Wingdings" w:hint="default"/>
+      </w:rPr>
+    </w:lvl>
+    <w:lvl w:ilvl="4">
+      <w:start w:val="1"/>
+      <w:numFmt w:val="bullet"/>
+      <w:lvlText w:val=""/>
+      <w:lvlJc w:val="left"/>
+      <w:pPr>
+        <w:tabs>
+          <w:tab w:val="num" w:pos="0"/>
+        </w:tabs>
+        <w:ind w:left="3600" w:hanging="360"/>
+      </w:pPr>
+      <w:rPr>
+        <w:rFonts w:ascii="Wingdings 2" w:hAnsi="Wingdings 2" w:cs="Wingdings 2" w:hint="default"/>
+      </w:rPr>
+    </w:lvl>
+    <w:lvl w:ilvl="5">
+      <w:start w:val="1"/>
+      <w:numFmt w:val="bullet"/>
+      <w:lvlText w:val="■"/>
+      <w:lvlJc w:val="left"/>
+      <w:pPr>
+        <w:tabs>
+          <w:tab w:val="num" w:pos="0"/>
+        </w:tabs>
+        <w:ind w:left="4320" w:hanging="360"/>
+      </w:pPr>
+      <w:rPr>
+        <w:rFonts w:ascii="OpenSymbol" w:hAnsi="OpenSymbol" w:cs="OpenSymbol" w:hint="default"/>
+      </w:rPr>
+    </w:lvl>
+    <w:lvl w:ilvl="6">
+      <w:start w:val="1"/>
+      <w:numFmt w:val="bullet"/>
+      <w:lvlText w:val=""/>
+      <w:lvlJc w:val="left"/>
+      <w:pPr>
+        <w:tabs>
+          <w:tab w:val="num" w:pos="0"/>
+        </w:tabs>
+        <w:ind w:left="5040" w:hanging="360"/>
+      </w:pPr>
+      <w:rPr>
+        <w:rFonts w:ascii="Wingdings" w:hAnsi="Wingdings" w:cs="Wingdings" w:hint="default"/>
+      </w:rPr>
+    </w:lvl>
+    <w:lvl w:ilvl="7">
+      <w:start w:val="1"/>
+      <w:numFmt w:val="bullet"/>
+      <w:lvlText w:val=""/>
+      <w:lvlJc w:val="left"/>
+      <w:pPr>
+        <w:tabs>
+          <w:tab w:val="num" w:pos="0"/>
+        </w:tabs>
+        <w:ind w:left="5760" w:hanging="360"/>
+      </w:pPr>
+      <w:rPr>
+        <w:rFonts w:ascii="Wingdings" w:hAnsi="Wingdings" w:cs="Wingdings" w:hint="default"/>
+      </w:rPr>
+    </w:lvl>
+    <w:lvl w:ilvl="8">
+      <w:start w:val="1"/>
+      <w:numFmt w:val="bullet"/>
+      <w:lvlText w:val=""/>
+      <w:lvlJc w:val="left"/>
+      <w:pPr>
+        <w:tabs>
+          <w:tab w:val="num" w:pos="0"/>
+        </w:tabs>
+        <w:ind w:left="6480" w:hanging="360"/>
+      </w:pPr>
+      <w:rPr>
+        <w:rFonts w:ascii="Wingdings" w:hAnsi="Wingdings" w:cs="Wingdings" w:hint="default"/>
+      </w:rPr>
+    </w:lvl>
+  </w:abstractNum>
+  <w:abstractNum w:abstractNumId="28">
+    <w:lvl w:ilvl="0">
+      <w:start w:val="1"/>
+      <w:numFmt w:val="bullet"/>
+      <w:lvlText w:val=""/>
+      <w:lvlJc w:val="left"/>
+      <w:pPr>
+        <w:tabs>
+          <w:tab w:val="num" w:pos="0"/>
+        </w:tabs>
+        <w:ind w:left="720" w:hanging="360"/>
+      </w:pPr>
+      <w:rPr>
+        <w:rFonts w:ascii="Wingdings" w:hAnsi="Wingdings" w:cs="Wingdings" w:hint="default"/>
+      </w:rPr>
+    </w:lvl>
+    <w:lvl w:ilvl="1">
+      <w:start w:val="1"/>
+      <w:numFmt w:val="bullet"/>
+      <w:lvlText w:val=""/>
+      <w:lvlJc w:val="left"/>
+      <w:pPr>
+        <w:tabs>
+          <w:tab w:val="num" w:pos="0"/>
+        </w:tabs>
+        <w:ind w:left="1440" w:hanging="360"/>
+      </w:pPr>
+      <w:rPr>
+        <w:rFonts w:ascii="Wingdings 2" w:hAnsi="Wingdings 2" w:cs="Wingdings 2" w:hint="default"/>
+      </w:rPr>
+    </w:lvl>
+    <w:lvl w:ilvl="2">
+      <w:start w:val="1"/>
+      <w:numFmt w:val="bullet"/>
+      <w:lvlText w:val="■"/>
+      <w:lvlJc w:val="left"/>
+      <w:pPr>
+        <w:tabs>
+          <w:tab w:val="num" w:pos="0"/>
+        </w:tabs>
+        <w:ind w:left="2160" w:hanging="360"/>
+      </w:pPr>
+      <w:rPr>
+        <w:rFonts w:ascii="OpenSymbol" w:hAnsi="OpenSymbol" w:cs="OpenSymbol" w:hint="default"/>
+      </w:rPr>
+    </w:lvl>
+    <w:lvl w:ilvl="3">
+      <w:start w:val="1"/>
+      <w:numFmt w:val="bullet"/>
+      <w:lvlText w:val=""/>
+      <w:lvlJc w:val="left"/>
+      <w:pPr>
+        <w:tabs>
+          <w:tab w:val="num" w:pos="0"/>
+        </w:tabs>
+        <w:ind w:left="2880" w:hanging="360"/>
+      </w:pPr>
+      <w:rPr>
+        <w:rFonts w:ascii="Wingdings" w:hAnsi="Wingdings" w:cs="Wingdings" w:hint="default"/>
+      </w:rPr>
+    </w:lvl>
+    <w:lvl w:ilvl="4">
+      <w:start w:val="1"/>
+      <w:numFmt w:val="bullet"/>
+      <w:lvlText w:val=""/>
+      <w:lvlJc w:val="left"/>
+      <w:pPr>
+        <w:tabs>
+          <w:tab w:val="num" w:pos="0"/>
+        </w:tabs>
+        <w:ind w:left="3600" w:hanging="360"/>
+      </w:pPr>
+      <w:rPr>
+        <w:rFonts w:ascii="Wingdings 2" w:hAnsi="Wingdings 2" w:cs="Wingdings 2" w:hint="default"/>
+      </w:rPr>
+    </w:lvl>
+    <w:lvl w:ilvl="5">
+      <w:start w:val="1"/>
+      <w:numFmt w:val="bullet"/>
+      <w:lvlText w:val="■"/>
+      <w:lvlJc w:val="left"/>
+      <w:pPr>
+        <w:tabs>
+          <w:tab w:val="num" w:pos="0"/>
+        </w:tabs>
+        <w:ind w:left="4320" w:hanging="360"/>
+      </w:pPr>
+      <w:rPr>
+        <w:rFonts w:ascii="OpenSymbol" w:hAnsi="OpenSymbol" w:cs="OpenSymbol" w:hint="default"/>
+      </w:rPr>
+    </w:lvl>
+    <w:lvl w:ilvl="6">
+      <w:start w:val="1"/>
+      <w:numFmt w:val="bullet"/>
+      <w:lvlText w:val=""/>
+      <w:lvlJc w:val="left"/>
+      <w:pPr>
+        <w:tabs>
+          <w:tab w:val="num" w:pos="0"/>
+        </w:tabs>
+        <w:ind w:left="5040" w:hanging="360"/>
+      </w:pPr>
+      <w:rPr>
+        <w:rFonts w:ascii="Wingdings" w:hAnsi="Wingdings" w:cs="Wingdings" w:hint="default"/>
+      </w:rPr>
+    </w:lvl>
+    <w:lvl w:ilvl="7">
+      <w:start w:val="1"/>
+      <w:numFmt w:val="bullet"/>
+      <w:lvlText w:val=""/>
+      <w:lvlJc w:val="left"/>
+      <w:pPr>
+        <w:tabs>
+          <w:tab w:val="num" w:pos="0"/>
+        </w:tabs>
+        <w:ind w:left="5760" w:hanging="360"/>
+      </w:pPr>
+      <w:rPr>
+        <w:rFonts w:ascii="Wingdings" w:hAnsi="Wingdings" w:cs="Wingdings" w:hint="default"/>
+      </w:rPr>
+    </w:lvl>
+    <w:lvl w:ilvl="8">
+      <w:start w:val="1"/>
+      <w:numFmt w:val="bullet"/>
+      <w:lvlText w:val=""/>
+      <w:lvlJc w:val="left"/>
+      <w:pPr>
+        <w:tabs>
+          <w:tab w:val="num" w:pos="0"/>
+        </w:tabs>
+        <w:ind w:left="6480" w:hanging="360"/>
+      </w:pPr>
+      <w:rPr>
+        <w:rFonts w:ascii="Wingdings" w:hAnsi="Wingdings" w:cs="Wingdings" w:hint="default"/>
+      </w:rPr>
+    </w:lvl>
+  </w:abstractNum>
+  <w:abstractNum w:abstractNumId="29">
+    <w:lvl w:ilvl="0">
+      <w:start w:val="1"/>
+      <w:numFmt w:val="bullet"/>
+      <w:lvlText w:val=""/>
+      <w:lvlJc w:val="left"/>
+      <w:pPr>
+        <w:tabs>
+          <w:tab w:val="num" w:pos="0"/>
+        </w:tabs>
+        <w:ind w:left="720" w:hanging="360"/>
+      </w:pPr>
+      <w:rPr>
+        <w:rFonts w:ascii="Wingdings" w:hAnsi="Wingdings" w:cs="Wingdings" w:hint="default"/>
+      </w:rPr>
+    </w:lvl>
+    <w:lvl w:ilvl="1">
+      <w:start w:val="1"/>
+      <w:numFmt w:val="bullet"/>
+      <w:lvlText w:val=""/>
+      <w:lvlJc w:val="left"/>
+      <w:pPr>
+        <w:tabs>
+          <w:tab w:val="num" w:pos="0"/>
+        </w:tabs>
+        <w:ind w:left="1440" w:hanging="360"/>
+      </w:pPr>
+      <w:rPr>
+        <w:rFonts w:ascii="Wingdings 2" w:hAnsi="Wingdings 2" w:cs="Wingdings 2" w:hint="default"/>
+      </w:rPr>
+    </w:lvl>
+    <w:lvl w:ilvl="2">
+      <w:start w:val="1"/>
+      <w:numFmt w:val="bullet"/>
+      <w:lvlText w:val="■"/>
+      <w:lvlJc w:val="left"/>
+      <w:pPr>
+        <w:tabs>
+          <w:tab w:val="num" w:pos="0"/>
+        </w:tabs>
+        <w:ind w:left="2160" w:hanging="360"/>
+      </w:pPr>
+      <w:rPr>
+        <w:rFonts w:ascii="OpenSymbol" w:hAnsi="OpenSymbol" w:cs="OpenSymbol" w:hint="default"/>
+      </w:rPr>
+    </w:lvl>
+    <w:lvl w:ilvl="3">
+      <w:start w:val="1"/>
+      <w:numFmt w:val="bullet"/>
+      <w:lvlText w:val=""/>
+      <w:lvlJc w:val="left"/>
+      <w:pPr>
+        <w:tabs>
+          <w:tab w:val="num" w:pos="0"/>
+        </w:tabs>
+        <w:ind w:left="2880" w:hanging="360"/>
+      </w:pPr>
+      <w:rPr>
+        <w:rFonts w:ascii="Wingdings" w:hAnsi="Wingdings" w:cs="Wingdings" w:hint="default"/>
+      </w:rPr>
+    </w:lvl>
+    <w:lvl w:ilvl="4">
+      <w:start w:val="1"/>
+      <w:numFmt w:val="bullet"/>
+      <w:lvlText w:val=""/>
+      <w:lvlJc w:val="left"/>
+      <w:pPr>
+        <w:tabs>
+          <w:tab w:val="num" w:pos="0"/>
+        </w:tabs>
+        <w:ind w:left="3600" w:hanging="360"/>
+      </w:pPr>
+      <w:rPr>
+        <w:rFonts w:ascii="Wingdings 2" w:hAnsi="Wingdings 2" w:cs="Wingdings 2" w:hint="default"/>
+      </w:rPr>
+    </w:lvl>
+    <w:lvl w:ilvl="5">
+      <w:start w:val="1"/>
+      <w:numFmt w:val="bullet"/>
+      <w:lvlText w:val="■"/>
+      <w:lvlJc w:val="left"/>
+      <w:pPr>
+        <w:tabs>
+          <w:tab w:val="num" w:pos="0"/>
+        </w:tabs>
+        <w:ind w:left="4320" w:hanging="360"/>
+      </w:pPr>
+      <w:rPr>
+        <w:rFonts w:ascii="OpenSymbol" w:hAnsi="OpenSymbol" w:cs="OpenSymbol" w:hint="default"/>
+      </w:rPr>
+    </w:lvl>
+    <w:lvl w:ilvl="6">
+      <w:start w:val="1"/>
+      <w:numFmt w:val="bullet"/>
+      <w:lvlText w:val=""/>
+      <w:lvlJc w:val="left"/>
+      <w:pPr>
+        <w:tabs>
+          <w:tab w:val="num" w:pos="0"/>
+        </w:tabs>
+        <w:ind w:left="5040" w:hanging="360"/>
+      </w:pPr>
+      <w:rPr>
+        <w:rFonts w:ascii="Wingdings" w:hAnsi="Wingdings" w:cs="Wingdings" w:hint="default"/>
+      </w:rPr>
+    </w:lvl>
+    <w:lvl w:ilvl="7">
+      <w:start w:val="1"/>
+      <w:numFmt w:val="bullet"/>
+      <w:lvlText w:val=""/>
+      <w:lvlJc w:val="left"/>
+      <w:pPr>
+        <w:tabs>
+          <w:tab w:val="num" w:pos="0"/>
+        </w:tabs>
+        <w:ind w:left="5760" w:hanging="360"/>
+      </w:pPr>
+      <w:rPr>
+        <w:rFonts w:ascii="Wingdings" w:hAnsi="Wingdings" w:cs="Wingdings" w:hint="default"/>
+      </w:rPr>
+    </w:lvl>
+    <w:lvl w:ilvl="8">
+      <w:start w:val="1"/>
+      <w:numFmt w:val="bullet"/>
+      <w:lvlText w:val=""/>
+      <w:lvlJc w:val="left"/>
+      <w:pPr>
+        <w:tabs>
+          <w:tab w:val="num" w:pos="0"/>
+        </w:tabs>
+        <w:ind w:left="6480" w:hanging="360"/>
+      </w:pPr>
+      <w:rPr>
+        <w:rFonts w:ascii="Wingdings" w:hAnsi="Wingdings" w:cs="Wingdings" w:hint="default"/>
+      </w:rPr>
+    </w:lvl>
+  </w:abstractNum>
+  <w:abstractNum w:abstractNumId="30">
+    <w:lvl w:ilvl="0">
+      <w:start w:val="1"/>
+      <w:numFmt w:val="bullet"/>
+      <w:lvlText w:val=""/>
+      <w:lvlJc w:val="left"/>
+      <w:pPr>
+        <w:tabs>
+          <w:tab w:val="num" w:pos="0"/>
+        </w:tabs>
+        <w:ind w:left="720" w:hanging="360"/>
+      </w:pPr>
+      <w:rPr>
+        <w:rFonts w:ascii="Wingdings" w:hAnsi="Wingdings" w:cs="Wingdings" w:hint="default"/>
+      </w:rPr>
+    </w:lvl>
+    <w:lvl w:ilvl="1">
+      <w:start w:val="1"/>
+      <w:numFmt w:val="bullet"/>
+      <w:lvlText w:val=""/>
+      <w:lvlJc w:val="left"/>
+      <w:pPr>
+        <w:tabs>
+          <w:tab w:val="num" w:pos="0"/>
+        </w:tabs>
+        <w:ind w:left="1440" w:hanging="360"/>
+      </w:pPr>
+      <w:rPr>
+        <w:rFonts w:ascii="Wingdings 2" w:hAnsi="Wingdings 2" w:cs="Wingdings 2" w:hint="default"/>
+      </w:rPr>
+    </w:lvl>
+    <w:lvl w:ilvl="2">
+      <w:start w:val="1"/>
+      <w:numFmt w:val="bullet"/>
+      <w:lvlText w:val="■"/>
+      <w:lvlJc w:val="left"/>
+      <w:pPr>
+        <w:tabs>
+          <w:tab w:val="num" w:pos="0"/>
+        </w:tabs>
+        <w:ind w:left="2160" w:hanging="360"/>
+      </w:pPr>
+      <w:rPr>
+        <w:rFonts w:ascii="OpenSymbol" w:hAnsi="OpenSymbol" w:cs="OpenSymbol" w:hint="default"/>
+      </w:rPr>
+    </w:lvl>
+    <w:lvl w:ilvl="3">
+      <w:start w:val="1"/>
+      <w:numFmt w:val="bullet"/>
+      <w:lvlText w:val=""/>
+      <w:lvlJc w:val="left"/>
+      <w:pPr>
+        <w:tabs>
+          <w:tab w:val="num" w:pos="0"/>
+        </w:tabs>
+        <w:ind w:left="2880" w:hanging="360"/>
+      </w:pPr>
+      <w:rPr>
+        <w:rFonts w:ascii="Wingdings" w:hAnsi="Wingdings" w:cs="Wingdings" w:hint="default"/>
+      </w:rPr>
+    </w:lvl>
+    <w:lvl w:ilvl="4">
+      <w:start w:val="1"/>
+      <w:numFmt w:val="bullet"/>
+      <w:lvlText w:val=""/>
+      <w:lvlJc w:val="left"/>
+      <w:pPr>
+        <w:tabs>
+          <w:tab w:val="num" w:pos="0"/>
+        </w:tabs>
+        <w:ind w:left="3600" w:hanging="360"/>
+      </w:pPr>
+      <w:rPr>
+        <w:rFonts w:ascii="Wingdings 2" w:hAnsi="Wingdings 2" w:cs="Wingdings 2" w:hint="default"/>
+      </w:rPr>
+    </w:lvl>
+    <w:lvl w:ilvl="5">
+      <w:start w:val="1"/>
+      <w:numFmt w:val="bullet"/>
+      <w:lvlText w:val="■"/>
+      <w:lvlJc w:val="left"/>
+      <w:pPr>
+        <w:tabs>
+          <w:tab w:val="num" w:pos="0"/>
+        </w:tabs>
+        <w:ind w:left="4320" w:hanging="360"/>
+      </w:pPr>
+      <w:rPr>
+        <w:rFonts w:ascii="OpenSymbol" w:hAnsi="OpenSymbol" w:cs="OpenSymbol" w:hint="default"/>
+      </w:rPr>
+    </w:lvl>
+    <w:lvl w:ilvl="6">
+      <w:start w:val="1"/>
+      <w:numFmt w:val="bullet"/>
+      <w:lvlText w:val=""/>
+      <w:lvlJc w:val="left"/>
+      <w:pPr>
+        <w:tabs>
+          <w:tab w:val="num" w:pos="0"/>
+        </w:tabs>
+        <w:ind w:left="5040" w:hanging="360"/>
+      </w:pPr>
+      <w:rPr>
+        <w:rFonts w:ascii="Wingdings" w:hAnsi="Wingdings" w:cs="Wingdings" w:hint="default"/>
+      </w:rPr>
+    </w:lvl>
+    <w:lvl w:ilvl="7">
+      <w:start w:val="1"/>
+      <w:numFmt w:val="bullet"/>
+      <w:lvlText w:val=""/>
+      <w:lvlJc w:val="left"/>
+      <w:pPr>
+        <w:tabs>
+          <w:tab w:val="num" w:pos="0"/>
+        </w:tabs>
+        <w:ind w:left="5760" w:hanging="360"/>
+      </w:pPr>
+      <w:rPr>
+        <w:rFonts w:ascii="Wingdings" w:hAnsi="Wingdings" w:cs="Wingdings" w:hint="default"/>
+      </w:rPr>
+    </w:lvl>
+    <w:lvl w:ilvl="8">
+      <w:start w:val="1"/>
+      <w:numFmt w:val="bullet"/>
+      <w:lvlText w:val=""/>
+      <w:lvlJc w:val="left"/>
+      <w:pPr>
+        <w:tabs>
+          <w:tab w:val="num" w:pos="0"/>
+        </w:tabs>
+        <w:ind w:left="6480" w:hanging="360"/>
+      </w:pPr>
+      <w:rPr>
+        <w:rFonts w:ascii="Wingdings" w:hAnsi="Wingdings" w:cs="Wingdings" w:hint="default"/>
+      </w:rPr>
+    </w:lvl>
+  </w:abstractNum>
+  <w:abstractNum w:abstractNumId="31">
+    <w:lvl w:ilvl="0">
+      <w:start w:val="1"/>
+      <w:numFmt w:val="bullet"/>
+      <w:lvlText w:val=""/>
+      <w:lvlJc w:val="left"/>
+      <w:pPr>
+        <w:tabs>
+          <w:tab w:val="num" w:pos="0"/>
+        </w:tabs>
+        <w:ind w:left="720" w:hanging="360"/>
+      </w:pPr>
+      <w:rPr>
+        <w:rFonts w:ascii="Wingdings" w:hAnsi="Wingdings" w:cs="Wingdings" w:hint="default"/>
+      </w:rPr>
+    </w:lvl>
+    <w:lvl w:ilvl="1">
+      <w:start w:val="1"/>
+      <w:numFmt w:val="bullet"/>
+      <w:lvlText w:val=""/>
+      <w:lvlJc w:val="left"/>
+      <w:pPr>
+        <w:tabs>
+          <w:tab w:val="num" w:pos="0"/>
+        </w:tabs>
+        <w:ind w:left="1440" w:hanging="360"/>
+      </w:pPr>
+      <w:rPr>
+        <w:rFonts w:ascii="Wingdings 2" w:hAnsi="Wingdings 2" w:cs="Wingdings 2" w:hint="default"/>
+      </w:rPr>
+    </w:lvl>
+    <w:lvl w:ilvl="2">
+      <w:start w:val="1"/>
+      <w:numFmt w:val="bullet"/>
+      <w:lvlText w:val="■"/>
+      <w:lvlJc w:val="left"/>
+      <w:pPr>
+        <w:tabs>
+          <w:tab w:val="num" w:pos="0"/>
+        </w:tabs>
+        <w:ind w:left="2160" w:hanging="360"/>
+      </w:pPr>
+      <w:rPr>
+        <w:rFonts w:ascii="OpenSymbol" w:hAnsi="OpenSymbol" w:cs="OpenSymbol" w:hint="default"/>
+      </w:rPr>
+    </w:lvl>
+    <w:lvl w:ilvl="3">
+      <w:start w:val="1"/>
+      <w:numFmt w:val="bullet"/>
+      <w:lvlText w:val=""/>
+      <w:lvlJc w:val="left"/>
+      <w:pPr>
+        <w:tabs>
+          <w:tab w:val="num" w:pos="0"/>
+        </w:tabs>
+        <w:ind w:left="2880" w:hanging="360"/>
+      </w:pPr>
+      <w:rPr>
+        <w:rFonts w:ascii="Wingdings" w:hAnsi="Wingdings" w:cs="Wingdings" w:hint="default"/>
+      </w:rPr>
+    </w:lvl>
+    <w:lvl w:ilvl="4">
+      <w:start w:val="1"/>
+      <w:numFmt w:val="bullet"/>
+      <w:lvlText w:val=""/>
+      <w:lvlJc w:val="left"/>
+      <w:pPr>
+        <w:tabs>
+          <w:tab w:val="num" w:pos="0"/>
+        </w:tabs>
+        <w:ind w:left="3600" w:hanging="360"/>
+      </w:pPr>
+      <w:rPr>
+        <w:rFonts w:ascii="Wingdings 2" w:hAnsi="Wingdings 2" w:cs="Wingdings 2" w:hint="default"/>
+      </w:rPr>
+    </w:lvl>
+    <w:lvl w:ilvl="5">
+      <w:start w:val="1"/>
+      <w:numFmt w:val="bullet"/>
+      <w:lvlText w:val="■"/>
+      <w:lvlJc w:val="left"/>
+      <w:pPr>
+        <w:tabs>
+          <w:tab w:val="num" w:pos="0"/>
+        </w:tabs>
+        <w:ind w:left="4320" w:hanging="360"/>
+      </w:pPr>
+      <w:rPr>
+        <w:rFonts w:ascii="OpenSymbol" w:hAnsi="OpenSymbol" w:cs="OpenSymbol" w:hint="default"/>
+      </w:rPr>
+    </w:lvl>
+    <w:lvl w:ilvl="6">
+      <w:start w:val="1"/>
+      <w:numFmt w:val="bullet"/>
+      <w:lvlText w:val=""/>
+      <w:lvlJc w:val="left"/>
+      <w:pPr>
+        <w:tabs>
+          <w:tab w:val="num" w:pos="0"/>
+        </w:tabs>
+        <w:ind w:left="5040" w:hanging="360"/>
+      </w:pPr>
+      <w:rPr>
+        <w:rFonts w:ascii="Wingdings" w:hAnsi="Wingdings" w:cs="Wingdings" w:hint="default"/>
+      </w:rPr>
+    </w:lvl>
+    <w:lvl w:ilvl="7">
+      <w:start w:val="1"/>
+      <w:numFmt w:val="bullet"/>
+      <w:lvlText w:val=""/>
+      <w:lvlJc w:val="left"/>
+      <w:pPr>
+        <w:tabs>
+          <w:tab w:val="num" w:pos="0"/>
+        </w:tabs>
+        <w:ind w:left="5760" w:hanging="360"/>
+      </w:pPr>
+      <w:rPr>
+        <w:rFonts w:ascii="Wingdings" w:hAnsi="Wingdings" w:cs="Wingdings" w:hint="default"/>
+      </w:rPr>
+    </w:lvl>
+    <w:lvl w:ilvl="8">
+      <w:start w:val="1"/>
+      <w:numFmt w:val="bullet"/>
+      <w:lvlText w:val=""/>
+      <w:lvlJc w:val="left"/>
+      <w:pPr>
+        <w:tabs>
+          <w:tab w:val="num" w:pos="0"/>
+        </w:tabs>
+        <w:ind w:left="6480" w:hanging="360"/>
+      </w:pPr>
+      <w:rPr>
+        <w:rFonts w:ascii="Wingdings" w:hAnsi="Wingdings" w:cs="Wingdings" w:hint="default"/>
+      </w:rPr>
+    </w:lvl>
+  </w:abstractNum>
+  <w:abstractNum w:abstractNumId="32">
+    <w:lvl w:ilvl="0">
+      <w:start w:val="1"/>
+      <w:numFmt w:val="bullet"/>
+      <w:lvlText w:val=""/>
+      <w:lvlJc w:val="left"/>
+      <w:pPr>
+        <w:tabs>
+          <w:tab w:val="num" w:pos="0"/>
+        </w:tabs>
+        <w:ind w:left="720" w:hanging="360"/>
+      </w:pPr>
+      <w:rPr>
+        <w:rFonts w:ascii="Wingdings" w:hAnsi="Wingdings" w:cs="Wingdings" w:hint="default"/>
+      </w:rPr>
+    </w:lvl>
+    <w:lvl w:ilvl="1">
+      <w:start w:val="1"/>
+      <w:numFmt w:val="bullet"/>
+      <w:lvlText w:val=""/>
+      <w:lvlJc w:val="left"/>
+      <w:pPr>
+        <w:tabs>
+          <w:tab w:val="num" w:pos="0"/>
+        </w:tabs>
+        <w:ind w:left="1440" w:hanging="360"/>
+      </w:pPr>
+      <w:rPr>
+        <w:rFonts w:ascii="Wingdings 2" w:hAnsi="Wingdings 2" w:cs="Wingdings 2" w:hint="default"/>
+      </w:rPr>
+    </w:lvl>
+    <w:lvl w:ilvl="2">
+      <w:start w:val="1"/>
+      <w:numFmt w:val="bullet"/>
+      <w:lvlText w:val="■"/>
+      <w:lvlJc w:val="left"/>
+      <w:pPr>
+        <w:tabs>
+          <w:tab w:val="num" w:pos="0"/>
+        </w:tabs>
+        <w:ind w:left="2160" w:hanging="360"/>
+      </w:pPr>
+      <w:rPr>
+        <w:rFonts w:ascii="OpenSymbol" w:hAnsi="OpenSymbol" w:cs="OpenSymbol" w:hint="default"/>
+      </w:rPr>
+    </w:lvl>
+    <w:lvl w:ilvl="3">
+      <w:start w:val="1"/>
+      <w:numFmt w:val="bullet"/>
+      <w:lvlText w:val=""/>
+      <w:lvlJc w:val="left"/>
+      <w:pPr>
+        <w:tabs>
+          <w:tab w:val="num" w:pos="0"/>
+        </w:tabs>
+        <w:ind w:left="2880" w:hanging="360"/>
+      </w:pPr>
+      <w:rPr>
+        <w:rFonts w:ascii="Wingdings" w:hAnsi="Wingdings" w:cs="Wingdings" w:hint="default"/>
+      </w:rPr>
+    </w:lvl>
+    <w:lvl w:ilvl="4">
+      <w:start w:val="1"/>
+      <w:numFmt w:val="bullet"/>
+      <w:lvlText w:val=""/>
+      <w:lvlJc w:val="left"/>
+      <w:pPr>
+        <w:tabs>
+          <w:tab w:val="num" w:pos="0"/>
+        </w:tabs>
+        <w:ind w:left="3600" w:hanging="360"/>
+      </w:pPr>
+      <w:rPr>
+        <w:rFonts w:ascii="Wingdings 2" w:hAnsi="Wingdings 2" w:cs="Wingdings 2" w:hint="default"/>
+      </w:rPr>
+    </w:lvl>
+    <w:lvl w:ilvl="5">
+      <w:start w:val="1"/>
+      <w:numFmt w:val="bullet"/>
+      <w:lvlText w:val="■"/>
+      <w:lvlJc w:val="left"/>
+      <w:pPr>
+        <w:tabs>
+          <w:tab w:val="num" w:pos="0"/>
+        </w:tabs>
+        <w:ind w:left="4320" w:hanging="360"/>
+      </w:pPr>
+      <w:rPr>
+        <w:rFonts w:ascii="OpenSymbol" w:hAnsi="OpenSymbol" w:cs="OpenSymbol" w:hint="default"/>
+      </w:rPr>
+    </w:lvl>
+    <w:lvl w:ilvl="6">
+      <w:start w:val="1"/>
+      <w:numFmt w:val="bullet"/>
+      <w:lvlText w:val=""/>
+      <w:lvlJc w:val="left"/>
+      <w:pPr>
+        <w:tabs>
+          <w:tab w:val="num" w:pos="0"/>
+        </w:tabs>
+        <w:ind w:left="5040" w:hanging="360"/>
+      </w:pPr>
+      <w:rPr>
+        <w:rFonts w:ascii="Wingdings" w:hAnsi="Wingdings" w:cs="Wingdings" w:hint="default"/>
+      </w:rPr>
+    </w:lvl>
+    <w:lvl w:ilvl="7">
+      <w:start w:val="1"/>
+      <w:numFmt w:val="bullet"/>
+      <w:lvlText w:val=""/>
+      <w:lvlJc w:val="left"/>
+      <w:pPr>
+        <w:tabs>
+          <w:tab w:val="num" w:pos="0"/>
+        </w:tabs>
+        <w:ind w:left="5760" w:hanging="360"/>
+      </w:pPr>
+      <w:rPr>
+        <w:rFonts w:ascii="Wingdings" w:hAnsi="Wingdings" w:cs="Wingdings" w:hint="default"/>
+      </w:rPr>
+    </w:lvl>
+    <w:lvl w:ilvl="8">
+      <w:start w:val="1"/>
+      <w:numFmt w:val="bullet"/>
+      <w:lvlText w:val=""/>
+      <w:lvlJc w:val="left"/>
+      <w:pPr>
+        <w:tabs>
+          <w:tab w:val="num" w:pos="0"/>
+        </w:tabs>
+        <w:ind w:left="6480" w:hanging="360"/>
+      </w:pPr>
+      <w:rPr>
+        <w:rFonts w:ascii="Wingdings" w:hAnsi="Wingdings" w:cs="Wingdings" w:hint="default"/>
+      </w:rPr>
+    </w:lvl>
+  </w:abstractNum>
+  <w:abstractNum w:abstractNumId="33">
+    <w:lvl w:ilvl="0">
+      <w:start w:val="1"/>
+      <w:numFmt w:val="bullet"/>
+      <w:lvlText w:val=""/>
+      <w:lvlJc w:val="left"/>
+      <w:pPr>
+        <w:tabs>
+          <w:tab w:val="num" w:pos="0"/>
+        </w:tabs>
+        <w:ind w:left="720" w:hanging="360"/>
+      </w:pPr>
+      <w:rPr>
+        <w:rFonts w:ascii="Wingdings" w:hAnsi="Wingdings" w:cs="Wingdings" w:hint="default"/>
+      </w:rPr>
+    </w:lvl>
+    <w:lvl w:ilvl="1">
+      <w:start w:val="1"/>
+      <w:numFmt w:val="bullet"/>
+      <w:lvlText w:val=""/>
+      <w:lvlJc w:val="left"/>
+      <w:pPr>
+        <w:tabs>
+          <w:tab w:val="num" w:pos="0"/>
+        </w:tabs>
+        <w:ind w:left="1440" w:hanging="360"/>
+      </w:pPr>
+      <w:rPr>
+        <w:rFonts w:ascii="Wingdings 2" w:hAnsi="Wingdings 2" w:cs="Wingdings 2" w:hint="default"/>
+      </w:rPr>
+    </w:lvl>
+    <w:lvl w:ilvl="2">
+      <w:start w:val="1"/>
+      <w:numFmt w:val="bullet"/>
+      <w:lvlText w:val="■"/>
+      <w:lvlJc w:val="left"/>
+      <w:pPr>
+        <w:tabs>
+          <w:tab w:val="num" w:pos="0"/>
+        </w:tabs>
+        <w:ind w:left="2160" w:hanging="360"/>
+      </w:pPr>
+      <w:rPr>
+        <w:rFonts w:ascii="OpenSymbol" w:hAnsi="OpenSymbol" w:cs="OpenSymbol" w:hint="default"/>
+      </w:rPr>
+    </w:lvl>
+    <w:lvl w:ilvl="3">
+      <w:start w:val="1"/>
+      <w:numFmt w:val="bullet"/>
+      <w:lvlText w:val=""/>
+      <w:lvlJc w:val="left"/>
+      <w:pPr>
+        <w:tabs>
+          <w:tab w:val="num" w:pos="0"/>
+        </w:tabs>
+        <w:ind w:left="2880" w:hanging="360"/>
+      </w:pPr>
+      <w:rPr>
+        <w:rFonts w:ascii="Wingdings" w:hAnsi="Wingdings" w:cs="Wingdings" w:hint="default"/>
+      </w:rPr>
+    </w:lvl>
+    <w:lvl w:ilvl="4">
+      <w:start w:val="1"/>
+      <w:numFmt w:val="bullet"/>
+      <w:lvlText w:val=""/>
+      <w:lvlJc w:val="left"/>
+      <w:pPr>
+        <w:tabs>
+          <w:tab w:val="num" w:pos="0"/>
+        </w:tabs>
+        <w:ind w:left="3600" w:hanging="360"/>
+      </w:pPr>
+      <w:rPr>
+        <w:rFonts w:ascii="Wingdings 2" w:hAnsi="Wingdings 2" w:cs="Wingdings 2" w:hint="default"/>
+      </w:rPr>
+    </w:lvl>
+    <w:lvl w:ilvl="5">
+      <w:start w:val="1"/>
+      <w:numFmt w:val="bullet"/>
+      <w:lvlText w:val="■"/>
+      <w:lvlJc w:val="left"/>
+      <w:pPr>
+        <w:tabs>
+          <w:tab w:val="num" w:pos="0"/>
+        </w:tabs>
+        <w:ind w:left="4320" w:hanging="360"/>
+      </w:pPr>
+      <w:rPr>
+        <w:rFonts w:ascii="OpenSymbol" w:hAnsi="OpenSymbol" w:cs="OpenSymbol" w:hint="default"/>
+      </w:rPr>
+    </w:lvl>
+    <w:lvl w:ilvl="6">
+      <w:start w:val="1"/>
+      <w:numFmt w:val="bullet"/>
+      <w:lvlText w:val=""/>
+      <w:lvlJc w:val="left"/>
+      <w:pPr>
+        <w:tabs>
+          <w:tab w:val="num" w:pos="0"/>
+        </w:tabs>
+        <w:ind w:left="5040" w:hanging="360"/>
+      </w:pPr>
+      <w:rPr>
+        <w:rFonts w:ascii="Wingdings" w:hAnsi="Wingdings" w:cs="Wingdings" w:hint="default"/>
+      </w:rPr>
+    </w:lvl>
+    <w:lvl w:ilvl="7">
+      <w:start w:val="1"/>
+      <w:numFmt w:val="bullet"/>
+      <w:lvlText w:val=""/>
+      <w:lvlJc w:val="left"/>
+      <w:pPr>
+        <w:tabs>
+          <w:tab w:val="num" w:pos="0"/>
+        </w:tabs>
+        <w:ind w:left="5760" w:hanging="360"/>
+      </w:pPr>
+      <w:rPr>
+        <w:rFonts w:ascii="Wingdings" w:hAnsi="Wingdings" w:cs="Wingdings" w:hint="default"/>
+      </w:rPr>
+    </w:lvl>
+    <w:lvl w:ilvl="8">
+      <w:start w:val="1"/>
+      <w:numFmt w:val="bullet"/>
+      <w:lvlText w:val=""/>
+      <w:lvlJc w:val="left"/>
+      <w:pPr>
+        <w:tabs>
+          <w:tab w:val="num" w:pos="0"/>
+        </w:tabs>
+        <w:ind w:left="6480" w:hanging="360"/>
+      </w:pPr>
+      <w:rPr>
+        <w:rFonts w:ascii="Wingdings" w:hAnsi="Wingdings" w:cs="Wingdings" w:hint="default"/>
+      </w:rPr>
+    </w:lvl>
+  </w:abstractNum>
+  <w:abstractNum w:abstractNumId="34">
+    <w:lvl w:ilvl="0">
+      <w:start w:val="1"/>
+      <w:numFmt w:val="bullet"/>
+      <w:lvlText w:val=""/>
+      <w:lvlJc w:val="left"/>
+      <w:pPr>
+        <w:tabs>
+          <w:tab w:val="num" w:pos="0"/>
+        </w:tabs>
+        <w:ind w:left="720" w:hanging="360"/>
+      </w:pPr>
+      <w:rPr>
+        <w:rFonts w:ascii="Wingdings" w:hAnsi="Wingdings" w:cs="Wingdings" w:hint="default"/>
+      </w:rPr>
+    </w:lvl>
+    <w:lvl w:ilvl="1">
+      <w:start w:val="1"/>
+      <w:numFmt w:val="bullet"/>
+      <w:lvlText w:val=""/>
+      <w:lvlJc w:val="left"/>
+      <w:pPr>
+        <w:tabs>
+          <w:tab w:val="num" w:pos="0"/>
+        </w:tabs>
+        <w:ind w:left="1440" w:hanging="360"/>
+      </w:pPr>
+      <w:rPr>
+        <w:rFonts w:ascii="Wingdings 2" w:hAnsi="Wingdings 2" w:cs="Wingdings 2" w:hint="default"/>
+      </w:rPr>
+    </w:lvl>
+    <w:lvl w:ilvl="2">
+      <w:start w:val="1"/>
+      <w:numFmt w:val="bullet"/>
+      <w:lvlText w:val="■"/>
+      <w:lvlJc w:val="left"/>
+      <w:pPr>
+        <w:tabs>
+          <w:tab w:val="num" w:pos="0"/>
+        </w:tabs>
+        <w:ind w:left="2160" w:hanging="360"/>
+      </w:pPr>
+      <w:rPr>
+        <w:rFonts w:ascii="OpenSymbol" w:hAnsi="OpenSymbol" w:cs="OpenSymbol" w:hint="default"/>
+      </w:rPr>
+    </w:lvl>
+    <w:lvl w:ilvl="3">
+      <w:start w:val="1"/>
+      <w:numFmt w:val="bullet"/>
+      <w:lvlText w:val=""/>
+      <w:lvlJc w:val="left"/>
+      <w:pPr>
+        <w:tabs>
+          <w:tab w:val="num" w:pos="0"/>
+        </w:tabs>
+        <w:ind w:left="2880" w:hanging="360"/>
+      </w:pPr>
+      <w:rPr>
+        <w:rFonts w:ascii="Wingdings" w:hAnsi="Wingdings" w:cs="Wingdings" w:hint="default"/>
+      </w:rPr>
+    </w:lvl>
+    <w:lvl w:ilvl="4">
+      <w:start w:val="1"/>
+      <w:numFmt w:val="bullet"/>
+      <w:lvlText w:val=""/>
+      <w:lvlJc w:val="left"/>
+      <w:pPr>
+        <w:tabs>
+          <w:tab w:val="num" w:pos="0"/>
+        </w:tabs>
+        <w:ind w:left="3600" w:hanging="360"/>
+      </w:pPr>
+      <w:rPr>
+        <w:rFonts w:ascii="Wingdings 2" w:hAnsi="Wingdings 2" w:cs="Wingdings 2" w:hint="default"/>
+      </w:rPr>
+    </w:lvl>
+    <w:lvl w:ilvl="5">
+      <w:start w:val="1"/>
+      <w:numFmt w:val="bullet"/>
+      <w:lvlText w:val="■"/>
+      <w:lvlJc w:val="left"/>
+      <w:pPr>
+        <w:tabs>
+          <w:tab w:val="num" w:pos="0"/>
+        </w:tabs>
+        <w:ind w:left="4320" w:hanging="360"/>
+      </w:pPr>
+      <w:rPr>
+        <w:rFonts w:ascii="OpenSymbol" w:hAnsi="OpenSymbol" w:cs="OpenSymbol" w:hint="default"/>
+      </w:rPr>
+    </w:lvl>
+    <w:lvl w:ilvl="6">
+      <w:start w:val="1"/>
+      <w:numFmt w:val="bullet"/>
+      <w:lvlText w:val=""/>
+      <w:lvlJc w:val="left"/>
+      <w:pPr>
+        <w:tabs>
+          <w:tab w:val="num" w:pos="0"/>
+        </w:tabs>
+        <w:ind w:left="5040" w:hanging="360"/>
+      </w:pPr>
+      <w:rPr>
+        <w:rFonts w:ascii="Wingdings" w:hAnsi="Wingdings" w:cs="Wingdings" w:hint="default"/>
+      </w:rPr>
+    </w:lvl>
+    <w:lvl w:ilvl="7">
+      <w:start w:val="1"/>
+      <w:numFmt w:val="bullet"/>
+      <w:lvlText w:val=""/>
+      <w:lvlJc w:val="left"/>
+      <w:pPr>
+        <w:tabs>
+          <w:tab w:val="num" w:pos="0"/>
+        </w:tabs>
+        <w:ind w:left="5760" w:hanging="360"/>
+      </w:pPr>
+      <w:rPr>
+        <w:rFonts w:ascii="Wingdings" w:hAnsi="Wingdings" w:cs="Wingdings" w:hint="default"/>
+      </w:rPr>
+    </w:lvl>
+    <w:lvl w:ilvl="8">
+      <w:start w:val="1"/>
+      <w:numFmt w:val="bullet"/>
+      <w:lvlText w:val=""/>
+      <w:lvlJc w:val="left"/>
+      <w:pPr>
+        <w:tabs>
+          <w:tab w:val="num" w:pos="0"/>
+        </w:tabs>
+        <w:ind w:left="6480" w:hanging="360"/>
+      </w:pPr>
+      <w:rPr>
+        <w:rFonts w:ascii="Wingdings" w:hAnsi="Wingdings" w:cs="Wingdings" w:hint="default"/>
+      </w:rPr>
+    </w:lvl>
+  </w:abstractNum>
+  <w:abstractNum w:abstractNumId="35">
+    <w:lvl w:ilvl="0">
+      <w:start w:val="1"/>
+      <w:numFmt w:val="bullet"/>
+      <w:lvlText w:val=""/>
+      <w:lvlJc w:val="left"/>
+      <w:pPr>
+        <w:tabs>
+          <w:tab w:val="num" w:pos="0"/>
+        </w:tabs>
+        <w:ind w:left="720" w:hanging="360"/>
+      </w:pPr>
+      <w:rPr>
+        <w:rFonts w:ascii="Wingdings" w:hAnsi="Wingdings" w:cs="Wingdings" w:hint="default"/>
+      </w:rPr>
+    </w:lvl>
+    <w:lvl w:ilvl="1">
+      <w:start w:val="1"/>
+      <w:numFmt w:val="bullet"/>
+      <w:lvlText w:val=""/>
+      <w:lvlJc w:val="left"/>
+      <w:pPr>
+        <w:tabs>
+          <w:tab w:val="num" w:pos="0"/>
+        </w:tabs>
+        <w:ind w:left="1440" w:hanging="360"/>
+      </w:pPr>
+      <w:rPr>
+        <w:rFonts w:ascii="Wingdings 2" w:hAnsi="Wingdings 2" w:cs="Wingdings 2" w:hint="default"/>
+      </w:rPr>
+    </w:lvl>
+    <w:lvl w:ilvl="2">
+      <w:start w:val="1"/>
+      <w:numFmt w:val="bullet"/>
+      <w:lvlText w:val="■"/>
+      <w:lvlJc w:val="left"/>
+      <w:pPr>
+        <w:tabs>
+          <w:tab w:val="num" w:pos="0"/>
+        </w:tabs>
+        <w:ind w:left="2160" w:hanging="360"/>
+      </w:pPr>
+      <w:rPr>
+        <w:rFonts w:ascii="OpenSymbol" w:hAnsi="OpenSymbol" w:cs="OpenSymbol" w:hint="default"/>
+      </w:rPr>
+    </w:lvl>
+    <w:lvl w:ilvl="3">
+      <w:start w:val="1"/>
+      <w:numFmt w:val="bullet"/>
+      <w:lvlText w:val=""/>
+      <w:lvlJc w:val="left"/>
+      <w:pPr>
+        <w:tabs>
+          <w:tab w:val="num" w:pos="0"/>
+        </w:tabs>
+        <w:ind w:left="2880" w:hanging="360"/>
+      </w:pPr>
+      <w:rPr>
+        <w:rFonts w:ascii="Wingdings" w:hAnsi="Wingdings" w:cs="Wingdings" w:hint="default"/>
+      </w:rPr>
+    </w:lvl>
+    <w:lvl w:ilvl="4">
+      <w:start w:val="1"/>
+      <w:numFmt w:val="bullet"/>
+      <w:lvlText w:val=""/>
+      <w:lvlJc w:val="left"/>
+      <w:pPr>
+        <w:tabs>
+          <w:tab w:val="num" w:pos="0"/>
+        </w:tabs>
+        <w:ind w:left="3600" w:hanging="360"/>
+      </w:pPr>
+      <w:rPr>
+        <w:rFonts w:ascii="Wingdings 2" w:hAnsi="Wingdings 2" w:cs="Wingdings 2" w:hint="default"/>
+      </w:rPr>
+    </w:lvl>
+    <w:lvl w:ilvl="5">
+      <w:start w:val="1"/>
+      <w:numFmt w:val="bullet"/>
+      <w:lvlText w:val="■"/>
+      <w:lvlJc w:val="left"/>
+      <w:pPr>
+        <w:tabs>
+          <w:tab w:val="num" w:pos="0"/>
+        </w:tabs>
+        <w:ind w:left="4320" w:hanging="360"/>
+      </w:pPr>
+      <w:rPr>
+        <w:rFonts w:ascii="OpenSymbol" w:hAnsi="OpenSymbol" w:cs="OpenSymbol" w:hint="default"/>
+      </w:rPr>
+    </w:lvl>
+    <w:lvl w:ilvl="6">
+      <w:start w:val="1"/>
+      <w:numFmt w:val="bullet"/>
+      <w:lvlText w:val=""/>
+      <w:lvlJc w:val="left"/>
+      <w:pPr>
+        <w:tabs>
+          <w:tab w:val="num" w:pos="0"/>
+        </w:tabs>
+        <w:ind w:left="5040" w:hanging="360"/>
+      </w:pPr>
+      <w:rPr>
+        <w:rFonts w:ascii="Wingdings" w:hAnsi="Wingdings" w:cs="Wingdings" w:hint="default"/>
+      </w:rPr>
+    </w:lvl>
+    <w:lvl w:ilvl="7">
+      <w:start w:val="1"/>
+      <w:numFmt w:val="bullet"/>
+      <w:lvlText w:val=""/>
+      <w:lvlJc w:val="left"/>
+      <w:pPr>
+        <w:tabs>
+          <w:tab w:val="num" w:pos="0"/>
+        </w:tabs>
+        <w:ind w:left="5760" w:hanging="360"/>
+      </w:pPr>
+      <w:rPr>
+        <w:rFonts w:ascii="Wingdings" w:hAnsi="Wingdings" w:cs="Wingdings" w:hint="default"/>
+      </w:rPr>
+    </w:lvl>
+    <w:lvl w:ilvl="8">
+      <w:start w:val="1"/>
+      <w:numFmt w:val="bullet"/>
+      <w:lvlText w:val=""/>
+      <w:lvlJc w:val="left"/>
+      <w:pPr>
+        <w:tabs>
+          <w:tab w:val="num" w:pos="0"/>
+        </w:tabs>
+        <w:ind w:left="6480" w:hanging="360"/>
+      </w:pPr>
+      <w:rPr>
+        <w:rFonts w:ascii="Wingdings" w:hAnsi="Wingdings" w:cs="Wingdings" w:hint="default"/>
+      </w:rPr>
+    </w:lvl>
+  </w:abstractNum>
+  <w:abstractNum w:abstractNumId="36">
+    <w:lvl w:ilvl="0">
+      <w:start w:val="1"/>
       <w:numFmt w:val="none"/>
       <w:suff w:val="nothing"/>
       <w:lvlText w:val=""/>
@@ -9517,112 +14045,211 @@
     <w:abstractNumId w:val="3"/>
   </w:num>
   <w:num w:numId="4">
-    <w:abstractNumId w:val="2"/>
+    <w:abstractNumId w:val="4"/>
+  </w:num>
+  <w:num w:numId="5">
+    <w:abstractNumId w:val="5"/>
+  </w:num>
+  <w:num w:numId="6">
+    <w:abstractNumId w:val="6"/>
+  </w:num>
+  <w:num w:numId="7">
+    <w:abstractNumId w:val="7"/>
+  </w:num>
+  <w:num w:numId="8">
+    <w:abstractNumId w:val="8"/>
+  </w:num>
+  <w:num w:numId="9">
+    <w:abstractNumId w:val="9"/>
+  </w:num>
+  <w:num w:numId="10">
+    <w:abstractNumId w:val="10"/>
+  </w:num>
+  <w:num w:numId="11">
+    <w:abstractNumId w:val="11"/>
+  </w:num>
+  <w:num w:numId="12">
+    <w:abstractNumId w:val="12"/>
+  </w:num>
+  <w:num w:numId="13">
+    <w:abstractNumId w:val="13"/>
+  </w:num>
+  <w:num w:numId="14">
+    <w:abstractNumId w:val="14"/>
+  </w:num>
+  <w:num w:numId="15">
+    <w:abstractNumId w:val="15"/>
+  </w:num>
+  <w:num w:numId="16">
+    <w:abstractNumId w:val="16"/>
+  </w:num>
+  <w:num w:numId="17">
+    <w:abstractNumId w:val="17"/>
+  </w:num>
+  <w:num w:numId="18">
+    <w:abstractNumId w:val="18"/>
+  </w:num>
+  <w:num w:numId="19">
+    <w:abstractNumId w:val="19"/>
+  </w:num>
+  <w:num w:numId="20">
+    <w:abstractNumId w:val="20"/>
+  </w:num>
+  <w:num w:numId="21">
+    <w:abstractNumId w:val="21"/>
+  </w:num>
+  <w:num w:numId="22">
+    <w:abstractNumId w:val="22"/>
+  </w:num>
+  <w:num w:numId="23">
+    <w:abstractNumId w:val="23"/>
+  </w:num>
+  <w:num w:numId="24">
+    <w:abstractNumId w:val="24"/>
+  </w:num>
+  <w:num w:numId="25">
+    <w:abstractNumId w:val="25"/>
+  </w:num>
+  <w:num w:numId="26">
+    <w:abstractNumId w:val="26"/>
+  </w:num>
+  <w:num w:numId="27">
+    <w:abstractNumId w:val="27"/>
+  </w:num>
+  <w:num w:numId="28">
+    <w:abstractNumId w:val="28"/>
+  </w:num>
+  <w:num w:numId="29">
+    <w:abstractNumId w:val="29"/>
+  </w:num>
+  <w:num w:numId="30">
+    <w:abstractNumId w:val="30"/>
+  </w:num>
+  <w:num w:numId="31">
+    <w:abstractNumId w:val="31"/>
+  </w:num>
+  <w:num w:numId="32">
+    <w:abstractNumId w:val="32"/>
+  </w:num>
+  <w:num w:numId="33">
+    <w:abstractNumId w:val="33"/>
+  </w:num>
+  <w:num w:numId="34">
+    <w:abstractNumId w:val="34"/>
+  </w:num>
+  <w:num w:numId="35">
+    <w:abstractNumId w:val="35"/>
+  </w:num>
+  <w:num w:numId="36">
+    <w:abstractNumId w:val="36"/>
+  </w:num>
+  <w:num w:numId="37">
+    <w:abstractNumId w:val="1"/>
     <w:lvlOverride w:ilvl="0">
       <w:startOverride w:val="1"/>
     </w:lvlOverride>
   </w:num>
-  <w:num w:numId="5">
-    <w:abstractNumId w:val="2"/>
+  <w:num w:numId="38">
+    <w:abstractNumId w:val="1"/>
   </w:num>
-  <w:num w:numId="6">
-    <w:abstractNumId w:val="2"/>
+  <w:num w:numId="39">
+    <w:abstractNumId w:val="1"/>
   </w:num>
-  <w:num w:numId="7">
-    <w:abstractNumId w:val="2"/>
+  <w:num w:numId="40">
+    <w:abstractNumId w:val="1"/>
   </w:num>
-  <w:num w:numId="8">
-    <w:abstractNumId w:val="2"/>
+  <w:num w:numId="41">
+    <w:abstractNumId w:val="1"/>
   </w:num>
-  <w:num w:numId="9">
-    <w:abstractNumId w:val="2"/>
+  <w:num w:numId="42">
+    <w:abstractNumId w:val="1"/>
   </w:num>
-  <w:num w:numId="10">
-    <w:abstractNumId w:val="2"/>
+  <w:num w:numId="43">
+    <w:abstractNumId w:val="1"/>
   </w:num>
-  <w:num w:numId="11">
-    <w:abstractNumId w:val="2"/>
+  <w:num w:numId="44">
+    <w:abstractNumId w:val="1"/>
   </w:num>
-  <w:num w:numId="12">
-    <w:abstractNumId w:val="2"/>
+  <w:num w:numId="45">
+    <w:abstractNumId w:val="1"/>
   </w:num>
-  <w:num w:numId="13">
-    <w:abstractNumId w:val="2"/>
+  <w:num w:numId="46">
+    <w:abstractNumId w:val="1"/>
   </w:num>
-  <w:num w:numId="14">
-    <w:abstractNumId w:val="2"/>
+  <w:num w:numId="47">
+    <w:abstractNumId w:val="1"/>
   </w:num>
-  <w:num w:numId="15">
-    <w:abstractNumId w:val="2"/>
+  <w:num w:numId="48">
+    <w:abstractNumId w:val="1"/>
   </w:num>
-  <w:num w:numId="16">
-    <w:abstractNumId w:val="2"/>
+  <w:num w:numId="49">
+    <w:abstractNumId w:val="1"/>
   </w:num>
-  <w:num w:numId="17">
-    <w:abstractNumId w:val="2"/>
+  <w:num w:numId="50">
+    <w:abstractNumId w:val="1"/>
   </w:num>
-  <w:num w:numId="18">
-    <w:abstractNumId w:val="2"/>
+  <w:num w:numId="51">
+    <w:abstractNumId w:val="1"/>
   </w:num>
-  <w:num w:numId="19">
-    <w:abstractNumId w:val="2"/>
+  <w:num w:numId="52">
+    <w:abstractNumId w:val="1"/>
   </w:num>
-  <w:num w:numId="20">
-    <w:abstractNumId w:val="2"/>
+  <w:num w:numId="53">
+    <w:abstractNumId w:val="1"/>
   </w:num>
-  <w:num w:numId="21">
-    <w:abstractNumId w:val="2"/>
+  <w:num w:numId="54">
+    <w:abstractNumId w:val="1"/>
   </w:num>
-  <w:num w:numId="22">
-    <w:abstractNumId w:val="2"/>
+  <w:num w:numId="55">
+    <w:abstractNumId w:val="1"/>
   </w:num>
-  <w:num w:numId="23">
-    <w:abstractNumId w:val="2"/>
+  <w:num w:numId="56">
+    <w:abstractNumId w:val="1"/>
   </w:num>
-  <w:num w:numId="24">
-    <w:abstractNumId w:val="2"/>
+  <w:num w:numId="57">
+    <w:abstractNumId w:val="1"/>
   </w:num>
-  <w:num w:numId="25">
-    <w:abstractNumId w:val="2"/>
+  <w:num w:numId="58">
+    <w:abstractNumId w:val="1"/>
   </w:num>
-  <w:num w:numId="26">
-    <w:abstractNumId w:val="2"/>
+  <w:num w:numId="59">
+    <w:abstractNumId w:val="1"/>
   </w:num>
-  <w:num w:numId="27">
-    <w:abstractNumId w:val="2"/>
+  <w:num w:numId="60">
+    <w:abstractNumId w:val="1"/>
   </w:num>
-  <w:num w:numId="28">
-    <w:abstractNumId w:val="2"/>
+  <w:num w:numId="61">
+    <w:abstractNumId w:val="1"/>
   </w:num>
-  <w:num w:numId="29">
-    <w:abstractNumId w:val="2"/>
+  <w:num w:numId="62">
+    <w:abstractNumId w:val="1"/>
   </w:num>
-  <w:num w:numId="30">
-    <w:abstractNumId w:val="2"/>
+  <w:num w:numId="63">
+    <w:abstractNumId w:val="1"/>
   </w:num>
-  <w:num w:numId="31">
-    <w:abstractNumId w:val="2"/>
+  <w:num w:numId="64">
+    <w:abstractNumId w:val="1"/>
   </w:num>
-  <w:num w:numId="32">
-    <w:abstractNumId w:val="2"/>
+  <w:num w:numId="65">
+    <w:abstractNumId w:val="1"/>
   </w:num>
-  <w:num w:numId="33">
-    <w:abstractNumId w:val="2"/>
+  <w:num w:numId="66">
+    <w:abstractNumId w:val="1"/>
   </w:num>
-  <w:num w:numId="34">
-    <w:abstractNumId w:val="2"/>
+  <w:num w:numId="67">
+    <w:abstractNumId w:val="1"/>
   </w:num>
-  <w:num w:numId="35">
-    <w:abstractNumId w:val="2"/>
+  <w:num w:numId="68">
+    <w:abstractNumId w:val="1"/>
   </w:num>
-  <w:num w:numId="36">
-    <w:abstractNumId w:val="2"/>
+  <w:num w:numId="69">
+    <w:abstractNumId w:val="1"/>
   </w:num>
-  <w:num w:numId="37">
-    <w:abstractNumId w:val="2"/>
+  <w:num w:numId="70">
+    <w:abstractNumId w:val="1"/>
   </w:num>
-  <w:num w:numId="38">
-    <w:abstractNumId w:val="2"/>
+  <w:num w:numId="71">
+    <w:abstractNumId w:val="1"/>
   </w:num>
 </w:numbering>
 </file>
@@ -9732,8 +14359,8 @@
       <w:u w:val="single"/>
     </w:rPr>
   </w:style>
-  <w:style w:type="character" w:styleId="FootnoteCharactersuser">
-    <w:name w:val="Footnote Characters (user)"/>
+  <w:style w:type="character" w:styleId="FootnoteCharacters">
+    <w:name w:val="Footnote Characters"/>
     <w:uiPriority w:val="99"/>
     <w:semiHidden/>
     <w:unhideWhenUsed/>
@@ -9742,8 +14369,8 @@
       <w:vertAlign w:val="superscript"/>
     </w:rPr>
   </w:style>
-  <w:style w:type="character" w:styleId="FootnoteCharacters">
-    <w:name w:val="Footnote Characters"/>
+  <w:style w:type="character" w:styleId="FootnoteCharactersuser">
+    <w:name w:val="Footnote Characters (user)"/>
     <w:qFormat/>
     <w:rPr>
       <w:vertAlign w:val="superscript"/>
@@ -9767,8 +14394,8 @@
       <w:szCs w:val="20"/>
     </w:rPr>
   </w:style>
-  <w:style w:type="character" w:styleId="EndnoteCharactersuser">
-    <w:name w:val="Endnote Characters (user)"/>
+  <w:style w:type="character" w:styleId="EndnoteCharacters">
+    <w:name w:val="Endnote Characters"/>
     <w:uiPriority w:val="99"/>
     <w:semiHidden/>
     <w:unhideWhenUsed/>
@@ -9777,8 +14404,8 @@
       <w:vertAlign w:val="superscript"/>
     </w:rPr>
   </w:style>
-  <w:style w:type="character" w:styleId="EndnoteCharacters">
-    <w:name w:val="Endnote Characters"/>
+  <w:style w:type="character" w:styleId="EndnoteCharactersuser">
+    <w:name w:val="Endnote Characters (user)"/>
     <w:qFormat/>
     <w:rPr>
       <w:vertAlign w:val="superscript"/>

--- a/Docs/CRUD_Execute_Modules_Reference.docx
+++ b/Docs/CRUD_Execute_Modules_Reference.docx
@@ -8,10 +8,18 @@
         <w:spacing w:before="0" w:after="40"/>
         <w:rPr/>
       </w:pPr>
-      <w:r>
-        <w:rPr/>
-        <w:t>Data Manager</w:t>
-      </w:r>
+      <w:del w:id="0" w:author="Claude" w:date="2026-09-27T12:00:00Z">
+        <w:r>
+          <w:rPr/>
+          <w:delText>Data Manager</w:delText>
+        </w:r>
+      </w:del>
+      <w:ins w:id="1" w:author="Claude" w:date="2026-09-27T12:00:00Z">
+        <w:r>
+          <w:rPr/>
+          <w:t>DataSol_Gateway</w:t>
+        </w:r>
+      </w:ins>
     </w:p>
     <w:p>
       <w:pPr>
@@ -46,27 +54,71 @@
         <w:spacing w:before="0" w:after="20"/>
         <w:rPr/>
       </w:pPr>
-      <w:r>
-        <w:rPr>
-          <w:i/>
-          <w:iCs/>
-        </w:rPr>
-        <w:t>Version 1.0</w:t>
-      </w:r>
+      <w:del w:id="2" w:author="Claude" w:date="2026-09-27T12:00:00Z">
+        <w:r>
+          <w:rPr>
+            <w:i/>
+            <w:iCs/>
+          </w:rPr>
+          <w:delText>Version 1.0</w:delText>
+        </w:r>
+      </w:del>
+      <w:ins w:id="3" w:author="Claude" w:date="2026-09-27T12:00:00Z">
+        <w:r>
+          <w:rPr>
+            <w:i/>
+            <w:iCs/>
+          </w:rPr>
+          <w:t>Version 1.1</w:t>
+        </w:r>
+      </w:ins>
     </w:p>
     <w:p>
       <w:pPr>
         <w:pStyle w:val="Normal"/>
         <w:spacing w:before="0" w:after="400"/>
-        <w:rPr/>
-      </w:pPr>
-      <w:r>
         <w:rPr>
-          <w:i/>
-          <w:iCs/>
+          <w:ins w:id="6" w:author="Claude" w:date="2026-09-27T12:00:00Z"/>
         </w:rPr>
-        <w:t>2026-08-13</w:t>
-      </w:r>
+      </w:pPr>
+      <w:del w:id="4" w:author="Claude" w:date="2026-09-27T12:00:00Z">
+        <w:r>
+          <w:rPr>
+            <w:i/>
+            <w:iCs/>
+          </w:rPr>
+          <w:delText>2026-08-13</w:delText>
+        </w:r>
+      </w:del>
+      <w:ins w:id="5" w:author="Claude" w:date="2026-09-27T12:00:00Z">
+        <w:r>
+          <w:rPr>
+            <w:i/>
+            <w:iCs/>
+          </w:rPr>
+          <w:t>2026-09-27  (supersedes v1.0, 2026-08-13)</w:t>
+        </w:r>
+      </w:ins>
+    </w:p>
+    <w:p>
+      <w:pPr>
+        <w:pStyle w:val="Normal"/>
+        <w:spacing w:before="0" w:after="40"/>
+        <w:rPr>
+          <w:ins w:id="8" w:author="Claude" w:date="2026-09-27T12:00:00Z"/>
+        </w:rPr>
+      </w:pPr>
+      <w:ins w:id="7" w:author="Claude" w:date="2026-09-27T12:00:00Z">
+        <w:r>
+          <w:rPr>
+            <w:i/>
+            <w:iCs/>
+            <w:sz w:val="26"/>
+            <w:szCs w:val="26"/>
+          </w:rPr>
+          <w:t>Revision note (v1.1, 2026-09-27): DataSol_Gateway rename - a documentation refresh only; no design or behaviour described here has changed. The project formerly known as Data Manager (executable OCI_Wrapper) is now DataSol_Gateway, and the OCI_ prefix has been removed from every source and header file whose own name carried it - for example, OCI_Insert_Execute_Module.c is now Insert_Execute_Module.c and oci_cache.c is now cache.c. File references throughout now use the current names, including those inside dated entries, since every renamed file still exists under its new name. The old-to-new mapping for every file this document mentions is in the appendix at the end; the full project-wide mapping is in db_driver_Interface_and_New_Driver_Guide.docx, Section 7. Function, type, table and log-file names that still carry OCI_ or Data_Manager in the source - OCI_Pool_*(), oci_context_t, OCI_SESSION, OCI_FIELD_TEST, *_Data_Manager.log - are unchanged there, and so are unchanged here.</w:t>
+        </w:r>
+      </w:ins>
     </w:p>
     <w:p>
       <w:pPr>
@@ -112,7 +164,127 @@
           <w:sz w:val="21"/>
           <w:szCs w:val="21"/>
         </w:rPr>
-        <w:t>This is a field-reference companion to Data_Manager_Request_Definitions.docx, scoped specifically to the five execute modules rather than the full request envelope (GET_TEMPLATE, CREATE_SESSION and END_SESSION are out of scope here - see that document). Field shapes below are anchored directly against the current header files (OCI_Insert_Execute_Module.h, OCI_Update_Execute_Module.h, OCI_Delete_Execute_Module.h, OCI_Execute_Query_Batch_Module.h/.c, OCI_Execute_Procedure_Module.h) and the working XML/JSON fixtures already in use.</w:t>
+        <w:t>This is a field-reference companion to Data_Manager_Request_Definitions.docx, scoped specifically to the five execute modules rather than the full request envelope (GET_TEMPLATE, CREATE_SESSION and END_SESSION are out of scope here - see that document). Field shapes below are anchored directly against the current header files (</w:t>
+      </w:r>
+      <w:del w:id="9" w:author="Claude" w:date="2026-09-27T12:00:00Z">
+        <w:r>
+          <w:rPr>
+            <w:b w:val="false"/>
+            <w:bCs w:val="false"/>
+            <w:i w:val="false"/>
+            <w:iCs w:val="false"/>
+            <w:sz w:val="21"/>
+            <w:szCs w:val="21"/>
+          </w:rPr>
+          <w:delText>OCI_</w:delText>
+        </w:r>
+      </w:del>
+      <w:r>
+        <w:rPr>
+          <w:b w:val="false"/>
+          <w:bCs w:val="false"/>
+          <w:i w:val="false"/>
+          <w:iCs w:val="false"/>
+          <w:sz w:val="21"/>
+          <w:szCs w:val="21"/>
+        </w:rPr>
+        <w:t xml:space="preserve">Insert_Execute_Module.h, </w:t>
+      </w:r>
+      <w:del w:id="10" w:author="Claude" w:date="2026-09-27T12:00:00Z">
+        <w:r>
+          <w:rPr>
+            <w:b w:val="false"/>
+            <w:bCs w:val="false"/>
+            <w:i w:val="false"/>
+            <w:iCs w:val="false"/>
+            <w:sz w:val="21"/>
+            <w:szCs w:val="21"/>
+          </w:rPr>
+          <w:delText>OCI_</w:delText>
+        </w:r>
+      </w:del>
+      <w:r>
+        <w:rPr>
+          <w:b w:val="false"/>
+          <w:bCs w:val="false"/>
+          <w:i w:val="false"/>
+          <w:iCs w:val="false"/>
+          <w:sz w:val="21"/>
+          <w:szCs w:val="21"/>
+        </w:rPr>
+        <w:t xml:space="preserve">Update_Execute_Module.h, </w:t>
+      </w:r>
+      <w:del w:id="11" w:author="Claude" w:date="2026-09-27T12:00:00Z">
+        <w:r>
+          <w:rPr>
+            <w:b w:val="false"/>
+            <w:bCs w:val="false"/>
+            <w:i w:val="false"/>
+            <w:iCs w:val="false"/>
+            <w:sz w:val="21"/>
+            <w:szCs w:val="21"/>
+          </w:rPr>
+          <w:delText>OCI_</w:delText>
+        </w:r>
+      </w:del>
+      <w:r>
+        <w:rPr>
+          <w:b w:val="false"/>
+          <w:bCs w:val="false"/>
+          <w:i w:val="false"/>
+          <w:iCs w:val="false"/>
+          <w:sz w:val="21"/>
+          <w:szCs w:val="21"/>
+        </w:rPr>
+        <w:t xml:space="preserve">Delete_Execute_Module.h, </w:t>
+      </w:r>
+      <w:del w:id="12" w:author="Claude" w:date="2026-09-27T12:00:00Z">
+        <w:r>
+          <w:rPr>
+            <w:b w:val="false"/>
+            <w:bCs w:val="false"/>
+            <w:i w:val="false"/>
+            <w:iCs w:val="false"/>
+            <w:sz w:val="21"/>
+            <w:szCs w:val="21"/>
+          </w:rPr>
+          <w:delText>OCI_</w:delText>
+        </w:r>
+      </w:del>
+      <w:r>
+        <w:rPr>
+          <w:b w:val="false"/>
+          <w:bCs w:val="false"/>
+          <w:i w:val="false"/>
+          <w:iCs w:val="false"/>
+          <w:sz w:val="21"/>
+          <w:szCs w:val="21"/>
+        </w:rPr>
+        <w:t xml:space="preserve">Execute_Query_Batch_Module.h/.c, </w:t>
+      </w:r>
+      <w:del w:id="13" w:author="Claude" w:date="2026-09-27T12:00:00Z">
+        <w:r>
+          <w:rPr>
+            <w:b w:val="false"/>
+            <w:bCs w:val="false"/>
+            <w:i w:val="false"/>
+            <w:iCs w:val="false"/>
+            <w:sz w:val="21"/>
+            <w:szCs w:val="21"/>
+          </w:rPr>
+          <w:delText>OCI_</w:delText>
+        </w:r>
+      </w:del>
+      <w:r>
+        <w:rPr>
+          <w:b w:val="false"/>
+          <w:bCs w:val="false"/>
+          <w:i w:val="false"/>
+          <w:iCs w:val="false"/>
+          <w:sz w:val="21"/>
+          <w:szCs w:val="21"/>
+        </w:rPr>
+        <w:t>Execute_Procedure_Module.h) and the working XML/JSON fixtures already in use.</w:t>
       </w:r>
     </w:p>
     <w:p>
@@ -158,9 +330,9 @@
         </w:tblCellMar>
       </w:tblPr>
       <w:tblGrid>
-        <w:gridCol w:w="2598"/>
+        <w:gridCol w:w="2597"/>
         <w:gridCol w:w="4300"/>
-        <w:gridCol w:w="2802"/>
+        <w:gridCol w:w="2803"/>
       </w:tblGrid>
       <w:tr>
         <w:trPr>
@@ -168,7 +340,7 @@
         </w:trPr>
         <w:tc>
           <w:tcPr>
-            <w:tcW w:w="2598" w:type="dxa"/>
+            <w:tcW w:w="2597" w:type="dxa"/>
             <w:tcBorders>
               <w:top w:val="single" w:sz="4" w:space="0" w:color="BFBFBF"/>
               <w:left w:val="single" w:sz="4" w:space="0" w:color="BFBFBF"/>
@@ -222,7 +394,7 @@
         </w:tc>
         <w:tc>
           <w:tcPr>
-            <w:tcW w:w="2802" w:type="dxa"/>
+            <w:tcW w:w="2803" w:type="dxa"/>
             <w:tcBorders>
               <w:top w:val="single" w:sz="4" w:space="0" w:color="BFBFBF"/>
               <w:left w:val="single" w:sz="4" w:space="0" w:color="BFBFBF"/>
@@ -252,7 +424,7 @@
         <w:trPr/>
         <w:tc>
           <w:tcPr>
-            <w:tcW w:w="2598" w:type="dxa"/>
+            <w:tcW w:w="2597" w:type="dxa"/>
             <w:tcBorders>
               <w:top w:val="single" w:sz="4" w:space="0" w:color="BFBFBF"/>
               <w:left w:val="single" w:sz="4" w:space="0" w:color="BFBFBF"/>
@@ -291,6 +463,18 @@
               <w:pStyle w:val="Normal"/>
               <w:rPr/>
             </w:pPr>
+            <w:del w:id="14" w:author="Claude" w:date="2026-09-27T12:00:00Z">
+              <w:r>
+                <w:rPr>
+                  <w:rFonts w:eastAsia="Consolas" w:cs="Consolas" w:ascii="Consolas" w:hAnsi="Consolas"/>
+                  <w:i w:val="false"/>
+                  <w:iCs w:val="false"/>
+                  <w:sz w:val="19"/>
+                  <w:szCs w:val="19"/>
+                </w:rPr>
+                <w:delText>OCI_</w:delText>
+              </w:r>
+            </w:del>
             <w:r>
               <w:rPr>
                 <w:rFonts w:eastAsia="Consolas" w:cs="Consolas" w:ascii="Consolas" w:hAnsi="Consolas"/>
@@ -299,13 +483,13 @@
                 <w:sz w:val="19"/>
                 <w:szCs w:val="19"/>
               </w:rPr>
-              <w:t>OCI_Execute_Query_Batch_Module.c/.h</w:t>
-            </w:r>
-          </w:p>
-        </w:tc>
-        <w:tc>
-          <w:tcPr>
-            <w:tcW w:w="2802" w:type="dxa"/>
+              <w:t>Execute_Query_Batch_Module.c/.h</w:t>
+            </w:r>
+          </w:p>
+        </w:tc>
+        <w:tc>
+          <w:tcPr>
+            <w:tcW w:w="2803" w:type="dxa"/>
             <w:tcBorders>
               <w:top w:val="single" w:sz="4" w:space="0" w:color="BFBFBF"/>
               <w:left w:val="single" w:sz="4" w:space="0" w:color="BFBFBF"/>
@@ -334,7 +518,7 @@
         <w:trPr/>
         <w:tc>
           <w:tcPr>
-            <w:tcW w:w="2598" w:type="dxa"/>
+            <w:tcW w:w="2597" w:type="dxa"/>
             <w:tcBorders>
               <w:top w:val="single" w:sz="4" w:space="0" w:color="BFBFBF"/>
               <w:left w:val="single" w:sz="4" w:space="0" w:color="BFBFBF"/>
@@ -373,6 +557,18 @@
               <w:pStyle w:val="Normal"/>
               <w:rPr/>
             </w:pPr>
+            <w:del w:id="15" w:author="Claude" w:date="2026-09-27T12:00:00Z">
+              <w:r>
+                <w:rPr>
+                  <w:rFonts w:eastAsia="Consolas" w:cs="Consolas" w:ascii="Consolas" w:hAnsi="Consolas"/>
+                  <w:i w:val="false"/>
+                  <w:iCs w:val="false"/>
+                  <w:sz w:val="19"/>
+                  <w:szCs w:val="19"/>
+                </w:rPr>
+                <w:delText>OCI_</w:delText>
+              </w:r>
+            </w:del>
             <w:r>
               <w:rPr>
                 <w:rFonts w:eastAsia="Consolas" w:cs="Consolas" w:ascii="Consolas" w:hAnsi="Consolas"/>
@@ -381,13 +577,13 @@
                 <w:sz w:val="19"/>
                 <w:szCs w:val="19"/>
               </w:rPr>
-              <w:t>OCI_Insert_Execute_Module.c/.h</w:t>
-            </w:r>
-          </w:p>
-        </w:tc>
-        <w:tc>
-          <w:tcPr>
-            <w:tcW w:w="2802" w:type="dxa"/>
+              <w:t>Insert_Execute_Module.c/.h</w:t>
+            </w:r>
+          </w:p>
+        </w:tc>
+        <w:tc>
+          <w:tcPr>
+            <w:tcW w:w="2803" w:type="dxa"/>
             <w:tcBorders>
               <w:top w:val="single" w:sz="4" w:space="0" w:color="BFBFBF"/>
               <w:left w:val="single" w:sz="4" w:space="0" w:color="BFBFBF"/>
@@ -416,7 +612,7 @@
         <w:trPr/>
         <w:tc>
           <w:tcPr>
-            <w:tcW w:w="2598" w:type="dxa"/>
+            <w:tcW w:w="2597" w:type="dxa"/>
             <w:tcBorders>
               <w:top w:val="single" w:sz="4" w:space="0" w:color="BFBFBF"/>
               <w:left w:val="single" w:sz="4" w:space="0" w:color="BFBFBF"/>
@@ -455,6 +651,18 @@
               <w:pStyle w:val="Normal"/>
               <w:rPr/>
             </w:pPr>
+            <w:del w:id="16" w:author="Claude" w:date="2026-09-27T12:00:00Z">
+              <w:r>
+                <w:rPr>
+                  <w:rFonts w:eastAsia="Consolas" w:cs="Consolas" w:ascii="Consolas" w:hAnsi="Consolas"/>
+                  <w:i w:val="false"/>
+                  <w:iCs w:val="false"/>
+                  <w:sz w:val="19"/>
+                  <w:szCs w:val="19"/>
+                </w:rPr>
+                <w:delText>OCI_</w:delText>
+              </w:r>
+            </w:del>
             <w:r>
               <w:rPr>
                 <w:rFonts w:eastAsia="Consolas" w:cs="Consolas" w:ascii="Consolas" w:hAnsi="Consolas"/>
@@ -463,13 +671,13 @@
                 <w:sz w:val="19"/>
                 <w:szCs w:val="19"/>
               </w:rPr>
-              <w:t>OCI_Update_Execute_Module.c/.h</w:t>
-            </w:r>
-          </w:p>
-        </w:tc>
-        <w:tc>
-          <w:tcPr>
-            <w:tcW w:w="2802" w:type="dxa"/>
+              <w:t>Update_Execute_Module.c/.h</w:t>
+            </w:r>
+          </w:p>
+        </w:tc>
+        <w:tc>
+          <w:tcPr>
+            <w:tcW w:w="2803" w:type="dxa"/>
             <w:tcBorders>
               <w:top w:val="single" w:sz="4" w:space="0" w:color="BFBFBF"/>
               <w:left w:val="single" w:sz="4" w:space="0" w:color="BFBFBF"/>
@@ -498,7 +706,7 @@
         <w:trPr/>
         <w:tc>
           <w:tcPr>
-            <w:tcW w:w="2598" w:type="dxa"/>
+            <w:tcW w:w="2597" w:type="dxa"/>
             <w:tcBorders>
               <w:top w:val="single" w:sz="4" w:space="0" w:color="BFBFBF"/>
               <w:left w:val="single" w:sz="4" w:space="0" w:color="BFBFBF"/>
@@ -537,6 +745,18 @@
               <w:pStyle w:val="Normal"/>
               <w:rPr/>
             </w:pPr>
+            <w:del w:id="17" w:author="Claude" w:date="2026-09-27T12:00:00Z">
+              <w:r>
+                <w:rPr>
+                  <w:rFonts w:eastAsia="Consolas" w:cs="Consolas" w:ascii="Consolas" w:hAnsi="Consolas"/>
+                  <w:i w:val="false"/>
+                  <w:iCs w:val="false"/>
+                  <w:sz w:val="19"/>
+                  <w:szCs w:val="19"/>
+                </w:rPr>
+                <w:delText>OCI_</w:delText>
+              </w:r>
+            </w:del>
             <w:r>
               <w:rPr>
                 <w:rFonts w:eastAsia="Consolas" w:cs="Consolas" w:ascii="Consolas" w:hAnsi="Consolas"/>
@@ -545,13 +765,13 @@
                 <w:sz w:val="19"/>
                 <w:szCs w:val="19"/>
               </w:rPr>
-              <w:t>OCI_Delete_Execute_Module.c/.h</w:t>
-            </w:r>
-          </w:p>
-        </w:tc>
-        <w:tc>
-          <w:tcPr>
-            <w:tcW w:w="2802" w:type="dxa"/>
+              <w:t>Delete_Execute_Module.c/.h</w:t>
+            </w:r>
+          </w:p>
+        </w:tc>
+        <w:tc>
+          <w:tcPr>
+            <w:tcW w:w="2803" w:type="dxa"/>
             <w:tcBorders>
               <w:top w:val="single" w:sz="4" w:space="0" w:color="BFBFBF"/>
               <w:left w:val="single" w:sz="4" w:space="0" w:color="BFBFBF"/>
@@ -580,7 +800,7 @@
         <w:trPr/>
         <w:tc>
           <w:tcPr>
-            <w:tcW w:w="2598" w:type="dxa"/>
+            <w:tcW w:w="2597" w:type="dxa"/>
             <w:tcBorders>
               <w:top w:val="single" w:sz="4" w:space="0" w:color="BFBFBF"/>
               <w:left w:val="single" w:sz="4" w:space="0" w:color="BFBFBF"/>
@@ -619,6 +839,18 @@
               <w:pStyle w:val="Normal"/>
               <w:rPr/>
             </w:pPr>
+            <w:del w:id="18" w:author="Claude" w:date="2026-09-27T12:00:00Z">
+              <w:r>
+                <w:rPr>
+                  <w:rFonts w:eastAsia="Consolas" w:cs="Consolas" w:ascii="Consolas" w:hAnsi="Consolas"/>
+                  <w:i w:val="false"/>
+                  <w:iCs w:val="false"/>
+                  <w:sz w:val="19"/>
+                  <w:szCs w:val="19"/>
+                </w:rPr>
+                <w:delText>OCI_</w:delText>
+              </w:r>
+            </w:del>
             <w:r>
               <w:rPr>
                 <w:rFonts w:eastAsia="Consolas" w:cs="Consolas" w:ascii="Consolas" w:hAnsi="Consolas"/>
@@ -627,13 +859,13 @@
                 <w:sz w:val="19"/>
                 <w:szCs w:val="19"/>
               </w:rPr>
-              <w:t>OCI_Execute_Procedure_Module.c/.h</w:t>
-            </w:r>
-          </w:p>
-        </w:tc>
-        <w:tc>
-          <w:tcPr>
-            <w:tcW w:w="2802" w:type="dxa"/>
+              <w:t>Execute_Procedure_Module.c/.h</w:t>
+            </w:r>
+          </w:p>
+        </w:tc>
+        <w:tc>
+          <w:tcPr>
+            <w:tcW w:w="2803" w:type="dxa"/>
             <w:tcBorders>
               <w:top w:val="single" w:sz="4" w:space="0" w:color="BFBFBF"/>
               <w:left w:val="single" w:sz="4" w:space="0" w:color="BFBFBF"/>
@@ -702,8 +934,8 @@
         </w:tblCellMar>
       </w:tblPr>
       <w:tblGrid>
-        <w:gridCol w:w="2398"/>
-        <w:gridCol w:w="1802"/>
+        <w:gridCol w:w="2397"/>
+        <w:gridCol w:w="1803"/>
         <w:gridCol w:w="5500"/>
       </w:tblGrid>
       <w:tr>
@@ -712,7 +944,7 @@
         </w:trPr>
         <w:tc>
           <w:tcPr>
-            <w:tcW w:w="2398" w:type="dxa"/>
+            <w:tcW w:w="2397" w:type="dxa"/>
             <w:tcBorders>
               <w:top w:val="single" w:sz="4" w:space="0" w:color="BFBFBF"/>
               <w:left w:val="single" w:sz="4" w:space="0" w:color="BFBFBF"/>
@@ -739,7 +971,7 @@
         </w:tc>
         <w:tc>
           <w:tcPr>
-            <w:tcW w:w="1802" w:type="dxa"/>
+            <w:tcW w:w="1803" w:type="dxa"/>
             <w:tcBorders>
               <w:top w:val="single" w:sz="4" w:space="0" w:color="BFBFBF"/>
               <w:left w:val="single" w:sz="4" w:space="0" w:color="BFBFBF"/>
@@ -796,7 +1028,7 @@
         <w:trPr/>
         <w:tc>
           <w:tcPr>
-            <w:tcW w:w="2398" w:type="dxa"/>
+            <w:tcW w:w="2397" w:type="dxa"/>
             <w:tcBorders>
               <w:top w:val="single" w:sz="4" w:space="0" w:color="BFBFBF"/>
               <w:left w:val="single" w:sz="4" w:space="0" w:color="BFBFBF"/>
@@ -823,7 +1055,7 @@
         </w:tc>
         <w:tc>
           <w:tcPr>
-            <w:tcW w:w="1802" w:type="dxa"/>
+            <w:tcW w:w="1803" w:type="dxa"/>
             <w:tcBorders>
               <w:top w:val="single" w:sz="4" w:space="0" w:color="BFBFBF"/>
               <w:left w:val="single" w:sz="4" w:space="0" w:color="BFBFBF"/>
@@ -879,7 +1111,7 @@
         <w:trPr/>
         <w:tc>
           <w:tcPr>
-            <w:tcW w:w="2398" w:type="dxa"/>
+            <w:tcW w:w="2397" w:type="dxa"/>
             <w:tcBorders>
               <w:top w:val="single" w:sz="4" w:space="0" w:color="BFBFBF"/>
               <w:left w:val="single" w:sz="4" w:space="0" w:color="BFBFBF"/>
@@ -906,7 +1138,7 @@
         </w:tc>
         <w:tc>
           <w:tcPr>
-            <w:tcW w:w="1802" w:type="dxa"/>
+            <w:tcW w:w="1803" w:type="dxa"/>
             <w:tcBorders>
               <w:top w:val="single" w:sz="4" w:space="0" w:color="BFBFBF"/>
               <w:left w:val="single" w:sz="4" w:space="0" w:color="BFBFBF"/>
@@ -962,7 +1194,7 @@
         <w:trPr/>
         <w:tc>
           <w:tcPr>
-            <w:tcW w:w="2398" w:type="dxa"/>
+            <w:tcW w:w="2397" w:type="dxa"/>
             <w:tcBorders>
               <w:top w:val="single" w:sz="4" w:space="0" w:color="BFBFBF"/>
               <w:left w:val="single" w:sz="4" w:space="0" w:color="BFBFBF"/>
@@ -989,7 +1221,7 @@
         </w:tc>
         <w:tc>
           <w:tcPr>
-            <w:tcW w:w="1802" w:type="dxa"/>
+            <w:tcW w:w="1803" w:type="dxa"/>
             <w:tcBorders>
               <w:top w:val="single" w:sz="4" w:space="0" w:color="BFBFBF"/>
               <w:left w:val="single" w:sz="4" w:space="0" w:color="BFBFBF"/>
@@ -1045,7 +1277,7 @@
         <w:trPr/>
         <w:tc>
           <w:tcPr>
-            <w:tcW w:w="2398" w:type="dxa"/>
+            <w:tcW w:w="2397" w:type="dxa"/>
             <w:tcBorders>
               <w:top w:val="single" w:sz="4" w:space="0" w:color="BFBFBF"/>
               <w:left w:val="single" w:sz="4" w:space="0" w:color="BFBFBF"/>
@@ -1072,7 +1304,7 @@
         </w:tc>
         <w:tc>
           <w:tcPr>
-            <w:tcW w:w="1802" w:type="dxa"/>
+            <w:tcW w:w="1803" w:type="dxa"/>
             <w:tcBorders>
               <w:top w:val="single" w:sz="4" w:space="0" w:color="BFBFBF"/>
               <w:left w:val="single" w:sz="4" w:space="0" w:color="BFBFBF"/>
@@ -1128,7 +1360,7 @@
         <w:trPr/>
         <w:tc>
           <w:tcPr>
-            <w:tcW w:w="2398" w:type="dxa"/>
+            <w:tcW w:w="2397" w:type="dxa"/>
             <w:tcBorders>
               <w:top w:val="single" w:sz="4" w:space="0" w:color="BFBFBF"/>
               <w:left w:val="single" w:sz="4" w:space="0" w:color="BFBFBF"/>
@@ -1155,7 +1387,7 @@
         </w:tc>
         <w:tc>
           <w:tcPr>
-            <w:tcW w:w="1802" w:type="dxa"/>
+            <w:tcW w:w="1803" w:type="dxa"/>
             <w:tcBorders>
               <w:top w:val="single" w:sz="4" w:space="0" w:color="BFBFBF"/>
               <w:left w:val="single" w:sz="4" w:space="0" w:color="BFBFBF"/>
@@ -1211,7 +1443,7 @@
         <w:trPr/>
         <w:tc>
           <w:tcPr>
-            <w:tcW w:w="2398" w:type="dxa"/>
+            <w:tcW w:w="2397" w:type="dxa"/>
             <w:tcBorders>
               <w:top w:val="single" w:sz="4" w:space="0" w:color="BFBFBF"/>
               <w:left w:val="single" w:sz="4" w:space="0" w:color="BFBFBF"/>
@@ -1238,7 +1470,7 @@
         </w:tc>
         <w:tc>
           <w:tcPr>
-            <w:tcW w:w="1802" w:type="dxa"/>
+            <w:tcW w:w="1803" w:type="dxa"/>
             <w:tcBorders>
               <w:top w:val="single" w:sz="4" w:space="0" w:color="BFBFBF"/>
               <w:left w:val="single" w:sz="4" w:space="0" w:color="BFBFBF"/>
@@ -1288,7 +1520,7 @@
         <w:trPr/>
         <w:tc>
           <w:tcPr>
-            <w:tcW w:w="2398" w:type="dxa"/>
+            <w:tcW w:w="2397" w:type="dxa"/>
             <w:tcBorders>
               <w:top w:val="single" w:sz="4" w:space="0" w:color="BFBFBF"/>
               <w:left w:val="single" w:sz="4" w:space="0" w:color="BFBFBF"/>
@@ -1315,7 +1547,7 @@
         </w:tc>
         <w:tc>
           <w:tcPr>
-            <w:tcW w:w="1802" w:type="dxa"/>
+            <w:tcW w:w="1803" w:type="dxa"/>
             <w:tcBorders>
               <w:top w:val="single" w:sz="4" w:space="0" w:color="BFBFBF"/>
               <w:left w:val="single" w:sz="4" w:space="0" w:color="BFBFBF"/>
@@ -1371,7 +1603,7 @@
         <w:trPr/>
         <w:tc>
           <w:tcPr>
-            <w:tcW w:w="2398" w:type="dxa"/>
+            <w:tcW w:w="2397" w:type="dxa"/>
             <w:tcBorders>
               <w:top w:val="single" w:sz="4" w:space="0" w:color="BFBFBF"/>
               <w:left w:val="single" w:sz="4" w:space="0" w:color="BFBFBF"/>
@@ -1398,7 +1630,7 @@
         </w:tc>
         <w:tc>
           <w:tcPr>
-            <w:tcW w:w="1802" w:type="dxa"/>
+            <w:tcW w:w="1803" w:type="dxa"/>
             <w:tcBorders>
               <w:top w:val="single" w:sz="4" w:space="0" w:color="BFBFBF"/>
               <w:left w:val="single" w:sz="4" w:space="0" w:color="BFBFBF"/>
@@ -1585,7 +1817,31 @@
           <w:sz w:val="21"/>
           <w:szCs w:val="21"/>
         </w:rPr>
-        <w:t>execute_query_batch()  -  OCI_Execute_Query_Batch_Module.c / .h</w:t>
+        <w:t xml:space="preserve">execute_query_batch()  -  </w:t>
+      </w:r>
+      <w:del w:id="19" w:author="Claude" w:date="2026-09-27T12:00:00Z">
+        <w:r>
+          <w:rPr>
+            <w:b w:val="false"/>
+            <w:bCs w:val="false"/>
+            <w:i/>
+            <w:iCs/>
+            <w:sz w:val="21"/>
+            <w:szCs w:val="21"/>
+          </w:rPr>
+          <w:delText>OCI_</w:delText>
+        </w:r>
+      </w:del>
+      <w:r>
+        <w:rPr>
+          <w:b w:val="false"/>
+          <w:bCs w:val="false"/>
+          <w:i/>
+          <w:iCs/>
+          <w:sz w:val="21"/>
+          <w:szCs w:val="21"/>
+        </w:rPr>
+        <w:t>Execute_Query_Batch_Module.c / .h</w:t>
       </w:r>
     </w:p>
     <w:p>
@@ -1633,7 +1889,7 @@
         <w:pStyle w:val="ListParagraph"/>
         <w:numPr>
           <w:ilvl w:val="0"/>
-          <w:numId w:val="4"/>
+          <w:numId w:val="37"/>
         </w:numPr>
         <w:spacing w:before="0" w:after="60"/>
         <w:rPr/>
@@ -1651,7 +1907,7 @@
         <w:pStyle w:val="ListParagraph"/>
         <w:numPr>
           <w:ilvl w:val="0"/>
-          <w:numId w:val="5"/>
+          <w:numId w:val="38"/>
         </w:numPr>
         <w:spacing w:before="0" w:after="60"/>
         <w:rPr/>
@@ -1669,7 +1925,7 @@
         <w:pStyle w:val="ListParagraph"/>
         <w:numPr>
           <w:ilvl w:val="0"/>
-          <w:numId w:val="6"/>
+          <w:numId w:val="39"/>
         </w:numPr>
         <w:spacing w:before="0" w:after="60"/>
         <w:rPr/>
@@ -1687,7 +1943,7 @@
         <w:pStyle w:val="ListParagraph"/>
         <w:numPr>
           <w:ilvl w:val="0"/>
-          <w:numId w:val="7"/>
+          <w:numId w:val="40"/>
         </w:numPr>
         <w:spacing w:before="0" w:after="60"/>
         <w:rPr/>
@@ -1705,7 +1961,7 @@
         <w:pStyle w:val="ListParagraph"/>
         <w:numPr>
           <w:ilvl w:val="0"/>
-          <w:numId w:val="8"/>
+          <w:numId w:val="41"/>
         </w:numPr>
         <w:spacing w:before="0" w:after="60"/>
         <w:rPr/>
@@ -1723,7 +1979,7 @@
         <w:pStyle w:val="ListParagraph"/>
         <w:numPr>
           <w:ilvl w:val="0"/>
-          <w:numId w:val="9"/>
+          <w:numId w:val="42"/>
         </w:numPr>
         <w:spacing w:before="0" w:after="60"/>
         <w:rPr/>
@@ -1733,7 +1989,23 @@
           <w:sz w:val="21"/>
           <w:szCs w:val="21"/>
         </w:rPr>
-        <w:t>Column metadata comes from get_multi_metadata() (OCI_Table_Metadata_Module.c), called internally by the driver's select_open() - covers single-table and multi-table/JOIN queries alike, including SELECT * wildcard reconciliation against the SQL dependency parser's own column-name needs.</w:t>
+        <w:t>Column metadata comes from get_multi_metadata() (</w:t>
+      </w:r>
+      <w:del w:id="20" w:author="Claude" w:date="2026-09-27T12:00:00Z">
+        <w:r>
+          <w:rPr>
+            <w:sz w:val="21"/>
+            <w:szCs w:val="21"/>
+          </w:rPr>
+          <w:delText>OCI_</w:delText>
+        </w:r>
+      </w:del>
+      <w:r>
+        <w:rPr>
+          <w:sz w:val="21"/>
+          <w:szCs w:val="21"/>
+        </w:rPr>
+        <w:t>Table_Metadata_Module.c), called internally by the driver's select_open() - covers single-table and multi-table/JOIN queries alike, including SELECT * wildcard reconciliation against the SQL dependency parser's own column-name needs.</w:t>
       </w:r>
     </w:p>
     <w:p>
@@ -1741,7 +2013,7 @@
         <w:pStyle w:val="ListParagraph"/>
         <w:numPr>
           <w:ilvl w:val="0"/>
-          <w:numId w:val="10"/>
+          <w:numId w:val="43"/>
         </w:numPr>
         <w:spacing w:before="0" w:after="60"/>
         <w:rPr/>
@@ -1779,8 +2051,8 @@
         </w:tblCellMar>
       </w:tblPr>
       <w:tblGrid>
-        <w:gridCol w:w="2398"/>
-        <w:gridCol w:w="1802"/>
+        <w:gridCol w:w="2397"/>
+        <w:gridCol w:w="1803"/>
         <w:gridCol w:w="5500"/>
       </w:tblGrid>
       <w:tr>
@@ -1789,7 +2061,7 @@
         </w:trPr>
         <w:tc>
           <w:tcPr>
-            <w:tcW w:w="2398" w:type="dxa"/>
+            <w:tcW w:w="2397" w:type="dxa"/>
             <w:tcBorders>
               <w:top w:val="single" w:sz="4" w:space="0" w:color="BFBFBF"/>
               <w:left w:val="single" w:sz="4" w:space="0" w:color="BFBFBF"/>
@@ -1816,7 +2088,7 @@
         </w:tc>
         <w:tc>
           <w:tcPr>
-            <w:tcW w:w="1802" w:type="dxa"/>
+            <w:tcW w:w="1803" w:type="dxa"/>
             <w:tcBorders>
               <w:top w:val="single" w:sz="4" w:space="0" w:color="BFBFBF"/>
               <w:left w:val="single" w:sz="4" w:space="0" w:color="BFBFBF"/>
@@ -1873,7 +2145,7 @@
         <w:trPr/>
         <w:tc>
           <w:tcPr>
-            <w:tcW w:w="2398" w:type="dxa"/>
+            <w:tcW w:w="2397" w:type="dxa"/>
             <w:tcBorders>
               <w:top w:val="single" w:sz="4" w:space="0" w:color="BFBFBF"/>
               <w:left w:val="single" w:sz="4" w:space="0" w:color="BFBFBF"/>
@@ -1900,7 +2172,7 @@
         </w:tc>
         <w:tc>
           <w:tcPr>
-            <w:tcW w:w="1802" w:type="dxa"/>
+            <w:tcW w:w="1803" w:type="dxa"/>
             <w:tcBorders>
               <w:top w:val="single" w:sz="4" w:space="0" w:color="BFBFBF"/>
               <w:left w:val="single" w:sz="4" w:space="0" w:color="BFBFBF"/>
@@ -1956,7 +2228,7 @@
         <w:trPr/>
         <w:tc>
           <w:tcPr>
-            <w:tcW w:w="2398" w:type="dxa"/>
+            <w:tcW w:w="2397" w:type="dxa"/>
             <w:tcBorders>
               <w:top w:val="single" w:sz="4" w:space="0" w:color="BFBFBF"/>
               <w:left w:val="single" w:sz="4" w:space="0" w:color="BFBFBF"/>
@@ -1983,7 +2255,7 @@
         </w:tc>
         <w:tc>
           <w:tcPr>
-            <w:tcW w:w="1802" w:type="dxa"/>
+            <w:tcW w:w="1803" w:type="dxa"/>
             <w:tcBorders>
               <w:top w:val="single" w:sz="4" w:space="0" w:color="BFBFBF"/>
               <w:left w:val="single" w:sz="4" w:space="0" w:color="BFBFBF"/>
@@ -2039,7 +2311,7 @@
         <w:trPr/>
         <w:tc>
           <w:tcPr>
-            <w:tcW w:w="2398" w:type="dxa"/>
+            <w:tcW w:w="2397" w:type="dxa"/>
             <w:tcBorders>
               <w:top w:val="single" w:sz="4" w:space="0" w:color="BFBFBF"/>
               <w:left w:val="single" w:sz="4" w:space="0" w:color="BFBFBF"/>
@@ -2066,7 +2338,7 @@
         </w:tc>
         <w:tc>
           <w:tcPr>
-            <w:tcW w:w="1802" w:type="dxa"/>
+            <w:tcW w:w="1803" w:type="dxa"/>
             <w:tcBorders>
               <w:top w:val="single" w:sz="4" w:space="0" w:color="BFBFBF"/>
               <w:left w:val="single" w:sz="4" w:space="0" w:color="BFBFBF"/>
@@ -2122,7 +2394,7 @@
         <w:trPr/>
         <w:tc>
           <w:tcPr>
-            <w:tcW w:w="2398" w:type="dxa"/>
+            <w:tcW w:w="2397" w:type="dxa"/>
             <w:tcBorders>
               <w:top w:val="single" w:sz="4" w:space="0" w:color="BFBFBF"/>
               <w:left w:val="single" w:sz="4" w:space="0" w:color="BFBFBF"/>
@@ -2149,7 +2421,7 @@
         </w:tc>
         <w:tc>
           <w:tcPr>
-            <w:tcW w:w="1802" w:type="dxa"/>
+            <w:tcW w:w="1803" w:type="dxa"/>
             <w:tcBorders>
               <w:top w:val="single" w:sz="4" w:space="0" w:color="BFBFBF"/>
               <w:left w:val="single" w:sz="4" w:space="0" w:color="BFBFBF"/>
@@ -2316,8 +2588,8 @@
         </w:tblCellMar>
       </w:tblPr>
       <w:tblGrid>
-        <w:gridCol w:w="2398"/>
-        <w:gridCol w:w="1802"/>
+        <w:gridCol w:w="2397"/>
+        <w:gridCol w:w="1803"/>
         <w:gridCol w:w="5500"/>
       </w:tblGrid>
       <w:tr>
@@ -2326,7 +2598,7 @@
         </w:trPr>
         <w:tc>
           <w:tcPr>
-            <w:tcW w:w="2398" w:type="dxa"/>
+            <w:tcW w:w="2397" w:type="dxa"/>
             <w:tcBorders>
               <w:top w:val="single" w:sz="4" w:space="0" w:color="BFBFBF"/>
               <w:left w:val="single" w:sz="4" w:space="0" w:color="BFBFBF"/>
@@ -2353,7 +2625,7 @@
         </w:tc>
         <w:tc>
           <w:tcPr>
-            <w:tcW w:w="1802" w:type="dxa"/>
+            <w:tcW w:w="1803" w:type="dxa"/>
             <w:tcBorders>
               <w:top w:val="single" w:sz="4" w:space="0" w:color="BFBFBF"/>
               <w:left w:val="single" w:sz="4" w:space="0" w:color="BFBFBF"/>
@@ -2410,7 +2682,7 @@
         <w:trPr/>
         <w:tc>
           <w:tcPr>
-            <w:tcW w:w="2398" w:type="dxa"/>
+            <w:tcW w:w="2397" w:type="dxa"/>
             <w:tcBorders>
               <w:top w:val="single" w:sz="4" w:space="0" w:color="BFBFBF"/>
               <w:left w:val="single" w:sz="4" w:space="0" w:color="BFBFBF"/>
@@ -2437,7 +2709,7 @@
         </w:tc>
         <w:tc>
           <w:tcPr>
-            <w:tcW w:w="1802" w:type="dxa"/>
+            <w:tcW w:w="1803" w:type="dxa"/>
             <w:tcBorders>
               <w:top w:val="single" w:sz="4" w:space="0" w:color="BFBFBF"/>
               <w:left w:val="single" w:sz="4" w:space="0" w:color="BFBFBF"/>
@@ -2492,7 +2764,7 @@
         <w:trPr/>
         <w:tc>
           <w:tcPr>
-            <w:tcW w:w="2398" w:type="dxa"/>
+            <w:tcW w:w="2397" w:type="dxa"/>
             <w:tcBorders>
               <w:top w:val="single" w:sz="4" w:space="0" w:color="BFBFBF"/>
               <w:left w:val="single" w:sz="4" w:space="0" w:color="BFBFBF"/>
@@ -2519,7 +2791,7 @@
         </w:tc>
         <w:tc>
           <w:tcPr>
-            <w:tcW w:w="1802" w:type="dxa"/>
+            <w:tcW w:w="1803" w:type="dxa"/>
             <w:tcBorders>
               <w:top w:val="single" w:sz="4" w:space="0" w:color="BFBFBF"/>
               <w:left w:val="single" w:sz="4" w:space="0" w:color="BFBFBF"/>
@@ -3483,7 +3755,31 @@
           <w:sz w:val="21"/>
           <w:szCs w:val="21"/>
         </w:rPr>
-        <w:t>execute_insert_batch()  -  OCI_Insert_Execute_Module.c / .h</w:t>
+        <w:t xml:space="preserve">execute_insert_batch()  -  </w:t>
+      </w:r>
+      <w:del w:id="21" w:author="Claude" w:date="2026-09-27T12:00:00Z">
+        <w:r>
+          <w:rPr>
+            <w:b w:val="false"/>
+            <w:bCs w:val="false"/>
+            <w:i/>
+            <w:iCs/>
+            <w:sz w:val="21"/>
+            <w:szCs w:val="21"/>
+          </w:rPr>
+          <w:delText>OCI_</w:delText>
+        </w:r>
+      </w:del>
+      <w:r>
+        <w:rPr>
+          <w:b w:val="false"/>
+          <w:bCs w:val="false"/>
+          <w:i/>
+          <w:iCs/>
+          <w:sz w:val="21"/>
+          <w:szCs w:val="21"/>
+        </w:rPr>
+        <w:t>Insert_Execute_Module.c / .h</w:t>
       </w:r>
     </w:p>
     <w:p>
@@ -3531,7 +3827,7 @@
         <w:pStyle w:val="ListParagraph"/>
         <w:numPr>
           <w:ilvl w:val="0"/>
-          <w:numId w:val="11"/>
+          <w:numId w:val="44"/>
         </w:numPr>
         <w:spacing w:before="0" w:after="60"/>
         <w:rPr/>
@@ -3541,25 +3837,23 @@
           <w:sz w:val="21"/>
           <w:szCs w:val="21"/>
         </w:rPr>
-        <w:t>level2_validate_insert() is called internally as this function's own first step, not just trusted to have already run in the caller - so the internal audit-trail insert (OCI_Audit_Trail_Manager.c calls execute_insert_batch() directly, bypassing the client-facing dispatcher) gets identical validation for free.</w:t>
+        <w:t>level2_validate_insert() is called internally as this function's own first step, not just trusted to have already run in the caller - so the internal audit-trail insert (</w:t>
       </w:r>
-    </w:p>
-    <w:p>
-      <w:pPr>
-        <w:pStyle w:val="ListParagraph"/>
-        <w:numPr>
-          <w:ilvl w:val="0"/>
-          <w:numId w:val="12"/>
-        </w:numPr>
-        <w:spacing w:before="0" w:after="60"/>
-        <w:rPr/>
-      </w:pPr>
+      <w:del w:id="22" w:author="Claude" w:date="2026-09-27T12:00:00Z">
+        <w:r>
+          <w:rPr>
+            <w:sz w:val="21"/>
+            <w:szCs w:val="21"/>
+          </w:rPr>
+          <w:delText>OCI_</w:delText>
+        </w:r>
+      </w:del>
       <w:r>
         <w:rPr>
           <w:sz w:val="21"/>
           <w:szCs w:val="21"/>
         </w:rPr>
-        <w:t>As of 2026-09-20, INSERT's execute path runs through the same vendor-neutral driver interface SELECT/DELETE/UPDATE use (db_driver_t - dml_execute_returning_rowids()/rowid_result_free()/lob_write_by_rowid(), db_driver.h/driver_oracle.c). Unlike DELETE/UPDATE, row_count here can genuinely exceed 1 (a real batch, up to max_bulk_inserts) - db_dml_returning_request_t gained a row_count field specifically for this (added 2026-09-20), reading bind_values as a flat, row-major array of N distinct values per bind position rather than one value repeated across matched rows. The ROWID output itself uses a static array bind for row_count&gt;1, not the dynamic collector DELETE/UPDATE's own row_count&lt;=1 calls use - tried the dynamic mechanism here first, reasoning it should generalize to any row count; real testing showed it doesn't (the array insert itself always succeeded, but the dynamic callback only ever fired once), so this uses the same static-array approach OCI_Insert_Execute_Module.c's own real code already proved works for exactly this shape - see db_driver.h's own doc comment on db_dml_returning_request_t for the full account of what was tried and why it changed. lob_write_by_rowid() itself needed no changes at all - confirmed byte-for-byte identical against handle_blob_insert()/handle_clob_insert() before this pass ever started.</w:t>
+        <w:t>Audit_Trail_Manager.c calls execute_insert_batch() directly, bypassing the client-facing dispatcher) gets identical validation for free.</w:t>
       </w:r>
     </w:p>
     <w:p>
@@ -3567,7 +3861,41 @@
         <w:pStyle w:val="ListParagraph"/>
         <w:numPr>
           <w:ilvl w:val="0"/>
-          <w:numId w:val="13"/>
+          <w:numId w:val="45"/>
+        </w:numPr>
+        <w:spacing w:before="0" w:after="60"/>
+        <w:rPr/>
+      </w:pPr>
+      <w:r>
+        <w:rPr>
+          <w:sz w:val="21"/>
+          <w:szCs w:val="21"/>
+        </w:rPr>
+        <w:t xml:space="preserve">As of 2026-09-20, INSERT's execute path runs through the same vendor-neutral driver interface SELECT/DELETE/UPDATE use (db_driver_t - dml_execute_returning_rowids()/rowid_result_free()/lob_write_by_rowid(), db_driver.h/driver_oracle.c). Unlike DELETE/UPDATE, row_count here can genuinely exceed 1 (a real batch, up to max_bulk_inserts) - db_dml_returning_request_t gained a row_count field specifically for this (added 2026-09-20), reading bind_values as a flat, row-major array of N distinct values per bind position rather than one value repeated across matched rows. The ROWID output itself uses a static array bind for row_count&gt;1, not the dynamic collector DELETE/UPDATE's own row_count&lt;=1 calls use - tried the dynamic mechanism here first, reasoning it should generalize to any row count; real testing showed it doesn't (the array insert itself always succeeded, but the dynamic callback only ever fired once), so this uses the same static-array approach </w:t>
+      </w:r>
+      <w:del w:id="23" w:author="Claude" w:date="2026-09-27T12:00:00Z">
+        <w:r>
+          <w:rPr>
+            <w:sz w:val="21"/>
+            <w:szCs w:val="21"/>
+          </w:rPr>
+          <w:delText>OCI_</w:delText>
+        </w:r>
+      </w:del>
+      <w:r>
+        <w:rPr>
+          <w:sz w:val="21"/>
+          <w:szCs w:val="21"/>
+        </w:rPr>
+        <w:t>Insert_Execute_Module.c's own real code already proved works for exactly this shape - see db_driver.h's own doc comment on db_dml_returning_request_t for the full account of what was tried and why it changed. lob_write_by_rowid() itself needed no changes at all - confirmed byte-for-byte identical against handle_blob_insert()/handle_clob_insert() before this pass ever started.</w:t>
+      </w:r>
+    </w:p>
+    <w:p>
+      <w:pPr>
+        <w:pStyle w:val="ListParagraph"/>
+        <w:numPr>
+          <w:ilvl w:val="0"/>
+          <w:numId w:val="46"/>
         </w:numPr>
         <w:spacing w:before="0" w:after="60"/>
         <w:rPr/>
@@ -3585,7 +3913,7 @@
         <w:pStyle w:val="ListParagraph"/>
         <w:numPr>
           <w:ilvl w:val="0"/>
-          <w:numId w:val="14"/>
+          <w:numId w:val="47"/>
         </w:numPr>
         <w:spacing w:before="0" w:after="60"/>
         <w:rPr/>
@@ -3603,7 +3931,7 @@
         <w:pStyle w:val="ListParagraph"/>
         <w:numPr>
           <w:ilvl w:val="0"/>
-          <w:numId w:val="15"/>
+          <w:numId w:val="48"/>
         </w:numPr>
         <w:spacing w:before="0" w:after="60"/>
         <w:rPr/>
@@ -3641,8 +3969,8 @@
         </w:tblCellMar>
       </w:tblPr>
       <w:tblGrid>
-        <w:gridCol w:w="2398"/>
-        <w:gridCol w:w="1802"/>
+        <w:gridCol w:w="2397"/>
+        <w:gridCol w:w="1803"/>
         <w:gridCol w:w="5500"/>
       </w:tblGrid>
       <w:tr>
@@ -3651,7 +3979,7 @@
         </w:trPr>
         <w:tc>
           <w:tcPr>
-            <w:tcW w:w="2398" w:type="dxa"/>
+            <w:tcW w:w="2397" w:type="dxa"/>
             <w:tcBorders>
               <w:top w:val="single" w:sz="4" w:space="0" w:color="BFBFBF"/>
               <w:left w:val="single" w:sz="4" w:space="0" w:color="BFBFBF"/>
@@ -3678,7 +4006,7 @@
         </w:tc>
         <w:tc>
           <w:tcPr>
-            <w:tcW w:w="1802" w:type="dxa"/>
+            <w:tcW w:w="1803" w:type="dxa"/>
             <w:tcBorders>
               <w:top w:val="single" w:sz="4" w:space="0" w:color="BFBFBF"/>
               <w:left w:val="single" w:sz="4" w:space="0" w:color="BFBFBF"/>
@@ -3735,7 +4063,7 @@
         <w:trPr/>
         <w:tc>
           <w:tcPr>
-            <w:tcW w:w="2398" w:type="dxa"/>
+            <w:tcW w:w="2397" w:type="dxa"/>
             <w:tcBorders>
               <w:top w:val="single" w:sz="4" w:space="0" w:color="BFBFBF"/>
               <w:left w:val="single" w:sz="4" w:space="0" w:color="BFBFBF"/>
@@ -3762,7 +4090,7 @@
         </w:tc>
         <w:tc>
           <w:tcPr>
-            <w:tcW w:w="1802" w:type="dxa"/>
+            <w:tcW w:w="1803" w:type="dxa"/>
             <w:tcBorders>
               <w:top w:val="single" w:sz="4" w:space="0" w:color="BFBFBF"/>
               <w:left w:val="single" w:sz="4" w:space="0" w:color="BFBFBF"/>
@@ -3812,7 +4140,7 @@
         <w:trPr/>
         <w:tc>
           <w:tcPr>
-            <w:tcW w:w="2398" w:type="dxa"/>
+            <w:tcW w:w="2397" w:type="dxa"/>
             <w:tcBorders>
               <w:top w:val="single" w:sz="4" w:space="0" w:color="BFBFBF"/>
               <w:left w:val="single" w:sz="4" w:space="0" w:color="BFBFBF"/>
@@ -3839,7 +4167,7 @@
         </w:tc>
         <w:tc>
           <w:tcPr>
-            <w:tcW w:w="1802" w:type="dxa"/>
+            <w:tcW w:w="1803" w:type="dxa"/>
             <w:tcBorders>
               <w:top w:val="single" w:sz="4" w:space="0" w:color="BFBFBF"/>
               <w:left w:val="single" w:sz="4" w:space="0" w:color="BFBFBF"/>
@@ -3889,7 +4217,7 @@
         <w:trPr/>
         <w:tc>
           <w:tcPr>
-            <w:tcW w:w="2398" w:type="dxa"/>
+            <w:tcW w:w="2397" w:type="dxa"/>
             <w:tcBorders>
               <w:top w:val="single" w:sz="4" w:space="0" w:color="BFBFBF"/>
               <w:left w:val="single" w:sz="4" w:space="0" w:color="BFBFBF"/>
@@ -3916,7 +4244,7 @@
         </w:tc>
         <w:tc>
           <w:tcPr>
-            <w:tcW w:w="1802" w:type="dxa"/>
+            <w:tcW w:w="1803" w:type="dxa"/>
             <w:tcBorders>
               <w:top w:val="single" w:sz="4" w:space="0" w:color="BFBFBF"/>
               <w:left w:val="single" w:sz="4" w:space="0" w:color="BFBFBF"/>
@@ -3972,7 +4300,7 @@
         <w:trPr/>
         <w:tc>
           <w:tcPr>
-            <w:tcW w:w="2398" w:type="dxa"/>
+            <w:tcW w:w="2397" w:type="dxa"/>
             <w:tcBorders>
               <w:top w:val="single" w:sz="4" w:space="0" w:color="BFBFBF"/>
               <w:left w:val="single" w:sz="4" w:space="0" w:color="BFBFBF"/>
@@ -3999,7 +4327,7 @@
         </w:tc>
         <w:tc>
           <w:tcPr>
-            <w:tcW w:w="1802" w:type="dxa"/>
+            <w:tcW w:w="1803" w:type="dxa"/>
             <w:tcBorders>
               <w:top w:val="single" w:sz="4" w:space="0" w:color="BFBFBF"/>
               <w:left w:val="single" w:sz="4" w:space="0" w:color="BFBFBF"/>
@@ -4077,8 +4405,8 @@
         </w:tblCellMar>
       </w:tblPr>
       <w:tblGrid>
-        <w:gridCol w:w="2398"/>
-        <w:gridCol w:w="1802"/>
+        <w:gridCol w:w="2397"/>
+        <w:gridCol w:w="1803"/>
         <w:gridCol w:w="5500"/>
       </w:tblGrid>
       <w:tr>
@@ -4087,7 +4415,7 @@
         </w:trPr>
         <w:tc>
           <w:tcPr>
-            <w:tcW w:w="2398" w:type="dxa"/>
+            <w:tcW w:w="2397" w:type="dxa"/>
             <w:tcBorders>
               <w:top w:val="single" w:sz="4" w:space="0" w:color="BFBFBF"/>
               <w:left w:val="single" w:sz="4" w:space="0" w:color="BFBFBF"/>
@@ -4114,7 +4442,7 @@
         </w:tc>
         <w:tc>
           <w:tcPr>
-            <w:tcW w:w="1802" w:type="dxa"/>
+            <w:tcW w:w="1803" w:type="dxa"/>
             <w:tcBorders>
               <w:top w:val="single" w:sz="4" w:space="0" w:color="BFBFBF"/>
               <w:left w:val="single" w:sz="4" w:space="0" w:color="BFBFBF"/>
@@ -4171,7 +4499,7 @@
         <w:trPr/>
         <w:tc>
           <w:tcPr>
-            <w:tcW w:w="2398" w:type="dxa"/>
+            <w:tcW w:w="2397" w:type="dxa"/>
             <w:tcBorders>
               <w:top w:val="single" w:sz="4" w:space="0" w:color="BFBFBF"/>
               <w:left w:val="single" w:sz="4" w:space="0" w:color="BFBFBF"/>
@@ -4198,7 +4526,7 @@
         </w:tc>
         <w:tc>
           <w:tcPr>
-            <w:tcW w:w="1802" w:type="dxa"/>
+            <w:tcW w:w="1803" w:type="dxa"/>
             <w:tcBorders>
               <w:top w:val="single" w:sz="4" w:space="0" w:color="BFBFBF"/>
               <w:left w:val="single" w:sz="4" w:space="0" w:color="BFBFBF"/>
@@ -4248,7 +4576,7 @@
         <w:trPr/>
         <w:tc>
           <w:tcPr>
-            <w:tcW w:w="2398" w:type="dxa"/>
+            <w:tcW w:w="2397" w:type="dxa"/>
             <w:tcBorders>
               <w:top w:val="single" w:sz="4" w:space="0" w:color="BFBFBF"/>
               <w:left w:val="single" w:sz="4" w:space="0" w:color="BFBFBF"/>
@@ -4275,7 +4603,7 @@
         </w:tc>
         <w:tc>
           <w:tcPr>
-            <w:tcW w:w="1802" w:type="dxa"/>
+            <w:tcW w:w="1803" w:type="dxa"/>
             <w:tcBorders>
               <w:top w:val="single" w:sz="4" w:space="0" w:color="BFBFBF"/>
               <w:left w:val="single" w:sz="4" w:space="0" w:color="BFBFBF"/>
@@ -4353,8 +4681,8 @@
         </w:tblCellMar>
       </w:tblPr>
       <w:tblGrid>
-        <w:gridCol w:w="2398"/>
-        <w:gridCol w:w="1802"/>
+        <w:gridCol w:w="2397"/>
+        <w:gridCol w:w="1803"/>
         <w:gridCol w:w="5500"/>
       </w:tblGrid>
       <w:tr>
@@ -4363,7 +4691,7 @@
         </w:trPr>
         <w:tc>
           <w:tcPr>
-            <w:tcW w:w="2398" w:type="dxa"/>
+            <w:tcW w:w="2397" w:type="dxa"/>
             <w:tcBorders>
               <w:top w:val="single" w:sz="4" w:space="0" w:color="BFBFBF"/>
               <w:left w:val="single" w:sz="4" w:space="0" w:color="BFBFBF"/>
@@ -4390,7 +4718,7 @@
         </w:tc>
         <w:tc>
           <w:tcPr>
-            <w:tcW w:w="1802" w:type="dxa"/>
+            <w:tcW w:w="1803" w:type="dxa"/>
             <w:tcBorders>
               <w:top w:val="single" w:sz="4" w:space="0" w:color="BFBFBF"/>
               <w:left w:val="single" w:sz="4" w:space="0" w:color="BFBFBF"/>
@@ -4447,7 +4775,7 @@
         <w:trPr/>
         <w:tc>
           <w:tcPr>
-            <w:tcW w:w="2398" w:type="dxa"/>
+            <w:tcW w:w="2397" w:type="dxa"/>
             <w:tcBorders>
               <w:top w:val="single" w:sz="4" w:space="0" w:color="BFBFBF"/>
               <w:left w:val="single" w:sz="4" w:space="0" w:color="BFBFBF"/>
@@ -4474,7 +4802,7 @@
         </w:tc>
         <w:tc>
           <w:tcPr>
-            <w:tcW w:w="1802" w:type="dxa"/>
+            <w:tcW w:w="1803" w:type="dxa"/>
             <w:tcBorders>
               <w:top w:val="single" w:sz="4" w:space="0" w:color="BFBFBF"/>
               <w:left w:val="single" w:sz="4" w:space="0" w:color="BFBFBF"/>
@@ -4524,7 +4852,7 @@
         <w:trPr/>
         <w:tc>
           <w:tcPr>
-            <w:tcW w:w="2398" w:type="dxa"/>
+            <w:tcW w:w="2397" w:type="dxa"/>
             <w:tcBorders>
               <w:top w:val="single" w:sz="4" w:space="0" w:color="BFBFBF"/>
               <w:left w:val="single" w:sz="4" w:space="0" w:color="BFBFBF"/>
@@ -4551,7 +4879,7 @@
         </w:tc>
         <w:tc>
           <w:tcPr>
-            <w:tcW w:w="1802" w:type="dxa"/>
+            <w:tcW w:w="1803" w:type="dxa"/>
             <w:tcBorders>
               <w:top w:val="single" w:sz="4" w:space="0" w:color="BFBFBF"/>
               <w:left w:val="single" w:sz="4" w:space="0" w:color="BFBFBF"/>
@@ -4601,7 +4929,7 @@
         <w:trPr/>
         <w:tc>
           <w:tcPr>
-            <w:tcW w:w="2398" w:type="dxa"/>
+            <w:tcW w:w="2397" w:type="dxa"/>
             <w:tcBorders>
               <w:top w:val="single" w:sz="4" w:space="0" w:color="BFBFBF"/>
               <w:left w:val="single" w:sz="4" w:space="0" w:color="BFBFBF"/>
@@ -4628,7 +4956,7 @@
         </w:tc>
         <w:tc>
           <w:tcPr>
-            <w:tcW w:w="1802" w:type="dxa"/>
+            <w:tcW w:w="1803" w:type="dxa"/>
             <w:tcBorders>
               <w:top w:val="single" w:sz="4" w:space="0" w:color="BFBFBF"/>
               <w:left w:val="single" w:sz="4" w:space="0" w:color="BFBFBF"/>
@@ -4840,7 +5168,31 @@
           <w:sz w:val="21"/>
           <w:szCs w:val="21"/>
         </w:rPr>
-        <w:t>execute_update_batch()  -  OCI_Update_Execute_Module.c / .h</w:t>
+        <w:t xml:space="preserve">execute_update_batch()  -  </w:t>
+      </w:r>
+      <w:del w:id="24" w:author="Claude" w:date="2026-09-27T12:00:00Z">
+        <w:r>
+          <w:rPr>
+            <w:b w:val="false"/>
+            <w:bCs w:val="false"/>
+            <w:i/>
+            <w:iCs/>
+            <w:sz w:val="21"/>
+            <w:szCs w:val="21"/>
+          </w:rPr>
+          <w:delText>OCI_</w:delText>
+        </w:r>
+      </w:del>
+      <w:r>
+        <w:rPr>
+          <w:b w:val="false"/>
+          <w:bCs w:val="false"/>
+          <w:i/>
+          <w:iCs/>
+          <w:sz w:val="21"/>
+          <w:szCs w:val="21"/>
+        </w:rPr>
+        <w:t>Update_Execute_Module.c / .h</w:t>
       </w:r>
     </w:p>
     <w:p>
@@ -4888,7 +5240,7 @@
         <w:pStyle w:val="ListParagraph"/>
         <w:numPr>
           <w:ilvl w:val="0"/>
-          <w:numId w:val="16"/>
+          <w:numId w:val="49"/>
         </w:numPr>
         <w:spacing w:before="0" w:after="60"/>
         <w:rPr/>
@@ -4906,7 +5258,7 @@
         <w:pStyle w:val="ListParagraph"/>
         <w:numPr>
           <w:ilvl w:val="0"/>
-          <w:numId w:val="17"/>
+          <w:numId w:val="50"/>
         </w:numPr>
         <w:spacing w:before="0" w:after="60"/>
         <w:rPr/>
@@ -4924,7 +5276,7 @@
         <w:pStyle w:val="ListParagraph"/>
         <w:numPr>
           <w:ilvl w:val="0"/>
-          <w:numId w:val="18"/>
+          <w:numId w:val="51"/>
         </w:numPr>
         <w:spacing w:before="0" w:after="60"/>
         <w:rPr/>
@@ -4942,7 +5294,7 @@
         <w:pStyle w:val="ListParagraph"/>
         <w:numPr>
           <w:ilvl w:val="0"/>
-          <w:numId w:val="19"/>
+          <w:numId w:val="52"/>
         </w:numPr>
         <w:spacing w:before="0" w:after="60"/>
         <w:rPr/>
@@ -4960,7 +5312,7 @@
         <w:pStyle w:val="ListParagraph"/>
         <w:numPr>
           <w:ilvl w:val="0"/>
-          <w:numId w:val="20"/>
+          <w:numId w:val="53"/>
         </w:numPr>
         <w:spacing w:before="0" w:after="60"/>
         <w:rPr/>
@@ -4978,7 +5330,7 @@
         <w:pStyle w:val="ListParagraph"/>
         <w:numPr>
           <w:ilvl w:val="0"/>
-          <w:numId w:val="21"/>
+          <w:numId w:val="54"/>
         </w:numPr>
         <w:spacing w:before="0" w:after="60"/>
         <w:rPr/>
@@ -5016,8 +5368,8 @@
         </w:tblCellMar>
       </w:tblPr>
       <w:tblGrid>
-        <w:gridCol w:w="2398"/>
-        <w:gridCol w:w="1802"/>
+        <w:gridCol w:w="2397"/>
+        <w:gridCol w:w="1803"/>
         <w:gridCol w:w="5500"/>
       </w:tblGrid>
       <w:tr>
@@ -5026,7 +5378,7 @@
         </w:trPr>
         <w:tc>
           <w:tcPr>
-            <w:tcW w:w="2398" w:type="dxa"/>
+            <w:tcW w:w="2397" w:type="dxa"/>
             <w:tcBorders>
               <w:top w:val="single" w:sz="4" w:space="0" w:color="BFBFBF"/>
               <w:left w:val="single" w:sz="4" w:space="0" w:color="BFBFBF"/>
@@ -5053,7 +5405,7 @@
         </w:tc>
         <w:tc>
           <w:tcPr>
-            <w:tcW w:w="1802" w:type="dxa"/>
+            <w:tcW w:w="1803" w:type="dxa"/>
             <w:tcBorders>
               <w:top w:val="single" w:sz="4" w:space="0" w:color="BFBFBF"/>
               <w:left w:val="single" w:sz="4" w:space="0" w:color="BFBFBF"/>
@@ -5110,7 +5462,7 @@
         <w:trPr/>
         <w:tc>
           <w:tcPr>
-            <w:tcW w:w="2398" w:type="dxa"/>
+            <w:tcW w:w="2397" w:type="dxa"/>
             <w:tcBorders>
               <w:top w:val="single" w:sz="4" w:space="0" w:color="BFBFBF"/>
               <w:left w:val="single" w:sz="4" w:space="0" w:color="BFBFBF"/>
@@ -5137,7 +5489,7 @@
         </w:tc>
         <w:tc>
           <w:tcPr>
-            <w:tcW w:w="1802" w:type="dxa"/>
+            <w:tcW w:w="1803" w:type="dxa"/>
             <w:tcBorders>
               <w:top w:val="single" w:sz="4" w:space="0" w:color="BFBFBF"/>
               <w:left w:val="single" w:sz="4" w:space="0" w:color="BFBFBF"/>
@@ -5187,7 +5539,7 @@
         <w:trPr/>
         <w:tc>
           <w:tcPr>
-            <w:tcW w:w="2398" w:type="dxa"/>
+            <w:tcW w:w="2397" w:type="dxa"/>
             <w:tcBorders>
               <w:top w:val="single" w:sz="4" w:space="0" w:color="BFBFBF"/>
               <w:left w:val="single" w:sz="4" w:space="0" w:color="BFBFBF"/>
@@ -5214,7 +5566,7 @@
         </w:tc>
         <w:tc>
           <w:tcPr>
-            <w:tcW w:w="1802" w:type="dxa"/>
+            <w:tcW w:w="1803" w:type="dxa"/>
             <w:tcBorders>
               <w:top w:val="single" w:sz="4" w:space="0" w:color="BFBFBF"/>
               <w:left w:val="single" w:sz="4" w:space="0" w:color="BFBFBF"/>
@@ -5264,7 +5616,7 @@
         <w:trPr/>
         <w:tc>
           <w:tcPr>
-            <w:tcW w:w="2398" w:type="dxa"/>
+            <w:tcW w:w="2397" w:type="dxa"/>
             <w:tcBorders>
               <w:top w:val="single" w:sz="4" w:space="0" w:color="BFBFBF"/>
               <w:left w:val="single" w:sz="4" w:space="0" w:color="BFBFBF"/>
@@ -5291,7 +5643,7 @@
         </w:tc>
         <w:tc>
           <w:tcPr>
-            <w:tcW w:w="1802" w:type="dxa"/>
+            <w:tcW w:w="1803" w:type="dxa"/>
             <w:tcBorders>
               <w:top w:val="single" w:sz="4" w:space="0" w:color="BFBFBF"/>
               <w:left w:val="single" w:sz="4" w:space="0" w:color="BFBFBF"/>
@@ -5341,7 +5693,7 @@
         <w:trPr/>
         <w:tc>
           <w:tcPr>
-            <w:tcW w:w="2398" w:type="dxa"/>
+            <w:tcW w:w="2397" w:type="dxa"/>
             <w:tcBorders>
               <w:top w:val="single" w:sz="4" w:space="0" w:color="BFBFBF"/>
               <w:left w:val="single" w:sz="4" w:space="0" w:color="BFBFBF"/>
@@ -5368,7 +5720,7 @@
         </w:tc>
         <w:tc>
           <w:tcPr>
-            <w:tcW w:w="1802" w:type="dxa"/>
+            <w:tcW w:w="1803" w:type="dxa"/>
             <w:tcBorders>
               <w:top w:val="single" w:sz="4" w:space="0" w:color="BFBFBF"/>
               <w:left w:val="single" w:sz="4" w:space="0" w:color="BFBFBF"/>
@@ -5424,7 +5776,7 @@
         <w:trPr/>
         <w:tc>
           <w:tcPr>
-            <w:tcW w:w="2398" w:type="dxa"/>
+            <w:tcW w:w="2397" w:type="dxa"/>
             <w:tcBorders>
               <w:top w:val="single" w:sz="4" w:space="0" w:color="BFBFBF"/>
               <w:left w:val="single" w:sz="4" w:space="0" w:color="BFBFBF"/>
@@ -5451,7 +5803,7 @@
         </w:tc>
         <w:tc>
           <w:tcPr>
-            <w:tcW w:w="1802" w:type="dxa"/>
+            <w:tcW w:w="1803" w:type="dxa"/>
             <w:tcBorders>
               <w:top w:val="single" w:sz="4" w:space="0" w:color="BFBFBF"/>
               <w:left w:val="single" w:sz="4" w:space="0" w:color="BFBFBF"/>
@@ -5501,7 +5853,7 @@
         <w:trPr/>
         <w:tc>
           <w:tcPr>
-            <w:tcW w:w="2398" w:type="dxa"/>
+            <w:tcW w:w="2397" w:type="dxa"/>
             <w:tcBorders>
               <w:top w:val="single" w:sz="4" w:space="0" w:color="BFBFBF"/>
               <w:left w:val="single" w:sz="4" w:space="0" w:color="BFBFBF"/>
@@ -5528,7 +5880,7 @@
         </w:tc>
         <w:tc>
           <w:tcPr>
-            <w:tcW w:w="1802" w:type="dxa"/>
+            <w:tcW w:w="1803" w:type="dxa"/>
             <w:tcBorders>
               <w:top w:val="single" w:sz="4" w:space="0" w:color="BFBFBF"/>
               <w:left w:val="single" w:sz="4" w:space="0" w:color="BFBFBF"/>
@@ -5606,8 +5958,8 @@
         </w:tblCellMar>
       </w:tblPr>
       <w:tblGrid>
-        <w:gridCol w:w="2398"/>
-        <w:gridCol w:w="1802"/>
+        <w:gridCol w:w="2397"/>
+        <w:gridCol w:w="1803"/>
         <w:gridCol w:w="5500"/>
       </w:tblGrid>
       <w:tr>
@@ -5616,7 +5968,7 @@
         </w:trPr>
         <w:tc>
           <w:tcPr>
-            <w:tcW w:w="2398" w:type="dxa"/>
+            <w:tcW w:w="2397" w:type="dxa"/>
             <w:tcBorders>
               <w:top w:val="single" w:sz="4" w:space="0" w:color="BFBFBF"/>
               <w:left w:val="single" w:sz="4" w:space="0" w:color="BFBFBF"/>
@@ -5643,7 +5995,7 @@
         </w:tc>
         <w:tc>
           <w:tcPr>
-            <w:tcW w:w="1802" w:type="dxa"/>
+            <w:tcW w:w="1803" w:type="dxa"/>
             <w:tcBorders>
               <w:top w:val="single" w:sz="4" w:space="0" w:color="BFBFBF"/>
               <w:left w:val="single" w:sz="4" w:space="0" w:color="BFBFBF"/>
@@ -5700,7 +6052,7 @@
         <w:trPr/>
         <w:tc>
           <w:tcPr>
-            <w:tcW w:w="2398" w:type="dxa"/>
+            <w:tcW w:w="2397" w:type="dxa"/>
             <w:tcBorders>
               <w:top w:val="single" w:sz="4" w:space="0" w:color="BFBFBF"/>
               <w:left w:val="single" w:sz="4" w:space="0" w:color="BFBFBF"/>
@@ -5727,7 +6079,7 @@
         </w:tc>
         <w:tc>
           <w:tcPr>
-            <w:tcW w:w="1802" w:type="dxa"/>
+            <w:tcW w:w="1803" w:type="dxa"/>
             <w:tcBorders>
               <w:top w:val="single" w:sz="4" w:space="0" w:color="BFBFBF"/>
               <w:left w:val="single" w:sz="4" w:space="0" w:color="BFBFBF"/>
@@ -5777,7 +6129,7 @@
         <w:trPr/>
         <w:tc>
           <w:tcPr>
-            <w:tcW w:w="2398" w:type="dxa"/>
+            <w:tcW w:w="2397" w:type="dxa"/>
             <w:tcBorders>
               <w:top w:val="single" w:sz="4" w:space="0" w:color="BFBFBF"/>
               <w:left w:val="single" w:sz="4" w:space="0" w:color="BFBFBF"/>
@@ -5804,7 +6156,7 @@
         </w:tc>
         <w:tc>
           <w:tcPr>
-            <w:tcW w:w="1802" w:type="dxa"/>
+            <w:tcW w:w="1803" w:type="dxa"/>
             <w:tcBorders>
               <w:top w:val="single" w:sz="4" w:space="0" w:color="BFBFBF"/>
               <w:left w:val="single" w:sz="4" w:space="0" w:color="BFBFBF"/>
@@ -5854,7 +6206,7 @@
         <w:trPr/>
         <w:tc>
           <w:tcPr>
-            <w:tcW w:w="2398" w:type="dxa"/>
+            <w:tcW w:w="2397" w:type="dxa"/>
             <w:tcBorders>
               <w:top w:val="single" w:sz="4" w:space="0" w:color="BFBFBF"/>
               <w:left w:val="single" w:sz="4" w:space="0" w:color="BFBFBF"/>
@@ -5881,7 +6233,7 @@
         </w:tc>
         <w:tc>
           <w:tcPr>
-            <w:tcW w:w="1802" w:type="dxa"/>
+            <w:tcW w:w="1803" w:type="dxa"/>
             <w:tcBorders>
               <w:top w:val="single" w:sz="4" w:space="0" w:color="BFBFBF"/>
               <w:left w:val="single" w:sz="4" w:space="0" w:color="BFBFBF"/>
@@ -6095,7 +6447,31 @@
           <w:sz w:val="21"/>
           <w:szCs w:val="21"/>
         </w:rPr>
-        <w:t>execute_delete_batch()  -  OCI_Delete_Execute_Module.c / .h</w:t>
+        <w:t xml:space="preserve">execute_delete_batch()  -  </w:t>
+      </w:r>
+      <w:del w:id="25" w:author="Claude" w:date="2026-09-27T12:00:00Z">
+        <w:r>
+          <w:rPr>
+            <w:b w:val="false"/>
+            <w:bCs w:val="false"/>
+            <w:i/>
+            <w:iCs/>
+            <w:sz w:val="21"/>
+            <w:szCs w:val="21"/>
+          </w:rPr>
+          <w:delText>OCI_</w:delText>
+        </w:r>
+      </w:del>
+      <w:r>
+        <w:rPr>
+          <w:b w:val="false"/>
+          <w:bCs w:val="false"/>
+          <w:i/>
+          <w:iCs/>
+          <w:sz w:val="21"/>
+          <w:szCs w:val="21"/>
+        </w:rPr>
+        <w:t>Delete_Execute_Module.c / .h</w:t>
       </w:r>
     </w:p>
     <w:p>
@@ -6143,7 +6519,7 @@
         <w:pStyle w:val="ListParagraph"/>
         <w:numPr>
           <w:ilvl w:val="0"/>
-          <w:numId w:val="22"/>
+          <w:numId w:val="55"/>
         </w:numPr>
         <w:spacing w:before="0" w:after="60"/>
         <w:rPr/>
@@ -6161,7 +6537,7 @@
         <w:pStyle w:val="ListParagraph"/>
         <w:numPr>
           <w:ilvl w:val="0"/>
-          <w:numId w:val="23"/>
+          <w:numId w:val="56"/>
         </w:numPr>
         <w:spacing w:before="0" w:after="60"/>
         <w:rPr/>
@@ -6179,7 +6555,7 @@
         <w:pStyle w:val="ListParagraph"/>
         <w:numPr>
           <w:ilvl w:val="0"/>
-          <w:numId w:val="24"/>
+          <w:numId w:val="57"/>
         </w:numPr>
         <w:spacing w:before="0" w:after="60"/>
         <w:rPr/>
@@ -6197,7 +6573,7 @@
         <w:pStyle w:val="ListParagraph"/>
         <w:numPr>
           <w:ilvl w:val="0"/>
-          <w:numId w:val="25"/>
+          <w:numId w:val="58"/>
         </w:numPr>
         <w:spacing w:before="0" w:after="60"/>
         <w:rPr/>
@@ -6215,7 +6591,7 @@
         <w:pStyle w:val="ListParagraph"/>
         <w:numPr>
           <w:ilvl w:val="0"/>
-          <w:numId w:val="26"/>
+          <w:numId w:val="59"/>
         </w:numPr>
         <w:spacing w:before="0" w:after="60"/>
         <w:rPr/>
@@ -6253,8 +6629,8 @@
         </w:tblCellMar>
       </w:tblPr>
       <w:tblGrid>
-        <w:gridCol w:w="2398"/>
-        <w:gridCol w:w="1802"/>
+        <w:gridCol w:w="2397"/>
+        <w:gridCol w:w="1803"/>
         <w:gridCol w:w="5500"/>
       </w:tblGrid>
       <w:tr>
@@ -6263,7 +6639,7 @@
         </w:trPr>
         <w:tc>
           <w:tcPr>
-            <w:tcW w:w="2398" w:type="dxa"/>
+            <w:tcW w:w="2397" w:type="dxa"/>
             <w:tcBorders>
               <w:top w:val="single" w:sz="4" w:space="0" w:color="BFBFBF"/>
               <w:left w:val="single" w:sz="4" w:space="0" w:color="BFBFBF"/>
@@ -6290,7 +6666,7 @@
         </w:tc>
         <w:tc>
           <w:tcPr>
-            <w:tcW w:w="1802" w:type="dxa"/>
+            <w:tcW w:w="1803" w:type="dxa"/>
             <w:tcBorders>
               <w:top w:val="single" w:sz="4" w:space="0" w:color="BFBFBF"/>
               <w:left w:val="single" w:sz="4" w:space="0" w:color="BFBFBF"/>
@@ -6347,7 +6723,7 @@
         <w:trPr/>
         <w:tc>
           <w:tcPr>
-            <w:tcW w:w="2398" w:type="dxa"/>
+            <w:tcW w:w="2397" w:type="dxa"/>
             <w:tcBorders>
               <w:top w:val="single" w:sz="4" w:space="0" w:color="BFBFBF"/>
               <w:left w:val="single" w:sz="4" w:space="0" w:color="BFBFBF"/>
@@ -6374,7 +6750,7 @@
         </w:tc>
         <w:tc>
           <w:tcPr>
-            <w:tcW w:w="1802" w:type="dxa"/>
+            <w:tcW w:w="1803" w:type="dxa"/>
             <w:tcBorders>
               <w:top w:val="single" w:sz="4" w:space="0" w:color="BFBFBF"/>
               <w:left w:val="single" w:sz="4" w:space="0" w:color="BFBFBF"/>
@@ -6424,7 +6800,7 @@
         <w:trPr/>
         <w:tc>
           <w:tcPr>
-            <w:tcW w:w="2398" w:type="dxa"/>
+            <w:tcW w:w="2397" w:type="dxa"/>
             <w:tcBorders>
               <w:top w:val="single" w:sz="4" w:space="0" w:color="BFBFBF"/>
               <w:left w:val="single" w:sz="4" w:space="0" w:color="BFBFBF"/>
@@ -6451,7 +6827,7 @@
         </w:tc>
         <w:tc>
           <w:tcPr>
-            <w:tcW w:w="1802" w:type="dxa"/>
+            <w:tcW w:w="1803" w:type="dxa"/>
             <w:tcBorders>
               <w:top w:val="single" w:sz="4" w:space="0" w:color="BFBFBF"/>
               <w:left w:val="single" w:sz="4" w:space="0" w:color="BFBFBF"/>
@@ -6501,7 +6877,7 @@
         <w:trPr/>
         <w:tc>
           <w:tcPr>
-            <w:tcW w:w="2398" w:type="dxa"/>
+            <w:tcW w:w="2397" w:type="dxa"/>
             <w:tcBorders>
               <w:top w:val="single" w:sz="4" w:space="0" w:color="BFBFBF"/>
               <w:left w:val="single" w:sz="4" w:space="0" w:color="BFBFBF"/>
@@ -6528,7 +6904,7 @@
         </w:tc>
         <w:tc>
           <w:tcPr>
-            <w:tcW w:w="1802" w:type="dxa"/>
+            <w:tcW w:w="1803" w:type="dxa"/>
             <w:tcBorders>
               <w:top w:val="single" w:sz="4" w:space="0" w:color="BFBFBF"/>
               <w:left w:val="single" w:sz="4" w:space="0" w:color="BFBFBF"/>
@@ -6578,7 +6954,7 @@
         <w:trPr/>
         <w:tc>
           <w:tcPr>
-            <w:tcW w:w="2398" w:type="dxa"/>
+            <w:tcW w:w="2397" w:type="dxa"/>
             <w:tcBorders>
               <w:top w:val="single" w:sz="4" w:space="0" w:color="BFBFBF"/>
               <w:left w:val="single" w:sz="4" w:space="0" w:color="BFBFBF"/>
@@ -6605,7 +6981,7 @@
         </w:tc>
         <w:tc>
           <w:tcPr>
-            <w:tcW w:w="1802" w:type="dxa"/>
+            <w:tcW w:w="1803" w:type="dxa"/>
             <w:tcBorders>
               <w:top w:val="single" w:sz="4" w:space="0" w:color="BFBFBF"/>
               <w:left w:val="single" w:sz="4" w:space="0" w:color="BFBFBF"/>
@@ -6795,7 +7171,31 @@
           <w:sz w:val="21"/>
           <w:szCs w:val="21"/>
         </w:rPr>
-        <w:t>execute_procedure()  -  OCI_Execute_Procedure_Module.c / .h</w:t>
+        <w:t xml:space="preserve">execute_procedure()  -  </w:t>
+      </w:r>
+      <w:del w:id="26" w:author="Claude" w:date="2026-09-27T12:00:00Z">
+        <w:r>
+          <w:rPr>
+            <w:b w:val="false"/>
+            <w:bCs w:val="false"/>
+            <w:i/>
+            <w:iCs/>
+            <w:sz w:val="21"/>
+            <w:szCs w:val="21"/>
+          </w:rPr>
+          <w:delText>OCI_</w:delText>
+        </w:r>
+      </w:del>
+      <w:r>
+        <w:rPr>
+          <w:b w:val="false"/>
+          <w:bCs w:val="false"/>
+          <w:i/>
+          <w:iCs/>
+          <w:sz w:val="21"/>
+          <w:szCs w:val="21"/>
+        </w:rPr>
+        <w:t>Execute_Procedure_Module.c / .h</w:t>
       </w:r>
     </w:p>
     <w:p>
@@ -6843,7 +7243,7 @@
         <w:pStyle w:val="ListParagraph"/>
         <w:numPr>
           <w:ilvl w:val="0"/>
-          <w:numId w:val="27"/>
+          <w:numId w:val="60"/>
         </w:numPr>
         <w:spacing w:before="0" w:after="60"/>
         <w:rPr/>
@@ -6861,7 +7261,7 @@
         <w:pStyle w:val="ListParagraph"/>
         <w:numPr>
           <w:ilvl w:val="0"/>
-          <w:numId w:val="28"/>
+          <w:numId w:val="61"/>
         </w:numPr>
         <w:spacing w:before="0" w:after="60"/>
         <w:rPr/>
@@ -6879,7 +7279,7 @@
         <w:pStyle w:val="ListParagraph"/>
         <w:numPr>
           <w:ilvl w:val="0"/>
-          <w:numId w:val="29"/>
+          <w:numId w:val="62"/>
         </w:numPr>
         <w:spacing w:before="0" w:after="60"/>
         <w:rPr/>
@@ -6897,7 +7297,7 @@
         <w:pStyle w:val="ListParagraph"/>
         <w:numPr>
           <w:ilvl w:val="0"/>
-          <w:numId w:val="30"/>
+          <w:numId w:val="63"/>
         </w:numPr>
         <w:spacing w:before="0" w:after="60"/>
         <w:rPr/>
@@ -6915,7 +7315,7 @@
         <w:pStyle w:val="ListParagraph"/>
         <w:numPr>
           <w:ilvl w:val="0"/>
-          <w:numId w:val="31"/>
+          <w:numId w:val="64"/>
         </w:numPr>
         <w:spacing w:before="0" w:after="60"/>
         <w:rPr/>
@@ -6933,7 +7333,7 @@
         <w:pStyle w:val="ListParagraph"/>
         <w:numPr>
           <w:ilvl w:val="0"/>
-          <w:numId w:val="32"/>
+          <w:numId w:val="65"/>
         </w:numPr>
         <w:spacing w:before="0" w:after="60"/>
         <w:rPr/>
@@ -6971,8 +7371,8 @@
         </w:tblCellMar>
       </w:tblPr>
       <w:tblGrid>
-        <w:gridCol w:w="2398"/>
-        <w:gridCol w:w="1802"/>
+        <w:gridCol w:w="2397"/>
+        <w:gridCol w:w="1803"/>
         <w:gridCol w:w="5500"/>
       </w:tblGrid>
       <w:tr>
@@ -6981,7 +7381,7 @@
         </w:trPr>
         <w:tc>
           <w:tcPr>
-            <w:tcW w:w="2398" w:type="dxa"/>
+            <w:tcW w:w="2397" w:type="dxa"/>
             <w:tcBorders>
               <w:top w:val="single" w:sz="4" w:space="0" w:color="BFBFBF"/>
               <w:left w:val="single" w:sz="4" w:space="0" w:color="BFBFBF"/>
@@ -7008,7 +7408,7 @@
         </w:tc>
         <w:tc>
           <w:tcPr>
-            <w:tcW w:w="1802" w:type="dxa"/>
+            <w:tcW w:w="1803" w:type="dxa"/>
             <w:tcBorders>
               <w:top w:val="single" w:sz="4" w:space="0" w:color="BFBFBF"/>
               <w:left w:val="single" w:sz="4" w:space="0" w:color="BFBFBF"/>
@@ -7065,7 +7465,7 @@
         <w:trPr/>
         <w:tc>
           <w:tcPr>
-            <w:tcW w:w="2398" w:type="dxa"/>
+            <w:tcW w:w="2397" w:type="dxa"/>
             <w:tcBorders>
               <w:top w:val="single" w:sz="4" w:space="0" w:color="BFBFBF"/>
               <w:left w:val="single" w:sz="4" w:space="0" w:color="BFBFBF"/>
@@ -7092,7 +7492,7 @@
         </w:tc>
         <w:tc>
           <w:tcPr>
-            <w:tcW w:w="1802" w:type="dxa"/>
+            <w:tcW w:w="1803" w:type="dxa"/>
             <w:tcBorders>
               <w:top w:val="single" w:sz="4" w:space="0" w:color="BFBFBF"/>
               <w:left w:val="single" w:sz="4" w:space="0" w:color="BFBFBF"/>
@@ -7148,7 +7548,7 @@
         <w:trPr/>
         <w:tc>
           <w:tcPr>
-            <w:tcW w:w="2398" w:type="dxa"/>
+            <w:tcW w:w="2397" w:type="dxa"/>
             <w:tcBorders>
               <w:top w:val="single" w:sz="4" w:space="0" w:color="BFBFBF"/>
               <w:left w:val="single" w:sz="4" w:space="0" w:color="BFBFBF"/>
@@ -7175,7 +7575,7 @@
         </w:tc>
         <w:tc>
           <w:tcPr>
-            <w:tcW w:w="1802" w:type="dxa"/>
+            <w:tcW w:w="1803" w:type="dxa"/>
             <w:tcBorders>
               <w:top w:val="single" w:sz="4" w:space="0" w:color="BFBFBF"/>
               <w:left w:val="single" w:sz="4" w:space="0" w:color="BFBFBF"/>
@@ -7231,7 +7631,7 @@
         <w:trPr/>
         <w:tc>
           <w:tcPr>
-            <w:tcW w:w="2398" w:type="dxa"/>
+            <w:tcW w:w="2397" w:type="dxa"/>
             <w:tcBorders>
               <w:top w:val="single" w:sz="4" w:space="0" w:color="BFBFBF"/>
               <w:left w:val="single" w:sz="4" w:space="0" w:color="BFBFBF"/>
@@ -7258,7 +7658,7 @@
         </w:tc>
         <w:tc>
           <w:tcPr>
-            <w:tcW w:w="1802" w:type="dxa"/>
+            <w:tcW w:w="1803" w:type="dxa"/>
             <w:tcBorders>
               <w:top w:val="single" w:sz="4" w:space="0" w:color="BFBFBF"/>
               <w:left w:val="single" w:sz="4" w:space="0" w:color="BFBFBF"/>
@@ -7314,7 +7714,7 @@
         <w:trPr/>
         <w:tc>
           <w:tcPr>
-            <w:tcW w:w="2398" w:type="dxa"/>
+            <w:tcW w:w="2397" w:type="dxa"/>
             <w:tcBorders>
               <w:top w:val="single" w:sz="4" w:space="0" w:color="BFBFBF"/>
               <w:left w:val="single" w:sz="4" w:space="0" w:color="BFBFBF"/>
@@ -7341,7 +7741,7 @@
         </w:tc>
         <w:tc>
           <w:tcPr>
-            <w:tcW w:w="1802" w:type="dxa"/>
+            <w:tcW w:w="1803" w:type="dxa"/>
             <w:tcBorders>
               <w:top w:val="single" w:sz="4" w:space="0" w:color="BFBFBF"/>
               <w:left w:val="single" w:sz="4" w:space="0" w:color="BFBFBF"/>
@@ -7413,8 +7813,8 @@
         </w:tblCellMar>
       </w:tblPr>
       <w:tblGrid>
-        <w:gridCol w:w="2398"/>
-        <w:gridCol w:w="1802"/>
+        <w:gridCol w:w="2397"/>
+        <w:gridCol w:w="1803"/>
         <w:gridCol w:w="5500"/>
       </w:tblGrid>
       <w:tr>
@@ -7423,7 +7823,7 @@
         </w:trPr>
         <w:tc>
           <w:tcPr>
-            <w:tcW w:w="2398" w:type="dxa"/>
+            <w:tcW w:w="2397" w:type="dxa"/>
             <w:tcBorders>
               <w:top w:val="single" w:sz="4" w:space="0" w:color="BFBFBF"/>
               <w:left w:val="single" w:sz="4" w:space="0" w:color="BFBFBF"/>
@@ -7450,7 +7850,7 @@
         </w:tc>
         <w:tc>
           <w:tcPr>
-            <w:tcW w:w="1802" w:type="dxa"/>
+            <w:tcW w:w="1803" w:type="dxa"/>
             <w:tcBorders>
               <w:top w:val="single" w:sz="4" w:space="0" w:color="BFBFBF"/>
               <w:left w:val="single" w:sz="4" w:space="0" w:color="BFBFBF"/>
@@ -7507,7 +7907,7 @@
         <w:trPr/>
         <w:tc>
           <w:tcPr>
-            <w:tcW w:w="2398" w:type="dxa"/>
+            <w:tcW w:w="2397" w:type="dxa"/>
             <w:tcBorders>
               <w:top w:val="single" w:sz="4" w:space="0" w:color="BFBFBF"/>
               <w:left w:val="single" w:sz="4" w:space="0" w:color="BFBFBF"/>
@@ -7534,7 +7934,7 @@
         </w:tc>
         <w:tc>
           <w:tcPr>
-            <w:tcW w:w="1802" w:type="dxa"/>
+            <w:tcW w:w="1803" w:type="dxa"/>
             <w:tcBorders>
               <w:top w:val="single" w:sz="4" w:space="0" w:color="BFBFBF"/>
               <w:left w:val="single" w:sz="4" w:space="0" w:color="BFBFBF"/>
@@ -7584,7 +7984,7 @@
         <w:trPr/>
         <w:tc>
           <w:tcPr>
-            <w:tcW w:w="2398" w:type="dxa"/>
+            <w:tcW w:w="2397" w:type="dxa"/>
             <w:tcBorders>
               <w:top w:val="single" w:sz="4" w:space="0" w:color="BFBFBF"/>
               <w:left w:val="single" w:sz="4" w:space="0" w:color="BFBFBF"/>
@@ -7611,7 +8011,7 @@
         </w:tc>
         <w:tc>
           <w:tcPr>
-            <w:tcW w:w="1802" w:type="dxa"/>
+            <w:tcW w:w="1803" w:type="dxa"/>
             <w:tcBorders>
               <w:top w:val="single" w:sz="4" w:space="0" w:color="BFBFBF"/>
               <w:left w:val="single" w:sz="4" w:space="0" w:color="BFBFBF"/>
@@ -7667,7 +8067,7 @@
         <w:trPr/>
         <w:tc>
           <w:tcPr>
-            <w:tcW w:w="2398" w:type="dxa"/>
+            <w:tcW w:w="2397" w:type="dxa"/>
             <w:tcBorders>
               <w:top w:val="single" w:sz="4" w:space="0" w:color="BFBFBF"/>
               <w:left w:val="single" w:sz="4" w:space="0" w:color="BFBFBF"/>
@@ -7694,7 +8094,7 @@
         </w:tc>
         <w:tc>
           <w:tcPr>
-            <w:tcW w:w="1802" w:type="dxa"/>
+            <w:tcW w:w="1803" w:type="dxa"/>
             <w:tcBorders>
               <w:top w:val="single" w:sz="4" w:space="0" w:color="BFBFBF"/>
               <w:left w:val="single" w:sz="4" w:space="0" w:color="BFBFBF"/>
@@ -7750,7 +8150,7 @@
         <w:trPr/>
         <w:tc>
           <w:tcPr>
-            <w:tcW w:w="2398" w:type="dxa"/>
+            <w:tcW w:w="2397" w:type="dxa"/>
             <w:tcBorders>
               <w:top w:val="single" w:sz="4" w:space="0" w:color="BFBFBF"/>
               <w:left w:val="single" w:sz="4" w:space="0" w:color="BFBFBF"/>
@@ -7777,7 +8177,7 @@
         </w:tc>
         <w:tc>
           <w:tcPr>
-            <w:tcW w:w="1802" w:type="dxa"/>
+            <w:tcW w:w="1803" w:type="dxa"/>
             <w:tcBorders>
               <w:top w:val="single" w:sz="4" w:space="0" w:color="BFBFBF"/>
               <w:left w:val="single" w:sz="4" w:space="0" w:color="BFBFBF"/>
@@ -7855,8 +8255,8 @@
         </w:tblCellMar>
       </w:tblPr>
       <w:tblGrid>
-        <w:gridCol w:w="2398"/>
-        <w:gridCol w:w="1802"/>
+        <w:gridCol w:w="2397"/>
+        <w:gridCol w:w="1803"/>
         <w:gridCol w:w="5500"/>
       </w:tblGrid>
       <w:tr>
@@ -7865,7 +8265,7 @@
         </w:trPr>
         <w:tc>
           <w:tcPr>
-            <w:tcW w:w="2398" w:type="dxa"/>
+            <w:tcW w:w="2397" w:type="dxa"/>
             <w:tcBorders>
               <w:top w:val="single" w:sz="4" w:space="0" w:color="BFBFBF"/>
               <w:left w:val="single" w:sz="4" w:space="0" w:color="BFBFBF"/>
@@ -7892,7 +8292,7 @@
         </w:tc>
         <w:tc>
           <w:tcPr>
-            <w:tcW w:w="1802" w:type="dxa"/>
+            <w:tcW w:w="1803" w:type="dxa"/>
             <w:tcBorders>
               <w:top w:val="single" w:sz="4" w:space="0" w:color="BFBFBF"/>
               <w:left w:val="single" w:sz="4" w:space="0" w:color="BFBFBF"/>
@@ -7949,7 +8349,7 @@
         <w:trPr/>
         <w:tc>
           <w:tcPr>
-            <w:tcW w:w="2398" w:type="dxa"/>
+            <w:tcW w:w="2397" w:type="dxa"/>
             <w:tcBorders>
               <w:top w:val="single" w:sz="4" w:space="0" w:color="BFBFBF"/>
               <w:left w:val="single" w:sz="4" w:space="0" w:color="BFBFBF"/>
@@ -7976,7 +8376,7 @@
         </w:tc>
         <w:tc>
           <w:tcPr>
-            <w:tcW w:w="1802" w:type="dxa"/>
+            <w:tcW w:w="1803" w:type="dxa"/>
             <w:tcBorders>
               <w:top w:val="single" w:sz="4" w:space="0" w:color="BFBFBF"/>
               <w:left w:val="single" w:sz="4" w:space="0" w:color="BFBFBF"/>
@@ -8026,7 +8426,7 @@
         <w:trPr/>
         <w:tc>
           <w:tcPr>
-            <w:tcW w:w="2398" w:type="dxa"/>
+            <w:tcW w:w="2397" w:type="dxa"/>
             <w:tcBorders>
               <w:top w:val="single" w:sz="4" w:space="0" w:color="BFBFBF"/>
               <w:left w:val="single" w:sz="4" w:space="0" w:color="BFBFBF"/>
@@ -8053,7 +8453,7 @@
         </w:tc>
         <w:tc>
           <w:tcPr>
-            <w:tcW w:w="1802" w:type="dxa"/>
+            <w:tcW w:w="1803" w:type="dxa"/>
             <w:tcBorders>
               <w:top w:val="single" w:sz="4" w:space="0" w:color="BFBFBF"/>
               <w:left w:val="single" w:sz="4" w:space="0" w:color="BFBFBF"/>
@@ -8103,7 +8503,7 @@
         <w:trPr/>
         <w:tc>
           <w:tcPr>
-            <w:tcW w:w="2398" w:type="dxa"/>
+            <w:tcW w:w="2397" w:type="dxa"/>
             <w:tcBorders>
               <w:top w:val="single" w:sz="4" w:space="0" w:color="BFBFBF"/>
               <w:left w:val="single" w:sz="4" w:space="0" w:color="BFBFBF"/>
@@ -8130,7 +8530,7 @@
         </w:tc>
         <w:tc>
           <w:tcPr>
-            <w:tcW w:w="1802" w:type="dxa"/>
+            <w:tcW w:w="1803" w:type="dxa"/>
             <w:tcBorders>
               <w:top w:val="single" w:sz="4" w:space="0" w:color="BFBFBF"/>
               <w:left w:val="single" w:sz="4" w:space="0" w:color="BFBFBF"/>
@@ -8180,7 +8580,7 @@
         <w:trPr/>
         <w:tc>
           <w:tcPr>
-            <w:tcW w:w="2398" w:type="dxa"/>
+            <w:tcW w:w="2397" w:type="dxa"/>
             <w:tcBorders>
               <w:top w:val="single" w:sz="4" w:space="0" w:color="BFBFBF"/>
               <w:left w:val="single" w:sz="4" w:space="0" w:color="BFBFBF"/>
@@ -8207,7 +8607,7 @@
         </w:tc>
         <w:tc>
           <w:tcPr>
-            <w:tcW w:w="1802" w:type="dxa"/>
+            <w:tcW w:w="1803" w:type="dxa"/>
             <w:tcBorders>
               <w:top w:val="single" w:sz="4" w:space="0" w:color="BFBFBF"/>
               <w:left w:val="single" w:sz="4" w:space="0" w:color="BFBFBF"/>
@@ -8263,7 +8663,7 @@
         <w:trPr/>
         <w:tc>
           <w:tcPr>
-            <w:tcW w:w="2398" w:type="dxa"/>
+            <w:tcW w:w="2397" w:type="dxa"/>
             <w:tcBorders>
               <w:top w:val="single" w:sz="4" w:space="0" w:color="BFBFBF"/>
               <w:left w:val="single" w:sz="4" w:space="0" w:color="BFBFBF"/>
@@ -8290,7 +8690,7 @@
         </w:tc>
         <w:tc>
           <w:tcPr>
-            <w:tcW w:w="1802" w:type="dxa"/>
+            <w:tcW w:w="1803" w:type="dxa"/>
             <w:tcBorders>
               <w:top w:val="single" w:sz="4" w:space="0" w:color="BFBFBF"/>
               <w:left w:val="single" w:sz="4" w:space="0" w:color="BFBFBF"/>
@@ -8346,7 +8746,7 @@
         <w:trPr/>
         <w:tc>
           <w:tcPr>
-            <w:tcW w:w="2398" w:type="dxa"/>
+            <w:tcW w:w="2397" w:type="dxa"/>
             <w:tcBorders>
               <w:top w:val="single" w:sz="4" w:space="0" w:color="BFBFBF"/>
               <w:left w:val="single" w:sz="4" w:space="0" w:color="BFBFBF"/>
@@ -8373,7 +8773,7 @@
         </w:tc>
         <w:tc>
           <w:tcPr>
-            <w:tcW w:w="1802" w:type="dxa"/>
+            <w:tcW w:w="1803" w:type="dxa"/>
             <w:tcBorders>
               <w:top w:val="single" w:sz="4" w:space="0" w:color="BFBFBF"/>
               <w:left w:val="single" w:sz="4" w:space="0" w:color="BFBFBF"/>
@@ -8451,8 +8851,8 @@
         </w:tblCellMar>
       </w:tblPr>
       <w:tblGrid>
-        <w:gridCol w:w="2398"/>
-        <w:gridCol w:w="1802"/>
+        <w:gridCol w:w="2397"/>
+        <w:gridCol w:w="1803"/>
         <w:gridCol w:w="5500"/>
       </w:tblGrid>
       <w:tr>
@@ -8461,7 +8861,7 @@
         </w:trPr>
         <w:tc>
           <w:tcPr>
-            <w:tcW w:w="2398" w:type="dxa"/>
+            <w:tcW w:w="2397" w:type="dxa"/>
             <w:tcBorders>
               <w:top w:val="single" w:sz="4" w:space="0" w:color="BFBFBF"/>
               <w:left w:val="single" w:sz="4" w:space="0" w:color="BFBFBF"/>
@@ -8488,7 +8888,7 @@
         </w:tc>
         <w:tc>
           <w:tcPr>
-            <w:tcW w:w="1802" w:type="dxa"/>
+            <w:tcW w:w="1803" w:type="dxa"/>
             <w:tcBorders>
               <w:top w:val="single" w:sz="4" w:space="0" w:color="BFBFBF"/>
               <w:left w:val="single" w:sz="4" w:space="0" w:color="BFBFBF"/>
@@ -8545,7 +8945,7 @@
         <w:trPr/>
         <w:tc>
           <w:tcPr>
-            <w:tcW w:w="2398" w:type="dxa"/>
+            <w:tcW w:w="2397" w:type="dxa"/>
             <w:tcBorders>
               <w:top w:val="single" w:sz="4" w:space="0" w:color="BFBFBF"/>
               <w:left w:val="single" w:sz="4" w:space="0" w:color="BFBFBF"/>
@@ -8572,7 +8972,7 @@
         </w:tc>
         <w:tc>
           <w:tcPr>
-            <w:tcW w:w="1802" w:type="dxa"/>
+            <w:tcW w:w="1803" w:type="dxa"/>
             <w:tcBorders>
               <w:top w:val="single" w:sz="4" w:space="0" w:color="BFBFBF"/>
               <w:left w:val="single" w:sz="4" w:space="0" w:color="BFBFBF"/>
@@ -8628,7 +9028,7 @@
         <w:trPr/>
         <w:tc>
           <w:tcPr>
-            <w:tcW w:w="2398" w:type="dxa"/>
+            <w:tcW w:w="2397" w:type="dxa"/>
             <w:tcBorders>
               <w:top w:val="single" w:sz="4" w:space="0" w:color="BFBFBF"/>
               <w:left w:val="single" w:sz="4" w:space="0" w:color="BFBFBF"/>
@@ -8655,7 +9055,7 @@
         </w:tc>
         <w:tc>
           <w:tcPr>
-            <w:tcW w:w="1802" w:type="dxa"/>
+            <w:tcW w:w="1803" w:type="dxa"/>
             <w:tcBorders>
               <w:top w:val="single" w:sz="4" w:space="0" w:color="BFBFBF"/>
               <w:left w:val="single" w:sz="4" w:space="0" w:color="BFBFBF"/>
@@ -8852,7 +9252,39 @@
           <w:i/>
           <w:iCs/>
         </w:rPr>
-        <w:t>execute_ddl_statement() - OCI_DDL_Execute_Module.c / .h - shared by all six DDL types listed above, each originally with its own dedicated parse + validate module (now merged into OCI_DDL_Modules.c/.h, 2026-09-22/23 - see Independent_DDL_Module_Design_Specification.docx's file-organisation note) that builds the DDL text and hands it to this one function. Those six modules' own request/response field-level detail, and the full design history behind this shared executor, live in Independent_DDL_Module_Design_Specification.docx - out of scope for this document, which covers only the driver-abstraction work shared with SELECT/INSERT/UPDATE/DELETE/EXECUTE_PROCEDURE above.</w:t>
+        <w:t xml:space="preserve">execute_ddl_statement() - </w:t>
+      </w:r>
+      <w:del w:id="27" w:author="Claude" w:date="2026-09-27T12:00:00Z">
+        <w:r>
+          <w:rPr>
+            <w:i/>
+            <w:iCs/>
+          </w:rPr>
+          <w:delText>OCI_</w:delText>
+        </w:r>
+      </w:del>
+      <w:r>
+        <w:rPr>
+          <w:i/>
+          <w:iCs/>
+        </w:rPr>
+        <w:t xml:space="preserve">DDL_Execute_Module.c / .h - shared by all six DDL types listed above, each originally with its own dedicated parse + validate module (now merged into </w:t>
+      </w:r>
+      <w:del w:id="28" w:author="Claude" w:date="2026-09-27T12:00:00Z">
+        <w:r>
+          <w:rPr>
+            <w:i/>
+            <w:iCs/>
+          </w:rPr>
+          <w:delText>OCI_</w:delText>
+        </w:r>
+      </w:del>
+      <w:r>
+        <w:rPr>
+          <w:i/>
+          <w:iCs/>
+        </w:rPr>
+        <w:t>DDL_Modules.c/.h, 2026-09-22/23 - see Independent_DDL_Module_Design_Specification.docx's file-organisation note) that builds the DDL text and hands it to this one function. Those six modules' own request/response field-level detail, and the full design history behind this shared executor, live in Independent_DDL_Module_Design_Specification.docx - out of scope for this document, which covers only the driver-abstraction work shared with SELECT/INSERT/UPDATE/DELETE/EXECUTE_PROCEDURE above.</w:t>
       </w:r>
     </w:p>
     <w:p>
@@ -8893,7 +9325,7 @@
         <w:pStyle w:val="ListParagraph"/>
         <w:numPr>
           <w:ilvl w:val="0"/>
-          <w:numId w:val="33"/>
+          <w:numId w:val="66"/>
         </w:numPr>
         <w:spacing w:before="0" w:after="60"/>
         <w:rPr/>
@@ -8911,7 +9343,7 @@
         <w:pStyle w:val="ListParagraph"/>
         <w:numPr>
           <w:ilvl w:val="0"/>
-          <w:numId w:val="34"/>
+          <w:numId w:val="67"/>
         </w:numPr>
         <w:spacing w:before="0" w:after="60"/>
         <w:rPr/>
@@ -8929,7 +9361,7 @@
         <w:pStyle w:val="ListParagraph"/>
         <w:numPr>
           <w:ilvl w:val="0"/>
-          <w:numId w:val="35"/>
+          <w:numId w:val="68"/>
         </w:numPr>
         <w:spacing w:before="0" w:after="60"/>
         <w:rPr/>
@@ -8947,7 +9379,7 @@
         <w:pStyle w:val="ListParagraph"/>
         <w:numPr>
           <w:ilvl w:val="0"/>
-          <w:numId w:val="36"/>
+          <w:numId w:val="69"/>
         </w:numPr>
         <w:spacing w:before="0" w:after="60"/>
         <w:rPr/>
@@ -8965,7 +9397,7 @@
         <w:pStyle w:val="ListParagraph"/>
         <w:numPr>
           <w:ilvl w:val="0"/>
-          <w:numId w:val="37"/>
+          <w:numId w:val="70"/>
         </w:numPr>
         <w:spacing w:before="0" w:after="60"/>
         <w:rPr/>
@@ -9012,7 +9444,7 @@
         <w:pStyle w:val="ListParagraph"/>
         <w:numPr>
           <w:ilvl w:val="0"/>
-          <w:numId w:val="38"/>
+          <w:numId w:val="71"/>
         </w:numPr>
         <w:spacing w:before="0" w:after="60"/>
         <w:rPr/>
@@ -9096,8 +9528,740 @@
         </w:rPr>
       </w:pPr>
       <w:r>
-        <w:rPr/>
+        <w:rPr>
+          <w:b w:val="false"/>
+          <w:bCs w:val="false"/>
+          <w:i w:val="false"/>
+          <w:iCs w:val="false"/>
+          <w:sz w:val="21"/>
+          <w:szCs w:val="21"/>
+        </w:rPr>
       </w:r>
+    </w:p>
+    <w:p>
+      <w:pPr>
+        <w:pStyle w:val="Heading1"/>
+        <w:spacing w:before="320" w:after="120"/>
+        <w:rPr>
+          <w:ins w:id="30" w:author="Claude" w:date="2026-09-27T12:00:00Z"/>
+        </w:rPr>
+      </w:pPr>
+      <w:ins w:id="29" w:author="Claude" w:date="2026-09-27T12:00:00Z">
+        <w:r>
+          <w:rPr/>
+          <w:t>Appendix - File Name Mapping (2026-09-27)</w:t>
+        </w:r>
+      </w:ins>
+    </w:p>
+    <w:p>
+      <w:pPr>
+        <w:pStyle w:val="Normal"/>
+        <w:spacing w:before="0" w:after="40"/>
+        <w:rPr/>
+      </w:pPr>
+      <w:ins w:id="31" w:author="Claude" w:date="2026-09-27T12:00:00Z">
+        <w:r>
+          <w:rPr/>
+          <w:t>Every file this document refers to that was renamed on 2026-09-27, as part of the DataSol_Gateway rename. The references above already use the new names; this table exists so older logs, commit messages and archived copies of this document can still be matched up.</w:t>
+        </w:r>
+      </w:ins>
+    </w:p>
+    <w:tbl>
+      <w:tblPr>
+        <w:tblW w:w="10080" w:type="dxa"/>
+        <w:jc w:val="left"/>
+        <w:tblInd w:w="0" w:type="dxa"/>
+        <w:tblLayout w:type="fixed"/>
+        <w:tblCellMar>
+          <w:top w:w="0" w:type="dxa"/>
+          <w:left w:w="108" w:type="dxa"/>
+          <w:bottom w:w="0" w:type="dxa"/>
+          <w:right w:w="108" w:type="dxa"/>
+        </w:tblCellMar>
+      </w:tblPr>
+      <w:tblGrid>
+        <w:gridCol w:w="5040"/>
+        <w:gridCol w:w="5039"/>
+      </w:tblGrid>
+      <w:tr>
+        <w:trPr>
+          <w:ins w:id="32" w:author="Claude" w:date="2026-09-27T12:00:00Z"/>
+        </w:trPr>
+        <w:tc>
+          <w:tcPr>
+            <w:tcW w:w="5040" w:type="dxa"/>
+            <w:tcBorders>
+              <w:top w:val="single" w:sz="4" w:space="0" w:color="000000"/>
+              <w:left w:val="single" w:sz="4" w:space="0" w:color="000000"/>
+              <w:bottom w:val="single" w:sz="4" w:space="0" w:color="000000"/>
+              <w:right w:val="single" w:sz="4" w:space="0" w:color="000000"/>
+            </w:tcBorders>
+            <w:shd w:fill="DCE6F1" w:val="clear"/>
+          </w:tcPr>
+          <w:p>
+            <w:pPr>
+              <w:pStyle w:val="Normal"/>
+              <w:rPr/>
+            </w:pPr>
+            <w:ins w:id="33" w:author="Claude" w:date="2026-09-27T12:00:00Z">
+              <w:r>
+                <w:rPr>
+                  <w:b/>
+                  <w:bCs/>
+                  <w:i w:val="false"/>
+                  <w:iCs w:val="false"/>
+                </w:rPr>
+                <w:t>Before (to 2026-09-24)</w:t>
+              </w:r>
+            </w:ins>
+          </w:p>
+        </w:tc>
+        <w:tc>
+          <w:tcPr>
+            <w:tcW w:w="5039" w:type="dxa"/>
+            <w:tcBorders>
+              <w:top w:val="single" w:sz="4" w:space="0" w:color="000000"/>
+              <w:left w:val="single" w:sz="4" w:space="0" w:color="000000"/>
+              <w:bottom w:val="single" w:sz="4" w:space="0" w:color="000000"/>
+              <w:right w:val="single" w:sz="4" w:space="0" w:color="000000"/>
+            </w:tcBorders>
+            <w:shd w:fill="DCE6F1" w:val="clear"/>
+          </w:tcPr>
+          <w:p>
+            <w:pPr>
+              <w:pStyle w:val="Normal"/>
+              <w:rPr/>
+            </w:pPr>
+            <w:ins w:id="34" w:author="Claude" w:date="2026-09-27T12:00:00Z">
+              <w:r>
+                <w:rPr>
+                  <w:b/>
+                  <w:bCs/>
+                  <w:i w:val="false"/>
+                  <w:iCs w:val="false"/>
+                </w:rPr>
+                <w:t>After (from 2026-09-27)</w:t>
+              </w:r>
+            </w:ins>
+          </w:p>
+        </w:tc>
+      </w:tr>
+      <w:tr>
+        <w:trPr>
+          <w:ins w:id="35" w:author="Claude" w:date="2026-09-27T12:00:00Z"/>
+        </w:trPr>
+        <w:tc>
+          <w:tcPr>
+            <w:tcW w:w="5040" w:type="dxa"/>
+            <w:tcBorders>
+              <w:top w:val="single" w:sz="4" w:space="0" w:color="000000"/>
+              <w:left w:val="single" w:sz="4" w:space="0" w:color="000000"/>
+              <w:bottom w:val="single" w:sz="4" w:space="0" w:color="000000"/>
+              <w:right w:val="single" w:sz="4" w:space="0" w:color="000000"/>
+            </w:tcBorders>
+          </w:tcPr>
+          <w:p>
+            <w:pPr>
+              <w:pStyle w:val="Normal"/>
+              <w:rPr/>
+            </w:pPr>
+            <w:ins w:id="36" w:author="Claude" w:date="2026-09-27T12:00:00Z">
+              <w:r>
+                <w:rPr>
+                  <w:rFonts w:eastAsia="Consolas" w:cs="Consolas" w:ascii="Consolas" w:hAnsi="Consolas"/>
+                  <w:b w:val="false"/>
+                  <w:bCs w:val="false"/>
+                  <w:i w:val="false"/>
+                  <w:iCs w:val="false"/>
+                  <w:sz w:val="18"/>
+                  <w:szCs w:val="18"/>
+                </w:rPr>
+                <w:t>OCI_Audit_Trail_Manager.c / .h</w:t>
+              </w:r>
+            </w:ins>
+          </w:p>
+        </w:tc>
+        <w:tc>
+          <w:tcPr>
+            <w:tcW w:w="5039" w:type="dxa"/>
+            <w:tcBorders>
+              <w:top w:val="single" w:sz="4" w:space="0" w:color="000000"/>
+              <w:left w:val="single" w:sz="4" w:space="0" w:color="000000"/>
+              <w:bottom w:val="single" w:sz="4" w:space="0" w:color="000000"/>
+              <w:right w:val="single" w:sz="4" w:space="0" w:color="000000"/>
+            </w:tcBorders>
+          </w:tcPr>
+          <w:p>
+            <w:pPr>
+              <w:pStyle w:val="Normal"/>
+              <w:rPr/>
+            </w:pPr>
+            <w:ins w:id="37" w:author="Claude" w:date="2026-09-27T12:00:00Z">
+              <w:r>
+                <w:rPr>
+                  <w:rFonts w:eastAsia="Consolas" w:cs="Consolas" w:ascii="Consolas" w:hAnsi="Consolas"/>
+                  <w:b w:val="false"/>
+                  <w:bCs w:val="false"/>
+                  <w:i w:val="false"/>
+                  <w:iCs w:val="false"/>
+                  <w:sz w:val="18"/>
+                  <w:szCs w:val="18"/>
+                </w:rPr>
+                <w:t>Audit_Trail_Manager.c / .h</w:t>
+              </w:r>
+            </w:ins>
+          </w:p>
+        </w:tc>
+      </w:tr>
+      <w:tr>
+        <w:trPr>
+          <w:ins w:id="38" w:author="Claude" w:date="2026-09-27T12:00:00Z"/>
+        </w:trPr>
+        <w:tc>
+          <w:tcPr>
+            <w:tcW w:w="5040" w:type="dxa"/>
+            <w:tcBorders>
+              <w:top w:val="single" w:sz="4" w:space="0" w:color="000000"/>
+              <w:left w:val="single" w:sz="4" w:space="0" w:color="000000"/>
+              <w:bottom w:val="single" w:sz="4" w:space="0" w:color="000000"/>
+              <w:right w:val="single" w:sz="4" w:space="0" w:color="000000"/>
+            </w:tcBorders>
+          </w:tcPr>
+          <w:p>
+            <w:pPr>
+              <w:pStyle w:val="Normal"/>
+              <w:rPr/>
+            </w:pPr>
+            <w:ins w:id="39" w:author="Claude" w:date="2026-09-27T12:00:00Z">
+              <w:r>
+                <w:rPr>
+                  <w:rFonts w:eastAsia="Consolas" w:cs="Consolas" w:ascii="Consolas" w:hAnsi="Consolas"/>
+                  <w:b w:val="false"/>
+                  <w:bCs w:val="false"/>
+                  <w:i w:val="false"/>
+                  <w:iCs w:val="false"/>
+                  <w:sz w:val="18"/>
+                  <w:szCs w:val="18"/>
+                </w:rPr>
+                <w:t>OCI_DDL_Execute_Module.c / .h</w:t>
+              </w:r>
+            </w:ins>
+          </w:p>
+        </w:tc>
+        <w:tc>
+          <w:tcPr>
+            <w:tcW w:w="5039" w:type="dxa"/>
+            <w:tcBorders>
+              <w:top w:val="single" w:sz="4" w:space="0" w:color="000000"/>
+              <w:left w:val="single" w:sz="4" w:space="0" w:color="000000"/>
+              <w:bottom w:val="single" w:sz="4" w:space="0" w:color="000000"/>
+              <w:right w:val="single" w:sz="4" w:space="0" w:color="000000"/>
+            </w:tcBorders>
+          </w:tcPr>
+          <w:p>
+            <w:pPr>
+              <w:pStyle w:val="Normal"/>
+              <w:rPr/>
+            </w:pPr>
+            <w:ins w:id="40" w:author="Claude" w:date="2026-09-27T12:00:00Z">
+              <w:r>
+                <w:rPr>
+                  <w:rFonts w:eastAsia="Consolas" w:cs="Consolas" w:ascii="Consolas" w:hAnsi="Consolas"/>
+                  <w:b w:val="false"/>
+                  <w:bCs w:val="false"/>
+                  <w:i w:val="false"/>
+                  <w:iCs w:val="false"/>
+                  <w:sz w:val="18"/>
+                  <w:szCs w:val="18"/>
+                </w:rPr>
+                <w:t>DDL_Execute_Module.c / .h</w:t>
+              </w:r>
+            </w:ins>
+          </w:p>
+        </w:tc>
+      </w:tr>
+      <w:tr>
+        <w:trPr>
+          <w:ins w:id="41" w:author="Claude" w:date="2026-09-27T12:00:00Z"/>
+        </w:trPr>
+        <w:tc>
+          <w:tcPr>
+            <w:tcW w:w="5040" w:type="dxa"/>
+            <w:tcBorders>
+              <w:top w:val="single" w:sz="4" w:space="0" w:color="000000"/>
+              <w:left w:val="single" w:sz="4" w:space="0" w:color="000000"/>
+              <w:bottom w:val="single" w:sz="4" w:space="0" w:color="000000"/>
+              <w:right w:val="single" w:sz="4" w:space="0" w:color="000000"/>
+            </w:tcBorders>
+          </w:tcPr>
+          <w:p>
+            <w:pPr>
+              <w:pStyle w:val="Normal"/>
+              <w:rPr/>
+            </w:pPr>
+            <w:ins w:id="42" w:author="Claude" w:date="2026-09-27T12:00:00Z">
+              <w:r>
+                <w:rPr>
+                  <w:rFonts w:eastAsia="Consolas" w:cs="Consolas" w:ascii="Consolas" w:hAnsi="Consolas"/>
+                  <w:b w:val="false"/>
+                  <w:bCs w:val="false"/>
+                  <w:i w:val="false"/>
+                  <w:iCs w:val="false"/>
+                  <w:sz w:val="18"/>
+                  <w:szCs w:val="18"/>
+                </w:rPr>
+                <w:t>OCI_DDL_Modules.c / .h</w:t>
+              </w:r>
+            </w:ins>
+          </w:p>
+        </w:tc>
+        <w:tc>
+          <w:tcPr>
+            <w:tcW w:w="5039" w:type="dxa"/>
+            <w:tcBorders>
+              <w:top w:val="single" w:sz="4" w:space="0" w:color="000000"/>
+              <w:left w:val="single" w:sz="4" w:space="0" w:color="000000"/>
+              <w:bottom w:val="single" w:sz="4" w:space="0" w:color="000000"/>
+              <w:right w:val="single" w:sz="4" w:space="0" w:color="000000"/>
+            </w:tcBorders>
+          </w:tcPr>
+          <w:p>
+            <w:pPr>
+              <w:pStyle w:val="Normal"/>
+              <w:rPr/>
+            </w:pPr>
+            <w:ins w:id="43" w:author="Claude" w:date="2026-09-27T12:00:00Z">
+              <w:r>
+                <w:rPr>
+                  <w:rFonts w:eastAsia="Consolas" w:cs="Consolas" w:ascii="Consolas" w:hAnsi="Consolas"/>
+                  <w:b w:val="false"/>
+                  <w:bCs w:val="false"/>
+                  <w:i w:val="false"/>
+                  <w:iCs w:val="false"/>
+                  <w:sz w:val="18"/>
+                  <w:szCs w:val="18"/>
+                </w:rPr>
+                <w:t>DDL_Modules.c / .h</w:t>
+              </w:r>
+            </w:ins>
+          </w:p>
+        </w:tc>
+      </w:tr>
+      <w:tr>
+        <w:trPr>
+          <w:ins w:id="44" w:author="Claude" w:date="2026-09-27T12:00:00Z"/>
+        </w:trPr>
+        <w:tc>
+          <w:tcPr>
+            <w:tcW w:w="5040" w:type="dxa"/>
+            <w:tcBorders>
+              <w:top w:val="single" w:sz="4" w:space="0" w:color="000000"/>
+              <w:left w:val="single" w:sz="4" w:space="0" w:color="000000"/>
+              <w:bottom w:val="single" w:sz="4" w:space="0" w:color="000000"/>
+              <w:right w:val="single" w:sz="4" w:space="0" w:color="000000"/>
+            </w:tcBorders>
+          </w:tcPr>
+          <w:p>
+            <w:pPr>
+              <w:pStyle w:val="Normal"/>
+              <w:rPr/>
+            </w:pPr>
+            <w:ins w:id="45" w:author="Claude" w:date="2026-09-27T12:00:00Z">
+              <w:r>
+                <w:rPr>
+                  <w:rFonts w:eastAsia="Consolas" w:cs="Consolas" w:ascii="Consolas" w:hAnsi="Consolas"/>
+                  <w:b w:val="false"/>
+                  <w:bCs w:val="false"/>
+                  <w:i w:val="false"/>
+                  <w:iCs w:val="false"/>
+                  <w:sz w:val="18"/>
+                  <w:szCs w:val="18"/>
+                </w:rPr>
+                <w:t>OCI_Delete_Execute_Module.c / .h</w:t>
+              </w:r>
+            </w:ins>
+          </w:p>
+        </w:tc>
+        <w:tc>
+          <w:tcPr>
+            <w:tcW w:w="5039" w:type="dxa"/>
+            <w:tcBorders>
+              <w:top w:val="single" w:sz="4" w:space="0" w:color="000000"/>
+              <w:left w:val="single" w:sz="4" w:space="0" w:color="000000"/>
+              <w:bottom w:val="single" w:sz="4" w:space="0" w:color="000000"/>
+              <w:right w:val="single" w:sz="4" w:space="0" w:color="000000"/>
+            </w:tcBorders>
+          </w:tcPr>
+          <w:p>
+            <w:pPr>
+              <w:pStyle w:val="Normal"/>
+              <w:rPr/>
+            </w:pPr>
+            <w:ins w:id="46" w:author="Claude" w:date="2026-09-27T12:00:00Z">
+              <w:r>
+                <w:rPr>
+                  <w:rFonts w:eastAsia="Consolas" w:cs="Consolas" w:ascii="Consolas" w:hAnsi="Consolas"/>
+                  <w:b w:val="false"/>
+                  <w:bCs w:val="false"/>
+                  <w:i w:val="false"/>
+                  <w:iCs w:val="false"/>
+                  <w:sz w:val="18"/>
+                  <w:szCs w:val="18"/>
+                </w:rPr>
+                <w:t>Delete_Execute_Module.c / .h</w:t>
+              </w:r>
+            </w:ins>
+          </w:p>
+        </w:tc>
+      </w:tr>
+      <w:tr>
+        <w:trPr>
+          <w:ins w:id="47" w:author="Claude" w:date="2026-09-27T12:00:00Z"/>
+        </w:trPr>
+        <w:tc>
+          <w:tcPr>
+            <w:tcW w:w="5040" w:type="dxa"/>
+            <w:tcBorders>
+              <w:top w:val="single" w:sz="4" w:space="0" w:color="000000"/>
+              <w:left w:val="single" w:sz="4" w:space="0" w:color="000000"/>
+              <w:bottom w:val="single" w:sz="4" w:space="0" w:color="000000"/>
+              <w:right w:val="single" w:sz="4" w:space="0" w:color="000000"/>
+            </w:tcBorders>
+          </w:tcPr>
+          <w:p>
+            <w:pPr>
+              <w:pStyle w:val="Normal"/>
+              <w:rPr/>
+            </w:pPr>
+            <w:ins w:id="48" w:author="Claude" w:date="2026-09-27T12:00:00Z">
+              <w:r>
+                <w:rPr>
+                  <w:rFonts w:eastAsia="Consolas" w:cs="Consolas" w:ascii="Consolas" w:hAnsi="Consolas"/>
+                  <w:b w:val="false"/>
+                  <w:bCs w:val="false"/>
+                  <w:i w:val="false"/>
+                  <w:iCs w:val="false"/>
+                  <w:sz w:val="18"/>
+                  <w:szCs w:val="18"/>
+                </w:rPr>
+                <w:t>OCI_Execute_Procedure_Module.c / .h</w:t>
+              </w:r>
+            </w:ins>
+          </w:p>
+        </w:tc>
+        <w:tc>
+          <w:tcPr>
+            <w:tcW w:w="5039" w:type="dxa"/>
+            <w:tcBorders>
+              <w:top w:val="single" w:sz="4" w:space="0" w:color="000000"/>
+              <w:left w:val="single" w:sz="4" w:space="0" w:color="000000"/>
+              <w:bottom w:val="single" w:sz="4" w:space="0" w:color="000000"/>
+              <w:right w:val="single" w:sz="4" w:space="0" w:color="000000"/>
+            </w:tcBorders>
+          </w:tcPr>
+          <w:p>
+            <w:pPr>
+              <w:pStyle w:val="Normal"/>
+              <w:rPr/>
+            </w:pPr>
+            <w:ins w:id="49" w:author="Claude" w:date="2026-09-27T12:00:00Z">
+              <w:r>
+                <w:rPr>
+                  <w:rFonts w:eastAsia="Consolas" w:cs="Consolas" w:ascii="Consolas" w:hAnsi="Consolas"/>
+                  <w:b w:val="false"/>
+                  <w:bCs w:val="false"/>
+                  <w:i w:val="false"/>
+                  <w:iCs w:val="false"/>
+                  <w:sz w:val="18"/>
+                  <w:szCs w:val="18"/>
+                </w:rPr>
+                <w:t>Execute_Procedure_Module.c / .h</w:t>
+              </w:r>
+            </w:ins>
+          </w:p>
+        </w:tc>
+      </w:tr>
+      <w:tr>
+        <w:trPr>
+          <w:ins w:id="50" w:author="Claude" w:date="2026-09-27T12:00:00Z"/>
+        </w:trPr>
+        <w:tc>
+          <w:tcPr>
+            <w:tcW w:w="5040" w:type="dxa"/>
+            <w:tcBorders>
+              <w:top w:val="single" w:sz="4" w:space="0" w:color="000000"/>
+              <w:left w:val="single" w:sz="4" w:space="0" w:color="000000"/>
+              <w:bottom w:val="single" w:sz="4" w:space="0" w:color="000000"/>
+              <w:right w:val="single" w:sz="4" w:space="0" w:color="000000"/>
+            </w:tcBorders>
+          </w:tcPr>
+          <w:p>
+            <w:pPr>
+              <w:pStyle w:val="Normal"/>
+              <w:rPr/>
+            </w:pPr>
+            <w:ins w:id="51" w:author="Claude" w:date="2026-09-27T12:00:00Z">
+              <w:r>
+                <w:rPr>
+                  <w:rFonts w:eastAsia="Consolas" w:cs="Consolas" w:ascii="Consolas" w:hAnsi="Consolas"/>
+                  <w:b w:val="false"/>
+                  <w:bCs w:val="false"/>
+                  <w:i w:val="false"/>
+                  <w:iCs w:val="false"/>
+                  <w:sz w:val="18"/>
+                  <w:szCs w:val="18"/>
+                </w:rPr>
+                <w:t>OCI_Execute_Query_Batch_Module.c / .h</w:t>
+              </w:r>
+            </w:ins>
+          </w:p>
+        </w:tc>
+        <w:tc>
+          <w:tcPr>
+            <w:tcW w:w="5039" w:type="dxa"/>
+            <w:tcBorders>
+              <w:top w:val="single" w:sz="4" w:space="0" w:color="000000"/>
+              <w:left w:val="single" w:sz="4" w:space="0" w:color="000000"/>
+              <w:bottom w:val="single" w:sz="4" w:space="0" w:color="000000"/>
+              <w:right w:val="single" w:sz="4" w:space="0" w:color="000000"/>
+            </w:tcBorders>
+          </w:tcPr>
+          <w:p>
+            <w:pPr>
+              <w:pStyle w:val="Normal"/>
+              <w:rPr/>
+            </w:pPr>
+            <w:ins w:id="52" w:author="Claude" w:date="2026-09-27T12:00:00Z">
+              <w:r>
+                <w:rPr>
+                  <w:rFonts w:eastAsia="Consolas" w:cs="Consolas" w:ascii="Consolas" w:hAnsi="Consolas"/>
+                  <w:b w:val="false"/>
+                  <w:bCs w:val="false"/>
+                  <w:i w:val="false"/>
+                  <w:iCs w:val="false"/>
+                  <w:sz w:val="18"/>
+                  <w:szCs w:val="18"/>
+                </w:rPr>
+                <w:t>Execute_Query_Batch_Module.c / .h</w:t>
+              </w:r>
+            </w:ins>
+          </w:p>
+        </w:tc>
+      </w:tr>
+      <w:tr>
+        <w:trPr>
+          <w:ins w:id="53" w:author="Claude" w:date="2026-09-27T12:00:00Z"/>
+        </w:trPr>
+        <w:tc>
+          <w:tcPr>
+            <w:tcW w:w="5040" w:type="dxa"/>
+            <w:tcBorders>
+              <w:top w:val="single" w:sz="4" w:space="0" w:color="000000"/>
+              <w:left w:val="single" w:sz="4" w:space="0" w:color="000000"/>
+              <w:bottom w:val="single" w:sz="4" w:space="0" w:color="000000"/>
+              <w:right w:val="single" w:sz="4" w:space="0" w:color="000000"/>
+            </w:tcBorders>
+          </w:tcPr>
+          <w:p>
+            <w:pPr>
+              <w:pStyle w:val="Normal"/>
+              <w:rPr/>
+            </w:pPr>
+            <w:ins w:id="54" w:author="Claude" w:date="2026-09-27T12:00:00Z">
+              <w:r>
+                <w:rPr>
+                  <w:rFonts w:eastAsia="Consolas" w:cs="Consolas" w:ascii="Consolas" w:hAnsi="Consolas"/>
+                  <w:b w:val="false"/>
+                  <w:bCs w:val="false"/>
+                  <w:i w:val="false"/>
+                  <w:iCs w:val="false"/>
+                  <w:sz w:val="18"/>
+                  <w:szCs w:val="18"/>
+                </w:rPr>
+                <w:t>OCI_Insert_Execute_Module.c / .h</w:t>
+              </w:r>
+            </w:ins>
+          </w:p>
+        </w:tc>
+        <w:tc>
+          <w:tcPr>
+            <w:tcW w:w="5039" w:type="dxa"/>
+            <w:tcBorders>
+              <w:top w:val="single" w:sz="4" w:space="0" w:color="000000"/>
+              <w:left w:val="single" w:sz="4" w:space="0" w:color="000000"/>
+              <w:bottom w:val="single" w:sz="4" w:space="0" w:color="000000"/>
+              <w:right w:val="single" w:sz="4" w:space="0" w:color="000000"/>
+            </w:tcBorders>
+          </w:tcPr>
+          <w:p>
+            <w:pPr>
+              <w:pStyle w:val="Normal"/>
+              <w:rPr/>
+            </w:pPr>
+            <w:ins w:id="55" w:author="Claude" w:date="2026-09-27T12:00:00Z">
+              <w:r>
+                <w:rPr>
+                  <w:rFonts w:eastAsia="Consolas" w:cs="Consolas" w:ascii="Consolas" w:hAnsi="Consolas"/>
+                  <w:b w:val="false"/>
+                  <w:bCs w:val="false"/>
+                  <w:i w:val="false"/>
+                  <w:iCs w:val="false"/>
+                  <w:sz w:val="18"/>
+                  <w:szCs w:val="18"/>
+                </w:rPr>
+                <w:t>Insert_Execute_Module.c / .h</w:t>
+              </w:r>
+            </w:ins>
+          </w:p>
+        </w:tc>
+      </w:tr>
+      <w:tr>
+        <w:trPr>
+          <w:ins w:id="56" w:author="Claude" w:date="2026-09-27T12:00:00Z"/>
+        </w:trPr>
+        <w:tc>
+          <w:tcPr>
+            <w:tcW w:w="5040" w:type="dxa"/>
+            <w:tcBorders>
+              <w:top w:val="single" w:sz="4" w:space="0" w:color="000000"/>
+              <w:left w:val="single" w:sz="4" w:space="0" w:color="000000"/>
+              <w:bottom w:val="single" w:sz="4" w:space="0" w:color="000000"/>
+              <w:right w:val="single" w:sz="4" w:space="0" w:color="000000"/>
+            </w:tcBorders>
+          </w:tcPr>
+          <w:p>
+            <w:pPr>
+              <w:pStyle w:val="Normal"/>
+              <w:rPr/>
+            </w:pPr>
+            <w:ins w:id="57" w:author="Claude" w:date="2026-09-27T12:00:00Z">
+              <w:r>
+                <w:rPr>
+                  <w:rFonts w:eastAsia="Consolas" w:cs="Consolas" w:ascii="Consolas" w:hAnsi="Consolas"/>
+                  <w:b w:val="false"/>
+                  <w:bCs w:val="false"/>
+                  <w:i w:val="false"/>
+                  <w:iCs w:val="false"/>
+                  <w:sz w:val="18"/>
+                  <w:szCs w:val="18"/>
+                </w:rPr>
+                <w:t>OCI_Table_Metadata_Module.c / .h</w:t>
+              </w:r>
+            </w:ins>
+          </w:p>
+        </w:tc>
+        <w:tc>
+          <w:tcPr>
+            <w:tcW w:w="5039" w:type="dxa"/>
+            <w:tcBorders>
+              <w:top w:val="single" w:sz="4" w:space="0" w:color="000000"/>
+              <w:left w:val="single" w:sz="4" w:space="0" w:color="000000"/>
+              <w:bottom w:val="single" w:sz="4" w:space="0" w:color="000000"/>
+              <w:right w:val="single" w:sz="4" w:space="0" w:color="000000"/>
+            </w:tcBorders>
+          </w:tcPr>
+          <w:p>
+            <w:pPr>
+              <w:pStyle w:val="Normal"/>
+              <w:rPr/>
+            </w:pPr>
+            <w:ins w:id="58" w:author="Claude" w:date="2026-09-27T12:00:00Z">
+              <w:r>
+                <w:rPr>
+                  <w:rFonts w:eastAsia="Consolas" w:cs="Consolas" w:ascii="Consolas" w:hAnsi="Consolas"/>
+                  <w:b w:val="false"/>
+                  <w:bCs w:val="false"/>
+                  <w:i w:val="false"/>
+                  <w:iCs w:val="false"/>
+                  <w:sz w:val="18"/>
+                  <w:szCs w:val="18"/>
+                </w:rPr>
+                <w:t>Table_Metadata_Module.c / .h</w:t>
+              </w:r>
+            </w:ins>
+          </w:p>
+        </w:tc>
+      </w:tr>
+      <w:tr>
+        <w:trPr>
+          <w:ins w:id="59" w:author="Claude" w:date="2026-09-27T12:00:00Z"/>
+        </w:trPr>
+        <w:tc>
+          <w:tcPr>
+            <w:tcW w:w="5040" w:type="dxa"/>
+            <w:tcBorders>
+              <w:top w:val="single" w:sz="4" w:space="0" w:color="000000"/>
+              <w:left w:val="single" w:sz="4" w:space="0" w:color="000000"/>
+              <w:bottom w:val="single" w:sz="4" w:space="0" w:color="000000"/>
+              <w:right w:val="single" w:sz="4" w:space="0" w:color="000000"/>
+            </w:tcBorders>
+          </w:tcPr>
+          <w:p>
+            <w:pPr>
+              <w:pStyle w:val="Normal"/>
+              <w:rPr/>
+            </w:pPr>
+            <w:ins w:id="60" w:author="Claude" w:date="2026-09-27T12:00:00Z">
+              <w:r>
+                <w:rPr>
+                  <w:rFonts w:eastAsia="Consolas" w:cs="Consolas" w:ascii="Consolas" w:hAnsi="Consolas"/>
+                  <w:b w:val="false"/>
+                  <w:bCs w:val="false"/>
+                  <w:i w:val="false"/>
+                  <w:iCs w:val="false"/>
+                  <w:sz w:val="18"/>
+                  <w:szCs w:val="18"/>
+                </w:rPr>
+                <w:t>OCI_Update_Execute_Module.c / .h</w:t>
+              </w:r>
+            </w:ins>
+          </w:p>
+        </w:tc>
+        <w:tc>
+          <w:tcPr>
+            <w:tcW w:w="5039" w:type="dxa"/>
+            <w:tcBorders>
+              <w:top w:val="single" w:sz="4" w:space="0" w:color="000000"/>
+              <w:left w:val="single" w:sz="4" w:space="0" w:color="000000"/>
+              <w:bottom w:val="single" w:sz="4" w:space="0" w:color="000000"/>
+              <w:right w:val="single" w:sz="4" w:space="0" w:color="000000"/>
+            </w:tcBorders>
+          </w:tcPr>
+          <w:p>
+            <w:pPr>
+              <w:pStyle w:val="Normal"/>
+              <w:rPr/>
+            </w:pPr>
+            <w:ins w:id="61" w:author="Claude" w:date="2026-09-27T12:00:00Z">
+              <w:r>
+                <w:rPr>
+                  <w:rFonts w:eastAsia="Consolas" w:cs="Consolas" w:ascii="Consolas" w:hAnsi="Consolas"/>
+                  <w:b w:val="false"/>
+                  <w:bCs w:val="false"/>
+                  <w:i w:val="false"/>
+                  <w:iCs w:val="false"/>
+                  <w:sz w:val="18"/>
+                  <w:szCs w:val="18"/>
+                </w:rPr>
+                <w:t>Update_Execute_Module.c / .h</w:t>
+              </w:r>
+            </w:ins>
+          </w:p>
+        </w:tc>
+      </w:tr>
+    </w:tbl>
+    <w:p>
+      <w:pPr>
+        <w:pStyle w:val="Normal"/>
+        <w:spacing w:before="0" w:after="40"/>
+        <w:rPr/>
+      </w:pPr>
+      <w:ins w:id="62" w:author="Claude" w:date="2026-09-27T12:00:00Z">
+        <w:r>
+          <w:rPr/>
+          <w:t>Project-wide mapping, the names deliberately left unchanged, and the files that are still Oracle-specific after the rename: db_driver_Interface_and_New_Driver_Guide.docx, Section 7.</w:t>
+        </w:r>
+      </w:ins>
     </w:p>
     <w:sectPr>
       <w:type w:val="nextPage"/>
@@ -9391,6 +10555,4527 @@
   <w:abstractNum w:abstractNumId="3">
     <w:lvl w:ilvl="0">
       <w:start w:val="1"/>
+      <w:numFmt w:val="bullet"/>
+      <w:lvlText w:val=""/>
+      <w:lvlJc w:val="left"/>
+      <w:pPr>
+        <w:tabs>
+          <w:tab w:val="num" w:pos="0"/>
+        </w:tabs>
+        <w:ind w:left="720" w:hanging="360"/>
+      </w:pPr>
+      <w:rPr>
+        <w:rFonts w:ascii="Wingdings" w:hAnsi="Wingdings" w:cs="Wingdings" w:hint="default"/>
+      </w:rPr>
+    </w:lvl>
+    <w:lvl w:ilvl="1">
+      <w:start w:val="1"/>
+      <w:numFmt w:val="bullet"/>
+      <w:lvlText w:val=""/>
+      <w:lvlJc w:val="left"/>
+      <w:pPr>
+        <w:tabs>
+          <w:tab w:val="num" w:pos="0"/>
+        </w:tabs>
+        <w:ind w:left="1440" w:hanging="360"/>
+      </w:pPr>
+      <w:rPr>
+        <w:rFonts w:ascii="Wingdings 2" w:hAnsi="Wingdings 2" w:cs="Wingdings 2" w:hint="default"/>
+      </w:rPr>
+    </w:lvl>
+    <w:lvl w:ilvl="2">
+      <w:start w:val="1"/>
+      <w:numFmt w:val="bullet"/>
+      <w:lvlText w:val="■"/>
+      <w:lvlJc w:val="left"/>
+      <w:pPr>
+        <w:tabs>
+          <w:tab w:val="num" w:pos="0"/>
+        </w:tabs>
+        <w:ind w:left="2160" w:hanging="360"/>
+      </w:pPr>
+      <w:rPr>
+        <w:rFonts w:ascii="OpenSymbol" w:hAnsi="OpenSymbol" w:cs="OpenSymbol" w:hint="default"/>
+      </w:rPr>
+    </w:lvl>
+    <w:lvl w:ilvl="3">
+      <w:start w:val="1"/>
+      <w:numFmt w:val="bullet"/>
+      <w:lvlText w:val=""/>
+      <w:lvlJc w:val="left"/>
+      <w:pPr>
+        <w:tabs>
+          <w:tab w:val="num" w:pos="0"/>
+        </w:tabs>
+        <w:ind w:left="2880" w:hanging="360"/>
+      </w:pPr>
+      <w:rPr>
+        <w:rFonts w:ascii="Wingdings" w:hAnsi="Wingdings" w:cs="Wingdings" w:hint="default"/>
+      </w:rPr>
+    </w:lvl>
+    <w:lvl w:ilvl="4">
+      <w:start w:val="1"/>
+      <w:numFmt w:val="bullet"/>
+      <w:lvlText w:val=""/>
+      <w:lvlJc w:val="left"/>
+      <w:pPr>
+        <w:tabs>
+          <w:tab w:val="num" w:pos="0"/>
+        </w:tabs>
+        <w:ind w:left="3600" w:hanging="360"/>
+      </w:pPr>
+      <w:rPr>
+        <w:rFonts w:ascii="Wingdings 2" w:hAnsi="Wingdings 2" w:cs="Wingdings 2" w:hint="default"/>
+      </w:rPr>
+    </w:lvl>
+    <w:lvl w:ilvl="5">
+      <w:start w:val="1"/>
+      <w:numFmt w:val="bullet"/>
+      <w:lvlText w:val="■"/>
+      <w:lvlJc w:val="left"/>
+      <w:pPr>
+        <w:tabs>
+          <w:tab w:val="num" w:pos="0"/>
+        </w:tabs>
+        <w:ind w:left="4320" w:hanging="360"/>
+      </w:pPr>
+      <w:rPr>
+        <w:rFonts w:ascii="OpenSymbol" w:hAnsi="OpenSymbol" w:cs="OpenSymbol" w:hint="default"/>
+      </w:rPr>
+    </w:lvl>
+    <w:lvl w:ilvl="6">
+      <w:start w:val="1"/>
+      <w:numFmt w:val="bullet"/>
+      <w:lvlText w:val=""/>
+      <w:lvlJc w:val="left"/>
+      <w:pPr>
+        <w:tabs>
+          <w:tab w:val="num" w:pos="0"/>
+        </w:tabs>
+        <w:ind w:left="5040" w:hanging="360"/>
+      </w:pPr>
+      <w:rPr>
+        <w:rFonts w:ascii="Wingdings" w:hAnsi="Wingdings" w:cs="Wingdings" w:hint="default"/>
+      </w:rPr>
+    </w:lvl>
+    <w:lvl w:ilvl="7">
+      <w:start w:val="1"/>
+      <w:numFmt w:val="bullet"/>
+      <w:lvlText w:val=""/>
+      <w:lvlJc w:val="left"/>
+      <w:pPr>
+        <w:tabs>
+          <w:tab w:val="num" w:pos="0"/>
+        </w:tabs>
+        <w:ind w:left="5760" w:hanging="360"/>
+      </w:pPr>
+      <w:rPr>
+        <w:rFonts w:ascii="Wingdings" w:hAnsi="Wingdings" w:cs="Wingdings" w:hint="default"/>
+      </w:rPr>
+    </w:lvl>
+    <w:lvl w:ilvl="8">
+      <w:start w:val="1"/>
+      <w:numFmt w:val="bullet"/>
+      <w:lvlText w:val=""/>
+      <w:lvlJc w:val="left"/>
+      <w:pPr>
+        <w:tabs>
+          <w:tab w:val="num" w:pos="0"/>
+        </w:tabs>
+        <w:ind w:left="6480" w:hanging="360"/>
+      </w:pPr>
+      <w:rPr>
+        <w:rFonts w:ascii="Wingdings" w:hAnsi="Wingdings" w:cs="Wingdings" w:hint="default"/>
+      </w:rPr>
+    </w:lvl>
+  </w:abstractNum>
+  <w:abstractNum w:abstractNumId="4">
+    <w:lvl w:ilvl="0">
+      <w:start w:val="1"/>
+      <w:numFmt w:val="bullet"/>
+      <w:lvlText w:val=""/>
+      <w:lvlJc w:val="left"/>
+      <w:pPr>
+        <w:tabs>
+          <w:tab w:val="num" w:pos="0"/>
+        </w:tabs>
+        <w:ind w:left="720" w:hanging="360"/>
+      </w:pPr>
+      <w:rPr>
+        <w:rFonts w:ascii="Wingdings" w:hAnsi="Wingdings" w:cs="Wingdings" w:hint="default"/>
+      </w:rPr>
+    </w:lvl>
+    <w:lvl w:ilvl="1">
+      <w:start w:val="1"/>
+      <w:numFmt w:val="bullet"/>
+      <w:lvlText w:val=""/>
+      <w:lvlJc w:val="left"/>
+      <w:pPr>
+        <w:tabs>
+          <w:tab w:val="num" w:pos="0"/>
+        </w:tabs>
+        <w:ind w:left="1440" w:hanging="360"/>
+      </w:pPr>
+      <w:rPr>
+        <w:rFonts w:ascii="Wingdings 2" w:hAnsi="Wingdings 2" w:cs="Wingdings 2" w:hint="default"/>
+      </w:rPr>
+    </w:lvl>
+    <w:lvl w:ilvl="2">
+      <w:start w:val="1"/>
+      <w:numFmt w:val="bullet"/>
+      <w:lvlText w:val="■"/>
+      <w:lvlJc w:val="left"/>
+      <w:pPr>
+        <w:tabs>
+          <w:tab w:val="num" w:pos="0"/>
+        </w:tabs>
+        <w:ind w:left="2160" w:hanging="360"/>
+      </w:pPr>
+      <w:rPr>
+        <w:rFonts w:ascii="OpenSymbol" w:hAnsi="OpenSymbol" w:cs="OpenSymbol" w:hint="default"/>
+      </w:rPr>
+    </w:lvl>
+    <w:lvl w:ilvl="3">
+      <w:start w:val="1"/>
+      <w:numFmt w:val="bullet"/>
+      <w:lvlText w:val=""/>
+      <w:lvlJc w:val="left"/>
+      <w:pPr>
+        <w:tabs>
+          <w:tab w:val="num" w:pos="0"/>
+        </w:tabs>
+        <w:ind w:left="2880" w:hanging="360"/>
+      </w:pPr>
+      <w:rPr>
+        <w:rFonts w:ascii="Wingdings" w:hAnsi="Wingdings" w:cs="Wingdings" w:hint="default"/>
+      </w:rPr>
+    </w:lvl>
+    <w:lvl w:ilvl="4">
+      <w:start w:val="1"/>
+      <w:numFmt w:val="bullet"/>
+      <w:lvlText w:val=""/>
+      <w:lvlJc w:val="left"/>
+      <w:pPr>
+        <w:tabs>
+          <w:tab w:val="num" w:pos="0"/>
+        </w:tabs>
+        <w:ind w:left="3600" w:hanging="360"/>
+      </w:pPr>
+      <w:rPr>
+        <w:rFonts w:ascii="Wingdings 2" w:hAnsi="Wingdings 2" w:cs="Wingdings 2" w:hint="default"/>
+      </w:rPr>
+    </w:lvl>
+    <w:lvl w:ilvl="5">
+      <w:start w:val="1"/>
+      <w:numFmt w:val="bullet"/>
+      <w:lvlText w:val="■"/>
+      <w:lvlJc w:val="left"/>
+      <w:pPr>
+        <w:tabs>
+          <w:tab w:val="num" w:pos="0"/>
+        </w:tabs>
+        <w:ind w:left="4320" w:hanging="360"/>
+      </w:pPr>
+      <w:rPr>
+        <w:rFonts w:ascii="OpenSymbol" w:hAnsi="OpenSymbol" w:cs="OpenSymbol" w:hint="default"/>
+      </w:rPr>
+    </w:lvl>
+    <w:lvl w:ilvl="6">
+      <w:start w:val="1"/>
+      <w:numFmt w:val="bullet"/>
+      <w:lvlText w:val=""/>
+      <w:lvlJc w:val="left"/>
+      <w:pPr>
+        <w:tabs>
+          <w:tab w:val="num" w:pos="0"/>
+        </w:tabs>
+        <w:ind w:left="5040" w:hanging="360"/>
+      </w:pPr>
+      <w:rPr>
+        <w:rFonts w:ascii="Wingdings" w:hAnsi="Wingdings" w:cs="Wingdings" w:hint="default"/>
+      </w:rPr>
+    </w:lvl>
+    <w:lvl w:ilvl="7">
+      <w:start w:val="1"/>
+      <w:numFmt w:val="bullet"/>
+      <w:lvlText w:val=""/>
+      <w:lvlJc w:val="left"/>
+      <w:pPr>
+        <w:tabs>
+          <w:tab w:val="num" w:pos="0"/>
+        </w:tabs>
+        <w:ind w:left="5760" w:hanging="360"/>
+      </w:pPr>
+      <w:rPr>
+        <w:rFonts w:ascii="Wingdings" w:hAnsi="Wingdings" w:cs="Wingdings" w:hint="default"/>
+      </w:rPr>
+    </w:lvl>
+    <w:lvl w:ilvl="8">
+      <w:start w:val="1"/>
+      <w:numFmt w:val="bullet"/>
+      <w:lvlText w:val=""/>
+      <w:lvlJc w:val="left"/>
+      <w:pPr>
+        <w:tabs>
+          <w:tab w:val="num" w:pos="0"/>
+        </w:tabs>
+        <w:ind w:left="6480" w:hanging="360"/>
+      </w:pPr>
+      <w:rPr>
+        <w:rFonts w:ascii="Wingdings" w:hAnsi="Wingdings" w:cs="Wingdings" w:hint="default"/>
+      </w:rPr>
+    </w:lvl>
+  </w:abstractNum>
+  <w:abstractNum w:abstractNumId="5">
+    <w:lvl w:ilvl="0">
+      <w:start w:val="1"/>
+      <w:numFmt w:val="bullet"/>
+      <w:lvlText w:val=""/>
+      <w:lvlJc w:val="left"/>
+      <w:pPr>
+        <w:tabs>
+          <w:tab w:val="num" w:pos="0"/>
+        </w:tabs>
+        <w:ind w:left="720" w:hanging="360"/>
+      </w:pPr>
+      <w:rPr>
+        <w:rFonts w:ascii="Wingdings" w:hAnsi="Wingdings" w:cs="Wingdings" w:hint="default"/>
+      </w:rPr>
+    </w:lvl>
+    <w:lvl w:ilvl="1">
+      <w:start w:val="1"/>
+      <w:numFmt w:val="bullet"/>
+      <w:lvlText w:val=""/>
+      <w:lvlJc w:val="left"/>
+      <w:pPr>
+        <w:tabs>
+          <w:tab w:val="num" w:pos="0"/>
+        </w:tabs>
+        <w:ind w:left="1440" w:hanging="360"/>
+      </w:pPr>
+      <w:rPr>
+        <w:rFonts w:ascii="Wingdings 2" w:hAnsi="Wingdings 2" w:cs="Wingdings 2" w:hint="default"/>
+      </w:rPr>
+    </w:lvl>
+    <w:lvl w:ilvl="2">
+      <w:start w:val="1"/>
+      <w:numFmt w:val="bullet"/>
+      <w:lvlText w:val="■"/>
+      <w:lvlJc w:val="left"/>
+      <w:pPr>
+        <w:tabs>
+          <w:tab w:val="num" w:pos="0"/>
+        </w:tabs>
+        <w:ind w:left="2160" w:hanging="360"/>
+      </w:pPr>
+      <w:rPr>
+        <w:rFonts w:ascii="OpenSymbol" w:hAnsi="OpenSymbol" w:cs="OpenSymbol" w:hint="default"/>
+      </w:rPr>
+    </w:lvl>
+    <w:lvl w:ilvl="3">
+      <w:start w:val="1"/>
+      <w:numFmt w:val="bullet"/>
+      <w:lvlText w:val=""/>
+      <w:lvlJc w:val="left"/>
+      <w:pPr>
+        <w:tabs>
+          <w:tab w:val="num" w:pos="0"/>
+        </w:tabs>
+        <w:ind w:left="2880" w:hanging="360"/>
+      </w:pPr>
+      <w:rPr>
+        <w:rFonts w:ascii="Wingdings" w:hAnsi="Wingdings" w:cs="Wingdings" w:hint="default"/>
+      </w:rPr>
+    </w:lvl>
+    <w:lvl w:ilvl="4">
+      <w:start w:val="1"/>
+      <w:numFmt w:val="bullet"/>
+      <w:lvlText w:val=""/>
+      <w:lvlJc w:val="left"/>
+      <w:pPr>
+        <w:tabs>
+          <w:tab w:val="num" w:pos="0"/>
+        </w:tabs>
+        <w:ind w:left="3600" w:hanging="360"/>
+      </w:pPr>
+      <w:rPr>
+        <w:rFonts w:ascii="Wingdings 2" w:hAnsi="Wingdings 2" w:cs="Wingdings 2" w:hint="default"/>
+      </w:rPr>
+    </w:lvl>
+    <w:lvl w:ilvl="5">
+      <w:start w:val="1"/>
+      <w:numFmt w:val="bullet"/>
+      <w:lvlText w:val="■"/>
+      <w:lvlJc w:val="left"/>
+      <w:pPr>
+        <w:tabs>
+          <w:tab w:val="num" w:pos="0"/>
+        </w:tabs>
+        <w:ind w:left="4320" w:hanging="360"/>
+      </w:pPr>
+      <w:rPr>
+        <w:rFonts w:ascii="OpenSymbol" w:hAnsi="OpenSymbol" w:cs="OpenSymbol" w:hint="default"/>
+      </w:rPr>
+    </w:lvl>
+    <w:lvl w:ilvl="6">
+      <w:start w:val="1"/>
+      <w:numFmt w:val="bullet"/>
+      <w:lvlText w:val=""/>
+      <w:lvlJc w:val="left"/>
+      <w:pPr>
+        <w:tabs>
+          <w:tab w:val="num" w:pos="0"/>
+        </w:tabs>
+        <w:ind w:left="5040" w:hanging="360"/>
+      </w:pPr>
+      <w:rPr>
+        <w:rFonts w:ascii="Wingdings" w:hAnsi="Wingdings" w:cs="Wingdings" w:hint="default"/>
+      </w:rPr>
+    </w:lvl>
+    <w:lvl w:ilvl="7">
+      <w:start w:val="1"/>
+      <w:numFmt w:val="bullet"/>
+      <w:lvlText w:val=""/>
+      <w:lvlJc w:val="left"/>
+      <w:pPr>
+        <w:tabs>
+          <w:tab w:val="num" w:pos="0"/>
+        </w:tabs>
+        <w:ind w:left="5760" w:hanging="360"/>
+      </w:pPr>
+      <w:rPr>
+        <w:rFonts w:ascii="Wingdings" w:hAnsi="Wingdings" w:cs="Wingdings" w:hint="default"/>
+      </w:rPr>
+    </w:lvl>
+    <w:lvl w:ilvl="8">
+      <w:start w:val="1"/>
+      <w:numFmt w:val="bullet"/>
+      <w:lvlText w:val=""/>
+      <w:lvlJc w:val="left"/>
+      <w:pPr>
+        <w:tabs>
+          <w:tab w:val="num" w:pos="0"/>
+        </w:tabs>
+        <w:ind w:left="6480" w:hanging="360"/>
+      </w:pPr>
+      <w:rPr>
+        <w:rFonts w:ascii="Wingdings" w:hAnsi="Wingdings" w:cs="Wingdings" w:hint="default"/>
+      </w:rPr>
+    </w:lvl>
+  </w:abstractNum>
+  <w:abstractNum w:abstractNumId="6">
+    <w:lvl w:ilvl="0">
+      <w:start w:val="1"/>
+      <w:numFmt w:val="bullet"/>
+      <w:lvlText w:val=""/>
+      <w:lvlJc w:val="left"/>
+      <w:pPr>
+        <w:tabs>
+          <w:tab w:val="num" w:pos="0"/>
+        </w:tabs>
+        <w:ind w:left="720" w:hanging="360"/>
+      </w:pPr>
+      <w:rPr>
+        <w:rFonts w:ascii="Wingdings" w:hAnsi="Wingdings" w:cs="Wingdings" w:hint="default"/>
+      </w:rPr>
+    </w:lvl>
+    <w:lvl w:ilvl="1">
+      <w:start w:val="1"/>
+      <w:numFmt w:val="bullet"/>
+      <w:lvlText w:val=""/>
+      <w:lvlJc w:val="left"/>
+      <w:pPr>
+        <w:tabs>
+          <w:tab w:val="num" w:pos="0"/>
+        </w:tabs>
+        <w:ind w:left="1440" w:hanging="360"/>
+      </w:pPr>
+      <w:rPr>
+        <w:rFonts w:ascii="Wingdings 2" w:hAnsi="Wingdings 2" w:cs="Wingdings 2" w:hint="default"/>
+      </w:rPr>
+    </w:lvl>
+    <w:lvl w:ilvl="2">
+      <w:start w:val="1"/>
+      <w:numFmt w:val="bullet"/>
+      <w:lvlText w:val="■"/>
+      <w:lvlJc w:val="left"/>
+      <w:pPr>
+        <w:tabs>
+          <w:tab w:val="num" w:pos="0"/>
+        </w:tabs>
+        <w:ind w:left="2160" w:hanging="360"/>
+      </w:pPr>
+      <w:rPr>
+        <w:rFonts w:ascii="OpenSymbol" w:hAnsi="OpenSymbol" w:cs="OpenSymbol" w:hint="default"/>
+      </w:rPr>
+    </w:lvl>
+    <w:lvl w:ilvl="3">
+      <w:start w:val="1"/>
+      <w:numFmt w:val="bullet"/>
+      <w:lvlText w:val=""/>
+      <w:lvlJc w:val="left"/>
+      <w:pPr>
+        <w:tabs>
+          <w:tab w:val="num" w:pos="0"/>
+        </w:tabs>
+        <w:ind w:left="2880" w:hanging="360"/>
+      </w:pPr>
+      <w:rPr>
+        <w:rFonts w:ascii="Wingdings" w:hAnsi="Wingdings" w:cs="Wingdings" w:hint="default"/>
+      </w:rPr>
+    </w:lvl>
+    <w:lvl w:ilvl="4">
+      <w:start w:val="1"/>
+      <w:numFmt w:val="bullet"/>
+      <w:lvlText w:val=""/>
+      <w:lvlJc w:val="left"/>
+      <w:pPr>
+        <w:tabs>
+          <w:tab w:val="num" w:pos="0"/>
+        </w:tabs>
+        <w:ind w:left="3600" w:hanging="360"/>
+      </w:pPr>
+      <w:rPr>
+        <w:rFonts w:ascii="Wingdings 2" w:hAnsi="Wingdings 2" w:cs="Wingdings 2" w:hint="default"/>
+      </w:rPr>
+    </w:lvl>
+    <w:lvl w:ilvl="5">
+      <w:start w:val="1"/>
+      <w:numFmt w:val="bullet"/>
+      <w:lvlText w:val="■"/>
+      <w:lvlJc w:val="left"/>
+      <w:pPr>
+        <w:tabs>
+          <w:tab w:val="num" w:pos="0"/>
+        </w:tabs>
+        <w:ind w:left="4320" w:hanging="360"/>
+      </w:pPr>
+      <w:rPr>
+        <w:rFonts w:ascii="OpenSymbol" w:hAnsi="OpenSymbol" w:cs="OpenSymbol" w:hint="default"/>
+      </w:rPr>
+    </w:lvl>
+    <w:lvl w:ilvl="6">
+      <w:start w:val="1"/>
+      <w:numFmt w:val="bullet"/>
+      <w:lvlText w:val=""/>
+      <w:lvlJc w:val="left"/>
+      <w:pPr>
+        <w:tabs>
+          <w:tab w:val="num" w:pos="0"/>
+        </w:tabs>
+        <w:ind w:left="5040" w:hanging="360"/>
+      </w:pPr>
+      <w:rPr>
+        <w:rFonts w:ascii="Wingdings" w:hAnsi="Wingdings" w:cs="Wingdings" w:hint="default"/>
+      </w:rPr>
+    </w:lvl>
+    <w:lvl w:ilvl="7">
+      <w:start w:val="1"/>
+      <w:numFmt w:val="bullet"/>
+      <w:lvlText w:val=""/>
+      <w:lvlJc w:val="left"/>
+      <w:pPr>
+        <w:tabs>
+          <w:tab w:val="num" w:pos="0"/>
+        </w:tabs>
+        <w:ind w:left="5760" w:hanging="360"/>
+      </w:pPr>
+      <w:rPr>
+        <w:rFonts w:ascii="Wingdings" w:hAnsi="Wingdings" w:cs="Wingdings" w:hint="default"/>
+      </w:rPr>
+    </w:lvl>
+    <w:lvl w:ilvl="8">
+      <w:start w:val="1"/>
+      <w:numFmt w:val="bullet"/>
+      <w:lvlText w:val=""/>
+      <w:lvlJc w:val="left"/>
+      <w:pPr>
+        <w:tabs>
+          <w:tab w:val="num" w:pos="0"/>
+        </w:tabs>
+        <w:ind w:left="6480" w:hanging="360"/>
+      </w:pPr>
+      <w:rPr>
+        <w:rFonts w:ascii="Wingdings" w:hAnsi="Wingdings" w:cs="Wingdings" w:hint="default"/>
+      </w:rPr>
+    </w:lvl>
+  </w:abstractNum>
+  <w:abstractNum w:abstractNumId="7">
+    <w:lvl w:ilvl="0">
+      <w:start w:val="1"/>
+      <w:numFmt w:val="bullet"/>
+      <w:lvlText w:val=""/>
+      <w:lvlJc w:val="left"/>
+      <w:pPr>
+        <w:tabs>
+          <w:tab w:val="num" w:pos="0"/>
+        </w:tabs>
+        <w:ind w:left="720" w:hanging="360"/>
+      </w:pPr>
+      <w:rPr>
+        <w:rFonts w:ascii="Wingdings" w:hAnsi="Wingdings" w:cs="Wingdings" w:hint="default"/>
+      </w:rPr>
+    </w:lvl>
+    <w:lvl w:ilvl="1">
+      <w:start w:val="1"/>
+      <w:numFmt w:val="bullet"/>
+      <w:lvlText w:val=""/>
+      <w:lvlJc w:val="left"/>
+      <w:pPr>
+        <w:tabs>
+          <w:tab w:val="num" w:pos="0"/>
+        </w:tabs>
+        <w:ind w:left="1440" w:hanging="360"/>
+      </w:pPr>
+      <w:rPr>
+        <w:rFonts w:ascii="Wingdings 2" w:hAnsi="Wingdings 2" w:cs="Wingdings 2" w:hint="default"/>
+      </w:rPr>
+    </w:lvl>
+    <w:lvl w:ilvl="2">
+      <w:start w:val="1"/>
+      <w:numFmt w:val="bullet"/>
+      <w:lvlText w:val="■"/>
+      <w:lvlJc w:val="left"/>
+      <w:pPr>
+        <w:tabs>
+          <w:tab w:val="num" w:pos="0"/>
+        </w:tabs>
+        <w:ind w:left="2160" w:hanging="360"/>
+      </w:pPr>
+      <w:rPr>
+        <w:rFonts w:ascii="OpenSymbol" w:hAnsi="OpenSymbol" w:cs="OpenSymbol" w:hint="default"/>
+      </w:rPr>
+    </w:lvl>
+    <w:lvl w:ilvl="3">
+      <w:start w:val="1"/>
+      <w:numFmt w:val="bullet"/>
+      <w:lvlText w:val=""/>
+      <w:lvlJc w:val="left"/>
+      <w:pPr>
+        <w:tabs>
+          <w:tab w:val="num" w:pos="0"/>
+        </w:tabs>
+        <w:ind w:left="2880" w:hanging="360"/>
+      </w:pPr>
+      <w:rPr>
+        <w:rFonts w:ascii="Wingdings" w:hAnsi="Wingdings" w:cs="Wingdings" w:hint="default"/>
+      </w:rPr>
+    </w:lvl>
+    <w:lvl w:ilvl="4">
+      <w:start w:val="1"/>
+      <w:numFmt w:val="bullet"/>
+      <w:lvlText w:val=""/>
+      <w:lvlJc w:val="left"/>
+      <w:pPr>
+        <w:tabs>
+          <w:tab w:val="num" w:pos="0"/>
+        </w:tabs>
+        <w:ind w:left="3600" w:hanging="360"/>
+      </w:pPr>
+      <w:rPr>
+        <w:rFonts w:ascii="Wingdings 2" w:hAnsi="Wingdings 2" w:cs="Wingdings 2" w:hint="default"/>
+      </w:rPr>
+    </w:lvl>
+    <w:lvl w:ilvl="5">
+      <w:start w:val="1"/>
+      <w:numFmt w:val="bullet"/>
+      <w:lvlText w:val="■"/>
+      <w:lvlJc w:val="left"/>
+      <w:pPr>
+        <w:tabs>
+          <w:tab w:val="num" w:pos="0"/>
+        </w:tabs>
+        <w:ind w:left="4320" w:hanging="360"/>
+      </w:pPr>
+      <w:rPr>
+        <w:rFonts w:ascii="OpenSymbol" w:hAnsi="OpenSymbol" w:cs="OpenSymbol" w:hint="default"/>
+      </w:rPr>
+    </w:lvl>
+    <w:lvl w:ilvl="6">
+      <w:start w:val="1"/>
+      <w:numFmt w:val="bullet"/>
+      <w:lvlText w:val=""/>
+      <w:lvlJc w:val="left"/>
+      <w:pPr>
+        <w:tabs>
+          <w:tab w:val="num" w:pos="0"/>
+        </w:tabs>
+        <w:ind w:left="5040" w:hanging="360"/>
+      </w:pPr>
+      <w:rPr>
+        <w:rFonts w:ascii="Wingdings" w:hAnsi="Wingdings" w:cs="Wingdings" w:hint="default"/>
+      </w:rPr>
+    </w:lvl>
+    <w:lvl w:ilvl="7">
+      <w:start w:val="1"/>
+      <w:numFmt w:val="bullet"/>
+      <w:lvlText w:val=""/>
+      <w:lvlJc w:val="left"/>
+      <w:pPr>
+        <w:tabs>
+          <w:tab w:val="num" w:pos="0"/>
+        </w:tabs>
+        <w:ind w:left="5760" w:hanging="360"/>
+      </w:pPr>
+      <w:rPr>
+        <w:rFonts w:ascii="Wingdings" w:hAnsi="Wingdings" w:cs="Wingdings" w:hint="default"/>
+      </w:rPr>
+    </w:lvl>
+    <w:lvl w:ilvl="8">
+      <w:start w:val="1"/>
+      <w:numFmt w:val="bullet"/>
+      <w:lvlText w:val=""/>
+      <w:lvlJc w:val="left"/>
+      <w:pPr>
+        <w:tabs>
+          <w:tab w:val="num" w:pos="0"/>
+        </w:tabs>
+        <w:ind w:left="6480" w:hanging="360"/>
+      </w:pPr>
+      <w:rPr>
+        <w:rFonts w:ascii="Wingdings" w:hAnsi="Wingdings" w:cs="Wingdings" w:hint="default"/>
+      </w:rPr>
+    </w:lvl>
+  </w:abstractNum>
+  <w:abstractNum w:abstractNumId="8">
+    <w:lvl w:ilvl="0">
+      <w:start w:val="1"/>
+      <w:numFmt w:val="bullet"/>
+      <w:lvlText w:val=""/>
+      <w:lvlJc w:val="left"/>
+      <w:pPr>
+        <w:tabs>
+          <w:tab w:val="num" w:pos="0"/>
+        </w:tabs>
+        <w:ind w:left="720" w:hanging="360"/>
+      </w:pPr>
+      <w:rPr>
+        <w:rFonts w:ascii="Wingdings" w:hAnsi="Wingdings" w:cs="Wingdings" w:hint="default"/>
+      </w:rPr>
+    </w:lvl>
+    <w:lvl w:ilvl="1">
+      <w:start w:val="1"/>
+      <w:numFmt w:val="bullet"/>
+      <w:lvlText w:val=""/>
+      <w:lvlJc w:val="left"/>
+      <w:pPr>
+        <w:tabs>
+          <w:tab w:val="num" w:pos="0"/>
+        </w:tabs>
+        <w:ind w:left="1440" w:hanging="360"/>
+      </w:pPr>
+      <w:rPr>
+        <w:rFonts w:ascii="Wingdings 2" w:hAnsi="Wingdings 2" w:cs="Wingdings 2" w:hint="default"/>
+      </w:rPr>
+    </w:lvl>
+    <w:lvl w:ilvl="2">
+      <w:start w:val="1"/>
+      <w:numFmt w:val="bullet"/>
+      <w:lvlText w:val="■"/>
+      <w:lvlJc w:val="left"/>
+      <w:pPr>
+        <w:tabs>
+          <w:tab w:val="num" w:pos="0"/>
+        </w:tabs>
+        <w:ind w:left="2160" w:hanging="360"/>
+      </w:pPr>
+      <w:rPr>
+        <w:rFonts w:ascii="OpenSymbol" w:hAnsi="OpenSymbol" w:cs="OpenSymbol" w:hint="default"/>
+      </w:rPr>
+    </w:lvl>
+    <w:lvl w:ilvl="3">
+      <w:start w:val="1"/>
+      <w:numFmt w:val="bullet"/>
+      <w:lvlText w:val=""/>
+      <w:lvlJc w:val="left"/>
+      <w:pPr>
+        <w:tabs>
+          <w:tab w:val="num" w:pos="0"/>
+        </w:tabs>
+        <w:ind w:left="2880" w:hanging="360"/>
+      </w:pPr>
+      <w:rPr>
+        <w:rFonts w:ascii="Wingdings" w:hAnsi="Wingdings" w:cs="Wingdings" w:hint="default"/>
+      </w:rPr>
+    </w:lvl>
+    <w:lvl w:ilvl="4">
+      <w:start w:val="1"/>
+      <w:numFmt w:val="bullet"/>
+      <w:lvlText w:val=""/>
+      <w:lvlJc w:val="left"/>
+      <w:pPr>
+        <w:tabs>
+          <w:tab w:val="num" w:pos="0"/>
+        </w:tabs>
+        <w:ind w:left="3600" w:hanging="360"/>
+      </w:pPr>
+      <w:rPr>
+        <w:rFonts w:ascii="Wingdings 2" w:hAnsi="Wingdings 2" w:cs="Wingdings 2" w:hint="default"/>
+      </w:rPr>
+    </w:lvl>
+    <w:lvl w:ilvl="5">
+      <w:start w:val="1"/>
+      <w:numFmt w:val="bullet"/>
+      <w:lvlText w:val="■"/>
+      <w:lvlJc w:val="left"/>
+      <w:pPr>
+        <w:tabs>
+          <w:tab w:val="num" w:pos="0"/>
+        </w:tabs>
+        <w:ind w:left="4320" w:hanging="360"/>
+      </w:pPr>
+      <w:rPr>
+        <w:rFonts w:ascii="OpenSymbol" w:hAnsi="OpenSymbol" w:cs="OpenSymbol" w:hint="default"/>
+      </w:rPr>
+    </w:lvl>
+    <w:lvl w:ilvl="6">
+      <w:start w:val="1"/>
+      <w:numFmt w:val="bullet"/>
+      <w:lvlText w:val=""/>
+      <w:lvlJc w:val="left"/>
+      <w:pPr>
+        <w:tabs>
+          <w:tab w:val="num" w:pos="0"/>
+        </w:tabs>
+        <w:ind w:left="5040" w:hanging="360"/>
+      </w:pPr>
+      <w:rPr>
+        <w:rFonts w:ascii="Wingdings" w:hAnsi="Wingdings" w:cs="Wingdings" w:hint="default"/>
+      </w:rPr>
+    </w:lvl>
+    <w:lvl w:ilvl="7">
+      <w:start w:val="1"/>
+      <w:numFmt w:val="bullet"/>
+      <w:lvlText w:val=""/>
+      <w:lvlJc w:val="left"/>
+      <w:pPr>
+        <w:tabs>
+          <w:tab w:val="num" w:pos="0"/>
+        </w:tabs>
+        <w:ind w:left="5760" w:hanging="360"/>
+      </w:pPr>
+      <w:rPr>
+        <w:rFonts w:ascii="Wingdings" w:hAnsi="Wingdings" w:cs="Wingdings" w:hint="default"/>
+      </w:rPr>
+    </w:lvl>
+    <w:lvl w:ilvl="8">
+      <w:start w:val="1"/>
+      <w:numFmt w:val="bullet"/>
+      <w:lvlText w:val=""/>
+      <w:lvlJc w:val="left"/>
+      <w:pPr>
+        <w:tabs>
+          <w:tab w:val="num" w:pos="0"/>
+        </w:tabs>
+        <w:ind w:left="6480" w:hanging="360"/>
+      </w:pPr>
+      <w:rPr>
+        <w:rFonts w:ascii="Wingdings" w:hAnsi="Wingdings" w:cs="Wingdings" w:hint="default"/>
+      </w:rPr>
+    </w:lvl>
+  </w:abstractNum>
+  <w:abstractNum w:abstractNumId="9">
+    <w:lvl w:ilvl="0">
+      <w:start w:val="1"/>
+      <w:numFmt w:val="bullet"/>
+      <w:lvlText w:val=""/>
+      <w:lvlJc w:val="left"/>
+      <w:pPr>
+        <w:tabs>
+          <w:tab w:val="num" w:pos="0"/>
+        </w:tabs>
+        <w:ind w:left="720" w:hanging="360"/>
+      </w:pPr>
+      <w:rPr>
+        <w:rFonts w:ascii="Wingdings" w:hAnsi="Wingdings" w:cs="Wingdings" w:hint="default"/>
+      </w:rPr>
+    </w:lvl>
+    <w:lvl w:ilvl="1">
+      <w:start w:val="1"/>
+      <w:numFmt w:val="bullet"/>
+      <w:lvlText w:val=""/>
+      <w:lvlJc w:val="left"/>
+      <w:pPr>
+        <w:tabs>
+          <w:tab w:val="num" w:pos="0"/>
+        </w:tabs>
+        <w:ind w:left="1440" w:hanging="360"/>
+      </w:pPr>
+      <w:rPr>
+        <w:rFonts w:ascii="Wingdings 2" w:hAnsi="Wingdings 2" w:cs="Wingdings 2" w:hint="default"/>
+      </w:rPr>
+    </w:lvl>
+    <w:lvl w:ilvl="2">
+      <w:start w:val="1"/>
+      <w:numFmt w:val="bullet"/>
+      <w:lvlText w:val="■"/>
+      <w:lvlJc w:val="left"/>
+      <w:pPr>
+        <w:tabs>
+          <w:tab w:val="num" w:pos="0"/>
+        </w:tabs>
+        <w:ind w:left="2160" w:hanging="360"/>
+      </w:pPr>
+      <w:rPr>
+        <w:rFonts w:ascii="OpenSymbol" w:hAnsi="OpenSymbol" w:cs="OpenSymbol" w:hint="default"/>
+      </w:rPr>
+    </w:lvl>
+    <w:lvl w:ilvl="3">
+      <w:start w:val="1"/>
+      <w:numFmt w:val="bullet"/>
+      <w:lvlText w:val=""/>
+      <w:lvlJc w:val="left"/>
+      <w:pPr>
+        <w:tabs>
+          <w:tab w:val="num" w:pos="0"/>
+        </w:tabs>
+        <w:ind w:left="2880" w:hanging="360"/>
+      </w:pPr>
+      <w:rPr>
+        <w:rFonts w:ascii="Wingdings" w:hAnsi="Wingdings" w:cs="Wingdings" w:hint="default"/>
+      </w:rPr>
+    </w:lvl>
+    <w:lvl w:ilvl="4">
+      <w:start w:val="1"/>
+      <w:numFmt w:val="bullet"/>
+      <w:lvlText w:val=""/>
+      <w:lvlJc w:val="left"/>
+      <w:pPr>
+        <w:tabs>
+          <w:tab w:val="num" w:pos="0"/>
+        </w:tabs>
+        <w:ind w:left="3600" w:hanging="360"/>
+      </w:pPr>
+      <w:rPr>
+        <w:rFonts w:ascii="Wingdings 2" w:hAnsi="Wingdings 2" w:cs="Wingdings 2" w:hint="default"/>
+      </w:rPr>
+    </w:lvl>
+    <w:lvl w:ilvl="5">
+      <w:start w:val="1"/>
+      <w:numFmt w:val="bullet"/>
+      <w:lvlText w:val="■"/>
+      <w:lvlJc w:val="left"/>
+      <w:pPr>
+        <w:tabs>
+          <w:tab w:val="num" w:pos="0"/>
+        </w:tabs>
+        <w:ind w:left="4320" w:hanging="360"/>
+      </w:pPr>
+      <w:rPr>
+        <w:rFonts w:ascii="OpenSymbol" w:hAnsi="OpenSymbol" w:cs="OpenSymbol" w:hint="default"/>
+      </w:rPr>
+    </w:lvl>
+    <w:lvl w:ilvl="6">
+      <w:start w:val="1"/>
+      <w:numFmt w:val="bullet"/>
+      <w:lvlText w:val=""/>
+      <w:lvlJc w:val="left"/>
+      <w:pPr>
+        <w:tabs>
+          <w:tab w:val="num" w:pos="0"/>
+        </w:tabs>
+        <w:ind w:left="5040" w:hanging="360"/>
+      </w:pPr>
+      <w:rPr>
+        <w:rFonts w:ascii="Wingdings" w:hAnsi="Wingdings" w:cs="Wingdings" w:hint="default"/>
+      </w:rPr>
+    </w:lvl>
+    <w:lvl w:ilvl="7">
+      <w:start w:val="1"/>
+      <w:numFmt w:val="bullet"/>
+      <w:lvlText w:val=""/>
+      <w:lvlJc w:val="left"/>
+      <w:pPr>
+        <w:tabs>
+          <w:tab w:val="num" w:pos="0"/>
+        </w:tabs>
+        <w:ind w:left="5760" w:hanging="360"/>
+      </w:pPr>
+      <w:rPr>
+        <w:rFonts w:ascii="Wingdings" w:hAnsi="Wingdings" w:cs="Wingdings" w:hint="default"/>
+      </w:rPr>
+    </w:lvl>
+    <w:lvl w:ilvl="8">
+      <w:start w:val="1"/>
+      <w:numFmt w:val="bullet"/>
+      <w:lvlText w:val=""/>
+      <w:lvlJc w:val="left"/>
+      <w:pPr>
+        <w:tabs>
+          <w:tab w:val="num" w:pos="0"/>
+        </w:tabs>
+        <w:ind w:left="6480" w:hanging="360"/>
+      </w:pPr>
+      <w:rPr>
+        <w:rFonts w:ascii="Wingdings" w:hAnsi="Wingdings" w:cs="Wingdings" w:hint="default"/>
+      </w:rPr>
+    </w:lvl>
+  </w:abstractNum>
+  <w:abstractNum w:abstractNumId="10">
+    <w:lvl w:ilvl="0">
+      <w:start w:val="1"/>
+      <w:numFmt w:val="bullet"/>
+      <w:lvlText w:val=""/>
+      <w:lvlJc w:val="left"/>
+      <w:pPr>
+        <w:tabs>
+          <w:tab w:val="num" w:pos="0"/>
+        </w:tabs>
+        <w:ind w:left="720" w:hanging="360"/>
+      </w:pPr>
+      <w:rPr>
+        <w:rFonts w:ascii="Wingdings" w:hAnsi="Wingdings" w:cs="Wingdings" w:hint="default"/>
+      </w:rPr>
+    </w:lvl>
+    <w:lvl w:ilvl="1">
+      <w:start w:val="1"/>
+      <w:numFmt w:val="bullet"/>
+      <w:lvlText w:val=""/>
+      <w:lvlJc w:val="left"/>
+      <w:pPr>
+        <w:tabs>
+          <w:tab w:val="num" w:pos="0"/>
+        </w:tabs>
+        <w:ind w:left="1440" w:hanging="360"/>
+      </w:pPr>
+      <w:rPr>
+        <w:rFonts w:ascii="Wingdings 2" w:hAnsi="Wingdings 2" w:cs="Wingdings 2" w:hint="default"/>
+      </w:rPr>
+    </w:lvl>
+    <w:lvl w:ilvl="2">
+      <w:start w:val="1"/>
+      <w:numFmt w:val="bullet"/>
+      <w:lvlText w:val="■"/>
+      <w:lvlJc w:val="left"/>
+      <w:pPr>
+        <w:tabs>
+          <w:tab w:val="num" w:pos="0"/>
+        </w:tabs>
+        <w:ind w:left="2160" w:hanging="360"/>
+      </w:pPr>
+      <w:rPr>
+        <w:rFonts w:ascii="OpenSymbol" w:hAnsi="OpenSymbol" w:cs="OpenSymbol" w:hint="default"/>
+      </w:rPr>
+    </w:lvl>
+    <w:lvl w:ilvl="3">
+      <w:start w:val="1"/>
+      <w:numFmt w:val="bullet"/>
+      <w:lvlText w:val=""/>
+      <w:lvlJc w:val="left"/>
+      <w:pPr>
+        <w:tabs>
+          <w:tab w:val="num" w:pos="0"/>
+        </w:tabs>
+        <w:ind w:left="2880" w:hanging="360"/>
+      </w:pPr>
+      <w:rPr>
+        <w:rFonts w:ascii="Wingdings" w:hAnsi="Wingdings" w:cs="Wingdings" w:hint="default"/>
+      </w:rPr>
+    </w:lvl>
+    <w:lvl w:ilvl="4">
+      <w:start w:val="1"/>
+      <w:numFmt w:val="bullet"/>
+      <w:lvlText w:val=""/>
+      <w:lvlJc w:val="left"/>
+      <w:pPr>
+        <w:tabs>
+          <w:tab w:val="num" w:pos="0"/>
+        </w:tabs>
+        <w:ind w:left="3600" w:hanging="360"/>
+      </w:pPr>
+      <w:rPr>
+        <w:rFonts w:ascii="Wingdings 2" w:hAnsi="Wingdings 2" w:cs="Wingdings 2" w:hint="default"/>
+      </w:rPr>
+    </w:lvl>
+    <w:lvl w:ilvl="5">
+      <w:start w:val="1"/>
+      <w:numFmt w:val="bullet"/>
+      <w:lvlText w:val="■"/>
+      <w:lvlJc w:val="left"/>
+      <w:pPr>
+        <w:tabs>
+          <w:tab w:val="num" w:pos="0"/>
+        </w:tabs>
+        <w:ind w:left="4320" w:hanging="360"/>
+      </w:pPr>
+      <w:rPr>
+        <w:rFonts w:ascii="OpenSymbol" w:hAnsi="OpenSymbol" w:cs="OpenSymbol" w:hint="default"/>
+      </w:rPr>
+    </w:lvl>
+    <w:lvl w:ilvl="6">
+      <w:start w:val="1"/>
+      <w:numFmt w:val="bullet"/>
+      <w:lvlText w:val=""/>
+      <w:lvlJc w:val="left"/>
+      <w:pPr>
+        <w:tabs>
+          <w:tab w:val="num" w:pos="0"/>
+        </w:tabs>
+        <w:ind w:left="5040" w:hanging="360"/>
+      </w:pPr>
+      <w:rPr>
+        <w:rFonts w:ascii="Wingdings" w:hAnsi="Wingdings" w:cs="Wingdings" w:hint="default"/>
+      </w:rPr>
+    </w:lvl>
+    <w:lvl w:ilvl="7">
+      <w:start w:val="1"/>
+      <w:numFmt w:val="bullet"/>
+      <w:lvlText w:val=""/>
+      <w:lvlJc w:val="left"/>
+      <w:pPr>
+        <w:tabs>
+          <w:tab w:val="num" w:pos="0"/>
+        </w:tabs>
+        <w:ind w:left="5760" w:hanging="360"/>
+      </w:pPr>
+      <w:rPr>
+        <w:rFonts w:ascii="Wingdings" w:hAnsi="Wingdings" w:cs="Wingdings" w:hint="default"/>
+      </w:rPr>
+    </w:lvl>
+    <w:lvl w:ilvl="8">
+      <w:start w:val="1"/>
+      <w:numFmt w:val="bullet"/>
+      <w:lvlText w:val=""/>
+      <w:lvlJc w:val="left"/>
+      <w:pPr>
+        <w:tabs>
+          <w:tab w:val="num" w:pos="0"/>
+        </w:tabs>
+        <w:ind w:left="6480" w:hanging="360"/>
+      </w:pPr>
+      <w:rPr>
+        <w:rFonts w:ascii="Wingdings" w:hAnsi="Wingdings" w:cs="Wingdings" w:hint="default"/>
+      </w:rPr>
+    </w:lvl>
+  </w:abstractNum>
+  <w:abstractNum w:abstractNumId="11">
+    <w:lvl w:ilvl="0">
+      <w:start w:val="1"/>
+      <w:numFmt w:val="bullet"/>
+      <w:lvlText w:val=""/>
+      <w:lvlJc w:val="left"/>
+      <w:pPr>
+        <w:tabs>
+          <w:tab w:val="num" w:pos="0"/>
+        </w:tabs>
+        <w:ind w:left="720" w:hanging="360"/>
+      </w:pPr>
+      <w:rPr>
+        <w:rFonts w:ascii="Wingdings" w:hAnsi="Wingdings" w:cs="Wingdings" w:hint="default"/>
+      </w:rPr>
+    </w:lvl>
+    <w:lvl w:ilvl="1">
+      <w:start w:val="1"/>
+      <w:numFmt w:val="bullet"/>
+      <w:lvlText w:val=""/>
+      <w:lvlJc w:val="left"/>
+      <w:pPr>
+        <w:tabs>
+          <w:tab w:val="num" w:pos="0"/>
+        </w:tabs>
+        <w:ind w:left="1440" w:hanging="360"/>
+      </w:pPr>
+      <w:rPr>
+        <w:rFonts w:ascii="Wingdings 2" w:hAnsi="Wingdings 2" w:cs="Wingdings 2" w:hint="default"/>
+      </w:rPr>
+    </w:lvl>
+    <w:lvl w:ilvl="2">
+      <w:start w:val="1"/>
+      <w:numFmt w:val="bullet"/>
+      <w:lvlText w:val="■"/>
+      <w:lvlJc w:val="left"/>
+      <w:pPr>
+        <w:tabs>
+          <w:tab w:val="num" w:pos="0"/>
+        </w:tabs>
+        <w:ind w:left="2160" w:hanging="360"/>
+      </w:pPr>
+      <w:rPr>
+        <w:rFonts w:ascii="OpenSymbol" w:hAnsi="OpenSymbol" w:cs="OpenSymbol" w:hint="default"/>
+      </w:rPr>
+    </w:lvl>
+    <w:lvl w:ilvl="3">
+      <w:start w:val="1"/>
+      <w:numFmt w:val="bullet"/>
+      <w:lvlText w:val=""/>
+      <w:lvlJc w:val="left"/>
+      <w:pPr>
+        <w:tabs>
+          <w:tab w:val="num" w:pos="0"/>
+        </w:tabs>
+        <w:ind w:left="2880" w:hanging="360"/>
+      </w:pPr>
+      <w:rPr>
+        <w:rFonts w:ascii="Wingdings" w:hAnsi="Wingdings" w:cs="Wingdings" w:hint="default"/>
+      </w:rPr>
+    </w:lvl>
+    <w:lvl w:ilvl="4">
+      <w:start w:val="1"/>
+      <w:numFmt w:val="bullet"/>
+      <w:lvlText w:val=""/>
+      <w:lvlJc w:val="left"/>
+      <w:pPr>
+        <w:tabs>
+          <w:tab w:val="num" w:pos="0"/>
+        </w:tabs>
+        <w:ind w:left="3600" w:hanging="360"/>
+      </w:pPr>
+      <w:rPr>
+        <w:rFonts w:ascii="Wingdings 2" w:hAnsi="Wingdings 2" w:cs="Wingdings 2" w:hint="default"/>
+      </w:rPr>
+    </w:lvl>
+    <w:lvl w:ilvl="5">
+      <w:start w:val="1"/>
+      <w:numFmt w:val="bullet"/>
+      <w:lvlText w:val="■"/>
+      <w:lvlJc w:val="left"/>
+      <w:pPr>
+        <w:tabs>
+          <w:tab w:val="num" w:pos="0"/>
+        </w:tabs>
+        <w:ind w:left="4320" w:hanging="360"/>
+      </w:pPr>
+      <w:rPr>
+        <w:rFonts w:ascii="OpenSymbol" w:hAnsi="OpenSymbol" w:cs="OpenSymbol" w:hint="default"/>
+      </w:rPr>
+    </w:lvl>
+    <w:lvl w:ilvl="6">
+      <w:start w:val="1"/>
+      <w:numFmt w:val="bullet"/>
+      <w:lvlText w:val=""/>
+      <w:lvlJc w:val="left"/>
+      <w:pPr>
+        <w:tabs>
+          <w:tab w:val="num" w:pos="0"/>
+        </w:tabs>
+        <w:ind w:left="5040" w:hanging="360"/>
+      </w:pPr>
+      <w:rPr>
+        <w:rFonts w:ascii="Wingdings" w:hAnsi="Wingdings" w:cs="Wingdings" w:hint="default"/>
+      </w:rPr>
+    </w:lvl>
+    <w:lvl w:ilvl="7">
+      <w:start w:val="1"/>
+      <w:numFmt w:val="bullet"/>
+      <w:lvlText w:val=""/>
+      <w:lvlJc w:val="left"/>
+      <w:pPr>
+        <w:tabs>
+          <w:tab w:val="num" w:pos="0"/>
+        </w:tabs>
+        <w:ind w:left="5760" w:hanging="360"/>
+      </w:pPr>
+      <w:rPr>
+        <w:rFonts w:ascii="Wingdings" w:hAnsi="Wingdings" w:cs="Wingdings" w:hint="default"/>
+      </w:rPr>
+    </w:lvl>
+    <w:lvl w:ilvl="8">
+      <w:start w:val="1"/>
+      <w:numFmt w:val="bullet"/>
+      <w:lvlText w:val=""/>
+      <w:lvlJc w:val="left"/>
+      <w:pPr>
+        <w:tabs>
+          <w:tab w:val="num" w:pos="0"/>
+        </w:tabs>
+        <w:ind w:left="6480" w:hanging="360"/>
+      </w:pPr>
+      <w:rPr>
+        <w:rFonts w:ascii="Wingdings" w:hAnsi="Wingdings" w:cs="Wingdings" w:hint="default"/>
+      </w:rPr>
+    </w:lvl>
+  </w:abstractNum>
+  <w:abstractNum w:abstractNumId="12">
+    <w:lvl w:ilvl="0">
+      <w:start w:val="1"/>
+      <w:numFmt w:val="bullet"/>
+      <w:lvlText w:val=""/>
+      <w:lvlJc w:val="left"/>
+      <w:pPr>
+        <w:tabs>
+          <w:tab w:val="num" w:pos="0"/>
+        </w:tabs>
+        <w:ind w:left="720" w:hanging="360"/>
+      </w:pPr>
+      <w:rPr>
+        <w:rFonts w:ascii="Wingdings" w:hAnsi="Wingdings" w:cs="Wingdings" w:hint="default"/>
+      </w:rPr>
+    </w:lvl>
+    <w:lvl w:ilvl="1">
+      <w:start w:val="1"/>
+      <w:numFmt w:val="bullet"/>
+      <w:lvlText w:val=""/>
+      <w:lvlJc w:val="left"/>
+      <w:pPr>
+        <w:tabs>
+          <w:tab w:val="num" w:pos="0"/>
+        </w:tabs>
+        <w:ind w:left="1440" w:hanging="360"/>
+      </w:pPr>
+      <w:rPr>
+        <w:rFonts w:ascii="Wingdings 2" w:hAnsi="Wingdings 2" w:cs="Wingdings 2" w:hint="default"/>
+      </w:rPr>
+    </w:lvl>
+    <w:lvl w:ilvl="2">
+      <w:start w:val="1"/>
+      <w:numFmt w:val="bullet"/>
+      <w:lvlText w:val="■"/>
+      <w:lvlJc w:val="left"/>
+      <w:pPr>
+        <w:tabs>
+          <w:tab w:val="num" w:pos="0"/>
+        </w:tabs>
+        <w:ind w:left="2160" w:hanging="360"/>
+      </w:pPr>
+      <w:rPr>
+        <w:rFonts w:ascii="OpenSymbol" w:hAnsi="OpenSymbol" w:cs="OpenSymbol" w:hint="default"/>
+      </w:rPr>
+    </w:lvl>
+    <w:lvl w:ilvl="3">
+      <w:start w:val="1"/>
+      <w:numFmt w:val="bullet"/>
+      <w:lvlText w:val=""/>
+      <w:lvlJc w:val="left"/>
+      <w:pPr>
+        <w:tabs>
+          <w:tab w:val="num" w:pos="0"/>
+        </w:tabs>
+        <w:ind w:left="2880" w:hanging="360"/>
+      </w:pPr>
+      <w:rPr>
+        <w:rFonts w:ascii="Wingdings" w:hAnsi="Wingdings" w:cs="Wingdings" w:hint="default"/>
+      </w:rPr>
+    </w:lvl>
+    <w:lvl w:ilvl="4">
+      <w:start w:val="1"/>
+      <w:numFmt w:val="bullet"/>
+      <w:lvlText w:val=""/>
+      <w:lvlJc w:val="left"/>
+      <w:pPr>
+        <w:tabs>
+          <w:tab w:val="num" w:pos="0"/>
+        </w:tabs>
+        <w:ind w:left="3600" w:hanging="360"/>
+      </w:pPr>
+      <w:rPr>
+        <w:rFonts w:ascii="Wingdings 2" w:hAnsi="Wingdings 2" w:cs="Wingdings 2" w:hint="default"/>
+      </w:rPr>
+    </w:lvl>
+    <w:lvl w:ilvl="5">
+      <w:start w:val="1"/>
+      <w:numFmt w:val="bullet"/>
+      <w:lvlText w:val="■"/>
+      <w:lvlJc w:val="left"/>
+      <w:pPr>
+        <w:tabs>
+          <w:tab w:val="num" w:pos="0"/>
+        </w:tabs>
+        <w:ind w:left="4320" w:hanging="360"/>
+      </w:pPr>
+      <w:rPr>
+        <w:rFonts w:ascii="OpenSymbol" w:hAnsi="OpenSymbol" w:cs="OpenSymbol" w:hint="default"/>
+      </w:rPr>
+    </w:lvl>
+    <w:lvl w:ilvl="6">
+      <w:start w:val="1"/>
+      <w:numFmt w:val="bullet"/>
+      <w:lvlText w:val=""/>
+      <w:lvlJc w:val="left"/>
+      <w:pPr>
+        <w:tabs>
+          <w:tab w:val="num" w:pos="0"/>
+        </w:tabs>
+        <w:ind w:left="5040" w:hanging="360"/>
+      </w:pPr>
+      <w:rPr>
+        <w:rFonts w:ascii="Wingdings" w:hAnsi="Wingdings" w:cs="Wingdings" w:hint="default"/>
+      </w:rPr>
+    </w:lvl>
+    <w:lvl w:ilvl="7">
+      <w:start w:val="1"/>
+      <w:numFmt w:val="bullet"/>
+      <w:lvlText w:val=""/>
+      <w:lvlJc w:val="left"/>
+      <w:pPr>
+        <w:tabs>
+          <w:tab w:val="num" w:pos="0"/>
+        </w:tabs>
+        <w:ind w:left="5760" w:hanging="360"/>
+      </w:pPr>
+      <w:rPr>
+        <w:rFonts w:ascii="Wingdings" w:hAnsi="Wingdings" w:cs="Wingdings" w:hint="default"/>
+      </w:rPr>
+    </w:lvl>
+    <w:lvl w:ilvl="8">
+      <w:start w:val="1"/>
+      <w:numFmt w:val="bullet"/>
+      <w:lvlText w:val=""/>
+      <w:lvlJc w:val="left"/>
+      <w:pPr>
+        <w:tabs>
+          <w:tab w:val="num" w:pos="0"/>
+        </w:tabs>
+        <w:ind w:left="6480" w:hanging="360"/>
+      </w:pPr>
+      <w:rPr>
+        <w:rFonts w:ascii="Wingdings" w:hAnsi="Wingdings" w:cs="Wingdings" w:hint="default"/>
+      </w:rPr>
+    </w:lvl>
+  </w:abstractNum>
+  <w:abstractNum w:abstractNumId="13">
+    <w:lvl w:ilvl="0">
+      <w:start w:val="1"/>
+      <w:numFmt w:val="bullet"/>
+      <w:lvlText w:val=""/>
+      <w:lvlJc w:val="left"/>
+      <w:pPr>
+        <w:tabs>
+          <w:tab w:val="num" w:pos="0"/>
+        </w:tabs>
+        <w:ind w:left="720" w:hanging="360"/>
+      </w:pPr>
+      <w:rPr>
+        <w:rFonts w:ascii="Wingdings" w:hAnsi="Wingdings" w:cs="Wingdings" w:hint="default"/>
+      </w:rPr>
+    </w:lvl>
+    <w:lvl w:ilvl="1">
+      <w:start w:val="1"/>
+      <w:numFmt w:val="bullet"/>
+      <w:lvlText w:val=""/>
+      <w:lvlJc w:val="left"/>
+      <w:pPr>
+        <w:tabs>
+          <w:tab w:val="num" w:pos="0"/>
+        </w:tabs>
+        <w:ind w:left="1440" w:hanging="360"/>
+      </w:pPr>
+      <w:rPr>
+        <w:rFonts w:ascii="Wingdings 2" w:hAnsi="Wingdings 2" w:cs="Wingdings 2" w:hint="default"/>
+      </w:rPr>
+    </w:lvl>
+    <w:lvl w:ilvl="2">
+      <w:start w:val="1"/>
+      <w:numFmt w:val="bullet"/>
+      <w:lvlText w:val="■"/>
+      <w:lvlJc w:val="left"/>
+      <w:pPr>
+        <w:tabs>
+          <w:tab w:val="num" w:pos="0"/>
+        </w:tabs>
+        <w:ind w:left="2160" w:hanging="360"/>
+      </w:pPr>
+      <w:rPr>
+        <w:rFonts w:ascii="OpenSymbol" w:hAnsi="OpenSymbol" w:cs="OpenSymbol" w:hint="default"/>
+      </w:rPr>
+    </w:lvl>
+    <w:lvl w:ilvl="3">
+      <w:start w:val="1"/>
+      <w:numFmt w:val="bullet"/>
+      <w:lvlText w:val=""/>
+      <w:lvlJc w:val="left"/>
+      <w:pPr>
+        <w:tabs>
+          <w:tab w:val="num" w:pos="0"/>
+        </w:tabs>
+        <w:ind w:left="2880" w:hanging="360"/>
+      </w:pPr>
+      <w:rPr>
+        <w:rFonts w:ascii="Wingdings" w:hAnsi="Wingdings" w:cs="Wingdings" w:hint="default"/>
+      </w:rPr>
+    </w:lvl>
+    <w:lvl w:ilvl="4">
+      <w:start w:val="1"/>
+      <w:numFmt w:val="bullet"/>
+      <w:lvlText w:val=""/>
+      <w:lvlJc w:val="left"/>
+      <w:pPr>
+        <w:tabs>
+          <w:tab w:val="num" w:pos="0"/>
+        </w:tabs>
+        <w:ind w:left="3600" w:hanging="360"/>
+      </w:pPr>
+      <w:rPr>
+        <w:rFonts w:ascii="Wingdings 2" w:hAnsi="Wingdings 2" w:cs="Wingdings 2" w:hint="default"/>
+      </w:rPr>
+    </w:lvl>
+    <w:lvl w:ilvl="5">
+      <w:start w:val="1"/>
+      <w:numFmt w:val="bullet"/>
+      <w:lvlText w:val="■"/>
+      <w:lvlJc w:val="left"/>
+      <w:pPr>
+        <w:tabs>
+          <w:tab w:val="num" w:pos="0"/>
+        </w:tabs>
+        <w:ind w:left="4320" w:hanging="360"/>
+      </w:pPr>
+      <w:rPr>
+        <w:rFonts w:ascii="OpenSymbol" w:hAnsi="OpenSymbol" w:cs="OpenSymbol" w:hint="default"/>
+      </w:rPr>
+    </w:lvl>
+    <w:lvl w:ilvl="6">
+      <w:start w:val="1"/>
+      <w:numFmt w:val="bullet"/>
+      <w:lvlText w:val=""/>
+      <w:lvlJc w:val="left"/>
+      <w:pPr>
+        <w:tabs>
+          <w:tab w:val="num" w:pos="0"/>
+        </w:tabs>
+        <w:ind w:left="5040" w:hanging="360"/>
+      </w:pPr>
+      <w:rPr>
+        <w:rFonts w:ascii="Wingdings" w:hAnsi="Wingdings" w:cs="Wingdings" w:hint="default"/>
+      </w:rPr>
+    </w:lvl>
+    <w:lvl w:ilvl="7">
+      <w:start w:val="1"/>
+      <w:numFmt w:val="bullet"/>
+      <w:lvlText w:val=""/>
+      <w:lvlJc w:val="left"/>
+      <w:pPr>
+        <w:tabs>
+          <w:tab w:val="num" w:pos="0"/>
+        </w:tabs>
+        <w:ind w:left="5760" w:hanging="360"/>
+      </w:pPr>
+      <w:rPr>
+        <w:rFonts w:ascii="Wingdings" w:hAnsi="Wingdings" w:cs="Wingdings" w:hint="default"/>
+      </w:rPr>
+    </w:lvl>
+    <w:lvl w:ilvl="8">
+      <w:start w:val="1"/>
+      <w:numFmt w:val="bullet"/>
+      <w:lvlText w:val=""/>
+      <w:lvlJc w:val="left"/>
+      <w:pPr>
+        <w:tabs>
+          <w:tab w:val="num" w:pos="0"/>
+        </w:tabs>
+        <w:ind w:left="6480" w:hanging="360"/>
+      </w:pPr>
+      <w:rPr>
+        <w:rFonts w:ascii="Wingdings" w:hAnsi="Wingdings" w:cs="Wingdings" w:hint="default"/>
+      </w:rPr>
+    </w:lvl>
+  </w:abstractNum>
+  <w:abstractNum w:abstractNumId="14">
+    <w:lvl w:ilvl="0">
+      <w:start w:val="1"/>
+      <w:numFmt w:val="bullet"/>
+      <w:lvlText w:val=""/>
+      <w:lvlJc w:val="left"/>
+      <w:pPr>
+        <w:tabs>
+          <w:tab w:val="num" w:pos="0"/>
+        </w:tabs>
+        <w:ind w:left="720" w:hanging="360"/>
+      </w:pPr>
+      <w:rPr>
+        <w:rFonts w:ascii="Wingdings" w:hAnsi="Wingdings" w:cs="Wingdings" w:hint="default"/>
+      </w:rPr>
+    </w:lvl>
+    <w:lvl w:ilvl="1">
+      <w:start w:val="1"/>
+      <w:numFmt w:val="bullet"/>
+      <w:lvlText w:val=""/>
+      <w:lvlJc w:val="left"/>
+      <w:pPr>
+        <w:tabs>
+          <w:tab w:val="num" w:pos="0"/>
+        </w:tabs>
+        <w:ind w:left="1440" w:hanging="360"/>
+      </w:pPr>
+      <w:rPr>
+        <w:rFonts w:ascii="Wingdings 2" w:hAnsi="Wingdings 2" w:cs="Wingdings 2" w:hint="default"/>
+      </w:rPr>
+    </w:lvl>
+    <w:lvl w:ilvl="2">
+      <w:start w:val="1"/>
+      <w:numFmt w:val="bullet"/>
+      <w:lvlText w:val="■"/>
+      <w:lvlJc w:val="left"/>
+      <w:pPr>
+        <w:tabs>
+          <w:tab w:val="num" w:pos="0"/>
+        </w:tabs>
+        <w:ind w:left="2160" w:hanging="360"/>
+      </w:pPr>
+      <w:rPr>
+        <w:rFonts w:ascii="OpenSymbol" w:hAnsi="OpenSymbol" w:cs="OpenSymbol" w:hint="default"/>
+      </w:rPr>
+    </w:lvl>
+    <w:lvl w:ilvl="3">
+      <w:start w:val="1"/>
+      <w:numFmt w:val="bullet"/>
+      <w:lvlText w:val=""/>
+      <w:lvlJc w:val="left"/>
+      <w:pPr>
+        <w:tabs>
+          <w:tab w:val="num" w:pos="0"/>
+        </w:tabs>
+        <w:ind w:left="2880" w:hanging="360"/>
+      </w:pPr>
+      <w:rPr>
+        <w:rFonts w:ascii="Wingdings" w:hAnsi="Wingdings" w:cs="Wingdings" w:hint="default"/>
+      </w:rPr>
+    </w:lvl>
+    <w:lvl w:ilvl="4">
+      <w:start w:val="1"/>
+      <w:numFmt w:val="bullet"/>
+      <w:lvlText w:val=""/>
+      <w:lvlJc w:val="left"/>
+      <w:pPr>
+        <w:tabs>
+          <w:tab w:val="num" w:pos="0"/>
+        </w:tabs>
+        <w:ind w:left="3600" w:hanging="360"/>
+      </w:pPr>
+      <w:rPr>
+        <w:rFonts w:ascii="Wingdings 2" w:hAnsi="Wingdings 2" w:cs="Wingdings 2" w:hint="default"/>
+      </w:rPr>
+    </w:lvl>
+    <w:lvl w:ilvl="5">
+      <w:start w:val="1"/>
+      <w:numFmt w:val="bullet"/>
+      <w:lvlText w:val="■"/>
+      <w:lvlJc w:val="left"/>
+      <w:pPr>
+        <w:tabs>
+          <w:tab w:val="num" w:pos="0"/>
+        </w:tabs>
+        <w:ind w:left="4320" w:hanging="360"/>
+      </w:pPr>
+      <w:rPr>
+        <w:rFonts w:ascii="OpenSymbol" w:hAnsi="OpenSymbol" w:cs="OpenSymbol" w:hint="default"/>
+      </w:rPr>
+    </w:lvl>
+    <w:lvl w:ilvl="6">
+      <w:start w:val="1"/>
+      <w:numFmt w:val="bullet"/>
+      <w:lvlText w:val=""/>
+      <w:lvlJc w:val="left"/>
+      <w:pPr>
+        <w:tabs>
+          <w:tab w:val="num" w:pos="0"/>
+        </w:tabs>
+        <w:ind w:left="5040" w:hanging="360"/>
+      </w:pPr>
+      <w:rPr>
+        <w:rFonts w:ascii="Wingdings" w:hAnsi="Wingdings" w:cs="Wingdings" w:hint="default"/>
+      </w:rPr>
+    </w:lvl>
+    <w:lvl w:ilvl="7">
+      <w:start w:val="1"/>
+      <w:numFmt w:val="bullet"/>
+      <w:lvlText w:val=""/>
+      <w:lvlJc w:val="left"/>
+      <w:pPr>
+        <w:tabs>
+          <w:tab w:val="num" w:pos="0"/>
+        </w:tabs>
+        <w:ind w:left="5760" w:hanging="360"/>
+      </w:pPr>
+      <w:rPr>
+        <w:rFonts w:ascii="Wingdings" w:hAnsi="Wingdings" w:cs="Wingdings" w:hint="default"/>
+      </w:rPr>
+    </w:lvl>
+    <w:lvl w:ilvl="8">
+      <w:start w:val="1"/>
+      <w:numFmt w:val="bullet"/>
+      <w:lvlText w:val=""/>
+      <w:lvlJc w:val="left"/>
+      <w:pPr>
+        <w:tabs>
+          <w:tab w:val="num" w:pos="0"/>
+        </w:tabs>
+        <w:ind w:left="6480" w:hanging="360"/>
+      </w:pPr>
+      <w:rPr>
+        <w:rFonts w:ascii="Wingdings" w:hAnsi="Wingdings" w:cs="Wingdings" w:hint="default"/>
+      </w:rPr>
+    </w:lvl>
+  </w:abstractNum>
+  <w:abstractNum w:abstractNumId="15">
+    <w:lvl w:ilvl="0">
+      <w:start w:val="1"/>
+      <w:numFmt w:val="bullet"/>
+      <w:lvlText w:val=""/>
+      <w:lvlJc w:val="left"/>
+      <w:pPr>
+        <w:tabs>
+          <w:tab w:val="num" w:pos="0"/>
+        </w:tabs>
+        <w:ind w:left="720" w:hanging="360"/>
+      </w:pPr>
+      <w:rPr>
+        <w:rFonts w:ascii="Wingdings" w:hAnsi="Wingdings" w:cs="Wingdings" w:hint="default"/>
+      </w:rPr>
+    </w:lvl>
+    <w:lvl w:ilvl="1">
+      <w:start w:val="1"/>
+      <w:numFmt w:val="bullet"/>
+      <w:lvlText w:val=""/>
+      <w:lvlJc w:val="left"/>
+      <w:pPr>
+        <w:tabs>
+          <w:tab w:val="num" w:pos="0"/>
+        </w:tabs>
+        <w:ind w:left="1440" w:hanging="360"/>
+      </w:pPr>
+      <w:rPr>
+        <w:rFonts w:ascii="Wingdings 2" w:hAnsi="Wingdings 2" w:cs="Wingdings 2" w:hint="default"/>
+      </w:rPr>
+    </w:lvl>
+    <w:lvl w:ilvl="2">
+      <w:start w:val="1"/>
+      <w:numFmt w:val="bullet"/>
+      <w:lvlText w:val="■"/>
+      <w:lvlJc w:val="left"/>
+      <w:pPr>
+        <w:tabs>
+          <w:tab w:val="num" w:pos="0"/>
+        </w:tabs>
+        <w:ind w:left="2160" w:hanging="360"/>
+      </w:pPr>
+      <w:rPr>
+        <w:rFonts w:ascii="OpenSymbol" w:hAnsi="OpenSymbol" w:cs="OpenSymbol" w:hint="default"/>
+      </w:rPr>
+    </w:lvl>
+    <w:lvl w:ilvl="3">
+      <w:start w:val="1"/>
+      <w:numFmt w:val="bullet"/>
+      <w:lvlText w:val=""/>
+      <w:lvlJc w:val="left"/>
+      <w:pPr>
+        <w:tabs>
+          <w:tab w:val="num" w:pos="0"/>
+        </w:tabs>
+        <w:ind w:left="2880" w:hanging="360"/>
+      </w:pPr>
+      <w:rPr>
+        <w:rFonts w:ascii="Wingdings" w:hAnsi="Wingdings" w:cs="Wingdings" w:hint="default"/>
+      </w:rPr>
+    </w:lvl>
+    <w:lvl w:ilvl="4">
+      <w:start w:val="1"/>
+      <w:numFmt w:val="bullet"/>
+      <w:lvlText w:val=""/>
+      <w:lvlJc w:val="left"/>
+      <w:pPr>
+        <w:tabs>
+          <w:tab w:val="num" w:pos="0"/>
+        </w:tabs>
+        <w:ind w:left="3600" w:hanging="360"/>
+      </w:pPr>
+      <w:rPr>
+        <w:rFonts w:ascii="Wingdings 2" w:hAnsi="Wingdings 2" w:cs="Wingdings 2" w:hint="default"/>
+      </w:rPr>
+    </w:lvl>
+    <w:lvl w:ilvl="5">
+      <w:start w:val="1"/>
+      <w:numFmt w:val="bullet"/>
+      <w:lvlText w:val="■"/>
+      <w:lvlJc w:val="left"/>
+      <w:pPr>
+        <w:tabs>
+          <w:tab w:val="num" w:pos="0"/>
+        </w:tabs>
+        <w:ind w:left="4320" w:hanging="360"/>
+      </w:pPr>
+      <w:rPr>
+        <w:rFonts w:ascii="OpenSymbol" w:hAnsi="OpenSymbol" w:cs="OpenSymbol" w:hint="default"/>
+      </w:rPr>
+    </w:lvl>
+    <w:lvl w:ilvl="6">
+      <w:start w:val="1"/>
+      <w:numFmt w:val="bullet"/>
+      <w:lvlText w:val=""/>
+      <w:lvlJc w:val="left"/>
+      <w:pPr>
+        <w:tabs>
+          <w:tab w:val="num" w:pos="0"/>
+        </w:tabs>
+        <w:ind w:left="5040" w:hanging="360"/>
+      </w:pPr>
+      <w:rPr>
+        <w:rFonts w:ascii="Wingdings" w:hAnsi="Wingdings" w:cs="Wingdings" w:hint="default"/>
+      </w:rPr>
+    </w:lvl>
+    <w:lvl w:ilvl="7">
+      <w:start w:val="1"/>
+      <w:numFmt w:val="bullet"/>
+      <w:lvlText w:val=""/>
+      <w:lvlJc w:val="left"/>
+      <w:pPr>
+        <w:tabs>
+          <w:tab w:val="num" w:pos="0"/>
+        </w:tabs>
+        <w:ind w:left="5760" w:hanging="360"/>
+      </w:pPr>
+      <w:rPr>
+        <w:rFonts w:ascii="Wingdings" w:hAnsi="Wingdings" w:cs="Wingdings" w:hint="default"/>
+      </w:rPr>
+    </w:lvl>
+    <w:lvl w:ilvl="8">
+      <w:start w:val="1"/>
+      <w:numFmt w:val="bullet"/>
+      <w:lvlText w:val=""/>
+      <w:lvlJc w:val="left"/>
+      <w:pPr>
+        <w:tabs>
+          <w:tab w:val="num" w:pos="0"/>
+        </w:tabs>
+        <w:ind w:left="6480" w:hanging="360"/>
+      </w:pPr>
+      <w:rPr>
+        <w:rFonts w:ascii="Wingdings" w:hAnsi="Wingdings" w:cs="Wingdings" w:hint="default"/>
+      </w:rPr>
+    </w:lvl>
+  </w:abstractNum>
+  <w:abstractNum w:abstractNumId="16">
+    <w:lvl w:ilvl="0">
+      <w:start w:val="1"/>
+      <w:numFmt w:val="bullet"/>
+      <w:lvlText w:val=""/>
+      <w:lvlJc w:val="left"/>
+      <w:pPr>
+        <w:tabs>
+          <w:tab w:val="num" w:pos="0"/>
+        </w:tabs>
+        <w:ind w:left="720" w:hanging="360"/>
+      </w:pPr>
+      <w:rPr>
+        <w:rFonts w:ascii="Wingdings" w:hAnsi="Wingdings" w:cs="Wingdings" w:hint="default"/>
+      </w:rPr>
+    </w:lvl>
+    <w:lvl w:ilvl="1">
+      <w:start w:val="1"/>
+      <w:numFmt w:val="bullet"/>
+      <w:lvlText w:val=""/>
+      <w:lvlJc w:val="left"/>
+      <w:pPr>
+        <w:tabs>
+          <w:tab w:val="num" w:pos="0"/>
+        </w:tabs>
+        <w:ind w:left="1440" w:hanging="360"/>
+      </w:pPr>
+      <w:rPr>
+        <w:rFonts w:ascii="Wingdings 2" w:hAnsi="Wingdings 2" w:cs="Wingdings 2" w:hint="default"/>
+      </w:rPr>
+    </w:lvl>
+    <w:lvl w:ilvl="2">
+      <w:start w:val="1"/>
+      <w:numFmt w:val="bullet"/>
+      <w:lvlText w:val="■"/>
+      <w:lvlJc w:val="left"/>
+      <w:pPr>
+        <w:tabs>
+          <w:tab w:val="num" w:pos="0"/>
+        </w:tabs>
+        <w:ind w:left="2160" w:hanging="360"/>
+      </w:pPr>
+      <w:rPr>
+        <w:rFonts w:ascii="OpenSymbol" w:hAnsi="OpenSymbol" w:cs="OpenSymbol" w:hint="default"/>
+      </w:rPr>
+    </w:lvl>
+    <w:lvl w:ilvl="3">
+      <w:start w:val="1"/>
+      <w:numFmt w:val="bullet"/>
+      <w:lvlText w:val=""/>
+      <w:lvlJc w:val="left"/>
+      <w:pPr>
+        <w:tabs>
+          <w:tab w:val="num" w:pos="0"/>
+        </w:tabs>
+        <w:ind w:left="2880" w:hanging="360"/>
+      </w:pPr>
+      <w:rPr>
+        <w:rFonts w:ascii="Wingdings" w:hAnsi="Wingdings" w:cs="Wingdings" w:hint="default"/>
+      </w:rPr>
+    </w:lvl>
+    <w:lvl w:ilvl="4">
+      <w:start w:val="1"/>
+      <w:numFmt w:val="bullet"/>
+      <w:lvlText w:val=""/>
+      <w:lvlJc w:val="left"/>
+      <w:pPr>
+        <w:tabs>
+          <w:tab w:val="num" w:pos="0"/>
+        </w:tabs>
+        <w:ind w:left="3600" w:hanging="360"/>
+      </w:pPr>
+      <w:rPr>
+        <w:rFonts w:ascii="Wingdings 2" w:hAnsi="Wingdings 2" w:cs="Wingdings 2" w:hint="default"/>
+      </w:rPr>
+    </w:lvl>
+    <w:lvl w:ilvl="5">
+      <w:start w:val="1"/>
+      <w:numFmt w:val="bullet"/>
+      <w:lvlText w:val="■"/>
+      <w:lvlJc w:val="left"/>
+      <w:pPr>
+        <w:tabs>
+          <w:tab w:val="num" w:pos="0"/>
+        </w:tabs>
+        <w:ind w:left="4320" w:hanging="360"/>
+      </w:pPr>
+      <w:rPr>
+        <w:rFonts w:ascii="OpenSymbol" w:hAnsi="OpenSymbol" w:cs="OpenSymbol" w:hint="default"/>
+      </w:rPr>
+    </w:lvl>
+    <w:lvl w:ilvl="6">
+      <w:start w:val="1"/>
+      <w:numFmt w:val="bullet"/>
+      <w:lvlText w:val=""/>
+      <w:lvlJc w:val="left"/>
+      <w:pPr>
+        <w:tabs>
+          <w:tab w:val="num" w:pos="0"/>
+        </w:tabs>
+        <w:ind w:left="5040" w:hanging="360"/>
+      </w:pPr>
+      <w:rPr>
+        <w:rFonts w:ascii="Wingdings" w:hAnsi="Wingdings" w:cs="Wingdings" w:hint="default"/>
+      </w:rPr>
+    </w:lvl>
+    <w:lvl w:ilvl="7">
+      <w:start w:val="1"/>
+      <w:numFmt w:val="bullet"/>
+      <w:lvlText w:val=""/>
+      <w:lvlJc w:val="left"/>
+      <w:pPr>
+        <w:tabs>
+          <w:tab w:val="num" w:pos="0"/>
+        </w:tabs>
+        <w:ind w:left="5760" w:hanging="360"/>
+      </w:pPr>
+      <w:rPr>
+        <w:rFonts w:ascii="Wingdings" w:hAnsi="Wingdings" w:cs="Wingdings" w:hint="default"/>
+      </w:rPr>
+    </w:lvl>
+    <w:lvl w:ilvl="8">
+      <w:start w:val="1"/>
+      <w:numFmt w:val="bullet"/>
+      <w:lvlText w:val=""/>
+      <w:lvlJc w:val="left"/>
+      <w:pPr>
+        <w:tabs>
+          <w:tab w:val="num" w:pos="0"/>
+        </w:tabs>
+        <w:ind w:left="6480" w:hanging="360"/>
+      </w:pPr>
+      <w:rPr>
+        <w:rFonts w:ascii="Wingdings" w:hAnsi="Wingdings" w:cs="Wingdings" w:hint="default"/>
+      </w:rPr>
+    </w:lvl>
+  </w:abstractNum>
+  <w:abstractNum w:abstractNumId="17">
+    <w:lvl w:ilvl="0">
+      <w:start w:val="1"/>
+      <w:numFmt w:val="bullet"/>
+      <w:lvlText w:val=""/>
+      <w:lvlJc w:val="left"/>
+      <w:pPr>
+        <w:tabs>
+          <w:tab w:val="num" w:pos="0"/>
+        </w:tabs>
+        <w:ind w:left="720" w:hanging="360"/>
+      </w:pPr>
+      <w:rPr>
+        <w:rFonts w:ascii="Wingdings" w:hAnsi="Wingdings" w:cs="Wingdings" w:hint="default"/>
+      </w:rPr>
+    </w:lvl>
+    <w:lvl w:ilvl="1">
+      <w:start w:val="1"/>
+      <w:numFmt w:val="bullet"/>
+      <w:lvlText w:val=""/>
+      <w:lvlJc w:val="left"/>
+      <w:pPr>
+        <w:tabs>
+          <w:tab w:val="num" w:pos="0"/>
+        </w:tabs>
+        <w:ind w:left="1440" w:hanging="360"/>
+      </w:pPr>
+      <w:rPr>
+        <w:rFonts w:ascii="Wingdings 2" w:hAnsi="Wingdings 2" w:cs="Wingdings 2" w:hint="default"/>
+      </w:rPr>
+    </w:lvl>
+    <w:lvl w:ilvl="2">
+      <w:start w:val="1"/>
+      <w:numFmt w:val="bullet"/>
+      <w:lvlText w:val="■"/>
+      <w:lvlJc w:val="left"/>
+      <w:pPr>
+        <w:tabs>
+          <w:tab w:val="num" w:pos="0"/>
+        </w:tabs>
+        <w:ind w:left="2160" w:hanging="360"/>
+      </w:pPr>
+      <w:rPr>
+        <w:rFonts w:ascii="OpenSymbol" w:hAnsi="OpenSymbol" w:cs="OpenSymbol" w:hint="default"/>
+      </w:rPr>
+    </w:lvl>
+    <w:lvl w:ilvl="3">
+      <w:start w:val="1"/>
+      <w:numFmt w:val="bullet"/>
+      <w:lvlText w:val=""/>
+      <w:lvlJc w:val="left"/>
+      <w:pPr>
+        <w:tabs>
+          <w:tab w:val="num" w:pos="0"/>
+        </w:tabs>
+        <w:ind w:left="2880" w:hanging="360"/>
+      </w:pPr>
+      <w:rPr>
+        <w:rFonts w:ascii="Wingdings" w:hAnsi="Wingdings" w:cs="Wingdings" w:hint="default"/>
+      </w:rPr>
+    </w:lvl>
+    <w:lvl w:ilvl="4">
+      <w:start w:val="1"/>
+      <w:numFmt w:val="bullet"/>
+      <w:lvlText w:val=""/>
+      <w:lvlJc w:val="left"/>
+      <w:pPr>
+        <w:tabs>
+          <w:tab w:val="num" w:pos="0"/>
+        </w:tabs>
+        <w:ind w:left="3600" w:hanging="360"/>
+      </w:pPr>
+      <w:rPr>
+        <w:rFonts w:ascii="Wingdings 2" w:hAnsi="Wingdings 2" w:cs="Wingdings 2" w:hint="default"/>
+      </w:rPr>
+    </w:lvl>
+    <w:lvl w:ilvl="5">
+      <w:start w:val="1"/>
+      <w:numFmt w:val="bullet"/>
+      <w:lvlText w:val="■"/>
+      <w:lvlJc w:val="left"/>
+      <w:pPr>
+        <w:tabs>
+          <w:tab w:val="num" w:pos="0"/>
+        </w:tabs>
+        <w:ind w:left="4320" w:hanging="360"/>
+      </w:pPr>
+      <w:rPr>
+        <w:rFonts w:ascii="OpenSymbol" w:hAnsi="OpenSymbol" w:cs="OpenSymbol" w:hint="default"/>
+      </w:rPr>
+    </w:lvl>
+    <w:lvl w:ilvl="6">
+      <w:start w:val="1"/>
+      <w:numFmt w:val="bullet"/>
+      <w:lvlText w:val=""/>
+      <w:lvlJc w:val="left"/>
+      <w:pPr>
+        <w:tabs>
+          <w:tab w:val="num" w:pos="0"/>
+        </w:tabs>
+        <w:ind w:left="5040" w:hanging="360"/>
+      </w:pPr>
+      <w:rPr>
+        <w:rFonts w:ascii="Wingdings" w:hAnsi="Wingdings" w:cs="Wingdings" w:hint="default"/>
+      </w:rPr>
+    </w:lvl>
+    <w:lvl w:ilvl="7">
+      <w:start w:val="1"/>
+      <w:numFmt w:val="bullet"/>
+      <w:lvlText w:val=""/>
+      <w:lvlJc w:val="left"/>
+      <w:pPr>
+        <w:tabs>
+          <w:tab w:val="num" w:pos="0"/>
+        </w:tabs>
+        <w:ind w:left="5760" w:hanging="360"/>
+      </w:pPr>
+      <w:rPr>
+        <w:rFonts w:ascii="Wingdings" w:hAnsi="Wingdings" w:cs="Wingdings" w:hint="default"/>
+      </w:rPr>
+    </w:lvl>
+    <w:lvl w:ilvl="8">
+      <w:start w:val="1"/>
+      <w:numFmt w:val="bullet"/>
+      <w:lvlText w:val=""/>
+      <w:lvlJc w:val="left"/>
+      <w:pPr>
+        <w:tabs>
+          <w:tab w:val="num" w:pos="0"/>
+        </w:tabs>
+        <w:ind w:left="6480" w:hanging="360"/>
+      </w:pPr>
+      <w:rPr>
+        <w:rFonts w:ascii="Wingdings" w:hAnsi="Wingdings" w:cs="Wingdings" w:hint="default"/>
+      </w:rPr>
+    </w:lvl>
+  </w:abstractNum>
+  <w:abstractNum w:abstractNumId="18">
+    <w:lvl w:ilvl="0">
+      <w:start w:val="1"/>
+      <w:numFmt w:val="bullet"/>
+      <w:lvlText w:val=""/>
+      <w:lvlJc w:val="left"/>
+      <w:pPr>
+        <w:tabs>
+          <w:tab w:val="num" w:pos="0"/>
+        </w:tabs>
+        <w:ind w:left="720" w:hanging="360"/>
+      </w:pPr>
+      <w:rPr>
+        <w:rFonts w:ascii="Wingdings" w:hAnsi="Wingdings" w:cs="Wingdings" w:hint="default"/>
+      </w:rPr>
+    </w:lvl>
+    <w:lvl w:ilvl="1">
+      <w:start w:val="1"/>
+      <w:numFmt w:val="bullet"/>
+      <w:lvlText w:val=""/>
+      <w:lvlJc w:val="left"/>
+      <w:pPr>
+        <w:tabs>
+          <w:tab w:val="num" w:pos="0"/>
+        </w:tabs>
+        <w:ind w:left="1440" w:hanging="360"/>
+      </w:pPr>
+      <w:rPr>
+        <w:rFonts w:ascii="Wingdings 2" w:hAnsi="Wingdings 2" w:cs="Wingdings 2" w:hint="default"/>
+      </w:rPr>
+    </w:lvl>
+    <w:lvl w:ilvl="2">
+      <w:start w:val="1"/>
+      <w:numFmt w:val="bullet"/>
+      <w:lvlText w:val="■"/>
+      <w:lvlJc w:val="left"/>
+      <w:pPr>
+        <w:tabs>
+          <w:tab w:val="num" w:pos="0"/>
+        </w:tabs>
+        <w:ind w:left="2160" w:hanging="360"/>
+      </w:pPr>
+      <w:rPr>
+        <w:rFonts w:ascii="OpenSymbol" w:hAnsi="OpenSymbol" w:cs="OpenSymbol" w:hint="default"/>
+      </w:rPr>
+    </w:lvl>
+    <w:lvl w:ilvl="3">
+      <w:start w:val="1"/>
+      <w:numFmt w:val="bullet"/>
+      <w:lvlText w:val=""/>
+      <w:lvlJc w:val="left"/>
+      <w:pPr>
+        <w:tabs>
+          <w:tab w:val="num" w:pos="0"/>
+        </w:tabs>
+        <w:ind w:left="2880" w:hanging="360"/>
+      </w:pPr>
+      <w:rPr>
+        <w:rFonts w:ascii="Wingdings" w:hAnsi="Wingdings" w:cs="Wingdings" w:hint="default"/>
+      </w:rPr>
+    </w:lvl>
+    <w:lvl w:ilvl="4">
+      <w:start w:val="1"/>
+      <w:numFmt w:val="bullet"/>
+      <w:lvlText w:val=""/>
+      <w:lvlJc w:val="left"/>
+      <w:pPr>
+        <w:tabs>
+          <w:tab w:val="num" w:pos="0"/>
+        </w:tabs>
+        <w:ind w:left="3600" w:hanging="360"/>
+      </w:pPr>
+      <w:rPr>
+        <w:rFonts w:ascii="Wingdings 2" w:hAnsi="Wingdings 2" w:cs="Wingdings 2" w:hint="default"/>
+      </w:rPr>
+    </w:lvl>
+    <w:lvl w:ilvl="5">
+      <w:start w:val="1"/>
+      <w:numFmt w:val="bullet"/>
+      <w:lvlText w:val="■"/>
+      <w:lvlJc w:val="left"/>
+      <w:pPr>
+        <w:tabs>
+          <w:tab w:val="num" w:pos="0"/>
+        </w:tabs>
+        <w:ind w:left="4320" w:hanging="360"/>
+      </w:pPr>
+      <w:rPr>
+        <w:rFonts w:ascii="OpenSymbol" w:hAnsi="OpenSymbol" w:cs="OpenSymbol" w:hint="default"/>
+      </w:rPr>
+    </w:lvl>
+    <w:lvl w:ilvl="6">
+      <w:start w:val="1"/>
+      <w:numFmt w:val="bullet"/>
+      <w:lvlText w:val=""/>
+      <w:lvlJc w:val="left"/>
+      <w:pPr>
+        <w:tabs>
+          <w:tab w:val="num" w:pos="0"/>
+        </w:tabs>
+        <w:ind w:left="5040" w:hanging="360"/>
+      </w:pPr>
+      <w:rPr>
+        <w:rFonts w:ascii="Wingdings" w:hAnsi="Wingdings" w:cs="Wingdings" w:hint="default"/>
+      </w:rPr>
+    </w:lvl>
+    <w:lvl w:ilvl="7">
+      <w:start w:val="1"/>
+      <w:numFmt w:val="bullet"/>
+      <w:lvlText w:val=""/>
+      <w:lvlJc w:val="left"/>
+      <w:pPr>
+        <w:tabs>
+          <w:tab w:val="num" w:pos="0"/>
+        </w:tabs>
+        <w:ind w:left="5760" w:hanging="360"/>
+      </w:pPr>
+      <w:rPr>
+        <w:rFonts w:ascii="Wingdings" w:hAnsi="Wingdings" w:cs="Wingdings" w:hint="default"/>
+      </w:rPr>
+    </w:lvl>
+    <w:lvl w:ilvl="8">
+      <w:start w:val="1"/>
+      <w:numFmt w:val="bullet"/>
+      <w:lvlText w:val=""/>
+      <w:lvlJc w:val="left"/>
+      <w:pPr>
+        <w:tabs>
+          <w:tab w:val="num" w:pos="0"/>
+        </w:tabs>
+        <w:ind w:left="6480" w:hanging="360"/>
+      </w:pPr>
+      <w:rPr>
+        <w:rFonts w:ascii="Wingdings" w:hAnsi="Wingdings" w:cs="Wingdings" w:hint="default"/>
+      </w:rPr>
+    </w:lvl>
+  </w:abstractNum>
+  <w:abstractNum w:abstractNumId="19">
+    <w:lvl w:ilvl="0">
+      <w:start w:val="1"/>
+      <w:numFmt w:val="bullet"/>
+      <w:lvlText w:val=""/>
+      <w:lvlJc w:val="left"/>
+      <w:pPr>
+        <w:tabs>
+          <w:tab w:val="num" w:pos="0"/>
+        </w:tabs>
+        <w:ind w:left="720" w:hanging="360"/>
+      </w:pPr>
+      <w:rPr>
+        <w:rFonts w:ascii="Wingdings" w:hAnsi="Wingdings" w:cs="Wingdings" w:hint="default"/>
+      </w:rPr>
+    </w:lvl>
+    <w:lvl w:ilvl="1">
+      <w:start w:val="1"/>
+      <w:numFmt w:val="bullet"/>
+      <w:lvlText w:val=""/>
+      <w:lvlJc w:val="left"/>
+      <w:pPr>
+        <w:tabs>
+          <w:tab w:val="num" w:pos="0"/>
+        </w:tabs>
+        <w:ind w:left="1440" w:hanging="360"/>
+      </w:pPr>
+      <w:rPr>
+        <w:rFonts w:ascii="Wingdings 2" w:hAnsi="Wingdings 2" w:cs="Wingdings 2" w:hint="default"/>
+      </w:rPr>
+    </w:lvl>
+    <w:lvl w:ilvl="2">
+      <w:start w:val="1"/>
+      <w:numFmt w:val="bullet"/>
+      <w:lvlText w:val="■"/>
+      <w:lvlJc w:val="left"/>
+      <w:pPr>
+        <w:tabs>
+          <w:tab w:val="num" w:pos="0"/>
+        </w:tabs>
+        <w:ind w:left="2160" w:hanging="360"/>
+      </w:pPr>
+      <w:rPr>
+        <w:rFonts w:ascii="OpenSymbol" w:hAnsi="OpenSymbol" w:cs="OpenSymbol" w:hint="default"/>
+      </w:rPr>
+    </w:lvl>
+    <w:lvl w:ilvl="3">
+      <w:start w:val="1"/>
+      <w:numFmt w:val="bullet"/>
+      <w:lvlText w:val=""/>
+      <w:lvlJc w:val="left"/>
+      <w:pPr>
+        <w:tabs>
+          <w:tab w:val="num" w:pos="0"/>
+        </w:tabs>
+        <w:ind w:left="2880" w:hanging="360"/>
+      </w:pPr>
+      <w:rPr>
+        <w:rFonts w:ascii="Wingdings" w:hAnsi="Wingdings" w:cs="Wingdings" w:hint="default"/>
+      </w:rPr>
+    </w:lvl>
+    <w:lvl w:ilvl="4">
+      <w:start w:val="1"/>
+      <w:numFmt w:val="bullet"/>
+      <w:lvlText w:val=""/>
+      <w:lvlJc w:val="left"/>
+      <w:pPr>
+        <w:tabs>
+          <w:tab w:val="num" w:pos="0"/>
+        </w:tabs>
+        <w:ind w:left="3600" w:hanging="360"/>
+      </w:pPr>
+      <w:rPr>
+        <w:rFonts w:ascii="Wingdings 2" w:hAnsi="Wingdings 2" w:cs="Wingdings 2" w:hint="default"/>
+      </w:rPr>
+    </w:lvl>
+    <w:lvl w:ilvl="5">
+      <w:start w:val="1"/>
+      <w:numFmt w:val="bullet"/>
+      <w:lvlText w:val="■"/>
+      <w:lvlJc w:val="left"/>
+      <w:pPr>
+        <w:tabs>
+          <w:tab w:val="num" w:pos="0"/>
+        </w:tabs>
+        <w:ind w:left="4320" w:hanging="360"/>
+      </w:pPr>
+      <w:rPr>
+        <w:rFonts w:ascii="OpenSymbol" w:hAnsi="OpenSymbol" w:cs="OpenSymbol" w:hint="default"/>
+      </w:rPr>
+    </w:lvl>
+    <w:lvl w:ilvl="6">
+      <w:start w:val="1"/>
+      <w:numFmt w:val="bullet"/>
+      <w:lvlText w:val=""/>
+      <w:lvlJc w:val="left"/>
+      <w:pPr>
+        <w:tabs>
+          <w:tab w:val="num" w:pos="0"/>
+        </w:tabs>
+        <w:ind w:left="5040" w:hanging="360"/>
+      </w:pPr>
+      <w:rPr>
+        <w:rFonts w:ascii="Wingdings" w:hAnsi="Wingdings" w:cs="Wingdings" w:hint="default"/>
+      </w:rPr>
+    </w:lvl>
+    <w:lvl w:ilvl="7">
+      <w:start w:val="1"/>
+      <w:numFmt w:val="bullet"/>
+      <w:lvlText w:val=""/>
+      <w:lvlJc w:val="left"/>
+      <w:pPr>
+        <w:tabs>
+          <w:tab w:val="num" w:pos="0"/>
+        </w:tabs>
+        <w:ind w:left="5760" w:hanging="360"/>
+      </w:pPr>
+      <w:rPr>
+        <w:rFonts w:ascii="Wingdings" w:hAnsi="Wingdings" w:cs="Wingdings" w:hint="default"/>
+      </w:rPr>
+    </w:lvl>
+    <w:lvl w:ilvl="8">
+      <w:start w:val="1"/>
+      <w:numFmt w:val="bullet"/>
+      <w:lvlText w:val=""/>
+      <w:lvlJc w:val="left"/>
+      <w:pPr>
+        <w:tabs>
+          <w:tab w:val="num" w:pos="0"/>
+        </w:tabs>
+        <w:ind w:left="6480" w:hanging="360"/>
+      </w:pPr>
+      <w:rPr>
+        <w:rFonts w:ascii="Wingdings" w:hAnsi="Wingdings" w:cs="Wingdings" w:hint="default"/>
+      </w:rPr>
+    </w:lvl>
+  </w:abstractNum>
+  <w:abstractNum w:abstractNumId="20">
+    <w:lvl w:ilvl="0">
+      <w:start w:val="1"/>
+      <w:numFmt w:val="bullet"/>
+      <w:lvlText w:val=""/>
+      <w:lvlJc w:val="left"/>
+      <w:pPr>
+        <w:tabs>
+          <w:tab w:val="num" w:pos="0"/>
+        </w:tabs>
+        <w:ind w:left="720" w:hanging="360"/>
+      </w:pPr>
+      <w:rPr>
+        <w:rFonts w:ascii="Wingdings" w:hAnsi="Wingdings" w:cs="Wingdings" w:hint="default"/>
+      </w:rPr>
+    </w:lvl>
+    <w:lvl w:ilvl="1">
+      <w:start w:val="1"/>
+      <w:numFmt w:val="bullet"/>
+      <w:lvlText w:val=""/>
+      <w:lvlJc w:val="left"/>
+      <w:pPr>
+        <w:tabs>
+          <w:tab w:val="num" w:pos="0"/>
+        </w:tabs>
+        <w:ind w:left="1440" w:hanging="360"/>
+      </w:pPr>
+      <w:rPr>
+        <w:rFonts w:ascii="Wingdings 2" w:hAnsi="Wingdings 2" w:cs="Wingdings 2" w:hint="default"/>
+      </w:rPr>
+    </w:lvl>
+    <w:lvl w:ilvl="2">
+      <w:start w:val="1"/>
+      <w:numFmt w:val="bullet"/>
+      <w:lvlText w:val="■"/>
+      <w:lvlJc w:val="left"/>
+      <w:pPr>
+        <w:tabs>
+          <w:tab w:val="num" w:pos="0"/>
+        </w:tabs>
+        <w:ind w:left="2160" w:hanging="360"/>
+      </w:pPr>
+      <w:rPr>
+        <w:rFonts w:ascii="OpenSymbol" w:hAnsi="OpenSymbol" w:cs="OpenSymbol" w:hint="default"/>
+      </w:rPr>
+    </w:lvl>
+    <w:lvl w:ilvl="3">
+      <w:start w:val="1"/>
+      <w:numFmt w:val="bullet"/>
+      <w:lvlText w:val=""/>
+      <w:lvlJc w:val="left"/>
+      <w:pPr>
+        <w:tabs>
+          <w:tab w:val="num" w:pos="0"/>
+        </w:tabs>
+        <w:ind w:left="2880" w:hanging="360"/>
+      </w:pPr>
+      <w:rPr>
+        <w:rFonts w:ascii="Wingdings" w:hAnsi="Wingdings" w:cs="Wingdings" w:hint="default"/>
+      </w:rPr>
+    </w:lvl>
+    <w:lvl w:ilvl="4">
+      <w:start w:val="1"/>
+      <w:numFmt w:val="bullet"/>
+      <w:lvlText w:val=""/>
+      <w:lvlJc w:val="left"/>
+      <w:pPr>
+        <w:tabs>
+          <w:tab w:val="num" w:pos="0"/>
+        </w:tabs>
+        <w:ind w:left="3600" w:hanging="360"/>
+      </w:pPr>
+      <w:rPr>
+        <w:rFonts w:ascii="Wingdings 2" w:hAnsi="Wingdings 2" w:cs="Wingdings 2" w:hint="default"/>
+      </w:rPr>
+    </w:lvl>
+    <w:lvl w:ilvl="5">
+      <w:start w:val="1"/>
+      <w:numFmt w:val="bullet"/>
+      <w:lvlText w:val="■"/>
+      <w:lvlJc w:val="left"/>
+      <w:pPr>
+        <w:tabs>
+          <w:tab w:val="num" w:pos="0"/>
+        </w:tabs>
+        <w:ind w:left="4320" w:hanging="360"/>
+      </w:pPr>
+      <w:rPr>
+        <w:rFonts w:ascii="OpenSymbol" w:hAnsi="OpenSymbol" w:cs="OpenSymbol" w:hint="default"/>
+      </w:rPr>
+    </w:lvl>
+    <w:lvl w:ilvl="6">
+      <w:start w:val="1"/>
+      <w:numFmt w:val="bullet"/>
+      <w:lvlText w:val=""/>
+      <w:lvlJc w:val="left"/>
+      <w:pPr>
+        <w:tabs>
+          <w:tab w:val="num" w:pos="0"/>
+        </w:tabs>
+        <w:ind w:left="5040" w:hanging="360"/>
+      </w:pPr>
+      <w:rPr>
+        <w:rFonts w:ascii="Wingdings" w:hAnsi="Wingdings" w:cs="Wingdings" w:hint="default"/>
+      </w:rPr>
+    </w:lvl>
+    <w:lvl w:ilvl="7">
+      <w:start w:val="1"/>
+      <w:numFmt w:val="bullet"/>
+      <w:lvlText w:val=""/>
+      <w:lvlJc w:val="left"/>
+      <w:pPr>
+        <w:tabs>
+          <w:tab w:val="num" w:pos="0"/>
+        </w:tabs>
+        <w:ind w:left="5760" w:hanging="360"/>
+      </w:pPr>
+      <w:rPr>
+        <w:rFonts w:ascii="Wingdings" w:hAnsi="Wingdings" w:cs="Wingdings" w:hint="default"/>
+      </w:rPr>
+    </w:lvl>
+    <w:lvl w:ilvl="8">
+      <w:start w:val="1"/>
+      <w:numFmt w:val="bullet"/>
+      <w:lvlText w:val=""/>
+      <w:lvlJc w:val="left"/>
+      <w:pPr>
+        <w:tabs>
+          <w:tab w:val="num" w:pos="0"/>
+        </w:tabs>
+        <w:ind w:left="6480" w:hanging="360"/>
+      </w:pPr>
+      <w:rPr>
+        <w:rFonts w:ascii="Wingdings" w:hAnsi="Wingdings" w:cs="Wingdings" w:hint="default"/>
+      </w:rPr>
+    </w:lvl>
+  </w:abstractNum>
+  <w:abstractNum w:abstractNumId="21">
+    <w:lvl w:ilvl="0">
+      <w:start w:val="1"/>
+      <w:numFmt w:val="bullet"/>
+      <w:lvlText w:val=""/>
+      <w:lvlJc w:val="left"/>
+      <w:pPr>
+        <w:tabs>
+          <w:tab w:val="num" w:pos="0"/>
+        </w:tabs>
+        <w:ind w:left="720" w:hanging="360"/>
+      </w:pPr>
+      <w:rPr>
+        <w:rFonts w:ascii="Wingdings" w:hAnsi="Wingdings" w:cs="Wingdings" w:hint="default"/>
+      </w:rPr>
+    </w:lvl>
+    <w:lvl w:ilvl="1">
+      <w:start w:val="1"/>
+      <w:numFmt w:val="bullet"/>
+      <w:lvlText w:val=""/>
+      <w:lvlJc w:val="left"/>
+      <w:pPr>
+        <w:tabs>
+          <w:tab w:val="num" w:pos="0"/>
+        </w:tabs>
+        <w:ind w:left="1440" w:hanging="360"/>
+      </w:pPr>
+      <w:rPr>
+        <w:rFonts w:ascii="Wingdings 2" w:hAnsi="Wingdings 2" w:cs="Wingdings 2" w:hint="default"/>
+      </w:rPr>
+    </w:lvl>
+    <w:lvl w:ilvl="2">
+      <w:start w:val="1"/>
+      <w:numFmt w:val="bullet"/>
+      <w:lvlText w:val="■"/>
+      <w:lvlJc w:val="left"/>
+      <w:pPr>
+        <w:tabs>
+          <w:tab w:val="num" w:pos="0"/>
+        </w:tabs>
+        <w:ind w:left="2160" w:hanging="360"/>
+      </w:pPr>
+      <w:rPr>
+        <w:rFonts w:ascii="OpenSymbol" w:hAnsi="OpenSymbol" w:cs="OpenSymbol" w:hint="default"/>
+      </w:rPr>
+    </w:lvl>
+    <w:lvl w:ilvl="3">
+      <w:start w:val="1"/>
+      <w:numFmt w:val="bullet"/>
+      <w:lvlText w:val=""/>
+      <w:lvlJc w:val="left"/>
+      <w:pPr>
+        <w:tabs>
+          <w:tab w:val="num" w:pos="0"/>
+        </w:tabs>
+        <w:ind w:left="2880" w:hanging="360"/>
+      </w:pPr>
+      <w:rPr>
+        <w:rFonts w:ascii="Wingdings" w:hAnsi="Wingdings" w:cs="Wingdings" w:hint="default"/>
+      </w:rPr>
+    </w:lvl>
+    <w:lvl w:ilvl="4">
+      <w:start w:val="1"/>
+      <w:numFmt w:val="bullet"/>
+      <w:lvlText w:val=""/>
+      <w:lvlJc w:val="left"/>
+      <w:pPr>
+        <w:tabs>
+          <w:tab w:val="num" w:pos="0"/>
+        </w:tabs>
+        <w:ind w:left="3600" w:hanging="360"/>
+      </w:pPr>
+      <w:rPr>
+        <w:rFonts w:ascii="Wingdings 2" w:hAnsi="Wingdings 2" w:cs="Wingdings 2" w:hint="default"/>
+      </w:rPr>
+    </w:lvl>
+    <w:lvl w:ilvl="5">
+      <w:start w:val="1"/>
+      <w:numFmt w:val="bullet"/>
+      <w:lvlText w:val="■"/>
+      <w:lvlJc w:val="left"/>
+      <w:pPr>
+        <w:tabs>
+          <w:tab w:val="num" w:pos="0"/>
+        </w:tabs>
+        <w:ind w:left="4320" w:hanging="360"/>
+      </w:pPr>
+      <w:rPr>
+        <w:rFonts w:ascii="OpenSymbol" w:hAnsi="OpenSymbol" w:cs="OpenSymbol" w:hint="default"/>
+      </w:rPr>
+    </w:lvl>
+    <w:lvl w:ilvl="6">
+      <w:start w:val="1"/>
+      <w:numFmt w:val="bullet"/>
+      <w:lvlText w:val=""/>
+      <w:lvlJc w:val="left"/>
+      <w:pPr>
+        <w:tabs>
+          <w:tab w:val="num" w:pos="0"/>
+        </w:tabs>
+        <w:ind w:left="5040" w:hanging="360"/>
+      </w:pPr>
+      <w:rPr>
+        <w:rFonts w:ascii="Wingdings" w:hAnsi="Wingdings" w:cs="Wingdings" w:hint="default"/>
+      </w:rPr>
+    </w:lvl>
+    <w:lvl w:ilvl="7">
+      <w:start w:val="1"/>
+      <w:numFmt w:val="bullet"/>
+      <w:lvlText w:val=""/>
+      <w:lvlJc w:val="left"/>
+      <w:pPr>
+        <w:tabs>
+          <w:tab w:val="num" w:pos="0"/>
+        </w:tabs>
+        <w:ind w:left="5760" w:hanging="360"/>
+      </w:pPr>
+      <w:rPr>
+        <w:rFonts w:ascii="Wingdings" w:hAnsi="Wingdings" w:cs="Wingdings" w:hint="default"/>
+      </w:rPr>
+    </w:lvl>
+    <w:lvl w:ilvl="8">
+      <w:start w:val="1"/>
+      <w:numFmt w:val="bullet"/>
+      <w:lvlText w:val=""/>
+      <w:lvlJc w:val="left"/>
+      <w:pPr>
+        <w:tabs>
+          <w:tab w:val="num" w:pos="0"/>
+        </w:tabs>
+        <w:ind w:left="6480" w:hanging="360"/>
+      </w:pPr>
+      <w:rPr>
+        <w:rFonts w:ascii="Wingdings" w:hAnsi="Wingdings" w:cs="Wingdings" w:hint="default"/>
+      </w:rPr>
+    </w:lvl>
+  </w:abstractNum>
+  <w:abstractNum w:abstractNumId="22">
+    <w:lvl w:ilvl="0">
+      <w:start w:val="1"/>
+      <w:numFmt w:val="bullet"/>
+      <w:lvlText w:val=""/>
+      <w:lvlJc w:val="left"/>
+      <w:pPr>
+        <w:tabs>
+          <w:tab w:val="num" w:pos="0"/>
+        </w:tabs>
+        <w:ind w:left="720" w:hanging="360"/>
+      </w:pPr>
+      <w:rPr>
+        <w:rFonts w:ascii="Wingdings" w:hAnsi="Wingdings" w:cs="Wingdings" w:hint="default"/>
+      </w:rPr>
+    </w:lvl>
+    <w:lvl w:ilvl="1">
+      <w:start w:val="1"/>
+      <w:numFmt w:val="bullet"/>
+      <w:lvlText w:val=""/>
+      <w:lvlJc w:val="left"/>
+      <w:pPr>
+        <w:tabs>
+          <w:tab w:val="num" w:pos="0"/>
+        </w:tabs>
+        <w:ind w:left="1440" w:hanging="360"/>
+      </w:pPr>
+      <w:rPr>
+        <w:rFonts w:ascii="Wingdings 2" w:hAnsi="Wingdings 2" w:cs="Wingdings 2" w:hint="default"/>
+      </w:rPr>
+    </w:lvl>
+    <w:lvl w:ilvl="2">
+      <w:start w:val="1"/>
+      <w:numFmt w:val="bullet"/>
+      <w:lvlText w:val="■"/>
+      <w:lvlJc w:val="left"/>
+      <w:pPr>
+        <w:tabs>
+          <w:tab w:val="num" w:pos="0"/>
+        </w:tabs>
+        <w:ind w:left="2160" w:hanging="360"/>
+      </w:pPr>
+      <w:rPr>
+        <w:rFonts w:ascii="OpenSymbol" w:hAnsi="OpenSymbol" w:cs="OpenSymbol" w:hint="default"/>
+      </w:rPr>
+    </w:lvl>
+    <w:lvl w:ilvl="3">
+      <w:start w:val="1"/>
+      <w:numFmt w:val="bullet"/>
+      <w:lvlText w:val=""/>
+      <w:lvlJc w:val="left"/>
+      <w:pPr>
+        <w:tabs>
+          <w:tab w:val="num" w:pos="0"/>
+        </w:tabs>
+        <w:ind w:left="2880" w:hanging="360"/>
+      </w:pPr>
+      <w:rPr>
+        <w:rFonts w:ascii="Wingdings" w:hAnsi="Wingdings" w:cs="Wingdings" w:hint="default"/>
+      </w:rPr>
+    </w:lvl>
+    <w:lvl w:ilvl="4">
+      <w:start w:val="1"/>
+      <w:numFmt w:val="bullet"/>
+      <w:lvlText w:val=""/>
+      <w:lvlJc w:val="left"/>
+      <w:pPr>
+        <w:tabs>
+          <w:tab w:val="num" w:pos="0"/>
+        </w:tabs>
+        <w:ind w:left="3600" w:hanging="360"/>
+      </w:pPr>
+      <w:rPr>
+        <w:rFonts w:ascii="Wingdings 2" w:hAnsi="Wingdings 2" w:cs="Wingdings 2" w:hint="default"/>
+      </w:rPr>
+    </w:lvl>
+    <w:lvl w:ilvl="5">
+      <w:start w:val="1"/>
+      <w:numFmt w:val="bullet"/>
+      <w:lvlText w:val="■"/>
+      <w:lvlJc w:val="left"/>
+      <w:pPr>
+        <w:tabs>
+          <w:tab w:val="num" w:pos="0"/>
+        </w:tabs>
+        <w:ind w:left="4320" w:hanging="360"/>
+      </w:pPr>
+      <w:rPr>
+        <w:rFonts w:ascii="OpenSymbol" w:hAnsi="OpenSymbol" w:cs="OpenSymbol" w:hint="default"/>
+      </w:rPr>
+    </w:lvl>
+    <w:lvl w:ilvl="6">
+      <w:start w:val="1"/>
+      <w:numFmt w:val="bullet"/>
+      <w:lvlText w:val=""/>
+      <w:lvlJc w:val="left"/>
+      <w:pPr>
+        <w:tabs>
+          <w:tab w:val="num" w:pos="0"/>
+        </w:tabs>
+        <w:ind w:left="5040" w:hanging="360"/>
+      </w:pPr>
+      <w:rPr>
+        <w:rFonts w:ascii="Wingdings" w:hAnsi="Wingdings" w:cs="Wingdings" w:hint="default"/>
+      </w:rPr>
+    </w:lvl>
+    <w:lvl w:ilvl="7">
+      <w:start w:val="1"/>
+      <w:numFmt w:val="bullet"/>
+      <w:lvlText w:val=""/>
+      <w:lvlJc w:val="left"/>
+      <w:pPr>
+        <w:tabs>
+          <w:tab w:val="num" w:pos="0"/>
+        </w:tabs>
+        <w:ind w:left="5760" w:hanging="360"/>
+      </w:pPr>
+      <w:rPr>
+        <w:rFonts w:ascii="Wingdings" w:hAnsi="Wingdings" w:cs="Wingdings" w:hint="default"/>
+      </w:rPr>
+    </w:lvl>
+    <w:lvl w:ilvl="8">
+      <w:start w:val="1"/>
+      <w:numFmt w:val="bullet"/>
+      <w:lvlText w:val=""/>
+      <w:lvlJc w:val="left"/>
+      <w:pPr>
+        <w:tabs>
+          <w:tab w:val="num" w:pos="0"/>
+        </w:tabs>
+        <w:ind w:left="6480" w:hanging="360"/>
+      </w:pPr>
+      <w:rPr>
+        <w:rFonts w:ascii="Wingdings" w:hAnsi="Wingdings" w:cs="Wingdings" w:hint="default"/>
+      </w:rPr>
+    </w:lvl>
+  </w:abstractNum>
+  <w:abstractNum w:abstractNumId="23">
+    <w:lvl w:ilvl="0">
+      <w:start w:val="1"/>
+      <w:numFmt w:val="bullet"/>
+      <w:lvlText w:val=""/>
+      <w:lvlJc w:val="left"/>
+      <w:pPr>
+        <w:tabs>
+          <w:tab w:val="num" w:pos="0"/>
+        </w:tabs>
+        <w:ind w:left="720" w:hanging="360"/>
+      </w:pPr>
+      <w:rPr>
+        <w:rFonts w:ascii="Wingdings" w:hAnsi="Wingdings" w:cs="Wingdings" w:hint="default"/>
+      </w:rPr>
+    </w:lvl>
+    <w:lvl w:ilvl="1">
+      <w:start w:val="1"/>
+      <w:numFmt w:val="bullet"/>
+      <w:lvlText w:val=""/>
+      <w:lvlJc w:val="left"/>
+      <w:pPr>
+        <w:tabs>
+          <w:tab w:val="num" w:pos="0"/>
+        </w:tabs>
+        <w:ind w:left="1440" w:hanging="360"/>
+      </w:pPr>
+      <w:rPr>
+        <w:rFonts w:ascii="Wingdings 2" w:hAnsi="Wingdings 2" w:cs="Wingdings 2" w:hint="default"/>
+      </w:rPr>
+    </w:lvl>
+    <w:lvl w:ilvl="2">
+      <w:start w:val="1"/>
+      <w:numFmt w:val="bullet"/>
+      <w:lvlText w:val="■"/>
+      <w:lvlJc w:val="left"/>
+      <w:pPr>
+        <w:tabs>
+          <w:tab w:val="num" w:pos="0"/>
+        </w:tabs>
+        <w:ind w:left="2160" w:hanging="360"/>
+      </w:pPr>
+      <w:rPr>
+        <w:rFonts w:ascii="OpenSymbol" w:hAnsi="OpenSymbol" w:cs="OpenSymbol" w:hint="default"/>
+      </w:rPr>
+    </w:lvl>
+    <w:lvl w:ilvl="3">
+      <w:start w:val="1"/>
+      <w:numFmt w:val="bullet"/>
+      <w:lvlText w:val=""/>
+      <w:lvlJc w:val="left"/>
+      <w:pPr>
+        <w:tabs>
+          <w:tab w:val="num" w:pos="0"/>
+        </w:tabs>
+        <w:ind w:left="2880" w:hanging="360"/>
+      </w:pPr>
+      <w:rPr>
+        <w:rFonts w:ascii="Wingdings" w:hAnsi="Wingdings" w:cs="Wingdings" w:hint="default"/>
+      </w:rPr>
+    </w:lvl>
+    <w:lvl w:ilvl="4">
+      <w:start w:val="1"/>
+      <w:numFmt w:val="bullet"/>
+      <w:lvlText w:val=""/>
+      <w:lvlJc w:val="left"/>
+      <w:pPr>
+        <w:tabs>
+          <w:tab w:val="num" w:pos="0"/>
+        </w:tabs>
+        <w:ind w:left="3600" w:hanging="360"/>
+      </w:pPr>
+      <w:rPr>
+        <w:rFonts w:ascii="Wingdings 2" w:hAnsi="Wingdings 2" w:cs="Wingdings 2" w:hint="default"/>
+      </w:rPr>
+    </w:lvl>
+    <w:lvl w:ilvl="5">
+      <w:start w:val="1"/>
+      <w:numFmt w:val="bullet"/>
+      <w:lvlText w:val="■"/>
+      <w:lvlJc w:val="left"/>
+      <w:pPr>
+        <w:tabs>
+          <w:tab w:val="num" w:pos="0"/>
+        </w:tabs>
+        <w:ind w:left="4320" w:hanging="360"/>
+      </w:pPr>
+      <w:rPr>
+        <w:rFonts w:ascii="OpenSymbol" w:hAnsi="OpenSymbol" w:cs="OpenSymbol" w:hint="default"/>
+      </w:rPr>
+    </w:lvl>
+    <w:lvl w:ilvl="6">
+      <w:start w:val="1"/>
+      <w:numFmt w:val="bullet"/>
+      <w:lvlText w:val=""/>
+      <w:lvlJc w:val="left"/>
+      <w:pPr>
+        <w:tabs>
+          <w:tab w:val="num" w:pos="0"/>
+        </w:tabs>
+        <w:ind w:left="5040" w:hanging="360"/>
+      </w:pPr>
+      <w:rPr>
+        <w:rFonts w:ascii="Wingdings" w:hAnsi="Wingdings" w:cs="Wingdings" w:hint="default"/>
+      </w:rPr>
+    </w:lvl>
+    <w:lvl w:ilvl="7">
+      <w:start w:val="1"/>
+      <w:numFmt w:val="bullet"/>
+      <w:lvlText w:val=""/>
+      <w:lvlJc w:val="left"/>
+      <w:pPr>
+        <w:tabs>
+          <w:tab w:val="num" w:pos="0"/>
+        </w:tabs>
+        <w:ind w:left="5760" w:hanging="360"/>
+      </w:pPr>
+      <w:rPr>
+        <w:rFonts w:ascii="Wingdings" w:hAnsi="Wingdings" w:cs="Wingdings" w:hint="default"/>
+      </w:rPr>
+    </w:lvl>
+    <w:lvl w:ilvl="8">
+      <w:start w:val="1"/>
+      <w:numFmt w:val="bullet"/>
+      <w:lvlText w:val=""/>
+      <w:lvlJc w:val="left"/>
+      <w:pPr>
+        <w:tabs>
+          <w:tab w:val="num" w:pos="0"/>
+        </w:tabs>
+        <w:ind w:left="6480" w:hanging="360"/>
+      </w:pPr>
+      <w:rPr>
+        <w:rFonts w:ascii="Wingdings" w:hAnsi="Wingdings" w:cs="Wingdings" w:hint="default"/>
+      </w:rPr>
+    </w:lvl>
+  </w:abstractNum>
+  <w:abstractNum w:abstractNumId="24">
+    <w:lvl w:ilvl="0">
+      <w:start w:val="1"/>
+      <w:numFmt w:val="bullet"/>
+      <w:lvlText w:val=""/>
+      <w:lvlJc w:val="left"/>
+      <w:pPr>
+        <w:tabs>
+          <w:tab w:val="num" w:pos="0"/>
+        </w:tabs>
+        <w:ind w:left="720" w:hanging="360"/>
+      </w:pPr>
+      <w:rPr>
+        <w:rFonts w:ascii="Wingdings" w:hAnsi="Wingdings" w:cs="Wingdings" w:hint="default"/>
+      </w:rPr>
+    </w:lvl>
+    <w:lvl w:ilvl="1">
+      <w:start w:val="1"/>
+      <w:numFmt w:val="bullet"/>
+      <w:lvlText w:val=""/>
+      <w:lvlJc w:val="left"/>
+      <w:pPr>
+        <w:tabs>
+          <w:tab w:val="num" w:pos="0"/>
+        </w:tabs>
+        <w:ind w:left="1440" w:hanging="360"/>
+      </w:pPr>
+      <w:rPr>
+        <w:rFonts w:ascii="Wingdings 2" w:hAnsi="Wingdings 2" w:cs="Wingdings 2" w:hint="default"/>
+      </w:rPr>
+    </w:lvl>
+    <w:lvl w:ilvl="2">
+      <w:start w:val="1"/>
+      <w:numFmt w:val="bullet"/>
+      <w:lvlText w:val="■"/>
+      <w:lvlJc w:val="left"/>
+      <w:pPr>
+        <w:tabs>
+          <w:tab w:val="num" w:pos="0"/>
+        </w:tabs>
+        <w:ind w:left="2160" w:hanging="360"/>
+      </w:pPr>
+      <w:rPr>
+        <w:rFonts w:ascii="OpenSymbol" w:hAnsi="OpenSymbol" w:cs="OpenSymbol" w:hint="default"/>
+      </w:rPr>
+    </w:lvl>
+    <w:lvl w:ilvl="3">
+      <w:start w:val="1"/>
+      <w:numFmt w:val="bullet"/>
+      <w:lvlText w:val=""/>
+      <w:lvlJc w:val="left"/>
+      <w:pPr>
+        <w:tabs>
+          <w:tab w:val="num" w:pos="0"/>
+        </w:tabs>
+        <w:ind w:left="2880" w:hanging="360"/>
+      </w:pPr>
+      <w:rPr>
+        <w:rFonts w:ascii="Wingdings" w:hAnsi="Wingdings" w:cs="Wingdings" w:hint="default"/>
+      </w:rPr>
+    </w:lvl>
+    <w:lvl w:ilvl="4">
+      <w:start w:val="1"/>
+      <w:numFmt w:val="bullet"/>
+      <w:lvlText w:val=""/>
+      <w:lvlJc w:val="left"/>
+      <w:pPr>
+        <w:tabs>
+          <w:tab w:val="num" w:pos="0"/>
+        </w:tabs>
+        <w:ind w:left="3600" w:hanging="360"/>
+      </w:pPr>
+      <w:rPr>
+        <w:rFonts w:ascii="Wingdings 2" w:hAnsi="Wingdings 2" w:cs="Wingdings 2" w:hint="default"/>
+      </w:rPr>
+    </w:lvl>
+    <w:lvl w:ilvl="5">
+      <w:start w:val="1"/>
+      <w:numFmt w:val="bullet"/>
+      <w:lvlText w:val="■"/>
+      <w:lvlJc w:val="left"/>
+      <w:pPr>
+        <w:tabs>
+          <w:tab w:val="num" w:pos="0"/>
+        </w:tabs>
+        <w:ind w:left="4320" w:hanging="360"/>
+      </w:pPr>
+      <w:rPr>
+        <w:rFonts w:ascii="OpenSymbol" w:hAnsi="OpenSymbol" w:cs="OpenSymbol" w:hint="default"/>
+      </w:rPr>
+    </w:lvl>
+    <w:lvl w:ilvl="6">
+      <w:start w:val="1"/>
+      <w:numFmt w:val="bullet"/>
+      <w:lvlText w:val=""/>
+      <w:lvlJc w:val="left"/>
+      <w:pPr>
+        <w:tabs>
+          <w:tab w:val="num" w:pos="0"/>
+        </w:tabs>
+        <w:ind w:left="5040" w:hanging="360"/>
+      </w:pPr>
+      <w:rPr>
+        <w:rFonts w:ascii="Wingdings" w:hAnsi="Wingdings" w:cs="Wingdings" w:hint="default"/>
+      </w:rPr>
+    </w:lvl>
+    <w:lvl w:ilvl="7">
+      <w:start w:val="1"/>
+      <w:numFmt w:val="bullet"/>
+      <w:lvlText w:val=""/>
+      <w:lvlJc w:val="left"/>
+      <w:pPr>
+        <w:tabs>
+          <w:tab w:val="num" w:pos="0"/>
+        </w:tabs>
+        <w:ind w:left="5760" w:hanging="360"/>
+      </w:pPr>
+      <w:rPr>
+        <w:rFonts w:ascii="Wingdings" w:hAnsi="Wingdings" w:cs="Wingdings" w:hint="default"/>
+      </w:rPr>
+    </w:lvl>
+    <w:lvl w:ilvl="8">
+      <w:start w:val="1"/>
+      <w:numFmt w:val="bullet"/>
+      <w:lvlText w:val=""/>
+      <w:lvlJc w:val="left"/>
+      <w:pPr>
+        <w:tabs>
+          <w:tab w:val="num" w:pos="0"/>
+        </w:tabs>
+        <w:ind w:left="6480" w:hanging="360"/>
+      </w:pPr>
+      <w:rPr>
+        <w:rFonts w:ascii="Wingdings" w:hAnsi="Wingdings" w:cs="Wingdings" w:hint="default"/>
+      </w:rPr>
+    </w:lvl>
+  </w:abstractNum>
+  <w:abstractNum w:abstractNumId="25">
+    <w:lvl w:ilvl="0">
+      <w:start w:val="1"/>
+      <w:numFmt w:val="bullet"/>
+      <w:lvlText w:val=""/>
+      <w:lvlJc w:val="left"/>
+      <w:pPr>
+        <w:tabs>
+          <w:tab w:val="num" w:pos="0"/>
+        </w:tabs>
+        <w:ind w:left="720" w:hanging="360"/>
+      </w:pPr>
+      <w:rPr>
+        <w:rFonts w:ascii="Wingdings" w:hAnsi="Wingdings" w:cs="Wingdings" w:hint="default"/>
+      </w:rPr>
+    </w:lvl>
+    <w:lvl w:ilvl="1">
+      <w:start w:val="1"/>
+      <w:numFmt w:val="bullet"/>
+      <w:lvlText w:val=""/>
+      <w:lvlJc w:val="left"/>
+      <w:pPr>
+        <w:tabs>
+          <w:tab w:val="num" w:pos="0"/>
+        </w:tabs>
+        <w:ind w:left="1440" w:hanging="360"/>
+      </w:pPr>
+      <w:rPr>
+        <w:rFonts w:ascii="Wingdings 2" w:hAnsi="Wingdings 2" w:cs="Wingdings 2" w:hint="default"/>
+      </w:rPr>
+    </w:lvl>
+    <w:lvl w:ilvl="2">
+      <w:start w:val="1"/>
+      <w:numFmt w:val="bullet"/>
+      <w:lvlText w:val="■"/>
+      <w:lvlJc w:val="left"/>
+      <w:pPr>
+        <w:tabs>
+          <w:tab w:val="num" w:pos="0"/>
+        </w:tabs>
+        <w:ind w:left="2160" w:hanging="360"/>
+      </w:pPr>
+      <w:rPr>
+        <w:rFonts w:ascii="OpenSymbol" w:hAnsi="OpenSymbol" w:cs="OpenSymbol" w:hint="default"/>
+      </w:rPr>
+    </w:lvl>
+    <w:lvl w:ilvl="3">
+      <w:start w:val="1"/>
+      <w:numFmt w:val="bullet"/>
+      <w:lvlText w:val=""/>
+      <w:lvlJc w:val="left"/>
+      <w:pPr>
+        <w:tabs>
+          <w:tab w:val="num" w:pos="0"/>
+        </w:tabs>
+        <w:ind w:left="2880" w:hanging="360"/>
+      </w:pPr>
+      <w:rPr>
+        <w:rFonts w:ascii="Wingdings" w:hAnsi="Wingdings" w:cs="Wingdings" w:hint="default"/>
+      </w:rPr>
+    </w:lvl>
+    <w:lvl w:ilvl="4">
+      <w:start w:val="1"/>
+      <w:numFmt w:val="bullet"/>
+      <w:lvlText w:val=""/>
+      <w:lvlJc w:val="left"/>
+      <w:pPr>
+        <w:tabs>
+          <w:tab w:val="num" w:pos="0"/>
+        </w:tabs>
+        <w:ind w:left="3600" w:hanging="360"/>
+      </w:pPr>
+      <w:rPr>
+        <w:rFonts w:ascii="Wingdings 2" w:hAnsi="Wingdings 2" w:cs="Wingdings 2" w:hint="default"/>
+      </w:rPr>
+    </w:lvl>
+    <w:lvl w:ilvl="5">
+      <w:start w:val="1"/>
+      <w:numFmt w:val="bullet"/>
+      <w:lvlText w:val="■"/>
+      <w:lvlJc w:val="left"/>
+      <w:pPr>
+        <w:tabs>
+          <w:tab w:val="num" w:pos="0"/>
+        </w:tabs>
+        <w:ind w:left="4320" w:hanging="360"/>
+      </w:pPr>
+      <w:rPr>
+        <w:rFonts w:ascii="OpenSymbol" w:hAnsi="OpenSymbol" w:cs="OpenSymbol" w:hint="default"/>
+      </w:rPr>
+    </w:lvl>
+    <w:lvl w:ilvl="6">
+      <w:start w:val="1"/>
+      <w:numFmt w:val="bullet"/>
+      <w:lvlText w:val=""/>
+      <w:lvlJc w:val="left"/>
+      <w:pPr>
+        <w:tabs>
+          <w:tab w:val="num" w:pos="0"/>
+        </w:tabs>
+        <w:ind w:left="5040" w:hanging="360"/>
+      </w:pPr>
+      <w:rPr>
+        <w:rFonts w:ascii="Wingdings" w:hAnsi="Wingdings" w:cs="Wingdings" w:hint="default"/>
+      </w:rPr>
+    </w:lvl>
+    <w:lvl w:ilvl="7">
+      <w:start w:val="1"/>
+      <w:numFmt w:val="bullet"/>
+      <w:lvlText w:val=""/>
+      <w:lvlJc w:val="left"/>
+      <w:pPr>
+        <w:tabs>
+          <w:tab w:val="num" w:pos="0"/>
+        </w:tabs>
+        <w:ind w:left="5760" w:hanging="360"/>
+      </w:pPr>
+      <w:rPr>
+        <w:rFonts w:ascii="Wingdings" w:hAnsi="Wingdings" w:cs="Wingdings" w:hint="default"/>
+      </w:rPr>
+    </w:lvl>
+    <w:lvl w:ilvl="8">
+      <w:start w:val="1"/>
+      <w:numFmt w:val="bullet"/>
+      <w:lvlText w:val=""/>
+      <w:lvlJc w:val="left"/>
+      <w:pPr>
+        <w:tabs>
+          <w:tab w:val="num" w:pos="0"/>
+        </w:tabs>
+        <w:ind w:left="6480" w:hanging="360"/>
+      </w:pPr>
+      <w:rPr>
+        <w:rFonts w:ascii="Wingdings" w:hAnsi="Wingdings" w:cs="Wingdings" w:hint="default"/>
+      </w:rPr>
+    </w:lvl>
+  </w:abstractNum>
+  <w:abstractNum w:abstractNumId="26">
+    <w:lvl w:ilvl="0">
+      <w:start w:val="1"/>
+      <w:numFmt w:val="bullet"/>
+      <w:lvlText w:val=""/>
+      <w:lvlJc w:val="left"/>
+      <w:pPr>
+        <w:tabs>
+          <w:tab w:val="num" w:pos="0"/>
+        </w:tabs>
+        <w:ind w:left="720" w:hanging="360"/>
+      </w:pPr>
+      <w:rPr>
+        <w:rFonts w:ascii="Wingdings" w:hAnsi="Wingdings" w:cs="Wingdings" w:hint="default"/>
+      </w:rPr>
+    </w:lvl>
+    <w:lvl w:ilvl="1">
+      <w:start w:val="1"/>
+      <w:numFmt w:val="bullet"/>
+      <w:lvlText w:val=""/>
+      <w:lvlJc w:val="left"/>
+      <w:pPr>
+        <w:tabs>
+          <w:tab w:val="num" w:pos="0"/>
+        </w:tabs>
+        <w:ind w:left="1440" w:hanging="360"/>
+      </w:pPr>
+      <w:rPr>
+        <w:rFonts w:ascii="Wingdings 2" w:hAnsi="Wingdings 2" w:cs="Wingdings 2" w:hint="default"/>
+      </w:rPr>
+    </w:lvl>
+    <w:lvl w:ilvl="2">
+      <w:start w:val="1"/>
+      <w:numFmt w:val="bullet"/>
+      <w:lvlText w:val="■"/>
+      <w:lvlJc w:val="left"/>
+      <w:pPr>
+        <w:tabs>
+          <w:tab w:val="num" w:pos="0"/>
+        </w:tabs>
+        <w:ind w:left="2160" w:hanging="360"/>
+      </w:pPr>
+      <w:rPr>
+        <w:rFonts w:ascii="OpenSymbol" w:hAnsi="OpenSymbol" w:cs="OpenSymbol" w:hint="default"/>
+      </w:rPr>
+    </w:lvl>
+    <w:lvl w:ilvl="3">
+      <w:start w:val="1"/>
+      <w:numFmt w:val="bullet"/>
+      <w:lvlText w:val=""/>
+      <w:lvlJc w:val="left"/>
+      <w:pPr>
+        <w:tabs>
+          <w:tab w:val="num" w:pos="0"/>
+        </w:tabs>
+        <w:ind w:left="2880" w:hanging="360"/>
+      </w:pPr>
+      <w:rPr>
+        <w:rFonts w:ascii="Wingdings" w:hAnsi="Wingdings" w:cs="Wingdings" w:hint="default"/>
+      </w:rPr>
+    </w:lvl>
+    <w:lvl w:ilvl="4">
+      <w:start w:val="1"/>
+      <w:numFmt w:val="bullet"/>
+      <w:lvlText w:val=""/>
+      <w:lvlJc w:val="left"/>
+      <w:pPr>
+        <w:tabs>
+          <w:tab w:val="num" w:pos="0"/>
+        </w:tabs>
+        <w:ind w:left="3600" w:hanging="360"/>
+      </w:pPr>
+      <w:rPr>
+        <w:rFonts w:ascii="Wingdings 2" w:hAnsi="Wingdings 2" w:cs="Wingdings 2" w:hint="default"/>
+      </w:rPr>
+    </w:lvl>
+    <w:lvl w:ilvl="5">
+      <w:start w:val="1"/>
+      <w:numFmt w:val="bullet"/>
+      <w:lvlText w:val="■"/>
+      <w:lvlJc w:val="left"/>
+      <w:pPr>
+        <w:tabs>
+          <w:tab w:val="num" w:pos="0"/>
+        </w:tabs>
+        <w:ind w:left="4320" w:hanging="360"/>
+      </w:pPr>
+      <w:rPr>
+        <w:rFonts w:ascii="OpenSymbol" w:hAnsi="OpenSymbol" w:cs="OpenSymbol" w:hint="default"/>
+      </w:rPr>
+    </w:lvl>
+    <w:lvl w:ilvl="6">
+      <w:start w:val="1"/>
+      <w:numFmt w:val="bullet"/>
+      <w:lvlText w:val=""/>
+      <w:lvlJc w:val="left"/>
+      <w:pPr>
+        <w:tabs>
+          <w:tab w:val="num" w:pos="0"/>
+        </w:tabs>
+        <w:ind w:left="5040" w:hanging="360"/>
+      </w:pPr>
+      <w:rPr>
+        <w:rFonts w:ascii="Wingdings" w:hAnsi="Wingdings" w:cs="Wingdings" w:hint="default"/>
+      </w:rPr>
+    </w:lvl>
+    <w:lvl w:ilvl="7">
+      <w:start w:val="1"/>
+      <w:numFmt w:val="bullet"/>
+      <w:lvlText w:val=""/>
+      <w:lvlJc w:val="left"/>
+      <w:pPr>
+        <w:tabs>
+          <w:tab w:val="num" w:pos="0"/>
+        </w:tabs>
+        <w:ind w:left="5760" w:hanging="360"/>
+      </w:pPr>
+      <w:rPr>
+        <w:rFonts w:ascii="Wingdings" w:hAnsi="Wingdings" w:cs="Wingdings" w:hint="default"/>
+      </w:rPr>
+    </w:lvl>
+    <w:lvl w:ilvl="8">
+      <w:start w:val="1"/>
+      <w:numFmt w:val="bullet"/>
+      <w:lvlText w:val=""/>
+      <w:lvlJc w:val="left"/>
+      <w:pPr>
+        <w:tabs>
+          <w:tab w:val="num" w:pos="0"/>
+        </w:tabs>
+        <w:ind w:left="6480" w:hanging="360"/>
+      </w:pPr>
+      <w:rPr>
+        <w:rFonts w:ascii="Wingdings" w:hAnsi="Wingdings" w:cs="Wingdings" w:hint="default"/>
+      </w:rPr>
+    </w:lvl>
+  </w:abstractNum>
+  <w:abstractNum w:abstractNumId="27">
+    <w:lvl w:ilvl="0">
+      <w:start w:val="1"/>
+      <w:numFmt w:val="bullet"/>
+      <w:lvlText w:val=""/>
+      <w:lvlJc w:val="left"/>
+      <w:pPr>
+        <w:tabs>
+          <w:tab w:val="num" w:pos="0"/>
+        </w:tabs>
+        <w:ind w:left="720" w:hanging="360"/>
+      </w:pPr>
+      <w:rPr>
+        <w:rFonts w:ascii="Wingdings" w:hAnsi="Wingdings" w:cs="Wingdings" w:hint="default"/>
+      </w:rPr>
+    </w:lvl>
+    <w:lvl w:ilvl="1">
+      <w:start w:val="1"/>
+      <w:numFmt w:val="bullet"/>
+      <w:lvlText w:val=""/>
+      <w:lvlJc w:val="left"/>
+      <w:pPr>
+        <w:tabs>
+          <w:tab w:val="num" w:pos="0"/>
+        </w:tabs>
+        <w:ind w:left="1440" w:hanging="360"/>
+      </w:pPr>
+      <w:rPr>
+        <w:rFonts w:ascii="Wingdings 2" w:hAnsi="Wingdings 2" w:cs="Wingdings 2" w:hint="default"/>
+      </w:rPr>
+    </w:lvl>
+    <w:lvl w:ilvl="2">
+      <w:start w:val="1"/>
+      <w:numFmt w:val="bullet"/>
+      <w:lvlText w:val="■"/>
+      <w:lvlJc w:val="left"/>
+      <w:pPr>
+        <w:tabs>
+          <w:tab w:val="num" w:pos="0"/>
+        </w:tabs>
+        <w:ind w:left="2160" w:hanging="360"/>
+      </w:pPr>
+      <w:rPr>
+        <w:rFonts w:ascii="OpenSymbol" w:hAnsi="OpenSymbol" w:cs="OpenSymbol" w:hint="default"/>
+      </w:rPr>
+    </w:lvl>
+    <w:lvl w:ilvl="3">
+      <w:start w:val="1"/>
+      <w:numFmt w:val="bullet"/>
+      <w:lvlText w:val=""/>
+      <w:lvlJc w:val="left"/>
+      <w:pPr>
+        <w:tabs>
+          <w:tab w:val="num" w:pos="0"/>
+        </w:tabs>
+        <w:ind w:left="2880" w:hanging="360"/>
+      </w:pPr>
+      <w:rPr>
+        <w:rFonts w:ascii="Wingdings" w:hAnsi="Wingdings" w:cs="Wingdings" w:hint="default"/>
+      </w:rPr>
+    </w:lvl>
+    <w:lvl w:ilvl="4">
+      <w:start w:val="1"/>
+      <w:numFmt w:val="bullet"/>
+      <w:lvlText w:val=""/>
+      <w:lvlJc w:val="left"/>
+      <w:pPr>
+        <w:tabs>
+          <w:tab w:val="num" w:pos="0"/>
+        </w:tabs>
+        <w:ind w:left="3600" w:hanging="360"/>
+      </w:pPr>
+      <w:rPr>
+        <w:rFonts w:ascii="Wingdings 2" w:hAnsi="Wingdings 2" w:cs="Wingdings 2" w:hint="default"/>
+      </w:rPr>
+    </w:lvl>
+    <w:lvl w:ilvl="5">
+      <w:start w:val="1"/>
+      <w:numFmt w:val="bullet"/>
+      <w:lvlText w:val="■"/>
+      <w:lvlJc w:val="left"/>
+      <w:pPr>
+        <w:tabs>
+          <w:tab w:val="num" w:pos="0"/>
+        </w:tabs>
+        <w:ind w:left="4320" w:hanging="360"/>
+      </w:pPr>
+      <w:rPr>
+        <w:rFonts w:ascii="OpenSymbol" w:hAnsi="OpenSymbol" w:cs="OpenSymbol" w:hint="default"/>
+      </w:rPr>
+    </w:lvl>
+    <w:lvl w:ilvl="6">
+      <w:start w:val="1"/>
+      <w:numFmt w:val="bullet"/>
+      <w:lvlText w:val=""/>
+      <w:lvlJc w:val="left"/>
+      <w:pPr>
+        <w:tabs>
+          <w:tab w:val="num" w:pos="0"/>
+        </w:tabs>
+        <w:ind w:left="5040" w:hanging="360"/>
+      </w:pPr>
+      <w:rPr>
+        <w:rFonts w:ascii="Wingdings" w:hAnsi="Wingdings" w:cs="Wingdings" w:hint="default"/>
+      </w:rPr>
+    </w:lvl>
+    <w:lvl w:ilvl="7">
+      <w:start w:val="1"/>
+      <w:numFmt w:val="bullet"/>
+      <w:lvlText w:val=""/>
+      <w:lvlJc w:val="left"/>
+      <w:pPr>
+        <w:tabs>
+          <w:tab w:val="num" w:pos="0"/>
+        </w:tabs>
+        <w:ind w:left="5760" w:hanging="360"/>
+      </w:pPr>
+      <w:rPr>
+        <w:rFonts w:ascii="Wingdings" w:hAnsi="Wingdings" w:cs="Wingdings" w:hint="default"/>
+      </w:rPr>
+    </w:lvl>
+    <w:lvl w:ilvl="8">
+      <w:start w:val="1"/>
+      <w:numFmt w:val="bullet"/>
+      <w:lvlText w:val=""/>
+      <w:lvlJc w:val="left"/>
+      <w:pPr>
+        <w:tabs>
+          <w:tab w:val="num" w:pos="0"/>
+        </w:tabs>
+        <w:ind w:left="6480" w:hanging="360"/>
+      </w:pPr>
+      <w:rPr>
+        <w:rFonts w:ascii="Wingdings" w:hAnsi="Wingdings" w:cs="Wingdings" w:hint="default"/>
+      </w:rPr>
+    </w:lvl>
+  </w:abstractNum>
+  <w:abstractNum w:abstractNumId="28">
+    <w:lvl w:ilvl="0">
+      <w:start w:val="1"/>
+      <w:numFmt w:val="bullet"/>
+      <w:lvlText w:val=""/>
+      <w:lvlJc w:val="left"/>
+      <w:pPr>
+        <w:tabs>
+          <w:tab w:val="num" w:pos="0"/>
+        </w:tabs>
+        <w:ind w:left="720" w:hanging="360"/>
+      </w:pPr>
+      <w:rPr>
+        <w:rFonts w:ascii="Wingdings" w:hAnsi="Wingdings" w:cs="Wingdings" w:hint="default"/>
+      </w:rPr>
+    </w:lvl>
+    <w:lvl w:ilvl="1">
+      <w:start w:val="1"/>
+      <w:numFmt w:val="bullet"/>
+      <w:lvlText w:val=""/>
+      <w:lvlJc w:val="left"/>
+      <w:pPr>
+        <w:tabs>
+          <w:tab w:val="num" w:pos="0"/>
+        </w:tabs>
+        <w:ind w:left="1440" w:hanging="360"/>
+      </w:pPr>
+      <w:rPr>
+        <w:rFonts w:ascii="Wingdings 2" w:hAnsi="Wingdings 2" w:cs="Wingdings 2" w:hint="default"/>
+      </w:rPr>
+    </w:lvl>
+    <w:lvl w:ilvl="2">
+      <w:start w:val="1"/>
+      <w:numFmt w:val="bullet"/>
+      <w:lvlText w:val="■"/>
+      <w:lvlJc w:val="left"/>
+      <w:pPr>
+        <w:tabs>
+          <w:tab w:val="num" w:pos="0"/>
+        </w:tabs>
+        <w:ind w:left="2160" w:hanging="360"/>
+      </w:pPr>
+      <w:rPr>
+        <w:rFonts w:ascii="OpenSymbol" w:hAnsi="OpenSymbol" w:cs="OpenSymbol" w:hint="default"/>
+      </w:rPr>
+    </w:lvl>
+    <w:lvl w:ilvl="3">
+      <w:start w:val="1"/>
+      <w:numFmt w:val="bullet"/>
+      <w:lvlText w:val=""/>
+      <w:lvlJc w:val="left"/>
+      <w:pPr>
+        <w:tabs>
+          <w:tab w:val="num" w:pos="0"/>
+        </w:tabs>
+        <w:ind w:left="2880" w:hanging="360"/>
+      </w:pPr>
+      <w:rPr>
+        <w:rFonts w:ascii="Wingdings" w:hAnsi="Wingdings" w:cs="Wingdings" w:hint="default"/>
+      </w:rPr>
+    </w:lvl>
+    <w:lvl w:ilvl="4">
+      <w:start w:val="1"/>
+      <w:numFmt w:val="bullet"/>
+      <w:lvlText w:val=""/>
+      <w:lvlJc w:val="left"/>
+      <w:pPr>
+        <w:tabs>
+          <w:tab w:val="num" w:pos="0"/>
+        </w:tabs>
+        <w:ind w:left="3600" w:hanging="360"/>
+      </w:pPr>
+      <w:rPr>
+        <w:rFonts w:ascii="Wingdings 2" w:hAnsi="Wingdings 2" w:cs="Wingdings 2" w:hint="default"/>
+      </w:rPr>
+    </w:lvl>
+    <w:lvl w:ilvl="5">
+      <w:start w:val="1"/>
+      <w:numFmt w:val="bullet"/>
+      <w:lvlText w:val="■"/>
+      <w:lvlJc w:val="left"/>
+      <w:pPr>
+        <w:tabs>
+          <w:tab w:val="num" w:pos="0"/>
+        </w:tabs>
+        <w:ind w:left="4320" w:hanging="360"/>
+      </w:pPr>
+      <w:rPr>
+        <w:rFonts w:ascii="OpenSymbol" w:hAnsi="OpenSymbol" w:cs="OpenSymbol" w:hint="default"/>
+      </w:rPr>
+    </w:lvl>
+    <w:lvl w:ilvl="6">
+      <w:start w:val="1"/>
+      <w:numFmt w:val="bullet"/>
+      <w:lvlText w:val=""/>
+      <w:lvlJc w:val="left"/>
+      <w:pPr>
+        <w:tabs>
+          <w:tab w:val="num" w:pos="0"/>
+        </w:tabs>
+        <w:ind w:left="5040" w:hanging="360"/>
+      </w:pPr>
+      <w:rPr>
+        <w:rFonts w:ascii="Wingdings" w:hAnsi="Wingdings" w:cs="Wingdings" w:hint="default"/>
+      </w:rPr>
+    </w:lvl>
+    <w:lvl w:ilvl="7">
+      <w:start w:val="1"/>
+      <w:numFmt w:val="bullet"/>
+      <w:lvlText w:val=""/>
+      <w:lvlJc w:val="left"/>
+      <w:pPr>
+        <w:tabs>
+          <w:tab w:val="num" w:pos="0"/>
+        </w:tabs>
+        <w:ind w:left="5760" w:hanging="360"/>
+      </w:pPr>
+      <w:rPr>
+        <w:rFonts w:ascii="Wingdings" w:hAnsi="Wingdings" w:cs="Wingdings" w:hint="default"/>
+      </w:rPr>
+    </w:lvl>
+    <w:lvl w:ilvl="8">
+      <w:start w:val="1"/>
+      <w:numFmt w:val="bullet"/>
+      <w:lvlText w:val=""/>
+      <w:lvlJc w:val="left"/>
+      <w:pPr>
+        <w:tabs>
+          <w:tab w:val="num" w:pos="0"/>
+        </w:tabs>
+        <w:ind w:left="6480" w:hanging="360"/>
+      </w:pPr>
+      <w:rPr>
+        <w:rFonts w:ascii="Wingdings" w:hAnsi="Wingdings" w:cs="Wingdings" w:hint="default"/>
+      </w:rPr>
+    </w:lvl>
+  </w:abstractNum>
+  <w:abstractNum w:abstractNumId="29">
+    <w:lvl w:ilvl="0">
+      <w:start w:val="1"/>
+      <w:numFmt w:val="bullet"/>
+      <w:lvlText w:val=""/>
+      <w:lvlJc w:val="left"/>
+      <w:pPr>
+        <w:tabs>
+          <w:tab w:val="num" w:pos="0"/>
+        </w:tabs>
+        <w:ind w:left="720" w:hanging="360"/>
+      </w:pPr>
+      <w:rPr>
+        <w:rFonts w:ascii="Wingdings" w:hAnsi="Wingdings" w:cs="Wingdings" w:hint="default"/>
+      </w:rPr>
+    </w:lvl>
+    <w:lvl w:ilvl="1">
+      <w:start w:val="1"/>
+      <w:numFmt w:val="bullet"/>
+      <w:lvlText w:val=""/>
+      <w:lvlJc w:val="left"/>
+      <w:pPr>
+        <w:tabs>
+          <w:tab w:val="num" w:pos="0"/>
+        </w:tabs>
+        <w:ind w:left="1440" w:hanging="360"/>
+      </w:pPr>
+      <w:rPr>
+        <w:rFonts w:ascii="Wingdings 2" w:hAnsi="Wingdings 2" w:cs="Wingdings 2" w:hint="default"/>
+      </w:rPr>
+    </w:lvl>
+    <w:lvl w:ilvl="2">
+      <w:start w:val="1"/>
+      <w:numFmt w:val="bullet"/>
+      <w:lvlText w:val="■"/>
+      <w:lvlJc w:val="left"/>
+      <w:pPr>
+        <w:tabs>
+          <w:tab w:val="num" w:pos="0"/>
+        </w:tabs>
+        <w:ind w:left="2160" w:hanging="360"/>
+      </w:pPr>
+      <w:rPr>
+        <w:rFonts w:ascii="OpenSymbol" w:hAnsi="OpenSymbol" w:cs="OpenSymbol" w:hint="default"/>
+      </w:rPr>
+    </w:lvl>
+    <w:lvl w:ilvl="3">
+      <w:start w:val="1"/>
+      <w:numFmt w:val="bullet"/>
+      <w:lvlText w:val=""/>
+      <w:lvlJc w:val="left"/>
+      <w:pPr>
+        <w:tabs>
+          <w:tab w:val="num" w:pos="0"/>
+        </w:tabs>
+        <w:ind w:left="2880" w:hanging="360"/>
+      </w:pPr>
+      <w:rPr>
+        <w:rFonts w:ascii="Wingdings" w:hAnsi="Wingdings" w:cs="Wingdings" w:hint="default"/>
+      </w:rPr>
+    </w:lvl>
+    <w:lvl w:ilvl="4">
+      <w:start w:val="1"/>
+      <w:numFmt w:val="bullet"/>
+      <w:lvlText w:val=""/>
+      <w:lvlJc w:val="left"/>
+      <w:pPr>
+        <w:tabs>
+          <w:tab w:val="num" w:pos="0"/>
+        </w:tabs>
+        <w:ind w:left="3600" w:hanging="360"/>
+      </w:pPr>
+      <w:rPr>
+        <w:rFonts w:ascii="Wingdings 2" w:hAnsi="Wingdings 2" w:cs="Wingdings 2" w:hint="default"/>
+      </w:rPr>
+    </w:lvl>
+    <w:lvl w:ilvl="5">
+      <w:start w:val="1"/>
+      <w:numFmt w:val="bullet"/>
+      <w:lvlText w:val="■"/>
+      <w:lvlJc w:val="left"/>
+      <w:pPr>
+        <w:tabs>
+          <w:tab w:val="num" w:pos="0"/>
+        </w:tabs>
+        <w:ind w:left="4320" w:hanging="360"/>
+      </w:pPr>
+      <w:rPr>
+        <w:rFonts w:ascii="OpenSymbol" w:hAnsi="OpenSymbol" w:cs="OpenSymbol" w:hint="default"/>
+      </w:rPr>
+    </w:lvl>
+    <w:lvl w:ilvl="6">
+      <w:start w:val="1"/>
+      <w:numFmt w:val="bullet"/>
+      <w:lvlText w:val=""/>
+      <w:lvlJc w:val="left"/>
+      <w:pPr>
+        <w:tabs>
+          <w:tab w:val="num" w:pos="0"/>
+        </w:tabs>
+        <w:ind w:left="5040" w:hanging="360"/>
+      </w:pPr>
+      <w:rPr>
+        <w:rFonts w:ascii="Wingdings" w:hAnsi="Wingdings" w:cs="Wingdings" w:hint="default"/>
+      </w:rPr>
+    </w:lvl>
+    <w:lvl w:ilvl="7">
+      <w:start w:val="1"/>
+      <w:numFmt w:val="bullet"/>
+      <w:lvlText w:val=""/>
+      <w:lvlJc w:val="left"/>
+      <w:pPr>
+        <w:tabs>
+          <w:tab w:val="num" w:pos="0"/>
+        </w:tabs>
+        <w:ind w:left="5760" w:hanging="360"/>
+      </w:pPr>
+      <w:rPr>
+        <w:rFonts w:ascii="Wingdings" w:hAnsi="Wingdings" w:cs="Wingdings" w:hint="default"/>
+      </w:rPr>
+    </w:lvl>
+    <w:lvl w:ilvl="8">
+      <w:start w:val="1"/>
+      <w:numFmt w:val="bullet"/>
+      <w:lvlText w:val=""/>
+      <w:lvlJc w:val="left"/>
+      <w:pPr>
+        <w:tabs>
+          <w:tab w:val="num" w:pos="0"/>
+        </w:tabs>
+        <w:ind w:left="6480" w:hanging="360"/>
+      </w:pPr>
+      <w:rPr>
+        <w:rFonts w:ascii="Wingdings" w:hAnsi="Wingdings" w:cs="Wingdings" w:hint="default"/>
+      </w:rPr>
+    </w:lvl>
+  </w:abstractNum>
+  <w:abstractNum w:abstractNumId="30">
+    <w:lvl w:ilvl="0">
+      <w:start w:val="1"/>
+      <w:numFmt w:val="bullet"/>
+      <w:lvlText w:val=""/>
+      <w:lvlJc w:val="left"/>
+      <w:pPr>
+        <w:tabs>
+          <w:tab w:val="num" w:pos="0"/>
+        </w:tabs>
+        <w:ind w:left="720" w:hanging="360"/>
+      </w:pPr>
+      <w:rPr>
+        <w:rFonts w:ascii="Wingdings" w:hAnsi="Wingdings" w:cs="Wingdings" w:hint="default"/>
+      </w:rPr>
+    </w:lvl>
+    <w:lvl w:ilvl="1">
+      <w:start w:val="1"/>
+      <w:numFmt w:val="bullet"/>
+      <w:lvlText w:val=""/>
+      <w:lvlJc w:val="left"/>
+      <w:pPr>
+        <w:tabs>
+          <w:tab w:val="num" w:pos="0"/>
+        </w:tabs>
+        <w:ind w:left="1440" w:hanging="360"/>
+      </w:pPr>
+      <w:rPr>
+        <w:rFonts w:ascii="Wingdings 2" w:hAnsi="Wingdings 2" w:cs="Wingdings 2" w:hint="default"/>
+      </w:rPr>
+    </w:lvl>
+    <w:lvl w:ilvl="2">
+      <w:start w:val="1"/>
+      <w:numFmt w:val="bullet"/>
+      <w:lvlText w:val="■"/>
+      <w:lvlJc w:val="left"/>
+      <w:pPr>
+        <w:tabs>
+          <w:tab w:val="num" w:pos="0"/>
+        </w:tabs>
+        <w:ind w:left="2160" w:hanging="360"/>
+      </w:pPr>
+      <w:rPr>
+        <w:rFonts w:ascii="OpenSymbol" w:hAnsi="OpenSymbol" w:cs="OpenSymbol" w:hint="default"/>
+      </w:rPr>
+    </w:lvl>
+    <w:lvl w:ilvl="3">
+      <w:start w:val="1"/>
+      <w:numFmt w:val="bullet"/>
+      <w:lvlText w:val=""/>
+      <w:lvlJc w:val="left"/>
+      <w:pPr>
+        <w:tabs>
+          <w:tab w:val="num" w:pos="0"/>
+        </w:tabs>
+        <w:ind w:left="2880" w:hanging="360"/>
+      </w:pPr>
+      <w:rPr>
+        <w:rFonts w:ascii="Wingdings" w:hAnsi="Wingdings" w:cs="Wingdings" w:hint="default"/>
+      </w:rPr>
+    </w:lvl>
+    <w:lvl w:ilvl="4">
+      <w:start w:val="1"/>
+      <w:numFmt w:val="bullet"/>
+      <w:lvlText w:val=""/>
+      <w:lvlJc w:val="left"/>
+      <w:pPr>
+        <w:tabs>
+          <w:tab w:val="num" w:pos="0"/>
+        </w:tabs>
+        <w:ind w:left="3600" w:hanging="360"/>
+      </w:pPr>
+      <w:rPr>
+        <w:rFonts w:ascii="Wingdings 2" w:hAnsi="Wingdings 2" w:cs="Wingdings 2" w:hint="default"/>
+      </w:rPr>
+    </w:lvl>
+    <w:lvl w:ilvl="5">
+      <w:start w:val="1"/>
+      <w:numFmt w:val="bullet"/>
+      <w:lvlText w:val="■"/>
+      <w:lvlJc w:val="left"/>
+      <w:pPr>
+        <w:tabs>
+          <w:tab w:val="num" w:pos="0"/>
+        </w:tabs>
+        <w:ind w:left="4320" w:hanging="360"/>
+      </w:pPr>
+      <w:rPr>
+        <w:rFonts w:ascii="OpenSymbol" w:hAnsi="OpenSymbol" w:cs="OpenSymbol" w:hint="default"/>
+      </w:rPr>
+    </w:lvl>
+    <w:lvl w:ilvl="6">
+      <w:start w:val="1"/>
+      <w:numFmt w:val="bullet"/>
+      <w:lvlText w:val=""/>
+      <w:lvlJc w:val="left"/>
+      <w:pPr>
+        <w:tabs>
+          <w:tab w:val="num" w:pos="0"/>
+        </w:tabs>
+        <w:ind w:left="5040" w:hanging="360"/>
+      </w:pPr>
+      <w:rPr>
+        <w:rFonts w:ascii="Wingdings" w:hAnsi="Wingdings" w:cs="Wingdings" w:hint="default"/>
+      </w:rPr>
+    </w:lvl>
+    <w:lvl w:ilvl="7">
+      <w:start w:val="1"/>
+      <w:numFmt w:val="bullet"/>
+      <w:lvlText w:val=""/>
+      <w:lvlJc w:val="left"/>
+      <w:pPr>
+        <w:tabs>
+          <w:tab w:val="num" w:pos="0"/>
+        </w:tabs>
+        <w:ind w:left="5760" w:hanging="360"/>
+      </w:pPr>
+      <w:rPr>
+        <w:rFonts w:ascii="Wingdings" w:hAnsi="Wingdings" w:cs="Wingdings" w:hint="default"/>
+      </w:rPr>
+    </w:lvl>
+    <w:lvl w:ilvl="8">
+      <w:start w:val="1"/>
+      <w:numFmt w:val="bullet"/>
+      <w:lvlText w:val=""/>
+      <w:lvlJc w:val="left"/>
+      <w:pPr>
+        <w:tabs>
+          <w:tab w:val="num" w:pos="0"/>
+        </w:tabs>
+        <w:ind w:left="6480" w:hanging="360"/>
+      </w:pPr>
+      <w:rPr>
+        <w:rFonts w:ascii="Wingdings" w:hAnsi="Wingdings" w:cs="Wingdings" w:hint="default"/>
+      </w:rPr>
+    </w:lvl>
+  </w:abstractNum>
+  <w:abstractNum w:abstractNumId="31">
+    <w:lvl w:ilvl="0">
+      <w:start w:val="1"/>
+      <w:numFmt w:val="bullet"/>
+      <w:lvlText w:val=""/>
+      <w:lvlJc w:val="left"/>
+      <w:pPr>
+        <w:tabs>
+          <w:tab w:val="num" w:pos="0"/>
+        </w:tabs>
+        <w:ind w:left="720" w:hanging="360"/>
+      </w:pPr>
+      <w:rPr>
+        <w:rFonts w:ascii="Wingdings" w:hAnsi="Wingdings" w:cs="Wingdings" w:hint="default"/>
+      </w:rPr>
+    </w:lvl>
+    <w:lvl w:ilvl="1">
+      <w:start w:val="1"/>
+      <w:numFmt w:val="bullet"/>
+      <w:lvlText w:val=""/>
+      <w:lvlJc w:val="left"/>
+      <w:pPr>
+        <w:tabs>
+          <w:tab w:val="num" w:pos="0"/>
+        </w:tabs>
+        <w:ind w:left="1440" w:hanging="360"/>
+      </w:pPr>
+      <w:rPr>
+        <w:rFonts w:ascii="Wingdings 2" w:hAnsi="Wingdings 2" w:cs="Wingdings 2" w:hint="default"/>
+      </w:rPr>
+    </w:lvl>
+    <w:lvl w:ilvl="2">
+      <w:start w:val="1"/>
+      <w:numFmt w:val="bullet"/>
+      <w:lvlText w:val="■"/>
+      <w:lvlJc w:val="left"/>
+      <w:pPr>
+        <w:tabs>
+          <w:tab w:val="num" w:pos="0"/>
+        </w:tabs>
+        <w:ind w:left="2160" w:hanging="360"/>
+      </w:pPr>
+      <w:rPr>
+        <w:rFonts w:ascii="OpenSymbol" w:hAnsi="OpenSymbol" w:cs="OpenSymbol" w:hint="default"/>
+      </w:rPr>
+    </w:lvl>
+    <w:lvl w:ilvl="3">
+      <w:start w:val="1"/>
+      <w:numFmt w:val="bullet"/>
+      <w:lvlText w:val=""/>
+      <w:lvlJc w:val="left"/>
+      <w:pPr>
+        <w:tabs>
+          <w:tab w:val="num" w:pos="0"/>
+        </w:tabs>
+        <w:ind w:left="2880" w:hanging="360"/>
+      </w:pPr>
+      <w:rPr>
+        <w:rFonts w:ascii="Wingdings" w:hAnsi="Wingdings" w:cs="Wingdings" w:hint="default"/>
+      </w:rPr>
+    </w:lvl>
+    <w:lvl w:ilvl="4">
+      <w:start w:val="1"/>
+      <w:numFmt w:val="bullet"/>
+      <w:lvlText w:val=""/>
+      <w:lvlJc w:val="left"/>
+      <w:pPr>
+        <w:tabs>
+          <w:tab w:val="num" w:pos="0"/>
+        </w:tabs>
+        <w:ind w:left="3600" w:hanging="360"/>
+      </w:pPr>
+      <w:rPr>
+        <w:rFonts w:ascii="Wingdings 2" w:hAnsi="Wingdings 2" w:cs="Wingdings 2" w:hint="default"/>
+      </w:rPr>
+    </w:lvl>
+    <w:lvl w:ilvl="5">
+      <w:start w:val="1"/>
+      <w:numFmt w:val="bullet"/>
+      <w:lvlText w:val="■"/>
+      <w:lvlJc w:val="left"/>
+      <w:pPr>
+        <w:tabs>
+          <w:tab w:val="num" w:pos="0"/>
+        </w:tabs>
+        <w:ind w:left="4320" w:hanging="360"/>
+      </w:pPr>
+      <w:rPr>
+        <w:rFonts w:ascii="OpenSymbol" w:hAnsi="OpenSymbol" w:cs="OpenSymbol" w:hint="default"/>
+      </w:rPr>
+    </w:lvl>
+    <w:lvl w:ilvl="6">
+      <w:start w:val="1"/>
+      <w:numFmt w:val="bullet"/>
+      <w:lvlText w:val=""/>
+      <w:lvlJc w:val="left"/>
+      <w:pPr>
+        <w:tabs>
+          <w:tab w:val="num" w:pos="0"/>
+        </w:tabs>
+        <w:ind w:left="5040" w:hanging="360"/>
+      </w:pPr>
+      <w:rPr>
+        <w:rFonts w:ascii="Wingdings" w:hAnsi="Wingdings" w:cs="Wingdings" w:hint="default"/>
+      </w:rPr>
+    </w:lvl>
+    <w:lvl w:ilvl="7">
+      <w:start w:val="1"/>
+      <w:numFmt w:val="bullet"/>
+      <w:lvlText w:val=""/>
+      <w:lvlJc w:val="left"/>
+      <w:pPr>
+        <w:tabs>
+          <w:tab w:val="num" w:pos="0"/>
+        </w:tabs>
+        <w:ind w:left="5760" w:hanging="360"/>
+      </w:pPr>
+      <w:rPr>
+        <w:rFonts w:ascii="Wingdings" w:hAnsi="Wingdings" w:cs="Wingdings" w:hint="default"/>
+      </w:rPr>
+    </w:lvl>
+    <w:lvl w:ilvl="8">
+      <w:start w:val="1"/>
+      <w:numFmt w:val="bullet"/>
+      <w:lvlText w:val=""/>
+      <w:lvlJc w:val="left"/>
+      <w:pPr>
+        <w:tabs>
+          <w:tab w:val="num" w:pos="0"/>
+        </w:tabs>
+        <w:ind w:left="6480" w:hanging="360"/>
+      </w:pPr>
+      <w:rPr>
+        <w:rFonts w:ascii="Wingdings" w:hAnsi="Wingdings" w:cs="Wingdings" w:hint="default"/>
+      </w:rPr>
+    </w:lvl>
+  </w:abstractNum>
+  <w:abstractNum w:abstractNumId="32">
+    <w:lvl w:ilvl="0">
+      <w:start w:val="1"/>
+      <w:numFmt w:val="bullet"/>
+      <w:lvlText w:val=""/>
+      <w:lvlJc w:val="left"/>
+      <w:pPr>
+        <w:tabs>
+          <w:tab w:val="num" w:pos="0"/>
+        </w:tabs>
+        <w:ind w:left="720" w:hanging="360"/>
+      </w:pPr>
+      <w:rPr>
+        <w:rFonts w:ascii="Wingdings" w:hAnsi="Wingdings" w:cs="Wingdings" w:hint="default"/>
+      </w:rPr>
+    </w:lvl>
+    <w:lvl w:ilvl="1">
+      <w:start w:val="1"/>
+      <w:numFmt w:val="bullet"/>
+      <w:lvlText w:val=""/>
+      <w:lvlJc w:val="left"/>
+      <w:pPr>
+        <w:tabs>
+          <w:tab w:val="num" w:pos="0"/>
+        </w:tabs>
+        <w:ind w:left="1440" w:hanging="360"/>
+      </w:pPr>
+      <w:rPr>
+        <w:rFonts w:ascii="Wingdings 2" w:hAnsi="Wingdings 2" w:cs="Wingdings 2" w:hint="default"/>
+      </w:rPr>
+    </w:lvl>
+    <w:lvl w:ilvl="2">
+      <w:start w:val="1"/>
+      <w:numFmt w:val="bullet"/>
+      <w:lvlText w:val="■"/>
+      <w:lvlJc w:val="left"/>
+      <w:pPr>
+        <w:tabs>
+          <w:tab w:val="num" w:pos="0"/>
+        </w:tabs>
+        <w:ind w:left="2160" w:hanging="360"/>
+      </w:pPr>
+      <w:rPr>
+        <w:rFonts w:ascii="OpenSymbol" w:hAnsi="OpenSymbol" w:cs="OpenSymbol" w:hint="default"/>
+      </w:rPr>
+    </w:lvl>
+    <w:lvl w:ilvl="3">
+      <w:start w:val="1"/>
+      <w:numFmt w:val="bullet"/>
+      <w:lvlText w:val=""/>
+      <w:lvlJc w:val="left"/>
+      <w:pPr>
+        <w:tabs>
+          <w:tab w:val="num" w:pos="0"/>
+        </w:tabs>
+        <w:ind w:left="2880" w:hanging="360"/>
+      </w:pPr>
+      <w:rPr>
+        <w:rFonts w:ascii="Wingdings" w:hAnsi="Wingdings" w:cs="Wingdings" w:hint="default"/>
+      </w:rPr>
+    </w:lvl>
+    <w:lvl w:ilvl="4">
+      <w:start w:val="1"/>
+      <w:numFmt w:val="bullet"/>
+      <w:lvlText w:val=""/>
+      <w:lvlJc w:val="left"/>
+      <w:pPr>
+        <w:tabs>
+          <w:tab w:val="num" w:pos="0"/>
+        </w:tabs>
+        <w:ind w:left="3600" w:hanging="360"/>
+      </w:pPr>
+      <w:rPr>
+        <w:rFonts w:ascii="Wingdings 2" w:hAnsi="Wingdings 2" w:cs="Wingdings 2" w:hint="default"/>
+      </w:rPr>
+    </w:lvl>
+    <w:lvl w:ilvl="5">
+      <w:start w:val="1"/>
+      <w:numFmt w:val="bullet"/>
+      <w:lvlText w:val="■"/>
+      <w:lvlJc w:val="left"/>
+      <w:pPr>
+        <w:tabs>
+          <w:tab w:val="num" w:pos="0"/>
+        </w:tabs>
+        <w:ind w:left="4320" w:hanging="360"/>
+      </w:pPr>
+      <w:rPr>
+        <w:rFonts w:ascii="OpenSymbol" w:hAnsi="OpenSymbol" w:cs="OpenSymbol" w:hint="default"/>
+      </w:rPr>
+    </w:lvl>
+    <w:lvl w:ilvl="6">
+      <w:start w:val="1"/>
+      <w:numFmt w:val="bullet"/>
+      <w:lvlText w:val=""/>
+      <w:lvlJc w:val="left"/>
+      <w:pPr>
+        <w:tabs>
+          <w:tab w:val="num" w:pos="0"/>
+        </w:tabs>
+        <w:ind w:left="5040" w:hanging="360"/>
+      </w:pPr>
+      <w:rPr>
+        <w:rFonts w:ascii="Wingdings" w:hAnsi="Wingdings" w:cs="Wingdings" w:hint="default"/>
+      </w:rPr>
+    </w:lvl>
+    <w:lvl w:ilvl="7">
+      <w:start w:val="1"/>
+      <w:numFmt w:val="bullet"/>
+      <w:lvlText w:val=""/>
+      <w:lvlJc w:val="left"/>
+      <w:pPr>
+        <w:tabs>
+          <w:tab w:val="num" w:pos="0"/>
+        </w:tabs>
+        <w:ind w:left="5760" w:hanging="360"/>
+      </w:pPr>
+      <w:rPr>
+        <w:rFonts w:ascii="Wingdings" w:hAnsi="Wingdings" w:cs="Wingdings" w:hint="default"/>
+      </w:rPr>
+    </w:lvl>
+    <w:lvl w:ilvl="8">
+      <w:start w:val="1"/>
+      <w:numFmt w:val="bullet"/>
+      <w:lvlText w:val=""/>
+      <w:lvlJc w:val="left"/>
+      <w:pPr>
+        <w:tabs>
+          <w:tab w:val="num" w:pos="0"/>
+        </w:tabs>
+        <w:ind w:left="6480" w:hanging="360"/>
+      </w:pPr>
+      <w:rPr>
+        <w:rFonts w:ascii="Wingdings" w:hAnsi="Wingdings" w:cs="Wingdings" w:hint="default"/>
+      </w:rPr>
+    </w:lvl>
+  </w:abstractNum>
+  <w:abstractNum w:abstractNumId="33">
+    <w:lvl w:ilvl="0">
+      <w:start w:val="1"/>
+      <w:numFmt w:val="bullet"/>
+      <w:lvlText w:val=""/>
+      <w:lvlJc w:val="left"/>
+      <w:pPr>
+        <w:tabs>
+          <w:tab w:val="num" w:pos="0"/>
+        </w:tabs>
+        <w:ind w:left="720" w:hanging="360"/>
+      </w:pPr>
+      <w:rPr>
+        <w:rFonts w:ascii="Wingdings" w:hAnsi="Wingdings" w:cs="Wingdings" w:hint="default"/>
+      </w:rPr>
+    </w:lvl>
+    <w:lvl w:ilvl="1">
+      <w:start w:val="1"/>
+      <w:numFmt w:val="bullet"/>
+      <w:lvlText w:val=""/>
+      <w:lvlJc w:val="left"/>
+      <w:pPr>
+        <w:tabs>
+          <w:tab w:val="num" w:pos="0"/>
+        </w:tabs>
+        <w:ind w:left="1440" w:hanging="360"/>
+      </w:pPr>
+      <w:rPr>
+        <w:rFonts w:ascii="Wingdings 2" w:hAnsi="Wingdings 2" w:cs="Wingdings 2" w:hint="default"/>
+      </w:rPr>
+    </w:lvl>
+    <w:lvl w:ilvl="2">
+      <w:start w:val="1"/>
+      <w:numFmt w:val="bullet"/>
+      <w:lvlText w:val="■"/>
+      <w:lvlJc w:val="left"/>
+      <w:pPr>
+        <w:tabs>
+          <w:tab w:val="num" w:pos="0"/>
+        </w:tabs>
+        <w:ind w:left="2160" w:hanging="360"/>
+      </w:pPr>
+      <w:rPr>
+        <w:rFonts w:ascii="OpenSymbol" w:hAnsi="OpenSymbol" w:cs="OpenSymbol" w:hint="default"/>
+      </w:rPr>
+    </w:lvl>
+    <w:lvl w:ilvl="3">
+      <w:start w:val="1"/>
+      <w:numFmt w:val="bullet"/>
+      <w:lvlText w:val=""/>
+      <w:lvlJc w:val="left"/>
+      <w:pPr>
+        <w:tabs>
+          <w:tab w:val="num" w:pos="0"/>
+        </w:tabs>
+        <w:ind w:left="2880" w:hanging="360"/>
+      </w:pPr>
+      <w:rPr>
+        <w:rFonts w:ascii="Wingdings" w:hAnsi="Wingdings" w:cs="Wingdings" w:hint="default"/>
+      </w:rPr>
+    </w:lvl>
+    <w:lvl w:ilvl="4">
+      <w:start w:val="1"/>
+      <w:numFmt w:val="bullet"/>
+      <w:lvlText w:val=""/>
+      <w:lvlJc w:val="left"/>
+      <w:pPr>
+        <w:tabs>
+          <w:tab w:val="num" w:pos="0"/>
+        </w:tabs>
+        <w:ind w:left="3600" w:hanging="360"/>
+      </w:pPr>
+      <w:rPr>
+        <w:rFonts w:ascii="Wingdings 2" w:hAnsi="Wingdings 2" w:cs="Wingdings 2" w:hint="default"/>
+      </w:rPr>
+    </w:lvl>
+    <w:lvl w:ilvl="5">
+      <w:start w:val="1"/>
+      <w:numFmt w:val="bullet"/>
+      <w:lvlText w:val="■"/>
+      <w:lvlJc w:val="left"/>
+      <w:pPr>
+        <w:tabs>
+          <w:tab w:val="num" w:pos="0"/>
+        </w:tabs>
+        <w:ind w:left="4320" w:hanging="360"/>
+      </w:pPr>
+      <w:rPr>
+        <w:rFonts w:ascii="OpenSymbol" w:hAnsi="OpenSymbol" w:cs="OpenSymbol" w:hint="default"/>
+      </w:rPr>
+    </w:lvl>
+    <w:lvl w:ilvl="6">
+      <w:start w:val="1"/>
+      <w:numFmt w:val="bullet"/>
+      <w:lvlText w:val=""/>
+      <w:lvlJc w:val="left"/>
+      <w:pPr>
+        <w:tabs>
+          <w:tab w:val="num" w:pos="0"/>
+        </w:tabs>
+        <w:ind w:left="5040" w:hanging="360"/>
+      </w:pPr>
+      <w:rPr>
+        <w:rFonts w:ascii="Wingdings" w:hAnsi="Wingdings" w:cs="Wingdings" w:hint="default"/>
+      </w:rPr>
+    </w:lvl>
+    <w:lvl w:ilvl="7">
+      <w:start w:val="1"/>
+      <w:numFmt w:val="bullet"/>
+      <w:lvlText w:val=""/>
+      <w:lvlJc w:val="left"/>
+      <w:pPr>
+        <w:tabs>
+          <w:tab w:val="num" w:pos="0"/>
+        </w:tabs>
+        <w:ind w:left="5760" w:hanging="360"/>
+      </w:pPr>
+      <w:rPr>
+        <w:rFonts w:ascii="Wingdings" w:hAnsi="Wingdings" w:cs="Wingdings" w:hint="default"/>
+      </w:rPr>
+    </w:lvl>
+    <w:lvl w:ilvl="8">
+      <w:start w:val="1"/>
+      <w:numFmt w:val="bullet"/>
+      <w:lvlText w:val=""/>
+      <w:lvlJc w:val="left"/>
+      <w:pPr>
+        <w:tabs>
+          <w:tab w:val="num" w:pos="0"/>
+        </w:tabs>
+        <w:ind w:left="6480" w:hanging="360"/>
+      </w:pPr>
+      <w:rPr>
+        <w:rFonts w:ascii="Wingdings" w:hAnsi="Wingdings" w:cs="Wingdings" w:hint="default"/>
+      </w:rPr>
+    </w:lvl>
+  </w:abstractNum>
+  <w:abstractNum w:abstractNumId="34">
+    <w:lvl w:ilvl="0">
+      <w:start w:val="1"/>
+      <w:numFmt w:val="bullet"/>
+      <w:lvlText w:val=""/>
+      <w:lvlJc w:val="left"/>
+      <w:pPr>
+        <w:tabs>
+          <w:tab w:val="num" w:pos="0"/>
+        </w:tabs>
+        <w:ind w:left="720" w:hanging="360"/>
+      </w:pPr>
+      <w:rPr>
+        <w:rFonts w:ascii="Wingdings" w:hAnsi="Wingdings" w:cs="Wingdings" w:hint="default"/>
+      </w:rPr>
+    </w:lvl>
+    <w:lvl w:ilvl="1">
+      <w:start w:val="1"/>
+      <w:numFmt w:val="bullet"/>
+      <w:lvlText w:val=""/>
+      <w:lvlJc w:val="left"/>
+      <w:pPr>
+        <w:tabs>
+          <w:tab w:val="num" w:pos="0"/>
+        </w:tabs>
+        <w:ind w:left="1440" w:hanging="360"/>
+      </w:pPr>
+      <w:rPr>
+        <w:rFonts w:ascii="Wingdings 2" w:hAnsi="Wingdings 2" w:cs="Wingdings 2" w:hint="default"/>
+      </w:rPr>
+    </w:lvl>
+    <w:lvl w:ilvl="2">
+      <w:start w:val="1"/>
+      <w:numFmt w:val="bullet"/>
+      <w:lvlText w:val="■"/>
+      <w:lvlJc w:val="left"/>
+      <w:pPr>
+        <w:tabs>
+          <w:tab w:val="num" w:pos="0"/>
+        </w:tabs>
+        <w:ind w:left="2160" w:hanging="360"/>
+      </w:pPr>
+      <w:rPr>
+        <w:rFonts w:ascii="OpenSymbol" w:hAnsi="OpenSymbol" w:cs="OpenSymbol" w:hint="default"/>
+      </w:rPr>
+    </w:lvl>
+    <w:lvl w:ilvl="3">
+      <w:start w:val="1"/>
+      <w:numFmt w:val="bullet"/>
+      <w:lvlText w:val=""/>
+      <w:lvlJc w:val="left"/>
+      <w:pPr>
+        <w:tabs>
+          <w:tab w:val="num" w:pos="0"/>
+        </w:tabs>
+        <w:ind w:left="2880" w:hanging="360"/>
+      </w:pPr>
+      <w:rPr>
+        <w:rFonts w:ascii="Wingdings" w:hAnsi="Wingdings" w:cs="Wingdings" w:hint="default"/>
+      </w:rPr>
+    </w:lvl>
+    <w:lvl w:ilvl="4">
+      <w:start w:val="1"/>
+      <w:numFmt w:val="bullet"/>
+      <w:lvlText w:val=""/>
+      <w:lvlJc w:val="left"/>
+      <w:pPr>
+        <w:tabs>
+          <w:tab w:val="num" w:pos="0"/>
+        </w:tabs>
+        <w:ind w:left="3600" w:hanging="360"/>
+      </w:pPr>
+      <w:rPr>
+        <w:rFonts w:ascii="Wingdings 2" w:hAnsi="Wingdings 2" w:cs="Wingdings 2" w:hint="default"/>
+      </w:rPr>
+    </w:lvl>
+    <w:lvl w:ilvl="5">
+      <w:start w:val="1"/>
+      <w:numFmt w:val="bullet"/>
+      <w:lvlText w:val="■"/>
+      <w:lvlJc w:val="left"/>
+      <w:pPr>
+        <w:tabs>
+          <w:tab w:val="num" w:pos="0"/>
+        </w:tabs>
+        <w:ind w:left="4320" w:hanging="360"/>
+      </w:pPr>
+      <w:rPr>
+        <w:rFonts w:ascii="OpenSymbol" w:hAnsi="OpenSymbol" w:cs="OpenSymbol" w:hint="default"/>
+      </w:rPr>
+    </w:lvl>
+    <w:lvl w:ilvl="6">
+      <w:start w:val="1"/>
+      <w:numFmt w:val="bullet"/>
+      <w:lvlText w:val=""/>
+      <w:lvlJc w:val="left"/>
+      <w:pPr>
+        <w:tabs>
+          <w:tab w:val="num" w:pos="0"/>
+        </w:tabs>
+        <w:ind w:left="5040" w:hanging="360"/>
+      </w:pPr>
+      <w:rPr>
+        <w:rFonts w:ascii="Wingdings" w:hAnsi="Wingdings" w:cs="Wingdings" w:hint="default"/>
+      </w:rPr>
+    </w:lvl>
+    <w:lvl w:ilvl="7">
+      <w:start w:val="1"/>
+      <w:numFmt w:val="bullet"/>
+      <w:lvlText w:val=""/>
+      <w:lvlJc w:val="left"/>
+      <w:pPr>
+        <w:tabs>
+          <w:tab w:val="num" w:pos="0"/>
+        </w:tabs>
+        <w:ind w:left="5760" w:hanging="360"/>
+      </w:pPr>
+      <w:rPr>
+        <w:rFonts w:ascii="Wingdings" w:hAnsi="Wingdings" w:cs="Wingdings" w:hint="default"/>
+      </w:rPr>
+    </w:lvl>
+    <w:lvl w:ilvl="8">
+      <w:start w:val="1"/>
+      <w:numFmt w:val="bullet"/>
+      <w:lvlText w:val=""/>
+      <w:lvlJc w:val="left"/>
+      <w:pPr>
+        <w:tabs>
+          <w:tab w:val="num" w:pos="0"/>
+        </w:tabs>
+        <w:ind w:left="6480" w:hanging="360"/>
+      </w:pPr>
+      <w:rPr>
+        <w:rFonts w:ascii="Wingdings" w:hAnsi="Wingdings" w:cs="Wingdings" w:hint="default"/>
+      </w:rPr>
+    </w:lvl>
+  </w:abstractNum>
+  <w:abstractNum w:abstractNumId="35">
+    <w:lvl w:ilvl="0">
+      <w:start w:val="1"/>
+      <w:numFmt w:val="bullet"/>
+      <w:lvlText w:val=""/>
+      <w:lvlJc w:val="left"/>
+      <w:pPr>
+        <w:tabs>
+          <w:tab w:val="num" w:pos="0"/>
+        </w:tabs>
+        <w:ind w:left="720" w:hanging="360"/>
+      </w:pPr>
+      <w:rPr>
+        <w:rFonts w:ascii="Wingdings" w:hAnsi="Wingdings" w:cs="Wingdings" w:hint="default"/>
+      </w:rPr>
+    </w:lvl>
+    <w:lvl w:ilvl="1">
+      <w:start w:val="1"/>
+      <w:numFmt w:val="bullet"/>
+      <w:lvlText w:val=""/>
+      <w:lvlJc w:val="left"/>
+      <w:pPr>
+        <w:tabs>
+          <w:tab w:val="num" w:pos="0"/>
+        </w:tabs>
+        <w:ind w:left="1440" w:hanging="360"/>
+      </w:pPr>
+      <w:rPr>
+        <w:rFonts w:ascii="Wingdings 2" w:hAnsi="Wingdings 2" w:cs="Wingdings 2" w:hint="default"/>
+      </w:rPr>
+    </w:lvl>
+    <w:lvl w:ilvl="2">
+      <w:start w:val="1"/>
+      <w:numFmt w:val="bullet"/>
+      <w:lvlText w:val="■"/>
+      <w:lvlJc w:val="left"/>
+      <w:pPr>
+        <w:tabs>
+          <w:tab w:val="num" w:pos="0"/>
+        </w:tabs>
+        <w:ind w:left="2160" w:hanging="360"/>
+      </w:pPr>
+      <w:rPr>
+        <w:rFonts w:ascii="OpenSymbol" w:hAnsi="OpenSymbol" w:cs="OpenSymbol" w:hint="default"/>
+      </w:rPr>
+    </w:lvl>
+    <w:lvl w:ilvl="3">
+      <w:start w:val="1"/>
+      <w:numFmt w:val="bullet"/>
+      <w:lvlText w:val=""/>
+      <w:lvlJc w:val="left"/>
+      <w:pPr>
+        <w:tabs>
+          <w:tab w:val="num" w:pos="0"/>
+        </w:tabs>
+        <w:ind w:left="2880" w:hanging="360"/>
+      </w:pPr>
+      <w:rPr>
+        <w:rFonts w:ascii="Wingdings" w:hAnsi="Wingdings" w:cs="Wingdings" w:hint="default"/>
+      </w:rPr>
+    </w:lvl>
+    <w:lvl w:ilvl="4">
+      <w:start w:val="1"/>
+      <w:numFmt w:val="bullet"/>
+      <w:lvlText w:val=""/>
+      <w:lvlJc w:val="left"/>
+      <w:pPr>
+        <w:tabs>
+          <w:tab w:val="num" w:pos="0"/>
+        </w:tabs>
+        <w:ind w:left="3600" w:hanging="360"/>
+      </w:pPr>
+      <w:rPr>
+        <w:rFonts w:ascii="Wingdings 2" w:hAnsi="Wingdings 2" w:cs="Wingdings 2" w:hint="default"/>
+      </w:rPr>
+    </w:lvl>
+    <w:lvl w:ilvl="5">
+      <w:start w:val="1"/>
+      <w:numFmt w:val="bullet"/>
+      <w:lvlText w:val="■"/>
+      <w:lvlJc w:val="left"/>
+      <w:pPr>
+        <w:tabs>
+          <w:tab w:val="num" w:pos="0"/>
+        </w:tabs>
+        <w:ind w:left="4320" w:hanging="360"/>
+      </w:pPr>
+      <w:rPr>
+        <w:rFonts w:ascii="OpenSymbol" w:hAnsi="OpenSymbol" w:cs="OpenSymbol" w:hint="default"/>
+      </w:rPr>
+    </w:lvl>
+    <w:lvl w:ilvl="6">
+      <w:start w:val="1"/>
+      <w:numFmt w:val="bullet"/>
+      <w:lvlText w:val=""/>
+      <w:lvlJc w:val="left"/>
+      <w:pPr>
+        <w:tabs>
+          <w:tab w:val="num" w:pos="0"/>
+        </w:tabs>
+        <w:ind w:left="5040" w:hanging="360"/>
+      </w:pPr>
+      <w:rPr>
+        <w:rFonts w:ascii="Wingdings" w:hAnsi="Wingdings" w:cs="Wingdings" w:hint="default"/>
+      </w:rPr>
+    </w:lvl>
+    <w:lvl w:ilvl="7">
+      <w:start w:val="1"/>
+      <w:numFmt w:val="bullet"/>
+      <w:lvlText w:val=""/>
+      <w:lvlJc w:val="left"/>
+      <w:pPr>
+        <w:tabs>
+          <w:tab w:val="num" w:pos="0"/>
+        </w:tabs>
+        <w:ind w:left="5760" w:hanging="360"/>
+      </w:pPr>
+      <w:rPr>
+        <w:rFonts w:ascii="Wingdings" w:hAnsi="Wingdings" w:cs="Wingdings" w:hint="default"/>
+      </w:rPr>
+    </w:lvl>
+    <w:lvl w:ilvl="8">
+      <w:start w:val="1"/>
+      <w:numFmt w:val="bullet"/>
+      <w:lvlText w:val=""/>
+      <w:lvlJc w:val="left"/>
+      <w:pPr>
+        <w:tabs>
+          <w:tab w:val="num" w:pos="0"/>
+        </w:tabs>
+        <w:ind w:left="6480" w:hanging="360"/>
+      </w:pPr>
+      <w:rPr>
+        <w:rFonts w:ascii="Wingdings" w:hAnsi="Wingdings" w:cs="Wingdings" w:hint="default"/>
+      </w:rPr>
+    </w:lvl>
+  </w:abstractNum>
+  <w:abstractNum w:abstractNumId="36">
+    <w:lvl w:ilvl="0">
+      <w:start w:val="1"/>
       <w:numFmt w:val="none"/>
       <w:suff w:val="nothing"/>
       <w:lvlText w:val=""/>
@@ -9517,112 +15202,211 @@
     <w:abstractNumId w:val="3"/>
   </w:num>
   <w:num w:numId="4">
-    <w:abstractNumId w:val="2"/>
+    <w:abstractNumId w:val="4"/>
+  </w:num>
+  <w:num w:numId="5">
+    <w:abstractNumId w:val="5"/>
+  </w:num>
+  <w:num w:numId="6">
+    <w:abstractNumId w:val="6"/>
+  </w:num>
+  <w:num w:numId="7">
+    <w:abstractNumId w:val="7"/>
+  </w:num>
+  <w:num w:numId="8">
+    <w:abstractNumId w:val="8"/>
+  </w:num>
+  <w:num w:numId="9">
+    <w:abstractNumId w:val="9"/>
+  </w:num>
+  <w:num w:numId="10">
+    <w:abstractNumId w:val="10"/>
+  </w:num>
+  <w:num w:numId="11">
+    <w:abstractNumId w:val="11"/>
+  </w:num>
+  <w:num w:numId="12">
+    <w:abstractNumId w:val="12"/>
+  </w:num>
+  <w:num w:numId="13">
+    <w:abstractNumId w:val="13"/>
+  </w:num>
+  <w:num w:numId="14">
+    <w:abstractNumId w:val="14"/>
+  </w:num>
+  <w:num w:numId="15">
+    <w:abstractNumId w:val="15"/>
+  </w:num>
+  <w:num w:numId="16">
+    <w:abstractNumId w:val="16"/>
+  </w:num>
+  <w:num w:numId="17">
+    <w:abstractNumId w:val="17"/>
+  </w:num>
+  <w:num w:numId="18">
+    <w:abstractNumId w:val="18"/>
+  </w:num>
+  <w:num w:numId="19">
+    <w:abstractNumId w:val="19"/>
+  </w:num>
+  <w:num w:numId="20">
+    <w:abstractNumId w:val="20"/>
+  </w:num>
+  <w:num w:numId="21">
+    <w:abstractNumId w:val="21"/>
+  </w:num>
+  <w:num w:numId="22">
+    <w:abstractNumId w:val="22"/>
+  </w:num>
+  <w:num w:numId="23">
+    <w:abstractNumId w:val="23"/>
+  </w:num>
+  <w:num w:numId="24">
+    <w:abstractNumId w:val="24"/>
+  </w:num>
+  <w:num w:numId="25">
+    <w:abstractNumId w:val="25"/>
+  </w:num>
+  <w:num w:numId="26">
+    <w:abstractNumId w:val="26"/>
+  </w:num>
+  <w:num w:numId="27">
+    <w:abstractNumId w:val="27"/>
+  </w:num>
+  <w:num w:numId="28">
+    <w:abstractNumId w:val="28"/>
+  </w:num>
+  <w:num w:numId="29">
+    <w:abstractNumId w:val="29"/>
+  </w:num>
+  <w:num w:numId="30">
+    <w:abstractNumId w:val="30"/>
+  </w:num>
+  <w:num w:numId="31">
+    <w:abstractNumId w:val="31"/>
+  </w:num>
+  <w:num w:numId="32">
+    <w:abstractNumId w:val="32"/>
+  </w:num>
+  <w:num w:numId="33">
+    <w:abstractNumId w:val="33"/>
+  </w:num>
+  <w:num w:numId="34">
+    <w:abstractNumId w:val="34"/>
+  </w:num>
+  <w:num w:numId="35">
+    <w:abstractNumId w:val="35"/>
+  </w:num>
+  <w:num w:numId="36">
+    <w:abstractNumId w:val="36"/>
+  </w:num>
+  <w:num w:numId="37">
+    <w:abstractNumId w:val="1"/>
     <w:lvlOverride w:ilvl="0">
       <w:startOverride w:val="1"/>
     </w:lvlOverride>
   </w:num>
-  <w:num w:numId="5">
-    <w:abstractNumId w:val="2"/>
+  <w:num w:numId="38">
+    <w:abstractNumId w:val="1"/>
   </w:num>
-  <w:num w:numId="6">
-    <w:abstractNumId w:val="2"/>
+  <w:num w:numId="39">
+    <w:abstractNumId w:val="1"/>
   </w:num>
-  <w:num w:numId="7">
-    <w:abstractNumId w:val="2"/>
+  <w:num w:numId="40">
+    <w:abstractNumId w:val="1"/>
   </w:num>
-  <w:num w:numId="8">
-    <w:abstractNumId w:val="2"/>
+  <w:num w:numId="41">
+    <w:abstractNumId w:val="1"/>
   </w:num>
-  <w:num w:numId="9">
-    <w:abstractNumId w:val="2"/>
+  <w:num w:numId="42">
+    <w:abstractNumId w:val="1"/>
   </w:num>
-  <w:num w:numId="10">
-    <w:abstractNumId w:val="2"/>
+  <w:num w:numId="43">
+    <w:abstractNumId w:val="1"/>
   </w:num>
-  <w:num w:numId="11">
-    <w:abstractNumId w:val="2"/>
+  <w:num w:numId="44">
+    <w:abstractNumId w:val="1"/>
   </w:num>
-  <w:num w:numId="12">
-    <w:abstractNumId w:val="2"/>
+  <w:num w:numId="45">
+    <w:abstractNumId w:val="1"/>
   </w:num>
-  <w:num w:numId="13">
-    <w:abstractNumId w:val="2"/>
+  <w:num w:numId="46">
+    <w:abstractNumId w:val="1"/>
   </w:num>
-  <w:num w:numId="14">
-    <w:abstractNumId w:val="2"/>
+  <w:num w:numId="47">
+    <w:abstractNumId w:val="1"/>
   </w:num>
-  <w:num w:numId="15">
-    <w:abstractNumId w:val="2"/>
+  <w:num w:numId="48">
+    <w:abstractNumId w:val="1"/>
   </w:num>
-  <w:num w:numId="16">
-    <w:abstractNumId w:val="2"/>
+  <w:num w:numId="49">
+    <w:abstractNumId w:val="1"/>
   </w:num>
-  <w:num w:numId="17">
-    <w:abstractNumId w:val="2"/>
+  <w:num w:numId="50">
+    <w:abstractNumId w:val="1"/>
   </w:num>
-  <w:num w:numId="18">
-    <w:abstractNumId w:val="2"/>
+  <w:num w:numId="51">
+    <w:abstractNumId w:val="1"/>
   </w:num>
-  <w:num w:numId="19">
-    <w:abstractNumId w:val="2"/>
+  <w:num w:numId="52">
+    <w:abstractNumId w:val="1"/>
   </w:num>
-  <w:num w:numId="20">
-    <w:abstractNumId w:val="2"/>
+  <w:num w:numId="53">
+    <w:abstractNumId w:val="1"/>
   </w:num>
-  <w:num w:numId="21">
-    <w:abstractNumId w:val="2"/>
+  <w:num w:numId="54">
+    <w:abstractNumId w:val="1"/>
   </w:num>
-  <w:num w:numId="22">
-    <w:abstractNumId w:val="2"/>
+  <w:num w:numId="55">
+    <w:abstractNumId w:val="1"/>
   </w:num>
-  <w:num w:numId="23">
-    <w:abstractNumId w:val="2"/>
+  <w:num w:numId="56">
+    <w:abstractNumId w:val="1"/>
   </w:num>
-  <w:num w:numId="24">
-    <w:abstractNumId w:val="2"/>
+  <w:num w:numId="57">
+    <w:abstractNumId w:val="1"/>
   </w:num>
-  <w:num w:numId="25">
-    <w:abstractNumId w:val="2"/>
+  <w:num w:numId="58">
+    <w:abstractNumId w:val="1"/>
   </w:num>
-  <w:num w:numId="26">
-    <w:abstractNumId w:val="2"/>
+  <w:num w:numId="59">
+    <w:abstractNumId w:val="1"/>
   </w:num>
-  <w:num w:numId="27">
-    <w:abstractNumId w:val="2"/>
+  <w:num w:numId="60">
+    <w:abstractNumId w:val="1"/>
   </w:num>
-  <w:num w:numId="28">
-    <w:abstractNumId w:val="2"/>
+  <w:num w:numId="61">
+    <w:abstractNumId w:val="1"/>
   </w:num>
-  <w:num w:numId="29">
-    <w:abstractNumId w:val="2"/>
+  <w:num w:numId="62">
+    <w:abstractNumId w:val="1"/>
   </w:num>
-  <w:num w:numId="30">
-    <w:abstractNumId w:val="2"/>
+  <w:num w:numId="63">
+    <w:abstractNumId w:val="1"/>
   </w:num>
-  <w:num w:numId="31">
-    <w:abstractNumId w:val="2"/>
+  <w:num w:numId="64">
+    <w:abstractNumId w:val="1"/>
   </w:num>
-  <w:num w:numId="32">
-    <w:abstractNumId w:val="2"/>
+  <w:num w:numId="65">
+    <w:abstractNumId w:val="1"/>
   </w:num>
-  <w:num w:numId="33">
-    <w:abstractNumId w:val="2"/>
+  <w:num w:numId="66">
+    <w:abstractNumId w:val="1"/>
   </w:num>
-  <w:num w:numId="34">
-    <w:abstractNumId w:val="2"/>
+  <w:num w:numId="67">
+    <w:abstractNumId w:val="1"/>
   </w:num>
-  <w:num w:numId="35">
-    <w:abstractNumId w:val="2"/>
+  <w:num w:numId="68">
+    <w:abstractNumId w:val="1"/>
   </w:num>
-  <w:num w:numId="36">
-    <w:abstractNumId w:val="2"/>
+  <w:num w:numId="69">
+    <w:abstractNumId w:val="1"/>
   </w:num>
-  <w:num w:numId="37">
-    <w:abstractNumId w:val="2"/>
+  <w:num w:numId="70">
+    <w:abstractNumId w:val="1"/>
   </w:num>
-  <w:num w:numId="38">
-    <w:abstractNumId w:val="2"/>
+  <w:num w:numId="71">
+    <w:abstractNumId w:val="1"/>
   </w:num>
 </w:numbering>
 </file>
@@ -9732,8 +15516,8 @@
       <w:u w:val="single"/>
     </w:rPr>
   </w:style>
-  <w:style w:type="character" w:styleId="FootnoteCharactersuser">
-    <w:name w:val="Footnote Characters (user)"/>
+  <w:style w:type="character" w:styleId="FootnoteCharacters">
+    <w:name w:val="Footnote Characters"/>
     <w:uiPriority w:val="99"/>
     <w:semiHidden/>
     <w:unhideWhenUsed/>
@@ -9742,8 +15526,8 @@
       <w:vertAlign w:val="superscript"/>
     </w:rPr>
   </w:style>
-  <w:style w:type="character" w:styleId="FootnoteCharacters">
-    <w:name w:val="Footnote Characters"/>
+  <w:style w:type="character" w:styleId="FootnoteCharactersuser">
+    <w:name w:val="Footnote Characters (user)"/>
     <w:qFormat/>
     <w:rPr>
       <w:vertAlign w:val="superscript"/>
@@ -9767,8 +15551,8 @@
       <w:szCs w:val="20"/>
     </w:rPr>
   </w:style>
-  <w:style w:type="character" w:styleId="EndnoteCharactersuser">
-    <w:name w:val="Endnote Characters (user)"/>
+  <w:style w:type="character" w:styleId="EndnoteCharacters">
+    <w:name w:val="Endnote Characters"/>
     <w:uiPriority w:val="99"/>
     <w:semiHidden/>
     <w:unhideWhenUsed/>
@@ -9777,8 +15561,8 @@
       <w:vertAlign w:val="superscript"/>
     </w:rPr>
   </w:style>
-  <w:style w:type="character" w:styleId="EndnoteCharacters">
-    <w:name w:val="Endnote Characters"/>
+  <w:style w:type="character" w:styleId="EndnoteCharactersuser">
+    <w:name w:val="Endnote Characters (user)"/>
     <w:qFormat/>
     <w:rPr>
       <w:vertAlign w:val="superscript"/>
@@ -9801,6 +15585,10 @@
       <w:sz w:val="20"/>
       <w:szCs w:val="20"/>
     </w:rPr>
+  </w:style>
+  <w:style w:type="character" w:styleId="LineNumber">
+    <w:name w:val="line number"/>
+    <w:rPr/>
   </w:style>
   <w:style w:type="paragraph" w:styleId="Heading">
     <w:name w:val="Heading"/>
